--- a/célula-1/documentos/informe de requisitos.docx
+++ b/célula-1/documentos/informe de requisitos.docx
@@ -1,6 +1,6 @@
 
 <file path=word/document.xml><?xml version="1.0" encoding="utf-8"?>
-<w:document xmlns:wpc="http://schemas.microsoft.com/office/word/2010/wordprocessingCanvas" xmlns:cx="http://schemas.microsoft.com/office/drawing/2014/chartex" xmlns:cx1="http://schemas.microsoft.com/office/drawing/2015/9/8/chartex" xmlns:cx2="http://schemas.microsoft.com/office/drawing/2015/10/21/chartex" xmlns:cx3="http://schemas.microsoft.com/office/drawing/2016/5/9/chartex" xmlns:cx4="http://schemas.microsoft.com/office/drawing/2016/5/10/chartex" xmlns:cx5="http://schemas.microsoft.com/office/drawing/2016/5/11/chartex" xmlns:cx6="http://schemas.microsoft.com/office/drawing/2016/5/12/chartex" xmlns:cx7="http://schemas.microsoft.com/office/drawing/2016/5/13/chartex" xmlns:cx8="http://schemas.microsoft.com/office/drawing/2016/5/14/chartex" xmlns:mc="http://schemas.openxmlformats.org/markup-compatibility/2006" xmlns:aink="http://schemas.microsoft.com/office/drawing/2016/ink" xmlns:am3d="http://schemas.microsoft.com/office/drawing/2017/model3d" xmlns:o="urn:schemas-microsoft-com:office:office" xmlns:oel="http://schemas.microsoft.com/office/2019/extlst" xmlns:r="http://schemas.openxmlformats.org/officeDocument/2006/relationships" xmlns:m="http://schemas.openxmlformats.org/officeDocument/2006/math" xmlns:v="urn:schemas-microsoft-com:vml" xmlns:wp14="http://schemas.microsoft.com/office/word/2010/wordprocessingDrawing" xmlns:wp="http://schemas.openxmlformats.org/drawingml/2006/wordprocessingDrawing" xmlns:w10="urn:schemas-microsoft-com:office:word" xmlns:w="http://schemas.openxmlformats.org/wordprocessingml/2006/main" xmlns:w14="http://schemas.microsoft.com/office/word/2010/wordml" xmlns:w15="http://schemas.microsoft.com/office/word/2012/wordml" xmlns:w16cex="http://schemas.microsoft.com/office/word/2018/wordml/cex" xmlns:w16cid="http://schemas.microsoft.com/office/word/2016/wordml/cid" xmlns:w16="http://schemas.microsoft.com/office/word/2018/wordml" xmlns:w16du="http://schemas.microsoft.com/office/word/2023/wordml/word16du" xmlns:w16sdtdh="http://schemas.microsoft.com/office/word/2020/wordml/sdtdatahash" xmlns:w16se="http://schemas.microsoft.com/office/word/2015/wordml/symex" xmlns:wpg="http://schemas.microsoft.com/office/word/2010/wordprocessingGroup" xmlns:wpi="http://schemas.microsoft.com/office/word/2010/wordprocessingInk" xmlns:wne="http://schemas.microsoft.com/office/word/2006/wordml" xmlns:wps="http://schemas.microsoft.com/office/word/2010/wordprocessingShape" mc:Ignorable="w14 w15 w16se w16cid w16 w16cex w16sdtdh wp14">
+<w:document xmlns:wpc="http://schemas.microsoft.com/office/word/2010/wordprocessingCanvas" xmlns:cx="http://schemas.microsoft.com/office/drawing/2014/chartex" xmlns:cx1="http://schemas.microsoft.com/office/drawing/2015/9/8/chartex" xmlns:cx2="http://schemas.microsoft.com/office/drawing/2015/10/21/chartex" xmlns:cx3="http://schemas.microsoft.com/office/drawing/2016/5/9/chartex" xmlns:cx4="http://schemas.microsoft.com/office/drawing/2016/5/10/chartex" xmlns:cx5="http://schemas.microsoft.com/office/drawing/2016/5/11/chartex" xmlns:cx6="http://schemas.microsoft.com/office/drawing/2016/5/12/chartex" xmlns:cx7="http://schemas.microsoft.com/office/drawing/2016/5/13/chartex" xmlns:cx8="http://schemas.microsoft.com/office/drawing/2016/5/14/chartex" xmlns:mc="http://schemas.openxmlformats.org/markup-compatibility/2006" xmlns:aink="http://schemas.microsoft.com/office/drawing/2016/ink" xmlns:am3d="http://schemas.microsoft.com/office/drawing/2017/model3d" xmlns:o="urn:schemas-microsoft-com:office:office" xmlns:oel="http://schemas.microsoft.com/office/2019/extlst" xmlns:r="http://schemas.openxmlformats.org/officeDocument/2006/relationships" xmlns:m="http://schemas.openxmlformats.org/officeDocument/2006/math" xmlns:v="urn:schemas-microsoft-com:vml" xmlns:wp14="http://schemas.microsoft.com/office/word/2010/wordprocessingDrawing" xmlns:wp="http://schemas.openxmlformats.org/drawingml/2006/wordprocessingDrawing" xmlns:w10="urn:schemas-microsoft-com:office:word" xmlns:w="http://schemas.openxmlformats.org/wordprocessingml/2006/main" xmlns:w14="http://schemas.microsoft.com/office/word/2010/wordml" xmlns:w15="http://schemas.microsoft.com/office/word/2012/wordml" xmlns:w16cex="http://schemas.microsoft.com/office/word/2018/wordml/cex" xmlns:w16cid="http://schemas.microsoft.com/office/word/2016/wordml/cid" xmlns:w16="http://schemas.microsoft.com/office/word/2018/wordml" xmlns:w16du="http://schemas.microsoft.com/office/word/2023/wordml/word16du" xmlns:w16sdtdh="http://schemas.microsoft.com/office/word/2020/wordml/sdtdatahash" xmlns:w16sdtfl="http://schemas.microsoft.com/office/word/2024/wordml/sdtformatlock" xmlns:w16se="http://schemas.microsoft.com/office/word/2015/wordml/symex" xmlns:wpg="http://schemas.microsoft.com/office/word/2010/wordprocessingGroup" xmlns:wpi="http://schemas.microsoft.com/office/word/2010/wordprocessingInk" xmlns:wne="http://schemas.microsoft.com/office/word/2006/wordml" xmlns:wps="http://schemas.microsoft.com/office/word/2010/wordprocessingShape" mc:Ignorable="w14 w15 w16se w16cid w16 w16cex w16sdtdh w16sdtfl w16du wp14">
   <w:body>
     <w:p>
       <w:pPr>
@@ -155,7 +155,9 @@
       </w:sdtPr>
       <w:sdtEndPr>
         <w:rPr>
+          <w:rFonts w:ascii="Times New Roman" w:hAnsi="Times New Roman"/>
           <w:noProof/>
+          <w:color w:val="000000" w:themeColor="text1"/>
         </w:rPr>
       </w:sdtEndPr>
       <w:sdtContent>
@@ -191,21 +193,21 @@
         <w:p>
           <w:pPr>
             <w:rPr>
-              <w:rFonts w:ascii="Times New Roman" w:hAnsi="Times New Roman" w:cs="Times New Roman"/>
+              <w:rFonts w:cs="Times New Roman"/>
             </w:rPr>
           </w:pPr>
         </w:p>
         <w:p>
           <w:pPr>
             <w:rPr>
-              <w:rFonts w:ascii="Times New Roman" w:hAnsi="Times New Roman" w:cs="Times New Roman"/>
+              <w:rFonts w:cs="Times New Roman"/>
             </w:rPr>
           </w:pPr>
         </w:p>
         <w:p>
           <w:pPr>
             <w:rPr>
-              <w:rFonts w:ascii="Times New Roman" w:hAnsi="Times New Roman" w:cs="Times New Roman"/>
+              <w:rFonts w:cs="Times New Roman"/>
             </w:rPr>
           </w:pPr>
         </w:p>
@@ -216,46 +218,42 @@
               <w:tab w:val="right" w:leader="dot" w:pos="8828"/>
             </w:tabs>
             <w:rPr>
-              <w:rFonts w:ascii="Times New Roman" w:eastAsiaTheme="minorEastAsia" w:hAnsi="Times New Roman" w:cs="Times New Roman"/>
+              <w:rFonts w:asciiTheme="minorHAnsi" w:eastAsiaTheme="minorEastAsia" w:hAnsiTheme="minorHAnsi"/>
               <w:noProof/>
-              <w:lang w:val="es-US" w:eastAsia="es-MX"/>
+              <w:color w:val="auto"/>
+              <w:lang w:eastAsia="es-CO"/>
             </w:rPr>
           </w:pPr>
           <w:r>
             <w:rPr>
-              <w:rFonts w:ascii="Times New Roman" w:hAnsi="Times New Roman" w:cs="Times New Roman"/>
-              <w:color w:val="000000" w:themeColor="text1"/>
+              <w:rFonts w:cs="Times New Roman"/>
             </w:rPr>
             <w:fldChar w:fldCharType="begin"/>
           </w:r>
           <w:r>
             <w:rPr>
-              <w:rFonts w:ascii="Times New Roman" w:hAnsi="Times New Roman" w:cs="Times New Roman"/>
-              <w:color w:val="000000" w:themeColor="text1"/>
+              <w:rFonts w:cs="Times New Roman"/>
               <w:lang w:val="en-US"/>
             </w:rPr>
             <w:instrText xml:space="preserve"> TOC \o "1-3" \h \z \u </w:instrText>
           </w:r>
           <w:r>
             <w:rPr>
-              <w:rFonts w:ascii="Times New Roman" w:hAnsi="Times New Roman" w:cs="Times New Roman"/>
-              <w:color w:val="000000" w:themeColor="text1"/>
+              <w:rFonts w:cs="Times New Roman"/>
             </w:rPr>
             <w:fldChar w:fldCharType="separate"/>
           </w:r>
-          <w:hyperlink w:anchor="_Toc241764883" w:history="1">
+          <w:hyperlink w:anchor="_Toc241954128" w:history="1">
             <w:r>
               <w:rPr>
                 <w:rStyle w:val="Hipervnculo"/>
-                <w:rFonts w:ascii="Times New Roman" w:hAnsi="Times New Roman" w:cs="Times New Roman"/>
-                <w:noProof/>
-                <w:lang w:val="en-US"/>
+                <w:rFonts w:cs="Times New Roman"/>
+                <w:noProof/>
               </w:rPr>
               <w:t>Listado de tablas</w:t>
             </w:r>
             <w:r>
               <w:rPr>
-                <w:rFonts w:ascii="Times New Roman" w:hAnsi="Times New Roman" w:cs="Times New Roman"/>
                 <w:noProof/>
                 <w:webHidden/>
               </w:rPr>
@@ -263,7 +261,6 @@
             </w:r>
             <w:r>
               <w:rPr>
-                <w:rFonts w:ascii="Times New Roman" w:hAnsi="Times New Roman" w:cs="Times New Roman"/>
                 <w:noProof/>
                 <w:webHidden/>
               </w:rPr>
@@ -271,22 +268,19 @@
             </w:r>
             <w:r>
               <w:rPr>
-                <w:rFonts w:ascii="Times New Roman" w:hAnsi="Times New Roman" w:cs="Times New Roman"/>
-                <w:noProof/>
-                <w:webHidden/>
-              </w:rPr>
-              <w:instrText xml:space="preserve"> PAGEREF _Toc241764883 \h </w:instrText>
-            </w:r>
-            <w:r>
-              <w:rPr>
-                <w:rFonts w:ascii="Times New Roman" w:hAnsi="Times New Roman" w:cs="Times New Roman"/>
-                <w:noProof/>
-                <w:webHidden/>
-              </w:rPr>
-            </w:r>
-            <w:r>
-              <w:rPr>
-                <w:rFonts w:ascii="Times New Roman" w:hAnsi="Times New Roman" w:cs="Times New Roman"/>
+                <w:noProof/>
+                <w:webHidden/>
+              </w:rPr>
+              <w:instrText xml:space="preserve"> PAGEREF _Toc241954128 \h </w:instrText>
+            </w:r>
+            <w:r>
+              <w:rPr>
+                <w:noProof/>
+                <w:webHidden/>
+              </w:rPr>
+            </w:r>
+            <w:r>
+              <w:rPr>
                 <w:noProof/>
                 <w:webHidden/>
               </w:rPr>
@@ -294,15 +288,13 @@
             </w:r>
             <w:r>
               <w:rPr>
-                <w:rFonts w:ascii="Times New Roman" w:hAnsi="Times New Roman" w:cs="Times New Roman"/>
-                <w:noProof/>
-                <w:webHidden/>
-              </w:rPr>
-              <w:t>3</w:t>
-            </w:r>
-            <w:r>
-              <w:rPr>
-                <w:rFonts w:ascii="Times New Roman" w:hAnsi="Times New Roman" w:cs="Times New Roman"/>
+                <w:noProof/>
+                <w:webHidden/>
+              </w:rPr>
+              <w:t>4</w:t>
+            </w:r>
+            <w:r>
+              <w:rPr>
                 <w:noProof/>
                 <w:webHidden/>
               </w:rPr>
@@ -317,23 +309,23 @@
               <w:tab w:val="right" w:leader="dot" w:pos="8828"/>
             </w:tabs>
             <w:rPr>
-              <w:rFonts w:ascii="Times New Roman" w:eastAsiaTheme="minorEastAsia" w:hAnsi="Times New Roman" w:cs="Times New Roman"/>
+              <w:rFonts w:asciiTheme="minorHAnsi" w:eastAsiaTheme="minorEastAsia" w:hAnsiTheme="minorHAnsi"/>
               <w:noProof/>
-              <w:lang w:val="es-US" w:eastAsia="es-MX"/>
+              <w:color w:val="auto"/>
+              <w:lang w:eastAsia="es-CO"/>
             </w:rPr>
           </w:pPr>
-          <w:hyperlink w:anchor="_Toc241764884" w:history="1">
+          <w:hyperlink w:anchor="_Toc241954129" w:history="1">
             <w:r>
               <w:rPr>
                 <w:rStyle w:val="Hipervnculo"/>
-                <w:rFonts w:ascii="Times New Roman" w:hAnsi="Times New Roman" w:cs="Times New Roman"/>
+                <w:rFonts w:cs="Times New Roman"/>
                 <w:noProof/>
               </w:rPr>
               <w:t>Listado de ilustraciones</w:t>
             </w:r>
             <w:r>
               <w:rPr>
-                <w:rFonts w:ascii="Times New Roman" w:hAnsi="Times New Roman" w:cs="Times New Roman"/>
                 <w:noProof/>
                 <w:webHidden/>
               </w:rPr>
@@ -341,7 +333,6 @@
             </w:r>
             <w:r>
               <w:rPr>
-                <w:rFonts w:ascii="Times New Roman" w:hAnsi="Times New Roman" w:cs="Times New Roman"/>
                 <w:noProof/>
                 <w:webHidden/>
               </w:rPr>
@@ -349,22 +340,19 @@
             </w:r>
             <w:r>
               <w:rPr>
-                <w:rFonts w:ascii="Times New Roman" w:hAnsi="Times New Roman" w:cs="Times New Roman"/>
-                <w:noProof/>
-                <w:webHidden/>
-              </w:rPr>
-              <w:instrText xml:space="preserve"> PAGEREF _Toc241764884 \h </w:instrText>
-            </w:r>
-            <w:r>
-              <w:rPr>
-                <w:rFonts w:ascii="Times New Roman" w:hAnsi="Times New Roman" w:cs="Times New Roman"/>
-                <w:noProof/>
-                <w:webHidden/>
-              </w:rPr>
-            </w:r>
-            <w:r>
-              <w:rPr>
-                <w:rFonts w:ascii="Times New Roman" w:hAnsi="Times New Roman" w:cs="Times New Roman"/>
+                <w:noProof/>
+                <w:webHidden/>
+              </w:rPr>
+              <w:instrText xml:space="preserve"> PAGEREF _Toc241954129 \h </w:instrText>
+            </w:r>
+            <w:r>
+              <w:rPr>
+                <w:noProof/>
+                <w:webHidden/>
+              </w:rPr>
+            </w:r>
+            <w:r>
+              <w:rPr>
                 <w:noProof/>
                 <w:webHidden/>
               </w:rPr>
@@ -372,15 +360,13 @@
             </w:r>
             <w:r>
               <w:rPr>
-                <w:rFonts w:ascii="Times New Roman" w:hAnsi="Times New Roman" w:cs="Times New Roman"/>
-                <w:noProof/>
-                <w:webHidden/>
-              </w:rPr>
-              <w:t>4</w:t>
-            </w:r>
-            <w:r>
-              <w:rPr>
-                <w:rFonts w:ascii="Times New Roman" w:hAnsi="Times New Roman" w:cs="Times New Roman"/>
+                <w:noProof/>
+                <w:webHidden/>
+              </w:rPr>
+              <w:t>5</w:t>
+            </w:r>
+            <w:r>
+              <w:rPr>
                 <w:noProof/>
                 <w:webHidden/>
               </w:rPr>
@@ -395,23 +381,23 @@
               <w:tab w:val="right" w:leader="dot" w:pos="8828"/>
             </w:tabs>
             <w:rPr>
-              <w:rFonts w:ascii="Times New Roman" w:eastAsiaTheme="minorEastAsia" w:hAnsi="Times New Roman" w:cs="Times New Roman"/>
+              <w:rFonts w:asciiTheme="minorHAnsi" w:eastAsiaTheme="minorEastAsia" w:hAnsiTheme="minorHAnsi"/>
               <w:noProof/>
-              <w:lang w:val="es-US" w:eastAsia="es-MX"/>
+              <w:color w:val="auto"/>
+              <w:lang w:eastAsia="es-CO"/>
             </w:rPr>
           </w:pPr>
-          <w:hyperlink w:anchor="_Toc241764885" w:history="1">
+          <w:hyperlink w:anchor="_Toc241954130" w:history="1">
             <w:r>
               <w:rPr>
                 <w:rStyle w:val="Hipervnculo"/>
-                <w:rFonts w:ascii="Times New Roman" w:hAnsi="Times New Roman" w:cs="Times New Roman"/>
-                <w:noProof/>
+                <w:noProof/>
+                <w:lang w:val="es-ES"/>
               </w:rPr>
               <w:t>Introducción</w:t>
             </w:r>
             <w:r>
               <w:rPr>
-                <w:rFonts w:ascii="Times New Roman" w:hAnsi="Times New Roman" w:cs="Times New Roman"/>
                 <w:noProof/>
                 <w:webHidden/>
               </w:rPr>
@@ -419,7 +405,6 @@
             </w:r>
             <w:r>
               <w:rPr>
-                <w:rFonts w:ascii="Times New Roman" w:hAnsi="Times New Roman" w:cs="Times New Roman"/>
                 <w:noProof/>
                 <w:webHidden/>
               </w:rPr>
@@ -427,22 +412,19 @@
             </w:r>
             <w:r>
               <w:rPr>
-                <w:rFonts w:ascii="Times New Roman" w:hAnsi="Times New Roman" w:cs="Times New Roman"/>
-                <w:noProof/>
-                <w:webHidden/>
-              </w:rPr>
-              <w:instrText xml:space="preserve"> PAGEREF _Toc241764885 \h </w:instrText>
-            </w:r>
-            <w:r>
-              <w:rPr>
-                <w:rFonts w:ascii="Times New Roman" w:hAnsi="Times New Roman" w:cs="Times New Roman"/>
-                <w:noProof/>
-                <w:webHidden/>
-              </w:rPr>
-            </w:r>
-            <w:r>
-              <w:rPr>
-                <w:rFonts w:ascii="Times New Roman" w:hAnsi="Times New Roman" w:cs="Times New Roman"/>
+                <w:noProof/>
+                <w:webHidden/>
+              </w:rPr>
+              <w:instrText xml:space="preserve"> PAGEREF _Toc241954130 \h </w:instrText>
+            </w:r>
+            <w:r>
+              <w:rPr>
+                <w:noProof/>
+                <w:webHidden/>
+              </w:rPr>
+            </w:r>
+            <w:r>
+              <w:rPr>
                 <w:noProof/>
                 <w:webHidden/>
               </w:rPr>
@@ -450,15 +432,13 @@
             </w:r>
             <w:r>
               <w:rPr>
-                <w:rFonts w:ascii="Times New Roman" w:hAnsi="Times New Roman" w:cs="Times New Roman"/>
-                <w:noProof/>
-                <w:webHidden/>
-              </w:rPr>
-              <w:t>5</w:t>
-            </w:r>
-            <w:r>
-              <w:rPr>
-                <w:rFonts w:ascii="Times New Roman" w:hAnsi="Times New Roman" w:cs="Times New Roman"/>
+                <w:noProof/>
+                <w:webHidden/>
+              </w:rPr>
+              <w:t>6</w:t>
+            </w:r>
+            <w:r>
+              <w:rPr>
                 <w:noProof/>
                 <w:webHidden/>
               </w:rPr>
@@ -473,23 +453,22 @@
               <w:tab w:val="right" w:leader="dot" w:pos="8828"/>
             </w:tabs>
             <w:rPr>
-              <w:rFonts w:ascii="Times New Roman" w:eastAsiaTheme="minorEastAsia" w:hAnsi="Times New Roman" w:cs="Times New Roman"/>
+              <w:rFonts w:asciiTheme="minorHAnsi" w:eastAsiaTheme="minorEastAsia" w:hAnsiTheme="minorHAnsi"/>
               <w:noProof/>
-              <w:lang w:val="es-US" w:eastAsia="es-MX"/>
+              <w:color w:val="auto"/>
+              <w:lang w:eastAsia="es-CO"/>
             </w:rPr>
           </w:pPr>
-          <w:hyperlink w:anchor="_Toc241764886" w:history="1">
+          <w:hyperlink w:anchor="_Toc241954131" w:history="1">
             <w:r>
               <w:rPr>
                 <w:rStyle w:val="Hipervnculo"/>
-                <w:rFonts w:ascii="Times New Roman" w:hAnsi="Times New Roman" w:cs="Times New Roman"/>
                 <w:noProof/>
               </w:rPr>
               <w:t>Objetivos</w:t>
             </w:r>
             <w:r>
               <w:rPr>
-                <w:rFonts w:ascii="Times New Roman" w:hAnsi="Times New Roman" w:cs="Times New Roman"/>
                 <w:noProof/>
                 <w:webHidden/>
               </w:rPr>
@@ -497,7 +476,6 @@
             </w:r>
             <w:r>
               <w:rPr>
-                <w:rFonts w:ascii="Times New Roman" w:hAnsi="Times New Roman" w:cs="Times New Roman"/>
                 <w:noProof/>
                 <w:webHidden/>
               </w:rPr>
@@ -505,22 +483,19 @@
             </w:r>
             <w:r>
               <w:rPr>
-                <w:rFonts w:ascii="Times New Roman" w:hAnsi="Times New Roman" w:cs="Times New Roman"/>
-                <w:noProof/>
-                <w:webHidden/>
-              </w:rPr>
-              <w:instrText xml:space="preserve"> PAGEREF _Toc241764886 \h </w:instrText>
-            </w:r>
-            <w:r>
-              <w:rPr>
-                <w:rFonts w:ascii="Times New Roman" w:hAnsi="Times New Roman" w:cs="Times New Roman"/>
-                <w:noProof/>
-                <w:webHidden/>
-              </w:rPr>
-            </w:r>
-            <w:r>
-              <w:rPr>
-                <w:rFonts w:ascii="Times New Roman" w:hAnsi="Times New Roman" w:cs="Times New Roman"/>
+                <w:noProof/>
+                <w:webHidden/>
+              </w:rPr>
+              <w:instrText xml:space="preserve"> PAGEREF _Toc241954131 \h </w:instrText>
+            </w:r>
+            <w:r>
+              <w:rPr>
+                <w:noProof/>
+                <w:webHidden/>
+              </w:rPr>
+            </w:r>
+            <w:r>
+              <w:rPr>
                 <w:noProof/>
                 <w:webHidden/>
               </w:rPr>
@@ -528,15 +503,157 @@
             </w:r>
             <w:r>
               <w:rPr>
-                <w:rFonts w:ascii="Times New Roman" w:hAnsi="Times New Roman" w:cs="Times New Roman"/>
-                <w:noProof/>
-                <w:webHidden/>
-              </w:rPr>
-              <w:t>6</w:t>
-            </w:r>
-            <w:r>
-              <w:rPr>
-                <w:rFonts w:ascii="Times New Roman" w:hAnsi="Times New Roman" w:cs="Times New Roman"/>
+                <w:noProof/>
+                <w:webHidden/>
+              </w:rPr>
+              <w:t>8</w:t>
+            </w:r>
+            <w:r>
+              <w:rPr>
+                <w:noProof/>
+                <w:webHidden/>
+              </w:rPr>
+              <w:fldChar w:fldCharType="end"/>
+            </w:r>
+          </w:hyperlink>
+        </w:p>
+        <w:p>
+          <w:pPr>
+            <w:pStyle w:val="TDC2"/>
+            <w:tabs>
+              <w:tab w:val="right" w:leader="dot" w:pos="8828"/>
+            </w:tabs>
+            <w:rPr>
+              <w:rFonts w:asciiTheme="minorHAnsi" w:eastAsiaTheme="minorEastAsia" w:hAnsiTheme="minorHAnsi"/>
+              <w:noProof/>
+              <w:color w:val="auto"/>
+              <w:lang w:eastAsia="es-CO"/>
+            </w:rPr>
+          </w:pPr>
+          <w:hyperlink w:anchor="_Toc241954132" w:history="1">
+            <w:r>
+              <w:rPr>
+                <w:rStyle w:val="Hipervnculo"/>
+                <w:noProof/>
+              </w:rPr>
+              <w:t>Objetivo general</w:t>
+            </w:r>
+            <w:r>
+              <w:rPr>
+                <w:noProof/>
+                <w:webHidden/>
+              </w:rPr>
+              <w:tab/>
+            </w:r>
+            <w:r>
+              <w:rPr>
+                <w:noProof/>
+                <w:webHidden/>
+              </w:rPr>
+              <w:fldChar w:fldCharType="begin"/>
+            </w:r>
+            <w:r>
+              <w:rPr>
+                <w:noProof/>
+                <w:webHidden/>
+              </w:rPr>
+              <w:instrText xml:space="preserve"> PAGEREF _Toc241954132 \h </w:instrText>
+            </w:r>
+            <w:r>
+              <w:rPr>
+                <w:noProof/>
+                <w:webHidden/>
+              </w:rPr>
+            </w:r>
+            <w:r>
+              <w:rPr>
+                <w:noProof/>
+                <w:webHidden/>
+              </w:rPr>
+              <w:fldChar w:fldCharType="separate"/>
+            </w:r>
+            <w:r>
+              <w:rPr>
+                <w:noProof/>
+                <w:webHidden/>
+              </w:rPr>
+              <w:t>8</w:t>
+            </w:r>
+            <w:r>
+              <w:rPr>
+                <w:noProof/>
+                <w:webHidden/>
+              </w:rPr>
+              <w:fldChar w:fldCharType="end"/>
+            </w:r>
+          </w:hyperlink>
+        </w:p>
+        <w:p>
+          <w:pPr>
+            <w:pStyle w:val="TDC2"/>
+            <w:tabs>
+              <w:tab w:val="right" w:leader="dot" w:pos="8828"/>
+            </w:tabs>
+            <w:rPr>
+              <w:rFonts w:asciiTheme="minorHAnsi" w:eastAsiaTheme="minorEastAsia" w:hAnsiTheme="minorHAnsi"/>
+              <w:noProof/>
+              <w:color w:val="auto"/>
+              <w:lang w:eastAsia="es-CO"/>
+            </w:rPr>
+          </w:pPr>
+          <w:hyperlink w:anchor="_Toc241954133" w:history="1">
+            <w:r>
+              <w:rPr>
+                <w:rStyle w:val="Hipervnculo"/>
+                <w:rFonts w:eastAsia="Times New Roman"/>
+                <w:noProof/>
+                <w:lang w:eastAsia="es-CO"/>
+              </w:rPr>
+              <w:t>Objetivos específicos</w:t>
+            </w:r>
+            <w:r>
+              <w:rPr>
+                <w:noProof/>
+                <w:webHidden/>
+              </w:rPr>
+              <w:tab/>
+            </w:r>
+            <w:r>
+              <w:rPr>
+                <w:noProof/>
+                <w:webHidden/>
+              </w:rPr>
+              <w:fldChar w:fldCharType="begin"/>
+            </w:r>
+            <w:r>
+              <w:rPr>
+                <w:noProof/>
+                <w:webHidden/>
+              </w:rPr>
+              <w:instrText xml:space="preserve"> PAGEREF _Toc241954133 \h </w:instrText>
+            </w:r>
+            <w:r>
+              <w:rPr>
+                <w:noProof/>
+                <w:webHidden/>
+              </w:rPr>
+            </w:r>
+            <w:r>
+              <w:rPr>
+                <w:noProof/>
+                <w:webHidden/>
+              </w:rPr>
+              <w:fldChar w:fldCharType="separate"/>
+            </w:r>
+            <w:r>
+              <w:rPr>
+                <w:noProof/>
+                <w:webHidden/>
+              </w:rPr>
+              <w:t>8</w:t>
+            </w:r>
+            <w:r>
+              <w:rPr>
                 <w:noProof/>
                 <w:webHidden/>
               </w:rPr>
@@ -551,23 +668,22 @@
               <w:tab w:val="right" w:leader="dot" w:pos="8828"/>
             </w:tabs>
             <w:rPr>
-              <w:rFonts w:ascii="Times New Roman" w:eastAsiaTheme="minorEastAsia" w:hAnsi="Times New Roman" w:cs="Times New Roman"/>
+              <w:rFonts w:asciiTheme="minorHAnsi" w:eastAsiaTheme="minorEastAsia" w:hAnsiTheme="minorHAnsi"/>
               <w:noProof/>
-              <w:lang w:val="es-US" w:eastAsia="es-MX"/>
+              <w:color w:val="auto"/>
+              <w:lang w:eastAsia="es-CO"/>
             </w:rPr>
           </w:pPr>
-          <w:hyperlink w:anchor="_Toc241764887" w:history="1">
+          <w:hyperlink w:anchor="_Toc241954134" w:history="1">
             <w:r>
               <w:rPr>
                 <w:rStyle w:val="Hipervnculo"/>
-                <w:rFonts w:ascii="Times New Roman" w:hAnsi="Times New Roman" w:cs="Times New Roman"/>
                 <w:noProof/>
               </w:rPr>
               <w:t>Planteamiento del problema</w:t>
             </w:r>
             <w:r>
               <w:rPr>
-                <w:rFonts w:ascii="Times New Roman" w:hAnsi="Times New Roman" w:cs="Times New Roman"/>
                 <w:noProof/>
                 <w:webHidden/>
               </w:rPr>
@@ -575,7 +691,6 @@
             </w:r>
             <w:r>
               <w:rPr>
-                <w:rFonts w:ascii="Times New Roman" w:hAnsi="Times New Roman" w:cs="Times New Roman"/>
                 <w:noProof/>
                 <w:webHidden/>
               </w:rPr>
@@ -583,22 +698,19 @@
             </w:r>
             <w:r>
               <w:rPr>
-                <w:rFonts w:ascii="Times New Roman" w:hAnsi="Times New Roman" w:cs="Times New Roman"/>
-                <w:noProof/>
-                <w:webHidden/>
-              </w:rPr>
-              <w:instrText xml:space="preserve"> PAGEREF _Toc241764887 \h </w:instrText>
-            </w:r>
-            <w:r>
-              <w:rPr>
-                <w:rFonts w:ascii="Times New Roman" w:hAnsi="Times New Roman" w:cs="Times New Roman"/>
-                <w:noProof/>
-                <w:webHidden/>
-              </w:rPr>
-            </w:r>
-            <w:r>
-              <w:rPr>
-                <w:rFonts w:ascii="Times New Roman" w:hAnsi="Times New Roman" w:cs="Times New Roman"/>
+                <w:noProof/>
+                <w:webHidden/>
+              </w:rPr>
+              <w:instrText xml:space="preserve"> PAGEREF _Toc241954134 \h </w:instrText>
+            </w:r>
+            <w:r>
+              <w:rPr>
+                <w:noProof/>
+                <w:webHidden/>
+              </w:rPr>
+            </w:r>
+            <w:r>
+              <w:rPr>
                 <w:noProof/>
                 <w:webHidden/>
               </w:rPr>
@@ -606,15 +718,13 @@
             </w:r>
             <w:r>
               <w:rPr>
-                <w:rFonts w:ascii="Times New Roman" w:hAnsi="Times New Roman" w:cs="Times New Roman"/>
-                <w:noProof/>
-                <w:webHidden/>
-              </w:rPr>
-              <w:t>7</w:t>
-            </w:r>
-            <w:r>
-              <w:rPr>
-                <w:rFonts w:ascii="Times New Roman" w:hAnsi="Times New Roman" w:cs="Times New Roman"/>
+                <w:noProof/>
+                <w:webHidden/>
+              </w:rPr>
+              <w:t>9</w:t>
+            </w:r>
+            <w:r>
+              <w:rPr>
                 <w:noProof/>
                 <w:webHidden/>
               </w:rPr>
@@ -629,23 +739,25 @@
               <w:tab w:val="right" w:leader="dot" w:pos="8828"/>
             </w:tabs>
             <w:rPr>
-              <w:rFonts w:ascii="Times New Roman" w:eastAsiaTheme="minorEastAsia" w:hAnsi="Times New Roman" w:cs="Times New Roman"/>
+              <w:rFonts w:asciiTheme="minorHAnsi" w:eastAsiaTheme="minorEastAsia" w:hAnsiTheme="minorHAnsi"/>
               <w:noProof/>
-              <w:lang w:val="es-US" w:eastAsia="es-MX"/>
+              <w:color w:val="auto"/>
+              <w:lang w:eastAsia="es-CO"/>
             </w:rPr>
           </w:pPr>
-          <w:hyperlink w:anchor="_Toc241764888" w:history="1">
+          <w:hyperlink w:anchor="_Toc241954135" w:history="1">
             <w:r>
               <w:rPr>
                 <w:rStyle w:val="Hipervnculo"/>
-                <w:rFonts w:ascii="Times New Roman" w:hAnsi="Times New Roman" w:cs="Times New Roman"/>
-                <w:noProof/>
-              </w:rPr>
-              <w:t>Stack tecnológico</w:t>
-            </w:r>
-            <w:r>
-              <w:rPr>
-                <w:rFonts w:ascii="Times New Roman" w:hAnsi="Times New Roman" w:cs="Times New Roman"/>
+                <w:rFonts w:eastAsia="Times New Roman" w:cs="Times New Roman"/>
+                <w:b/>
+                <w:noProof/>
+                <w:lang w:eastAsia="es-CO"/>
+              </w:rPr>
+              <w:t>Stack Tecnológico</w:t>
+            </w:r>
+            <w:r>
+              <w:rPr>
                 <w:noProof/>
                 <w:webHidden/>
               </w:rPr>
@@ -653,7 +765,6 @@
             </w:r>
             <w:r>
               <w:rPr>
-                <w:rFonts w:ascii="Times New Roman" w:hAnsi="Times New Roman" w:cs="Times New Roman"/>
                 <w:noProof/>
                 <w:webHidden/>
               </w:rPr>
@@ -661,22 +772,19 @@
             </w:r>
             <w:r>
               <w:rPr>
-                <w:rFonts w:ascii="Times New Roman" w:hAnsi="Times New Roman" w:cs="Times New Roman"/>
-                <w:noProof/>
-                <w:webHidden/>
-              </w:rPr>
-              <w:instrText xml:space="preserve"> PAGEREF _Toc241764888 \h </w:instrText>
-            </w:r>
-            <w:r>
-              <w:rPr>
-                <w:rFonts w:ascii="Times New Roman" w:hAnsi="Times New Roman" w:cs="Times New Roman"/>
-                <w:noProof/>
-                <w:webHidden/>
-              </w:rPr>
-            </w:r>
-            <w:r>
-              <w:rPr>
-                <w:rFonts w:ascii="Times New Roman" w:hAnsi="Times New Roman" w:cs="Times New Roman"/>
+                <w:noProof/>
+                <w:webHidden/>
+              </w:rPr>
+              <w:instrText xml:space="preserve"> PAGEREF _Toc241954135 \h </w:instrText>
+            </w:r>
+            <w:r>
+              <w:rPr>
+                <w:noProof/>
+                <w:webHidden/>
+              </w:rPr>
+            </w:r>
+            <w:r>
+              <w:rPr>
                 <w:noProof/>
                 <w:webHidden/>
               </w:rPr>
@@ -684,15 +792,305 @@
             </w:r>
             <w:r>
               <w:rPr>
-                <w:rFonts w:ascii="Times New Roman" w:hAnsi="Times New Roman" w:cs="Times New Roman"/>
-                <w:noProof/>
-                <w:webHidden/>
-              </w:rPr>
-              <w:t>8</w:t>
-            </w:r>
-            <w:r>
-              <w:rPr>
-                <w:rFonts w:ascii="Times New Roman" w:hAnsi="Times New Roman" w:cs="Times New Roman"/>
+                <w:noProof/>
+                <w:webHidden/>
+              </w:rPr>
+              <w:t>11</w:t>
+            </w:r>
+            <w:r>
+              <w:rPr>
+                <w:noProof/>
+                <w:webHidden/>
+              </w:rPr>
+              <w:fldChar w:fldCharType="end"/>
+            </w:r>
+          </w:hyperlink>
+        </w:p>
+        <w:p>
+          <w:pPr>
+            <w:pStyle w:val="TDC2"/>
+            <w:tabs>
+              <w:tab w:val="right" w:leader="dot" w:pos="8828"/>
+            </w:tabs>
+            <w:rPr>
+              <w:rFonts w:asciiTheme="minorHAnsi" w:eastAsiaTheme="minorEastAsia" w:hAnsiTheme="minorHAnsi"/>
+              <w:noProof/>
+              <w:color w:val="auto"/>
+              <w:lang w:eastAsia="es-CO"/>
+            </w:rPr>
+          </w:pPr>
+          <w:hyperlink w:anchor="_Toc241954136" w:history="1">
+            <w:r>
+              <w:rPr>
+                <w:rStyle w:val="Hipervnculo"/>
+                <w:rFonts w:eastAsia="Times New Roman"/>
+                <w:noProof/>
+                <w:lang w:eastAsia="es-CO"/>
+              </w:rPr>
+              <w:t>Frontend (Capa de Presentación)</w:t>
+            </w:r>
+            <w:r>
+              <w:rPr>
+                <w:noProof/>
+                <w:webHidden/>
+              </w:rPr>
+              <w:tab/>
+            </w:r>
+            <w:r>
+              <w:rPr>
+                <w:noProof/>
+                <w:webHidden/>
+              </w:rPr>
+              <w:fldChar w:fldCharType="begin"/>
+            </w:r>
+            <w:r>
+              <w:rPr>
+                <w:noProof/>
+                <w:webHidden/>
+              </w:rPr>
+              <w:instrText xml:space="preserve"> PAGEREF _Toc241954136 \h </w:instrText>
+            </w:r>
+            <w:r>
+              <w:rPr>
+                <w:noProof/>
+                <w:webHidden/>
+              </w:rPr>
+            </w:r>
+            <w:r>
+              <w:rPr>
+                <w:noProof/>
+                <w:webHidden/>
+              </w:rPr>
+              <w:fldChar w:fldCharType="separate"/>
+            </w:r>
+            <w:r>
+              <w:rPr>
+                <w:noProof/>
+                <w:webHidden/>
+              </w:rPr>
+              <w:t>11</w:t>
+            </w:r>
+            <w:r>
+              <w:rPr>
+                <w:noProof/>
+                <w:webHidden/>
+              </w:rPr>
+              <w:fldChar w:fldCharType="end"/>
+            </w:r>
+          </w:hyperlink>
+        </w:p>
+        <w:p>
+          <w:pPr>
+            <w:pStyle w:val="TDC2"/>
+            <w:tabs>
+              <w:tab w:val="right" w:leader="dot" w:pos="8828"/>
+            </w:tabs>
+            <w:rPr>
+              <w:rFonts w:asciiTheme="minorHAnsi" w:eastAsiaTheme="minorEastAsia" w:hAnsiTheme="minorHAnsi"/>
+              <w:noProof/>
+              <w:color w:val="auto"/>
+              <w:lang w:eastAsia="es-CO"/>
+            </w:rPr>
+          </w:pPr>
+          <w:hyperlink w:anchor="_Toc241954137" w:history="1">
+            <w:r>
+              <w:rPr>
+                <w:rStyle w:val="Hipervnculo"/>
+                <w:rFonts w:eastAsia="Times New Roman"/>
+                <w:noProof/>
+                <w:lang w:eastAsia="es-CO"/>
+              </w:rPr>
+              <w:t>Backend (Capa de Lógica de Negocio)</w:t>
+            </w:r>
+            <w:r>
+              <w:rPr>
+                <w:noProof/>
+                <w:webHidden/>
+              </w:rPr>
+              <w:tab/>
+            </w:r>
+            <w:r>
+              <w:rPr>
+                <w:noProof/>
+                <w:webHidden/>
+              </w:rPr>
+              <w:fldChar w:fldCharType="begin"/>
+            </w:r>
+            <w:r>
+              <w:rPr>
+                <w:noProof/>
+                <w:webHidden/>
+              </w:rPr>
+              <w:instrText xml:space="preserve"> PAGEREF _Toc241954137 \h </w:instrText>
+            </w:r>
+            <w:r>
+              <w:rPr>
+                <w:noProof/>
+                <w:webHidden/>
+              </w:rPr>
+            </w:r>
+            <w:r>
+              <w:rPr>
+                <w:noProof/>
+                <w:webHidden/>
+              </w:rPr>
+              <w:fldChar w:fldCharType="separate"/>
+            </w:r>
+            <w:r>
+              <w:rPr>
+                <w:noProof/>
+                <w:webHidden/>
+              </w:rPr>
+              <w:t>11</w:t>
+            </w:r>
+            <w:r>
+              <w:rPr>
+                <w:noProof/>
+                <w:webHidden/>
+              </w:rPr>
+              <w:fldChar w:fldCharType="end"/>
+            </w:r>
+          </w:hyperlink>
+        </w:p>
+        <w:p>
+          <w:pPr>
+            <w:pStyle w:val="TDC2"/>
+            <w:tabs>
+              <w:tab w:val="right" w:leader="dot" w:pos="8828"/>
+            </w:tabs>
+            <w:rPr>
+              <w:rFonts w:asciiTheme="minorHAnsi" w:eastAsiaTheme="minorEastAsia" w:hAnsiTheme="minorHAnsi"/>
+              <w:noProof/>
+              <w:color w:val="auto"/>
+              <w:lang w:eastAsia="es-CO"/>
+            </w:rPr>
+          </w:pPr>
+          <w:hyperlink w:anchor="_Toc241954138" w:history="1">
+            <w:r>
+              <w:rPr>
+                <w:rStyle w:val="Hipervnculo"/>
+                <w:rFonts w:eastAsia="Times New Roman"/>
+                <w:noProof/>
+                <w:lang w:eastAsia="es-CO"/>
+              </w:rPr>
+              <w:t>Base de Datos y Persistencia (Capa de Datos)</w:t>
+            </w:r>
+            <w:r>
+              <w:rPr>
+                <w:noProof/>
+                <w:webHidden/>
+              </w:rPr>
+              <w:tab/>
+            </w:r>
+            <w:r>
+              <w:rPr>
+                <w:noProof/>
+                <w:webHidden/>
+              </w:rPr>
+              <w:fldChar w:fldCharType="begin"/>
+            </w:r>
+            <w:r>
+              <w:rPr>
+                <w:noProof/>
+                <w:webHidden/>
+              </w:rPr>
+              <w:instrText xml:space="preserve"> PAGEREF _Toc241954138 \h </w:instrText>
+            </w:r>
+            <w:r>
+              <w:rPr>
+                <w:noProof/>
+                <w:webHidden/>
+              </w:rPr>
+            </w:r>
+            <w:r>
+              <w:rPr>
+                <w:noProof/>
+                <w:webHidden/>
+              </w:rPr>
+              <w:fldChar w:fldCharType="separate"/>
+            </w:r>
+            <w:r>
+              <w:rPr>
+                <w:noProof/>
+                <w:webHidden/>
+              </w:rPr>
+              <w:t>12</w:t>
+            </w:r>
+            <w:r>
+              <w:rPr>
+                <w:noProof/>
+                <w:webHidden/>
+              </w:rPr>
+              <w:fldChar w:fldCharType="end"/>
+            </w:r>
+          </w:hyperlink>
+        </w:p>
+        <w:p>
+          <w:pPr>
+            <w:pStyle w:val="TDC2"/>
+            <w:tabs>
+              <w:tab w:val="right" w:leader="dot" w:pos="8828"/>
+            </w:tabs>
+            <w:rPr>
+              <w:rFonts w:asciiTheme="minorHAnsi" w:eastAsiaTheme="minorEastAsia" w:hAnsiTheme="minorHAnsi"/>
+              <w:noProof/>
+              <w:color w:val="auto"/>
+              <w:lang w:eastAsia="es-CO"/>
+            </w:rPr>
+          </w:pPr>
+          <w:hyperlink w:anchor="_Toc241954139" w:history="1">
+            <w:r>
+              <w:rPr>
+                <w:rStyle w:val="Hipervnculo"/>
+                <w:rFonts w:eastAsia="Times New Roman"/>
+                <w:noProof/>
+                <w:lang w:eastAsia="es-CO"/>
+              </w:rPr>
+              <w:t>Herramientas de Soporte y Control de Versiones</w:t>
+            </w:r>
+            <w:r>
+              <w:rPr>
+                <w:noProof/>
+                <w:webHidden/>
+              </w:rPr>
+              <w:tab/>
+            </w:r>
+            <w:r>
+              <w:rPr>
+                <w:noProof/>
+                <w:webHidden/>
+              </w:rPr>
+              <w:fldChar w:fldCharType="begin"/>
+            </w:r>
+            <w:r>
+              <w:rPr>
+                <w:noProof/>
+                <w:webHidden/>
+              </w:rPr>
+              <w:instrText xml:space="preserve"> PAGEREF _Toc241954139 \h </w:instrText>
+            </w:r>
+            <w:r>
+              <w:rPr>
+                <w:noProof/>
+                <w:webHidden/>
+              </w:rPr>
+            </w:r>
+            <w:r>
+              <w:rPr>
+                <w:noProof/>
+                <w:webHidden/>
+              </w:rPr>
+              <w:fldChar w:fldCharType="separate"/>
+            </w:r>
+            <w:r>
+              <w:rPr>
+                <w:noProof/>
+                <w:webHidden/>
+              </w:rPr>
+              <w:t>12</w:t>
+            </w:r>
+            <w:r>
+              <w:rPr>
                 <w:noProof/>
                 <w:webHidden/>
               </w:rPr>
@@ -707,23 +1105,23 @@
               <w:tab w:val="right" w:leader="dot" w:pos="8828"/>
             </w:tabs>
             <w:rPr>
-              <w:rFonts w:ascii="Times New Roman" w:eastAsiaTheme="minorEastAsia" w:hAnsi="Times New Roman" w:cs="Times New Roman"/>
+              <w:rFonts w:asciiTheme="minorHAnsi" w:eastAsiaTheme="minorEastAsia" w:hAnsiTheme="minorHAnsi"/>
               <w:noProof/>
-              <w:lang w:val="es-US" w:eastAsia="es-MX"/>
+              <w:color w:val="auto"/>
+              <w:lang w:eastAsia="es-CO"/>
             </w:rPr>
           </w:pPr>
-          <w:hyperlink w:anchor="_Toc241764889" w:history="1">
+          <w:hyperlink w:anchor="_Toc241954140" w:history="1">
             <w:r>
               <w:rPr>
                 <w:rStyle w:val="Hipervnculo"/>
-                <w:rFonts w:ascii="Times New Roman" w:hAnsi="Times New Roman" w:cs="Times New Roman"/>
+                <w:rFonts w:cs="Times New Roman"/>
                 <w:noProof/>
               </w:rPr>
               <w:t>Alcance</w:t>
             </w:r>
             <w:r>
               <w:rPr>
-                <w:rFonts w:ascii="Times New Roman" w:hAnsi="Times New Roman" w:cs="Times New Roman"/>
                 <w:noProof/>
                 <w:webHidden/>
               </w:rPr>
@@ -731,7 +1129,6 @@
             </w:r>
             <w:r>
               <w:rPr>
-                <w:rFonts w:ascii="Times New Roman" w:hAnsi="Times New Roman" w:cs="Times New Roman"/>
                 <w:noProof/>
                 <w:webHidden/>
               </w:rPr>
@@ -739,22 +1136,19 @@
             </w:r>
             <w:r>
               <w:rPr>
-                <w:rFonts w:ascii="Times New Roman" w:hAnsi="Times New Roman" w:cs="Times New Roman"/>
-                <w:noProof/>
-                <w:webHidden/>
-              </w:rPr>
-              <w:instrText xml:space="preserve"> PAGEREF _Toc241764889 \h </w:instrText>
-            </w:r>
-            <w:r>
-              <w:rPr>
-                <w:rFonts w:ascii="Times New Roman" w:hAnsi="Times New Roman" w:cs="Times New Roman"/>
-                <w:noProof/>
-                <w:webHidden/>
-              </w:rPr>
-            </w:r>
-            <w:r>
-              <w:rPr>
-                <w:rFonts w:ascii="Times New Roman" w:hAnsi="Times New Roman" w:cs="Times New Roman"/>
+                <w:noProof/>
+                <w:webHidden/>
+              </w:rPr>
+              <w:instrText xml:space="preserve"> PAGEREF _Toc241954140 \h </w:instrText>
+            </w:r>
+            <w:r>
+              <w:rPr>
+                <w:noProof/>
+                <w:webHidden/>
+              </w:rPr>
+            </w:r>
+            <w:r>
+              <w:rPr>
                 <w:noProof/>
                 <w:webHidden/>
               </w:rPr>
@@ -762,15 +1156,156 @@
             </w:r>
             <w:r>
               <w:rPr>
-                <w:rFonts w:ascii="Times New Roman" w:hAnsi="Times New Roman" w:cs="Times New Roman"/>
-                <w:noProof/>
-                <w:webHidden/>
-              </w:rPr>
-              <w:t>9</w:t>
-            </w:r>
-            <w:r>
-              <w:rPr>
-                <w:rFonts w:ascii="Times New Roman" w:hAnsi="Times New Roman" w:cs="Times New Roman"/>
+                <w:noProof/>
+                <w:webHidden/>
+              </w:rPr>
+              <w:t>13</w:t>
+            </w:r>
+            <w:r>
+              <w:rPr>
+                <w:noProof/>
+                <w:webHidden/>
+              </w:rPr>
+              <w:fldChar w:fldCharType="end"/>
+            </w:r>
+          </w:hyperlink>
+        </w:p>
+        <w:p>
+          <w:pPr>
+            <w:pStyle w:val="TDC2"/>
+            <w:tabs>
+              <w:tab w:val="right" w:leader="dot" w:pos="8828"/>
+            </w:tabs>
+            <w:rPr>
+              <w:rFonts w:asciiTheme="minorHAnsi" w:eastAsiaTheme="minorEastAsia" w:hAnsiTheme="minorHAnsi"/>
+              <w:noProof/>
+              <w:color w:val="auto"/>
+              <w:lang w:eastAsia="es-CO"/>
+            </w:rPr>
+          </w:pPr>
+          <w:hyperlink w:anchor="_Toc241954141" w:history="1">
+            <w:r>
+              <w:rPr>
+                <w:rStyle w:val="Hipervnculo"/>
+                <w:noProof/>
+              </w:rPr>
+              <w:t>Inclusiones</w:t>
+            </w:r>
+            <w:r>
+              <w:rPr>
+                <w:noProof/>
+                <w:webHidden/>
+              </w:rPr>
+              <w:tab/>
+            </w:r>
+            <w:r>
+              <w:rPr>
+                <w:noProof/>
+                <w:webHidden/>
+              </w:rPr>
+              <w:fldChar w:fldCharType="begin"/>
+            </w:r>
+            <w:r>
+              <w:rPr>
+                <w:noProof/>
+                <w:webHidden/>
+              </w:rPr>
+              <w:instrText xml:space="preserve"> PAGEREF _Toc241954141 \h </w:instrText>
+            </w:r>
+            <w:r>
+              <w:rPr>
+                <w:noProof/>
+                <w:webHidden/>
+              </w:rPr>
+            </w:r>
+            <w:r>
+              <w:rPr>
+                <w:noProof/>
+                <w:webHidden/>
+              </w:rPr>
+              <w:fldChar w:fldCharType="separate"/>
+            </w:r>
+            <w:r>
+              <w:rPr>
+                <w:noProof/>
+                <w:webHidden/>
+              </w:rPr>
+              <w:t>13</w:t>
+            </w:r>
+            <w:r>
+              <w:rPr>
+                <w:noProof/>
+                <w:webHidden/>
+              </w:rPr>
+              <w:fldChar w:fldCharType="end"/>
+            </w:r>
+          </w:hyperlink>
+        </w:p>
+        <w:p>
+          <w:pPr>
+            <w:pStyle w:val="TDC2"/>
+            <w:tabs>
+              <w:tab w:val="right" w:leader="dot" w:pos="8828"/>
+            </w:tabs>
+            <w:rPr>
+              <w:rFonts w:asciiTheme="minorHAnsi" w:eastAsiaTheme="minorEastAsia" w:hAnsiTheme="minorHAnsi"/>
+              <w:noProof/>
+              <w:color w:val="auto"/>
+              <w:lang w:eastAsia="es-CO"/>
+            </w:rPr>
+          </w:pPr>
+          <w:hyperlink w:anchor="_Toc241954142" w:history="1">
+            <w:r>
+              <w:rPr>
+                <w:rStyle w:val="Hipervnculo"/>
+                <w:rFonts w:eastAsia="Times New Roman"/>
+                <w:noProof/>
+              </w:rPr>
+              <w:t>Exclusiones</w:t>
+            </w:r>
+            <w:r>
+              <w:rPr>
+                <w:noProof/>
+                <w:webHidden/>
+              </w:rPr>
+              <w:tab/>
+            </w:r>
+            <w:r>
+              <w:rPr>
+                <w:noProof/>
+                <w:webHidden/>
+              </w:rPr>
+              <w:fldChar w:fldCharType="begin"/>
+            </w:r>
+            <w:r>
+              <w:rPr>
+                <w:noProof/>
+                <w:webHidden/>
+              </w:rPr>
+              <w:instrText xml:space="preserve"> PAGEREF _Toc241954142 \h </w:instrText>
+            </w:r>
+            <w:r>
+              <w:rPr>
+                <w:noProof/>
+                <w:webHidden/>
+              </w:rPr>
+            </w:r>
+            <w:r>
+              <w:rPr>
+                <w:noProof/>
+                <w:webHidden/>
+              </w:rPr>
+              <w:fldChar w:fldCharType="separate"/>
+            </w:r>
+            <w:r>
+              <w:rPr>
+                <w:noProof/>
+                <w:webHidden/>
+              </w:rPr>
+              <w:t>14</w:t>
+            </w:r>
+            <w:r>
+              <w:rPr>
                 <w:noProof/>
                 <w:webHidden/>
               </w:rPr>
@@ -785,23 +1320,23 @@
               <w:tab w:val="right" w:leader="dot" w:pos="8828"/>
             </w:tabs>
             <w:rPr>
-              <w:rFonts w:ascii="Times New Roman" w:eastAsiaTheme="minorEastAsia" w:hAnsi="Times New Roman" w:cs="Times New Roman"/>
+              <w:rFonts w:asciiTheme="minorHAnsi" w:eastAsiaTheme="minorEastAsia" w:hAnsiTheme="minorHAnsi"/>
               <w:noProof/>
-              <w:lang w:val="es-US" w:eastAsia="es-MX"/>
+              <w:color w:val="auto"/>
+              <w:lang w:eastAsia="es-CO"/>
             </w:rPr>
           </w:pPr>
-          <w:hyperlink w:anchor="_Toc241764890" w:history="1">
+          <w:hyperlink w:anchor="_Toc241954143" w:history="1">
             <w:r>
               <w:rPr>
                 <w:rStyle w:val="Hipervnculo"/>
-                <w:rFonts w:ascii="Times New Roman" w:hAnsi="Times New Roman" w:cs="Times New Roman"/>
+                <w:rFonts w:cs="Times New Roman"/>
                 <w:noProof/>
               </w:rPr>
               <w:t>Glosario</w:t>
             </w:r>
             <w:r>
               <w:rPr>
-                <w:rFonts w:ascii="Times New Roman" w:hAnsi="Times New Roman" w:cs="Times New Roman"/>
                 <w:noProof/>
                 <w:webHidden/>
               </w:rPr>
@@ -809,7 +1344,6 @@
             </w:r>
             <w:r>
               <w:rPr>
-                <w:rFonts w:ascii="Times New Roman" w:hAnsi="Times New Roman" w:cs="Times New Roman"/>
                 <w:noProof/>
                 <w:webHidden/>
               </w:rPr>
@@ -817,22 +1351,19 @@
             </w:r>
             <w:r>
               <w:rPr>
-                <w:rFonts w:ascii="Times New Roman" w:hAnsi="Times New Roman" w:cs="Times New Roman"/>
-                <w:noProof/>
-                <w:webHidden/>
-              </w:rPr>
-              <w:instrText xml:space="preserve"> PAGEREF _Toc241764890 \h </w:instrText>
-            </w:r>
-            <w:r>
-              <w:rPr>
-                <w:rFonts w:ascii="Times New Roman" w:hAnsi="Times New Roman" w:cs="Times New Roman"/>
-                <w:noProof/>
-                <w:webHidden/>
-              </w:rPr>
-            </w:r>
-            <w:r>
-              <w:rPr>
-                <w:rFonts w:ascii="Times New Roman" w:hAnsi="Times New Roman" w:cs="Times New Roman"/>
+                <w:noProof/>
+                <w:webHidden/>
+              </w:rPr>
+              <w:instrText xml:space="preserve"> PAGEREF _Toc241954143 \h </w:instrText>
+            </w:r>
+            <w:r>
+              <w:rPr>
+                <w:noProof/>
+                <w:webHidden/>
+              </w:rPr>
+            </w:r>
+            <w:r>
+              <w:rPr>
                 <w:noProof/>
                 <w:webHidden/>
               </w:rPr>
@@ -840,15 +1371,13 @@
             </w:r>
             <w:r>
               <w:rPr>
-                <w:rFonts w:ascii="Times New Roman" w:hAnsi="Times New Roman" w:cs="Times New Roman"/>
-                <w:noProof/>
-                <w:webHidden/>
-              </w:rPr>
-              <w:t>10</w:t>
-            </w:r>
-            <w:r>
-              <w:rPr>
-                <w:rFonts w:ascii="Times New Roman" w:hAnsi="Times New Roman" w:cs="Times New Roman"/>
+                <w:noProof/>
+                <w:webHidden/>
+              </w:rPr>
+              <w:t>16</w:t>
+            </w:r>
+            <w:r>
+              <w:rPr>
                 <w:noProof/>
                 <w:webHidden/>
               </w:rPr>
@@ -863,23 +1392,95 @@
               <w:tab w:val="right" w:leader="dot" w:pos="8828"/>
             </w:tabs>
             <w:rPr>
-              <w:rFonts w:ascii="Times New Roman" w:eastAsiaTheme="minorEastAsia" w:hAnsi="Times New Roman" w:cs="Times New Roman"/>
+              <w:rFonts w:asciiTheme="minorHAnsi" w:eastAsiaTheme="minorEastAsia" w:hAnsiTheme="minorHAnsi"/>
               <w:noProof/>
-              <w:lang w:val="es-US" w:eastAsia="es-MX"/>
+              <w:color w:val="auto"/>
+              <w:lang w:eastAsia="es-CO"/>
             </w:rPr>
           </w:pPr>
-          <w:hyperlink w:anchor="_Toc241764891" w:history="1">
+          <w:hyperlink w:anchor="_Toc241954144" w:history="1">
             <w:r>
               <w:rPr>
                 <w:rStyle w:val="Hipervnculo"/>
-                <w:rFonts w:ascii="Times New Roman" w:hAnsi="Times New Roman" w:cs="Times New Roman"/>
+                <w:rFonts w:cs="Times New Roman"/>
+                <w:noProof/>
+              </w:rPr>
+              <w:t>Referencias</w:t>
+            </w:r>
+            <w:r>
+              <w:rPr>
+                <w:noProof/>
+                <w:webHidden/>
+              </w:rPr>
+              <w:tab/>
+            </w:r>
+            <w:r>
+              <w:rPr>
+                <w:noProof/>
+                <w:webHidden/>
+              </w:rPr>
+              <w:fldChar w:fldCharType="begin"/>
+            </w:r>
+            <w:r>
+              <w:rPr>
+                <w:noProof/>
+                <w:webHidden/>
+              </w:rPr>
+              <w:instrText xml:space="preserve"> PAGEREF _Toc241954144 \h </w:instrText>
+            </w:r>
+            <w:r>
+              <w:rPr>
+                <w:noProof/>
+                <w:webHidden/>
+              </w:rPr>
+            </w:r>
+            <w:r>
+              <w:rPr>
+                <w:noProof/>
+                <w:webHidden/>
+              </w:rPr>
+              <w:fldChar w:fldCharType="separate"/>
+            </w:r>
+            <w:r>
+              <w:rPr>
+                <w:noProof/>
+                <w:webHidden/>
+              </w:rPr>
+              <w:t>17</w:t>
+            </w:r>
+            <w:r>
+              <w:rPr>
+                <w:noProof/>
+                <w:webHidden/>
+              </w:rPr>
+              <w:fldChar w:fldCharType="end"/>
+            </w:r>
+          </w:hyperlink>
+        </w:p>
+        <w:p>
+          <w:pPr>
+            <w:pStyle w:val="TDC1"/>
+            <w:tabs>
+              <w:tab w:val="right" w:leader="dot" w:pos="8828"/>
+            </w:tabs>
+            <w:rPr>
+              <w:rFonts w:asciiTheme="minorHAnsi" w:eastAsiaTheme="minorEastAsia" w:hAnsiTheme="minorHAnsi"/>
+              <w:noProof/>
+              <w:color w:val="auto"/>
+              <w:lang w:eastAsia="es-CO"/>
+            </w:rPr>
+          </w:pPr>
+          <w:hyperlink w:anchor="_Toc241954145" w:history="1">
+            <w:r>
+              <w:rPr>
+                <w:rStyle w:val="Hipervnculo"/>
+                <w:rFonts w:cs="Times New Roman"/>
                 <w:noProof/>
               </w:rPr>
               <w:t>Reglamentación y condiciones legales</w:t>
             </w:r>
             <w:r>
               <w:rPr>
-                <w:rFonts w:ascii="Times New Roman" w:hAnsi="Times New Roman" w:cs="Times New Roman"/>
                 <w:noProof/>
                 <w:webHidden/>
               </w:rPr>
@@ -887,7 +1488,6 @@
             </w:r>
             <w:r>
               <w:rPr>
-                <w:rFonts w:ascii="Times New Roman" w:hAnsi="Times New Roman" w:cs="Times New Roman"/>
                 <w:noProof/>
                 <w:webHidden/>
               </w:rPr>
@@ -895,22 +1495,19 @@
             </w:r>
             <w:r>
               <w:rPr>
-                <w:rFonts w:ascii="Times New Roman" w:hAnsi="Times New Roman" w:cs="Times New Roman"/>
-                <w:noProof/>
-                <w:webHidden/>
-              </w:rPr>
-              <w:instrText xml:space="preserve"> PAGEREF _Toc241764891 \h </w:instrText>
-            </w:r>
-            <w:r>
-              <w:rPr>
-                <w:rFonts w:ascii="Times New Roman" w:hAnsi="Times New Roman" w:cs="Times New Roman"/>
-                <w:noProof/>
-                <w:webHidden/>
-              </w:rPr>
-            </w:r>
-            <w:r>
-              <w:rPr>
-                <w:rFonts w:ascii="Times New Roman" w:hAnsi="Times New Roman" w:cs="Times New Roman"/>
+                <w:noProof/>
+                <w:webHidden/>
+              </w:rPr>
+              <w:instrText xml:space="preserve"> PAGEREF _Toc241954145 \h </w:instrText>
+            </w:r>
+            <w:r>
+              <w:rPr>
+                <w:noProof/>
+                <w:webHidden/>
+              </w:rPr>
+            </w:r>
+            <w:r>
+              <w:rPr>
                 <w:noProof/>
                 <w:webHidden/>
               </w:rPr>
@@ -918,15 +1515,13 @@
             </w:r>
             <w:r>
               <w:rPr>
-                <w:rFonts w:ascii="Times New Roman" w:hAnsi="Times New Roman" w:cs="Times New Roman"/>
-                <w:noProof/>
-                <w:webHidden/>
-              </w:rPr>
-              <w:t>11</w:t>
-            </w:r>
-            <w:r>
-              <w:rPr>
-                <w:rFonts w:ascii="Times New Roman" w:hAnsi="Times New Roman" w:cs="Times New Roman"/>
+                <w:noProof/>
+                <w:webHidden/>
+              </w:rPr>
+              <w:t>18</w:t>
+            </w:r>
+            <w:r>
+              <w:rPr>
                 <w:noProof/>
                 <w:webHidden/>
               </w:rPr>
@@ -937,18 +1532,16 @@
         <w:p>
           <w:pPr>
             <w:rPr>
-              <w:rFonts w:ascii="Times New Roman" w:hAnsi="Times New Roman" w:cs="Times New Roman"/>
-              <w:color w:val="000000" w:themeColor="text1"/>
+              <w:rFonts w:cs="Times New Roman"/>
               <w:lang w:val="en-US"/>
             </w:rPr>
           </w:pPr>
           <w:r>
             <w:rPr>
-              <w:rFonts w:ascii="Times New Roman" w:hAnsi="Times New Roman" w:cs="Times New Roman"/>
+              <w:rFonts w:cs="Times New Roman"/>
               <w:b/>
               <w:bCs/>
               <w:noProof/>
-              <w:color w:val="000000" w:themeColor="text1"/>
             </w:rPr>
             <w:fldChar w:fldCharType="end"/>
           </w:r>
@@ -958,7 +1551,7 @@
     <w:p>
       <w:pPr>
         <w:rPr>
-          <w:rFonts w:ascii="Times New Roman" w:hAnsi="Times New Roman" w:cs="Times New Roman"/>
+          <w:rFonts w:cs="Times New Roman"/>
           <w:lang w:val="en-US"/>
         </w:rPr>
       </w:pPr>
@@ -966,13 +1559,13 @@
     <w:p>
       <w:pPr>
         <w:rPr>
-          <w:rFonts w:ascii="Times New Roman" w:hAnsi="Times New Roman" w:cs="Times New Roman"/>
+          <w:rFonts w:cs="Times New Roman"/>
           <w:lang w:val="en-US"/>
         </w:rPr>
       </w:pPr>
       <w:r>
         <w:rPr>
-          <w:rFonts w:ascii="Times New Roman" w:hAnsi="Times New Roman" w:cs="Times New Roman"/>
+          <w:rFonts w:cs="Times New Roman"/>
           <w:lang w:val="en-US"/>
         </w:rPr>
         <w:br w:type="page"/>
@@ -986,7 +1579,7 @@
           <w:szCs w:val="24"/>
         </w:rPr>
       </w:pPr>
-      <w:bookmarkStart w:id="1" w:name="_Toc241764883"/>
+      <w:bookmarkStart w:id="1" w:name="_Toc241954128"/>
       <w:r>
         <w:rPr>
           <w:rFonts w:cs="Times New Roman"/>
@@ -1000,53 +1593,213 @@
     <w:p>
       <w:pPr>
         <w:rPr>
-          <w:rFonts w:ascii="Times New Roman" w:hAnsi="Times New Roman" w:cs="Times New Roman"/>
-        </w:rPr>
-      </w:pPr>
-    </w:p>
-    <w:p>
-      <w:pPr>
-        <w:rPr>
-          <w:rFonts w:ascii="Times New Roman" w:hAnsi="Times New Roman" w:cs="Times New Roman"/>
-        </w:rPr>
-      </w:pPr>
-    </w:p>
-    <w:p>
-      <w:pPr>
-        <w:rPr>
-          <w:rFonts w:ascii="Times New Roman" w:hAnsi="Times New Roman" w:cs="Times New Roman"/>
-        </w:rPr>
-      </w:pPr>
-    </w:p>
-    <w:p>
-      <w:pPr>
-        <w:rPr>
-          <w:rFonts w:ascii="Times New Roman" w:hAnsi="Times New Roman" w:cs="Times New Roman"/>
-        </w:rPr>
-      </w:pPr>
-      <w:r>
-        <w:rPr>
-          <w:rFonts w:ascii="Times New Roman" w:hAnsi="Times New Roman" w:cs="Times New Roman"/>
+          <w:rFonts w:cs="Times New Roman"/>
+        </w:rPr>
+      </w:pPr>
+    </w:p>
+    <w:p>
+      <w:pPr>
+        <w:rPr>
+          <w:rFonts w:cs="Times New Roman"/>
+        </w:rPr>
+      </w:pPr>
+    </w:p>
+    <w:p>
+      <w:pPr>
+        <w:rPr>
+          <w:rFonts w:cs="Times New Roman"/>
+        </w:rPr>
+      </w:pPr>
+    </w:p>
+    <w:p>
+      <w:pPr>
+        <w:pStyle w:val="Tabladeilustraciones"/>
+        <w:tabs>
+          <w:tab w:val="right" w:leader="dot" w:pos="8828"/>
+        </w:tabs>
+        <w:rPr>
+          <w:rFonts w:asciiTheme="minorHAnsi" w:eastAsiaTheme="minorEastAsia" w:hAnsiTheme="minorHAnsi"/>
+          <w:noProof/>
+          <w:color w:val="auto"/>
+          <w:lang w:eastAsia="es-CO"/>
+        </w:rPr>
+      </w:pPr>
+      <w:r>
+        <w:rPr>
+          <w:rFonts w:cs="Times New Roman"/>
           <w:lang w:val="en-US"/>
         </w:rPr>
         <w:fldChar w:fldCharType="begin"/>
       </w:r>
       <w:r>
         <w:rPr>
-          <w:rFonts w:ascii="Times New Roman" w:hAnsi="Times New Roman" w:cs="Times New Roman"/>
+          <w:rFonts w:cs="Times New Roman"/>
         </w:rPr>
         <w:instrText xml:space="preserve"> TOC \h \z \c "Tabla" </w:instrText>
       </w:r>
       <w:r>
         <w:rPr>
-          <w:rFonts w:ascii="Times New Roman" w:hAnsi="Times New Roman" w:cs="Times New Roman"/>
+          <w:rFonts w:cs="Times New Roman"/>
           <w:lang w:val="en-US"/>
         </w:rPr>
         <w:fldChar w:fldCharType="separate"/>
       </w:r>
-      <w:r>
-        <w:rPr>
-          <w:rFonts w:ascii="Times New Roman" w:hAnsi="Times New Roman" w:cs="Times New Roman"/>
+      <w:hyperlink w:anchor="_Toc241954119" w:history="1">
+        <w:r>
+          <w:rPr>
+            <w:rStyle w:val="Hipervnculo"/>
+            <w:b/>
+            <w:bCs/>
+            <w:noProof/>
+          </w:rPr>
+          <w:t>Tabla 1</w:t>
+        </w:r>
+        <w:r>
+          <w:rPr>
+            <w:rStyle w:val="Hipervnculo"/>
+            <w:noProof/>
+          </w:rPr>
+          <w:t xml:space="preserve"> Comparativa de la problemática y solución de la Célula 1 (Catálogo de Productos)</w:t>
+        </w:r>
+        <w:r>
+          <w:rPr>
+            <w:noProof/>
+            <w:webHidden/>
+          </w:rPr>
+          <w:tab/>
+        </w:r>
+        <w:r>
+          <w:rPr>
+            <w:noProof/>
+            <w:webHidden/>
+          </w:rPr>
+          <w:fldChar w:fldCharType="begin"/>
+        </w:r>
+        <w:r>
+          <w:rPr>
+            <w:noProof/>
+            <w:webHidden/>
+          </w:rPr>
+          <w:instrText xml:space="preserve"> PAGEREF _Toc241954119 \h </w:instrText>
+        </w:r>
+        <w:r>
+          <w:rPr>
+            <w:noProof/>
+            <w:webHidden/>
+          </w:rPr>
+        </w:r>
+        <w:r>
+          <w:rPr>
+            <w:noProof/>
+            <w:webHidden/>
+          </w:rPr>
+          <w:fldChar w:fldCharType="separate"/>
+        </w:r>
+        <w:r>
+          <w:rPr>
+            <w:noProof/>
+            <w:webHidden/>
+          </w:rPr>
+          <w:t>9</w:t>
+        </w:r>
+        <w:r>
+          <w:rPr>
+            <w:noProof/>
+            <w:webHidden/>
+          </w:rPr>
+          <w:fldChar w:fldCharType="end"/>
+        </w:r>
+      </w:hyperlink>
+    </w:p>
+    <w:p>
+      <w:pPr>
+        <w:rPr>
+          <w:rFonts w:cs="Times New Roman"/>
+        </w:rPr>
+      </w:pPr>
+      <w:r>
+        <w:rPr>
+          <w:rFonts w:cs="Times New Roman"/>
+          <w:lang w:val="en-US"/>
+        </w:rPr>
+        <w:fldChar w:fldCharType="end"/>
+      </w:r>
+    </w:p>
+    <w:p>
+      <w:pPr>
+        <w:rPr>
+          <w:rFonts w:cs="Times New Roman"/>
+        </w:rPr>
+      </w:pPr>
+      <w:r>
+        <w:rPr>
+          <w:rFonts w:cs="Times New Roman"/>
+        </w:rPr>
+        <w:br w:type="page"/>
+      </w:r>
+    </w:p>
+    <w:p>
+      <w:pPr>
+        <w:pStyle w:val="Ttulo1"/>
+        <w:rPr>
+          <w:rFonts w:cs="Times New Roman"/>
+          <w:szCs w:val="24"/>
+        </w:rPr>
+      </w:pPr>
+      <w:bookmarkStart w:id="2" w:name="_Toc241954129"/>
+      <w:r>
+        <w:rPr>
+          <w:rFonts w:cs="Times New Roman"/>
+          <w:szCs w:val="24"/>
+        </w:rPr>
+        <w:lastRenderedPageBreak/>
+        <w:t>Listado de ilustraciones</w:t>
+      </w:r>
+      <w:bookmarkEnd w:id="2"/>
+    </w:p>
+    <w:p>
+      <w:pPr>
+        <w:rPr>
+          <w:rFonts w:cs="Times New Roman"/>
+        </w:rPr>
+      </w:pPr>
+    </w:p>
+    <w:p>
+      <w:pPr>
+        <w:rPr>
+          <w:rFonts w:cs="Times New Roman"/>
+        </w:rPr>
+      </w:pPr>
+    </w:p>
+    <w:p>
+      <w:pPr>
+        <w:rPr>
+          <w:rFonts w:cs="Times New Roman"/>
+        </w:rPr>
+      </w:pPr>
+      <w:r>
+        <w:rPr>
+          <w:rFonts w:cs="Times New Roman"/>
+          <w:lang w:val="en-US"/>
+        </w:rPr>
+        <w:fldChar w:fldCharType="begin"/>
+      </w:r>
+      <w:r>
+        <w:rPr>
+          <w:rFonts w:cs="Times New Roman"/>
+        </w:rPr>
+        <w:instrText xml:space="preserve"> TOC \h \z \c "Ilustración" </w:instrText>
+      </w:r>
+      <w:r>
+        <w:rPr>
+          <w:rFonts w:cs="Times New Roman"/>
+          <w:lang w:val="en-US"/>
+        </w:rPr>
+        <w:fldChar w:fldCharType="separate"/>
+      </w:r>
+      <w:r>
+        <w:rPr>
+          <w:rFonts w:cs="Times New Roman"/>
           <w:b/>
           <w:bCs/>
           <w:noProof/>
@@ -1056,21 +1809,14 @@
       </w:r>
       <w:r>
         <w:rPr>
-          <w:rFonts w:ascii="Times New Roman" w:hAnsi="Times New Roman" w:cs="Times New Roman"/>
+          <w:rFonts w:cs="Times New Roman"/>
           <w:lang w:val="en-US"/>
         </w:rPr>
         <w:fldChar w:fldCharType="end"/>
       </w:r>
-    </w:p>
-    <w:p>
-      <w:pPr>
-        <w:rPr>
-          <w:rFonts w:ascii="Times New Roman" w:hAnsi="Times New Roman" w:cs="Times New Roman"/>
-        </w:rPr>
-      </w:pPr>
-      <w:r>
-        <w:rPr>
-          <w:rFonts w:ascii="Times New Roman" w:hAnsi="Times New Roman" w:cs="Times New Roman"/>
+      <w:r>
+        <w:rPr>
+          <w:rFonts w:cs="Times New Roman"/>
         </w:rPr>
         <w:br w:type="page"/>
       </w:r>
@@ -1079,157 +1825,108 @@
       <w:pPr>
         <w:pStyle w:val="Ttulo1"/>
         <w:rPr>
-          <w:rFonts w:cs="Times New Roman"/>
-          <w:szCs w:val="24"/>
-        </w:rPr>
-      </w:pPr>
-      <w:bookmarkStart w:id="2" w:name="_Toc241764884"/>
-      <w:r>
-        <w:rPr>
-          <w:rFonts w:cs="Times New Roman"/>
-          <w:szCs w:val="24"/>
+          <w:lang w:val="es-ES"/>
+        </w:rPr>
+      </w:pPr>
+      <w:bookmarkStart w:id="3" w:name="_Toc241954130"/>
+      <w:r>
+        <w:rPr>
+          <w:lang w:val="es-ES"/>
         </w:rPr>
         <w:lastRenderedPageBreak/>
-        <w:t>Listado de ilustraciones</w:t>
-      </w:r>
-      <w:bookmarkEnd w:id="2"/>
-    </w:p>
-    <w:p>
-      <w:pPr>
-        <w:rPr>
-          <w:rFonts w:ascii="Times New Roman" w:hAnsi="Times New Roman" w:cs="Times New Roman"/>
-        </w:rPr>
-      </w:pPr>
-    </w:p>
-    <w:p>
-      <w:pPr>
-        <w:rPr>
-          <w:rFonts w:ascii="Times New Roman" w:hAnsi="Times New Roman" w:cs="Times New Roman"/>
-        </w:rPr>
-      </w:pPr>
-    </w:p>
-    <w:p>
-      <w:pPr>
-        <w:rPr>
-          <w:rFonts w:ascii="Times New Roman" w:hAnsi="Times New Roman" w:cs="Times New Roman"/>
-          <w:color w:val="000000" w:themeColor="text1"/>
-        </w:rPr>
-      </w:pPr>
-      <w:r>
-        <w:rPr>
-          <w:rFonts w:ascii="Times New Roman" w:hAnsi="Times New Roman" w:cs="Times New Roman"/>
-          <w:color w:val="000000" w:themeColor="text1"/>
-          <w:lang w:val="en-US"/>
-        </w:rPr>
-        <w:fldChar w:fldCharType="begin"/>
-      </w:r>
-      <w:r>
-        <w:rPr>
-          <w:rFonts w:ascii="Times New Roman" w:hAnsi="Times New Roman" w:cs="Times New Roman"/>
-          <w:color w:val="000000" w:themeColor="text1"/>
-        </w:rPr>
-        <w:instrText xml:space="preserve"> TOC \h \z \c "Ilustración" </w:instrText>
-      </w:r>
-      <w:r>
-        <w:rPr>
-          <w:rFonts w:ascii="Times New Roman" w:hAnsi="Times New Roman" w:cs="Times New Roman"/>
-          <w:color w:val="000000" w:themeColor="text1"/>
-          <w:lang w:val="en-US"/>
-        </w:rPr>
-        <w:fldChar w:fldCharType="separate"/>
-      </w:r>
-      <w:r>
-        <w:rPr>
-          <w:rFonts w:ascii="Times New Roman" w:hAnsi="Times New Roman" w:cs="Times New Roman"/>
-          <w:b/>
-          <w:bCs/>
-          <w:noProof/>
-          <w:color w:val="000000" w:themeColor="text1"/>
-          <w:lang w:val="es-MX"/>
-        </w:rPr>
-        <w:t>No se encuentran elementos de tabla de ilustraciones.</w:t>
-      </w:r>
-      <w:r>
-        <w:rPr>
-          <w:rFonts w:ascii="Times New Roman" w:hAnsi="Times New Roman" w:cs="Times New Roman"/>
-          <w:color w:val="000000" w:themeColor="text1"/>
-          <w:lang w:val="en-US"/>
-        </w:rPr>
-        <w:fldChar w:fldCharType="end"/>
-      </w:r>
-      <w:r>
-        <w:rPr>
-          <w:rFonts w:ascii="Times New Roman" w:hAnsi="Times New Roman" w:cs="Times New Roman"/>
-          <w:color w:val="000000" w:themeColor="text1"/>
-        </w:rPr>
-        <w:br w:type="page"/>
-      </w:r>
-      <w:r>
-        <w:rPr>
-          <w:rFonts w:ascii="Times New Roman" w:hAnsi="Times New Roman" w:cs="Times New Roman"/>
-          <w:color w:val="000000" w:themeColor="text1"/>
-        </w:rPr>
+        <w:t>Introducción</w:t>
+      </w:r>
+      <w:bookmarkEnd w:id="3"/>
+    </w:p>
+    <w:p>
+      <w:pPr>
+        <w:rPr>
+          <w:lang w:val="es-ES"/>
+        </w:rPr>
+      </w:pPr>
+    </w:p>
+    <w:p>
+      <w:pPr>
+        <w:rPr>
+          <w:lang w:val="es-ES"/>
+        </w:rPr>
+      </w:pPr>
+    </w:p>
+    <w:p>
+      <w:pPr>
+        <w:rPr>
+          <w:lang w:val="es-ES"/>
+        </w:rPr>
+      </w:pPr>
+    </w:p>
+    <w:p>
+      <w:r>
+        <w:t>El presente documento define, estructura y formaliza los requisitos correspondientes al módulo "Catálogo de Productos Nutresa", el cual ha sido asignado a la Célula 1 dentro del marco de desarrollo del proyecto “Sazón”. Este proyecto consiste en una plataforma digital full-</w:t>
+      </w:r>
+      <w:proofErr w:type="spellStart"/>
+      <w:r>
+        <w:t>stack</w:t>
+      </w:r>
+      <w:proofErr w:type="spellEnd"/>
+      <w:r>
+        <w:t xml:space="preserve"> de alta envergadura diseñada para Grupo Nutresa, cuya propuesta de valor central radica en permitir a los usuarios gestionar su despensa virtual y recibir recomendaciones de recetas reales basadas en los ingredientes que ya poseen en casa. En este ecosistema tecnológico, el trabajo coordinado entre siete células de desarrollo resulta indispensable para consolidar una experiencia de usuario integral que abarque desde la planificación de menús hasta el cálculo del aporte nutricional.</w:t>
+      </w:r>
+    </w:p>
+    <w:p>
+      <w:r>
+        <w:t xml:space="preserve">Dentro de esta arquitectura distribuida, el módulo delegado a la Célula 1 actúa como la base estructural e indispensable de toda la aplicación: es el maestro de productos, marcas y presentaciones. Su correcta implementación es crítica, ya que provee la información base sobre la cual los demás módulos (como el recetario, la despensa virtual y el planificador) construirán sus lógicas de negocio. Este catálogo centralizado gestionará el portafolio de marcas emblemáticas del grupo, incluyendo Zenú, Noel, Doria, </w:t>
+      </w:r>
+      <w:proofErr w:type="spellStart"/>
+      <w:r>
+        <w:t>Colcafé</w:t>
+      </w:r>
+      <w:proofErr w:type="spellEnd"/>
+      <w:r>
+        <w:t xml:space="preserve">, </w:t>
+      </w:r>
+      <w:proofErr w:type="spellStart"/>
+      <w:r>
+        <w:t>Chocolisto</w:t>
+      </w:r>
+      <w:proofErr w:type="spellEnd"/>
+      <w:r>
+        <w:t>, Jet y Ranchera, garantizando que la información de cada insumo sea precisa, escalable y fácilmente consumible por el resto del sistema a través de una API REST unificada.</w:t>
+      </w:r>
+    </w:p>
+    <w:p>
+      <w:r>
+        <w:t>Desde el punto de vista técnico y metodológico, la construcción de este módulo exige un enfoque de desarrollo de extremo a extremo (</w:t>
+      </w:r>
+      <w:proofErr w:type="spellStart"/>
+      <w:r>
+        <w:t>end-to-end</w:t>
+      </w:r>
+      <w:proofErr w:type="spellEnd"/>
+      <w:r>
+        <w:t>).</w:t>
+      </w:r>
+      <w:r>
+        <w:t xml:space="preserve"> Esto implica el diseño de una interfaz de usuario interactiva y responsiva utilizando </w:t>
+      </w:r>
+      <w:proofErr w:type="spellStart"/>
+      <w:r>
+        <w:t>React</w:t>
+      </w:r>
+      <w:proofErr w:type="spellEnd"/>
+      <w:r>
+        <w:t xml:space="preserve">, la construcción de una </w:t>
+      </w:r>
+      <w:r>
         <w:lastRenderedPageBreak/>
-        <w:t>}</w:t>
-      </w:r>
-    </w:p>
-    <w:p>
-      <w:pPr>
-        <w:pStyle w:val="Ttulo1"/>
-        <w:rPr>
-          <w:lang w:val="es-ES"/>
-        </w:rPr>
-      </w:pPr>
-      <w:r>
-        <w:rPr>
-          <w:lang w:val="es-ES"/>
-        </w:rPr>
-        <w:t>-Introducción</w:t>
-      </w:r>
-    </w:p>
-    <w:p>
-      <w:pPr>
-        <w:rPr>
-          <w:lang w:val="es-ES"/>
-        </w:rPr>
-      </w:pPr>
-    </w:p>
-    <w:p>
-      <w:pPr>
-        <w:rPr>
-          <w:lang w:val="es-ES"/>
-        </w:rPr>
-      </w:pPr>
-    </w:p>
-    <w:p>
-      <w:pPr>
-        <w:rPr>
-          <w:lang w:val="es-ES"/>
-        </w:rPr>
-      </w:pPr>
-    </w:p>
-    <w:p>
-      <w:r>
-        <w:t>El presente documento define, estructura y formaliza los requisitos correspondientes al módulo "Catálogo de Productos Nutresa", el cual ha sido asignado a la Célula 1 dentro del marco de desarrollo del proyecto “Sazón”. Este proyecto consiste en una plataforma digital full-stack de alta envergadura diseñada para Grupo Nutresa, cuya propuesta de valor central radica en permitir a los usuarios gestionar su despensa virtual y recibir recomendaciones de recetas reales basadas en los ingredientes que ya poseen en casa. En este ecosistema tecnológico, el trabajo coordinado entre siete células de desarrollo resulta indispensable para consolidar una experiencia de usuario integral que abarque desde la planificación de menús hasta el cálculo del aporte nutricional.</w:t>
-      </w:r>
-    </w:p>
-    <w:p>
-      <w:r>
-        <w:t>Dentro de esta arquitectura distribuida, el módulo delegado a la Célula 1 actúa como la base estructural e indispensable de toda la aplicación: es el maestro de productos, marcas y presentaciones. Su correcta implementación es crítica, ya que provee la información base sobre la cual los demás módulos (como el recetario, la despensa virtual y el planificador) construirán sus lógicas de negocio. Este catálogo centralizado gestionará el portafolio de marcas emblemáticas del grupo, incluyendo Zenú, Noel, Doria, Colcafé, Chocolisto, Jet y Ranchera, garantizando que la información de cada insumo sea precisa, escalable y fácilmente consumible por el resto del sistema a través de una API REST unificada.</w:t>
-      </w:r>
-    </w:p>
-    <w:p>
-      <w:r>
-        <w:t>Desde el punto de vista técnico y metodológico, la construcción de este módulo exige un enfoque de desarrollo de extremo a extremo (</w:t>
-      </w:r>
-      <w:r>
-        <w:t>end-to-end).</w:t>
-      </w:r>
-      <w:r>
-        <w:t xml:space="preserve"> Esto implica el diseño de una interfaz de usuario interactiva y responsiva utilizando React, la construcción de una sólida lógica de servidor (</w:t>
-      </w:r>
-      <w:r>
-        <w:t>backend)</w:t>
+        <w:t>sólida lógica de servidor (</w:t>
+      </w:r>
+      <w:proofErr w:type="spellStart"/>
+      <w:r>
+        <w:t>backend</w:t>
+      </w:r>
+      <w:proofErr w:type="spellEnd"/>
+      <w:r>
+        <w:t>)</w:t>
       </w:r>
       <w:r>
         <w:t xml:space="preserve"> implementada en Spring Boot, y el modelado estricto de una base de datos relacional compartida, donde la Célula 1 aportará exactamente cinco tablas de negocio debidamente normalizadas. Asimismo, el desarrollo estará regido por prácticas de control de versiones y se integrará obligatoriamente con el módulo transversal de Usuarios y Autenticación (Módulo 00) mediante tokens JWT, asegurando así la protección de los datos y el cumplimiento de los estándares de seguridad de la arquitectura.</w:t>
@@ -1237,12 +1934,13 @@
     </w:p>
     <w:p>
       <w:r>
-        <w:lastRenderedPageBreak/>
         <w:t xml:space="preserve">El propósito principal de este informe de requisitos es establecer de manera exhaustiva y clara las directrices, alcances, responsabilidades y componentes técnicos que la Célula 1 deberá construir. A través de este documento, se busca alinear la visión del equipo de desarrollo con los objetivos de negocio de Grupo Nutresa, sirviendo como hoja de ruta para el diseño del modelo de datos, la planificación de los </w:t>
       </w:r>
+      <w:proofErr w:type="spellStart"/>
       <w:r>
         <w:t>endpoints</w:t>
       </w:r>
+      <w:proofErr w:type="spellEnd"/>
       <w:r>
         <w:t xml:space="preserve"> y la creación de la experiencia visual, asegurando que el módulo se ensamble a la perfección con el resto de la plataforma </w:t>
       </w:r>
@@ -1261,7 +1959,7 @@
     <w:p>
       <w:pPr>
         <w:rPr>
-          <w:rFonts w:ascii="Times New Roman" w:hAnsi="Times New Roman" w:cs="Times New Roman"/>
+          <w:rFonts w:cs="Times New Roman"/>
         </w:rPr>
       </w:pPr>
       <w:r>
@@ -1270,24 +1968,21 @@
     </w:p>
     <w:p>
       <w:pPr>
-        <w:spacing w:line="480" w:lineRule="auto"/>
-        <w:rPr>
-          <w:rFonts w:ascii="Times New Roman" w:hAnsi="Times New Roman" w:cs="Times New Roman"/>
-        </w:rPr>
-      </w:pPr>
-    </w:p>
-    <w:p>
-      <w:pPr>
-        <w:rPr>
-          <w:rFonts w:ascii="Times New Roman" w:hAnsi="Times New Roman" w:cs="Times New Roman"/>
-        </w:rPr>
-      </w:pPr>
-      <w:r>
-        <w:rPr>
-          <w:rFonts w:ascii="Times New Roman" w:hAnsi="Times New Roman" w:cs="Times New Roman"/>
-        </w:rPr>
-        <w:br w:type="page"/>
-      </w:r>
+        <w:pStyle w:val="Ttulo1"/>
+      </w:pPr>
+      <w:bookmarkStart w:id="4" w:name="_Toc241954131"/>
+      <w:r>
+        <w:lastRenderedPageBreak/>
+        <w:t>Objetivos</w:t>
+      </w:r>
+      <w:bookmarkEnd w:id="4"/>
+    </w:p>
+    <w:p>
+      <w:pPr>
+        <w:rPr>
+          <w:rFonts w:cs="Times New Roman"/>
+        </w:rPr>
+      </w:pPr>
     </w:p>
     <w:p>
       <w:pPr>
@@ -1297,59 +1992,133 @@
           <w:szCs w:val="24"/>
         </w:rPr>
       </w:pPr>
-      <w:bookmarkStart w:id="3" w:name="_Toc241764886"/>
-      <w:r>
-        <w:rPr>
-          <w:rFonts w:cs="Times New Roman"/>
-          <w:szCs w:val="24"/>
-        </w:rPr>
-        <w:lastRenderedPageBreak/>
+    </w:p>
+    <w:p>
+      <w:pPr>
+        <w:pStyle w:val="Ttulo2"/>
+      </w:pPr>
+      <w:bookmarkStart w:id="5" w:name="_Toc241954132"/>
+      <w:r>
         <w:t>Objetivo</w:t>
       </w:r>
-      <w:bookmarkEnd w:id="3"/>
-      <w:r>
-        <w:rPr>
-          <w:rFonts w:cs="Times New Roman"/>
-          <w:szCs w:val="24"/>
-        </w:rPr>
+      <w:r>
         <w:t xml:space="preserve"> general</w:t>
       </w:r>
-    </w:p>
-    <w:p>
-      <w:pPr>
-        <w:spacing w:after="0" w:line="480" w:lineRule="auto"/>
-        <w:ind w:firstLine="720"/>
-        <w:rPr>
-          <w:rFonts w:ascii="Times New Roman" w:eastAsia="Times New Roman" w:hAnsi="Times New Roman" w:cs="Times New Roman"/>
-          <w:color w:val="000000"/>
-          <w:kern w:val="0"/>
-          <w:lang w:eastAsia="es-CO"/>
-          <w14:ligatures w14:val="none"/>
-        </w:rPr>
-      </w:pPr>
-      <w:r>
-        <w:rPr>
-          <w:rFonts w:ascii="Times New Roman" w:eastAsia="Times New Roman" w:hAnsi="Times New Roman" w:cs="Times New Roman"/>
-          <w:color w:val="000000"/>
-          <w:kern w:val="0"/>
-          <w:lang w:eastAsia="es-CO"/>
-          <w14:ligatures w14:val="none"/>
-        </w:rPr>
-        <w:t>Diseñar la especificación de requisitos de la Célula 1, Catálogo de productos de Sazón, mediante la definición del alcance, los requisitos funcionales y no funcionales, el modelo relacional de cinco tablas, para sustentar el desarrollo de un catálogo de productos y marcas de Grupo Nutresa que sirva de base de consulta a las demás células.</w:t>
-      </w:r>
+      <w:bookmarkEnd w:id="5"/>
+    </w:p>
+    <w:p>
+      <w:r>
+        <w:t xml:space="preserve">Diseñar la especificación de requisitos de la Célula 1, Catálogo de productos de Sazón, mediante la definición del alcance, los requisitos funcionales y no funcionales </w:t>
+      </w:r>
+      <w:r>
+        <w:rPr>
+          <w:b/>
+          <w:bCs/>
+        </w:rPr>
+        <w:t>y</w:t>
+      </w:r>
+      <w:r>
+        <w:t xml:space="preserve"> el modelo relacional de cinco tablas, para sustentar el desarrollo de un catálogo de productos y marcas de Grupo Nutresa que sirva de base de consulta a las demás células.</w:t>
+      </w:r>
+    </w:p>
+    <w:p/>
+    <w:p>
+      <w:pPr>
+        <w:pStyle w:val="Ttulo2"/>
+        <w:rPr>
+          <w:rFonts w:eastAsia="Times New Roman"/>
+          <w:lang w:eastAsia="es-CO"/>
+        </w:rPr>
+      </w:pPr>
+      <w:bookmarkStart w:id="6" w:name="_Toc241954133"/>
+      <w:r>
+        <w:rPr>
+          <w:rFonts w:eastAsia="Times New Roman"/>
+          <w:lang w:eastAsia="es-CO"/>
+        </w:rPr>
+        <w:t>Objetivos específicos</w:t>
+      </w:r>
+      <w:bookmarkEnd w:id="6"/>
     </w:p>
     <w:p>
       <w:pPr>
         <w:pStyle w:val="Prrafodelista"/>
-        <w:spacing w:line="480" w:lineRule="auto"/>
-        <w:ind w:left="1077"/>
-        <w:rPr>
-          <w:rFonts w:ascii="Times New Roman" w:hAnsi="Times New Roman" w:cs="Times New Roman"/>
-        </w:rPr>
-      </w:pPr>
-      <w:r>
-        <w:rPr>
-          <w:rFonts w:ascii="Times New Roman" w:hAnsi="Times New Roman" w:cs="Times New Roman"/>
+        <w:numPr>
+          <w:ilvl w:val="0"/>
+          <w:numId w:val="8"/>
+        </w:numPr>
+        <w:rPr>
+          <w:lang w:eastAsia="es-CO"/>
+        </w:rPr>
+      </w:pPr>
+      <w:r>
+        <w:rPr>
+          <w:lang w:eastAsia="es-CO"/>
+        </w:rPr>
+        <w:t xml:space="preserve">Documentar los requisitos funcionales y no funcionales del módulo, especificando el filtrado, la visualización y las operaciones CRUD gestionadas con </w:t>
+      </w:r>
+      <w:proofErr w:type="spellStart"/>
+      <w:r>
+        <w:rPr>
+          <w:lang w:eastAsia="es-CO"/>
+        </w:rPr>
+        <w:t>React</w:t>
+      </w:r>
+      <w:proofErr w:type="spellEnd"/>
+      <w:r>
+        <w:rPr>
+          <w:lang w:eastAsia="es-CO"/>
+        </w:rPr>
+        <w:t xml:space="preserve"> y Local Storage.</w:t>
+      </w:r>
+    </w:p>
+    <w:p>
+      <w:pPr>
+        <w:pStyle w:val="Prrafodelista"/>
+        <w:numPr>
+          <w:ilvl w:val="0"/>
+          <w:numId w:val="8"/>
+        </w:numPr>
+        <w:rPr>
+          <w:lang w:eastAsia="es-CO"/>
+        </w:rPr>
+      </w:pPr>
+      <w:r>
+        <w:rPr>
+          <w:lang w:eastAsia="es-CO"/>
+        </w:rPr>
+        <w:t>Elaborar el modelo relacional UML de cinco tablas para estructurar conceptualmente los datos de productos, marcas, clasificaciones, tamaños y fotografías.</w:t>
+      </w:r>
+    </w:p>
+    <w:p>
+      <w:pPr>
+        <w:pStyle w:val="Prrafodelista"/>
+        <w:numPr>
+          <w:ilvl w:val="0"/>
+          <w:numId w:val="8"/>
+        </w:numPr>
+        <w:rPr>
+          <w:lang w:eastAsia="es-CO"/>
+        </w:rPr>
+      </w:pPr>
+      <w:r>
+        <w:rPr>
+          <w:lang w:eastAsia="es-CO"/>
+        </w:rPr>
+        <w:t>Definir la estructura de los datos en formato JSON para asegurar la interoperabilidad del catálogo, sirviendo como maestro de productos de consulta local para las demás células.</w:t>
+      </w:r>
+    </w:p>
+    <w:p>
+      <w:pPr>
+        <w:spacing w:after="160" w:line="278" w:lineRule="auto"/>
+        <w:ind w:firstLine="0"/>
+        <w:rPr>
+          <w:lang w:eastAsia="es-CO"/>
+        </w:rPr>
+      </w:pPr>
+      <w:r>
+        <w:rPr>
+          <w:lang w:eastAsia="es-CO"/>
         </w:rPr>
         <w:br w:type="page"/>
       </w:r>
@@ -1358,10 +2127,12 @@
       <w:pPr>
         <w:pStyle w:val="Ttulo1"/>
       </w:pPr>
+      <w:bookmarkStart w:id="7" w:name="_Toc241954134"/>
       <w:r>
         <w:lastRenderedPageBreak/>
         <w:t>Planteamiento del problema</w:t>
       </w:r>
+      <w:bookmarkEnd w:id="7"/>
     </w:p>
     <w:p/>
     <w:p/>
@@ -1373,7 +2144,23 @@
     </w:p>
     <w:p>
       <w:r>
-        <w:t xml:space="preserve">Para resolver esta problemática, se define la Célula 1 del aplicativo Sazón, enfocada en el desarrollo del módulo "Catálogo de Productos Nutresa" (Equipo de Desarrollo Sazón, 2026). Este componente actúa como la base técnica del recetario, consolidando el portafolio del Grupo Nutresa (Zenú, Noel, Doria, Colcafé, Chocolisto, Jet y Ranchera) para que funcione como la fuente única de verdad sobre la cual se estructura cada receta. </w:t>
+        <w:t xml:space="preserve">Para resolver esta problemática, se define la Célula 1 del aplicativo Sazón, enfocada en el desarrollo del módulo "Catálogo de Productos Nutresa" (Equipo de Desarrollo Sazón, 2026). Este componente actúa como la base técnica del recetario, consolidando el portafolio del Grupo Nutresa (Zenú, Noel, Doria, </w:t>
+      </w:r>
+      <w:proofErr w:type="spellStart"/>
+      <w:r>
+        <w:t>Colcafé</w:t>
+      </w:r>
+      <w:proofErr w:type="spellEnd"/>
+      <w:r>
+        <w:t xml:space="preserve">, </w:t>
+      </w:r>
+      <w:proofErr w:type="spellStart"/>
+      <w:r>
+        <w:t>Chocolisto</w:t>
+      </w:r>
+      <w:proofErr w:type="spellEnd"/>
+      <w:r>
+        <w:t xml:space="preserve">, Jet y Ranchera) para que funcione como la fuente única de verdad sobre la cual se estructura cada receta. </w:t>
       </w:r>
     </w:p>
     <w:p/>
@@ -1381,6 +2168,7 @@
       <w:r>
         <w:t xml:space="preserve">La solución tecnológica se articula en tres capas: un </w:t>
       </w:r>
+      <w:proofErr w:type="spellStart"/>
       <w:r>
         <w:rPr>
           <w:i/>
@@ -1388,9 +2176,19 @@
         </w:rPr>
         <w:t>frontend</w:t>
       </w:r>
-      <w:r>
-        <w:t xml:space="preserve"> (React) que despliega una vitrina interactiva con filtros y fichas detalladas de los productos; un </w:t>
-      </w:r>
+      <w:proofErr w:type="spellEnd"/>
+      <w:r>
+        <w:t xml:space="preserve"> (</w:t>
+      </w:r>
+      <w:proofErr w:type="spellStart"/>
+      <w:r>
+        <w:t>React</w:t>
+      </w:r>
+      <w:proofErr w:type="spellEnd"/>
+      <w:r>
+        <w:t xml:space="preserve">) que despliega una vitrina interactiva con filtros y fichas detalladas de los productos; un </w:t>
+      </w:r>
+      <w:proofErr w:type="spellStart"/>
       <w:r>
         <w:rPr>
           <w:i/>
@@ -1398,9 +2196,11 @@
         </w:rPr>
         <w:t>backend</w:t>
       </w:r>
+      <w:proofErr w:type="spellEnd"/>
       <w:r>
         <w:t xml:space="preserve"> (Spring Boot) que gestiona el inventario completo (CRUD) y expone </w:t>
       </w:r>
+      <w:proofErr w:type="spellStart"/>
       <w:r>
         <w:rPr>
           <w:i/>
@@ -1408,6 +2208,7 @@
         </w:rPr>
         <w:t>endpoints</w:t>
       </w:r>
+      <w:proofErr w:type="spellEnd"/>
       <w:r>
         <w:t xml:space="preserve"> de consulta esenciales para las demás células del proyecto; y una base de datos relacional de cinco tablas que soporta la persistencia, edición y búsqueda de todos los elementos del catálogo (Equipo de Desarrollo Sazón, 2026).</w:t>
       </w:r>
@@ -1428,6 +2229,7 @@
           <w:szCs w:val="24"/>
         </w:rPr>
       </w:pPr>
+      <w:bookmarkStart w:id="8" w:name="_Toc241954119"/>
       <w:r>
         <w:rPr>
           <w:b/>
@@ -1511,6 +2313,7 @@
         <w:br/>
         <w:t>Comparativa de la problemática y solución de la Célula 1 (Catálogo de Productos)</w:t>
       </w:r>
+      <w:bookmarkEnd w:id="8"/>
     </w:p>
     <w:tbl>
       <w:tblPr>
@@ -1532,11 +2335,19 @@
             <w:tcW w:w="2942" w:type="dxa"/>
           </w:tcPr>
           <w:p>
-            <w:r>
-              <w:t>Problema Actua</w:t>
-            </w:r>
-            <w:r>
-              <w:t>l</w:t>
+            <w:pPr>
+              <w:ind w:firstLine="0"/>
+              <w:rPr>
+                <w:b/>
+                <w:bCs/>
+              </w:rPr>
+            </w:pPr>
+            <w:r>
+              <w:rPr>
+                <w:b/>
+                <w:bCs/>
+              </w:rPr>
+              <w:t>Problema Actual</w:t>
             </w:r>
           </w:p>
         </w:tc>
@@ -1545,7 +2356,18 @@
             <w:tcW w:w="2943" w:type="dxa"/>
           </w:tcPr>
           <w:p>
-            <w:r>
+            <w:pPr>
+              <w:ind w:firstLine="0"/>
+              <w:rPr>
+                <w:b/>
+                <w:bCs/>
+              </w:rPr>
+            </w:pPr>
+            <w:r>
+              <w:rPr>
+                <w:b/>
+                <w:bCs/>
+              </w:rPr>
               <w:t>Consecuencia en la Operación</w:t>
             </w:r>
           </w:p>
@@ -1555,7 +2377,18 @@
             <w:tcW w:w="2943" w:type="dxa"/>
           </w:tcPr>
           <w:p>
-            <w:r>
+            <w:pPr>
+              <w:ind w:firstLine="0"/>
+              <w:rPr>
+                <w:b/>
+                <w:bCs/>
+              </w:rPr>
+            </w:pPr>
+            <w:r>
+              <w:rPr>
+                <w:b/>
+                <w:bCs/>
+              </w:rPr>
               <w:t>Solución con la Aplicación</w:t>
             </w:r>
           </w:p>
@@ -1567,7 +2400,18 @@
             <w:tcW w:w="2942" w:type="dxa"/>
           </w:tcPr>
           <w:p>
-            <w:r>
+            <w:pPr>
+              <w:pStyle w:val="textotablas"/>
+              <w:rPr>
+                <w:b/>
+                <w:bCs/>
+              </w:rPr>
+            </w:pPr>
+            <w:r>
+              <w:rPr>
+                <w:b/>
+                <w:bCs/>
+              </w:rPr>
               <w:t>Falta de un registro maestro de ingredientes comerciales</w:t>
             </w:r>
           </w:p>
@@ -1577,6 +2421,9 @@
             <w:tcW w:w="2943" w:type="dxa"/>
           </w:tcPr>
           <w:p>
+            <w:pPr>
+              <w:pStyle w:val="textotablas"/>
+            </w:pPr>
             <w:r>
               <w:t>Inconsistencia de datos y duplicidad de esfuerzos al no contar con una base estandarizada de marcas y presentaciones para armar las preparaciones culinarias.</w:t>
             </w:r>
@@ -1587,52 +2434,17 @@
             <w:tcW w:w="2943" w:type="dxa"/>
           </w:tcPr>
           <w:p>
+            <w:pPr>
+              <w:pStyle w:val="textotablas"/>
+            </w:pPr>
             <w:r>
               <w:t xml:space="preserve">Construcción de un maestro de productos (Grupo Nutresa) que centraliza las marcas comerciales como base única y normalizada para todo el recetario. </w:t>
             </w:r>
           </w:p>
-          <w:p/>
-        </w:tc>
-      </w:tr>
-      <w:tr>
-        <w:tc>
-          <w:tcPr>
-            <w:tcW w:w="2942" w:type="dxa"/>
-          </w:tcPr>
           <w:p>
-            <w:r>
-              <w:t>Carencia de interfaces de búsqueda y visualización</w:t>
-            </w:r>
-          </w:p>
-        </w:tc>
-        <w:tc>
-          <w:tcPr>
-            <w:tcW w:w="2943" w:type="dxa"/>
-          </w:tcPr>
-          <w:p>
-            <w:r>
-              <w:t>Dificultad para explorar el portafolio, limitando la capacidad del sistema para mostrar descripciones, presentaciones o las recetas vinculadas a un artículo específico.</w:t>
-            </w:r>
-          </w:p>
-        </w:tc>
-        <w:tc>
-          <w:tcPr>
-            <w:tcW w:w="2943" w:type="dxa"/>
-          </w:tcPr>
-          <w:p>
-            <w:r>
-              <w:t xml:space="preserve">Desarrollo de una vitrina interactiva en el </w:t>
-            </w:r>
-            <w:r>
-              <w:rPr>
-                <w:i/>
-                <w:iCs/>
-              </w:rPr>
-              <w:t>frontend</w:t>
-            </w:r>
-            <w:r>
-              <w:t xml:space="preserve"> con filtros por categoría, presentación o marca, y una ficha detallada por cada producto.</w:t>
-            </w:r>
+            <w:pPr>
+              <w:pStyle w:val="textotablas"/>
+            </w:pPr>
           </w:p>
         </w:tc>
       </w:tr>
@@ -1642,8 +2454,19 @@
             <w:tcW w:w="2942" w:type="dxa"/>
           </w:tcPr>
           <w:p>
-            <w:r>
-              <w:t>Ausencia de servicios de datos para otros módulos</w:t>
+            <w:pPr>
+              <w:pStyle w:val="textotablas"/>
+              <w:rPr>
+                <w:b/>
+                <w:bCs/>
+              </w:rPr>
+            </w:pPr>
+            <w:r>
+              <w:rPr>
+                <w:b/>
+                <w:bCs/>
+              </w:rPr>
+              <w:t>Carencia de interfaces de búsqueda y visualización</w:t>
             </w:r>
           </w:p>
         </w:tc>
@@ -1652,8 +2475,11 @@
             <w:tcW w:w="2943" w:type="dxa"/>
           </w:tcPr>
           <w:p>
-            <w:r>
-              <w:t>Las demás células de la aplicación carecen de un punto de consulta confiable, lo que fragmenta la integración del aplicativo.</w:t>
+            <w:pPr>
+              <w:pStyle w:val="textotablas"/>
+            </w:pPr>
+            <w:r>
+              <w:t>Dificultad para explorar el portafolio, limitando la capacidad del sistema para mostrar descripciones, presentaciones o las recetas vinculadas a un artículo específico.</w:t>
             </w:r>
           </w:p>
         </w:tc>
@@ -1662,26 +2488,94 @@
             <w:tcW w:w="2943" w:type="dxa"/>
           </w:tcPr>
           <w:p>
-            <w:r>
-              <w:t xml:space="preserve">Implementación de un </w:t>
-            </w:r>
+            <w:pPr>
+              <w:pStyle w:val="textotablas"/>
+            </w:pPr>
+            <w:r>
+              <w:t xml:space="preserve">Desarrollo de una vitrina interactiva en el </w:t>
+            </w:r>
+            <w:proofErr w:type="spellStart"/>
             <w:r>
               <w:rPr>
                 <w:i/>
                 <w:iCs/>
               </w:rPr>
-              <w:t>backend</w:t>
-            </w:r>
-            <w:r>
-              <w:t xml:space="preserve"> que gestiona el ciclo de vida del catálogo (CRUD) y expone </w:t>
-            </w:r>
+              <w:t>frontend</w:t>
+            </w:r>
+            <w:proofErr w:type="spellEnd"/>
+            <w:r>
+              <w:t xml:space="preserve"> con filtros por categoría, presentación o marca, y una ficha detallada por cada producto.</w:t>
+            </w:r>
+          </w:p>
+        </w:tc>
+      </w:tr>
+      <w:tr>
+        <w:tc>
+          <w:tcPr>
+            <w:tcW w:w="2942" w:type="dxa"/>
+          </w:tcPr>
+          <w:p>
+            <w:pPr>
+              <w:pStyle w:val="textotablas"/>
+              <w:rPr>
+                <w:b/>
+                <w:bCs/>
+              </w:rPr>
+            </w:pPr>
+            <w:r>
+              <w:rPr>
+                <w:b/>
+                <w:bCs/>
+              </w:rPr>
+              <w:t>Ausencia de servicios de datos para otros módulos</w:t>
+            </w:r>
+          </w:p>
+        </w:tc>
+        <w:tc>
+          <w:tcPr>
+            <w:tcW w:w="2943" w:type="dxa"/>
+          </w:tcPr>
+          <w:p>
+            <w:pPr>
+              <w:pStyle w:val="textotablas"/>
+            </w:pPr>
+            <w:r>
+              <w:t>Las demás células de la aplicación carecen de un punto de consulta confiable, lo que fragmenta la integración del aplicativo.</w:t>
+            </w:r>
+          </w:p>
+        </w:tc>
+        <w:tc>
+          <w:tcPr>
+            <w:tcW w:w="2943" w:type="dxa"/>
+          </w:tcPr>
+          <w:p>
+            <w:pPr>
+              <w:pStyle w:val="textotablas"/>
+            </w:pPr>
+            <w:r>
+              <w:t xml:space="preserve">Implementación de un </w:t>
+            </w:r>
+            <w:proofErr w:type="spellStart"/>
             <w:r>
               <w:rPr>
                 <w:i/>
                 <w:iCs/>
               </w:rPr>
+              <w:t>backend</w:t>
+            </w:r>
+            <w:proofErr w:type="spellEnd"/>
+            <w:r>
+              <w:t xml:space="preserve"> que gestiona el ciclo de vida del catálogo (CRUD) y expone </w:t>
+            </w:r>
+            <w:proofErr w:type="spellStart"/>
+            <w:r>
+              <w:rPr>
+                <w:i/>
+                <w:iCs/>
+              </w:rPr>
               <w:t>endpoints</w:t>
             </w:r>
+            <w:proofErr w:type="spellEnd"/>
             <w:r>
               <w:t xml:space="preserve"> de consulta estandarizados para que las demás células consuman la información.</w:t>
             </w:r>
@@ -1691,75 +2585,112 @@
     </w:tbl>
     <w:p>
       <w:pPr>
+        <w:pStyle w:val="Estilonotastabla"/>
+        <w:ind w:firstLine="0"/>
+      </w:pPr>
+      <w:r>
         <w:rPr>
           <w:i/>
+        </w:rPr>
+        <w:t>Nota.</w:t>
+      </w:r>
+      <w:r>
+        <w:t xml:space="preserve"> Tabla generada mediante el modelo de lenguaje grande Gemini (Google, 2026), basada en los requerimientos funcionales de la Célula 1 de la aplicación Sazón (Equipo de Desarrollo Sazón, 2026). El acrónimo CRUD (</w:t>
+      </w:r>
+      <w:proofErr w:type="spellStart"/>
+      <w:r>
+        <w:rPr>
+          <w:i/>
+        </w:rPr>
+        <w:t>Create</w:t>
+      </w:r>
+      <w:proofErr w:type="spellEnd"/>
+      <w:r>
+        <w:rPr>
+          <w:i/>
+        </w:rPr>
+        <w:t xml:space="preserve">, Read, </w:t>
+      </w:r>
+      <w:proofErr w:type="spellStart"/>
+      <w:r>
+        <w:rPr>
+          <w:i/>
+        </w:rPr>
+        <w:t>Update</w:t>
+      </w:r>
+      <w:proofErr w:type="spellEnd"/>
+      <w:r>
+        <w:rPr>
+          <w:i/>
+        </w:rPr>
+        <w:t>, Delete</w:t>
+      </w:r>
+      <w:r>
+        <w:t xml:space="preserve">) engloba las operaciones básicas de gestión en bases de datos, mientras que el término </w:t>
+      </w:r>
+      <w:proofErr w:type="spellStart"/>
+      <w:r>
+        <w:rPr>
+          <w:i/>
+        </w:rPr>
+        <w:t>endpoint</w:t>
+      </w:r>
+      <w:proofErr w:type="spellEnd"/>
+      <w:r>
+        <w:t xml:space="preserve"> hace referencia a los puntos de acceso de la API (</w:t>
+      </w:r>
+      <w:proofErr w:type="spellStart"/>
+      <w:r>
+        <w:rPr>
+          <w:i/>
+        </w:rPr>
+        <w:t>Application</w:t>
+      </w:r>
+      <w:proofErr w:type="spellEnd"/>
+      <w:r>
+        <w:rPr>
+          <w:i/>
+        </w:rPr>
+        <w:t xml:space="preserve"> </w:t>
+      </w:r>
+      <w:proofErr w:type="spellStart"/>
+      <w:r>
+        <w:rPr>
+          <w:i/>
+        </w:rPr>
+        <w:t>Programming</w:t>
+      </w:r>
+      <w:proofErr w:type="spellEnd"/>
+      <w:r>
+        <w:rPr>
+          <w:i/>
+        </w:rPr>
+        <w:t xml:space="preserve"> </w:t>
+      </w:r>
+      <w:proofErr w:type="gramStart"/>
+      <w:r>
+        <w:rPr>
+          <w:i/>
+        </w:rPr>
+        <w:t>Interface</w:t>
+      </w:r>
+      <w:proofErr w:type="gramEnd"/>
+      <w:r>
+        <w:t>) que permiten a los demás módulos de la aplicación comunicarse y consultar la información centralizada del catálogo.</w:t>
+      </w:r>
+    </w:p>
+    <w:p>
+      <w:pPr>
+        <w:spacing w:after="160" w:line="278" w:lineRule="auto"/>
+        <w:ind w:firstLine="0"/>
+        <w:rPr>
           <w:iCs/>
-        </w:rPr>
-      </w:pPr>
-    </w:p>
-    <w:p>
-      <w:pPr>
-        <w:pStyle w:val="Estilonotastabla"/>
-      </w:pPr>
-      <w:r>
-        <w:rPr>
-          <w:i/>
-        </w:rPr>
-        <w:t>Nota.</w:t>
-      </w:r>
-      <w:r>
-        <w:t xml:space="preserve"> Tabla generada mediante el modelo de lenguaje grande Gemini (Google, 2026), basada en los requerimientos funcionales de la Célula 1 de la aplicación Sazón (Equipo de Desarrollo Sazón, 2026). El acrónimo CRUD (</w:t>
-      </w:r>
-      <w:r>
-        <w:rPr>
-          <w:i/>
-        </w:rPr>
-        <w:t>Create, Read, Update, Delete</w:t>
-      </w:r>
-      <w:r>
-        <w:t xml:space="preserve">) engloba las operaciones básicas de gestión en bases de datos, mientras que el término </w:t>
-      </w:r>
-      <w:r>
-        <w:rPr>
-          <w:i/>
-        </w:rPr>
-        <w:t>endpoint</w:t>
-      </w:r>
-      <w:r>
-        <w:t xml:space="preserve"> hace referencia a los puntos de acceso de la API (</w:t>
-      </w:r>
-      <w:r>
-        <w:rPr>
-          <w:i/>
-        </w:rPr>
-        <w:t>Application Programming Interface</w:t>
-      </w:r>
-      <w:r>
-        <w:t>) que permiten a los demás módulos de la aplicación comunicarse y consultar la información centralizada del catálogo.</w:t>
-      </w:r>
-    </w:p>
-    <w:p>
-      <w:pPr>
-        <w:spacing w:line="480" w:lineRule="auto"/>
-        <w:rPr>
-          <w:rFonts w:ascii="Times New Roman" w:hAnsi="Times New Roman" w:cs="Times New Roman"/>
-        </w:rPr>
-      </w:pPr>
-      <w:r>
-        <w:br w:type="page"/>
-      </w:r>
-    </w:p>
-    <w:p>
-      <w:pPr>
-        <w:rPr>
-          <w:rFonts w:ascii="Times New Roman" w:hAnsi="Times New Roman" w:cs="Times New Roman"/>
-        </w:rPr>
-      </w:pPr>
-      <w:r>
-        <w:rPr>
-          <w:rFonts w:ascii="Times New Roman" w:hAnsi="Times New Roman" w:cs="Times New Roman"/>
-        </w:rPr>
-        <w:lastRenderedPageBreak/>
+          <w:kern w:val="0"/>
+          <w:szCs w:val="22"/>
+          <w14:ligatures w14:val="none"/>
+        </w:rPr>
+      </w:pPr>
+      <w:r>
         <w:br w:type="page"/>
       </w:r>
     </w:p>
@@ -1767,21 +2698,20 @@
       <w:pPr>
         <w:keepNext/>
         <w:keepLines/>
-        <w:spacing w:after="0" w:line="480" w:lineRule="auto"/>
-        <w:ind w:firstLine="720"/>
         <w:jc w:val="center"/>
         <w:outlineLvl w:val="0"/>
         <w:rPr>
-          <w:rFonts w:ascii="Times New Roman" w:eastAsia="Times New Roman" w:hAnsi="Times New Roman" w:cs="Times New Roman"/>
+          <w:rFonts w:eastAsia="Times New Roman" w:cs="Times New Roman"/>
           <w:b/>
           <w:color w:val="000000"/>
           <w:szCs w:val="32"/>
           <w:lang w:eastAsia="es-CO"/>
         </w:rPr>
       </w:pPr>
-      <w:r>
-        <w:rPr>
-          <w:rFonts w:ascii="Times New Roman" w:eastAsia="Times New Roman" w:hAnsi="Times New Roman" w:cs="Times New Roman"/>
+      <w:bookmarkStart w:id="9" w:name="_Toc241954135"/>
+      <w:r>
+        <w:rPr>
+          <w:rFonts w:eastAsia="Times New Roman" w:cs="Times New Roman"/>
           <w:b/>
           <w:color w:val="000000"/>
           <w:szCs w:val="32"/>
@@ -1790,13 +2720,12 @@
         <w:lastRenderedPageBreak/>
         <w:t>Stack Tecnológico</w:t>
       </w:r>
-    </w:p>
-    <w:p>
-      <w:pPr>
-        <w:spacing w:after="0" w:line="480" w:lineRule="auto"/>
-        <w:ind w:firstLine="720"/>
-        <w:rPr>
-          <w:rFonts w:ascii="Times New Roman" w:eastAsia="Calibri" w:hAnsi="Times New Roman" w:cs="Times New Roman"/>
+      <w:bookmarkEnd w:id="9"/>
+    </w:p>
+    <w:p>
+      <w:pPr>
+        <w:rPr>
+          <w:rFonts w:eastAsia="Calibri" w:cs="Times New Roman"/>
           <w:color w:val="000000"/>
           <w:szCs w:val="22"/>
           <w:lang w:eastAsia="es-CO"/>
@@ -1805,10 +2734,8 @@
     </w:p>
     <w:p>
       <w:pPr>
-        <w:spacing w:after="0" w:line="480" w:lineRule="auto"/>
-        <w:ind w:firstLine="720"/>
-        <w:rPr>
-          <w:rFonts w:ascii="Times New Roman" w:eastAsia="Calibri" w:hAnsi="Times New Roman" w:cs="Times New Roman"/>
+        <w:rPr>
+          <w:rFonts w:eastAsia="Calibri" w:cs="Times New Roman"/>
           <w:color w:val="000000"/>
           <w:szCs w:val="22"/>
           <w:lang w:eastAsia="es-CO"/>
@@ -1817,10 +2744,8 @@
     </w:p>
     <w:p>
       <w:pPr>
-        <w:spacing w:after="0" w:line="480" w:lineRule="auto"/>
-        <w:ind w:firstLine="720"/>
-        <w:rPr>
-          <w:rFonts w:ascii="Times New Roman" w:eastAsia="Calibri" w:hAnsi="Times New Roman" w:cs="Times New Roman"/>
+        <w:rPr>
+          <w:rFonts w:eastAsia="Calibri" w:cs="Times New Roman"/>
           <w:color w:val="000000"/>
           <w:szCs w:val="22"/>
           <w:lang w:eastAsia="es-CO"/>
@@ -1829,10 +2754,8 @@
     </w:p>
     <w:p>
       <w:pPr>
-        <w:spacing w:after="0" w:line="480" w:lineRule="auto"/>
-        <w:ind w:firstLine="720"/>
-        <w:rPr>
-          <w:rFonts w:ascii="Times New Roman" w:eastAsia="Calibri" w:hAnsi="Times New Roman" w:cs="Times New Roman"/>
+        <w:rPr>
+          <w:rFonts w:eastAsia="Calibri" w:cs="Times New Roman"/>
           <w:color w:val="000000"/>
           <w:szCs w:val="22"/>
           <w:lang w:eastAsia="es-CO"/>
@@ -1840,16 +2763,36 @@
       </w:pPr>
       <w:r>
         <w:rPr>
-          <w:rFonts w:ascii="Times New Roman" w:eastAsia="Calibri" w:hAnsi="Times New Roman" w:cs="Times New Roman"/>
+          <w:rFonts w:eastAsia="Calibri" w:cs="Times New Roman"/>
           <w:color w:val="000000"/>
           <w:szCs w:val="22"/>
           <w:lang w:eastAsia="es-CO"/>
         </w:rPr>
-        <w:t xml:space="preserve">La solución full-stack para el </w:t>
-      </w:r>
-      <w:r>
-        <w:rPr>
-          <w:rFonts w:ascii="Times New Roman" w:eastAsia="Calibri" w:hAnsi="Times New Roman" w:cs="Times New Roman"/>
+        <w:t>La solución full-</w:t>
+      </w:r>
+      <w:proofErr w:type="spellStart"/>
+      <w:r>
+        <w:rPr>
+          <w:rFonts w:eastAsia="Calibri" w:cs="Times New Roman"/>
+          <w:color w:val="000000"/>
+          <w:szCs w:val="22"/>
+          <w:lang w:eastAsia="es-CO"/>
+        </w:rPr>
+        <w:t>stack</w:t>
+      </w:r>
+      <w:proofErr w:type="spellEnd"/>
+      <w:r>
+        <w:rPr>
+          <w:rFonts w:eastAsia="Calibri" w:cs="Times New Roman"/>
+          <w:color w:val="000000"/>
+          <w:szCs w:val="22"/>
+          <w:lang w:eastAsia="es-CO"/>
+        </w:rPr>
+        <w:t xml:space="preserve"> para el </w:t>
+      </w:r>
+      <w:r>
+        <w:rPr>
+          <w:rFonts w:eastAsia="Calibri" w:cs="Times New Roman"/>
           <w:b/>
           <w:bCs/>
           <w:color w:val="000000"/>
@@ -1860,7 +2803,7 @@
       </w:r>
       <w:r>
         <w:rPr>
-          <w:rFonts w:ascii="Times New Roman" w:eastAsia="Calibri" w:hAnsi="Times New Roman" w:cs="Times New Roman"/>
+          <w:rFonts w:eastAsia="Calibri" w:cs="Times New Roman"/>
           <w:color w:val="000000"/>
           <w:szCs w:val="22"/>
           <w:lang w:eastAsia="es-CO"/>
@@ -1870,296 +2813,280 @@
     </w:p>
     <w:p>
       <w:pPr>
-        <w:keepNext/>
-        <w:keepLines/>
-        <w:spacing w:after="0" w:line="480" w:lineRule="auto"/>
-        <w:ind w:firstLine="720"/>
-        <w:jc w:val="center"/>
-        <w:outlineLvl w:val="0"/>
-        <w:rPr>
-          <w:rFonts w:ascii="Times New Roman" w:eastAsia="Times New Roman" w:hAnsi="Times New Roman" w:cs="Times New Roman"/>
-          <w:b/>
-          <w:color w:val="000000"/>
-          <w:szCs w:val="32"/>
-          <w:lang w:eastAsia="es-CO"/>
-        </w:rPr>
-      </w:pPr>
-      <w:r>
-        <w:rPr>
-          <w:rFonts w:ascii="Times New Roman" w:eastAsia="Times New Roman" w:hAnsi="Times New Roman" w:cs="Times New Roman"/>
-          <w:b/>
-          <w:color w:val="000000"/>
-          <w:szCs w:val="32"/>
-          <w:lang w:eastAsia="es-CO"/>
-        </w:rPr>
-        <w:t>Frontend (Capa de Presentación)</w:t>
-      </w:r>
-    </w:p>
-    <w:p>
-      <w:pPr>
-        <w:spacing w:after="0" w:line="480" w:lineRule="auto"/>
-        <w:ind w:firstLine="720"/>
-        <w:rPr>
-          <w:rFonts w:ascii="Times New Roman" w:eastAsia="Calibri" w:hAnsi="Times New Roman" w:cs="Times New Roman"/>
+        <w:pStyle w:val="Ttulo2"/>
+        <w:rPr>
+          <w:rFonts w:eastAsia="Times New Roman"/>
+          <w:lang w:eastAsia="es-CO"/>
+        </w:rPr>
+      </w:pPr>
+      <w:bookmarkStart w:id="10" w:name="_Toc241954136"/>
+      <w:proofErr w:type="spellStart"/>
+      <w:r>
+        <w:rPr>
+          <w:rFonts w:eastAsia="Times New Roman"/>
+          <w:lang w:eastAsia="es-CO"/>
+        </w:rPr>
+        <w:t>Frontend</w:t>
+      </w:r>
+      <w:proofErr w:type="spellEnd"/>
+      <w:r>
+        <w:rPr>
+          <w:rFonts w:eastAsia="Times New Roman"/>
+          <w:lang w:eastAsia="es-CO"/>
+        </w:rPr>
+        <w:t xml:space="preserve"> (Capa de Presentación)</w:t>
+      </w:r>
+      <w:bookmarkEnd w:id="10"/>
+    </w:p>
+    <w:p>
+      <w:pPr>
+        <w:pStyle w:val="Prrafodelista"/>
+        <w:numPr>
+          <w:ilvl w:val="0"/>
+          <w:numId w:val="9"/>
+        </w:numPr>
+        <w:rPr>
+          <w:rFonts w:eastAsia="Calibri" w:cs="Times New Roman"/>
           <w:color w:val="000000"/>
           <w:szCs w:val="22"/>
           <w:lang w:eastAsia="es-CO"/>
         </w:rPr>
       </w:pPr>
-    </w:p>
-    <w:p>
-      <w:pPr>
-        <w:spacing w:after="0" w:line="480" w:lineRule="auto"/>
-        <w:ind w:firstLine="720"/>
-        <w:rPr>
-          <w:rFonts w:ascii="Times New Roman" w:eastAsia="Calibri" w:hAnsi="Times New Roman" w:cs="Times New Roman"/>
-          <w:color w:val="000000"/>
-          <w:szCs w:val="22"/>
-          <w:lang w:eastAsia="es-CO"/>
-        </w:rPr>
-      </w:pPr>
-    </w:p>
-    <w:p>
-      <w:pPr>
-        <w:spacing w:after="0" w:line="480" w:lineRule="auto"/>
-        <w:ind w:firstLine="720"/>
-        <w:rPr>
-          <w:rFonts w:ascii="Times New Roman" w:eastAsia="Calibri" w:hAnsi="Times New Roman" w:cs="Times New Roman"/>
-          <w:color w:val="000000"/>
-          <w:szCs w:val="22"/>
-          <w:lang w:eastAsia="es-CO"/>
-        </w:rPr>
-      </w:pPr>
-    </w:p>
-    <w:p>
-      <w:pPr>
-        <w:spacing w:after="0" w:line="480" w:lineRule="auto"/>
-        <w:ind w:firstLine="720"/>
-        <w:rPr>
-          <w:rFonts w:ascii="Times New Roman" w:eastAsia="Calibri" w:hAnsi="Times New Roman" w:cs="Times New Roman"/>
-          <w:color w:val="000000"/>
-          <w:szCs w:val="22"/>
-          <w:lang w:eastAsia="es-CO"/>
-        </w:rPr>
-      </w:pPr>
-      <w:r>
-        <w:rPr>
-          <w:rFonts w:ascii="Times New Roman" w:eastAsia="Calibri" w:hAnsi="Times New Roman" w:cs="Times New Roman"/>
+      <w:proofErr w:type="spellStart"/>
+      <w:r>
+        <w:rPr>
+          <w:rFonts w:eastAsia="Calibri" w:cs="Times New Roman"/>
           <w:b/>
           <w:bCs/>
           <w:color w:val="000000"/>
           <w:szCs w:val="22"/>
           <w:lang w:eastAsia="es-CO"/>
         </w:rPr>
-        <w:t>React:</w:t>
-      </w:r>
-      <w:r>
-        <w:rPr>
-          <w:rFonts w:ascii="Times New Roman" w:eastAsia="Calibri" w:hAnsi="Times New Roman" w:cs="Times New Roman"/>
-          <w:color w:val="000000"/>
-          <w:szCs w:val="22"/>
-          <w:lang w:eastAsia="es-CO"/>
-        </w:rPr>
-        <w:t xml:space="preserve"> Librería/Framework para la construcción de una interfaz dinámica Single Page Application (SPA), enfocada en la vitrina comercial y búsqueda de productos.</w:t>
-      </w:r>
-    </w:p>
-    <w:p>
-      <w:pPr>
-        <w:spacing w:after="0" w:line="480" w:lineRule="auto"/>
-        <w:ind w:firstLine="720"/>
-        <w:rPr>
-          <w:rFonts w:ascii="Times New Roman" w:eastAsia="Calibri" w:hAnsi="Times New Roman" w:cs="Times New Roman"/>
-          <w:color w:val="000000"/>
-          <w:szCs w:val="22"/>
-          <w:lang w:eastAsia="es-CO"/>
-        </w:rPr>
-      </w:pPr>
-      <w:r>
-        <w:rPr>
-          <w:rFonts w:ascii="Times New Roman" w:eastAsia="Calibri" w:hAnsi="Times New Roman" w:cs="Times New Roman"/>
+        <w:t>React</w:t>
+      </w:r>
+      <w:proofErr w:type="spellEnd"/>
+      <w:r>
+        <w:rPr>
+          <w:rFonts w:eastAsia="Calibri" w:cs="Times New Roman"/>
           <w:b/>
           <w:bCs/>
           <w:color w:val="000000"/>
           <w:szCs w:val="22"/>
           <w:lang w:eastAsia="es-CO"/>
         </w:rPr>
-        <w:t>JavaScript (ES6+) / HTML5 / CSS3:</w:t>
-      </w:r>
-      <w:r>
-        <w:rPr>
-          <w:rFonts w:ascii="Times New Roman" w:eastAsia="Calibri" w:hAnsi="Times New Roman" w:cs="Times New Roman"/>
+        <w:t>:</w:t>
+      </w:r>
+      <w:r>
+        <w:rPr>
+          <w:rFonts w:eastAsia="Calibri" w:cs="Times New Roman"/>
           <w:color w:val="000000"/>
           <w:szCs w:val="22"/>
           <w:lang w:eastAsia="es-CO"/>
         </w:rPr>
-        <w:t xml:space="preserve"> Lenguajes estándar para lógica de interfaz, maquetación semántica y estilos adaptables.</w:t>
-      </w:r>
-    </w:p>
-    <w:p>
-      <w:pPr>
-        <w:spacing w:after="0" w:line="480" w:lineRule="auto"/>
-        <w:ind w:firstLine="720"/>
-        <w:rPr>
-          <w:rFonts w:ascii="Times New Roman" w:eastAsia="Calibri" w:hAnsi="Times New Roman" w:cs="Times New Roman"/>
+        <w:t xml:space="preserve"> Librería/Framework para la construcción de una interfaz dinámica </w:t>
+      </w:r>
+      <w:proofErr w:type="gramStart"/>
+      <w:r>
+        <w:rPr>
+          <w:rFonts w:eastAsia="Calibri" w:cs="Times New Roman"/>
           <w:color w:val="000000"/>
           <w:szCs w:val="22"/>
           <w:lang w:eastAsia="es-CO"/>
         </w:rPr>
-      </w:pPr>
-      <w:r>
-        <w:rPr>
-          <w:rFonts w:ascii="Times New Roman" w:eastAsia="Calibri" w:hAnsi="Times New Roman" w:cs="Times New Roman"/>
+        <w:t>Single</w:t>
+      </w:r>
+      <w:proofErr w:type="gramEnd"/>
+      <w:r>
+        <w:rPr>
+          <w:rFonts w:eastAsia="Calibri" w:cs="Times New Roman"/>
+          <w:color w:val="000000"/>
+          <w:szCs w:val="22"/>
+          <w:lang w:eastAsia="es-CO"/>
+        </w:rPr>
+        <w:t xml:space="preserve"> Page </w:t>
+      </w:r>
+      <w:proofErr w:type="spellStart"/>
+      <w:r>
+        <w:rPr>
+          <w:rFonts w:eastAsia="Calibri" w:cs="Times New Roman"/>
+          <w:color w:val="000000"/>
+          <w:szCs w:val="22"/>
+          <w:lang w:eastAsia="es-CO"/>
+        </w:rPr>
+        <w:t>Application</w:t>
+      </w:r>
+      <w:proofErr w:type="spellEnd"/>
+      <w:r>
+        <w:rPr>
+          <w:rFonts w:eastAsia="Calibri" w:cs="Times New Roman"/>
+          <w:color w:val="000000"/>
+          <w:szCs w:val="22"/>
+          <w:lang w:eastAsia="es-CO"/>
+        </w:rPr>
+        <w:t xml:space="preserve"> (SPA), enfocada en la vitrina comercial y búsqueda de productos.</w:t>
+      </w:r>
+    </w:p>
+    <w:p>
+      <w:pPr>
+        <w:pStyle w:val="Prrafodelista"/>
+        <w:numPr>
+          <w:ilvl w:val="0"/>
+          <w:numId w:val="9"/>
+        </w:numPr>
+        <w:rPr>
+          <w:rFonts w:eastAsia="Calibri" w:cs="Times New Roman"/>
+          <w:color w:val="000000"/>
+          <w:szCs w:val="22"/>
+          <w:lang w:eastAsia="es-CO"/>
+        </w:rPr>
+      </w:pPr>
+      <w:r>
+        <w:rPr>
+          <w:rFonts w:eastAsia="Calibri" w:cs="Times New Roman"/>
           <w:b/>
           <w:bCs/>
           <w:color w:val="000000"/>
           <w:szCs w:val="22"/>
           <w:lang w:eastAsia="es-CO"/>
         </w:rPr>
-        <w:t>Axios / Fetch API:</w:t>
-      </w:r>
-      <w:r>
-        <w:rPr>
-          <w:rFonts w:ascii="Times New Roman" w:eastAsia="Calibri" w:hAnsi="Times New Roman" w:cs="Times New Roman"/>
+        <w:t>JavaScript (ES6+) / HTML5 / CSS3:</w:t>
+      </w:r>
+      <w:r>
+        <w:rPr>
+          <w:rFonts w:eastAsia="Calibri" w:cs="Times New Roman"/>
           <w:color w:val="000000"/>
           <w:szCs w:val="22"/>
           <w:lang w:eastAsia="es-CO"/>
         </w:rPr>
-        <w:t xml:space="preserve"> Consumo de la API REST backend mediante peticiones HTTP asíncronas.</w:t>
-      </w:r>
-    </w:p>
-    <w:p>
-      <w:pPr>
-        <w:keepNext/>
-        <w:keepLines/>
-        <w:spacing w:after="0" w:line="480" w:lineRule="auto"/>
-        <w:ind w:firstLine="720"/>
-        <w:jc w:val="center"/>
-        <w:outlineLvl w:val="0"/>
-        <w:rPr>
-          <w:rFonts w:ascii="Times New Roman" w:eastAsia="Times New Roman" w:hAnsi="Times New Roman" w:cs="Times New Roman"/>
-          <w:b/>
-          <w:color w:val="000000"/>
-          <w:szCs w:val="32"/>
-          <w:lang w:eastAsia="es-CO"/>
-        </w:rPr>
-      </w:pPr>
-      <w:r>
-        <w:rPr>
-          <w:rFonts w:ascii="Times New Roman" w:eastAsia="Times New Roman" w:hAnsi="Times New Roman" w:cs="Times New Roman"/>
-          <w:b/>
-          <w:color w:val="000000"/>
-          <w:szCs w:val="32"/>
-          <w:lang w:eastAsia="es-CO"/>
-        </w:rPr>
-        <w:t>Backend (Capa de Lógica de Negocio)</w:t>
-      </w:r>
-    </w:p>
-    <w:p>
-      <w:pPr>
-        <w:spacing w:after="0" w:line="480" w:lineRule="auto"/>
-        <w:ind w:firstLine="720"/>
-        <w:rPr>
-          <w:rFonts w:ascii="Times New Roman" w:eastAsia="Calibri" w:hAnsi="Times New Roman" w:cs="Times New Roman"/>
+        <w:t xml:space="preserve"> Lenguajes estándar para lógica de interfaz, maquetación semántica y estilos adaptables.</w:t>
+      </w:r>
+    </w:p>
+    <w:p>
+      <w:pPr>
+        <w:pStyle w:val="Prrafodelista"/>
+        <w:numPr>
+          <w:ilvl w:val="0"/>
+          <w:numId w:val="9"/>
+        </w:numPr>
+        <w:rPr>
+          <w:rFonts w:eastAsia="Calibri" w:cs="Times New Roman"/>
           <w:color w:val="000000"/>
           <w:szCs w:val="22"/>
           <w:lang w:eastAsia="es-CO"/>
         </w:rPr>
       </w:pPr>
-    </w:p>
-    <w:p>
-      <w:pPr>
-        <w:spacing w:after="0" w:line="480" w:lineRule="auto"/>
-        <w:ind w:firstLine="720"/>
-        <w:rPr>
-          <w:rFonts w:ascii="Times New Roman" w:eastAsia="Calibri" w:hAnsi="Times New Roman" w:cs="Times New Roman"/>
-          <w:color w:val="000000"/>
-          <w:szCs w:val="22"/>
-          <w:lang w:eastAsia="es-CO"/>
-        </w:rPr>
-      </w:pPr>
-    </w:p>
-    <w:p>
-      <w:pPr>
-        <w:spacing w:after="0" w:line="480" w:lineRule="auto"/>
-        <w:ind w:firstLine="720"/>
-        <w:rPr>
-          <w:rFonts w:ascii="Times New Roman" w:eastAsia="Calibri" w:hAnsi="Times New Roman" w:cs="Times New Roman"/>
-          <w:color w:val="000000"/>
-          <w:szCs w:val="22"/>
-          <w:lang w:eastAsia="es-CO"/>
-        </w:rPr>
-      </w:pPr>
-    </w:p>
-    <w:p>
-      <w:pPr>
-        <w:spacing w:after="0" w:line="480" w:lineRule="auto"/>
-        <w:ind w:firstLine="720"/>
-        <w:rPr>
-          <w:rFonts w:ascii="Times New Roman" w:eastAsia="Calibri" w:hAnsi="Times New Roman" w:cs="Times New Roman"/>
-          <w:color w:val="000000"/>
-          <w:szCs w:val="22"/>
-          <w:lang w:eastAsia="es-CO"/>
-        </w:rPr>
-      </w:pPr>
-      <w:r>
-        <w:rPr>
-          <w:rFonts w:ascii="Times New Roman" w:eastAsia="Calibri" w:hAnsi="Times New Roman" w:cs="Times New Roman"/>
+      <w:r>
+        <w:rPr>
+          <w:rFonts w:eastAsia="Calibri" w:cs="Times New Roman"/>
           <w:b/>
           <w:bCs/>
           <w:color w:val="000000"/>
           <w:szCs w:val="22"/>
           <w:lang w:eastAsia="es-CO"/>
         </w:rPr>
-        <w:t>Java:</w:t>
-      </w:r>
-      <w:r>
-        <w:rPr>
-          <w:rFonts w:ascii="Times New Roman" w:eastAsia="Calibri" w:hAnsi="Times New Roman" w:cs="Times New Roman"/>
+        <w:t>Axios / Fetch API:</w:t>
+      </w:r>
+      <w:r>
+        <w:rPr>
+          <w:rFonts w:eastAsia="Calibri" w:cs="Times New Roman"/>
           <w:color w:val="000000"/>
           <w:szCs w:val="22"/>
           <w:lang w:eastAsia="es-CO"/>
         </w:rPr>
-        <w:t xml:space="preserve"> Lenguaje de programación orientado a objetos para la lógica del servidor.</w:t>
-      </w:r>
-    </w:p>
-    <w:p>
-      <w:pPr>
-        <w:spacing w:after="0" w:line="480" w:lineRule="auto"/>
-        <w:ind w:firstLine="720"/>
-        <w:rPr>
-          <w:rFonts w:ascii="Times New Roman" w:eastAsia="Calibri" w:hAnsi="Times New Roman" w:cs="Times New Roman"/>
+        <w:t xml:space="preserve"> Consumo de la API REST </w:t>
+      </w:r>
+      <w:proofErr w:type="spellStart"/>
+      <w:r>
+        <w:rPr>
+          <w:rFonts w:eastAsia="Calibri" w:cs="Times New Roman"/>
           <w:color w:val="000000"/>
           <w:szCs w:val="22"/>
           <w:lang w:eastAsia="es-CO"/>
         </w:rPr>
-      </w:pPr>
-      <w:r>
-        <w:rPr>
-          <w:rFonts w:ascii="Times New Roman" w:eastAsia="Calibri" w:hAnsi="Times New Roman" w:cs="Times New Roman"/>
+        <w:t>backend</w:t>
+      </w:r>
+      <w:proofErr w:type="spellEnd"/>
+      <w:r>
+        <w:rPr>
+          <w:rFonts w:eastAsia="Calibri" w:cs="Times New Roman"/>
+          <w:color w:val="000000"/>
+          <w:szCs w:val="22"/>
+          <w:lang w:eastAsia="es-CO"/>
+        </w:rPr>
+        <w:t xml:space="preserve"> mediante peticiones HTTP asíncronas.</w:t>
+      </w:r>
+    </w:p>
+    <w:p>
+      <w:pPr>
+        <w:pStyle w:val="Ttulo2"/>
+        <w:rPr>
+          <w:rFonts w:eastAsia="Times New Roman"/>
+          <w:lang w:eastAsia="es-CO"/>
+        </w:rPr>
+      </w:pPr>
+      <w:bookmarkStart w:id="11" w:name="_Toc241954137"/>
+      <w:proofErr w:type="spellStart"/>
+      <w:r>
+        <w:rPr>
+          <w:rFonts w:eastAsia="Times New Roman"/>
+          <w:lang w:eastAsia="es-CO"/>
+        </w:rPr>
+        <w:t>Backend</w:t>
+      </w:r>
+      <w:proofErr w:type="spellEnd"/>
+      <w:r>
+        <w:rPr>
+          <w:rFonts w:eastAsia="Times New Roman"/>
+          <w:lang w:eastAsia="es-CO"/>
+        </w:rPr>
+        <w:t xml:space="preserve"> (Capa de Lógica de Negocio)</w:t>
+      </w:r>
+      <w:bookmarkEnd w:id="11"/>
+    </w:p>
+    <w:p>
+      <w:pPr>
+        <w:pStyle w:val="Prrafodelista"/>
+        <w:numPr>
+          <w:ilvl w:val="0"/>
+          <w:numId w:val="10"/>
+        </w:numPr>
+        <w:rPr>
+          <w:rFonts w:eastAsia="Calibri" w:cs="Times New Roman"/>
+          <w:color w:val="000000"/>
+          <w:szCs w:val="22"/>
+          <w:lang w:eastAsia="es-CO"/>
+        </w:rPr>
+      </w:pPr>
+      <w:r>
+        <w:rPr>
+          <w:rFonts w:eastAsia="Calibri" w:cs="Times New Roman"/>
           <w:b/>
           <w:bCs/>
           <w:color w:val="000000"/>
           <w:szCs w:val="22"/>
           <w:lang w:eastAsia="es-CO"/>
         </w:rPr>
-        <w:t>Spring Boot:</w:t>
-      </w:r>
-      <w:r>
-        <w:rPr>
-          <w:rFonts w:ascii="Times New Roman" w:eastAsia="Calibri" w:hAnsi="Times New Roman" w:cs="Times New Roman"/>
+        <w:t>Java:</w:t>
+      </w:r>
+      <w:r>
+        <w:rPr>
+          <w:rFonts w:eastAsia="Calibri" w:cs="Times New Roman"/>
           <w:color w:val="000000"/>
           <w:szCs w:val="22"/>
           <w:lang w:eastAsia="es-CO"/>
         </w:rPr>
-        <w:t xml:space="preserve"> Framework para el desarrollo de controladores REST, servicios y lógica de consulta, filtrado y paginación de productos.</w:t>
-      </w:r>
-    </w:p>
-    <w:p>
-      <w:pPr>
-        <w:spacing w:after="0" w:line="480" w:lineRule="auto"/>
-        <w:ind w:firstLine="720"/>
-        <w:rPr>
-          <w:rFonts w:ascii="Times New Roman" w:eastAsia="Calibri" w:hAnsi="Times New Roman" w:cs="Times New Roman"/>
+        <w:t xml:space="preserve"> Lenguaje de programación orientado a objetos para la lógica del servidor.</w:t>
+      </w:r>
+    </w:p>
+    <w:p>
+      <w:pPr>
+        <w:pStyle w:val="Prrafodelista"/>
+        <w:numPr>
+          <w:ilvl w:val="0"/>
+          <w:numId w:val="10"/>
+        </w:numPr>
+        <w:rPr>
+          <w:rFonts w:eastAsia="Calibri" w:cs="Times New Roman"/>
           <w:color w:val="000000"/>
           <w:szCs w:val="22"/>
           <w:lang w:eastAsia="es-CO"/>
@@ -2167,233 +3094,271 @@
       </w:pPr>
       <w:r>
         <w:rPr>
-          <w:rFonts w:ascii="Times New Roman" w:eastAsia="Calibri" w:hAnsi="Times New Roman" w:cs="Times New Roman"/>
+          <w:rFonts w:eastAsia="Calibri" w:cs="Times New Roman"/>
           <w:b/>
           <w:bCs/>
           <w:color w:val="000000"/>
           <w:szCs w:val="22"/>
           <w:lang w:eastAsia="es-CO"/>
         </w:rPr>
-        <w:lastRenderedPageBreak/>
-        <w:t>Spring Security &amp; JWT:</w:t>
-      </w:r>
-      <w:r>
-        <w:rPr>
-          <w:rFonts w:ascii="Times New Roman" w:eastAsia="Calibri" w:hAnsi="Times New Roman" w:cs="Times New Roman"/>
+        <w:t>Spring Boot:</w:t>
+      </w:r>
+      <w:r>
+        <w:rPr>
+          <w:rFonts w:eastAsia="Calibri" w:cs="Times New Roman"/>
           <w:color w:val="000000"/>
           <w:szCs w:val="22"/>
           <w:lang w:eastAsia="es-CO"/>
         </w:rPr>
-        <w:t xml:space="preserve"> Decodificación y validación de tokens Bearer para proteger endpoints administrativos (como la creación y modificación de productos).</w:t>
-      </w:r>
-    </w:p>
-    <w:p>
-      <w:pPr>
-        <w:spacing w:after="0" w:line="480" w:lineRule="auto"/>
-        <w:ind w:firstLine="720"/>
-        <w:rPr>
-          <w:rFonts w:ascii="Times New Roman" w:eastAsia="Calibri" w:hAnsi="Times New Roman" w:cs="Times New Roman"/>
+        <w:t xml:space="preserve"> Framework para el desarrollo de controladores REST, servicios y lógica de consulta, filtrado y paginación de productos.</w:t>
+      </w:r>
+    </w:p>
+    <w:p>
+      <w:pPr>
+        <w:pStyle w:val="Prrafodelista"/>
+        <w:numPr>
+          <w:ilvl w:val="0"/>
+          <w:numId w:val="10"/>
+        </w:numPr>
+        <w:rPr>
+          <w:rFonts w:eastAsia="Calibri" w:cs="Times New Roman"/>
           <w:color w:val="000000"/>
           <w:szCs w:val="22"/>
           <w:lang w:eastAsia="es-CO"/>
         </w:rPr>
       </w:pPr>
-    </w:p>
-    <w:p>
-      <w:pPr>
-        <w:spacing w:after="0" w:line="480" w:lineRule="auto"/>
-        <w:ind w:firstLine="720"/>
-        <w:rPr>
-          <w:rFonts w:ascii="Times New Roman" w:eastAsia="Calibri" w:hAnsi="Times New Roman" w:cs="Times New Roman"/>
-          <w:color w:val="000000"/>
-          <w:szCs w:val="22"/>
-          <w:lang w:eastAsia="es-CO"/>
-        </w:rPr>
-      </w:pPr>
-    </w:p>
-    <w:p>
-      <w:pPr>
-        <w:spacing w:after="0" w:line="480" w:lineRule="auto"/>
-        <w:ind w:firstLine="720"/>
-        <w:rPr>
-          <w:rFonts w:ascii="Times New Roman" w:eastAsia="Calibri" w:hAnsi="Times New Roman" w:cs="Times New Roman"/>
-          <w:color w:val="000000"/>
-          <w:szCs w:val="22"/>
-          <w:lang w:eastAsia="es-CO"/>
-        </w:rPr>
-      </w:pPr>
-    </w:p>
-    <w:p>
-      <w:pPr>
-        <w:keepNext/>
-        <w:keepLines/>
-        <w:spacing w:after="0" w:line="480" w:lineRule="auto"/>
-        <w:ind w:firstLine="720"/>
-        <w:jc w:val="center"/>
-        <w:outlineLvl w:val="0"/>
-        <w:rPr>
-          <w:rFonts w:ascii="Times New Roman" w:eastAsia="Times New Roman" w:hAnsi="Times New Roman" w:cs="Times New Roman"/>
-          <w:b/>
-          <w:color w:val="000000"/>
-          <w:szCs w:val="32"/>
-          <w:lang w:eastAsia="es-CO"/>
-        </w:rPr>
-      </w:pPr>
-      <w:r>
-        <w:rPr>
-          <w:rFonts w:ascii="Times New Roman" w:eastAsia="Times New Roman" w:hAnsi="Times New Roman" w:cs="Times New Roman"/>
-          <w:b/>
-          <w:color w:val="000000"/>
-          <w:szCs w:val="32"/>
-          <w:lang w:eastAsia="es-CO"/>
-        </w:rPr>
-        <w:t>Base de Datos y Persistencia (Capa de Datos)</w:t>
-      </w:r>
-    </w:p>
-    <w:p>
-      <w:pPr>
-        <w:spacing w:after="0" w:line="480" w:lineRule="auto"/>
-        <w:ind w:firstLine="720"/>
-        <w:rPr>
-          <w:rFonts w:ascii="Times New Roman" w:eastAsia="Calibri" w:hAnsi="Times New Roman" w:cs="Times New Roman"/>
-          <w:color w:val="000000"/>
-          <w:szCs w:val="22"/>
-          <w:lang w:eastAsia="es-CO"/>
-        </w:rPr>
-      </w:pPr>
-      <w:r>
-        <w:rPr>
-          <w:rFonts w:ascii="Times New Roman" w:eastAsia="Calibri" w:hAnsi="Times New Roman" w:cs="Times New Roman"/>
-          <w:color w:val="000000"/>
-          <w:szCs w:val="22"/>
-          <w:lang w:eastAsia="es-CO"/>
-        </w:rPr>
-        <w:t>Motor Relacional SQL (PostgreSQL / MySQL): Instancia de base de datos compartida.</w:t>
-      </w:r>
-    </w:p>
-    <w:p>
-      <w:pPr>
-        <w:spacing w:after="0" w:line="480" w:lineRule="auto"/>
-        <w:ind w:firstLine="720"/>
-        <w:rPr>
-          <w:rFonts w:ascii="Times New Roman" w:eastAsia="Calibri" w:hAnsi="Times New Roman" w:cs="Times New Roman"/>
-          <w:color w:val="000000"/>
-          <w:szCs w:val="22"/>
-          <w:lang w:eastAsia="es-CO"/>
-        </w:rPr>
-      </w:pPr>
-      <w:r>
-        <w:rPr>
-          <w:rFonts w:ascii="Times New Roman" w:eastAsia="Calibri" w:hAnsi="Times New Roman" w:cs="Times New Roman"/>
-          <w:color w:val="000000"/>
-          <w:szCs w:val="22"/>
-          <w:lang w:eastAsia="es-CO"/>
-        </w:rPr>
-        <w:t>Spring Data JPA / Hibernate: Mapeo objeto-relacional (ORM) para ejecutar operaciones CRUD y gestionar las 5 tablas asignadas a la Célula 1.</w:t>
-      </w:r>
-    </w:p>
-    <w:p>
-      <w:pPr>
-        <w:keepNext/>
-        <w:keepLines/>
-        <w:spacing w:after="0" w:line="480" w:lineRule="auto"/>
-        <w:ind w:firstLine="720"/>
-        <w:jc w:val="center"/>
-        <w:outlineLvl w:val="0"/>
-        <w:rPr>
-          <w:rFonts w:ascii="Times New Roman" w:eastAsia="Times New Roman" w:hAnsi="Times New Roman" w:cs="Times New Roman"/>
-          <w:b/>
-          <w:color w:val="000000"/>
-          <w:szCs w:val="32"/>
-          <w:lang w:eastAsia="es-CO"/>
-        </w:rPr>
-      </w:pPr>
-      <w:r>
-        <w:rPr>
-          <w:rFonts w:ascii="Times New Roman" w:eastAsia="Times New Roman" w:hAnsi="Times New Roman" w:cs="Times New Roman"/>
-          <w:b/>
-          <w:color w:val="000000"/>
-          <w:szCs w:val="32"/>
-          <w:lang w:eastAsia="es-CO"/>
-        </w:rPr>
-        <w:t>Herramientas de Soporte y Control de Versiones</w:t>
-      </w:r>
-    </w:p>
-    <w:p>
-      <w:pPr>
-        <w:spacing w:after="0" w:line="480" w:lineRule="auto"/>
-        <w:ind w:firstLine="720"/>
-        <w:rPr>
-          <w:rStyle w:val="EstilonotastablaCar"/>
-          <w:lang w:eastAsia="es-CO"/>
-        </w:rPr>
-      </w:pPr>
-      <w:r>
-        <w:rPr>
-          <w:rFonts w:ascii="Times New Roman" w:eastAsia="Calibri" w:hAnsi="Times New Roman" w:cs="Times New Roman"/>
+      <w:r>
+        <w:rPr>
+          <w:rFonts w:eastAsia="Calibri" w:cs="Times New Roman"/>
           <w:b/>
           <w:bCs/>
           <w:color w:val="000000"/>
           <w:szCs w:val="22"/>
           <w:lang w:eastAsia="es-CO"/>
         </w:rPr>
-        <w:t>Git &amp; GitHub:</w:t>
-      </w:r>
-      <w:r>
-        <w:rPr>
-          <w:rFonts w:ascii="Times New Roman" w:eastAsia="Calibri" w:hAnsi="Times New Roman" w:cs="Times New Roman"/>
+        <w:t>Spring Security &amp; JWT:</w:t>
+      </w:r>
+      <w:r>
+        <w:rPr>
+          <w:rFonts w:eastAsia="Calibri" w:cs="Times New Roman"/>
           <w:color w:val="000000"/>
           <w:szCs w:val="22"/>
           <w:lang w:eastAsia="es-CO"/>
         </w:rPr>
-        <w:t xml:space="preserve"> Control de versiones distribuido bajo flujo de trabajo por ramas por célula (</w:t>
-      </w:r>
-      <w:r>
-        <w:rPr>
-          <w:rStyle w:val="EstilonotastablaCar"/>
-          <w:lang w:eastAsia="es-CO"/>
-        </w:rPr>
-        <w:t>GitFlow).</w:t>
-      </w:r>
-    </w:p>
-    <w:p>
-      <w:pPr>
-        <w:spacing w:after="0" w:line="480" w:lineRule="auto"/>
-        <w:ind w:firstLine="720"/>
-        <w:rPr>
-          <w:rFonts w:ascii="Times New Roman" w:eastAsia="Calibri" w:hAnsi="Times New Roman" w:cs="Times New Roman"/>
+        <w:t xml:space="preserve"> Decodificación y validación de tokens Bearer para proteger </w:t>
+      </w:r>
+      <w:proofErr w:type="spellStart"/>
+      <w:r>
+        <w:rPr>
+          <w:rFonts w:eastAsia="Calibri" w:cs="Times New Roman"/>
           <w:color w:val="000000"/>
           <w:szCs w:val="22"/>
           <w:lang w:eastAsia="es-CO"/>
         </w:rPr>
-      </w:pPr>
-      <w:r>
-        <w:rPr>
-          <w:rFonts w:ascii="Times New Roman" w:eastAsia="Calibri" w:hAnsi="Times New Roman" w:cs="Times New Roman"/>
+        <w:t>endpoints</w:t>
+      </w:r>
+      <w:proofErr w:type="spellEnd"/>
+      <w:r>
+        <w:rPr>
+          <w:rFonts w:eastAsia="Calibri" w:cs="Times New Roman"/>
+          <w:color w:val="000000"/>
+          <w:szCs w:val="22"/>
+          <w:lang w:eastAsia="es-CO"/>
+        </w:rPr>
+        <w:t xml:space="preserve"> administrativos (como la creación y modificación de productos).</w:t>
+      </w:r>
+    </w:p>
+    <w:p>
+      <w:pPr>
+        <w:rPr>
+          <w:rFonts w:eastAsia="Calibri" w:cs="Times New Roman"/>
+          <w:color w:val="000000"/>
+          <w:szCs w:val="22"/>
+          <w:lang w:eastAsia="es-CO"/>
+        </w:rPr>
+      </w:pPr>
+    </w:p>
+    <w:p>
+      <w:pPr>
+        <w:rPr>
+          <w:rFonts w:eastAsia="Calibri" w:cs="Times New Roman"/>
+          <w:color w:val="000000"/>
+          <w:szCs w:val="22"/>
+          <w:lang w:eastAsia="es-CO"/>
+        </w:rPr>
+      </w:pPr>
+    </w:p>
+    <w:p>
+      <w:pPr>
+        <w:pStyle w:val="Ttulo2"/>
+        <w:rPr>
+          <w:rFonts w:eastAsia="Calibri"/>
+          <w:lang w:eastAsia="es-CO"/>
+        </w:rPr>
+      </w:pPr>
+    </w:p>
+    <w:p>
+      <w:pPr>
+        <w:pStyle w:val="Ttulo2"/>
+        <w:rPr>
+          <w:rFonts w:eastAsia="Times New Roman"/>
+          <w:lang w:eastAsia="es-CO"/>
+        </w:rPr>
+      </w:pPr>
+      <w:bookmarkStart w:id="12" w:name="_Toc241954138"/>
+      <w:r>
+        <w:rPr>
+          <w:rFonts w:eastAsia="Times New Roman"/>
+          <w:lang w:eastAsia="es-CO"/>
+        </w:rPr>
+        <w:t>Base de Datos y Persistencia (Capa de Datos)</w:t>
+      </w:r>
+      <w:bookmarkEnd w:id="12"/>
+    </w:p>
+    <w:p>
+      <w:pPr>
+        <w:pStyle w:val="Prrafodelista"/>
+        <w:numPr>
+          <w:ilvl w:val="0"/>
+          <w:numId w:val="11"/>
+        </w:numPr>
+        <w:rPr>
+          <w:rFonts w:eastAsia="Calibri" w:cs="Times New Roman"/>
+          <w:color w:val="000000"/>
+          <w:szCs w:val="22"/>
+          <w:lang w:eastAsia="es-CO"/>
+        </w:rPr>
+      </w:pPr>
+      <w:r>
+        <w:rPr>
+          <w:rFonts w:eastAsia="Calibri" w:cs="Times New Roman"/>
+          <w:color w:val="000000"/>
+          <w:szCs w:val="22"/>
+          <w:lang w:eastAsia="es-CO"/>
+        </w:rPr>
+        <w:t>Motor Relacional SQL (PostgreSQL / MySQL): Instancia de base de datos compartida.</w:t>
+      </w:r>
+    </w:p>
+    <w:p>
+      <w:pPr>
+        <w:pStyle w:val="Prrafodelista"/>
+        <w:numPr>
+          <w:ilvl w:val="0"/>
+          <w:numId w:val="11"/>
+        </w:numPr>
+        <w:rPr>
+          <w:rFonts w:eastAsia="Calibri" w:cs="Times New Roman"/>
+          <w:color w:val="000000"/>
+          <w:szCs w:val="22"/>
+          <w:lang w:eastAsia="es-CO"/>
+        </w:rPr>
+      </w:pPr>
+      <w:r>
+        <w:rPr>
+          <w:rFonts w:eastAsia="Calibri" w:cs="Times New Roman"/>
+          <w:color w:val="000000"/>
+          <w:szCs w:val="22"/>
+          <w:lang w:eastAsia="es-CO"/>
+        </w:rPr>
+        <w:t xml:space="preserve">Spring Data JPA / </w:t>
+      </w:r>
+      <w:proofErr w:type="spellStart"/>
+      <w:r>
+        <w:rPr>
+          <w:rFonts w:eastAsia="Calibri" w:cs="Times New Roman"/>
+          <w:color w:val="000000"/>
+          <w:szCs w:val="22"/>
+          <w:lang w:eastAsia="es-CO"/>
+        </w:rPr>
+        <w:t>Hibernate</w:t>
+      </w:r>
+      <w:proofErr w:type="spellEnd"/>
+      <w:r>
+        <w:rPr>
+          <w:rFonts w:eastAsia="Calibri" w:cs="Times New Roman"/>
+          <w:color w:val="000000"/>
+          <w:szCs w:val="22"/>
+          <w:lang w:eastAsia="es-CO"/>
+        </w:rPr>
+        <w:t>: Mapeo objeto-relacional (ORM) para ejecutar operaciones CRUD y gestionar las 5 tablas asignadas a la Célula 1.</w:t>
+      </w:r>
+    </w:p>
+    <w:p>
+      <w:pPr>
+        <w:pStyle w:val="Ttulo2"/>
+        <w:rPr>
+          <w:rFonts w:eastAsia="Times New Roman"/>
+          <w:lang w:eastAsia="es-CO"/>
+        </w:rPr>
+      </w:pPr>
+      <w:bookmarkStart w:id="13" w:name="_Toc241954139"/>
+      <w:r>
+        <w:rPr>
+          <w:rFonts w:eastAsia="Times New Roman"/>
+          <w:lang w:eastAsia="es-CO"/>
+        </w:rPr>
+        <w:t>Herramientas de Soporte y Control de Versiones</w:t>
+      </w:r>
+      <w:bookmarkEnd w:id="13"/>
+    </w:p>
+    <w:p>
+      <w:pPr>
+        <w:pStyle w:val="Prrafodelista"/>
+        <w:numPr>
+          <w:ilvl w:val="0"/>
+          <w:numId w:val="13"/>
+        </w:numPr>
+        <w:rPr>
+          <w:rStyle w:val="EstilonotastablaCar"/>
+          <w:lang w:eastAsia="es-CO"/>
+        </w:rPr>
+      </w:pPr>
+      <w:r>
+        <w:rPr>
+          <w:rFonts w:eastAsia="Calibri" w:cs="Times New Roman"/>
           <w:b/>
           <w:bCs/>
           <w:color w:val="000000"/>
           <w:szCs w:val="22"/>
           <w:lang w:eastAsia="es-CO"/>
         </w:rPr>
-        <w:t>Postman:</w:t>
-      </w:r>
-      <w:r>
-        <w:rPr>
-          <w:rFonts w:ascii="Times New Roman" w:eastAsia="Calibri" w:hAnsi="Times New Roman" w:cs="Times New Roman"/>
+        <w:t>Git &amp; GitHub:</w:t>
+      </w:r>
+      <w:r>
+        <w:rPr>
+          <w:rFonts w:eastAsia="Calibri" w:cs="Times New Roman"/>
           <w:color w:val="000000"/>
           <w:szCs w:val="22"/>
           <w:lang w:eastAsia="es-CO"/>
         </w:rPr>
-        <w:t xml:space="preserve"> Pruebas y validación de contratos JSON de los endpoints de la API.</w:t>
-      </w:r>
-    </w:p>
-    <w:p>
-      <w:pPr>
-        <w:spacing w:after="0" w:line="480" w:lineRule="auto"/>
-        <w:ind w:firstLine="720"/>
-        <w:rPr>
-          <w:rFonts w:ascii="Times New Roman" w:eastAsia="Calibri" w:hAnsi="Times New Roman" w:cs="Times New Roman"/>
+        <w:t xml:space="preserve"> Control de versiones distribuido bajo flujo de trabajo por ramas por célula (</w:t>
+      </w:r>
+      <w:proofErr w:type="spellStart"/>
+      <w:r>
+        <w:rPr>
+          <w:rStyle w:val="EstilonotastablaCar"/>
+          <w:lang w:eastAsia="es-CO"/>
+        </w:rPr>
+        <w:t>GitFlow</w:t>
+      </w:r>
+      <w:proofErr w:type="spellEnd"/>
+      <w:r>
+        <w:rPr>
+          <w:rStyle w:val="EstilonotastablaCar"/>
+          <w:lang w:eastAsia="es-CO"/>
+        </w:rPr>
+        <w:t>).</w:t>
+      </w:r>
+    </w:p>
+    <w:p>
+      <w:pPr>
+        <w:pStyle w:val="Prrafodelista"/>
+        <w:numPr>
+          <w:ilvl w:val="0"/>
+          <w:numId w:val="13"/>
+        </w:numPr>
+        <w:rPr>
+          <w:rFonts w:eastAsia="Calibri" w:cs="Times New Roman"/>
           <w:color w:val="000000"/>
           <w:szCs w:val="22"/>
           <w:lang w:eastAsia="es-CO"/>
@@ -2401,43 +3366,98 @@
       </w:pPr>
       <w:r>
         <w:rPr>
-          <w:rFonts w:ascii="Times New Roman" w:eastAsia="Calibri" w:hAnsi="Times New Roman" w:cs="Times New Roman"/>
+          <w:rFonts w:eastAsia="Calibri" w:cs="Times New Roman"/>
           <w:b/>
           <w:bCs/>
           <w:color w:val="000000"/>
           <w:szCs w:val="22"/>
           <w:lang w:eastAsia="es-CO"/>
         </w:rPr>
-        <w:t>Visual Studio Code / IntelliJ IDEA:</w:t>
-      </w:r>
-      <w:r>
-        <w:rPr>
-          <w:rFonts w:ascii="Times New Roman" w:eastAsia="Calibri" w:hAnsi="Times New Roman" w:cs="Times New Roman"/>
+        <w:t>Postman:</w:t>
+      </w:r>
+      <w:r>
+        <w:rPr>
+          <w:rFonts w:eastAsia="Calibri" w:cs="Times New Roman"/>
           <w:color w:val="000000"/>
           <w:szCs w:val="22"/>
           <w:lang w:eastAsia="es-CO"/>
         </w:rPr>
+        <w:t xml:space="preserve"> Pruebas y validación de contratos JSON de los </w:t>
+      </w:r>
+      <w:proofErr w:type="spellStart"/>
+      <w:r>
+        <w:rPr>
+          <w:rFonts w:eastAsia="Calibri" w:cs="Times New Roman"/>
+          <w:color w:val="000000"/>
+          <w:szCs w:val="22"/>
+          <w:lang w:eastAsia="es-CO"/>
+        </w:rPr>
+        <w:t>endpoints</w:t>
+      </w:r>
+      <w:proofErr w:type="spellEnd"/>
+      <w:r>
+        <w:rPr>
+          <w:rFonts w:eastAsia="Calibri" w:cs="Times New Roman"/>
+          <w:color w:val="000000"/>
+          <w:szCs w:val="22"/>
+          <w:lang w:eastAsia="es-CO"/>
+        </w:rPr>
+        <w:t xml:space="preserve"> de la API.</w:t>
+      </w:r>
+    </w:p>
+    <w:p>
+      <w:pPr>
+        <w:pStyle w:val="Prrafodelista"/>
+        <w:numPr>
+          <w:ilvl w:val="0"/>
+          <w:numId w:val="13"/>
+        </w:numPr>
+        <w:rPr>
+          <w:rFonts w:eastAsia="Calibri" w:cs="Times New Roman"/>
+          <w:color w:val="000000"/>
+          <w:szCs w:val="22"/>
+          <w:lang w:eastAsia="es-CO"/>
+        </w:rPr>
+      </w:pPr>
+      <w:r>
+        <w:rPr>
+          <w:rFonts w:eastAsia="Calibri" w:cs="Times New Roman"/>
+          <w:b/>
+          <w:bCs/>
+          <w:color w:val="000000"/>
+          <w:szCs w:val="22"/>
+          <w:lang w:eastAsia="es-CO"/>
+        </w:rPr>
+        <w:t>Visual Studio Code / IntelliJ IDEA:</w:t>
+      </w:r>
+      <w:r>
+        <w:rPr>
+          <w:rFonts w:eastAsia="Calibri" w:cs="Times New Roman"/>
+          <w:color w:val="000000"/>
+          <w:szCs w:val="22"/>
+          <w:lang w:eastAsia="es-CO"/>
+        </w:rPr>
         <w:t xml:space="preserve"> Entornos de desarrollo integrado (IDE).</w:t>
       </w:r>
     </w:p>
     <w:p>
       <w:pPr>
         <w:rPr>
-          <w:rFonts w:ascii="Times New Roman" w:hAnsi="Times New Roman" w:cs="Times New Roman"/>
-        </w:rPr>
-      </w:pPr>
-    </w:p>
-    <w:p>
-      <w:pPr>
-        <w:rPr>
-          <w:rFonts w:ascii="Times New Roman" w:hAnsi="Times New Roman" w:cs="Times New Roman"/>
-        </w:rPr>
-      </w:pPr>
-    </w:p>
-    <w:p>
-      <w:pPr>
-        <w:rPr>
-          <w:rFonts w:ascii="Times New Roman" w:hAnsi="Times New Roman" w:cs="Times New Roman"/>
+          <w:rFonts w:cs="Times New Roman"/>
+        </w:rPr>
+      </w:pPr>
+    </w:p>
+    <w:p>
+      <w:pPr>
+        <w:rPr>
+          <w:rFonts w:cs="Times New Roman"/>
+        </w:rPr>
+      </w:pPr>
+    </w:p>
+    <w:p>
+      <w:pPr>
+        <w:rPr>
+          <w:rFonts w:cs="Times New Roman"/>
         </w:rPr>
       </w:pPr>
     </w:p>
@@ -2445,7 +3465,7 @@
       <w:pPr>
         <w:pStyle w:val="Descripcin"/>
         <w:rPr>
-          <w:rFonts w:ascii="Times New Roman" w:hAnsi="Times New Roman" w:cs="Times New Roman"/>
+          <w:rFonts w:cs="Times New Roman"/>
           <w:i w:val="0"/>
           <w:iCs w:val="0"/>
           <w:sz w:val="24"/>
@@ -2454,7 +3474,7 @@
       </w:pPr>
       <w:r>
         <w:rPr>
-          <w:rFonts w:ascii="Times New Roman" w:hAnsi="Times New Roman" w:cs="Times New Roman"/>
+          <w:rFonts w:cs="Times New Roman"/>
           <w:sz w:val="24"/>
           <w:szCs w:val="24"/>
         </w:rPr>
@@ -2469,7 +3489,7 @@
           <w:szCs w:val="24"/>
         </w:rPr>
       </w:pPr>
-      <w:bookmarkStart w:id="4" w:name="_Toc241764889"/>
+      <w:bookmarkStart w:id="14" w:name="_Toc241954140"/>
       <w:r>
         <w:rPr>
           <w:rFonts w:cs="Times New Roman"/>
@@ -2478,32 +3498,27 @@
         <w:lastRenderedPageBreak/>
         <w:t>Alcance</w:t>
       </w:r>
-      <w:bookmarkEnd w:id="4"/>
-    </w:p>
-    <w:p>
-      <w:pPr>
-        <w:rPr>
-          <w:rFonts w:ascii="Times New Roman" w:hAnsi="Times New Roman" w:cs="Times New Roman"/>
-        </w:rPr>
-      </w:pPr>
-    </w:p>
-    <w:p>
-      <w:pPr>
-        <w:pStyle w:val="Sinespaciado"/>
+      <w:bookmarkEnd w:id="14"/>
+    </w:p>
+    <w:p>
+      <w:pPr>
         <w:rPr>
           <w:rFonts w:cs="Times New Roman"/>
         </w:rPr>
       </w:pPr>
+    </w:p>
+    <w:p>
+      <w:pPr>
+        <w:pStyle w:val="Ttulo2"/>
+        <w:rPr>
+          <w:rFonts w:cs="Times New Roman"/>
+        </w:rPr>
+      </w:pPr>
+      <w:bookmarkStart w:id="15" w:name="_Toc241954141"/>
       <w:r>
         <w:t>Inclusiones</w:t>
       </w:r>
-    </w:p>
-    <w:p>
-      <w:pPr>
-        <w:rPr>
-          <w:rFonts w:ascii="Times New Roman" w:hAnsi="Times New Roman" w:cs="Times New Roman"/>
-        </w:rPr>
-      </w:pPr>
+      <w:bookmarkEnd w:id="15"/>
     </w:p>
     <w:p>
       <w:pPr>
@@ -2516,6 +3531,10 @@
     <w:p>
       <w:pPr>
         <w:pStyle w:val="Estilonotastabla"/>
+        <w:numPr>
+          <w:ilvl w:val="0"/>
+          <w:numId w:val="14"/>
+        </w:numPr>
       </w:pPr>
       <w:r>
         <w:rPr>
@@ -2532,224 +3551,239 @@
       <w:pPr>
         <w:pStyle w:val="Estilonotastabla"/>
       </w:pPr>
+      <w:r>
+        <w:t>Modelado e implementación de un modelo relacional estricto de exactamente cinco tablas de negocio dentro de la base de datos compartida del proyecto.</w:t>
+      </w:r>
     </w:p>
     <w:p>
       <w:pPr>
         <w:pStyle w:val="Estilonotastabla"/>
       </w:pPr>
       <w:r>
-        <w:t>Modelado e implementación de un modelo relacional estricto de exactamente cinco tablas de negocio dentro de la base de datos compartida del proyecto.</w:t>
+        <w:t>Soporte estructural para dar de alta productos, asignarles una marca, clasificación, tamaños o presentaciones, y múltiples fotografías, así como permitir su edición o remoción del catálogo.</w:t>
       </w:r>
     </w:p>
     <w:p>
       <w:pPr>
         <w:pStyle w:val="Estilonotastabla"/>
-      </w:pPr>
-      <w:r>
-        <w:t>Soporte estructural para dar de alta productos, asignarles una marca, clasificación, tamaños o presentaciones, y múltiples fotografías, así como permitir su edición o remoción del catálogo.</w:t>
-      </w:r>
-    </w:p>
-    <w:p>
-      <w:pPr>
-        <w:pStyle w:val="Estilonotastabla"/>
+        <w:numPr>
+          <w:ilvl w:val="0"/>
+          <w:numId w:val="14"/>
+        </w:numPr>
       </w:pPr>
       <w:r>
         <w:rPr>
           <w:b/>
           <w:bCs/>
         </w:rPr>
-        <w:t>Lógica de Negocio y Backend (Spring Boot):</w:t>
-      </w:r>
-    </w:p>
-    <w:p>
-      <w:pPr>
-        <w:pStyle w:val="Estilonotastabla"/>
-      </w:pPr>
-      <w:r>
-        <w:t>Desarrollo de una API REST que exponga las operaciones CRUD (Crear, Leer, Actualizar, Eliminar) requeridas para la gestión de productos, marcas y categorías.</w:t>
-      </w:r>
-    </w:p>
-    <w:p>
-      <w:pPr>
-        <w:pStyle w:val="Estilonotastabla"/>
-      </w:pPr>
-      <w:r>
-        <w:t>Implementación de la lógica necesaria para la carga, procesamiento y gestión de imágenes de los productos.</w:t>
-      </w:r>
-    </w:p>
-    <w:p>
-      <w:pPr>
-        <w:pStyle w:val="Estilonotastabla"/>
-      </w:pPr>
-      <w:r>
-        <w:t>Desarrollo de algoritmos de búsqueda multicriterio y paginación de resultados.</w:t>
-      </w:r>
-    </w:p>
-    <w:p>
-      <w:pPr>
-        <w:pStyle w:val="Estilonotastabla"/>
-      </w:pPr>
-      <w:r>
-        <w:lastRenderedPageBreak/>
-        <w:t>Disposición de un</w:t>
-      </w:r>
-      <w:r>
-        <w:t xml:space="preserve"> endpoint</w:t>
-      </w:r>
-      <w:r>
-        <w:t xml:space="preserve"> de consulta maestro unificado, el cual está diseñado específicamente para ser consumido por el resto de los módulos del recetario.</w:t>
-      </w:r>
-    </w:p>
-    <w:p>
-      <w:pPr>
-        <w:pStyle w:val="Estilonotastabla"/>
-      </w:pPr>
+        <w:t xml:space="preserve">Lógica de Negocio y </w:t>
+      </w:r>
+      <w:proofErr w:type="spellStart"/>
       <w:r>
         <w:rPr>
           <w:b/>
           <w:bCs/>
         </w:rPr>
-        <w:t>Interfaz de Usuario y Frontend (React):</w:t>
-      </w:r>
-    </w:p>
-    <w:p>
-      <w:pPr>
-        <w:pStyle w:val="Estilonotastabla"/>
-      </w:pPr>
-      <w:r>
-        <w:t>Desarrollo de una vitrina principal interactiva para la exhibición del catálogo.</w:t>
-      </w:r>
-    </w:p>
-    <w:p>
-      <w:pPr>
-        <w:pStyle w:val="Estilonotastabla"/>
-      </w:pPr>
-      <w:r>
-        <w:t>Implementación de un sistema de filtros dinámico que permita a los usuarios localizar productos según su marca, categoría y presentación.</w:t>
-      </w:r>
-    </w:p>
-    <w:p>
-      <w:pPr>
-        <w:pStyle w:val="Estilonotastabla"/>
-      </w:pPr>
-      <w:r>
-        <w:t>Construcción de una vista de ficha de producto detallada que exponga de manera clara la imagen, la descripción del ítem y las recetas asociadas donde este hace aparición.</w:t>
-      </w:r>
-    </w:p>
-    <w:p>
-      <w:pPr>
-        <w:pStyle w:val="Estilonotastabla"/>
-      </w:pPr>
+        <w:t>Backend</w:t>
+      </w:r>
+      <w:proofErr w:type="spellEnd"/>
       <w:r>
         <w:rPr>
           <w:b/>
           <w:bCs/>
         </w:rPr>
+        <w:t xml:space="preserve"> (Spring Boot):</w:t>
+      </w:r>
+    </w:p>
+    <w:p>
+      <w:pPr>
+        <w:pStyle w:val="Estilonotastabla"/>
+      </w:pPr>
+      <w:r>
+        <w:t>Desarrollo de una API REST que exponga las operaciones CRUD (Crear, Leer, Actualizar, Eliminar) requeridas para la gestión de productos, marcas y categorías.</w:t>
+      </w:r>
+    </w:p>
+    <w:p>
+      <w:pPr>
+        <w:pStyle w:val="Estilonotastabla"/>
+      </w:pPr>
+      <w:r>
+        <w:t>Implementación de la lógica necesaria para la carga, procesamiento y gestión de imágenes de los productos.</w:t>
+      </w:r>
+    </w:p>
+    <w:p>
+      <w:pPr>
+        <w:pStyle w:val="Estilonotastabla"/>
+      </w:pPr>
+      <w:r>
+        <w:t>Desarrollo de algoritmos de búsqueda multicriterio y paginación de resultados.</w:t>
+      </w:r>
+    </w:p>
+    <w:p>
+      <w:pPr>
+        <w:pStyle w:val="Estilonotastabla"/>
+      </w:pPr>
+      <w:r>
+        <w:t>Disposición de un</w:t>
+      </w:r>
+      <w:r>
+        <w:t xml:space="preserve"> </w:t>
+      </w:r>
+      <w:proofErr w:type="spellStart"/>
+      <w:r>
+        <w:t>endpoint</w:t>
+      </w:r>
+      <w:proofErr w:type="spellEnd"/>
+      <w:r>
+        <w:t xml:space="preserve"> de consulta maestro unificado, el cual está diseñado específicamente para ser consumido por el resto de los módulos del recetario.</w:t>
+      </w:r>
+    </w:p>
+    <w:p>
+      <w:pPr>
+        <w:pStyle w:val="Estilonotastabla"/>
+        <w:numPr>
+          <w:ilvl w:val="0"/>
+          <w:numId w:val="14"/>
+        </w:numPr>
+      </w:pPr>
+      <w:r>
+        <w:rPr>
+          <w:b/>
+          <w:bCs/>
+        </w:rPr>
+        <w:lastRenderedPageBreak/>
+        <w:t xml:space="preserve">Interfaz de Usuario y </w:t>
+      </w:r>
+      <w:proofErr w:type="spellStart"/>
+      <w:r>
+        <w:rPr>
+          <w:b/>
+          <w:bCs/>
+        </w:rPr>
+        <w:t>Frontend</w:t>
+      </w:r>
+      <w:proofErr w:type="spellEnd"/>
+      <w:r>
+        <w:rPr>
+          <w:b/>
+          <w:bCs/>
+        </w:rPr>
+        <w:t xml:space="preserve"> (</w:t>
+      </w:r>
+      <w:proofErr w:type="spellStart"/>
+      <w:r>
+        <w:rPr>
+          <w:b/>
+          <w:bCs/>
+        </w:rPr>
+        <w:t>React</w:t>
+      </w:r>
+      <w:proofErr w:type="spellEnd"/>
+      <w:r>
+        <w:rPr>
+          <w:b/>
+          <w:bCs/>
+        </w:rPr>
+        <w:t>):</w:t>
+      </w:r>
+    </w:p>
+    <w:p>
+      <w:r>
+        <w:t>Desarrollo de una vitrina principal interactiva para la exhibición del catálogo.</w:t>
+      </w:r>
+      <w:r>
+        <w:t xml:space="preserve"> </w:t>
+      </w:r>
+      <w:r>
+        <w:t>Implementación de un sistema de filtros dinámico que permita a los usuarios localizar productos según su marca, categoría y presentación.</w:t>
+      </w:r>
+    </w:p>
+    <w:p>
+      <w:r>
+        <w:t>Construcción de una vista de ficha de producto detallada que exponga de manera clara la imagen, la descripción del ítem y las recetas asociadas donde este hace aparición.</w:t>
+      </w:r>
+    </w:p>
+    <w:p>
+      <w:pPr>
+        <w:pStyle w:val="Estilonotastabla"/>
+        <w:numPr>
+          <w:ilvl w:val="0"/>
+          <w:numId w:val="14"/>
+        </w:numPr>
+      </w:pPr>
+      <w:r>
+        <w:rPr>
+          <w:b/>
+          <w:bCs/>
+        </w:rPr>
         <w:t>Integración y Arquitectura Institucional:</w:t>
       </w:r>
     </w:p>
     <w:p>
+      <w:r>
+        <w:t>Integración obligatoria con el módulo transversal de "Usuarios y Autenticación" (Módulo 00).</w:t>
+      </w:r>
+    </w:p>
+    <w:p>
       <w:pPr>
         <w:pStyle w:val="Estilonotastabla"/>
       </w:pPr>
       <w:r>
-        <w:t>Integración obligatoria con el módulo transversal de "Usuarios y Autenticación" (Módulo 00).</w:t>
-      </w:r>
-    </w:p>
-    <w:p>
-      <w:pPr>
-        <w:pStyle w:val="Estilonotastabla"/>
-      </w:pPr>
-      <w:r>
         <w:t xml:space="preserve">Implementación de validaciones a través del token JWT para proteger </w:t>
       </w:r>
       <w:r>
-        <w:t>los endpoints</w:t>
-      </w:r>
+        <w:t xml:space="preserve">los </w:t>
+      </w:r>
+      <w:proofErr w:type="spellStart"/>
+      <w:r>
+        <w:t>endpoints</w:t>
+      </w:r>
+      <w:proofErr w:type="spellEnd"/>
       <w:r>
         <w:t xml:space="preserve"> del catálogo (como la creación o edición de productos), respetando el contrato JSON y el sistema de diseño visual (Kit de marca) estipulado para el proyecto.</w:t>
       </w:r>
     </w:p>
     <w:p>
       <w:pPr>
-        <w:rPr>
-          <w:rFonts w:ascii="Times New Roman" w:hAnsi="Times New Roman" w:cs="Times New Roman"/>
-        </w:rPr>
-      </w:pPr>
-    </w:p>
-    <w:p>
-      <w:pPr>
-        <w:rPr>
-          <w:rFonts w:ascii="Times New Roman" w:hAnsi="Times New Roman" w:cs="Times New Roman"/>
-        </w:rPr>
-      </w:pPr>
-    </w:p>
-    <w:p>
-      <w:pPr>
-        <w:rPr>
-          <w:rFonts w:ascii="Times New Roman" w:hAnsi="Times New Roman" w:cs="Times New Roman"/>
-        </w:rPr>
-      </w:pPr>
-    </w:p>
-    <w:p>
-      <w:pPr>
-        <w:pStyle w:val="Sinespaciado"/>
-        <w:rPr>
-          <w:rFonts w:eastAsia="Times New Roman"/>
-        </w:rPr>
-      </w:pPr>
-      <w:r>
-        <w:rPr>
-          <w:rFonts w:eastAsia="Times New Roman"/>
-        </w:rPr>
-        <w:t>Exclusiones</w:t>
-      </w:r>
-    </w:p>
-    <w:p>
-      <w:pPr>
-        <w:spacing w:after="0" w:line="480" w:lineRule="auto"/>
-        <w:ind w:firstLine="720"/>
-        <w:rPr>
-          <w:rFonts w:ascii="Times New Roman" w:eastAsia="Calibri" w:hAnsi="Times New Roman" w:cs="Times New Roman"/>
+        <w:pStyle w:val="Ttulo2"/>
+        <w:rPr>
+          <w:rFonts w:eastAsia="Calibri" w:cs="Times New Roman"/>
           <w:color w:val="000000"/>
           <w:szCs w:val="22"/>
         </w:rPr>
       </w:pPr>
-    </w:p>
-    <w:p>
-      <w:pPr>
-        <w:spacing w:after="0" w:line="480" w:lineRule="auto"/>
-        <w:ind w:firstLine="720"/>
-        <w:rPr>
-          <w:rFonts w:ascii="Times New Roman" w:eastAsia="Calibri" w:hAnsi="Times New Roman" w:cs="Times New Roman"/>
-          <w:color w:val="000000"/>
-          <w:szCs w:val="22"/>
-        </w:rPr>
-      </w:pPr>
-    </w:p>
-    <w:p>
-      <w:pPr>
-        <w:spacing w:after="0" w:line="480" w:lineRule="auto"/>
-        <w:ind w:firstLine="720"/>
-        <w:rPr>
-          <w:rFonts w:ascii="Times New Roman" w:eastAsia="Calibri" w:hAnsi="Times New Roman" w:cs="Times New Roman"/>
-          <w:color w:val="000000"/>
-          <w:szCs w:val="22"/>
-        </w:rPr>
-      </w:pPr>
+      <w:bookmarkStart w:id="16" w:name="_Toc241954142"/>
+      <w:r>
+        <w:rPr>
+          <w:rFonts w:eastAsia="Times New Roman"/>
+        </w:rPr>
+        <w:t>Exclusiones</w:t>
+      </w:r>
+      <w:bookmarkEnd w:id="16"/>
     </w:p>
     <w:p>
       <w:pPr>
         <w:pStyle w:val="Estilonotastabla"/>
       </w:pPr>
       <w:r>
-        <w:lastRenderedPageBreak/>
-        <w:t>Con el objetivo de mantener la modularidad y respetar la división de trabajo entre las células del proyecto, se delimita que las siguientes características no forman parte de los entregables de este módulo:</w:t>
+        <w:t xml:space="preserve">Con el objetivo de mantener </w:t>
+      </w:r>
+      <w:proofErr w:type="gramStart"/>
+      <w:r>
+        <w:t>la modularidad</w:t>
+      </w:r>
+      <w:proofErr w:type="gramEnd"/>
+      <w:r>
+        <w:t xml:space="preserve"> y respetar la división de trabajo entre las células del proyecto, se delimita que las siguientes características no forman parte de los entregables de este módulo:</w:t>
       </w:r>
     </w:p>
     <w:p>
       <w:pPr>
         <w:pStyle w:val="Estilonotastabla"/>
+        <w:numPr>
+          <w:ilvl w:val="0"/>
+          <w:numId w:val="14"/>
+        </w:numPr>
       </w:pPr>
       <w:r>
         <w:rPr>
@@ -2766,11 +3800,26 @@
       <w:pPr>
         <w:pStyle w:val="Estilonotastabla"/>
       </w:pPr>
+    </w:p>
+    <w:p>
+      <w:pPr>
+        <w:pStyle w:val="Estilonotastabla"/>
+      </w:pPr>
+    </w:p>
+    <w:p>
+      <w:pPr>
+        <w:pStyle w:val="Estilonotastabla"/>
+        <w:numPr>
+          <w:ilvl w:val="0"/>
+          <w:numId w:val="14"/>
+        </w:numPr>
+      </w:pPr>
       <w:r>
         <w:rPr>
           <w:b/>
           <w:bCs/>
         </w:rPr>
+        <w:lastRenderedPageBreak/>
         <w:t>Creación y edición de recetas.</w:t>
       </w:r>
       <w:r>
@@ -2780,6 +3829,10 @@
     <w:p>
       <w:pPr>
         <w:pStyle w:val="Estilonotastabla"/>
+        <w:numPr>
+          <w:ilvl w:val="0"/>
+          <w:numId w:val="14"/>
+        </w:numPr>
       </w:pPr>
       <w:r>
         <w:rPr>
@@ -2795,6 +3848,10 @@
     <w:p>
       <w:pPr>
         <w:pStyle w:val="Estilonotastabla"/>
+        <w:numPr>
+          <w:ilvl w:val="0"/>
+          <w:numId w:val="14"/>
+        </w:numPr>
       </w:pPr>
       <w:r>
         <w:rPr>
@@ -2810,6 +3867,10 @@
     <w:p>
       <w:pPr>
         <w:pStyle w:val="Estilonotastabla"/>
+        <w:numPr>
+          <w:ilvl w:val="0"/>
+          <w:numId w:val="14"/>
+        </w:numPr>
       </w:pPr>
       <w:r>
         <w:rPr>
@@ -2825,6 +3886,10 @@
     <w:p>
       <w:pPr>
         <w:pStyle w:val="Estilonotastabla"/>
+        <w:numPr>
+          <w:ilvl w:val="0"/>
+          <w:numId w:val="14"/>
+        </w:numPr>
       </w:pPr>
       <w:r>
         <w:rPr>
@@ -2851,14 +3916,13 @@
     <w:p>
       <w:pPr>
         <w:rPr>
-          <w:rFonts w:ascii="Times New Roman" w:hAnsi="Times New Roman" w:cs="Times New Roman"/>
-        </w:rPr>
-      </w:pPr>
-      <w:r>
-        <w:rPr>
-          <w:rFonts w:ascii="Times New Roman" w:hAnsi="Times New Roman" w:cs="Times New Roman"/>
-        </w:rPr>
-        <w:lastRenderedPageBreak/>
+          <w:rFonts w:cs="Times New Roman"/>
+        </w:rPr>
+      </w:pPr>
+      <w:r>
+        <w:rPr>
+          <w:rFonts w:cs="Times New Roman"/>
+        </w:rPr>
         <w:br w:type="page"/>
       </w:r>
     </w:p>
@@ -2869,7 +3933,7 @@
           <w:rFonts w:cs="Times New Roman"/>
         </w:rPr>
       </w:pPr>
-      <w:bookmarkStart w:id="5" w:name="_Toc241764890"/>
+      <w:bookmarkStart w:id="17" w:name="_Toc241954143"/>
       <w:r>
         <w:rPr>
           <w:rFonts w:cs="Times New Roman"/>
@@ -2877,45 +3941,45 @@
         <w:lastRenderedPageBreak/>
         <w:t>Glosario</w:t>
       </w:r>
-      <w:bookmarkEnd w:id="5"/>
-    </w:p>
-    <w:p>
-      <w:pPr>
-        <w:rPr>
-          <w:rFonts w:ascii="Times New Roman" w:hAnsi="Times New Roman" w:cs="Times New Roman"/>
-        </w:rPr>
-      </w:pPr>
-    </w:p>
-    <w:p>
-      <w:pPr>
-        <w:rPr>
-          <w:rFonts w:ascii="Times New Roman" w:hAnsi="Times New Roman" w:cs="Times New Roman"/>
-        </w:rPr>
-      </w:pPr>
-    </w:p>
-    <w:p>
-      <w:pPr>
-        <w:rPr>
-          <w:rFonts w:ascii="Times New Roman" w:hAnsi="Times New Roman" w:cs="Times New Roman"/>
-        </w:rPr>
-      </w:pPr>
-    </w:p>
-    <w:p>
-      <w:pPr>
-        <w:rPr>
-          <w:rFonts w:ascii="Times New Roman" w:hAnsi="Times New Roman" w:cs="Times New Roman"/>
-        </w:rPr>
-      </w:pPr>
-    </w:p>
-    <w:p>
-      <w:pPr>
-        <w:rPr>
-          <w:rFonts w:ascii="Times New Roman" w:hAnsi="Times New Roman" w:cs="Times New Roman"/>
-        </w:rPr>
-      </w:pPr>
-      <w:r>
-        <w:rPr>
-          <w:rFonts w:ascii="Times New Roman" w:hAnsi="Times New Roman" w:cs="Times New Roman"/>
+      <w:bookmarkEnd w:id="17"/>
+    </w:p>
+    <w:p>
+      <w:pPr>
+        <w:rPr>
+          <w:rFonts w:cs="Times New Roman"/>
+        </w:rPr>
+      </w:pPr>
+    </w:p>
+    <w:p>
+      <w:pPr>
+        <w:rPr>
+          <w:rFonts w:cs="Times New Roman"/>
+        </w:rPr>
+      </w:pPr>
+    </w:p>
+    <w:p>
+      <w:pPr>
+        <w:rPr>
+          <w:rFonts w:cs="Times New Roman"/>
+        </w:rPr>
+      </w:pPr>
+    </w:p>
+    <w:p>
+      <w:pPr>
+        <w:rPr>
+          <w:rFonts w:cs="Times New Roman"/>
+        </w:rPr>
+      </w:pPr>
+    </w:p>
+    <w:p>
+      <w:pPr>
+        <w:rPr>
+          <w:rFonts w:cs="Times New Roman"/>
+        </w:rPr>
+      </w:pPr>
+      <w:r>
+        <w:rPr>
+          <w:rFonts w:cs="Times New Roman"/>
         </w:rPr>
         <w:br w:type="page"/>
       </w:r>
@@ -2927,6 +3991,7 @@
           <w:rFonts w:cs="Times New Roman"/>
         </w:rPr>
       </w:pPr>
+      <w:bookmarkStart w:id="18" w:name="_Toc241954144"/>
       <w:r>
         <w:rPr>
           <w:rFonts w:cs="Times New Roman"/>
@@ -2934,18 +3999,19 @@
         <w:lastRenderedPageBreak/>
         <w:t>Referencias</w:t>
       </w:r>
-    </w:p>
-    <w:p>
-      <w:pPr>
-        <w:rPr>
-          <w:rFonts w:ascii="Times New Roman" w:hAnsi="Times New Roman" w:cs="Times New Roman"/>
-        </w:rPr>
-      </w:pPr>
-    </w:p>
-    <w:p>
-      <w:pPr>
-        <w:rPr>
-          <w:rFonts w:ascii="Times New Roman" w:hAnsi="Times New Roman" w:cs="Times New Roman"/>
+      <w:bookmarkEnd w:id="18"/>
+    </w:p>
+    <w:p>
+      <w:pPr>
+        <w:rPr>
+          <w:rFonts w:cs="Times New Roman"/>
+        </w:rPr>
+      </w:pPr>
+    </w:p>
+    <w:p>
+      <w:pPr>
+        <w:rPr>
+          <w:rFonts w:cs="Times New Roman"/>
         </w:rPr>
       </w:pPr>
     </w:p>
@@ -2953,19 +4019,19 @@
       <w:pPr>
         <w:ind w:left="708" w:hanging="708"/>
         <w:rPr>
-          <w:rFonts w:ascii="Times New Roman" w:hAnsi="Times New Roman" w:cs="Times New Roman"/>
-        </w:rPr>
-      </w:pPr>
-    </w:p>
-    <w:p>
-      <w:pPr>
-        <w:rPr>
-          <w:rFonts w:ascii="Times New Roman" w:hAnsi="Times New Roman" w:cs="Times New Roman"/>
-        </w:rPr>
-      </w:pPr>
-      <w:r>
-        <w:rPr>
-          <w:rFonts w:ascii="Times New Roman" w:hAnsi="Times New Roman" w:cs="Times New Roman"/>
+          <w:rFonts w:cs="Times New Roman"/>
+        </w:rPr>
+      </w:pPr>
+    </w:p>
+    <w:p>
+      <w:pPr>
+        <w:rPr>
+          <w:rFonts w:cs="Times New Roman"/>
+        </w:rPr>
+      </w:pPr>
+      <w:r>
+        <w:rPr>
+          <w:rFonts w:cs="Times New Roman"/>
         </w:rPr>
         <w:br w:type="page"/>
       </w:r>
@@ -2978,7 +4044,7 @@
           <w:szCs w:val="24"/>
         </w:rPr>
       </w:pPr>
-      <w:bookmarkStart w:id="6" w:name="_Toc241764891"/>
+      <w:bookmarkStart w:id="19" w:name="_Toc241954145"/>
       <w:r>
         <w:rPr>
           <w:rFonts w:cs="Times New Roman"/>
@@ -2987,85 +4053,81 @@
         <w:lastRenderedPageBreak/>
         <w:t>Reglamentación y condiciones legales</w:t>
       </w:r>
-      <w:bookmarkEnd w:id="6"/>
-    </w:p>
-    <w:p>
-      <w:pPr>
-        <w:rPr>
-          <w:rFonts w:ascii="Times New Roman" w:hAnsi="Times New Roman" w:cs="Times New Roman"/>
-        </w:rPr>
-      </w:pPr>
-    </w:p>
-    <w:p>
-      <w:pPr>
-        <w:rPr>
-          <w:rFonts w:ascii="Times New Roman" w:hAnsi="Times New Roman" w:cs="Times New Roman"/>
-        </w:rPr>
-      </w:pPr>
-    </w:p>
-    <w:p>
-      <w:pPr>
-        <w:rPr>
-          <w:rFonts w:ascii="Times New Roman" w:hAnsi="Times New Roman" w:cs="Times New Roman"/>
-        </w:rPr>
-      </w:pPr>
-    </w:p>
-    <w:p>
-      <w:pPr>
-        <w:spacing w:line="480" w:lineRule="auto"/>
+      <w:bookmarkEnd w:id="19"/>
+    </w:p>
+    <w:p>
+      <w:pPr>
+        <w:rPr>
+          <w:rFonts w:cs="Times New Roman"/>
+        </w:rPr>
+      </w:pPr>
+    </w:p>
+    <w:p>
+      <w:pPr>
+        <w:rPr>
+          <w:rFonts w:cs="Times New Roman"/>
+        </w:rPr>
+      </w:pPr>
+    </w:p>
+    <w:p>
+      <w:pPr>
+        <w:rPr>
+          <w:rFonts w:cs="Times New Roman"/>
+        </w:rPr>
+      </w:pPr>
+    </w:p>
+    <w:p>
+      <w:pPr>
         <w:ind w:firstLine="708"/>
         <w:rPr>
-          <w:rFonts w:ascii="Times New Roman" w:hAnsi="Times New Roman" w:cs="Times New Roman"/>
-        </w:rPr>
-      </w:pPr>
-      <w:r>
-        <w:rPr>
-          <w:rFonts w:ascii="Times New Roman" w:hAnsi="Times New Roman" w:cs="Times New Roman"/>
+          <w:rFonts w:cs="Times New Roman"/>
+        </w:rPr>
+      </w:pPr>
+      <w:r>
+        <w:rPr>
+          <w:rFonts w:cs="Times New Roman"/>
         </w:rPr>
         <w:t>El desarrollo, estructuración y presentación de este proyecto se rige bajo las siguientes consideraciones normativas e institucionales:</w:t>
       </w:r>
     </w:p>
     <w:p>
       <w:pPr>
-        <w:spacing w:line="480" w:lineRule="auto"/>
         <w:ind w:firstLine="708"/>
         <w:rPr>
-          <w:rFonts w:ascii="Times New Roman" w:hAnsi="Times New Roman" w:cs="Times New Roman"/>
-        </w:rPr>
-      </w:pPr>
-      <w:r>
-        <w:rPr>
-          <w:rFonts w:ascii="Times New Roman" w:hAnsi="Times New Roman" w:cs="Times New Roman"/>
+          <w:rFonts w:cs="Times New Roman"/>
+        </w:rPr>
+      </w:pPr>
+      <w:r>
+        <w:rPr>
+          <w:rFonts w:cs="Times New Roman"/>
         </w:rPr>
         <w:t>Propiedad intelectual del estudiante: Se reconocen los derechos de autoría y creación sobre la documentación, el diseño y el código desarrollado a los estudiantes integrantes de este proyecto.</w:t>
       </w:r>
     </w:p>
     <w:p>
       <w:pPr>
-        <w:spacing w:line="480" w:lineRule="auto"/>
         <w:ind w:firstLine="708"/>
         <w:rPr>
-          <w:rFonts w:ascii="Times New Roman" w:hAnsi="Times New Roman" w:cs="Times New Roman"/>
-        </w:rPr>
-      </w:pPr>
-      <w:r>
-        <w:rPr>
-          <w:rFonts w:ascii="Times New Roman" w:hAnsi="Times New Roman" w:cs="Times New Roman"/>
+          <w:rFonts w:cs="Times New Roman"/>
+        </w:rPr>
+      </w:pPr>
+      <w:r>
+        <w:rPr>
+          <w:rFonts w:cs="Times New Roman"/>
         </w:rPr>
         <w:t>Derechos y distribución del CESDE: La institución tiene el derecho de almacenar, revisar y distribuir este material de manera interna con fines estrictamente evaluativos, pedagógicos y de repositorio institucional.</w:t>
       </w:r>
     </w:p>
     <w:p>
       <w:pPr>
-        <w:spacing w:line="480" w:lineRule="auto"/>
         <w:ind w:firstLine="708"/>
         <w:rPr>
-          <w:rFonts w:ascii="Times New Roman" w:hAnsi="Times New Roman" w:cs="Times New Roman"/>
-        </w:rPr>
-      </w:pPr>
-      <w:r>
-        <w:rPr>
-          <w:rFonts w:ascii="Times New Roman" w:hAnsi="Times New Roman" w:cs="Times New Roman"/>
+          <w:rFonts w:cs="Times New Roman"/>
+        </w:rPr>
+      </w:pPr>
+      <w:r>
+        <w:rPr>
+          <w:rFonts w:cs="Times New Roman"/>
         </w:rPr>
         <w:t>Proyecto formativo netamente académico: Este informe de requisitos y el software que de él derive tienen un propósito exclusivamente educativo. No persiguen fines de lucro, no involucran transacciones reales de comercio y no representan un producto comercial desplegado en un entorno real.</w:t>
       </w:r>
@@ -3073,7 +4135,7 @@
     <w:p>
       <w:pPr>
         <w:rPr>
-          <w:rFonts w:ascii="Times New Roman" w:hAnsi="Times New Roman" w:cs="Times New Roman"/>
+          <w:rFonts w:cs="Times New Roman"/>
         </w:rPr>
       </w:pPr>
     </w:p>
@@ -3088,8 +4150,121 @@
 </file>
 
 <file path=word/numbering.xml><?xml version="1.0" encoding="utf-8"?>
-<w:numbering xmlns:wpc="http://schemas.microsoft.com/office/word/2010/wordprocessingCanvas" xmlns:cx="http://schemas.microsoft.com/office/drawing/2014/chartex" xmlns:cx1="http://schemas.microsoft.com/office/drawing/2015/9/8/chartex" xmlns:cx2="http://schemas.microsoft.com/office/drawing/2015/10/21/chartex" xmlns:cx3="http://schemas.microsoft.com/office/drawing/2016/5/9/chartex" xmlns:cx4="http://schemas.microsoft.com/office/drawing/2016/5/10/chartex" xmlns:cx5="http://schemas.microsoft.com/office/drawing/2016/5/11/chartex" xmlns:cx6="http://schemas.microsoft.com/office/drawing/2016/5/12/chartex" xmlns:cx7="http://schemas.microsoft.com/office/drawing/2016/5/13/chartex" xmlns:cx8="http://schemas.microsoft.com/office/drawing/2016/5/14/chartex" xmlns:mc="http://schemas.openxmlformats.org/markup-compatibility/2006" xmlns:aink="http://schemas.microsoft.com/office/drawing/2016/ink" xmlns:am3d="http://schemas.microsoft.com/office/drawing/2017/model3d" xmlns:o="urn:schemas-microsoft-com:office:office" xmlns:oel="http://schemas.microsoft.com/office/2019/extlst" xmlns:r="http://schemas.openxmlformats.org/officeDocument/2006/relationships" xmlns:m="http://schemas.openxmlformats.org/officeDocument/2006/math" xmlns:v="urn:schemas-microsoft-com:vml" xmlns:wp14="http://schemas.microsoft.com/office/word/2010/wordprocessingDrawing" xmlns:wp="http://schemas.openxmlformats.org/drawingml/2006/wordprocessingDrawing" xmlns:w10="urn:schemas-microsoft-com:office:word" xmlns:w="http://schemas.openxmlformats.org/wordprocessingml/2006/main" xmlns:w14="http://schemas.microsoft.com/office/word/2010/wordml" xmlns:w15="http://schemas.microsoft.com/office/word/2012/wordml" xmlns:w16cex="http://schemas.microsoft.com/office/word/2018/wordml/cex" xmlns:w16cid="http://schemas.microsoft.com/office/word/2016/wordml/cid" xmlns:w16="http://schemas.microsoft.com/office/word/2018/wordml" xmlns:w16du="http://schemas.microsoft.com/office/word/2023/wordml/word16du" xmlns:w16sdtdh="http://schemas.microsoft.com/office/word/2020/wordml/sdtdatahash" xmlns:w16se="http://schemas.microsoft.com/office/word/2015/wordml/symex" xmlns:wpg="http://schemas.microsoft.com/office/word/2010/wordprocessingGroup" xmlns:wpi="http://schemas.microsoft.com/office/word/2010/wordprocessingInk" xmlns:wne="http://schemas.microsoft.com/office/word/2006/wordml" xmlns:wps="http://schemas.microsoft.com/office/word/2010/wordprocessingShape" mc:Ignorable="w14 w15 w16se w16cid w16 w16cex w16sdtdh wp14">
+<w:numbering xmlns:wpc="http://schemas.microsoft.com/office/word/2010/wordprocessingCanvas" xmlns:cx="http://schemas.microsoft.com/office/drawing/2014/chartex" xmlns:cx1="http://schemas.microsoft.com/office/drawing/2015/9/8/chartex" xmlns:cx2="http://schemas.microsoft.com/office/drawing/2015/10/21/chartex" xmlns:cx3="http://schemas.microsoft.com/office/drawing/2016/5/9/chartex" xmlns:cx4="http://schemas.microsoft.com/office/drawing/2016/5/10/chartex" xmlns:cx5="http://schemas.microsoft.com/office/drawing/2016/5/11/chartex" xmlns:cx6="http://schemas.microsoft.com/office/drawing/2016/5/12/chartex" xmlns:cx7="http://schemas.microsoft.com/office/drawing/2016/5/13/chartex" xmlns:cx8="http://schemas.microsoft.com/office/drawing/2016/5/14/chartex" xmlns:mc="http://schemas.openxmlformats.org/markup-compatibility/2006" xmlns:aink="http://schemas.microsoft.com/office/drawing/2016/ink" xmlns:am3d="http://schemas.microsoft.com/office/drawing/2017/model3d" xmlns:o="urn:schemas-microsoft-com:office:office" xmlns:oel="http://schemas.microsoft.com/office/2019/extlst" xmlns:r="http://schemas.openxmlformats.org/officeDocument/2006/relationships" xmlns:m="http://schemas.openxmlformats.org/officeDocument/2006/math" xmlns:v="urn:schemas-microsoft-com:vml" xmlns:wp14="http://schemas.microsoft.com/office/word/2010/wordprocessingDrawing" xmlns:wp="http://schemas.openxmlformats.org/drawingml/2006/wordprocessingDrawing" xmlns:w10="urn:schemas-microsoft-com:office:word" xmlns:w="http://schemas.openxmlformats.org/wordprocessingml/2006/main" xmlns:w14="http://schemas.microsoft.com/office/word/2010/wordml" xmlns:w15="http://schemas.microsoft.com/office/word/2012/wordml" xmlns:w16cex="http://schemas.microsoft.com/office/word/2018/wordml/cex" xmlns:w16cid="http://schemas.microsoft.com/office/word/2016/wordml/cid" xmlns:w16="http://schemas.microsoft.com/office/word/2018/wordml" xmlns:w16du="http://schemas.microsoft.com/office/word/2023/wordml/word16du" xmlns:w16sdtdh="http://schemas.microsoft.com/office/word/2020/wordml/sdtdatahash" xmlns:w16sdtfl="http://schemas.microsoft.com/office/word/2024/wordml/sdtformatlock" xmlns:w16se="http://schemas.microsoft.com/office/word/2015/wordml/symex" xmlns:wpg="http://schemas.microsoft.com/office/word/2010/wordprocessingGroup" xmlns:wpi="http://schemas.microsoft.com/office/word/2010/wordprocessingInk" xmlns:wne="http://schemas.microsoft.com/office/word/2006/wordml" xmlns:wps="http://schemas.microsoft.com/office/word/2010/wordprocessingShape" mc:Ignorable="w14 w15 w16se w16cid w16 w16cex w16sdtdh w16sdtfl w16du wp14">
   <w:abstractNum w:abstractNumId="0" w15:restartNumberingAfterBreak="0">
+    <w:nsid w:val="05553EFD"/>
+    <w:multiLevelType w:val="hybridMultilevel"/>
+    <w:tmpl w:val="F52AEC36"/>
+    <w:lvl w:ilvl="0" w:tplc="240A0001">
+      <w:start w:val="1"/>
+      <w:numFmt w:val="bullet"/>
+      <w:lvlText w:val=""/>
+      <w:lvlJc w:val="left"/>
+      <w:pPr>
+        <w:ind w:left="720" w:hanging="360"/>
+      </w:pPr>
+      <w:rPr>
+        <w:rFonts w:ascii="Symbol" w:hAnsi="Symbol" w:hint="default"/>
+      </w:rPr>
+    </w:lvl>
+    <w:lvl w:ilvl="1" w:tplc="240A0003" w:tentative="1">
+      <w:start w:val="1"/>
+      <w:numFmt w:val="bullet"/>
+      <w:lvlText w:val="o"/>
+      <w:lvlJc w:val="left"/>
+      <w:pPr>
+        <w:ind w:left="1440" w:hanging="360"/>
+      </w:pPr>
+      <w:rPr>
+        <w:rFonts w:ascii="Courier New" w:hAnsi="Courier New" w:cs="Courier New" w:hint="default"/>
+      </w:rPr>
+    </w:lvl>
+    <w:lvl w:ilvl="2" w:tplc="240A0005" w:tentative="1">
+      <w:start w:val="1"/>
+      <w:numFmt w:val="bullet"/>
+      <w:lvlText w:val=""/>
+      <w:lvlJc w:val="left"/>
+      <w:pPr>
+        <w:ind w:left="2160" w:hanging="360"/>
+      </w:pPr>
+      <w:rPr>
+        <w:rFonts w:ascii="Wingdings" w:hAnsi="Wingdings" w:hint="default"/>
+      </w:rPr>
+    </w:lvl>
+    <w:lvl w:ilvl="3" w:tplc="240A0001" w:tentative="1">
+      <w:start w:val="1"/>
+      <w:numFmt w:val="bullet"/>
+      <w:lvlText w:val=""/>
+      <w:lvlJc w:val="left"/>
+      <w:pPr>
+        <w:ind w:left="2880" w:hanging="360"/>
+      </w:pPr>
+      <w:rPr>
+        <w:rFonts w:ascii="Symbol" w:hAnsi="Symbol" w:hint="default"/>
+      </w:rPr>
+    </w:lvl>
+    <w:lvl w:ilvl="4" w:tplc="240A0003" w:tentative="1">
+      <w:start w:val="1"/>
+      <w:numFmt w:val="bullet"/>
+      <w:lvlText w:val="o"/>
+      <w:lvlJc w:val="left"/>
+      <w:pPr>
+        <w:ind w:left="3600" w:hanging="360"/>
+      </w:pPr>
+      <w:rPr>
+        <w:rFonts w:ascii="Courier New" w:hAnsi="Courier New" w:cs="Courier New" w:hint="default"/>
+      </w:rPr>
+    </w:lvl>
+    <w:lvl w:ilvl="5" w:tplc="240A0005" w:tentative="1">
+      <w:start w:val="1"/>
+      <w:numFmt w:val="bullet"/>
+      <w:lvlText w:val=""/>
+      <w:lvlJc w:val="left"/>
+      <w:pPr>
+        <w:ind w:left="4320" w:hanging="360"/>
+      </w:pPr>
+      <w:rPr>
+        <w:rFonts w:ascii="Wingdings" w:hAnsi="Wingdings" w:hint="default"/>
+      </w:rPr>
+    </w:lvl>
+    <w:lvl w:ilvl="6" w:tplc="240A0001" w:tentative="1">
+      <w:start w:val="1"/>
+      <w:numFmt w:val="bullet"/>
+      <w:lvlText w:val=""/>
+      <w:lvlJc w:val="left"/>
+      <w:pPr>
+        <w:ind w:left="5040" w:hanging="360"/>
+      </w:pPr>
+      <w:rPr>
+        <w:rFonts w:ascii="Symbol" w:hAnsi="Symbol" w:hint="default"/>
+      </w:rPr>
+    </w:lvl>
+    <w:lvl w:ilvl="7" w:tplc="240A0003" w:tentative="1">
+      <w:start w:val="1"/>
+      <w:numFmt w:val="bullet"/>
+      <w:lvlText w:val="o"/>
+      <w:lvlJc w:val="left"/>
+      <w:pPr>
+        <w:ind w:left="5760" w:hanging="360"/>
+      </w:pPr>
+      <w:rPr>
+        <w:rFonts w:ascii="Courier New" w:hAnsi="Courier New" w:cs="Courier New" w:hint="default"/>
+      </w:rPr>
+    </w:lvl>
+    <w:lvl w:ilvl="8" w:tplc="240A0005" w:tentative="1">
+      <w:start w:val="1"/>
+      <w:numFmt w:val="bullet"/>
+      <w:lvlText w:val=""/>
+      <w:lvlJc w:val="left"/>
+      <w:pPr>
+        <w:ind w:left="6480" w:hanging="360"/>
+      </w:pPr>
+      <w:rPr>
+        <w:rFonts w:ascii="Wingdings" w:hAnsi="Wingdings" w:hint="default"/>
+      </w:rPr>
+    </w:lvl>
+  </w:abstractNum>
+  <w:abstractNum w:abstractNumId="1" w15:restartNumberingAfterBreak="0">
     <w:nsid w:val="149E244F"/>
     <w:multiLevelType w:val="hybridMultilevel"/>
     <w:tmpl w:val="27288E86"/>
@@ -3201,7 +4376,7 @@
       </w:rPr>
     </w:lvl>
   </w:abstractNum>
-  <w:abstractNum w:abstractNumId="1" w15:restartNumberingAfterBreak="0">
+  <w:abstractNum w:abstractNumId="2" w15:restartNumberingAfterBreak="0">
     <w:nsid w:val="195915A6"/>
     <w:multiLevelType w:val="hybridMultilevel"/>
     <w:tmpl w:val="FA08BCDC"/>
@@ -3313,7 +4488,7 @@
       </w:rPr>
     </w:lvl>
   </w:abstractNum>
-  <w:abstractNum w:abstractNumId="2" w15:restartNumberingAfterBreak="0">
+  <w:abstractNum w:abstractNumId="3" w15:restartNumberingAfterBreak="0">
     <w:nsid w:val="1D697240"/>
     <w:multiLevelType w:val="hybridMultilevel"/>
     <w:tmpl w:val="8F46FBE4"/>
@@ -3399,7 +4574,120 @@
       </w:pPr>
     </w:lvl>
   </w:abstractNum>
-  <w:abstractNum w:abstractNumId="3" w15:restartNumberingAfterBreak="0">
+  <w:abstractNum w:abstractNumId="4" w15:restartNumberingAfterBreak="0">
+    <w:nsid w:val="22FF5B1C"/>
+    <w:multiLevelType w:val="hybridMultilevel"/>
+    <w:tmpl w:val="641CDF46"/>
+    <w:lvl w:ilvl="0" w:tplc="240A0001">
+      <w:start w:val="1"/>
+      <w:numFmt w:val="bullet"/>
+      <w:lvlText w:val=""/>
+      <w:lvlJc w:val="left"/>
+      <w:pPr>
+        <w:ind w:left="720" w:hanging="360"/>
+      </w:pPr>
+      <w:rPr>
+        <w:rFonts w:ascii="Symbol" w:hAnsi="Symbol" w:hint="default"/>
+      </w:rPr>
+    </w:lvl>
+    <w:lvl w:ilvl="1" w:tplc="240A0003" w:tentative="1">
+      <w:start w:val="1"/>
+      <w:numFmt w:val="bullet"/>
+      <w:lvlText w:val="o"/>
+      <w:lvlJc w:val="left"/>
+      <w:pPr>
+        <w:ind w:left="1440" w:hanging="360"/>
+      </w:pPr>
+      <w:rPr>
+        <w:rFonts w:ascii="Courier New" w:hAnsi="Courier New" w:cs="Courier New" w:hint="default"/>
+      </w:rPr>
+    </w:lvl>
+    <w:lvl w:ilvl="2" w:tplc="240A0005" w:tentative="1">
+      <w:start w:val="1"/>
+      <w:numFmt w:val="bullet"/>
+      <w:lvlText w:val=""/>
+      <w:lvlJc w:val="left"/>
+      <w:pPr>
+        <w:ind w:left="2160" w:hanging="360"/>
+      </w:pPr>
+      <w:rPr>
+        <w:rFonts w:ascii="Wingdings" w:hAnsi="Wingdings" w:hint="default"/>
+      </w:rPr>
+    </w:lvl>
+    <w:lvl w:ilvl="3" w:tplc="240A0001" w:tentative="1">
+      <w:start w:val="1"/>
+      <w:numFmt w:val="bullet"/>
+      <w:lvlText w:val=""/>
+      <w:lvlJc w:val="left"/>
+      <w:pPr>
+        <w:ind w:left="2880" w:hanging="360"/>
+      </w:pPr>
+      <w:rPr>
+        <w:rFonts w:ascii="Symbol" w:hAnsi="Symbol" w:hint="default"/>
+      </w:rPr>
+    </w:lvl>
+    <w:lvl w:ilvl="4" w:tplc="240A0003" w:tentative="1">
+      <w:start w:val="1"/>
+      <w:numFmt w:val="bullet"/>
+      <w:lvlText w:val="o"/>
+      <w:lvlJc w:val="left"/>
+      <w:pPr>
+        <w:ind w:left="3600" w:hanging="360"/>
+      </w:pPr>
+      <w:rPr>
+        <w:rFonts w:ascii="Courier New" w:hAnsi="Courier New" w:cs="Courier New" w:hint="default"/>
+      </w:rPr>
+    </w:lvl>
+    <w:lvl w:ilvl="5" w:tplc="240A0005" w:tentative="1">
+      <w:start w:val="1"/>
+      <w:numFmt w:val="bullet"/>
+      <w:lvlText w:val=""/>
+      <w:lvlJc w:val="left"/>
+      <w:pPr>
+        <w:ind w:left="4320" w:hanging="360"/>
+      </w:pPr>
+      <w:rPr>
+        <w:rFonts w:ascii="Wingdings" w:hAnsi="Wingdings" w:hint="default"/>
+      </w:rPr>
+    </w:lvl>
+    <w:lvl w:ilvl="6" w:tplc="240A0001" w:tentative="1">
+      <w:start w:val="1"/>
+      <w:numFmt w:val="bullet"/>
+      <w:lvlText w:val=""/>
+      <w:lvlJc w:val="left"/>
+      <w:pPr>
+        <w:ind w:left="5040" w:hanging="360"/>
+      </w:pPr>
+      <w:rPr>
+        <w:rFonts w:ascii="Symbol" w:hAnsi="Symbol" w:hint="default"/>
+      </w:rPr>
+    </w:lvl>
+    <w:lvl w:ilvl="7" w:tplc="240A0003" w:tentative="1">
+      <w:start w:val="1"/>
+      <w:numFmt w:val="bullet"/>
+      <w:lvlText w:val="o"/>
+      <w:lvlJc w:val="left"/>
+      <w:pPr>
+        <w:ind w:left="5760" w:hanging="360"/>
+      </w:pPr>
+      <w:rPr>
+        <w:rFonts w:ascii="Courier New" w:hAnsi="Courier New" w:cs="Courier New" w:hint="default"/>
+      </w:rPr>
+    </w:lvl>
+    <w:lvl w:ilvl="8" w:tplc="240A0005" w:tentative="1">
+      <w:start w:val="1"/>
+      <w:numFmt w:val="bullet"/>
+      <w:lvlText w:val=""/>
+      <w:lvlJc w:val="left"/>
+      <w:pPr>
+        <w:ind w:left="6480" w:hanging="360"/>
+      </w:pPr>
+      <w:rPr>
+        <w:rFonts w:ascii="Wingdings" w:hAnsi="Wingdings" w:hint="default"/>
+      </w:rPr>
+    </w:lvl>
+  </w:abstractNum>
+  <w:abstractNum w:abstractNumId="5" w15:restartNumberingAfterBreak="0">
     <w:nsid w:val="24870064"/>
     <w:multiLevelType w:val="hybridMultilevel"/>
     <w:tmpl w:val="52BA0B96"/>
@@ -3512,7 +4800,120 @@
       </w:rPr>
     </w:lvl>
   </w:abstractNum>
-  <w:abstractNum w:abstractNumId="4" w15:restartNumberingAfterBreak="0">
+  <w:abstractNum w:abstractNumId="6" w15:restartNumberingAfterBreak="0">
+    <w:nsid w:val="2D6362AE"/>
+    <w:multiLevelType w:val="hybridMultilevel"/>
+    <w:tmpl w:val="283CF872"/>
+    <w:lvl w:ilvl="0" w:tplc="240A0001">
+      <w:start w:val="1"/>
+      <w:numFmt w:val="bullet"/>
+      <w:lvlText w:val=""/>
+      <w:lvlJc w:val="left"/>
+      <w:pPr>
+        <w:ind w:left="720" w:hanging="360"/>
+      </w:pPr>
+      <w:rPr>
+        <w:rFonts w:ascii="Symbol" w:hAnsi="Symbol" w:hint="default"/>
+      </w:rPr>
+    </w:lvl>
+    <w:lvl w:ilvl="1" w:tplc="240A0003" w:tentative="1">
+      <w:start w:val="1"/>
+      <w:numFmt w:val="bullet"/>
+      <w:lvlText w:val="o"/>
+      <w:lvlJc w:val="left"/>
+      <w:pPr>
+        <w:ind w:left="1440" w:hanging="360"/>
+      </w:pPr>
+      <w:rPr>
+        <w:rFonts w:ascii="Courier New" w:hAnsi="Courier New" w:cs="Courier New" w:hint="default"/>
+      </w:rPr>
+    </w:lvl>
+    <w:lvl w:ilvl="2" w:tplc="240A0005" w:tentative="1">
+      <w:start w:val="1"/>
+      <w:numFmt w:val="bullet"/>
+      <w:lvlText w:val=""/>
+      <w:lvlJc w:val="left"/>
+      <w:pPr>
+        <w:ind w:left="2160" w:hanging="360"/>
+      </w:pPr>
+      <w:rPr>
+        <w:rFonts w:ascii="Wingdings" w:hAnsi="Wingdings" w:hint="default"/>
+      </w:rPr>
+    </w:lvl>
+    <w:lvl w:ilvl="3" w:tplc="240A0001" w:tentative="1">
+      <w:start w:val="1"/>
+      <w:numFmt w:val="bullet"/>
+      <w:lvlText w:val=""/>
+      <w:lvlJc w:val="left"/>
+      <w:pPr>
+        <w:ind w:left="2880" w:hanging="360"/>
+      </w:pPr>
+      <w:rPr>
+        <w:rFonts w:ascii="Symbol" w:hAnsi="Symbol" w:hint="default"/>
+      </w:rPr>
+    </w:lvl>
+    <w:lvl w:ilvl="4" w:tplc="240A0003" w:tentative="1">
+      <w:start w:val="1"/>
+      <w:numFmt w:val="bullet"/>
+      <w:lvlText w:val="o"/>
+      <w:lvlJc w:val="left"/>
+      <w:pPr>
+        <w:ind w:left="3600" w:hanging="360"/>
+      </w:pPr>
+      <w:rPr>
+        <w:rFonts w:ascii="Courier New" w:hAnsi="Courier New" w:cs="Courier New" w:hint="default"/>
+      </w:rPr>
+    </w:lvl>
+    <w:lvl w:ilvl="5" w:tplc="240A0005" w:tentative="1">
+      <w:start w:val="1"/>
+      <w:numFmt w:val="bullet"/>
+      <w:lvlText w:val=""/>
+      <w:lvlJc w:val="left"/>
+      <w:pPr>
+        <w:ind w:left="4320" w:hanging="360"/>
+      </w:pPr>
+      <w:rPr>
+        <w:rFonts w:ascii="Wingdings" w:hAnsi="Wingdings" w:hint="default"/>
+      </w:rPr>
+    </w:lvl>
+    <w:lvl w:ilvl="6" w:tplc="240A0001" w:tentative="1">
+      <w:start w:val="1"/>
+      <w:numFmt w:val="bullet"/>
+      <w:lvlText w:val=""/>
+      <w:lvlJc w:val="left"/>
+      <w:pPr>
+        <w:ind w:left="5040" w:hanging="360"/>
+      </w:pPr>
+      <w:rPr>
+        <w:rFonts w:ascii="Symbol" w:hAnsi="Symbol" w:hint="default"/>
+      </w:rPr>
+    </w:lvl>
+    <w:lvl w:ilvl="7" w:tplc="240A0003" w:tentative="1">
+      <w:start w:val="1"/>
+      <w:numFmt w:val="bullet"/>
+      <w:lvlText w:val="o"/>
+      <w:lvlJc w:val="left"/>
+      <w:pPr>
+        <w:ind w:left="5760" w:hanging="360"/>
+      </w:pPr>
+      <w:rPr>
+        <w:rFonts w:ascii="Courier New" w:hAnsi="Courier New" w:cs="Courier New" w:hint="default"/>
+      </w:rPr>
+    </w:lvl>
+    <w:lvl w:ilvl="8" w:tplc="240A0005" w:tentative="1">
+      <w:start w:val="1"/>
+      <w:numFmt w:val="bullet"/>
+      <w:lvlText w:val=""/>
+      <w:lvlJc w:val="left"/>
+      <w:pPr>
+        <w:ind w:left="6480" w:hanging="360"/>
+      </w:pPr>
+      <w:rPr>
+        <w:rFonts w:ascii="Wingdings" w:hAnsi="Wingdings" w:hint="default"/>
+      </w:rPr>
+    </w:lvl>
+  </w:abstractNum>
+  <w:abstractNum w:abstractNumId="7" w15:restartNumberingAfterBreak="0">
     <w:nsid w:val="2FF631EF"/>
     <w:multiLevelType w:val="multilevel"/>
     <w:tmpl w:val="BA60679A"/>
@@ -3661,7 +5062,7 @@
       </w:rPr>
     </w:lvl>
   </w:abstractNum>
-  <w:abstractNum w:abstractNumId="5" w15:restartNumberingAfterBreak="0">
+  <w:abstractNum w:abstractNumId="8" w15:restartNumberingAfterBreak="0">
     <w:nsid w:val="327D240E"/>
     <w:multiLevelType w:val="multilevel"/>
     <w:tmpl w:val="ECBA2908"/>
@@ -3810,7 +5211,120 @@
       </w:rPr>
     </w:lvl>
   </w:abstractNum>
-  <w:abstractNum w:abstractNumId="6" w15:restartNumberingAfterBreak="0">
+  <w:abstractNum w:abstractNumId="9" w15:restartNumberingAfterBreak="0">
+    <w:nsid w:val="3F3A575C"/>
+    <w:multiLevelType w:val="hybridMultilevel"/>
+    <w:tmpl w:val="5174675C"/>
+    <w:lvl w:ilvl="0" w:tplc="240A0001">
+      <w:start w:val="1"/>
+      <w:numFmt w:val="bullet"/>
+      <w:lvlText w:val=""/>
+      <w:lvlJc w:val="left"/>
+      <w:pPr>
+        <w:ind w:left="1440" w:hanging="360"/>
+      </w:pPr>
+      <w:rPr>
+        <w:rFonts w:ascii="Symbol" w:hAnsi="Symbol" w:hint="default"/>
+      </w:rPr>
+    </w:lvl>
+    <w:lvl w:ilvl="1" w:tplc="240A0003" w:tentative="1">
+      <w:start w:val="1"/>
+      <w:numFmt w:val="bullet"/>
+      <w:lvlText w:val="o"/>
+      <w:lvlJc w:val="left"/>
+      <w:pPr>
+        <w:ind w:left="2160" w:hanging="360"/>
+      </w:pPr>
+      <w:rPr>
+        <w:rFonts w:ascii="Courier New" w:hAnsi="Courier New" w:cs="Courier New" w:hint="default"/>
+      </w:rPr>
+    </w:lvl>
+    <w:lvl w:ilvl="2" w:tplc="240A0005" w:tentative="1">
+      <w:start w:val="1"/>
+      <w:numFmt w:val="bullet"/>
+      <w:lvlText w:val=""/>
+      <w:lvlJc w:val="left"/>
+      <w:pPr>
+        <w:ind w:left="2880" w:hanging="360"/>
+      </w:pPr>
+      <w:rPr>
+        <w:rFonts w:ascii="Wingdings" w:hAnsi="Wingdings" w:hint="default"/>
+      </w:rPr>
+    </w:lvl>
+    <w:lvl w:ilvl="3" w:tplc="240A0001" w:tentative="1">
+      <w:start w:val="1"/>
+      <w:numFmt w:val="bullet"/>
+      <w:lvlText w:val=""/>
+      <w:lvlJc w:val="left"/>
+      <w:pPr>
+        <w:ind w:left="3600" w:hanging="360"/>
+      </w:pPr>
+      <w:rPr>
+        <w:rFonts w:ascii="Symbol" w:hAnsi="Symbol" w:hint="default"/>
+      </w:rPr>
+    </w:lvl>
+    <w:lvl w:ilvl="4" w:tplc="240A0003" w:tentative="1">
+      <w:start w:val="1"/>
+      <w:numFmt w:val="bullet"/>
+      <w:lvlText w:val="o"/>
+      <w:lvlJc w:val="left"/>
+      <w:pPr>
+        <w:ind w:left="4320" w:hanging="360"/>
+      </w:pPr>
+      <w:rPr>
+        <w:rFonts w:ascii="Courier New" w:hAnsi="Courier New" w:cs="Courier New" w:hint="default"/>
+      </w:rPr>
+    </w:lvl>
+    <w:lvl w:ilvl="5" w:tplc="240A0005" w:tentative="1">
+      <w:start w:val="1"/>
+      <w:numFmt w:val="bullet"/>
+      <w:lvlText w:val=""/>
+      <w:lvlJc w:val="left"/>
+      <w:pPr>
+        <w:ind w:left="5040" w:hanging="360"/>
+      </w:pPr>
+      <w:rPr>
+        <w:rFonts w:ascii="Wingdings" w:hAnsi="Wingdings" w:hint="default"/>
+      </w:rPr>
+    </w:lvl>
+    <w:lvl w:ilvl="6" w:tplc="240A0001" w:tentative="1">
+      <w:start w:val="1"/>
+      <w:numFmt w:val="bullet"/>
+      <w:lvlText w:val=""/>
+      <w:lvlJc w:val="left"/>
+      <w:pPr>
+        <w:ind w:left="5760" w:hanging="360"/>
+      </w:pPr>
+      <w:rPr>
+        <w:rFonts w:ascii="Symbol" w:hAnsi="Symbol" w:hint="default"/>
+      </w:rPr>
+    </w:lvl>
+    <w:lvl w:ilvl="7" w:tplc="240A0003" w:tentative="1">
+      <w:start w:val="1"/>
+      <w:numFmt w:val="bullet"/>
+      <w:lvlText w:val="o"/>
+      <w:lvlJc w:val="left"/>
+      <w:pPr>
+        <w:ind w:left="6480" w:hanging="360"/>
+      </w:pPr>
+      <w:rPr>
+        <w:rFonts w:ascii="Courier New" w:hAnsi="Courier New" w:cs="Courier New" w:hint="default"/>
+      </w:rPr>
+    </w:lvl>
+    <w:lvl w:ilvl="8" w:tplc="240A0005" w:tentative="1">
+      <w:start w:val="1"/>
+      <w:numFmt w:val="bullet"/>
+      <w:lvlText w:val=""/>
+      <w:lvlJc w:val="left"/>
+      <w:pPr>
+        <w:ind w:left="7200" w:hanging="360"/>
+      </w:pPr>
+      <w:rPr>
+        <w:rFonts w:ascii="Wingdings" w:hAnsi="Wingdings" w:hint="default"/>
+      </w:rPr>
+    </w:lvl>
+  </w:abstractNum>
+  <w:abstractNum w:abstractNumId="10" w15:restartNumberingAfterBreak="0">
     <w:nsid w:val="58B02F24"/>
     <w:multiLevelType w:val="multilevel"/>
     <w:tmpl w:val="57CA5B46"/>
@@ -3959,32 +5473,392 @@
       </w:rPr>
     </w:lvl>
   </w:abstractNum>
+  <w:abstractNum w:abstractNumId="11" w15:restartNumberingAfterBreak="0">
+    <w:nsid w:val="6CD2152D"/>
+    <w:multiLevelType w:val="hybridMultilevel"/>
+    <w:tmpl w:val="C75CA082"/>
+    <w:lvl w:ilvl="0" w:tplc="240A0001">
+      <w:start w:val="1"/>
+      <w:numFmt w:val="bullet"/>
+      <w:lvlText w:val=""/>
+      <w:lvlJc w:val="left"/>
+      <w:pPr>
+        <w:ind w:left="720" w:hanging="360"/>
+      </w:pPr>
+      <w:rPr>
+        <w:rFonts w:ascii="Symbol" w:hAnsi="Symbol" w:hint="default"/>
+      </w:rPr>
+    </w:lvl>
+    <w:lvl w:ilvl="1" w:tplc="240A0003" w:tentative="1">
+      <w:start w:val="1"/>
+      <w:numFmt w:val="bullet"/>
+      <w:lvlText w:val="o"/>
+      <w:lvlJc w:val="left"/>
+      <w:pPr>
+        <w:ind w:left="1440" w:hanging="360"/>
+      </w:pPr>
+      <w:rPr>
+        <w:rFonts w:ascii="Courier New" w:hAnsi="Courier New" w:cs="Courier New" w:hint="default"/>
+      </w:rPr>
+    </w:lvl>
+    <w:lvl w:ilvl="2" w:tplc="240A0005" w:tentative="1">
+      <w:start w:val="1"/>
+      <w:numFmt w:val="bullet"/>
+      <w:lvlText w:val=""/>
+      <w:lvlJc w:val="left"/>
+      <w:pPr>
+        <w:ind w:left="2160" w:hanging="360"/>
+      </w:pPr>
+      <w:rPr>
+        <w:rFonts w:ascii="Wingdings" w:hAnsi="Wingdings" w:hint="default"/>
+      </w:rPr>
+    </w:lvl>
+    <w:lvl w:ilvl="3" w:tplc="240A0001" w:tentative="1">
+      <w:start w:val="1"/>
+      <w:numFmt w:val="bullet"/>
+      <w:lvlText w:val=""/>
+      <w:lvlJc w:val="left"/>
+      <w:pPr>
+        <w:ind w:left="2880" w:hanging="360"/>
+      </w:pPr>
+      <w:rPr>
+        <w:rFonts w:ascii="Symbol" w:hAnsi="Symbol" w:hint="default"/>
+      </w:rPr>
+    </w:lvl>
+    <w:lvl w:ilvl="4" w:tplc="240A0003" w:tentative="1">
+      <w:start w:val="1"/>
+      <w:numFmt w:val="bullet"/>
+      <w:lvlText w:val="o"/>
+      <w:lvlJc w:val="left"/>
+      <w:pPr>
+        <w:ind w:left="3600" w:hanging="360"/>
+      </w:pPr>
+      <w:rPr>
+        <w:rFonts w:ascii="Courier New" w:hAnsi="Courier New" w:cs="Courier New" w:hint="default"/>
+      </w:rPr>
+    </w:lvl>
+    <w:lvl w:ilvl="5" w:tplc="240A0005" w:tentative="1">
+      <w:start w:val="1"/>
+      <w:numFmt w:val="bullet"/>
+      <w:lvlText w:val=""/>
+      <w:lvlJc w:val="left"/>
+      <w:pPr>
+        <w:ind w:left="4320" w:hanging="360"/>
+      </w:pPr>
+      <w:rPr>
+        <w:rFonts w:ascii="Wingdings" w:hAnsi="Wingdings" w:hint="default"/>
+      </w:rPr>
+    </w:lvl>
+    <w:lvl w:ilvl="6" w:tplc="240A0001" w:tentative="1">
+      <w:start w:val="1"/>
+      <w:numFmt w:val="bullet"/>
+      <w:lvlText w:val=""/>
+      <w:lvlJc w:val="left"/>
+      <w:pPr>
+        <w:ind w:left="5040" w:hanging="360"/>
+      </w:pPr>
+      <w:rPr>
+        <w:rFonts w:ascii="Symbol" w:hAnsi="Symbol" w:hint="default"/>
+      </w:rPr>
+    </w:lvl>
+    <w:lvl w:ilvl="7" w:tplc="240A0003" w:tentative="1">
+      <w:start w:val="1"/>
+      <w:numFmt w:val="bullet"/>
+      <w:lvlText w:val="o"/>
+      <w:lvlJc w:val="left"/>
+      <w:pPr>
+        <w:ind w:left="5760" w:hanging="360"/>
+      </w:pPr>
+      <w:rPr>
+        <w:rFonts w:ascii="Courier New" w:hAnsi="Courier New" w:cs="Courier New" w:hint="default"/>
+      </w:rPr>
+    </w:lvl>
+    <w:lvl w:ilvl="8" w:tplc="240A0005" w:tentative="1">
+      <w:start w:val="1"/>
+      <w:numFmt w:val="bullet"/>
+      <w:lvlText w:val=""/>
+      <w:lvlJc w:val="left"/>
+      <w:pPr>
+        <w:ind w:left="6480" w:hanging="360"/>
+      </w:pPr>
+      <w:rPr>
+        <w:rFonts w:ascii="Wingdings" w:hAnsi="Wingdings" w:hint="default"/>
+      </w:rPr>
+    </w:lvl>
+  </w:abstractNum>
+  <w:abstractNum w:abstractNumId="12" w15:restartNumberingAfterBreak="0">
+    <w:nsid w:val="70A5404A"/>
+    <w:multiLevelType w:val="hybridMultilevel"/>
+    <w:tmpl w:val="9478484A"/>
+    <w:lvl w:ilvl="0" w:tplc="240A0001">
+      <w:start w:val="1"/>
+      <w:numFmt w:val="bullet"/>
+      <w:lvlText w:val=""/>
+      <w:lvlJc w:val="left"/>
+      <w:pPr>
+        <w:ind w:left="1440" w:hanging="360"/>
+      </w:pPr>
+      <w:rPr>
+        <w:rFonts w:ascii="Symbol" w:hAnsi="Symbol" w:hint="default"/>
+      </w:rPr>
+    </w:lvl>
+    <w:lvl w:ilvl="1" w:tplc="240A0003" w:tentative="1">
+      <w:start w:val="1"/>
+      <w:numFmt w:val="bullet"/>
+      <w:lvlText w:val="o"/>
+      <w:lvlJc w:val="left"/>
+      <w:pPr>
+        <w:ind w:left="2160" w:hanging="360"/>
+      </w:pPr>
+      <w:rPr>
+        <w:rFonts w:ascii="Courier New" w:hAnsi="Courier New" w:cs="Courier New" w:hint="default"/>
+      </w:rPr>
+    </w:lvl>
+    <w:lvl w:ilvl="2" w:tplc="240A0005" w:tentative="1">
+      <w:start w:val="1"/>
+      <w:numFmt w:val="bullet"/>
+      <w:lvlText w:val=""/>
+      <w:lvlJc w:val="left"/>
+      <w:pPr>
+        <w:ind w:left="2880" w:hanging="360"/>
+      </w:pPr>
+      <w:rPr>
+        <w:rFonts w:ascii="Wingdings" w:hAnsi="Wingdings" w:hint="default"/>
+      </w:rPr>
+    </w:lvl>
+    <w:lvl w:ilvl="3" w:tplc="240A0001" w:tentative="1">
+      <w:start w:val="1"/>
+      <w:numFmt w:val="bullet"/>
+      <w:lvlText w:val=""/>
+      <w:lvlJc w:val="left"/>
+      <w:pPr>
+        <w:ind w:left="3600" w:hanging="360"/>
+      </w:pPr>
+      <w:rPr>
+        <w:rFonts w:ascii="Symbol" w:hAnsi="Symbol" w:hint="default"/>
+      </w:rPr>
+    </w:lvl>
+    <w:lvl w:ilvl="4" w:tplc="240A0003" w:tentative="1">
+      <w:start w:val="1"/>
+      <w:numFmt w:val="bullet"/>
+      <w:lvlText w:val="o"/>
+      <w:lvlJc w:val="left"/>
+      <w:pPr>
+        <w:ind w:left="4320" w:hanging="360"/>
+      </w:pPr>
+      <w:rPr>
+        <w:rFonts w:ascii="Courier New" w:hAnsi="Courier New" w:cs="Courier New" w:hint="default"/>
+      </w:rPr>
+    </w:lvl>
+    <w:lvl w:ilvl="5" w:tplc="240A0005" w:tentative="1">
+      <w:start w:val="1"/>
+      <w:numFmt w:val="bullet"/>
+      <w:lvlText w:val=""/>
+      <w:lvlJc w:val="left"/>
+      <w:pPr>
+        <w:ind w:left="5040" w:hanging="360"/>
+      </w:pPr>
+      <w:rPr>
+        <w:rFonts w:ascii="Wingdings" w:hAnsi="Wingdings" w:hint="default"/>
+      </w:rPr>
+    </w:lvl>
+    <w:lvl w:ilvl="6" w:tplc="240A0001" w:tentative="1">
+      <w:start w:val="1"/>
+      <w:numFmt w:val="bullet"/>
+      <w:lvlText w:val=""/>
+      <w:lvlJc w:val="left"/>
+      <w:pPr>
+        <w:ind w:left="5760" w:hanging="360"/>
+      </w:pPr>
+      <w:rPr>
+        <w:rFonts w:ascii="Symbol" w:hAnsi="Symbol" w:hint="default"/>
+      </w:rPr>
+    </w:lvl>
+    <w:lvl w:ilvl="7" w:tplc="240A0003" w:tentative="1">
+      <w:start w:val="1"/>
+      <w:numFmt w:val="bullet"/>
+      <w:lvlText w:val="o"/>
+      <w:lvlJc w:val="left"/>
+      <w:pPr>
+        <w:ind w:left="6480" w:hanging="360"/>
+      </w:pPr>
+      <w:rPr>
+        <w:rFonts w:ascii="Courier New" w:hAnsi="Courier New" w:cs="Courier New" w:hint="default"/>
+      </w:rPr>
+    </w:lvl>
+    <w:lvl w:ilvl="8" w:tplc="240A0005" w:tentative="1">
+      <w:start w:val="1"/>
+      <w:numFmt w:val="bullet"/>
+      <w:lvlText w:val=""/>
+      <w:lvlJc w:val="left"/>
+      <w:pPr>
+        <w:ind w:left="7200" w:hanging="360"/>
+      </w:pPr>
+      <w:rPr>
+        <w:rFonts w:ascii="Wingdings" w:hAnsi="Wingdings" w:hint="default"/>
+      </w:rPr>
+    </w:lvl>
+  </w:abstractNum>
+  <w:abstractNum w:abstractNumId="13" w15:restartNumberingAfterBreak="0">
+    <w:nsid w:val="73E55A10"/>
+    <w:multiLevelType w:val="hybridMultilevel"/>
+    <w:tmpl w:val="C99E2F6E"/>
+    <w:lvl w:ilvl="0" w:tplc="240A0001">
+      <w:start w:val="1"/>
+      <w:numFmt w:val="bullet"/>
+      <w:lvlText w:val=""/>
+      <w:lvlJc w:val="left"/>
+      <w:pPr>
+        <w:ind w:left="1440" w:hanging="360"/>
+      </w:pPr>
+      <w:rPr>
+        <w:rFonts w:ascii="Symbol" w:hAnsi="Symbol" w:hint="default"/>
+      </w:rPr>
+    </w:lvl>
+    <w:lvl w:ilvl="1" w:tplc="240A0003" w:tentative="1">
+      <w:start w:val="1"/>
+      <w:numFmt w:val="bullet"/>
+      <w:lvlText w:val="o"/>
+      <w:lvlJc w:val="left"/>
+      <w:pPr>
+        <w:ind w:left="2160" w:hanging="360"/>
+      </w:pPr>
+      <w:rPr>
+        <w:rFonts w:ascii="Courier New" w:hAnsi="Courier New" w:cs="Courier New" w:hint="default"/>
+      </w:rPr>
+    </w:lvl>
+    <w:lvl w:ilvl="2" w:tplc="240A0005" w:tentative="1">
+      <w:start w:val="1"/>
+      <w:numFmt w:val="bullet"/>
+      <w:lvlText w:val=""/>
+      <w:lvlJc w:val="left"/>
+      <w:pPr>
+        <w:ind w:left="2880" w:hanging="360"/>
+      </w:pPr>
+      <w:rPr>
+        <w:rFonts w:ascii="Wingdings" w:hAnsi="Wingdings" w:hint="default"/>
+      </w:rPr>
+    </w:lvl>
+    <w:lvl w:ilvl="3" w:tplc="240A0001" w:tentative="1">
+      <w:start w:val="1"/>
+      <w:numFmt w:val="bullet"/>
+      <w:lvlText w:val=""/>
+      <w:lvlJc w:val="left"/>
+      <w:pPr>
+        <w:ind w:left="3600" w:hanging="360"/>
+      </w:pPr>
+      <w:rPr>
+        <w:rFonts w:ascii="Symbol" w:hAnsi="Symbol" w:hint="default"/>
+      </w:rPr>
+    </w:lvl>
+    <w:lvl w:ilvl="4" w:tplc="240A0003" w:tentative="1">
+      <w:start w:val="1"/>
+      <w:numFmt w:val="bullet"/>
+      <w:lvlText w:val="o"/>
+      <w:lvlJc w:val="left"/>
+      <w:pPr>
+        <w:ind w:left="4320" w:hanging="360"/>
+      </w:pPr>
+      <w:rPr>
+        <w:rFonts w:ascii="Courier New" w:hAnsi="Courier New" w:cs="Courier New" w:hint="default"/>
+      </w:rPr>
+    </w:lvl>
+    <w:lvl w:ilvl="5" w:tplc="240A0005" w:tentative="1">
+      <w:start w:val="1"/>
+      <w:numFmt w:val="bullet"/>
+      <w:lvlText w:val=""/>
+      <w:lvlJc w:val="left"/>
+      <w:pPr>
+        <w:ind w:left="5040" w:hanging="360"/>
+      </w:pPr>
+      <w:rPr>
+        <w:rFonts w:ascii="Wingdings" w:hAnsi="Wingdings" w:hint="default"/>
+      </w:rPr>
+    </w:lvl>
+    <w:lvl w:ilvl="6" w:tplc="240A0001" w:tentative="1">
+      <w:start w:val="1"/>
+      <w:numFmt w:val="bullet"/>
+      <w:lvlText w:val=""/>
+      <w:lvlJc w:val="left"/>
+      <w:pPr>
+        <w:ind w:left="5760" w:hanging="360"/>
+      </w:pPr>
+      <w:rPr>
+        <w:rFonts w:ascii="Symbol" w:hAnsi="Symbol" w:hint="default"/>
+      </w:rPr>
+    </w:lvl>
+    <w:lvl w:ilvl="7" w:tplc="240A0003" w:tentative="1">
+      <w:start w:val="1"/>
+      <w:numFmt w:val="bullet"/>
+      <w:lvlText w:val="o"/>
+      <w:lvlJc w:val="left"/>
+      <w:pPr>
+        <w:ind w:left="6480" w:hanging="360"/>
+      </w:pPr>
+      <w:rPr>
+        <w:rFonts w:ascii="Courier New" w:hAnsi="Courier New" w:cs="Courier New" w:hint="default"/>
+      </w:rPr>
+    </w:lvl>
+    <w:lvl w:ilvl="8" w:tplc="240A0005" w:tentative="1">
+      <w:start w:val="1"/>
+      <w:numFmt w:val="bullet"/>
+      <w:lvlText w:val=""/>
+      <w:lvlJc w:val="left"/>
+      <w:pPr>
+        <w:ind w:left="7200" w:hanging="360"/>
+      </w:pPr>
+      <w:rPr>
+        <w:rFonts w:ascii="Wingdings" w:hAnsi="Wingdings" w:hint="default"/>
+      </w:rPr>
+    </w:lvl>
+  </w:abstractNum>
   <w:num w:numId="1" w16cid:durableId="1782801061">
+    <w:abstractNumId w:val="5"/>
+  </w:num>
+  <w:num w:numId="2" w16cid:durableId="1047292899">
+    <w:abstractNumId w:val="2"/>
+  </w:num>
+  <w:num w:numId="3" w16cid:durableId="1075739152">
+    <w:abstractNumId w:val="1"/>
+  </w:num>
+  <w:num w:numId="4" w16cid:durableId="234827722">
     <w:abstractNumId w:val="3"/>
   </w:num>
-  <w:num w:numId="2" w16cid:durableId="1047292899">
-    <w:abstractNumId w:val="1"/>
+  <w:num w:numId="5" w16cid:durableId="1934781202">
+    <w:abstractNumId w:val="7"/>
   </w:num>
-  <w:num w:numId="3" w16cid:durableId="1075739152">
+  <w:num w:numId="6" w16cid:durableId="50735537">
+    <w:abstractNumId w:val="10"/>
+  </w:num>
+  <w:num w:numId="7" w16cid:durableId="795369927">
+    <w:abstractNumId w:val="8"/>
+  </w:num>
+  <w:num w:numId="8" w16cid:durableId="1718772403">
+    <w:abstractNumId w:val="9"/>
+  </w:num>
+  <w:num w:numId="9" w16cid:durableId="1491360880">
+    <w:abstractNumId w:val="12"/>
+  </w:num>
+  <w:num w:numId="10" w16cid:durableId="1068652709">
     <w:abstractNumId w:val="0"/>
   </w:num>
-  <w:num w:numId="4" w16cid:durableId="234827722">
-    <w:abstractNumId w:val="2"/>
+  <w:num w:numId="11" w16cid:durableId="513767029">
+    <w:abstractNumId w:val="6"/>
   </w:num>
-  <w:num w:numId="5" w16cid:durableId="1934781202">
+  <w:num w:numId="12" w16cid:durableId="76177076">
+    <w:abstractNumId w:val="13"/>
+  </w:num>
+  <w:num w:numId="13" w16cid:durableId="1946182599">
     <w:abstractNumId w:val="4"/>
   </w:num>
-  <w:num w:numId="6" w16cid:durableId="50735537">
-    <w:abstractNumId w:val="6"/>
-  </w:num>
-  <w:num w:numId="7" w16cid:durableId="795369927">
-    <w:abstractNumId w:val="5"/>
+  <w:num w:numId="14" w16cid:durableId="1986473312">
+    <w:abstractNumId w:val="11"/>
   </w:num>
 </w:numbering>
 </file>
 
 <file path=word/styles.xml><?xml version="1.0" encoding="utf-8"?>
-<w:styles xmlns:mc="http://schemas.openxmlformats.org/markup-compatibility/2006" xmlns:r="http://schemas.openxmlformats.org/officeDocument/2006/relationships" xmlns:w="http://schemas.openxmlformats.org/wordprocessingml/2006/main" xmlns:w14="http://schemas.microsoft.com/office/word/2010/wordml" xmlns:w15="http://schemas.microsoft.com/office/word/2012/wordml" xmlns:w16cex="http://schemas.microsoft.com/office/word/2018/wordml/cex" xmlns:w16cid="http://schemas.microsoft.com/office/word/2016/wordml/cid" xmlns:w16="http://schemas.microsoft.com/office/word/2018/wordml" xmlns:w16sdtdh="http://schemas.microsoft.com/office/word/2020/wordml/sdtdatahash" xmlns:w16se="http://schemas.microsoft.com/office/word/2015/wordml/symex" mc:Ignorable="w14 w15 w16se w16cid w16 w16cex w16sdtdh">
+<w:styles xmlns:mc="http://schemas.openxmlformats.org/markup-compatibility/2006" xmlns:r="http://schemas.openxmlformats.org/officeDocument/2006/relationships" xmlns:w="http://schemas.openxmlformats.org/wordprocessingml/2006/main" xmlns:w14="http://schemas.microsoft.com/office/word/2010/wordml" xmlns:w15="http://schemas.microsoft.com/office/word/2012/wordml" xmlns:w16cex="http://schemas.microsoft.com/office/word/2018/wordml/cex" xmlns:w16cid="http://schemas.microsoft.com/office/word/2016/wordml/cid" xmlns:w16="http://schemas.microsoft.com/office/word/2018/wordml" xmlns:w16du="http://schemas.microsoft.com/office/word/2023/wordml/word16du" xmlns:w16sdtdh="http://schemas.microsoft.com/office/word/2020/wordml/sdtdatahash" xmlns:w16sdtfl="http://schemas.microsoft.com/office/word/2024/wordml/sdtformatlock" xmlns:w16se="http://schemas.microsoft.com/office/word/2015/wordml/symex" mc:Ignorable="w14 w15 w16se w16cid w16 w16cex w16sdtdh w16sdtfl w16du">
   <w:docDefaults>
     <w:rPrDefault>
       <w:rPr>
@@ -4382,7 +6256,17 @@
   </w:latentStyles>
   <w:style w:type="paragraph" w:default="1" w:styleId="Normal">
     <w:name w:val="Normal"/>
+    <w:aliases w:val="parrafo APA 7ma edicion"/>
     <w:qFormat/>
+    <w:rsid w:val="009C025C"/>
+    <w:pPr>
+      <w:spacing w:after="0" w:line="480" w:lineRule="auto"/>
+      <w:ind w:firstLine="720"/>
+    </w:pPr>
+    <w:rPr>
+      <w:rFonts w:ascii="Times New Roman" w:hAnsi="Times New Roman"/>
+      <w:color w:val="000000" w:themeColor="text1"/>
+    </w:rPr>
   </w:style>
   <w:style w:type="paragraph" w:styleId="Ttulo1">
     <w:name w:val="heading 1"/>
@@ -4391,18 +6275,16 @@
     <w:link w:val="Ttulo1Car"/>
     <w:uiPriority w:val="9"/>
     <w:qFormat/>
-    <w:rsid w:val="00B47789"/>
+    <w:rsid w:val="009C025C"/>
     <w:pPr>
       <w:keepNext/>
       <w:keepLines/>
-      <w:spacing w:before="360" w:after="80"/>
       <w:jc w:val="center"/>
       <w:outlineLvl w:val="0"/>
     </w:pPr>
     <w:rPr>
-      <w:rFonts w:ascii="Times New Roman" w:eastAsiaTheme="majorEastAsia" w:hAnsi="Times New Roman" w:cstheme="majorBidi"/>
+      <w:rFonts w:eastAsiaTheme="majorEastAsia" w:cstheme="majorBidi"/>
       <w:b/>
-      <w:color w:val="000000" w:themeColor="text1"/>
       <w:szCs w:val="40"/>
     </w:rPr>
   </w:style>
@@ -4414,17 +6296,16 @@
     <w:uiPriority w:val="9"/>
     <w:unhideWhenUsed/>
     <w:qFormat/>
-    <w:rsid w:val="00B47789"/>
+    <w:rsid w:val="00057DDA"/>
     <w:pPr>
       <w:keepNext/>
       <w:keepLines/>
-      <w:spacing w:before="160" w:after="80"/>
+      <w:ind w:firstLine="0"/>
       <w:outlineLvl w:val="1"/>
     </w:pPr>
     <w:rPr>
-      <w:rFonts w:ascii="Times New Roman" w:eastAsiaTheme="majorEastAsia" w:hAnsi="Times New Roman" w:cstheme="majorBidi"/>
+      <w:rFonts w:eastAsiaTheme="majorEastAsia" w:cstheme="majorBidi"/>
       <w:b/>
-      <w:color w:val="000000" w:themeColor="text1"/>
       <w:szCs w:val="32"/>
     </w:rPr>
   </w:style>
@@ -4508,7 +6389,7 @@
     <w:pPr>
       <w:keepNext/>
       <w:keepLines/>
-      <w:spacing w:before="40" w:after="0"/>
+      <w:spacing w:before="40"/>
       <w:outlineLvl w:val="5"/>
     </w:pPr>
     <w:rPr>
@@ -4531,7 +6412,7 @@
     <w:pPr>
       <w:keepNext/>
       <w:keepLines/>
-      <w:spacing w:before="40" w:after="0"/>
+      <w:spacing w:before="40"/>
       <w:outlineLvl w:val="6"/>
     </w:pPr>
     <w:rPr>
@@ -4552,7 +6433,6 @@
     <w:pPr>
       <w:keepNext/>
       <w:keepLines/>
-      <w:spacing w:after="0"/>
       <w:outlineLvl w:val="7"/>
     </w:pPr>
     <w:rPr>
@@ -4575,7 +6455,6 @@
     <w:pPr>
       <w:keepNext/>
       <w:keepLines/>
-      <w:spacing w:after="0"/>
       <w:outlineLvl w:val="8"/>
     </w:pPr>
     <w:rPr>
@@ -4586,7 +6465,6 @@
   <w:style w:type="character" w:default="1" w:styleId="Fuentedeprrafopredeter">
     <w:name w:val="Default Paragraph Font"/>
     <w:uiPriority w:val="1"/>
-    <w:semiHidden/>
     <w:unhideWhenUsed/>
   </w:style>
   <w:style w:type="table" w:default="1" w:styleId="Tablanormal">
@@ -4615,7 +6493,7 @@
     <w:basedOn w:val="Fuentedeprrafopredeter"/>
     <w:link w:val="Ttulo1"/>
     <w:uiPriority w:val="9"/>
-    <w:rsid w:val="00B47789"/>
+    <w:rsid w:val="009C025C"/>
     <w:rPr>
       <w:rFonts w:ascii="Times New Roman" w:eastAsiaTheme="majorEastAsia" w:hAnsi="Times New Roman" w:cstheme="majorBidi"/>
       <w:b/>
@@ -4628,7 +6506,7 @@
     <w:basedOn w:val="Fuentedeprrafopredeter"/>
     <w:link w:val="Ttulo2"/>
     <w:uiPriority w:val="9"/>
-    <w:rsid w:val="00B47789"/>
+    <w:rsid w:val="00057DDA"/>
     <w:rPr>
       <w:rFonts w:ascii="Times New Roman" w:eastAsiaTheme="majorEastAsia" w:hAnsi="Times New Roman" w:cstheme="majorBidi"/>
       <w:b/>
@@ -4774,6 +6652,7 @@
       <w:numPr>
         <w:ilvl w:val="1"/>
       </w:numPr>
+      <w:ind w:firstLine="720"/>
     </w:pPr>
     <w:rPr>
       <w:rFonts w:eastAsiaTheme="majorEastAsia" w:cstheme="majorBidi"/>
@@ -4908,7 +6787,7 @@
     <w:qFormat/>
     <w:rsid w:val="00CD3F3B"/>
     <w:pPr>
-      <w:spacing w:before="240" w:after="0" w:line="259" w:lineRule="auto"/>
+      <w:spacing w:before="240" w:line="259" w:lineRule="auto"/>
       <w:outlineLvl w:val="9"/>
     </w:pPr>
     <w:rPr>
@@ -5000,9 +6879,6 @@
     <w:uiPriority w:val="99"/>
     <w:unhideWhenUsed/>
     <w:rsid w:val="00B47789"/>
-    <w:pPr>
-      <w:spacing w:after="0"/>
-    </w:pPr>
   </w:style>
   <w:style w:type="table" w:styleId="Tablanormal2">
     <w:name w:val="Plain Table 2"/>
@@ -5139,12 +7015,10 @@
     <w:qFormat/>
     <w:rsid w:val="00992F98"/>
     <w:pPr>
-      <w:spacing w:before="240" w:after="0" w:line="480" w:lineRule="auto"/>
+      <w:spacing w:before="240"/>
     </w:pPr>
     <w:rPr>
-      <w:rFonts w:ascii="Times New Roman" w:hAnsi="Times New Roman"/>
       <w:iCs/>
-      <w:color w:val="000000" w:themeColor="text1"/>
       <w:kern w:val="0"/>
       <w:szCs w:val="22"/>
       <w14:ligatures w14:val="none"/>
@@ -5158,6 +7032,35 @@
     <w:rPr>
       <w:rFonts w:ascii="Times New Roman" w:hAnsi="Times New Roman"/>
       <w:iCs/>
+      <w:color w:val="000000" w:themeColor="text1"/>
+      <w:kern w:val="0"/>
+      <w:szCs w:val="22"/>
+      <w14:ligatures w14:val="none"/>
+    </w:rPr>
+  </w:style>
+  <w:style w:type="paragraph" w:customStyle="1" w:styleId="textotablas">
+    <w:name w:val="texto tablas"/>
+    <w:basedOn w:val="Normal"/>
+    <w:link w:val="textotablasCar"/>
+    <w:qFormat/>
+    <w:rsid w:val="002B20B7"/>
+    <w:pPr>
+      <w:spacing w:line="240" w:lineRule="auto"/>
+      <w:ind w:firstLine="0"/>
+    </w:pPr>
+    <w:rPr>
+      <w:kern w:val="0"/>
+      <w:szCs w:val="22"/>
+      <w14:ligatures w14:val="none"/>
+    </w:rPr>
+  </w:style>
+  <w:style w:type="character" w:customStyle="1" w:styleId="textotablasCar">
+    <w:name w:val="texto tablas Car"/>
+    <w:basedOn w:val="Fuentedeprrafopredeter"/>
+    <w:link w:val="textotablas"/>
+    <w:rsid w:val="002B20B7"/>
+    <w:rPr>
+      <w:rFonts w:ascii="Times New Roman" w:hAnsi="Times New Roman"/>
       <w:color w:val="000000" w:themeColor="text1"/>
       <w:kern w:val="0"/>
       <w:szCs w:val="22"/>

--- a/célula-1/documentos/informe de requisitos.docx
+++ b/célula-1/documentos/informe de requisitos.docx
@@ -1861,72 +1861,30 @@
     </w:p>
     <w:p>
       <w:r>
-        <w:t>El presente documento define, estructura y formaliza los requisitos correspondientes al módulo "Catálogo de Productos Nutresa", el cual ha sido asignado a la Célula 1 dentro del marco de desarrollo del proyecto “Sazón”. Este proyecto consiste en una plataforma digital full-</w:t>
-      </w:r>
-      <w:proofErr w:type="spellStart"/>
-      <w:r>
-        <w:t>stack</w:t>
-      </w:r>
-      <w:proofErr w:type="spellEnd"/>
-      <w:r>
-        <w:t xml:space="preserve"> de alta envergadura diseñada para Grupo Nutresa, cuya propuesta de valor central radica en permitir a los usuarios gestionar su despensa virtual y recibir recomendaciones de recetas reales basadas en los ingredientes que ya poseen en casa. En este ecosistema tecnológico, el trabajo coordinado entre siete células de desarrollo resulta indispensable para consolidar una experiencia de usuario integral que abarque desde la planificación de menús hasta el cálculo del aporte nutricional.</w:t>
-      </w:r>
-    </w:p>
-    <w:p>
-      <w:r>
-        <w:t xml:space="preserve">Dentro de esta arquitectura distribuida, el módulo delegado a la Célula 1 actúa como la base estructural e indispensable de toda la aplicación: es el maestro de productos, marcas y presentaciones. Su correcta implementación es crítica, ya que provee la información base sobre la cual los demás módulos (como el recetario, la despensa virtual y el planificador) construirán sus lógicas de negocio. Este catálogo centralizado gestionará el portafolio de marcas emblemáticas del grupo, incluyendo Zenú, Noel, Doria, </w:t>
-      </w:r>
-      <w:proofErr w:type="spellStart"/>
-      <w:r>
-        <w:t>Colcafé</w:t>
-      </w:r>
-      <w:proofErr w:type="spellEnd"/>
-      <w:r>
-        <w:t xml:space="preserve">, </w:t>
-      </w:r>
-      <w:proofErr w:type="spellStart"/>
-      <w:r>
-        <w:t>Chocolisto</w:t>
-      </w:r>
-      <w:proofErr w:type="spellEnd"/>
-      <w:r>
-        <w:t>, Jet y Ranchera, garantizando que la información de cada insumo sea precisa, escalable y fácilmente consumible por el resto del sistema a través de una API REST unificada.</w:t>
+        <w:t>El presente documento define, estructura y formaliza los requisitos correspondientes al módulo "Catálogo de Productos Nutresa", el cual ha sido asignado a la Célula 1 dentro del marco de desarrollo del proyecto “Sazón”. Este proyecto consiste en una plataforma digital full-stack de alta envergadura diseñada para Grupo Nutresa, cuya propuesta de valor central radica en permitir a los usuarios gestionar su despensa virtual y recibir recomendaciones de recetas reales basadas en los ingredientes que ya poseen en casa. En este ecosistema tecnológico, el trabajo coordinado entre siete células de desarrollo resulta indispensable para consolidar una experiencia de usuario integral que abarque desde la planificación de menús hasta el cálculo del aporte nutricional.</w:t>
+      </w:r>
+    </w:p>
+    <w:p>
+      <w:r>
+        <w:t>Dentro de esta arquitectura distribuida, el módulo delegado a la Célula 1 actúa como la base estructural e indispensable de toda la aplicación: es el maestro de productos, marcas y presentaciones. Su correcta implementación es crítica, ya que provee la información base sobre la cual los demás módulos (como el recetario, la despensa virtual y el planificador) construirán sus lógicas de negocio. Este catálogo centralizado gestionará el portafolio de marcas emblemáticas del grupo, incluyendo Zenú, Noel, Doria, Colcafé, Chocolisto, Jet y Ranchera, garantizando que la información de cada insumo sea precisa, escalable y fácilmente consumible por el resto del sistema a través de una API REST unificada.</w:t>
       </w:r>
     </w:p>
     <w:p>
       <w:r>
         <w:t>Desde el punto de vista técnico y metodológico, la construcción de este módulo exige un enfoque de desarrollo de extremo a extremo (</w:t>
       </w:r>
-      <w:proofErr w:type="spellStart"/>
-      <w:r>
-        <w:t>end-to-end</w:t>
-      </w:r>
-      <w:proofErr w:type="spellEnd"/>
-      <w:r>
-        <w:t>).</w:t>
-      </w:r>
-      <w:r>
-        <w:t xml:space="preserve"> Esto implica el diseño de una interfaz de usuario interactiva y responsiva utilizando </w:t>
-      </w:r>
-      <w:proofErr w:type="spellStart"/>
-      <w:r>
-        <w:t>React</w:t>
-      </w:r>
-      <w:proofErr w:type="spellEnd"/>
-      <w:r>
-        <w:t xml:space="preserve">, la construcción de una </w:t>
+      <w:r>
+        <w:t>end-to-end).</w:t>
+      </w:r>
+      <w:r>
+        <w:t xml:space="preserve"> Esto implica el diseño de una interfaz de usuario interactiva y responsiva utilizando React, la construcción de una </w:t>
       </w:r>
       <w:r>
         <w:lastRenderedPageBreak/>
         <w:t>sólida lógica de servidor (</w:t>
       </w:r>
-      <w:proofErr w:type="spellStart"/>
-      <w:r>
-        <w:t>backend</w:t>
-      </w:r>
-      <w:proofErr w:type="spellEnd"/>
-      <w:r>
-        <w:t>)</w:t>
+      <w:r>
+        <w:t>backend)</w:t>
       </w:r>
       <w:r>
         <w:t xml:space="preserve"> implementada en Spring Boot, y el modelado estricto de una base de datos relacional compartida, donde la Célula 1 aportará exactamente cinco tablas de negocio debidamente normalizadas. Asimismo, el desarrollo estará regido por prácticas de control de versiones y se integrará obligatoriamente con el módulo transversal de Usuarios y Autenticación (Módulo 00) mediante tokens JWT, asegurando así la protección de los datos y el cumplimiento de los estándares de seguridad de la arquitectura.</w:t>
@@ -1936,11 +1894,9 @@
       <w:r>
         <w:t xml:space="preserve">El propósito principal de este informe de requisitos es establecer de manera exhaustiva y clara las directrices, alcances, responsabilidades y componentes técnicos que la Célula 1 deberá construir. A través de este documento, se busca alinear la visión del equipo de desarrollo con los objetivos de negocio de Grupo Nutresa, sirviendo como hoja de ruta para el diseño del modelo de datos, la planificación de los </w:t>
       </w:r>
-      <w:proofErr w:type="spellStart"/>
       <w:r>
         <w:t>endpoints</w:t>
       </w:r>
-      <w:proofErr w:type="spellEnd"/>
       <w:r>
         <w:t xml:space="preserve"> y la creación de la experiencia visual, asegurando que el módulo se ensamble a la perfección con el resto de la plataforma </w:t>
       </w:r>
@@ -1979,25 +1935,24 @@
     </w:p>
     <w:p>
       <w:pPr>
-        <w:rPr>
-          <w:rFonts w:cs="Times New Roman"/>
-        </w:rPr>
-      </w:pPr>
-    </w:p>
-    <w:p>
-      <w:pPr>
-        <w:pStyle w:val="Ttulo1"/>
-        <w:rPr>
-          <w:rFonts w:cs="Times New Roman"/>
-          <w:szCs w:val="24"/>
-        </w:rPr>
-      </w:pPr>
-    </w:p>
-    <w:p>
-      <w:pPr>
         <w:pStyle w:val="Ttulo2"/>
       </w:pPr>
       <w:bookmarkStart w:id="5" w:name="_Toc241954132"/>
+    </w:p>
+    <w:p>
+      <w:pPr>
+        <w:pStyle w:val="Ttulo2"/>
+      </w:pPr>
+    </w:p>
+    <w:p>
+      <w:pPr>
+        <w:pStyle w:val="Ttulo2"/>
+      </w:pPr>
+    </w:p>
+    <w:p>
+      <w:pPr>
+        <w:pStyle w:val="Ttulo2"/>
+      </w:pPr>
       <w:r>
         <w:t>Objetivo</w:t>
       </w:r>
@@ -2055,21 +2010,7 @@
         <w:rPr>
           <w:lang w:eastAsia="es-CO"/>
         </w:rPr>
-        <w:t xml:space="preserve">Documentar los requisitos funcionales y no funcionales del módulo, especificando el filtrado, la visualización y las operaciones CRUD gestionadas con </w:t>
-      </w:r>
-      <w:proofErr w:type="spellStart"/>
-      <w:r>
-        <w:rPr>
-          <w:lang w:eastAsia="es-CO"/>
-        </w:rPr>
-        <w:t>React</w:t>
-      </w:r>
-      <w:proofErr w:type="spellEnd"/>
-      <w:r>
-        <w:rPr>
-          <w:lang w:eastAsia="es-CO"/>
-        </w:rPr>
-        <w:t xml:space="preserve"> y Local Storage.</w:t>
+        <w:t>Documentar los requisitos funcionales y no funcionales del módulo, especificando el filtrado, la visualización y las operaciones CRUD gestionadas con React y Local Storage.</w:t>
       </w:r>
     </w:p>
     <w:p>
@@ -2139,81 +2080,30 @@
     <w:p/>
     <w:p>
       <w:r>
-        <w:t>En el desarrollo de plataformas culinarias, la carencia de un repositorio centralizado de ingredientes comerciales genera inconsistencias en la estructuración de las recetas y dificulta la estandarización de los datos entre los distintos módulos del sistema. Actualmente, la gestión fragmentada de marcas y categorías impide una integración arquitectónica eficiente, evidenciando la necesidad urgente de un registro maestro unificado.</w:t>
-      </w:r>
-    </w:p>
-    <w:p>
-      <w:r>
-        <w:t xml:space="preserve">Para resolver esta problemática, se define la Célula 1 del aplicativo Sazón, enfocada en el desarrollo del módulo "Catálogo de Productos Nutresa" (Equipo de Desarrollo Sazón, 2026). Este componente actúa como la base técnica del recetario, consolidando el portafolio del Grupo Nutresa (Zenú, Noel, Doria, </w:t>
-      </w:r>
-      <w:proofErr w:type="spellStart"/>
-      <w:r>
-        <w:t>Colcafé</w:t>
-      </w:r>
-      <w:proofErr w:type="spellEnd"/>
-      <w:r>
-        <w:t xml:space="preserve">, </w:t>
-      </w:r>
-      <w:proofErr w:type="spellStart"/>
-      <w:r>
-        <w:t>Chocolisto</w:t>
-      </w:r>
-      <w:proofErr w:type="spellEnd"/>
-      <w:r>
-        <w:t xml:space="preserve">, Jet y Ranchera) para que funcione como la fuente única de verdad sobre la cual se estructura cada receta. </w:t>
-      </w:r>
-    </w:p>
-    <w:p/>
-    <w:p>
-      <w:r>
-        <w:t xml:space="preserve">La solución tecnológica se articula en tres capas: un </w:t>
-      </w:r>
-      <w:proofErr w:type="spellStart"/>
-      <w:r>
-        <w:rPr>
-          <w:i/>
-          <w:iCs/>
-        </w:rPr>
-        <w:t>frontend</w:t>
-      </w:r>
-      <w:proofErr w:type="spellEnd"/>
-      <w:r>
-        <w:t xml:space="preserve"> (</w:t>
-      </w:r>
-      <w:proofErr w:type="spellStart"/>
-      <w:r>
-        <w:t>React</w:t>
-      </w:r>
-      <w:proofErr w:type="spellEnd"/>
-      <w:r>
-        <w:t xml:space="preserve">) que despliega una vitrina interactiva con filtros y fichas detalladas de los productos; un </w:t>
-      </w:r>
-      <w:proofErr w:type="spellStart"/>
-      <w:r>
-        <w:rPr>
-          <w:i/>
-          <w:iCs/>
-        </w:rPr>
-        <w:t>backend</w:t>
-      </w:r>
-      <w:proofErr w:type="spellEnd"/>
-      <w:r>
-        <w:t xml:space="preserve"> (Spring Boot) que gestiona el inventario completo (CRUD) y expone </w:t>
-      </w:r>
-      <w:proofErr w:type="spellStart"/>
-      <w:r>
-        <w:rPr>
-          <w:i/>
-          <w:iCs/>
-        </w:rPr>
-        <w:t>endpoints</w:t>
-      </w:r>
-      <w:proofErr w:type="spellEnd"/>
-      <w:r>
-        <w:t xml:space="preserve"> de consulta esenciales para las demás células del proyecto; y una base de datos relacional de cinco tablas que soporta la persistencia, edición y búsqueda de todos los elementos del catálogo (Equipo de Desarrollo Sazón, 2026).</w:t>
-      </w:r>
-    </w:p>
-    <w:p>
+        <w:t>En el desarrollo de plataformas culinarias, la carencia de un repositorio centralizado de ingredientes genera inconsistencias al estructurar recetas y dificulta la estandarización de datos entre los módulos del sistema. Actualmente, la gestión fragmentada de marcas impide una integración arquitectónica eficiente, evidenciando la necesidad de un registro maestro unificado.</w:t>
+      </w:r>
+    </w:p>
+    <w:p>
+      <w:r>
+        <w:t>Para resolver esta problemática, se define la Célula 1 del aplicativo Sazón, enfocada en el módulo "Catálogo de Productos Nutresa</w:t>
+      </w:r>
+      <w:r>
+        <w:t xml:space="preserve">”. </w:t>
+      </w:r>
+      <w:r>
+        <w:t>Este componente actúa como base técnica del recetario, consolidando el portafolio del Grupo Nutresa (Zenú, Noel, Doria, Colcafé, Chocolisto, Jet y Ranchera) como la fuente única de verdad para estructurar cada receta.</w:t>
+      </w:r>
+    </w:p>
+    <w:p>
+      <w:r>
+        <w:t xml:space="preserve">La solución tecnológica emplea una arquitectura web con almacenamiento descentralizado. Mediante React, se despliega una vitrina interactiva con filtros y fichas detalladas, gestionando las operaciones del catálogo (CRUD) bajo patrones de diseño desacoplados. La persistencia se centraliza en el Local Storage del navegador, estructurando conceptualmente los datos con un modelo relacional UML de cinco tablas (productos, marcas, clasificaciones, tamaños y fotografías). Al mantener una estructura de datos estandarizada en formato JSON, se garantiza la interoperabilidad técnica, permitiendo que el catálogo funcione de forma independiente como maestro de productos de consulta local para las demás células </w:t>
+      </w:r>
+    </w:p>
+    <w:p>
+      <w:pPr>
+        <w:spacing w:after="160" w:line="278" w:lineRule="auto"/>
+        <w:ind w:firstLine="0"/>
+      </w:pPr>
       <w:r>
         <w:br w:type="page"/>
       </w:r>
@@ -2494,7 +2384,6 @@
             <w:r>
               <w:t xml:space="preserve">Desarrollo de una vitrina interactiva en el </w:t>
             </w:r>
-            <w:proofErr w:type="spellStart"/>
             <w:r>
               <w:rPr>
                 <w:i/>
@@ -2502,7 +2391,6 @@
               </w:rPr>
               <w:t>frontend</w:t>
             </w:r>
-            <w:proofErr w:type="spellEnd"/>
             <w:r>
               <w:t xml:space="preserve"> con filtros por categoría, presentación o marca, y una ficha detallada por cada producto.</w:t>
             </w:r>
@@ -2553,31 +2441,10 @@
               <w:pStyle w:val="textotablas"/>
             </w:pPr>
             <w:r>
-              <w:t xml:space="preserve">Implementación de un </w:t>
-            </w:r>
-            <w:proofErr w:type="spellStart"/>
-            <w:r>
-              <w:rPr>
-                <w:i/>
-                <w:iCs/>
-              </w:rPr>
-              <w:t>backend</w:t>
-            </w:r>
-            <w:proofErr w:type="spellEnd"/>
-            <w:r>
-              <w:t xml:space="preserve"> que gestiona el ciclo de vida del catálogo (CRUD) y expone </w:t>
-            </w:r>
-            <w:proofErr w:type="spellStart"/>
-            <w:r>
-              <w:rPr>
-                <w:i/>
-                <w:iCs/>
-              </w:rPr>
-              <w:t>endpoints</w:t>
-            </w:r>
-            <w:proofErr w:type="spellEnd"/>
-            <w:r>
-              <w:t xml:space="preserve"> de consulta estandarizados para que las demás células consuman la información.</w:t>
+              <w:t>I</w:t>
+            </w:r>
+            <w:r>
+              <w:t>mplementación de operaciones CRUD en Local Storage y definición de datos en JSON, sirviendo como contrato interoperable.</w:t>
             </w:r>
           </w:p>
         </w:tc>
@@ -2585,98 +2452,26 @@
     </w:tbl>
     <w:p>
       <w:pPr>
-        <w:pStyle w:val="Estilonotastabla"/>
         <w:ind w:firstLine="0"/>
-      </w:pPr>
-      <w:r>
         <w:rPr>
           <w:i/>
+          <w:iCs/>
+        </w:rPr>
+      </w:pPr>
+    </w:p>
+    <w:p>
+      <w:pPr>
+        <w:ind w:firstLine="0"/>
+      </w:pPr>
+      <w:r>
+        <w:rPr>
+          <w:i/>
+          <w:iCs/>
         </w:rPr>
         <w:t>Nota.</w:t>
       </w:r>
       <w:r>
-        <w:t xml:space="preserve"> Tabla generada mediante el modelo de lenguaje grande Gemini (Google, 2026), basada en los requerimientos funcionales de la Célula 1 de la aplicación Sazón (Equipo de Desarrollo Sazón, 2026). El acrónimo CRUD (</w:t>
-      </w:r>
-      <w:proofErr w:type="spellStart"/>
-      <w:r>
-        <w:rPr>
-          <w:i/>
-        </w:rPr>
-        <w:t>Create</w:t>
-      </w:r>
-      <w:proofErr w:type="spellEnd"/>
-      <w:r>
-        <w:rPr>
-          <w:i/>
-        </w:rPr>
-        <w:t xml:space="preserve">, Read, </w:t>
-      </w:r>
-      <w:proofErr w:type="spellStart"/>
-      <w:r>
-        <w:rPr>
-          <w:i/>
-        </w:rPr>
-        <w:t>Update</w:t>
-      </w:r>
-      <w:proofErr w:type="spellEnd"/>
-      <w:r>
-        <w:rPr>
-          <w:i/>
-        </w:rPr>
-        <w:t>, Delete</w:t>
-      </w:r>
-      <w:r>
-        <w:t xml:space="preserve">) engloba las operaciones básicas de gestión en bases de datos, mientras que el término </w:t>
-      </w:r>
-      <w:proofErr w:type="spellStart"/>
-      <w:r>
-        <w:rPr>
-          <w:i/>
-        </w:rPr>
-        <w:t>endpoint</w:t>
-      </w:r>
-      <w:proofErr w:type="spellEnd"/>
-      <w:r>
-        <w:t xml:space="preserve"> hace referencia a los puntos de acceso de la API (</w:t>
-      </w:r>
-      <w:proofErr w:type="spellStart"/>
-      <w:r>
-        <w:rPr>
-          <w:i/>
-        </w:rPr>
-        <w:t>Application</w:t>
-      </w:r>
-      <w:proofErr w:type="spellEnd"/>
-      <w:r>
-        <w:rPr>
-          <w:i/>
-        </w:rPr>
-        <w:t xml:space="preserve"> </w:t>
-      </w:r>
-      <w:proofErr w:type="spellStart"/>
-      <w:r>
-        <w:rPr>
-          <w:i/>
-        </w:rPr>
-        <w:t>Programming</w:t>
-      </w:r>
-      <w:proofErr w:type="spellEnd"/>
-      <w:r>
-        <w:rPr>
-          <w:i/>
-        </w:rPr>
-        <w:t xml:space="preserve"> </w:t>
-      </w:r>
-      <w:proofErr w:type="gramStart"/>
-      <w:r>
-        <w:rPr>
-          <w:i/>
-        </w:rPr>
-        <w:t>Interface</w:t>
-      </w:r>
-      <w:proofErr w:type="gramEnd"/>
-      <w:r>
-        <w:t>) que permiten a los demás módulos de la aplicación comunicarse y consultar la información centralizada del catálogo.</w:t>
+        <w:t xml:space="preserve"> Basado en los requerimientos de la Célula 1 (Equipo de Desarrollo Sazón, 2026). El acrónimo CRUD engloba las operaciones básicas de gestión de datos. La interoperabilidad se resuelve modelando la lógica de negocio en UML, pero materializando el acceso de forma desacoplada mediante objetos JSON en el navegador.</w:t>
       </w:r>
     </w:p>
     <w:p>
@@ -2768,27 +2563,7 @@
           <w:szCs w:val="22"/>
           <w:lang w:eastAsia="es-CO"/>
         </w:rPr>
-        <w:t>La solución full-</w:t>
-      </w:r>
-      <w:proofErr w:type="spellStart"/>
-      <w:r>
-        <w:rPr>
-          <w:rFonts w:eastAsia="Calibri" w:cs="Times New Roman"/>
-          <w:color w:val="000000"/>
-          <w:szCs w:val="22"/>
-          <w:lang w:eastAsia="es-CO"/>
-        </w:rPr>
-        <w:t>stack</w:t>
-      </w:r>
-      <w:proofErr w:type="spellEnd"/>
-      <w:r>
-        <w:rPr>
-          <w:rFonts w:eastAsia="Calibri" w:cs="Times New Roman"/>
-          <w:color w:val="000000"/>
-          <w:szCs w:val="22"/>
-          <w:lang w:eastAsia="es-CO"/>
-        </w:rPr>
-        <w:t xml:space="preserve"> para el </w:t>
+        <w:t xml:space="preserve">La solución full-stack para el </w:t>
       </w:r>
       <w:r>
         <w:rPr>
@@ -2820,21 +2595,12 @@
         </w:rPr>
       </w:pPr>
       <w:bookmarkStart w:id="10" w:name="_Toc241954136"/>
-      <w:proofErr w:type="spellStart"/>
       <w:r>
         <w:rPr>
           <w:rFonts w:eastAsia="Times New Roman"/>
           <w:lang w:eastAsia="es-CO"/>
         </w:rPr>
-        <w:t>Frontend</w:t>
-      </w:r>
-      <w:proofErr w:type="spellEnd"/>
-      <w:r>
-        <w:rPr>
-          <w:rFonts w:eastAsia="Times New Roman"/>
-          <w:lang w:eastAsia="es-CO"/>
-        </w:rPr>
-        <w:t xml:space="preserve"> (Capa de Presentación)</w:t>
+        <w:t>Frontend (Capa de Presentación)</w:t>
       </w:r>
       <w:bookmarkEnd w:id="10"/>
     </w:p>
@@ -2852,7 +2618,6 @@
           <w:lang w:eastAsia="es-CO"/>
         </w:rPr>
       </w:pPr>
-      <w:proofErr w:type="spellStart"/>
       <w:r>
         <w:rPr>
           <w:rFonts w:eastAsia="Calibri" w:cs="Times New Roman"/>
@@ -2862,9 +2627,32 @@
           <w:szCs w:val="22"/>
           <w:lang w:eastAsia="es-CO"/>
         </w:rPr>
-        <w:t>React</w:t>
-      </w:r>
-      <w:proofErr w:type="spellEnd"/>
+        <w:t>React:</w:t>
+      </w:r>
+      <w:r>
+        <w:rPr>
+          <w:rFonts w:eastAsia="Calibri" w:cs="Times New Roman"/>
+          <w:color w:val="000000"/>
+          <w:szCs w:val="22"/>
+          <w:lang w:eastAsia="es-CO"/>
+        </w:rPr>
+        <w:t xml:space="preserve"> Librería/Framework para la construcción de una interfaz dinámica Single Page Application (SPA), enfocada en la vitrina comercial y búsqueda de productos.</w:t>
+      </w:r>
+    </w:p>
+    <w:p>
+      <w:pPr>
+        <w:pStyle w:val="Prrafodelista"/>
+        <w:numPr>
+          <w:ilvl w:val="0"/>
+          <w:numId w:val="9"/>
+        </w:numPr>
+        <w:rPr>
+          <w:rFonts w:eastAsia="Calibri" w:cs="Times New Roman"/>
+          <w:color w:val="000000"/>
+          <w:szCs w:val="22"/>
+          <w:lang w:eastAsia="es-CO"/>
+        </w:rPr>
+      </w:pPr>
       <w:r>
         <w:rPr>
           <w:rFonts w:eastAsia="Calibri" w:cs="Times New Roman"/>
@@ -2874,7 +2662,7 @@
           <w:szCs w:val="22"/>
           <w:lang w:eastAsia="es-CO"/>
         </w:rPr>
-        <w:t>:</w:t>
+        <w:t>JavaScript (ES6+) / HTML5 / CSS3:</w:t>
       </w:r>
       <w:r>
         <w:rPr>
@@ -2883,47 +2671,7 @@
           <w:szCs w:val="22"/>
           <w:lang w:eastAsia="es-CO"/>
         </w:rPr>
-        <w:t xml:space="preserve"> Librería/Framework para la construcción de una interfaz dinámica </w:t>
-      </w:r>
-      <w:proofErr w:type="gramStart"/>
-      <w:r>
-        <w:rPr>
-          <w:rFonts w:eastAsia="Calibri" w:cs="Times New Roman"/>
-          <w:color w:val="000000"/>
-          <w:szCs w:val="22"/>
-          <w:lang w:eastAsia="es-CO"/>
-        </w:rPr>
-        <w:t>Single</w:t>
-      </w:r>
-      <w:proofErr w:type="gramEnd"/>
-      <w:r>
-        <w:rPr>
-          <w:rFonts w:eastAsia="Calibri" w:cs="Times New Roman"/>
-          <w:color w:val="000000"/>
-          <w:szCs w:val="22"/>
-          <w:lang w:eastAsia="es-CO"/>
-        </w:rPr>
-        <w:t xml:space="preserve"> Page </w:t>
-      </w:r>
-      <w:proofErr w:type="spellStart"/>
-      <w:r>
-        <w:rPr>
-          <w:rFonts w:eastAsia="Calibri" w:cs="Times New Roman"/>
-          <w:color w:val="000000"/>
-          <w:szCs w:val="22"/>
-          <w:lang w:eastAsia="es-CO"/>
-        </w:rPr>
-        <w:t>Application</w:t>
-      </w:r>
-      <w:proofErr w:type="spellEnd"/>
-      <w:r>
-        <w:rPr>
-          <w:rFonts w:eastAsia="Calibri" w:cs="Times New Roman"/>
-          <w:color w:val="000000"/>
-          <w:szCs w:val="22"/>
-          <w:lang w:eastAsia="es-CO"/>
-        </w:rPr>
-        <w:t xml:space="preserve"> (SPA), enfocada en la vitrina comercial y búsqueda de productos.</w:t>
+        <w:t xml:space="preserve"> Lenguajes estándar para lógica de interfaz, maquetación semántica y estilos adaptables.</w:t>
       </w:r>
     </w:p>
     <w:p>
@@ -2949,7 +2697,7 @@
           <w:szCs w:val="22"/>
           <w:lang w:eastAsia="es-CO"/>
         </w:rPr>
-        <w:t>JavaScript (ES6+) / HTML5 / CSS3:</w:t>
+        <w:t>Axios / Fetch API:</w:t>
       </w:r>
       <w:r>
         <w:rPr>
@@ -2958,15 +2706,33 @@
           <w:szCs w:val="22"/>
           <w:lang w:eastAsia="es-CO"/>
         </w:rPr>
-        <w:t xml:space="preserve"> Lenguajes estándar para lógica de interfaz, maquetación semántica y estilos adaptables.</w:t>
-      </w:r>
+        <w:t xml:space="preserve"> Consumo de la API REST backend mediante peticiones HTTP asíncronas.</w:t>
+      </w:r>
+    </w:p>
+    <w:p>
+      <w:pPr>
+        <w:pStyle w:val="Ttulo2"/>
+        <w:rPr>
+          <w:rFonts w:eastAsia="Times New Roman"/>
+          <w:lang w:eastAsia="es-CO"/>
+        </w:rPr>
+      </w:pPr>
+      <w:bookmarkStart w:id="11" w:name="_Toc241954137"/>
+      <w:r>
+        <w:rPr>
+          <w:rFonts w:eastAsia="Times New Roman"/>
+          <w:lang w:eastAsia="es-CO"/>
+        </w:rPr>
+        <w:t>Backend (Capa de Lógica de Negocio)</w:t>
+      </w:r>
+      <w:bookmarkEnd w:id="11"/>
     </w:p>
     <w:p>
       <w:pPr>
         <w:pStyle w:val="Prrafodelista"/>
         <w:numPr>
           <w:ilvl w:val="0"/>
-          <w:numId w:val="9"/>
+          <w:numId w:val="10"/>
         </w:numPr>
         <w:rPr>
           <w:rFonts w:eastAsia="Calibri" w:cs="Times New Roman"/>
@@ -2984,7 +2750,7 @@
           <w:szCs w:val="22"/>
           <w:lang w:eastAsia="es-CO"/>
         </w:rPr>
-        <w:t>Axios / Fetch API:</w:t>
+        <w:t>Java:</w:t>
       </w:r>
       <w:r>
         <w:rPr>
@@ -2993,55 +2759,8 @@
           <w:szCs w:val="22"/>
           <w:lang w:eastAsia="es-CO"/>
         </w:rPr>
-        <w:t xml:space="preserve"> Consumo de la API REST </w:t>
-      </w:r>
-      <w:proofErr w:type="spellStart"/>
-      <w:r>
-        <w:rPr>
-          <w:rFonts w:eastAsia="Calibri" w:cs="Times New Roman"/>
-          <w:color w:val="000000"/>
-          <w:szCs w:val="22"/>
-          <w:lang w:eastAsia="es-CO"/>
-        </w:rPr>
-        <w:t>backend</w:t>
-      </w:r>
-      <w:proofErr w:type="spellEnd"/>
-      <w:r>
-        <w:rPr>
-          <w:rFonts w:eastAsia="Calibri" w:cs="Times New Roman"/>
-          <w:color w:val="000000"/>
-          <w:szCs w:val="22"/>
-          <w:lang w:eastAsia="es-CO"/>
-        </w:rPr>
-        <w:t xml:space="preserve"> mediante peticiones HTTP asíncronas.</w:t>
-      </w:r>
-    </w:p>
-    <w:p>
-      <w:pPr>
-        <w:pStyle w:val="Ttulo2"/>
-        <w:rPr>
-          <w:rFonts w:eastAsia="Times New Roman"/>
-          <w:lang w:eastAsia="es-CO"/>
-        </w:rPr>
-      </w:pPr>
-      <w:bookmarkStart w:id="11" w:name="_Toc241954137"/>
-      <w:proofErr w:type="spellStart"/>
-      <w:r>
-        <w:rPr>
-          <w:rFonts w:eastAsia="Times New Roman"/>
-          <w:lang w:eastAsia="es-CO"/>
-        </w:rPr>
-        <w:t>Backend</w:t>
-      </w:r>
-      <w:proofErr w:type="spellEnd"/>
-      <w:r>
-        <w:rPr>
-          <w:rFonts w:eastAsia="Times New Roman"/>
-          <w:lang w:eastAsia="es-CO"/>
-        </w:rPr>
-        <w:t xml:space="preserve"> (Capa de Lógica de Negocio)</w:t>
-      </w:r>
-      <w:bookmarkEnd w:id="11"/>
+        <w:t xml:space="preserve"> Lenguaje de programación orientado a objetos para la lógica del servidor.</w:t>
+      </w:r>
     </w:p>
     <w:p>
       <w:pPr>
@@ -3066,7 +2785,7 @@
           <w:szCs w:val="22"/>
           <w:lang w:eastAsia="es-CO"/>
         </w:rPr>
-        <w:t>Java:</w:t>
+        <w:t>Spring Boot:</w:t>
       </w:r>
       <w:r>
         <w:rPr>
@@ -3075,7 +2794,7 @@
           <w:szCs w:val="22"/>
           <w:lang w:eastAsia="es-CO"/>
         </w:rPr>
-        <w:t xml:space="preserve"> Lenguaje de programación orientado a objetos para la lógica del servidor.</w:t>
+        <w:t xml:space="preserve"> Framework para el desarrollo de controladores REST, servicios y lógica de consulta, filtrado y paginación de productos.</w:t>
       </w:r>
     </w:p>
     <w:p>
@@ -3101,7 +2820,7 @@
           <w:szCs w:val="22"/>
           <w:lang w:eastAsia="es-CO"/>
         </w:rPr>
-        <w:t>Spring Boot:</w:t>
+        <w:t>Spring Security &amp; JWT:</w:t>
       </w:r>
       <w:r>
         <w:rPr>
@@ -3110,20 +2829,131 @@
           <w:szCs w:val="22"/>
           <w:lang w:eastAsia="es-CO"/>
         </w:rPr>
-        <w:t xml:space="preserve"> Framework para el desarrollo de controladores REST, servicios y lógica de consulta, filtrado y paginación de productos.</w:t>
-      </w:r>
+        <w:t xml:space="preserve"> Decodificación y validación de tokens Bearer para proteger endpoints administrativos (como la creación y modificación de productos).</w:t>
+      </w:r>
+    </w:p>
+    <w:p>
+      <w:pPr>
+        <w:rPr>
+          <w:rFonts w:eastAsia="Calibri" w:cs="Times New Roman"/>
+          <w:color w:val="000000"/>
+          <w:szCs w:val="22"/>
+          <w:lang w:eastAsia="es-CO"/>
+        </w:rPr>
+      </w:pPr>
+    </w:p>
+    <w:p>
+      <w:pPr>
+        <w:rPr>
+          <w:rFonts w:eastAsia="Calibri" w:cs="Times New Roman"/>
+          <w:color w:val="000000"/>
+          <w:szCs w:val="22"/>
+          <w:lang w:eastAsia="es-CO"/>
+        </w:rPr>
+      </w:pPr>
+    </w:p>
+    <w:p>
+      <w:pPr>
+        <w:pStyle w:val="Ttulo2"/>
+        <w:rPr>
+          <w:rFonts w:eastAsia="Calibri"/>
+          <w:lang w:eastAsia="es-CO"/>
+        </w:rPr>
+      </w:pPr>
+    </w:p>
+    <w:p>
+      <w:pPr>
+        <w:pStyle w:val="Ttulo2"/>
+        <w:rPr>
+          <w:rFonts w:eastAsia="Times New Roman"/>
+          <w:lang w:eastAsia="es-CO"/>
+        </w:rPr>
+      </w:pPr>
+      <w:bookmarkStart w:id="12" w:name="_Toc241954138"/>
+      <w:r>
+        <w:rPr>
+          <w:rFonts w:eastAsia="Times New Roman"/>
+          <w:lang w:eastAsia="es-CO"/>
+        </w:rPr>
+        <w:t>Base de Datos y Persistencia (Capa de Datos)</w:t>
+      </w:r>
+      <w:bookmarkEnd w:id="12"/>
     </w:p>
     <w:p>
       <w:pPr>
         <w:pStyle w:val="Prrafodelista"/>
         <w:numPr>
           <w:ilvl w:val="0"/>
-          <w:numId w:val="10"/>
+          <w:numId w:val="11"/>
         </w:numPr>
         <w:rPr>
           <w:rFonts w:eastAsia="Calibri" w:cs="Times New Roman"/>
           <w:color w:val="000000"/>
           <w:szCs w:val="22"/>
+          <w:lang w:eastAsia="es-CO"/>
+        </w:rPr>
+      </w:pPr>
+      <w:r>
+        <w:rPr>
+          <w:rFonts w:eastAsia="Calibri" w:cs="Times New Roman"/>
+          <w:color w:val="000000"/>
+          <w:szCs w:val="22"/>
+          <w:lang w:eastAsia="es-CO"/>
+        </w:rPr>
+        <w:t>Motor Relacional SQL (PostgreSQL / MySQL): Instancia de base de datos compartida.</w:t>
+      </w:r>
+    </w:p>
+    <w:p>
+      <w:pPr>
+        <w:pStyle w:val="Prrafodelista"/>
+        <w:numPr>
+          <w:ilvl w:val="0"/>
+          <w:numId w:val="11"/>
+        </w:numPr>
+        <w:rPr>
+          <w:rFonts w:eastAsia="Calibri" w:cs="Times New Roman"/>
+          <w:color w:val="000000"/>
+          <w:szCs w:val="22"/>
+          <w:lang w:eastAsia="es-CO"/>
+        </w:rPr>
+      </w:pPr>
+      <w:r>
+        <w:rPr>
+          <w:rFonts w:eastAsia="Calibri" w:cs="Times New Roman"/>
+          <w:color w:val="000000"/>
+          <w:szCs w:val="22"/>
+          <w:lang w:eastAsia="es-CO"/>
+        </w:rPr>
+        <w:t>Spring Data JPA / Hibernate: Mapeo objeto-relacional (ORM) para ejecutar operaciones CRUD y gestionar las 5 tablas asignadas a la Célula 1.</w:t>
+      </w:r>
+    </w:p>
+    <w:p>
+      <w:pPr>
+        <w:pStyle w:val="Ttulo2"/>
+        <w:rPr>
+          <w:rFonts w:eastAsia="Times New Roman"/>
+          <w:lang w:eastAsia="es-CO"/>
+        </w:rPr>
+      </w:pPr>
+      <w:bookmarkStart w:id="13" w:name="_Toc241954139"/>
+      <w:r>
+        <w:rPr>
+          <w:rFonts w:eastAsia="Times New Roman"/>
+          <w:lang w:eastAsia="es-CO"/>
+        </w:rPr>
+        <w:t>Herramientas de Soporte y Control de Versiones</w:t>
+      </w:r>
+      <w:bookmarkEnd w:id="13"/>
+    </w:p>
+    <w:p>
+      <w:pPr>
+        <w:pStyle w:val="Prrafodelista"/>
+        <w:numPr>
+          <w:ilvl w:val="0"/>
+          <w:numId w:val="13"/>
+        </w:numPr>
+        <w:rPr>
+          <w:rStyle w:val="EstilonotastablaCar"/>
           <w:lang w:eastAsia="es-CO"/>
         </w:rPr>
       </w:pPr>
@@ -3136,7 +2966,7 @@
           <w:szCs w:val="22"/>
           <w:lang w:eastAsia="es-CO"/>
         </w:rPr>
-        <w:t>Spring Security &amp; JWT:</w:t>
+        <w:t>Git &amp; GitHub:</w:t>
       </w:r>
       <w:r>
         <w:rPr>
@@ -3145,161 +2975,15 @@
           <w:szCs w:val="22"/>
           <w:lang w:eastAsia="es-CO"/>
         </w:rPr>
-        <w:t xml:space="preserve"> Decodificación y validación de tokens Bearer para proteger </w:t>
-      </w:r>
-      <w:proofErr w:type="spellStart"/>
-      <w:r>
-        <w:rPr>
-          <w:rFonts w:eastAsia="Calibri" w:cs="Times New Roman"/>
-          <w:color w:val="000000"/>
-          <w:szCs w:val="22"/>
+        <w:t xml:space="preserve"> Control de versiones distribuido bajo flujo de trabajo por ramas por célula (</w:t>
+      </w:r>
+      <w:r>
+        <w:rPr>
+          <w:rStyle w:val="EstilonotastablaCar"/>
           <w:lang w:eastAsia="es-CO"/>
         </w:rPr>
-        <w:t>endpoints</w:t>
-      </w:r>
-      <w:proofErr w:type="spellEnd"/>
-      <w:r>
-        <w:rPr>
-          <w:rFonts w:eastAsia="Calibri" w:cs="Times New Roman"/>
-          <w:color w:val="000000"/>
-          <w:szCs w:val="22"/>
-          <w:lang w:eastAsia="es-CO"/>
-        </w:rPr>
-        <w:t xml:space="preserve"> administrativos (como la creación y modificación de productos).</w:t>
-      </w:r>
-    </w:p>
-    <w:p>
-      <w:pPr>
-        <w:rPr>
-          <w:rFonts w:eastAsia="Calibri" w:cs="Times New Roman"/>
-          <w:color w:val="000000"/>
-          <w:szCs w:val="22"/>
-          <w:lang w:eastAsia="es-CO"/>
-        </w:rPr>
-      </w:pPr>
-    </w:p>
-    <w:p>
-      <w:pPr>
-        <w:rPr>
-          <w:rFonts w:eastAsia="Calibri" w:cs="Times New Roman"/>
-          <w:color w:val="000000"/>
-          <w:szCs w:val="22"/>
-          <w:lang w:eastAsia="es-CO"/>
-        </w:rPr>
-      </w:pPr>
-    </w:p>
-    <w:p>
-      <w:pPr>
-        <w:pStyle w:val="Ttulo2"/>
-        <w:rPr>
-          <w:rFonts w:eastAsia="Calibri"/>
-          <w:lang w:eastAsia="es-CO"/>
-        </w:rPr>
-      </w:pPr>
-    </w:p>
-    <w:p>
-      <w:pPr>
-        <w:pStyle w:val="Ttulo2"/>
-        <w:rPr>
-          <w:rFonts w:eastAsia="Times New Roman"/>
-          <w:lang w:eastAsia="es-CO"/>
-        </w:rPr>
-      </w:pPr>
-      <w:bookmarkStart w:id="12" w:name="_Toc241954138"/>
-      <w:r>
-        <w:rPr>
-          <w:rFonts w:eastAsia="Times New Roman"/>
-          <w:lang w:eastAsia="es-CO"/>
-        </w:rPr>
-        <w:t>Base de Datos y Persistencia (Capa de Datos)</w:t>
-      </w:r>
-      <w:bookmarkEnd w:id="12"/>
-    </w:p>
-    <w:p>
-      <w:pPr>
-        <w:pStyle w:val="Prrafodelista"/>
-        <w:numPr>
-          <w:ilvl w:val="0"/>
-          <w:numId w:val="11"/>
-        </w:numPr>
-        <w:rPr>
-          <w:rFonts w:eastAsia="Calibri" w:cs="Times New Roman"/>
-          <w:color w:val="000000"/>
-          <w:szCs w:val="22"/>
-          <w:lang w:eastAsia="es-CO"/>
-        </w:rPr>
-      </w:pPr>
-      <w:r>
-        <w:rPr>
-          <w:rFonts w:eastAsia="Calibri" w:cs="Times New Roman"/>
-          <w:color w:val="000000"/>
-          <w:szCs w:val="22"/>
-          <w:lang w:eastAsia="es-CO"/>
-        </w:rPr>
-        <w:t>Motor Relacional SQL (PostgreSQL / MySQL): Instancia de base de datos compartida.</w:t>
-      </w:r>
-    </w:p>
-    <w:p>
-      <w:pPr>
-        <w:pStyle w:val="Prrafodelista"/>
-        <w:numPr>
-          <w:ilvl w:val="0"/>
-          <w:numId w:val="11"/>
-        </w:numPr>
-        <w:rPr>
-          <w:rFonts w:eastAsia="Calibri" w:cs="Times New Roman"/>
-          <w:color w:val="000000"/>
-          <w:szCs w:val="22"/>
-          <w:lang w:eastAsia="es-CO"/>
-        </w:rPr>
-      </w:pPr>
-      <w:r>
-        <w:rPr>
-          <w:rFonts w:eastAsia="Calibri" w:cs="Times New Roman"/>
-          <w:color w:val="000000"/>
-          <w:szCs w:val="22"/>
-          <w:lang w:eastAsia="es-CO"/>
-        </w:rPr>
-        <w:t xml:space="preserve">Spring Data JPA / </w:t>
-      </w:r>
-      <w:proofErr w:type="spellStart"/>
-      <w:r>
-        <w:rPr>
-          <w:rFonts w:eastAsia="Calibri" w:cs="Times New Roman"/>
-          <w:color w:val="000000"/>
-          <w:szCs w:val="22"/>
-          <w:lang w:eastAsia="es-CO"/>
-        </w:rPr>
-        <w:t>Hibernate</w:t>
-      </w:r>
-      <w:proofErr w:type="spellEnd"/>
-      <w:r>
-        <w:rPr>
-          <w:rFonts w:eastAsia="Calibri" w:cs="Times New Roman"/>
-          <w:color w:val="000000"/>
-          <w:szCs w:val="22"/>
-          <w:lang w:eastAsia="es-CO"/>
-        </w:rPr>
-        <w:t>: Mapeo objeto-relacional (ORM) para ejecutar operaciones CRUD y gestionar las 5 tablas asignadas a la Célula 1.</w:t>
-      </w:r>
-    </w:p>
-    <w:p>
-      <w:pPr>
-        <w:pStyle w:val="Ttulo2"/>
-        <w:rPr>
-          <w:rFonts w:eastAsia="Times New Roman"/>
-          <w:lang w:eastAsia="es-CO"/>
-        </w:rPr>
-      </w:pPr>
-      <w:bookmarkStart w:id="13" w:name="_Toc241954139"/>
-      <w:r>
-        <w:rPr>
-          <w:rFonts w:eastAsia="Times New Roman"/>
-          <w:lang w:eastAsia="es-CO"/>
-        </w:rPr>
-        <w:t>Herramientas de Soporte y Control de Versiones</w:t>
-      </w:r>
-      <w:bookmarkEnd w:id="13"/>
+        <w:t>GitFlow).</w:t>
+      </w:r>
     </w:p>
     <w:p>
       <w:pPr>
@@ -3309,7 +2993,9 @@
           <w:numId w:val="13"/>
         </w:numPr>
         <w:rPr>
-          <w:rStyle w:val="EstilonotastablaCar"/>
+          <w:rFonts w:eastAsia="Calibri" w:cs="Times New Roman"/>
+          <w:color w:val="000000"/>
+          <w:szCs w:val="22"/>
           <w:lang w:eastAsia="es-CO"/>
         </w:rPr>
       </w:pPr>
@@ -3322,7 +3008,7 @@
           <w:szCs w:val="22"/>
           <w:lang w:eastAsia="es-CO"/>
         </w:rPr>
-        <w:t>Git &amp; GitHub:</w:t>
+        <w:t>Postman:</w:t>
       </w:r>
       <w:r>
         <w:rPr>
@@ -3331,23 +3017,7 @@
           <w:szCs w:val="22"/>
           <w:lang w:eastAsia="es-CO"/>
         </w:rPr>
-        <w:t xml:space="preserve"> Control de versiones distribuido bajo flujo de trabajo por ramas por célula (</w:t>
-      </w:r>
-      <w:proofErr w:type="spellStart"/>
-      <w:r>
-        <w:rPr>
-          <w:rStyle w:val="EstilonotastablaCar"/>
-          <w:lang w:eastAsia="es-CO"/>
-        </w:rPr>
-        <w:t>GitFlow</w:t>
-      </w:r>
-      <w:proofErr w:type="spellEnd"/>
-      <w:r>
-        <w:rPr>
-          <w:rStyle w:val="EstilonotastablaCar"/>
-          <w:lang w:eastAsia="es-CO"/>
-        </w:rPr>
-        <w:t>).</w:t>
+        <w:t xml:space="preserve"> Pruebas y validación de contratos JSON de los endpoints de la API.</w:t>
       </w:r>
     </w:p>
     <w:p>
@@ -3373,61 +3043,6 @@
           <w:szCs w:val="22"/>
           <w:lang w:eastAsia="es-CO"/>
         </w:rPr>
-        <w:t>Postman:</w:t>
-      </w:r>
-      <w:r>
-        <w:rPr>
-          <w:rFonts w:eastAsia="Calibri" w:cs="Times New Roman"/>
-          <w:color w:val="000000"/>
-          <w:szCs w:val="22"/>
-          <w:lang w:eastAsia="es-CO"/>
-        </w:rPr>
-        <w:t xml:space="preserve"> Pruebas y validación de contratos JSON de los </w:t>
-      </w:r>
-      <w:proofErr w:type="spellStart"/>
-      <w:r>
-        <w:rPr>
-          <w:rFonts w:eastAsia="Calibri" w:cs="Times New Roman"/>
-          <w:color w:val="000000"/>
-          <w:szCs w:val="22"/>
-          <w:lang w:eastAsia="es-CO"/>
-        </w:rPr>
-        <w:t>endpoints</w:t>
-      </w:r>
-      <w:proofErr w:type="spellEnd"/>
-      <w:r>
-        <w:rPr>
-          <w:rFonts w:eastAsia="Calibri" w:cs="Times New Roman"/>
-          <w:color w:val="000000"/>
-          <w:szCs w:val="22"/>
-          <w:lang w:eastAsia="es-CO"/>
-        </w:rPr>
-        <w:t xml:space="preserve"> de la API.</w:t>
-      </w:r>
-    </w:p>
-    <w:p>
-      <w:pPr>
-        <w:pStyle w:val="Prrafodelista"/>
-        <w:numPr>
-          <w:ilvl w:val="0"/>
-          <w:numId w:val="13"/>
-        </w:numPr>
-        <w:rPr>
-          <w:rFonts w:eastAsia="Calibri" w:cs="Times New Roman"/>
-          <w:color w:val="000000"/>
-          <w:szCs w:val="22"/>
-          <w:lang w:eastAsia="es-CO"/>
-        </w:rPr>
-      </w:pPr>
-      <w:r>
-        <w:rPr>
-          <w:rFonts w:eastAsia="Calibri" w:cs="Times New Roman"/>
-          <w:b/>
-          <w:bCs/>
-          <w:color w:val="000000"/>
-          <w:szCs w:val="22"/>
-          <w:lang w:eastAsia="es-CO"/>
-        </w:rPr>
         <w:t>Visual Studio Code / IntelliJ IDEA:</w:t>
       </w:r>
       <w:r>
@@ -3576,23 +3191,7 @@
           <w:b/>
           <w:bCs/>
         </w:rPr>
-        <w:t xml:space="preserve">Lógica de Negocio y </w:t>
-      </w:r>
-      <w:proofErr w:type="spellStart"/>
-      <w:r>
-        <w:rPr>
-          <w:b/>
-          <w:bCs/>
-        </w:rPr>
-        <w:t>Backend</w:t>
-      </w:r>
-      <w:proofErr w:type="spellEnd"/>
-      <w:r>
-        <w:rPr>
-          <w:b/>
-          <w:bCs/>
-        </w:rPr>
-        <w:t xml:space="preserve"> (Spring Boot):</w:t>
+        <w:t>Lógica de Negocio y Backend (Spring Boot):</w:t>
       </w:r>
     </w:p>
     <w:p>
@@ -3627,13 +3226,8 @@
         <w:t>Disposición de un</w:t>
       </w:r>
       <w:r>
-        <w:t xml:space="preserve"> </w:t>
-      </w:r>
-      <w:proofErr w:type="spellStart"/>
-      <w:r>
-        <w:t>endpoint</w:t>
-      </w:r>
-      <w:proofErr w:type="spellEnd"/>
+        <w:t xml:space="preserve"> endpoint</w:t>
+      </w:r>
       <w:r>
         <w:t xml:space="preserve"> de consulta maestro unificado, el cual está diseñado específicamente para ser consumido por el resto de los módulos del recetario.</w:t>
       </w:r>
@@ -3652,39 +3246,7 @@
           <w:bCs/>
         </w:rPr>
         <w:lastRenderedPageBreak/>
-        <w:t xml:space="preserve">Interfaz de Usuario y </w:t>
-      </w:r>
-      <w:proofErr w:type="spellStart"/>
-      <w:r>
-        <w:rPr>
-          <w:b/>
-          <w:bCs/>
-        </w:rPr>
-        <w:t>Frontend</w:t>
-      </w:r>
-      <w:proofErr w:type="spellEnd"/>
-      <w:r>
-        <w:rPr>
-          <w:b/>
-          <w:bCs/>
-        </w:rPr>
-        <w:t xml:space="preserve"> (</w:t>
-      </w:r>
-      <w:proofErr w:type="spellStart"/>
-      <w:r>
-        <w:rPr>
-          <w:b/>
-          <w:bCs/>
-        </w:rPr>
-        <w:t>React</w:t>
-      </w:r>
-      <w:proofErr w:type="spellEnd"/>
-      <w:r>
-        <w:rPr>
-          <w:b/>
-          <w:bCs/>
-        </w:rPr>
-        <w:t>):</w:t>
+        <w:t>Interfaz de Usuario y Frontend (React):</w:t>
       </w:r>
     </w:p>
     <w:p>
@@ -3732,13 +3294,8 @@
         <w:t xml:space="preserve">Implementación de validaciones a través del token JWT para proteger </w:t>
       </w:r>
       <w:r>
-        <w:t xml:space="preserve">los </w:t>
-      </w:r>
-      <w:proofErr w:type="spellStart"/>
-      <w:r>
-        <w:t>endpoints</w:t>
-      </w:r>
-      <w:proofErr w:type="spellEnd"/>
+        <w:t>los endpoints</w:t>
+      </w:r>
       <w:r>
         <w:t xml:space="preserve"> del catálogo (como la creación o edición de productos), respetando el contrato JSON y el sistema de diseño visual (Kit de marca) estipulado para el proyecto.</w:t>
       </w:r>
@@ -3766,15 +3323,7 @@
         <w:pStyle w:val="Estilonotastabla"/>
       </w:pPr>
       <w:r>
-        <w:t xml:space="preserve">Con el objetivo de mantener </w:t>
-      </w:r>
-      <w:proofErr w:type="gramStart"/>
-      <w:r>
-        <w:t>la modularidad</w:t>
-      </w:r>
-      <w:proofErr w:type="gramEnd"/>
-      <w:r>
-        <w:t xml:space="preserve"> y respetar la división de trabajo entre las células del proyecto, se delimita que las siguientes características no forman parte de los entregables de este módulo:</w:t>
+        <w:t>Con el objetivo de mantener la modularidad y respetar la división de trabajo entre las células del proyecto, se delimita que las siguientes características no forman parte de los entregables de este módulo:</w:t>
       </w:r>
     </w:p>
     <w:p>

--- a/célula-1/documentos/informe de requisitos.docx
+++ b/célula-1/documentos/informe de requisitos.docx
@@ -243,7 +243,7 @@
             </w:rPr>
             <w:fldChar w:fldCharType="separate"/>
           </w:r>
-          <w:hyperlink w:anchor="_Toc241954128" w:history="1">
+          <w:hyperlink w:anchor="_Toc241955375" w:history="1">
             <w:r>
               <w:rPr>
                 <w:rStyle w:val="Hipervnculo"/>
@@ -271,7 +271,7 @@
                 <w:noProof/>
                 <w:webHidden/>
               </w:rPr>
-              <w:instrText xml:space="preserve"> PAGEREF _Toc241954128 \h </w:instrText>
+              <w:instrText xml:space="preserve"> PAGEREF _Toc241955375 \h </w:instrText>
             </w:r>
             <w:r>
               <w:rPr>
@@ -315,7 +315,7 @@
               <w:lang w:eastAsia="es-CO"/>
             </w:rPr>
           </w:pPr>
-          <w:hyperlink w:anchor="_Toc241954129" w:history="1">
+          <w:hyperlink w:anchor="_Toc241955376" w:history="1">
             <w:r>
               <w:rPr>
                 <w:rStyle w:val="Hipervnculo"/>
@@ -343,7 +343,7 @@
                 <w:noProof/>
                 <w:webHidden/>
               </w:rPr>
-              <w:instrText xml:space="preserve"> PAGEREF _Toc241954129 \h </w:instrText>
+              <w:instrText xml:space="preserve"> PAGEREF _Toc241955376 \h </w:instrText>
             </w:r>
             <w:r>
               <w:rPr>
@@ -387,7 +387,7 @@
               <w:lang w:eastAsia="es-CO"/>
             </w:rPr>
           </w:pPr>
-          <w:hyperlink w:anchor="_Toc241954130" w:history="1">
+          <w:hyperlink w:anchor="_Toc241955377" w:history="1">
             <w:r>
               <w:rPr>
                 <w:rStyle w:val="Hipervnculo"/>
@@ -415,7 +415,7 @@
                 <w:noProof/>
                 <w:webHidden/>
               </w:rPr>
-              <w:instrText xml:space="preserve"> PAGEREF _Toc241954130 \h </w:instrText>
+              <w:instrText xml:space="preserve"> PAGEREF _Toc241955377 \h </w:instrText>
             </w:r>
             <w:r>
               <w:rPr>
@@ -459,7 +459,7 @@
               <w:lang w:eastAsia="es-CO"/>
             </w:rPr>
           </w:pPr>
-          <w:hyperlink w:anchor="_Toc241954131" w:history="1">
+          <w:hyperlink w:anchor="_Toc241955378" w:history="1">
             <w:r>
               <w:rPr>
                 <w:rStyle w:val="Hipervnculo"/>
@@ -486,7 +486,7 @@
                 <w:noProof/>
                 <w:webHidden/>
               </w:rPr>
-              <w:instrText xml:space="preserve"> PAGEREF _Toc241954131 \h </w:instrText>
+              <w:instrText xml:space="preserve"> PAGEREF _Toc241955378 \h </w:instrText>
             </w:r>
             <w:r>
               <w:rPr>
@@ -530,7 +530,7 @@
               <w:lang w:eastAsia="es-CO"/>
             </w:rPr>
           </w:pPr>
-          <w:hyperlink w:anchor="_Toc241954132" w:history="1">
+          <w:hyperlink w:anchor="_Toc241955379" w:history="1">
             <w:r>
               <w:rPr>
                 <w:rStyle w:val="Hipervnculo"/>
@@ -557,7 +557,7 @@
                 <w:noProof/>
                 <w:webHidden/>
               </w:rPr>
-              <w:instrText xml:space="preserve"> PAGEREF _Toc241954132 \h </w:instrText>
+              <w:instrText xml:space="preserve"> PAGEREF _Toc241955379 \h </w:instrText>
             </w:r>
             <w:r>
               <w:rPr>
@@ -601,7 +601,7 @@
               <w:lang w:eastAsia="es-CO"/>
             </w:rPr>
           </w:pPr>
-          <w:hyperlink w:anchor="_Toc241954133" w:history="1">
+          <w:hyperlink w:anchor="_Toc241955380" w:history="1">
             <w:r>
               <w:rPr>
                 <w:rStyle w:val="Hipervnculo"/>
@@ -630,7 +630,7 @@
                 <w:noProof/>
                 <w:webHidden/>
               </w:rPr>
-              <w:instrText xml:space="preserve"> PAGEREF _Toc241954133 \h </w:instrText>
+              <w:instrText xml:space="preserve"> PAGEREF _Toc241955380 \h </w:instrText>
             </w:r>
             <w:r>
               <w:rPr>
@@ -674,7 +674,7 @@
               <w:lang w:eastAsia="es-CO"/>
             </w:rPr>
           </w:pPr>
-          <w:hyperlink w:anchor="_Toc241954134" w:history="1">
+          <w:hyperlink w:anchor="_Toc241955381" w:history="1">
             <w:r>
               <w:rPr>
                 <w:rStyle w:val="Hipervnculo"/>
@@ -701,7 +701,7 @@
                 <w:noProof/>
                 <w:webHidden/>
               </w:rPr>
-              <w:instrText xml:space="preserve"> PAGEREF _Toc241954134 \h </w:instrText>
+              <w:instrText xml:space="preserve"> PAGEREF _Toc241955381 \h </w:instrText>
             </w:r>
             <w:r>
               <w:rPr>
@@ -745,7 +745,7 @@
               <w:lang w:eastAsia="es-CO"/>
             </w:rPr>
           </w:pPr>
-          <w:hyperlink w:anchor="_Toc241954135" w:history="1">
+          <w:hyperlink w:anchor="_Toc241955382" w:history="1">
             <w:r>
               <w:rPr>
                 <w:rStyle w:val="Hipervnculo"/>
@@ -775,7 +775,7 @@
                 <w:noProof/>
                 <w:webHidden/>
               </w:rPr>
-              <w:instrText xml:space="preserve"> PAGEREF _Toc241954135 \h </w:instrText>
+              <w:instrText xml:space="preserve"> PAGEREF _Toc241955382 \h </w:instrText>
             </w:r>
             <w:r>
               <w:rPr>
@@ -819,7 +819,7 @@
               <w:lang w:eastAsia="es-CO"/>
             </w:rPr>
           </w:pPr>
-          <w:hyperlink w:anchor="_Toc241954136" w:history="1">
+          <w:hyperlink w:anchor="_Toc241955383" w:history="1">
             <w:r>
               <w:rPr>
                 <w:rStyle w:val="Hipervnculo"/>
@@ -848,7 +848,7 @@
                 <w:noProof/>
                 <w:webHidden/>
               </w:rPr>
-              <w:instrText xml:space="preserve"> PAGEREF _Toc241954136 \h </w:instrText>
+              <w:instrText xml:space="preserve"> PAGEREF _Toc241955383 \h </w:instrText>
             </w:r>
             <w:r>
               <w:rPr>
@@ -892,7 +892,7 @@
               <w:lang w:eastAsia="es-CO"/>
             </w:rPr>
           </w:pPr>
-          <w:hyperlink w:anchor="_Toc241954137" w:history="1">
+          <w:hyperlink w:anchor="_Toc241955384" w:history="1">
             <w:r>
               <w:rPr>
                 <w:rStyle w:val="Hipervnculo"/>
@@ -921,7 +921,7 @@
                 <w:noProof/>
                 <w:webHidden/>
               </w:rPr>
-              <w:instrText xml:space="preserve"> PAGEREF _Toc241954137 \h </w:instrText>
+              <w:instrText xml:space="preserve"> PAGEREF _Toc241955384 \h </w:instrText>
             </w:r>
             <w:r>
               <w:rPr>
@@ -965,7 +965,7 @@
               <w:lang w:eastAsia="es-CO"/>
             </w:rPr>
           </w:pPr>
-          <w:hyperlink w:anchor="_Toc241954138" w:history="1">
+          <w:hyperlink w:anchor="_Toc241955385" w:history="1">
             <w:r>
               <w:rPr>
                 <w:rStyle w:val="Hipervnculo"/>
@@ -994,7 +994,7 @@
                 <w:noProof/>
                 <w:webHidden/>
               </w:rPr>
-              <w:instrText xml:space="preserve"> PAGEREF _Toc241954138 \h </w:instrText>
+              <w:instrText xml:space="preserve"> PAGEREF _Toc241955385 \h </w:instrText>
             </w:r>
             <w:r>
               <w:rPr>
@@ -1038,7 +1038,7 @@
               <w:lang w:eastAsia="es-CO"/>
             </w:rPr>
           </w:pPr>
-          <w:hyperlink w:anchor="_Toc241954139" w:history="1">
+          <w:hyperlink w:anchor="_Toc241955386" w:history="1">
             <w:r>
               <w:rPr>
                 <w:rStyle w:val="Hipervnculo"/>
@@ -1067,7 +1067,7 @@
                 <w:noProof/>
                 <w:webHidden/>
               </w:rPr>
-              <w:instrText xml:space="preserve"> PAGEREF _Toc241954139 \h </w:instrText>
+              <w:instrText xml:space="preserve"> PAGEREF _Toc241955386 \h </w:instrText>
             </w:r>
             <w:r>
               <w:rPr>
@@ -1111,7 +1111,7 @@
               <w:lang w:eastAsia="es-CO"/>
             </w:rPr>
           </w:pPr>
-          <w:hyperlink w:anchor="_Toc241954140" w:history="1">
+          <w:hyperlink w:anchor="_Toc241955387" w:history="1">
             <w:r>
               <w:rPr>
                 <w:rStyle w:val="Hipervnculo"/>
@@ -1139,7 +1139,7 @@
                 <w:noProof/>
                 <w:webHidden/>
               </w:rPr>
-              <w:instrText xml:space="preserve"> PAGEREF _Toc241954140 \h </w:instrText>
+              <w:instrText xml:space="preserve"> PAGEREF _Toc241955387 \h </w:instrText>
             </w:r>
             <w:r>
               <w:rPr>
@@ -1183,7 +1183,7 @@
               <w:lang w:eastAsia="es-CO"/>
             </w:rPr>
           </w:pPr>
-          <w:hyperlink w:anchor="_Toc241954141" w:history="1">
+          <w:hyperlink w:anchor="_Toc241955388" w:history="1">
             <w:r>
               <w:rPr>
                 <w:rStyle w:val="Hipervnculo"/>
@@ -1210,7 +1210,7 @@
                 <w:noProof/>
                 <w:webHidden/>
               </w:rPr>
-              <w:instrText xml:space="preserve"> PAGEREF _Toc241954141 \h </w:instrText>
+              <w:instrText xml:space="preserve"> PAGEREF _Toc241955388 \h </w:instrText>
             </w:r>
             <w:r>
               <w:rPr>
@@ -1254,7 +1254,7 @@
               <w:lang w:eastAsia="es-CO"/>
             </w:rPr>
           </w:pPr>
-          <w:hyperlink w:anchor="_Toc241954142" w:history="1">
+          <w:hyperlink w:anchor="_Toc241955389" w:history="1">
             <w:r>
               <w:rPr>
                 <w:rStyle w:val="Hipervnculo"/>
@@ -1282,7 +1282,7 @@
                 <w:noProof/>
                 <w:webHidden/>
               </w:rPr>
-              <w:instrText xml:space="preserve"> PAGEREF _Toc241954142 \h </w:instrText>
+              <w:instrText xml:space="preserve"> PAGEREF _Toc241955389 \h </w:instrText>
             </w:r>
             <w:r>
               <w:rPr>
@@ -1326,7 +1326,7 @@
               <w:lang w:eastAsia="es-CO"/>
             </w:rPr>
           </w:pPr>
-          <w:hyperlink w:anchor="_Toc241954143" w:history="1">
+          <w:hyperlink w:anchor="_Toc241955390" w:history="1">
             <w:r>
               <w:rPr>
                 <w:rStyle w:val="Hipervnculo"/>
@@ -1354,7 +1354,7 @@
                 <w:noProof/>
                 <w:webHidden/>
               </w:rPr>
-              <w:instrText xml:space="preserve"> PAGEREF _Toc241954143 \h </w:instrText>
+              <w:instrText xml:space="preserve"> PAGEREF _Toc241955390 \h </w:instrText>
             </w:r>
             <w:r>
               <w:rPr>
@@ -1398,7 +1398,7 @@
               <w:lang w:eastAsia="es-CO"/>
             </w:rPr>
           </w:pPr>
-          <w:hyperlink w:anchor="_Toc241954144" w:history="1">
+          <w:hyperlink w:anchor="_Toc241955391" w:history="1">
             <w:r>
               <w:rPr>
                 <w:rStyle w:val="Hipervnculo"/>
@@ -1426,7 +1426,7 @@
                 <w:noProof/>
                 <w:webHidden/>
               </w:rPr>
-              <w:instrText xml:space="preserve"> PAGEREF _Toc241954144 \h </w:instrText>
+              <w:instrText xml:space="preserve"> PAGEREF _Toc241955391 \h </w:instrText>
             </w:r>
             <w:r>
               <w:rPr>
@@ -1470,7 +1470,7 @@
               <w:lang w:eastAsia="es-CO"/>
             </w:rPr>
           </w:pPr>
-          <w:hyperlink w:anchor="_Toc241954145" w:history="1">
+          <w:hyperlink w:anchor="_Toc241955392" w:history="1">
             <w:r>
               <w:rPr>
                 <w:rStyle w:val="Hipervnculo"/>
@@ -1498,7 +1498,7 @@
                 <w:noProof/>
                 <w:webHidden/>
               </w:rPr>
-              <w:instrText xml:space="preserve"> PAGEREF _Toc241954145 \h </w:instrText>
+              <w:instrText xml:space="preserve"> PAGEREF _Toc241955392 \h </w:instrText>
             </w:r>
             <w:r>
               <w:rPr>
@@ -1579,7 +1579,7 @@
           <w:szCs w:val="24"/>
         </w:rPr>
       </w:pPr>
-      <w:bookmarkStart w:id="1" w:name="_Toc241954128"/>
+      <w:bookmarkStart w:id="1" w:name="_Toc241955375"/>
       <w:r>
         <w:rPr>
           <w:rFonts w:cs="Times New Roman"/>
@@ -1746,7 +1746,7 @@
           <w:szCs w:val="24"/>
         </w:rPr>
       </w:pPr>
-      <w:bookmarkStart w:id="2" w:name="_Toc241954129"/>
+      <w:bookmarkStart w:id="2" w:name="_Toc241955376"/>
       <w:r>
         <w:rPr>
           <w:rFonts w:cs="Times New Roman"/>
@@ -1828,7 +1828,7 @@
           <w:lang w:val="es-ES"/>
         </w:rPr>
       </w:pPr>
-      <w:bookmarkStart w:id="3" w:name="_Toc241954130"/>
+      <w:bookmarkStart w:id="3" w:name="_Toc241955377"/>
       <w:r>
         <w:rPr>
           <w:lang w:val="es-ES"/>
@@ -1861,30 +1861,72 @@
     </w:p>
     <w:p>
       <w:r>
-        <w:t>El presente documento define, estructura y formaliza los requisitos correspondientes al módulo "Catálogo de Productos Nutresa", el cual ha sido asignado a la Célula 1 dentro del marco de desarrollo del proyecto “Sazón”. Este proyecto consiste en una plataforma digital full-stack de alta envergadura diseñada para Grupo Nutresa, cuya propuesta de valor central radica en permitir a los usuarios gestionar su despensa virtual y recibir recomendaciones de recetas reales basadas en los ingredientes que ya poseen en casa. En este ecosistema tecnológico, el trabajo coordinado entre siete células de desarrollo resulta indispensable para consolidar una experiencia de usuario integral que abarque desde la planificación de menús hasta el cálculo del aporte nutricional.</w:t>
-      </w:r>
-    </w:p>
-    <w:p>
-      <w:r>
-        <w:t>Dentro de esta arquitectura distribuida, el módulo delegado a la Célula 1 actúa como la base estructural e indispensable de toda la aplicación: es el maestro de productos, marcas y presentaciones. Su correcta implementación es crítica, ya que provee la información base sobre la cual los demás módulos (como el recetario, la despensa virtual y el planificador) construirán sus lógicas de negocio. Este catálogo centralizado gestionará el portafolio de marcas emblemáticas del grupo, incluyendo Zenú, Noel, Doria, Colcafé, Chocolisto, Jet y Ranchera, garantizando que la información de cada insumo sea precisa, escalable y fácilmente consumible por el resto del sistema a través de una API REST unificada.</w:t>
+        <w:t>El presente documento define, estructura y formaliza los requisitos correspondientes al módulo "Catálogo de Productos Nutresa", el cual ha sido asignado a la Célula 1 dentro del marco de desarrollo del proyecto “Sazón”. Este proyecto consiste en una plataforma digital full-</w:t>
+      </w:r>
+      <w:proofErr w:type="spellStart"/>
+      <w:r>
+        <w:t>stack</w:t>
+      </w:r>
+      <w:proofErr w:type="spellEnd"/>
+      <w:r>
+        <w:t xml:space="preserve"> de alta envergadura diseñada para Grupo Nutresa, cuya propuesta de valor central radica en permitir a los usuarios gestionar su despensa virtual y recibir recomendaciones de recetas reales basadas en los ingredientes que ya poseen en casa. En este ecosistema tecnológico, el trabajo coordinado entre siete células de desarrollo resulta indispensable para consolidar una experiencia de usuario integral que abarque desde la planificación de menús hasta el cálculo del aporte nutricional.</w:t>
+      </w:r>
+    </w:p>
+    <w:p>
+      <w:r>
+        <w:t xml:space="preserve">Dentro de esta arquitectura distribuida, el módulo delegado a la Célula 1 actúa como la base estructural e indispensable de toda la aplicación: es el maestro de productos, marcas y presentaciones. Su correcta implementación es crítica, ya que provee la información base sobre la cual los demás módulos (como el recetario, la despensa virtual y el planificador) construirán sus lógicas de negocio. Este catálogo centralizado gestionará el portafolio de marcas emblemáticas del grupo, incluyendo Zenú, Noel, Doria, </w:t>
+      </w:r>
+      <w:proofErr w:type="spellStart"/>
+      <w:r>
+        <w:t>Colcafé</w:t>
+      </w:r>
+      <w:proofErr w:type="spellEnd"/>
+      <w:r>
+        <w:t xml:space="preserve">, </w:t>
+      </w:r>
+      <w:proofErr w:type="spellStart"/>
+      <w:r>
+        <w:t>Chocolisto</w:t>
+      </w:r>
+      <w:proofErr w:type="spellEnd"/>
+      <w:r>
+        <w:t>, Jet y Ranchera, garantizando que la información de cada insumo sea precisa, escalable y fácilmente consumible por el resto del sistema a través de una API REST unificada.</w:t>
       </w:r>
     </w:p>
     <w:p>
       <w:r>
         <w:t>Desde el punto de vista técnico y metodológico, la construcción de este módulo exige un enfoque de desarrollo de extremo a extremo (</w:t>
       </w:r>
-      <w:r>
-        <w:t>end-to-end).</w:t>
-      </w:r>
-      <w:r>
-        <w:t xml:space="preserve"> Esto implica el diseño de una interfaz de usuario interactiva y responsiva utilizando React, la construcción de una </w:t>
+      <w:proofErr w:type="spellStart"/>
+      <w:r>
+        <w:t>end-to-end</w:t>
+      </w:r>
+      <w:proofErr w:type="spellEnd"/>
+      <w:r>
+        <w:t>).</w:t>
+      </w:r>
+      <w:r>
+        <w:t xml:space="preserve"> Esto implica el diseño de una interfaz de usuario interactiva y responsiva utilizando </w:t>
+      </w:r>
+      <w:proofErr w:type="spellStart"/>
+      <w:r>
+        <w:t>React</w:t>
+      </w:r>
+      <w:proofErr w:type="spellEnd"/>
+      <w:r>
+        <w:t xml:space="preserve">, la construcción de una </w:t>
       </w:r>
       <w:r>
         <w:lastRenderedPageBreak/>
         <w:t>sólida lógica de servidor (</w:t>
       </w:r>
-      <w:r>
-        <w:t>backend)</w:t>
+      <w:proofErr w:type="spellStart"/>
+      <w:r>
+        <w:t>backend</w:t>
+      </w:r>
+      <w:proofErr w:type="spellEnd"/>
+      <w:r>
+        <w:t>)</w:t>
       </w:r>
       <w:r>
         <w:t xml:space="preserve"> implementada en Spring Boot, y el modelado estricto de una base de datos relacional compartida, donde la Célula 1 aportará exactamente cinco tablas de negocio debidamente normalizadas. Asimismo, el desarrollo estará regido por prácticas de control de versiones y se integrará obligatoriamente con el módulo transversal de Usuarios y Autenticación (Módulo 00) mediante tokens JWT, asegurando así la protección de los datos y el cumplimiento de los estándares de seguridad de la arquitectura.</w:t>
@@ -1894,9 +1936,11 @@
       <w:r>
         <w:t xml:space="preserve">El propósito principal de este informe de requisitos es establecer de manera exhaustiva y clara las directrices, alcances, responsabilidades y componentes técnicos que la Célula 1 deberá construir. A través de este documento, se busca alinear la visión del equipo de desarrollo con los objetivos de negocio de Grupo Nutresa, sirviendo como hoja de ruta para el diseño del modelo de datos, la planificación de los </w:t>
       </w:r>
+      <w:proofErr w:type="spellStart"/>
       <w:r>
         <w:t>endpoints</w:t>
       </w:r>
+      <w:proofErr w:type="spellEnd"/>
       <w:r>
         <w:t xml:space="preserve"> y la creación de la experiencia visual, asegurando que el módulo se ensamble a la perfección con el resto de la plataforma </w:t>
       </w:r>
@@ -1926,7 +1970,7 @@
       <w:pPr>
         <w:pStyle w:val="Ttulo1"/>
       </w:pPr>
-      <w:bookmarkStart w:id="4" w:name="_Toc241954131"/>
+      <w:bookmarkStart w:id="4" w:name="_Toc241955378"/>
       <w:r>
         <w:lastRenderedPageBreak/>
         <w:t>Objetivos</w:t>
@@ -1937,7 +1981,6 @@
       <w:pPr>
         <w:pStyle w:val="Ttulo2"/>
       </w:pPr>
-      <w:bookmarkStart w:id="5" w:name="_Toc241954132"/>
     </w:p>
     <w:p>
       <w:pPr>
@@ -1953,6 +1996,7 @@
       <w:pPr>
         <w:pStyle w:val="Ttulo2"/>
       </w:pPr>
+      <w:bookmarkStart w:id="5" w:name="_Toc241955379"/>
       <w:r>
         <w:t>Objetivo</w:t>
       </w:r>
@@ -1985,7 +2029,7 @@
           <w:lang w:eastAsia="es-CO"/>
         </w:rPr>
       </w:pPr>
-      <w:bookmarkStart w:id="6" w:name="_Toc241954133"/>
+      <w:bookmarkStart w:id="6" w:name="_Toc241955380"/>
       <w:r>
         <w:rPr>
           <w:rFonts w:eastAsia="Times New Roman"/>
@@ -2010,7 +2054,21 @@
         <w:rPr>
           <w:lang w:eastAsia="es-CO"/>
         </w:rPr>
-        <w:t>Documentar los requisitos funcionales y no funcionales del módulo, especificando el filtrado, la visualización y las operaciones CRUD gestionadas con React y Local Storage.</w:t>
+        <w:t xml:space="preserve">Documentar los requisitos funcionales y no funcionales del módulo, especificando el filtrado, la visualización y las operaciones CRUD gestionadas con </w:t>
+      </w:r>
+      <w:proofErr w:type="spellStart"/>
+      <w:r>
+        <w:rPr>
+          <w:lang w:eastAsia="es-CO"/>
+        </w:rPr>
+        <w:t>React</w:t>
+      </w:r>
+      <w:proofErr w:type="spellEnd"/>
+      <w:r>
+        <w:rPr>
+          <w:lang w:eastAsia="es-CO"/>
+        </w:rPr>
+        <w:t xml:space="preserve"> y Local Storage.</w:t>
       </w:r>
     </w:p>
     <w:p>
@@ -2068,7 +2126,7 @@
       <w:pPr>
         <w:pStyle w:val="Ttulo1"/>
       </w:pPr>
-      <w:bookmarkStart w:id="7" w:name="_Toc241954134"/>
+      <w:bookmarkStart w:id="7" w:name="_Toc241955381"/>
       <w:r>
         <w:lastRenderedPageBreak/>
         <w:t>Planteamiento del problema</w:t>
@@ -2091,12 +2149,36 @@
         <w:t xml:space="preserve">”. </w:t>
       </w:r>
       <w:r>
-        <w:t>Este componente actúa como base técnica del recetario, consolidando el portafolio del Grupo Nutresa (Zenú, Noel, Doria, Colcafé, Chocolisto, Jet y Ranchera) como la fuente única de verdad para estructurar cada receta.</w:t>
-      </w:r>
-    </w:p>
-    <w:p>
-      <w:r>
-        <w:t xml:space="preserve">La solución tecnológica emplea una arquitectura web con almacenamiento descentralizado. Mediante React, se despliega una vitrina interactiva con filtros y fichas detalladas, gestionando las operaciones del catálogo (CRUD) bajo patrones de diseño desacoplados. La persistencia se centraliza en el Local Storage del navegador, estructurando conceptualmente los datos con un modelo relacional UML de cinco tablas (productos, marcas, clasificaciones, tamaños y fotografías). Al mantener una estructura de datos estandarizada en formato JSON, se garantiza la interoperabilidad técnica, permitiendo que el catálogo funcione de forma independiente como maestro de productos de consulta local para las demás células </w:t>
+        <w:t xml:space="preserve">Este componente actúa como base técnica del recetario, consolidando el portafolio del Grupo Nutresa (Zenú, Noel, Doria, </w:t>
+      </w:r>
+      <w:proofErr w:type="spellStart"/>
+      <w:r>
+        <w:t>Colcafé</w:t>
+      </w:r>
+      <w:proofErr w:type="spellEnd"/>
+      <w:r>
+        <w:t xml:space="preserve">, </w:t>
+      </w:r>
+      <w:proofErr w:type="spellStart"/>
+      <w:r>
+        <w:t>Chocolisto</w:t>
+      </w:r>
+      <w:proofErr w:type="spellEnd"/>
+      <w:r>
+        <w:t>, Jet y Ranchera) como la fuente única de verdad para estructurar cada receta.</w:t>
+      </w:r>
+    </w:p>
+    <w:p>
+      <w:r>
+        <w:t xml:space="preserve">La solución tecnológica emplea una arquitectura web con almacenamiento descentralizado. Mediante </w:t>
+      </w:r>
+      <w:proofErr w:type="spellStart"/>
+      <w:r>
+        <w:t>React</w:t>
+      </w:r>
+      <w:proofErr w:type="spellEnd"/>
+      <w:r>
+        <w:t xml:space="preserve">, se despliega una vitrina interactiva con filtros y fichas detalladas, gestionando las operaciones del catálogo (CRUD) bajo patrones de diseño desacoplados. La persistencia se centraliza en el Local Storage del navegador, estructurando conceptualmente los datos con un modelo relacional UML de cinco tablas (productos, marcas, clasificaciones, tamaños y fotografías). Al mantener una estructura de datos estandarizada en formato JSON, se garantiza la interoperabilidad técnica, permitiendo que el catálogo funcione de forma independiente como maestro de productos de consulta local para las demás células </w:t>
       </w:r>
     </w:p>
     <w:p>
@@ -2384,6 +2466,7 @@
             <w:r>
               <w:t xml:space="preserve">Desarrollo de una vitrina interactiva en el </w:t>
             </w:r>
+            <w:proofErr w:type="spellStart"/>
             <w:r>
               <w:rPr>
                 <w:i/>
@@ -2391,6 +2474,7 @@
               </w:rPr>
               <w:t>frontend</w:t>
             </w:r>
+            <w:proofErr w:type="spellEnd"/>
             <w:r>
               <w:t xml:space="preserve"> con filtros por categoría, presentación o marca, y una ficha detallada por cada producto.</w:t>
             </w:r>
@@ -2503,7 +2587,7 @@
           <w:lang w:eastAsia="es-CO"/>
         </w:rPr>
       </w:pPr>
-      <w:bookmarkStart w:id="9" w:name="_Toc241954135"/>
+      <w:bookmarkStart w:id="9" w:name="_Toc241955382"/>
       <w:r>
         <w:rPr>
           <w:rFonts w:eastAsia="Times New Roman" w:cs="Times New Roman"/>
@@ -2563,7 +2647,27 @@
           <w:szCs w:val="22"/>
           <w:lang w:eastAsia="es-CO"/>
         </w:rPr>
-        <w:t xml:space="preserve">La solución full-stack para el </w:t>
+        <w:t>La solución full-</w:t>
+      </w:r>
+      <w:proofErr w:type="spellStart"/>
+      <w:r>
+        <w:rPr>
+          <w:rFonts w:eastAsia="Calibri" w:cs="Times New Roman"/>
+          <w:color w:val="000000"/>
+          <w:szCs w:val="22"/>
+          <w:lang w:eastAsia="es-CO"/>
+        </w:rPr>
+        <w:t>stack</w:t>
+      </w:r>
+      <w:proofErr w:type="spellEnd"/>
+      <w:r>
+        <w:rPr>
+          <w:rFonts w:eastAsia="Calibri" w:cs="Times New Roman"/>
+          <w:color w:val="000000"/>
+          <w:szCs w:val="22"/>
+          <w:lang w:eastAsia="es-CO"/>
+        </w:rPr>
+        <w:t xml:space="preserve"> para el </w:t>
       </w:r>
       <w:r>
         <w:rPr>
@@ -2594,13 +2698,22 @@
           <w:lang w:eastAsia="es-CO"/>
         </w:rPr>
       </w:pPr>
-      <w:bookmarkStart w:id="10" w:name="_Toc241954136"/>
+      <w:bookmarkStart w:id="10" w:name="_Toc241955383"/>
+      <w:proofErr w:type="spellStart"/>
       <w:r>
         <w:rPr>
           <w:rFonts w:eastAsia="Times New Roman"/>
           <w:lang w:eastAsia="es-CO"/>
         </w:rPr>
-        <w:t>Frontend (Capa de Presentación)</w:t>
+        <w:t>Frontend</w:t>
+      </w:r>
+      <w:proofErr w:type="spellEnd"/>
+      <w:r>
+        <w:rPr>
+          <w:rFonts w:eastAsia="Times New Roman"/>
+          <w:lang w:eastAsia="es-CO"/>
+        </w:rPr>
+        <w:t xml:space="preserve"> (Capa de Presentación)</w:t>
       </w:r>
       <w:bookmarkEnd w:id="10"/>
     </w:p>
@@ -2618,6 +2731,7 @@
           <w:lang w:eastAsia="es-CO"/>
         </w:rPr>
       </w:pPr>
+      <w:proofErr w:type="spellStart"/>
       <w:r>
         <w:rPr>
           <w:rFonts w:eastAsia="Calibri" w:cs="Times New Roman"/>
@@ -2627,16 +2741,68 @@
           <w:szCs w:val="22"/>
           <w:lang w:eastAsia="es-CO"/>
         </w:rPr>
-        <w:t>React:</w:t>
-      </w:r>
+        <w:t>React</w:t>
+      </w:r>
+      <w:proofErr w:type="spellEnd"/>
       <w:r>
         <w:rPr>
           <w:rFonts w:eastAsia="Calibri" w:cs="Times New Roman"/>
+          <w:b/>
+          <w:bCs/>
           <w:color w:val="000000"/>
           <w:szCs w:val="22"/>
           <w:lang w:eastAsia="es-CO"/>
         </w:rPr>
-        <w:t xml:space="preserve"> Librería/Framework para la construcción de una interfaz dinámica Single Page Application (SPA), enfocada en la vitrina comercial y búsqueda de productos.</w:t>
+        <w:t>:</w:t>
+      </w:r>
+      <w:r>
+        <w:rPr>
+          <w:rFonts w:eastAsia="Calibri" w:cs="Times New Roman"/>
+          <w:color w:val="000000"/>
+          <w:szCs w:val="22"/>
+          <w:lang w:eastAsia="es-CO"/>
+        </w:rPr>
+        <w:t xml:space="preserve"> Librería/Framework para la construcción de una interfaz dinámica </w:t>
+      </w:r>
+      <w:proofErr w:type="gramStart"/>
+      <w:r>
+        <w:rPr>
+          <w:rFonts w:eastAsia="Calibri" w:cs="Times New Roman"/>
+          <w:color w:val="000000"/>
+          <w:szCs w:val="22"/>
+          <w:lang w:eastAsia="es-CO"/>
+        </w:rPr>
+        <w:t>Single</w:t>
+      </w:r>
+      <w:proofErr w:type="gramEnd"/>
+      <w:r>
+        <w:rPr>
+          <w:rFonts w:eastAsia="Calibri" w:cs="Times New Roman"/>
+          <w:color w:val="000000"/>
+          <w:szCs w:val="22"/>
+          <w:lang w:eastAsia="es-CO"/>
+        </w:rPr>
+        <w:t xml:space="preserve"> Page </w:t>
+      </w:r>
+      <w:proofErr w:type="spellStart"/>
+      <w:r>
+        <w:rPr>
+          <w:rFonts w:eastAsia="Calibri" w:cs="Times New Roman"/>
+          <w:color w:val="000000"/>
+          <w:szCs w:val="22"/>
+          <w:lang w:eastAsia="es-CO"/>
+        </w:rPr>
+        <w:t>Application</w:t>
+      </w:r>
+      <w:proofErr w:type="spellEnd"/>
+      <w:r>
+        <w:rPr>
+          <w:rFonts w:eastAsia="Calibri" w:cs="Times New Roman"/>
+          <w:color w:val="000000"/>
+          <w:szCs w:val="22"/>
+          <w:lang w:eastAsia="es-CO"/>
+        </w:rPr>
+        <w:t xml:space="preserve"> (SPA), enfocada en la vitrina comercial y búsqueda de productos.</w:t>
       </w:r>
     </w:p>
     <w:p>
@@ -2662,7 +2828,7 @@
           <w:szCs w:val="22"/>
           <w:lang w:eastAsia="es-CO"/>
         </w:rPr>
-        <w:t>JavaScript (ES6+) / HTML5 / CSS3:</w:t>
+        <w:t>Local Storage (Web Storage API):</w:t>
       </w:r>
       <w:r>
         <w:rPr>
@@ -2671,7 +2837,7 @@
           <w:szCs w:val="22"/>
           <w:lang w:eastAsia="es-CO"/>
         </w:rPr>
-        <w:t xml:space="preserve"> Lenguajes estándar para lógica de interfaz, maquetación semántica y estilos adaptables.</w:t>
+        <w:t xml:space="preserve"> Mecanismo de persistencia de datos empleado como alternativa a una base de datos convencional. Permite almacenar, leer, actualizar y eliminar (CRUD) el catálogo completo de productos Nutresa directamente en el navegador del cliente, garantizando una carga rápida y disponibilidad inmediata de la información sin consumo de red.</w:t>
       </w:r>
     </w:p>
     <w:p>
@@ -2697,6 +2863,241 @@
           <w:szCs w:val="22"/>
           <w:lang w:eastAsia="es-CO"/>
         </w:rPr>
+        <w:t>UML (</w:t>
+      </w:r>
+      <w:proofErr w:type="spellStart"/>
+      <w:r>
+        <w:rPr>
+          <w:rFonts w:eastAsia="Calibri" w:cs="Times New Roman"/>
+          <w:b/>
+          <w:bCs/>
+          <w:color w:val="000000"/>
+          <w:szCs w:val="22"/>
+          <w:lang w:eastAsia="es-CO"/>
+        </w:rPr>
+        <w:t>Unified</w:t>
+      </w:r>
+      <w:proofErr w:type="spellEnd"/>
+      <w:r>
+        <w:rPr>
+          <w:rFonts w:eastAsia="Calibri" w:cs="Times New Roman"/>
+          <w:b/>
+          <w:bCs/>
+          <w:color w:val="000000"/>
+          <w:szCs w:val="22"/>
+          <w:lang w:eastAsia="es-CO"/>
+        </w:rPr>
+        <w:t xml:space="preserve"> </w:t>
+      </w:r>
+      <w:proofErr w:type="spellStart"/>
+      <w:r>
+        <w:rPr>
+          <w:rFonts w:eastAsia="Calibri" w:cs="Times New Roman"/>
+          <w:b/>
+          <w:bCs/>
+          <w:color w:val="000000"/>
+          <w:szCs w:val="22"/>
+          <w:lang w:eastAsia="es-CO"/>
+        </w:rPr>
+        <w:t>Modeling</w:t>
+      </w:r>
+      <w:proofErr w:type="spellEnd"/>
+      <w:r>
+        <w:rPr>
+          <w:rFonts w:eastAsia="Calibri" w:cs="Times New Roman"/>
+          <w:b/>
+          <w:bCs/>
+          <w:color w:val="000000"/>
+          <w:szCs w:val="22"/>
+          <w:lang w:eastAsia="es-CO"/>
+        </w:rPr>
+        <w:t xml:space="preserve"> </w:t>
+      </w:r>
+      <w:proofErr w:type="spellStart"/>
+      <w:r>
+        <w:rPr>
+          <w:rFonts w:eastAsia="Calibri" w:cs="Times New Roman"/>
+          <w:b/>
+          <w:bCs/>
+          <w:color w:val="000000"/>
+          <w:szCs w:val="22"/>
+          <w:lang w:eastAsia="es-CO"/>
+        </w:rPr>
+        <w:t>Language</w:t>
+      </w:r>
+      <w:proofErr w:type="spellEnd"/>
+      <w:r>
+        <w:rPr>
+          <w:rFonts w:eastAsia="Calibri" w:cs="Times New Roman"/>
+          <w:b/>
+          <w:bCs/>
+          <w:color w:val="000000"/>
+          <w:szCs w:val="22"/>
+          <w:lang w:eastAsia="es-CO"/>
+        </w:rPr>
+        <w:t>):</w:t>
+      </w:r>
+      <w:r>
+        <w:rPr>
+          <w:rFonts w:eastAsia="Calibri" w:cs="Times New Roman"/>
+          <w:color w:val="000000"/>
+          <w:szCs w:val="22"/>
+          <w:lang w:eastAsia="es-CO"/>
+        </w:rPr>
+        <w:t xml:space="preserve"> Lenguaje de modelado utilizado en la fase de diseño lógico. Se emplea para trazar conceptualmente el diagrama relacional de las cinco tablas (productos, marcas, clasificaciones, tamaños y fotografías), asegurando que la estructura del JSON final mantenga la integridad y normalización requerida por el negocio.</w:t>
+      </w:r>
+    </w:p>
+    <w:p>
+      <w:pPr>
+        <w:pStyle w:val="Prrafodelista"/>
+        <w:numPr>
+          <w:ilvl w:val="0"/>
+          <w:numId w:val="9"/>
+        </w:numPr>
+        <w:rPr>
+          <w:rFonts w:eastAsia="Calibri" w:cs="Times New Roman"/>
+          <w:color w:val="000000"/>
+          <w:szCs w:val="22"/>
+          <w:lang w:eastAsia="es-CO"/>
+        </w:rPr>
+      </w:pPr>
+      <w:r>
+        <w:rPr>
+          <w:rFonts w:eastAsia="Calibri" w:cs="Times New Roman"/>
+          <w:b/>
+          <w:bCs/>
+          <w:color w:val="000000"/>
+          <w:szCs w:val="22"/>
+          <w:lang w:eastAsia="es-CO"/>
+        </w:rPr>
+        <w:t xml:space="preserve">JSON (JavaScript </w:t>
+      </w:r>
+      <w:proofErr w:type="spellStart"/>
+      <w:r>
+        <w:rPr>
+          <w:rFonts w:eastAsia="Calibri" w:cs="Times New Roman"/>
+          <w:b/>
+          <w:bCs/>
+          <w:color w:val="000000"/>
+          <w:szCs w:val="22"/>
+          <w:lang w:eastAsia="es-CO"/>
+        </w:rPr>
+        <w:t>Object</w:t>
+      </w:r>
+      <w:proofErr w:type="spellEnd"/>
+      <w:r>
+        <w:rPr>
+          <w:rFonts w:eastAsia="Calibri" w:cs="Times New Roman"/>
+          <w:b/>
+          <w:bCs/>
+          <w:color w:val="000000"/>
+          <w:szCs w:val="22"/>
+          <w:lang w:eastAsia="es-CO"/>
+        </w:rPr>
+        <w:t xml:space="preserve"> </w:t>
+      </w:r>
+      <w:proofErr w:type="spellStart"/>
+      <w:r>
+        <w:rPr>
+          <w:rFonts w:eastAsia="Calibri" w:cs="Times New Roman"/>
+          <w:b/>
+          <w:bCs/>
+          <w:color w:val="000000"/>
+          <w:szCs w:val="22"/>
+          <w:lang w:eastAsia="es-CO"/>
+        </w:rPr>
+        <w:t>Notation</w:t>
+      </w:r>
+      <w:proofErr w:type="spellEnd"/>
+      <w:r>
+        <w:rPr>
+          <w:rFonts w:eastAsia="Calibri" w:cs="Times New Roman"/>
+          <w:b/>
+          <w:bCs/>
+          <w:color w:val="000000"/>
+          <w:szCs w:val="22"/>
+          <w:lang w:eastAsia="es-CO"/>
+        </w:rPr>
+        <w:t>):</w:t>
+      </w:r>
+      <w:r>
+        <w:rPr>
+          <w:rFonts w:eastAsia="Calibri" w:cs="Times New Roman"/>
+          <w:color w:val="000000"/>
+          <w:szCs w:val="22"/>
+          <w:lang w:eastAsia="es-CO"/>
+        </w:rPr>
+        <w:t xml:space="preserve"> Formato estándar de texto utilizado para estructurar y serializar los datos dentro del Local Storage. Actúa como el puente de </w:t>
+      </w:r>
+      <w:r>
+        <w:rPr>
+          <w:rFonts w:eastAsia="Calibri" w:cs="Times New Roman"/>
+          <w:color w:val="000000"/>
+          <w:szCs w:val="22"/>
+          <w:lang w:eastAsia="es-CO"/>
+        </w:rPr>
+        <w:lastRenderedPageBreak/>
+        <w:t>interoperabilidad (contrato de datos), permitiendo que las demás células del recetario consulten y consuman el maestro de productos de manera estandarizada.</w:t>
+      </w:r>
+    </w:p>
+    <w:p>
+      <w:pPr>
+        <w:pStyle w:val="Prrafodelista"/>
+        <w:numPr>
+          <w:ilvl w:val="0"/>
+          <w:numId w:val="9"/>
+        </w:numPr>
+        <w:rPr>
+          <w:rFonts w:eastAsia="Calibri" w:cs="Times New Roman"/>
+          <w:color w:val="000000"/>
+          <w:szCs w:val="22"/>
+          <w:lang w:eastAsia="es-CO"/>
+        </w:rPr>
+      </w:pPr>
+      <w:r>
+        <w:rPr>
+          <w:rFonts w:eastAsia="Calibri" w:cs="Times New Roman"/>
+          <w:b/>
+          <w:bCs/>
+          <w:color w:val="000000"/>
+          <w:szCs w:val="22"/>
+          <w:lang w:eastAsia="es-CO"/>
+        </w:rPr>
+        <w:t>JavaScript (ES6+) / HTML5 / CSS3:</w:t>
+      </w:r>
+      <w:r>
+        <w:rPr>
+          <w:rFonts w:eastAsia="Calibri" w:cs="Times New Roman"/>
+          <w:color w:val="000000"/>
+          <w:szCs w:val="22"/>
+          <w:lang w:eastAsia="es-CO"/>
+        </w:rPr>
+        <w:t xml:space="preserve"> Lenguajes estándar para lógica de interfaz, maquetación semántica y estilos adaptables.</w:t>
+      </w:r>
+    </w:p>
+    <w:p>
+      <w:pPr>
+        <w:pStyle w:val="Prrafodelista"/>
+        <w:numPr>
+          <w:ilvl w:val="0"/>
+          <w:numId w:val="9"/>
+        </w:numPr>
+        <w:rPr>
+          <w:rFonts w:eastAsia="Calibri" w:cs="Times New Roman"/>
+          <w:color w:val="000000"/>
+          <w:szCs w:val="22"/>
+          <w:lang w:eastAsia="es-CO"/>
+        </w:rPr>
+      </w:pPr>
+      <w:r>
+        <w:rPr>
+          <w:rFonts w:eastAsia="Calibri" w:cs="Times New Roman"/>
+          <w:b/>
+          <w:bCs/>
+          <w:color w:val="000000"/>
+          <w:szCs w:val="22"/>
+          <w:lang w:eastAsia="es-CO"/>
+        </w:rPr>
         <w:t>Axios / Fetch API:</w:t>
       </w:r>
       <w:r>
@@ -2706,7 +3107,27 @@
           <w:szCs w:val="22"/>
           <w:lang w:eastAsia="es-CO"/>
         </w:rPr>
-        <w:t xml:space="preserve"> Consumo de la API REST backend mediante peticiones HTTP asíncronas.</w:t>
+        <w:t xml:space="preserve"> Consumo de la API REST </w:t>
+      </w:r>
+      <w:proofErr w:type="spellStart"/>
+      <w:r>
+        <w:rPr>
+          <w:rFonts w:eastAsia="Calibri" w:cs="Times New Roman"/>
+          <w:color w:val="000000"/>
+          <w:szCs w:val="22"/>
+          <w:lang w:eastAsia="es-CO"/>
+        </w:rPr>
+        <w:t>backend</w:t>
+      </w:r>
+      <w:proofErr w:type="spellEnd"/>
+      <w:r>
+        <w:rPr>
+          <w:rFonts w:eastAsia="Calibri" w:cs="Times New Roman"/>
+          <w:color w:val="000000"/>
+          <w:szCs w:val="22"/>
+          <w:lang w:eastAsia="es-CO"/>
+        </w:rPr>
+        <w:t xml:space="preserve"> mediante peticiones HTTP asíncronas.</w:t>
       </w:r>
     </w:p>
     <w:p>
@@ -2717,13 +3138,22 @@
           <w:lang w:eastAsia="es-CO"/>
         </w:rPr>
       </w:pPr>
-      <w:bookmarkStart w:id="11" w:name="_Toc241954137"/>
+      <w:bookmarkStart w:id="11" w:name="_Toc241955384"/>
+      <w:proofErr w:type="spellStart"/>
       <w:r>
         <w:rPr>
           <w:rFonts w:eastAsia="Times New Roman"/>
           <w:lang w:eastAsia="es-CO"/>
         </w:rPr>
-        <w:t>Backend (Capa de Lógica de Negocio)</w:t>
+        <w:t>Backend</w:t>
+      </w:r>
+      <w:proofErr w:type="spellEnd"/>
+      <w:r>
+        <w:rPr>
+          <w:rFonts w:eastAsia="Times New Roman"/>
+          <w:lang w:eastAsia="es-CO"/>
+        </w:rPr>
+        <w:t xml:space="preserve"> (Capa de Lógica de Negocio)</w:t>
       </w:r>
       <w:bookmarkEnd w:id="11"/>
     </w:p>
@@ -2829,47 +3259,48 @@
           <w:szCs w:val="22"/>
           <w:lang w:eastAsia="es-CO"/>
         </w:rPr>
-        <w:t xml:space="preserve"> Decodificación y validación de tokens Bearer para proteger endpoints administrativos (como la creación y modificación de productos).</w:t>
-      </w:r>
-    </w:p>
-    <w:p>
-      <w:pPr>
+        <w:t xml:space="preserve"> Decodificación y validación de tokens Bearer para proteger </w:t>
+      </w:r>
+      <w:proofErr w:type="spellStart"/>
+      <w:r>
         <w:rPr>
           <w:rFonts w:eastAsia="Calibri" w:cs="Times New Roman"/>
           <w:color w:val="000000"/>
           <w:szCs w:val="22"/>
           <w:lang w:eastAsia="es-CO"/>
         </w:rPr>
-      </w:pPr>
-    </w:p>
-    <w:p>
-      <w:pPr>
+        <w:t>endpoints</w:t>
+      </w:r>
+      <w:proofErr w:type="spellEnd"/>
+      <w:r>
         <w:rPr>
           <w:rFonts w:eastAsia="Calibri" w:cs="Times New Roman"/>
           <w:color w:val="000000"/>
           <w:szCs w:val="22"/>
           <w:lang w:eastAsia="es-CO"/>
         </w:rPr>
+        <w:t xml:space="preserve"> administrativos (como la creación y modificación de productos).</w:t>
+      </w:r>
+    </w:p>
+    <w:p>
+      <w:pPr>
+        <w:rPr>
+          <w:rFonts w:eastAsia="Calibri" w:cs="Times New Roman"/>
+          <w:color w:val="000000"/>
+          <w:szCs w:val="22"/>
+          <w:lang w:eastAsia="es-CO"/>
+        </w:rPr>
       </w:pPr>
     </w:p>
     <w:p>
       <w:pPr>
         <w:pStyle w:val="Ttulo2"/>
         <w:rPr>
-          <w:rFonts w:eastAsia="Calibri"/>
-          <w:lang w:eastAsia="es-CO"/>
-        </w:rPr>
-      </w:pPr>
-    </w:p>
-    <w:p>
-      <w:pPr>
-        <w:pStyle w:val="Ttulo2"/>
-        <w:rPr>
           <w:rFonts w:eastAsia="Times New Roman"/>
           <w:lang w:eastAsia="es-CO"/>
         </w:rPr>
       </w:pPr>
-      <w:bookmarkStart w:id="12" w:name="_Toc241954138"/>
+      <w:bookmarkStart w:id="12" w:name="_Toc241955385"/>
       <w:r>
         <w:rPr>
           <w:rFonts w:eastAsia="Times New Roman"/>
@@ -2924,7 +3355,27 @@
           <w:szCs w:val="22"/>
           <w:lang w:eastAsia="es-CO"/>
         </w:rPr>
-        <w:t>Spring Data JPA / Hibernate: Mapeo objeto-relacional (ORM) para ejecutar operaciones CRUD y gestionar las 5 tablas asignadas a la Célula 1.</w:t>
+        <w:t xml:space="preserve">Spring Data JPA / </w:t>
+      </w:r>
+      <w:proofErr w:type="spellStart"/>
+      <w:r>
+        <w:rPr>
+          <w:rFonts w:eastAsia="Calibri" w:cs="Times New Roman"/>
+          <w:color w:val="000000"/>
+          <w:szCs w:val="22"/>
+          <w:lang w:eastAsia="es-CO"/>
+        </w:rPr>
+        <w:t>Hibernate</w:t>
+      </w:r>
+      <w:proofErr w:type="spellEnd"/>
+      <w:r>
+        <w:rPr>
+          <w:rFonts w:eastAsia="Calibri" w:cs="Times New Roman"/>
+          <w:color w:val="000000"/>
+          <w:szCs w:val="22"/>
+          <w:lang w:eastAsia="es-CO"/>
+        </w:rPr>
+        <w:t>: Mapeo objeto-relacional (ORM) para ejecutar operaciones CRUD y gestionar las 5 tablas asignadas a la Célula 1.</w:t>
       </w:r>
     </w:p>
     <w:p>
@@ -2935,7 +3386,7 @@
           <w:lang w:eastAsia="es-CO"/>
         </w:rPr>
       </w:pPr>
-      <w:bookmarkStart w:id="13" w:name="_Toc241954139"/>
+      <w:bookmarkStart w:id="13" w:name="_Toc241955386"/>
       <w:r>
         <w:rPr>
           <w:rFonts w:eastAsia="Times New Roman"/>
@@ -2977,12 +3428,21 @@
         </w:rPr>
         <w:t xml:space="preserve"> Control de versiones distribuido bajo flujo de trabajo por ramas por célula (</w:t>
       </w:r>
+      <w:proofErr w:type="spellStart"/>
       <w:r>
         <w:rPr>
           <w:rStyle w:val="EstilonotastablaCar"/>
           <w:lang w:eastAsia="es-CO"/>
         </w:rPr>
-        <w:t>GitFlow).</w:t>
+        <w:t>GitFlow</w:t>
+      </w:r>
+      <w:proofErr w:type="spellEnd"/>
+      <w:r>
+        <w:rPr>
+          <w:rStyle w:val="EstilonotastablaCar"/>
+          <w:lang w:eastAsia="es-CO"/>
+        </w:rPr>
+        <w:t>).</w:t>
       </w:r>
     </w:p>
     <w:p>
@@ -3017,7 +3477,27 @@
           <w:szCs w:val="22"/>
           <w:lang w:eastAsia="es-CO"/>
         </w:rPr>
-        <w:t xml:space="preserve"> Pruebas y validación de contratos JSON de los endpoints de la API.</w:t>
+        <w:t xml:space="preserve"> Pruebas y validación de contratos JSON de los </w:t>
+      </w:r>
+      <w:proofErr w:type="spellStart"/>
+      <w:r>
+        <w:rPr>
+          <w:rFonts w:eastAsia="Calibri" w:cs="Times New Roman"/>
+          <w:color w:val="000000"/>
+          <w:szCs w:val="22"/>
+          <w:lang w:eastAsia="es-CO"/>
+        </w:rPr>
+        <w:t>endpoints</w:t>
+      </w:r>
+      <w:proofErr w:type="spellEnd"/>
+      <w:r>
+        <w:rPr>
+          <w:rFonts w:eastAsia="Calibri" w:cs="Times New Roman"/>
+          <w:color w:val="000000"/>
+          <w:szCs w:val="22"/>
+          <w:lang w:eastAsia="es-CO"/>
+        </w:rPr>
+        <w:t xml:space="preserve"> de la API.</w:t>
       </w:r>
     </w:p>
     <w:p>
@@ -3104,7 +3584,7 @@
           <w:szCs w:val="24"/>
         </w:rPr>
       </w:pPr>
-      <w:bookmarkStart w:id="14" w:name="_Toc241954140"/>
+      <w:bookmarkStart w:id="14" w:name="_Toc241955387"/>
       <w:r>
         <w:rPr>
           <w:rFonts w:cs="Times New Roman"/>
@@ -3129,7 +3609,7 @@
           <w:rFonts w:cs="Times New Roman"/>
         </w:rPr>
       </w:pPr>
-      <w:bookmarkStart w:id="15" w:name="_Toc241954141"/>
+      <w:bookmarkStart w:id="15" w:name="_Toc241955388"/>
       <w:r>
         <w:t>Inclusiones</w:t>
       </w:r>
@@ -3191,7 +3671,23 @@
           <w:b/>
           <w:bCs/>
         </w:rPr>
-        <w:t>Lógica de Negocio y Backend (Spring Boot):</w:t>
+        <w:t xml:space="preserve">Lógica de Negocio y </w:t>
+      </w:r>
+      <w:proofErr w:type="spellStart"/>
+      <w:r>
+        <w:rPr>
+          <w:b/>
+          <w:bCs/>
+        </w:rPr>
+        <w:t>Backend</w:t>
+      </w:r>
+      <w:proofErr w:type="spellEnd"/>
+      <w:r>
+        <w:rPr>
+          <w:b/>
+          <w:bCs/>
+        </w:rPr>
+        <w:t xml:space="preserve"> (Spring Boot):</w:t>
       </w:r>
     </w:p>
     <w:p>
@@ -3226,8 +3722,13 @@
         <w:t>Disposición de un</w:t>
       </w:r>
       <w:r>
-        <w:t xml:space="preserve"> endpoint</w:t>
-      </w:r>
+        <w:t xml:space="preserve"> </w:t>
+      </w:r>
+      <w:proofErr w:type="spellStart"/>
+      <w:r>
+        <w:t>endpoint</w:t>
+      </w:r>
+      <w:proofErr w:type="spellEnd"/>
       <w:r>
         <w:t xml:space="preserve"> de consulta maestro unificado, el cual está diseñado específicamente para ser consumido por el resto de los módulos del recetario.</w:t>
       </w:r>
@@ -3246,7 +3747,39 @@
           <w:bCs/>
         </w:rPr>
         <w:lastRenderedPageBreak/>
-        <w:t>Interfaz de Usuario y Frontend (React):</w:t>
+        <w:t xml:space="preserve">Interfaz de Usuario y </w:t>
+      </w:r>
+      <w:proofErr w:type="spellStart"/>
+      <w:r>
+        <w:rPr>
+          <w:b/>
+          <w:bCs/>
+        </w:rPr>
+        <w:t>Frontend</w:t>
+      </w:r>
+      <w:proofErr w:type="spellEnd"/>
+      <w:r>
+        <w:rPr>
+          <w:b/>
+          <w:bCs/>
+        </w:rPr>
+        <w:t xml:space="preserve"> (</w:t>
+      </w:r>
+      <w:proofErr w:type="spellStart"/>
+      <w:r>
+        <w:rPr>
+          <w:b/>
+          <w:bCs/>
+        </w:rPr>
+        <w:t>React</w:t>
+      </w:r>
+      <w:proofErr w:type="spellEnd"/>
+      <w:r>
+        <w:rPr>
+          <w:b/>
+          <w:bCs/>
+        </w:rPr>
+        <w:t>):</w:t>
       </w:r>
     </w:p>
     <w:p>
@@ -3294,8 +3827,13 @@
         <w:t xml:space="preserve">Implementación de validaciones a través del token JWT para proteger </w:t>
       </w:r>
       <w:r>
-        <w:t>los endpoints</w:t>
-      </w:r>
+        <w:t xml:space="preserve">los </w:t>
+      </w:r>
+      <w:proofErr w:type="spellStart"/>
+      <w:r>
+        <w:t>endpoints</w:t>
+      </w:r>
+      <w:proofErr w:type="spellEnd"/>
       <w:r>
         <w:t xml:space="preserve"> del catálogo (como la creación o edición de productos), respetando el contrato JSON y el sistema de diseño visual (Kit de marca) estipulado para el proyecto.</w:t>
       </w:r>
@@ -3309,7 +3847,7 @@
           <w:szCs w:val="22"/>
         </w:rPr>
       </w:pPr>
-      <w:bookmarkStart w:id="16" w:name="_Toc241954142"/>
+      <w:bookmarkStart w:id="16" w:name="_Toc241955389"/>
       <w:r>
         <w:rPr>
           <w:rFonts w:eastAsia="Times New Roman"/>
@@ -3323,7 +3861,15 @@
         <w:pStyle w:val="Estilonotastabla"/>
       </w:pPr>
       <w:r>
-        <w:t>Con el objetivo de mantener la modularidad y respetar la división de trabajo entre las células del proyecto, se delimita que las siguientes características no forman parte de los entregables de este módulo:</w:t>
+        <w:t xml:space="preserve">Con el objetivo de mantener </w:t>
+      </w:r>
+      <w:proofErr w:type="gramStart"/>
+      <w:r>
+        <w:t>la modularidad</w:t>
+      </w:r>
+      <w:proofErr w:type="gramEnd"/>
+      <w:r>
+        <w:t xml:space="preserve"> y respetar la división de trabajo entre las células del proyecto, se delimita que las siguientes características no forman parte de los entregables de este módulo:</w:t>
       </w:r>
     </w:p>
     <w:p>
@@ -3482,7 +4028,7 @@
           <w:rFonts w:cs="Times New Roman"/>
         </w:rPr>
       </w:pPr>
-      <w:bookmarkStart w:id="17" w:name="_Toc241954143"/>
+      <w:bookmarkStart w:id="17" w:name="_Toc241955390"/>
       <w:r>
         <w:rPr>
           <w:rFonts w:cs="Times New Roman"/>
@@ -3540,7 +4086,7 @@
           <w:rFonts w:cs="Times New Roman"/>
         </w:rPr>
       </w:pPr>
-      <w:bookmarkStart w:id="18" w:name="_Toc241954144"/>
+      <w:bookmarkStart w:id="18" w:name="_Toc241955391"/>
       <w:r>
         <w:rPr>
           <w:rFonts w:cs="Times New Roman"/>
@@ -3593,7 +4139,7 @@
           <w:szCs w:val="24"/>
         </w:rPr>
       </w:pPr>
-      <w:bookmarkStart w:id="19" w:name="_Toc241954145"/>
+      <w:bookmarkStart w:id="19" w:name="_Toc241955392"/>
       <w:r>
         <w:rPr>
           <w:rFonts w:cs="Times New Roman"/>
@@ -5138,14 +5684,14 @@
   <w:abstractNum w:abstractNumId="12" w15:restartNumberingAfterBreak="0">
     <w:nsid w:val="70A5404A"/>
     <w:multiLevelType w:val="hybridMultilevel"/>
-    <w:tmpl w:val="9478484A"/>
+    <w:tmpl w:val="0E9E42EC"/>
     <w:lvl w:ilvl="0" w:tplc="240A0001">
       <w:start w:val="1"/>
       <w:numFmt w:val="bullet"/>
       <w:lvlText w:val=""/>
       <w:lvlJc w:val="left"/>
       <w:pPr>
-        <w:ind w:left="1440" w:hanging="360"/>
+        <w:ind w:left="360" w:hanging="360"/>
       </w:pPr>
       <w:rPr>
         <w:rFonts w:ascii="Symbol" w:hAnsi="Symbol" w:hint="default"/>

--- a/célula-1/documentos/informe de requisitos.docx
+++ b/célula-1/documentos/informe de requisitos.docx
@@ -243,7 +243,7 @@
             </w:rPr>
             <w:fldChar w:fldCharType="separate"/>
           </w:r>
-          <w:hyperlink w:anchor="_Toc241955375" w:history="1">
+          <w:hyperlink w:anchor="_Toc241959165" w:history="1">
             <w:r>
               <w:rPr>
                 <w:rStyle w:val="Hipervnculo"/>
@@ -271,7 +271,7 @@
                 <w:noProof/>
                 <w:webHidden/>
               </w:rPr>
-              <w:instrText xml:space="preserve"> PAGEREF _Toc241955375 \h </w:instrText>
+              <w:instrText xml:space="preserve"> PAGEREF _Toc241959165 \h </w:instrText>
             </w:r>
             <w:r>
               <w:rPr>
@@ -315,7 +315,7 @@
               <w:lang w:eastAsia="es-CO"/>
             </w:rPr>
           </w:pPr>
-          <w:hyperlink w:anchor="_Toc241955376" w:history="1">
+          <w:hyperlink w:anchor="_Toc241959166" w:history="1">
             <w:r>
               <w:rPr>
                 <w:rStyle w:val="Hipervnculo"/>
@@ -343,7 +343,7 @@
                 <w:noProof/>
                 <w:webHidden/>
               </w:rPr>
-              <w:instrText xml:space="preserve"> PAGEREF _Toc241955376 \h </w:instrText>
+              <w:instrText xml:space="preserve"> PAGEREF _Toc241959166 \h </w:instrText>
             </w:r>
             <w:r>
               <w:rPr>
@@ -387,7 +387,7 @@
               <w:lang w:eastAsia="es-CO"/>
             </w:rPr>
           </w:pPr>
-          <w:hyperlink w:anchor="_Toc241955377" w:history="1">
+          <w:hyperlink w:anchor="_Toc241959167" w:history="1">
             <w:r>
               <w:rPr>
                 <w:rStyle w:val="Hipervnculo"/>
@@ -415,7 +415,7 @@
                 <w:noProof/>
                 <w:webHidden/>
               </w:rPr>
-              <w:instrText xml:space="preserve"> PAGEREF _Toc241955377 \h </w:instrText>
+              <w:instrText xml:space="preserve"> PAGEREF _Toc241959167 \h </w:instrText>
             </w:r>
             <w:r>
               <w:rPr>
@@ -459,12 +459,83 @@
               <w:lang w:eastAsia="es-CO"/>
             </w:rPr>
           </w:pPr>
-          <w:hyperlink w:anchor="_Toc241955378" w:history="1">
+          <w:hyperlink w:anchor="_Toc241959168" w:history="1">
             <w:r>
               <w:rPr>
                 <w:rStyle w:val="Hipervnculo"/>
                 <w:noProof/>
               </w:rPr>
+              <w:t>Planteamiento del problema</w:t>
+            </w:r>
+            <w:r>
+              <w:rPr>
+                <w:noProof/>
+                <w:webHidden/>
+              </w:rPr>
+              <w:tab/>
+            </w:r>
+            <w:r>
+              <w:rPr>
+                <w:noProof/>
+                <w:webHidden/>
+              </w:rPr>
+              <w:fldChar w:fldCharType="begin"/>
+            </w:r>
+            <w:r>
+              <w:rPr>
+                <w:noProof/>
+                <w:webHidden/>
+              </w:rPr>
+              <w:instrText xml:space="preserve"> PAGEREF _Toc241959168 \h </w:instrText>
+            </w:r>
+            <w:r>
+              <w:rPr>
+                <w:noProof/>
+                <w:webHidden/>
+              </w:rPr>
+            </w:r>
+            <w:r>
+              <w:rPr>
+                <w:noProof/>
+                <w:webHidden/>
+              </w:rPr>
+              <w:fldChar w:fldCharType="separate"/>
+            </w:r>
+            <w:r>
+              <w:rPr>
+                <w:noProof/>
+                <w:webHidden/>
+              </w:rPr>
+              <w:t>8</w:t>
+            </w:r>
+            <w:r>
+              <w:rPr>
+                <w:noProof/>
+                <w:webHidden/>
+              </w:rPr>
+              <w:fldChar w:fldCharType="end"/>
+            </w:r>
+          </w:hyperlink>
+        </w:p>
+        <w:p>
+          <w:pPr>
+            <w:pStyle w:val="TDC1"/>
+            <w:tabs>
+              <w:tab w:val="right" w:leader="dot" w:pos="8828"/>
+            </w:tabs>
+            <w:rPr>
+              <w:rFonts w:asciiTheme="minorHAnsi" w:eastAsiaTheme="minorEastAsia" w:hAnsiTheme="minorHAnsi"/>
+              <w:noProof/>
+              <w:color w:val="auto"/>
+              <w:lang w:eastAsia="es-CO"/>
+            </w:rPr>
+          </w:pPr>
+          <w:hyperlink w:anchor="_Toc241959169" w:history="1">
+            <w:r>
+              <w:rPr>
+                <w:rStyle w:val="Hipervnculo"/>
+                <w:noProof/>
+              </w:rPr>
               <w:t>Objetivos</w:t>
             </w:r>
             <w:r>
@@ -486,7 +557,7 @@
                 <w:noProof/>
                 <w:webHidden/>
               </w:rPr>
-              <w:instrText xml:space="preserve"> PAGEREF _Toc241955378 \h </w:instrText>
+              <w:instrText xml:space="preserve"> PAGEREF _Toc241959169 \h </w:instrText>
             </w:r>
             <w:r>
               <w:rPr>
@@ -506,7 +577,7 @@
                 <w:noProof/>
                 <w:webHidden/>
               </w:rPr>
-              <w:t>8</w:t>
+              <w:t>10</w:t>
             </w:r>
             <w:r>
               <w:rPr>
@@ -530,7 +601,7 @@
               <w:lang w:eastAsia="es-CO"/>
             </w:rPr>
           </w:pPr>
-          <w:hyperlink w:anchor="_Toc241955379" w:history="1">
+          <w:hyperlink w:anchor="_Toc241959170" w:history="1">
             <w:r>
               <w:rPr>
                 <w:rStyle w:val="Hipervnculo"/>
@@ -557,7 +628,7 @@
                 <w:noProof/>
                 <w:webHidden/>
               </w:rPr>
-              <w:instrText xml:space="preserve"> PAGEREF _Toc241955379 \h </w:instrText>
+              <w:instrText xml:space="preserve"> PAGEREF _Toc241959170 \h </w:instrText>
             </w:r>
             <w:r>
               <w:rPr>
@@ -577,7 +648,7 @@
                 <w:noProof/>
                 <w:webHidden/>
               </w:rPr>
-              <w:t>8</w:t>
+              <w:t>10</w:t>
             </w:r>
             <w:r>
               <w:rPr>
@@ -601,7 +672,7 @@
               <w:lang w:eastAsia="es-CO"/>
             </w:rPr>
           </w:pPr>
-          <w:hyperlink w:anchor="_Toc241955380" w:history="1">
+          <w:hyperlink w:anchor="_Toc241959171" w:history="1">
             <w:r>
               <w:rPr>
                 <w:rStyle w:val="Hipervnculo"/>
@@ -630,7 +701,7 @@
                 <w:noProof/>
                 <w:webHidden/>
               </w:rPr>
-              <w:instrText xml:space="preserve"> PAGEREF _Toc241955380 \h </w:instrText>
+              <w:instrText xml:space="preserve"> PAGEREF _Toc241959171 \h </w:instrText>
             </w:r>
             <w:r>
               <w:rPr>
@@ -650,7 +721,7 @@
                 <w:noProof/>
                 <w:webHidden/>
               </w:rPr>
-              <w:t>8</w:t>
+              <w:t>10</w:t>
             </w:r>
             <w:r>
               <w:rPr>
@@ -674,13 +745,14 @@
               <w:lang w:eastAsia="es-CO"/>
             </w:rPr>
           </w:pPr>
-          <w:hyperlink w:anchor="_Toc241955381" w:history="1">
+          <w:hyperlink w:anchor="_Toc241959172" w:history="1">
             <w:r>
               <w:rPr>
                 <w:rStyle w:val="Hipervnculo"/>
-                <w:noProof/>
-              </w:rPr>
-              <w:t>Planteamiento del problema</w:t>
+                <w:rFonts w:cs="Times New Roman"/>
+                <w:noProof/>
+              </w:rPr>
+              <w:t>Alcance</w:t>
             </w:r>
             <w:r>
               <w:rPr>
@@ -701,7 +773,7 @@
                 <w:noProof/>
                 <w:webHidden/>
               </w:rPr>
-              <w:instrText xml:space="preserve"> PAGEREF _Toc241955381 \h </w:instrText>
+              <w:instrText xml:space="preserve"> PAGEREF _Toc241959172 \h </w:instrText>
             </w:r>
             <w:r>
               <w:rPr>
@@ -721,7 +793,150 @@
                 <w:noProof/>
                 <w:webHidden/>
               </w:rPr>
-              <w:t>9</w:t>
+              <w:t>11</w:t>
+            </w:r>
+            <w:r>
+              <w:rPr>
+                <w:noProof/>
+                <w:webHidden/>
+              </w:rPr>
+              <w:fldChar w:fldCharType="end"/>
+            </w:r>
+          </w:hyperlink>
+        </w:p>
+        <w:p>
+          <w:pPr>
+            <w:pStyle w:val="TDC2"/>
+            <w:tabs>
+              <w:tab w:val="right" w:leader="dot" w:pos="8828"/>
+            </w:tabs>
+            <w:rPr>
+              <w:rFonts w:asciiTheme="minorHAnsi" w:eastAsiaTheme="minorEastAsia" w:hAnsiTheme="minorHAnsi"/>
+              <w:noProof/>
+              <w:color w:val="auto"/>
+              <w:lang w:eastAsia="es-CO"/>
+            </w:rPr>
+          </w:pPr>
+          <w:hyperlink w:anchor="_Toc241959173" w:history="1">
+            <w:r>
+              <w:rPr>
+                <w:rStyle w:val="Hipervnculo"/>
+                <w:noProof/>
+              </w:rPr>
+              <w:t>Inclusiones</w:t>
+            </w:r>
+            <w:r>
+              <w:rPr>
+                <w:noProof/>
+                <w:webHidden/>
+              </w:rPr>
+              <w:tab/>
+            </w:r>
+            <w:r>
+              <w:rPr>
+                <w:noProof/>
+                <w:webHidden/>
+              </w:rPr>
+              <w:fldChar w:fldCharType="begin"/>
+            </w:r>
+            <w:r>
+              <w:rPr>
+                <w:noProof/>
+                <w:webHidden/>
+              </w:rPr>
+              <w:instrText xml:space="preserve"> PAGEREF _Toc241959173 \h </w:instrText>
+            </w:r>
+            <w:r>
+              <w:rPr>
+                <w:noProof/>
+                <w:webHidden/>
+              </w:rPr>
+            </w:r>
+            <w:r>
+              <w:rPr>
+                <w:noProof/>
+                <w:webHidden/>
+              </w:rPr>
+              <w:fldChar w:fldCharType="separate"/>
+            </w:r>
+            <w:r>
+              <w:rPr>
+                <w:noProof/>
+                <w:webHidden/>
+              </w:rPr>
+              <w:t>11</w:t>
+            </w:r>
+            <w:r>
+              <w:rPr>
+                <w:noProof/>
+                <w:webHidden/>
+              </w:rPr>
+              <w:fldChar w:fldCharType="end"/>
+            </w:r>
+          </w:hyperlink>
+        </w:p>
+        <w:p>
+          <w:pPr>
+            <w:pStyle w:val="TDC2"/>
+            <w:tabs>
+              <w:tab w:val="right" w:leader="dot" w:pos="8828"/>
+            </w:tabs>
+            <w:rPr>
+              <w:rFonts w:asciiTheme="minorHAnsi" w:eastAsiaTheme="minorEastAsia" w:hAnsiTheme="minorHAnsi"/>
+              <w:noProof/>
+              <w:color w:val="auto"/>
+              <w:lang w:eastAsia="es-CO"/>
+            </w:rPr>
+          </w:pPr>
+          <w:hyperlink w:anchor="_Toc241959174" w:history="1">
+            <w:r>
+              <w:rPr>
+                <w:rStyle w:val="Hipervnculo"/>
+                <w:rFonts w:eastAsia="Times New Roman"/>
+                <w:noProof/>
+              </w:rPr>
+              <w:t>Exclusiones</w:t>
+            </w:r>
+            <w:r>
+              <w:rPr>
+                <w:noProof/>
+                <w:webHidden/>
+              </w:rPr>
+              <w:tab/>
+            </w:r>
+            <w:r>
+              <w:rPr>
+                <w:noProof/>
+                <w:webHidden/>
+              </w:rPr>
+              <w:fldChar w:fldCharType="begin"/>
+            </w:r>
+            <w:r>
+              <w:rPr>
+                <w:noProof/>
+                <w:webHidden/>
+              </w:rPr>
+              <w:instrText xml:space="preserve"> PAGEREF _Toc241959174 \h </w:instrText>
+            </w:r>
+            <w:r>
+              <w:rPr>
+                <w:noProof/>
+                <w:webHidden/>
+              </w:rPr>
+            </w:r>
+            <w:r>
+              <w:rPr>
+                <w:noProof/>
+                <w:webHidden/>
+              </w:rPr>
+              <w:fldChar w:fldCharType="separate"/>
+            </w:r>
+            <w:r>
+              <w:rPr>
+                <w:noProof/>
+                <w:webHidden/>
+              </w:rPr>
+              <w:t>12</w:t>
             </w:r>
             <w:r>
               <w:rPr>
@@ -745,7 +960,7 @@
               <w:lang w:eastAsia="es-CO"/>
             </w:rPr>
           </w:pPr>
-          <w:hyperlink w:anchor="_Toc241955382" w:history="1">
+          <w:hyperlink w:anchor="_Toc241959175" w:history="1">
             <w:r>
               <w:rPr>
                 <w:rStyle w:val="Hipervnculo"/>
@@ -754,7 +969,7 @@
                 <w:noProof/>
                 <w:lang w:eastAsia="es-CO"/>
               </w:rPr>
-              <w:t>Stack Tecnológico</w:t>
+              <w:t>Especificación de requisitos</w:t>
             </w:r>
             <w:r>
               <w:rPr>
@@ -775,7 +990,7 @@
                 <w:noProof/>
                 <w:webHidden/>
               </w:rPr>
-              <w:instrText xml:space="preserve"> PAGEREF _Toc241955382 \h </w:instrText>
+              <w:instrText xml:space="preserve"> PAGEREF _Toc241959175 \h </w:instrText>
             </w:r>
             <w:r>
               <w:rPr>
@@ -795,7 +1010,7 @@
                 <w:noProof/>
                 <w:webHidden/>
               </w:rPr>
-              <w:t>11</w:t>
+              <w:t>14</w:t>
             </w:r>
             <w:r>
               <w:rPr>
@@ -819,15 +1034,14 @@
               <w:lang w:eastAsia="es-CO"/>
             </w:rPr>
           </w:pPr>
-          <w:hyperlink w:anchor="_Toc241955383" w:history="1">
+          <w:hyperlink w:anchor="_Toc241959176" w:history="1">
             <w:r>
               <w:rPr>
                 <w:rStyle w:val="Hipervnculo"/>
-                <w:rFonts w:eastAsia="Times New Roman"/>
                 <w:noProof/>
                 <w:lang w:eastAsia="es-CO"/>
               </w:rPr>
-              <w:t>Frontend (Capa de Presentación)</w:t>
+              <w:t>Requisitos funcionales:</w:t>
             </w:r>
             <w:r>
               <w:rPr>
@@ -848,7 +1062,7 @@
                 <w:noProof/>
                 <w:webHidden/>
               </w:rPr>
-              <w:instrText xml:space="preserve"> PAGEREF _Toc241955383 \h </w:instrText>
+              <w:instrText xml:space="preserve"> PAGEREF _Toc241959176 \h </w:instrText>
             </w:r>
             <w:r>
               <w:rPr>
@@ -868,7 +1082,7 @@
                 <w:noProof/>
                 <w:webHidden/>
               </w:rPr>
-              <w:t>11</w:t>
+              <w:t>14</w:t>
             </w:r>
             <w:r>
               <w:rPr>
@@ -892,7 +1106,7 @@
               <w:lang w:eastAsia="es-CO"/>
             </w:rPr>
           </w:pPr>
-          <w:hyperlink w:anchor="_Toc241955384" w:history="1">
+          <w:hyperlink w:anchor="_Toc241959177" w:history="1">
             <w:r>
               <w:rPr>
                 <w:rStyle w:val="Hipervnculo"/>
@@ -900,7 +1114,7 @@
                 <w:noProof/>
                 <w:lang w:eastAsia="es-CO"/>
               </w:rPr>
-              <w:t>Backend (Capa de Lógica de Negocio)</w:t>
+              <w:t>Requisitos No Funcionales</w:t>
             </w:r>
             <w:r>
               <w:rPr>
@@ -921,7 +1135,7 @@
                 <w:noProof/>
                 <w:webHidden/>
               </w:rPr>
-              <w:instrText xml:space="preserve"> PAGEREF _Toc241955384 \h </w:instrText>
+              <w:instrText xml:space="preserve"> PAGEREF _Toc241959177 \h </w:instrText>
             </w:r>
             <w:r>
               <w:rPr>
@@ -941,7 +1155,81 @@
                 <w:noProof/>
                 <w:webHidden/>
               </w:rPr>
-              <w:t>11</w:t>
+              <w:t>15</w:t>
+            </w:r>
+            <w:r>
+              <w:rPr>
+                <w:noProof/>
+                <w:webHidden/>
+              </w:rPr>
+              <w:fldChar w:fldCharType="end"/>
+            </w:r>
+          </w:hyperlink>
+        </w:p>
+        <w:p>
+          <w:pPr>
+            <w:pStyle w:val="TDC1"/>
+            <w:tabs>
+              <w:tab w:val="right" w:leader="dot" w:pos="8828"/>
+            </w:tabs>
+            <w:rPr>
+              <w:rFonts w:asciiTheme="minorHAnsi" w:eastAsiaTheme="minorEastAsia" w:hAnsiTheme="minorHAnsi"/>
+              <w:noProof/>
+              <w:color w:val="auto"/>
+              <w:lang w:eastAsia="es-CO"/>
+            </w:rPr>
+          </w:pPr>
+          <w:hyperlink w:anchor="_Toc241959178" w:history="1">
+            <w:r>
+              <w:rPr>
+                <w:rStyle w:val="Hipervnculo"/>
+                <w:rFonts w:eastAsia="Times New Roman" w:cs="Times New Roman"/>
+                <w:b/>
+                <w:noProof/>
+                <w:lang w:eastAsia="es-CO"/>
+              </w:rPr>
+              <w:t>Stack Tecnológico</w:t>
+            </w:r>
+            <w:r>
+              <w:rPr>
+                <w:noProof/>
+                <w:webHidden/>
+              </w:rPr>
+              <w:tab/>
+            </w:r>
+            <w:r>
+              <w:rPr>
+                <w:noProof/>
+                <w:webHidden/>
+              </w:rPr>
+              <w:fldChar w:fldCharType="begin"/>
+            </w:r>
+            <w:r>
+              <w:rPr>
+                <w:noProof/>
+                <w:webHidden/>
+              </w:rPr>
+              <w:instrText xml:space="preserve"> PAGEREF _Toc241959178 \h </w:instrText>
+            </w:r>
+            <w:r>
+              <w:rPr>
+                <w:noProof/>
+                <w:webHidden/>
+              </w:rPr>
+            </w:r>
+            <w:r>
+              <w:rPr>
+                <w:noProof/>
+                <w:webHidden/>
+              </w:rPr>
+              <w:fldChar w:fldCharType="separate"/>
+            </w:r>
+            <w:r>
+              <w:rPr>
+                <w:noProof/>
+                <w:webHidden/>
+              </w:rPr>
+              <w:t>16</w:t>
             </w:r>
             <w:r>
               <w:rPr>
@@ -965,7 +1253,7 @@
               <w:lang w:eastAsia="es-CO"/>
             </w:rPr>
           </w:pPr>
-          <w:hyperlink w:anchor="_Toc241955385" w:history="1">
+          <w:hyperlink w:anchor="_Toc241959179" w:history="1">
             <w:r>
               <w:rPr>
                 <w:rStyle w:val="Hipervnculo"/>
@@ -973,7 +1261,7 @@
                 <w:noProof/>
                 <w:lang w:eastAsia="es-CO"/>
               </w:rPr>
-              <w:t>Base de Datos y Persistencia (Capa de Datos)</w:t>
+              <w:t>Frontend (Capa de Presentación)</w:t>
             </w:r>
             <w:r>
               <w:rPr>
@@ -994,7 +1282,7 @@
                 <w:noProof/>
                 <w:webHidden/>
               </w:rPr>
-              <w:instrText xml:space="preserve"> PAGEREF _Toc241955385 \h </w:instrText>
+              <w:instrText xml:space="preserve"> PAGEREF _Toc241959179 \h </w:instrText>
             </w:r>
             <w:r>
               <w:rPr>
@@ -1014,7 +1302,7 @@
                 <w:noProof/>
                 <w:webHidden/>
               </w:rPr>
-              <w:t>12</w:t>
+              <w:t>16</w:t>
             </w:r>
             <w:r>
               <w:rPr>
@@ -1038,7 +1326,7 @@
               <w:lang w:eastAsia="es-CO"/>
             </w:rPr>
           </w:pPr>
-          <w:hyperlink w:anchor="_Toc241955386" w:history="1">
+          <w:hyperlink w:anchor="_Toc241959180" w:history="1">
             <w:r>
               <w:rPr>
                 <w:rStyle w:val="Hipervnculo"/>
@@ -1046,6 +1334,152 @@
                 <w:noProof/>
                 <w:lang w:eastAsia="es-CO"/>
               </w:rPr>
+              <w:t>Backend (Capa de Lógica de Negocio)</w:t>
+            </w:r>
+            <w:r>
+              <w:rPr>
+                <w:noProof/>
+                <w:webHidden/>
+              </w:rPr>
+              <w:tab/>
+            </w:r>
+            <w:r>
+              <w:rPr>
+                <w:noProof/>
+                <w:webHidden/>
+              </w:rPr>
+              <w:fldChar w:fldCharType="begin"/>
+            </w:r>
+            <w:r>
+              <w:rPr>
+                <w:noProof/>
+                <w:webHidden/>
+              </w:rPr>
+              <w:instrText xml:space="preserve"> PAGEREF _Toc241959180 \h </w:instrText>
+            </w:r>
+            <w:r>
+              <w:rPr>
+                <w:noProof/>
+                <w:webHidden/>
+              </w:rPr>
+            </w:r>
+            <w:r>
+              <w:rPr>
+                <w:noProof/>
+                <w:webHidden/>
+              </w:rPr>
+              <w:fldChar w:fldCharType="separate"/>
+            </w:r>
+            <w:r>
+              <w:rPr>
+                <w:noProof/>
+                <w:webHidden/>
+              </w:rPr>
+              <w:t>17</w:t>
+            </w:r>
+            <w:r>
+              <w:rPr>
+                <w:noProof/>
+                <w:webHidden/>
+              </w:rPr>
+              <w:fldChar w:fldCharType="end"/>
+            </w:r>
+          </w:hyperlink>
+        </w:p>
+        <w:p>
+          <w:pPr>
+            <w:pStyle w:val="TDC2"/>
+            <w:tabs>
+              <w:tab w:val="right" w:leader="dot" w:pos="8828"/>
+            </w:tabs>
+            <w:rPr>
+              <w:rFonts w:asciiTheme="minorHAnsi" w:eastAsiaTheme="minorEastAsia" w:hAnsiTheme="minorHAnsi"/>
+              <w:noProof/>
+              <w:color w:val="auto"/>
+              <w:lang w:eastAsia="es-CO"/>
+            </w:rPr>
+          </w:pPr>
+          <w:hyperlink w:anchor="_Toc241959181" w:history="1">
+            <w:r>
+              <w:rPr>
+                <w:rStyle w:val="Hipervnculo"/>
+                <w:rFonts w:eastAsia="Times New Roman"/>
+                <w:noProof/>
+                <w:lang w:eastAsia="es-CO"/>
+              </w:rPr>
+              <w:t>Base de Datos y Persistencia (Capa de Datos)</w:t>
+            </w:r>
+            <w:r>
+              <w:rPr>
+                <w:noProof/>
+                <w:webHidden/>
+              </w:rPr>
+              <w:tab/>
+            </w:r>
+            <w:r>
+              <w:rPr>
+                <w:noProof/>
+                <w:webHidden/>
+              </w:rPr>
+              <w:fldChar w:fldCharType="begin"/>
+            </w:r>
+            <w:r>
+              <w:rPr>
+                <w:noProof/>
+                <w:webHidden/>
+              </w:rPr>
+              <w:instrText xml:space="preserve"> PAGEREF _Toc241959181 \h </w:instrText>
+            </w:r>
+            <w:r>
+              <w:rPr>
+                <w:noProof/>
+                <w:webHidden/>
+              </w:rPr>
+            </w:r>
+            <w:r>
+              <w:rPr>
+                <w:noProof/>
+                <w:webHidden/>
+              </w:rPr>
+              <w:fldChar w:fldCharType="separate"/>
+            </w:r>
+            <w:r>
+              <w:rPr>
+                <w:noProof/>
+                <w:webHidden/>
+              </w:rPr>
+              <w:t>17</w:t>
+            </w:r>
+            <w:r>
+              <w:rPr>
+                <w:noProof/>
+                <w:webHidden/>
+              </w:rPr>
+              <w:fldChar w:fldCharType="end"/>
+            </w:r>
+          </w:hyperlink>
+        </w:p>
+        <w:p>
+          <w:pPr>
+            <w:pStyle w:val="TDC2"/>
+            <w:tabs>
+              <w:tab w:val="right" w:leader="dot" w:pos="8828"/>
+            </w:tabs>
+            <w:rPr>
+              <w:rFonts w:asciiTheme="minorHAnsi" w:eastAsiaTheme="minorEastAsia" w:hAnsiTheme="minorHAnsi"/>
+              <w:noProof/>
+              <w:color w:val="auto"/>
+              <w:lang w:eastAsia="es-CO"/>
+            </w:rPr>
+          </w:pPr>
+          <w:hyperlink w:anchor="_Toc241959182" w:history="1">
+            <w:r>
+              <w:rPr>
+                <w:rStyle w:val="Hipervnculo"/>
+                <w:rFonts w:eastAsia="Times New Roman"/>
+                <w:noProof/>
+                <w:lang w:eastAsia="es-CO"/>
+              </w:rPr>
               <w:t>Herramientas de Soporte y Control de Versiones</w:t>
             </w:r>
             <w:r>
@@ -1067,7 +1501,7 @@
                 <w:noProof/>
                 <w:webHidden/>
               </w:rPr>
-              <w:instrText xml:space="preserve"> PAGEREF _Toc241955386 \h </w:instrText>
+              <w:instrText xml:space="preserve"> PAGEREF _Toc241959182 \h </w:instrText>
             </w:r>
             <w:r>
               <w:rPr>
@@ -1087,7 +1521,7 @@
                 <w:noProof/>
                 <w:webHidden/>
               </w:rPr>
-              <w:t>12</w:t>
+              <w:t>17</w:t>
             </w:r>
             <w:r>
               <w:rPr>
@@ -1111,14 +1545,14 @@
               <w:lang w:eastAsia="es-CO"/>
             </w:rPr>
           </w:pPr>
-          <w:hyperlink w:anchor="_Toc241955387" w:history="1">
+          <w:hyperlink w:anchor="_Toc241959183" w:history="1">
             <w:r>
               <w:rPr>
                 <w:rStyle w:val="Hipervnculo"/>
                 <w:rFonts w:cs="Times New Roman"/>
                 <w:noProof/>
               </w:rPr>
-              <w:t>Alcance</w:t>
+              <w:t>Diseño del Sistema y Arquitectura</w:t>
             </w:r>
             <w:r>
               <w:rPr>
@@ -1139,7 +1573,7 @@
                 <w:noProof/>
                 <w:webHidden/>
               </w:rPr>
-              <w:instrText xml:space="preserve"> PAGEREF _Toc241955387 \h </w:instrText>
+              <w:instrText xml:space="preserve"> PAGEREF _Toc241959183 \h </w:instrText>
             </w:r>
             <w:r>
               <w:rPr>
@@ -1159,7 +1593,7 @@
                 <w:noProof/>
                 <w:webHidden/>
               </w:rPr>
-              <w:t>13</w:t>
+              <w:t>18</w:t>
             </w:r>
             <w:r>
               <w:rPr>
@@ -1183,13 +1617,13 @@
               <w:lang w:eastAsia="es-CO"/>
             </w:rPr>
           </w:pPr>
-          <w:hyperlink w:anchor="_Toc241955388" w:history="1">
+          <w:hyperlink w:anchor="_Toc241959184" w:history="1">
             <w:r>
               <w:rPr>
                 <w:rStyle w:val="Hipervnculo"/>
                 <w:noProof/>
               </w:rPr>
-              <w:t>Inclusiones</w:t>
+              <w:t>Arquitectura del sistema</w:t>
             </w:r>
             <w:r>
               <w:rPr>
@@ -1210,7 +1644,7 @@
                 <w:noProof/>
                 <w:webHidden/>
               </w:rPr>
-              <w:instrText xml:space="preserve"> PAGEREF _Toc241955388 \h </w:instrText>
+              <w:instrText xml:space="preserve"> PAGEREF _Toc241959184 \h </w:instrText>
             </w:r>
             <w:r>
               <w:rPr>
@@ -1230,7 +1664,7 @@
                 <w:noProof/>
                 <w:webHidden/>
               </w:rPr>
-              <w:t>13</w:t>
+              <w:t>18</w:t>
             </w:r>
             <w:r>
               <w:rPr>
@@ -1254,14 +1688,13 @@
               <w:lang w:eastAsia="es-CO"/>
             </w:rPr>
           </w:pPr>
-          <w:hyperlink w:anchor="_Toc241955389" w:history="1">
+          <w:hyperlink w:anchor="_Toc241959185" w:history="1">
             <w:r>
               <w:rPr>
                 <w:rStyle w:val="Hipervnculo"/>
-                <w:rFonts w:eastAsia="Times New Roman"/>
-                <w:noProof/>
-              </w:rPr>
-              <w:t>Exclusiones</w:t>
+                <w:noProof/>
+              </w:rPr>
+              <w:t>Modelo relacional</w:t>
             </w:r>
             <w:r>
               <w:rPr>
@@ -1282,7 +1715,7 @@
                 <w:noProof/>
                 <w:webHidden/>
               </w:rPr>
-              <w:instrText xml:space="preserve"> PAGEREF _Toc241955389 \h </w:instrText>
+              <w:instrText xml:space="preserve"> PAGEREF _Toc241959185 \h </w:instrText>
             </w:r>
             <w:r>
               <w:rPr>
@@ -1302,7 +1735,149 @@
                 <w:noProof/>
                 <w:webHidden/>
               </w:rPr>
-              <w:t>14</w:t>
+              <w:t>19</w:t>
+            </w:r>
+            <w:r>
+              <w:rPr>
+                <w:noProof/>
+                <w:webHidden/>
+              </w:rPr>
+              <w:fldChar w:fldCharType="end"/>
+            </w:r>
+          </w:hyperlink>
+        </w:p>
+        <w:p>
+          <w:pPr>
+            <w:pStyle w:val="TDC2"/>
+            <w:tabs>
+              <w:tab w:val="right" w:leader="dot" w:pos="8828"/>
+            </w:tabs>
+            <w:rPr>
+              <w:rFonts w:asciiTheme="minorHAnsi" w:eastAsiaTheme="minorEastAsia" w:hAnsiTheme="minorHAnsi"/>
+              <w:noProof/>
+              <w:color w:val="auto"/>
+              <w:lang w:eastAsia="es-CO"/>
+            </w:rPr>
+          </w:pPr>
+          <w:hyperlink w:anchor="_Toc241959186" w:history="1">
+            <w:r>
+              <w:rPr>
+                <w:rStyle w:val="Hipervnculo"/>
+                <w:noProof/>
+              </w:rPr>
+              <w:t>Arquitectura de datos(modelo relacional)</w:t>
+            </w:r>
+            <w:r>
+              <w:rPr>
+                <w:noProof/>
+                <w:webHidden/>
+              </w:rPr>
+              <w:tab/>
+            </w:r>
+            <w:r>
+              <w:rPr>
+                <w:noProof/>
+                <w:webHidden/>
+              </w:rPr>
+              <w:fldChar w:fldCharType="begin"/>
+            </w:r>
+            <w:r>
+              <w:rPr>
+                <w:noProof/>
+                <w:webHidden/>
+              </w:rPr>
+              <w:instrText xml:space="preserve"> PAGEREF _Toc241959186 \h </w:instrText>
+            </w:r>
+            <w:r>
+              <w:rPr>
+                <w:noProof/>
+                <w:webHidden/>
+              </w:rPr>
+            </w:r>
+            <w:r>
+              <w:rPr>
+                <w:noProof/>
+                <w:webHidden/>
+              </w:rPr>
+              <w:fldChar w:fldCharType="separate"/>
+            </w:r>
+            <w:r>
+              <w:rPr>
+                <w:noProof/>
+                <w:webHidden/>
+              </w:rPr>
+              <w:t>20</w:t>
+            </w:r>
+            <w:r>
+              <w:rPr>
+                <w:noProof/>
+                <w:webHidden/>
+              </w:rPr>
+              <w:fldChar w:fldCharType="end"/>
+            </w:r>
+          </w:hyperlink>
+        </w:p>
+        <w:p>
+          <w:pPr>
+            <w:pStyle w:val="TDC2"/>
+            <w:tabs>
+              <w:tab w:val="right" w:leader="dot" w:pos="8828"/>
+            </w:tabs>
+            <w:rPr>
+              <w:rFonts w:asciiTheme="minorHAnsi" w:eastAsiaTheme="minorEastAsia" w:hAnsiTheme="minorHAnsi"/>
+              <w:noProof/>
+              <w:color w:val="auto"/>
+              <w:lang w:eastAsia="es-CO"/>
+            </w:rPr>
+          </w:pPr>
+          <w:hyperlink w:anchor="_Toc241959187" w:history="1">
+            <w:r>
+              <w:rPr>
+                <w:rStyle w:val="Hipervnculo"/>
+                <w:noProof/>
+              </w:rPr>
+              <w:t>Arquitectura de Software(Modelo de clases)</w:t>
+            </w:r>
+            <w:r>
+              <w:rPr>
+                <w:noProof/>
+                <w:webHidden/>
+              </w:rPr>
+              <w:tab/>
+            </w:r>
+            <w:r>
+              <w:rPr>
+                <w:noProof/>
+                <w:webHidden/>
+              </w:rPr>
+              <w:fldChar w:fldCharType="begin"/>
+            </w:r>
+            <w:r>
+              <w:rPr>
+                <w:noProof/>
+                <w:webHidden/>
+              </w:rPr>
+              <w:instrText xml:space="preserve"> PAGEREF _Toc241959187 \h </w:instrText>
+            </w:r>
+            <w:r>
+              <w:rPr>
+                <w:noProof/>
+                <w:webHidden/>
+              </w:rPr>
+            </w:r>
+            <w:r>
+              <w:rPr>
+                <w:noProof/>
+                <w:webHidden/>
+              </w:rPr>
+              <w:fldChar w:fldCharType="separate"/>
+            </w:r>
+            <w:r>
+              <w:rPr>
+                <w:noProof/>
+                <w:webHidden/>
+              </w:rPr>
+              <w:t>21</w:t>
             </w:r>
             <w:r>
               <w:rPr>
@@ -1326,7 +1901,7 @@
               <w:lang w:eastAsia="es-CO"/>
             </w:rPr>
           </w:pPr>
-          <w:hyperlink w:anchor="_Toc241955390" w:history="1">
+          <w:hyperlink w:anchor="_Toc241959188" w:history="1">
             <w:r>
               <w:rPr>
                 <w:rStyle w:val="Hipervnculo"/>
@@ -1354,7 +1929,7 @@
                 <w:noProof/>
                 <w:webHidden/>
               </w:rPr>
-              <w:instrText xml:space="preserve"> PAGEREF _Toc241955390 \h </w:instrText>
+              <w:instrText xml:space="preserve"> PAGEREF _Toc241959188 \h </w:instrText>
             </w:r>
             <w:r>
               <w:rPr>
@@ -1374,7 +1949,7 @@
                 <w:noProof/>
                 <w:webHidden/>
               </w:rPr>
-              <w:t>16</w:t>
+              <w:t>22</w:t>
             </w:r>
             <w:r>
               <w:rPr>
@@ -1398,7 +1973,7 @@
               <w:lang w:eastAsia="es-CO"/>
             </w:rPr>
           </w:pPr>
-          <w:hyperlink w:anchor="_Toc241955391" w:history="1">
+          <w:hyperlink w:anchor="_Toc241959189" w:history="1">
             <w:r>
               <w:rPr>
                 <w:rStyle w:val="Hipervnculo"/>
@@ -1426,7 +2001,7 @@
                 <w:noProof/>
                 <w:webHidden/>
               </w:rPr>
-              <w:instrText xml:space="preserve"> PAGEREF _Toc241955391 \h </w:instrText>
+              <w:instrText xml:space="preserve"> PAGEREF _Toc241959189 \h </w:instrText>
             </w:r>
             <w:r>
               <w:rPr>
@@ -1446,7 +2021,7 @@
                 <w:noProof/>
                 <w:webHidden/>
               </w:rPr>
-              <w:t>17</w:t>
+              <w:t>23</w:t>
             </w:r>
             <w:r>
               <w:rPr>
@@ -1470,7 +2045,7 @@
               <w:lang w:eastAsia="es-CO"/>
             </w:rPr>
           </w:pPr>
-          <w:hyperlink w:anchor="_Toc241955392" w:history="1">
+          <w:hyperlink w:anchor="_Toc241959190" w:history="1">
             <w:r>
               <w:rPr>
                 <w:rStyle w:val="Hipervnculo"/>
@@ -1498,7 +2073,7 @@
                 <w:noProof/>
                 <w:webHidden/>
               </w:rPr>
-              <w:instrText xml:space="preserve"> PAGEREF _Toc241955392 \h </w:instrText>
+              <w:instrText xml:space="preserve"> PAGEREF _Toc241959190 \h </w:instrText>
             </w:r>
             <w:r>
               <w:rPr>
@@ -1518,7 +2093,7 @@
                 <w:noProof/>
                 <w:webHidden/>
               </w:rPr>
-              <w:t>18</w:t>
+              <w:t>24</w:t>
             </w:r>
             <w:r>
               <w:rPr>
@@ -1579,7 +2154,7 @@
           <w:szCs w:val="24"/>
         </w:rPr>
       </w:pPr>
-      <w:bookmarkStart w:id="1" w:name="_Toc241955375"/>
+      <w:bookmarkStart w:id="1" w:name="_Toc241959165"/>
       <w:r>
         <w:rPr>
           <w:rFonts w:cs="Times New Roman"/>
@@ -1746,7 +2321,7 @@
           <w:szCs w:val="24"/>
         </w:rPr>
       </w:pPr>
-      <w:bookmarkStart w:id="2" w:name="_Toc241955376"/>
+      <w:bookmarkStart w:id="2" w:name="_Toc241959166"/>
       <w:r>
         <w:rPr>
           <w:rFonts w:cs="Times New Roman"/>
@@ -1773,8 +2348,15 @@
     </w:p>
     <w:p>
       <w:pPr>
-        <w:rPr>
-          <w:rFonts w:cs="Times New Roman"/>
+        <w:pStyle w:val="Tabladeilustraciones"/>
+        <w:tabs>
+          <w:tab w:val="right" w:leader="dot" w:pos="8828"/>
+        </w:tabs>
+        <w:rPr>
+          <w:rFonts w:asciiTheme="minorHAnsi" w:eastAsiaTheme="minorEastAsia" w:hAnsiTheme="minorHAnsi"/>
+          <w:noProof/>
+          <w:color w:val="auto"/>
+          <w:lang w:eastAsia="es-CO"/>
         </w:rPr>
       </w:pPr>
       <w:r>
@@ -1797,16 +2379,145 @@
         </w:rPr>
         <w:fldChar w:fldCharType="separate"/>
       </w:r>
-      <w:r>
+      <w:hyperlink w:anchor="_Toc241959191" w:history="1">
+        <w:r>
+          <w:rPr>
+            <w:rStyle w:val="Hipervnculo"/>
+            <w:b/>
+            <w:bCs/>
+            <w:noProof/>
+          </w:rPr>
+          <w:t>Ilustración 1</w:t>
+        </w:r>
+        <w:r>
+          <w:rPr>
+            <w:noProof/>
+            <w:webHidden/>
+          </w:rPr>
+          <w:tab/>
+        </w:r>
+        <w:r>
+          <w:rPr>
+            <w:noProof/>
+            <w:webHidden/>
+          </w:rPr>
+          <w:fldChar w:fldCharType="begin"/>
+        </w:r>
+        <w:r>
+          <w:rPr>
+            <w:noProof/>
+            <w:webHidden/>
+          </w:rPr>
+          <w:instrText xml:space="preserve"> PAGEREF _Toc241959191 \h </w:instrText>
+        </w:r>
+        <w:r>
+          <w:rPr>
+            <w:noProof/>
+            <w:webHidden/>
+          </w:rPr>
+        </w:r>
+        <w:r>
+          <w:rPr>
+            <w:noProof/>
+            <w:webHidden/>
+          </w:rPr>
+          <w:fldChar w:fldCharType="separate"/>
+        </w:r>
+        <w:r>
+          <w:rPr>
+            <w:noProof/>
+            <w:webHidden/>
+          </w:rPr>
+          <w:t>20</w:t>
+        </w:r>
+        <w:r>
+          <w:rPr>
+            <w:noProof/>
+            <w:webHidden/>
+          </w:rPr>
+          <w:fldChar w:fldCharType="end"/>
+        </w:r>
+      </w:hyperlink>
+    </w:p>
+    <w:p>
+      <w:pPr>
+        <w:pStyle w:val="Tabladeilustraciones"/>
+        <w:tabs>
+          <w:tab w:val="right" w:leader="dot" w:pos="8828"/>
+        </w:tabs>
+        <w:rPr>
+          <w:rFonts w:asciiTheme="minorHAnsi" w:eastAsiaTheme="minorEastAsia" w:hAnsiTheme="minorHAnsi"/>
+          <w:noProof/>
+          <w:color w:val="auto"/>
+          <w:lang w:eastAsia="es-CO"/>
+        </w:rPr>
+      </w:pPr>
+      <w:hyperlink w:anchor="_Toc241959192" w:history="1">
+        <w:r>
+          <w:rPr>
+            <w:rStyle w:val="Hipervnculo"/>
+            <w:b/>
+            <w:bCs/>
+            <w:noProof/>
+          </w:rPr>
+          <w:t>Ilustración 2</w:t>
+        </w:r>
+        <w:r>
+          <w:rPr>
+            <w:noProof/>
+            <w:webHidden/>
+          </w:rPr>
+          <w:tab/>
+        </w:r>
+        <w:r>
+          <w:rPr>
+            <w:noProof/>
+            <w:webHidden/>
+          </w:rPr>
+          <w:fldChar w:fldCharType="begin"/>
+        </w:r>
+        <w:r>
+          <w:rPr>
+            <w:noProof/>
+            <w:webHidden/>
+          </w:rPr>
+          <w:instrText xml:space="preserve"> PAGEREF _Toc241959192 \h </w:instrText>
+        </w:r>
+        <w:r>
+          <w:rPr>
+            <w:noProof/>
+            <w:webHidden/>
+          </w:rPr>
+        </w:r>
+        <w:r>
+          <w:rPr>
+            <w:noProof/>
+            <w:webHidden/>
+          </w:rPr>
+          <w:fldChar w:fldCharType="separate"/>
+        </w:r>
+        <w:r>
+          <w:rPr>
+            <w:noProof/>
+            <w:webHidden/>
+          </w:rPr>
+          <w:t>21</w:t>
+        </w:r>
+        <w:r>
+          <w:rPr>
+            <w:noProof/>
+            <w:webHidden/>
+          </w:rPr>
+          <w:fldChar w:fldCharType="end"/>
+        </w:r>
+      </w:hyperlink>
+    </w:p>
+    <w:p>
+      <w:pPr>
         <w:rPr>
           <w:rFonts w:cs="Times New Roman"/>
-          <w:b/>
-          <w:bCs/>
-          <w:noProof/>
-          <w:lang w:val="es-MX"/>
-        </w:rPr>
-        <w:t>No se encuentran elementos de tabla de ilustraciones.</w:t>
-      </w:r>
+        </w:rPr>
+      </w:pPr>
       <w:r>
         <w:rPr>
           <w:rFonts w:cs="Times New Roman"/>
@@ -1828,7 +2539,7 @@
           <w:lang w:val="es-ES"/>
         </w:rPr>
       </w:pPr>
-      <w:bookmarkStart w:id="3" w:name="_Toc241955377"/>
+      <w:bookmarkStart w:id="3" w:name="_Toc241959167"/>
       <w:r>
         <w:rPr>
           <w:lang w:val="es-ES"/>
@@ -1970,168 +2681,12 @@
       <w:pPr>
         <w:pStyle w:val="Ttulo1"/>
       </w:pPr>
-      <w:bookmarkStart w:id="4" w:name="_Toc241955378"/>
-      <w:r>
-        <w:lastRenderedPageBreak/>
-        <w:t>Objetivos</w:t>
-      </w:r>
-      <w:bookmarkEnd w:id="4"/>
-    </w:p>
-    <w:p>
-      <w:pPr>
-        <w:pStyle w:val="Ttulo2"/>
-      </w:pPr>
-    </w:p>
-    <w:p>
-      <w:pPr>
-        <w:pStyle w:val="Ttulo2"/>
-      </w:pPr>
-    </w:p>
-    <w:p>
-      <w:pPr>
-        <w:pStyle w:val="Ttulo2"/>
-      </w:pPr>
-    </w:p>
-    <w:p>
-      <w:pPr>
-        <w:pStyle w:val="Ttulo2"/>
-      </w:pPr>
-      <w:bookmarkStart w:id="5" w:name="_Toc241955379"/>
-      <w:r>
-        <w:t>Objetivo</w:t>
-      </w:r>
-      <w:r>
-        <w:t xml:space="preserve"> general</w:t>
-      </w:r>
-      <w:bookmarkEnd w:id="5"/>
-    </w:p>
-    <w:p>
-      <w:r>
-        <w:t xml:space="preserve">Diseñar la especificación de requisitos de la Célula 1, Catálogo de productos de Sazón, mediante la definición del alcance, los requisitos funcionales y no funcionales </w:t>
-      </w:r>
-      <w:r>
-        <w:rPr>
-          <w:b/>
-          <w:bCs/>
-        </w:rPr>
-        <w:t>y</w:t>
-      </w:r>
-      <w:r>
-        <w:t xml:space="preserve"> el modelo relacional de cinco tablas, para sustentar el desarrollo de un catálogo de productos y marcas de Grupo Nutresa que sirva de base de consulta a las demás células.</w:t>
-      </w:r>
-    </w:p>
-    <w:p/>
-    <w:p>
-      <w:pPr>
-        <w:pStyle w:val="Ttulo2"/>
-        <w:rPr>
-          <w:rFonts w:eastAsia="Times New Roman"/>
-          <w:lang w:eastAsia="es-CO"/>
-        </w:rPr>
-      </w:pPr>
-      <w:bookmarkStart w:id="6" w:name="_Toc241955380"/>
-      <w:r>
-        <w:rPr>
-          <w:rFonts w:eastAsia="Times New Roman"/>
-          <w:lang w:eastAsia="es-CO"/>
-        </w:rPr>
-        <w:t>Objetivos específicos</w:t>
-      </w:r>
-      <w:bookmarkEnd w:id="6"/>
-    </w:p>
-    <w:p>
-      <w:pPr>
-        <w:pStyle w:val="Prrafodelista"/>
-        <w:numPr>
-          <w:ilvl w:val="0"/>
-          <w:numId w:val="8"/>
-        </w:numPr>
-        <w:rPr>
-          <w:lang w:eastAsia="es-CO"/>
-        </w:rPr>
-      </w:pPr>
-      <w:r>
-        <w:rPr>
-          <w:lang w:eastAsia="es-CO"/>
-        </w:rPr>
-        <w:t xml:space="preserve">Documentar los requisitos funcionales y no funcionales del módulo, especificando el filtrado, la visualización y las operaciones CRUD gestionadas con </w:t>
-      </w:r>
-      <w:proofErr w:type="spellStart"/>
-      <w:r>
-        <w:rPr>
-          <w:lang w:eastAsia="es-CO"/>
-        </w:rPr>
-        <w:t>React</w:t>
-      </w:r>
-      <w:proofErr w:type="spellEnd"/>
-      <w:r>
-        <w:rPr>
-          <w:lang w:eastAsia="es-CO"/>
-        </w:rPr>
-        <w:t xml:space="preserve"> y Local Storage.</w:t>
-      </w:r>
-    </w:p>
-    <w:p>
-      <w:pPr>
-        <w:pStyle w:val="Prrafodelista"/>
-        <w:numPr>
-          <w:ilvl w:val="0"/>
-          <w:numId w:val="8"/>
-        </w:numPr>
-        <w:rPr>
-          <w:lang w:eastAsia="es-CO"/>
-        </w:rPr>
-      </w:pPr>
-      <w:r>
-        <w:rPr>
-          <w:lang w:eastAsia="es-CO"/>
-        </w:rPr>
-        <w:t>Elaborar el modelo relacional UML de cinco tablas para estructurar conceptualmente los datos de productos, marcas, clasificaciones, tamaños y fotografías.</w:t>
-      </w:r>
-    </w:p>
-    <w:p>
-      <w:pPr>
-        <w:pStyle w:val="Prrafodelista"/>
-        <w:numPr>
-          <w:ilvl w:val="0"/>
-          <w:numId w:val="8"/>
-        </w:numPr>
-        <w:rPr>
-          <w:lang w:eastAsia="es-CO"/>
-        </w:rPr>
-      </w:pPr>
-      <w:r>
-        <w:rPr>
-          <w:lang w:eastAsia="es-CO"/>
-        </w:rPr>
-        <w:t>Definir la estructura de los datos en formato JSON para asegurar la interoperabilidad del catálogo, sirviendo como maestro de productos de consulta local para las demás células.</w:t>
-      </w:r>
-    </w:p>
-    <w:p>
-      <w:pPr>
-        <w:spacing w:after="160" w:line="278" w:lineRule="auto"/>
-        <w:ind w:firstLine="0"/>
-        <w:rPr>
-          <w:lang w:eastAsia="es-CO"/>
-        </w:rPr>
-      </w:pPr>
-      <w:r>
-        <w:rPr>
-          <w:lang w:eastAsia="es-CO"/>
-        </w:rPr>
-        <w:br w:type="page"/>
-      </w:r>
-    </w:p>
-    <w:p>
-      <w:pPr>
-        <w:pStyle w:val="Ttulo1"/>
-      </w:pPr>
-      <w:bookmarkStart w:id="7" w:name="_Toc241955381"/>
+      <w:bookmarkStart w:id="4" w:name="_Toc241959168"/>
       <w:r>
         <w:lastRenderedPageBreak/>
         <w:t>Planteamiento del problema</w:t>
       </w:r>
-      <w:bookmarkEnd w:id="7"/>
+      <w:bookmarkEnd w:id="4"/>
     </w:p>
     <w:p/>
     <w:p/>
@@ -2201,7 +2756,7 @@
           <w:szCs w:val="24"/>
         </w:rPr>
       </w:pPr>
-      <w:bookmarkStart w:id="8" w:name="_Toc241954119"/>
+      <w:bookmarkStart w:id="5" w:name="_Toc241954119"/>
       <w:r>
         <w:rPr>
           <w:b/>
@@ -2285,7 +2840,7 @@
         <w:br/>
         <w:t>Comparativa de la problemática y solución de la Célula 1 (Catálogo de Productos)</w:t>
       </w:r>
-      <w:bookmarkEnd w:id="8"/>
+      <w:bookmarkEnd w:id="5"/>
     </w:p>
     <w:tbl>
       <w:tblPr>
@@ -2575,6 +3130,613 @@
     </w:p>
     <w:p>
       <w:pPr>
+        <w:pStyle w:val="Ttulo1"/>
+      </w:pPr>
+      <w:bookmarkStart w:id="6" w:name="_Toc241959169"/>
+      <w:r>
+        <w:lastRenderedPageBreak/>
+        <w:t>Objetivos</w:t>
+      </w:r>
+      <w:bookmarkEnd w:id="6"/>
+    </w:p>
+    <w:p>
+      <w:pPr>
+        <w:pStyle w:val="Ttulo2"/>
+      </w:pPr>
+    </w:p>
+    <w:p>
+      <w:pPr>
+        <w:pStyle w:val="Ttulo2"/>
+      </w:pPr>
+    </w:p>
+    <w:p>
+      <w:pPr>
+        <w:pStyle w:val="Ttulo2"/>
+      </w:pPr>
+    </w:p>
+    <w:p>
+      <w:pPr>
+        <w:pStyle w:val="Ttulo2"/>
+      </w:pPr>
+      <w:bookmarkStart w:id="7" w:name="_Toc241959170"/>
+      <w:r>
+        <w:t>Objetivo</w:t>
+      </w:r>
+      <w:r>
+        <w:t xml:space="preserve"> general</w:t>
+      </w:r>
+      <w:bookmarkEnd w:id="7"/>
+    </w:p>
+    <w:p>
+      <w:r>
+        <w:t xml:space="preserve">Diseñar la especificación de requisitos de la Célula 1, Catálogo de productos de Sazón, mediante la definición del alcance, los requisitos funcionales y no funcionales </w:t>
+      </w:r>
+      <w:r>
+        <w:rPr>
+          <w:b/>
+          <w:bCs/>
+        </w:rPr>
+        <w:t>y</w:t>
+      </w:r>
+      <w:r>
+        <w:t xml:space="preserve"> el modelo relacional de cinco tablas, para sustentar el desarrollo de un catálogo de productos y marcas de Grupo Nutresa que sirva de base de consulta a las demás células.</w:t>
+      </w:r>
+    </w:p>
+    <w:p/>
+    <w:p>
+      <w:pPr>
+        <w:pStyle w:val="Ttulo2"/>
+        <w:rPr>
+          <w:rFonts w:eastAsia="Times New Roman"/>
+          <w:lang w:eastAsia="es-CO"/>
+        </w:rPr>
+      </w:pPr>
+      <w:bookmarkStart w:id="8" w:name="_Toc241959171"/>
+      <w:r>
+        <w:rPr>
+          <w:rFonts w:eastAsia="Times New Roman"/>
+          <w:lang w:eastAsia="es-CO"/>
+        </w:rPr>
+        <w:t>Objetivos específicos</w:t>
+      </w:r>
+      <w:bookmarkEnd w:id="8"/>
+    </w:p>
+    <w:p>
+      <w:pPr>
+        <w:pStyle w:val="Prrafodelista"/>
+        <w:numPr>
+          <w:ilvl w:val="0"/>
+          <w:numId w:val="8"/>
+        </w:numPr>
+        <w:rPr>
+          <w:lang w:eastAsia="es-CO"/>
+        </w:rPr>
+      </w:pPr>
+      <w:r>
+        <w:rPr>
+          <w:lang w:eastAsia="es-CO"/>
+        </w:rPr>
+        <w:t xml:space="preserve">Documentar los requisitos funcionales y no funcionales del módulo, especificando el filtrado, la visualización y las operaciones CRUD gestionadas con </w:t>
+      </w:r>
+      <w:proofErr w:type="spellStart"/>
+      <w:r>
+        <w:rPr>
+          <w:lang w:eastAsia="es-CO"/>
+        </w:rPr>
+        <w:t>React</w:t>
+      </w:r>
+      <w:proofErr w:type="spellEnd"/>
+      <w:r>
+        <w:rPr>
+          <w:lang w:eastAsia="es-CO"/>
+        </w:rPr>
+        <w:t xml:space="preserve"> y Local Storage.</w:t>
+      </w:r>
+    </w:p>
+    <w:p>
+      <w:pPr>
+        <w:pStyle w:val="Prrafodelista"/>
+        <w:numPr>
+          <w:ilvl w:val="0"/>
+          <w:numId w:val="8"/>
+        </w:numPr>
+        <w:rPr>
+          <w:lang w:eastAsia="es-CO"/>
+        </w:rPr>
+      </w:pPr>
+      <w:r>
+        <w:rPr>
+          <w:lang w:eastAsia="es-CO"/>
+        </w:rPr>
+        <w:t>Elaborar el modelo relacional UML de cinco tablas para estructurar conceptualmente los datos de productos, marcas, clasificaciones, tamaños y fotografías.</w:t>
+      </w:r>
+    </w:p>
+    <w:p>
+      <w:pPr>
+        <w:pStyle w:val="Prrafodelista"/>
+        <w:numPr>
+          <w:ilvl w:val="0"/>
+          <w:numId w:val="8"/>
+        </w:numPr>
+        <w:rPr>
+          <w:lang w:eastAsia="es-CO"/>
+        </w:rPr>
+      </w:pPr>
+      <w:r>
+        <w:rPr>
+          <w:lang w:eastAsia="es-CO"/>
+        </w:rPr>
+        <w:t>Definir la estructura de los datos en formato JSON para asegurar la interoperabilidad del catálogo, sirviendo como maestro de productos de consulta local para las demás células.</w:t>
+      </w:r>
+    </w:p>
+    <w:p>
+      <w:pPr>
+        <w:spacing w:after="160" w:line="278" w:lineRule="auto"/>
+        <w:ind w:firstLine="0"/>
+        <w:rPr>
+          <w:lang w:eastAsia="es-CO"/>
+        </w:rPr>
+      </w:pPr>
+      <w:r>
+        <w:rPr>
+          <w:lang w:eastAsia="es-CO"/>
+        </w:rPr>
+        <w:br w:type="page"/>
+      </w:r>
+    </w:p>
+    <w:p>
+      <w:pPr>
+        <w:pStyle w:val="Ttulo1"/>
+        <w:rPr>
+          <w:rFonts w:cs="Times New Roman"/>
+          <w:szCs w:val="24"/>
+        </w:rPr>
+      </w:pPr>
+      <w:bookmarkStart w:id="9" w:name="_Toc241959172"/>
+      <w:r>
+        <w:rPr>
+          <w:rFonts w:cs="Times New Roman"/>
+          <w:szCs w:val="24"/>
+        </w:rPr>
+        <w:lastRenderedPageBreak/>
+        <w:t>Alcance</w:t>
+      </w:r>
+      <w:bookmarkEnd w:id="9"/>
+    </w:p>
+    <w:p>
+      <w:pPr>
+        <w:rPr>
+          <w:rFonts w:cs="Times New Roman"/>
+        </w:rPr>
+      </w:pPr>
+    </w:p>
+    <w:p>
+      <w:pPr>
+        <w:rPr>
+          <w:rFonts w:cs="Times New Roman"/>
+        </w:rPr>
+      </w:pPr>
+    </w:p>
+    <w:p>
+      <w:pPr>
+        <w:rPr>
+          <w:rFonts w:cs="Times New Roman"/>
+        </w:rPr>
+      </w:pPr>
+    </w:p>
+    <w:p>
+      <w:pPr>
+        <w:pStyle w:val="Ttulo2"/>
+        <w:rPr>
+          <w:rFonts w:cs="Times New Roman"/>
+        </w:rPr>
+      </w:pPr>
+      <w:bookmarkStart w:id="10" w:name="_Toc241959173"/>
+      <w:r>
+        <w:t>Inclusiones</w:t>
+      </w:r>
+      <w:bookmarkEnd w:id="10"/>
+    </w:p>
+    <w:p>
+      <w:pPr>
+        <w:pStyle w:val="Estilonotastabla"/>
+      </w:pPr>
+      <w:r>
+        <w:t>El desarrollo del "Catálogo de Productos Nutresa" abarca la construcción funcional y técnica de extremo a extremo de las siguientes características y componentes:</w:t>
+      </w:r>
+    </w:p>
+    <w:p>
+      <w:pPr>
+        <w:pStyle w:val="Estilonotastabla"/>
+        <w:numPr>
+          <w:ilvl w:val="0"/>
+          <w:numId w:val="14"/>
+        </w:numPr>
+      </w:pPr>
+      <w:r>
+        <w:rPr>
+          <w:b/>
+          <w:bCs/>
+        </w:rPr>
+        <w:t>Diseño y Persistencia de Datos:</w:t>
+      </w:r>
+      <w:r>
+        <w:t xml:space="preserve"> </w:t>
+      </w:r>
+    </w:p>
+    <w:p>
+      <w:pPr>
+        <w:pStyle w:val="Estilonotastabla"/>
+      </w:pPr>
+      <w:r>
+        <w:t>Modelado e implementación de un modelo relacional estricto de exactamente cinco tablas de negocio dentro de la base de datos compartida del proyecto.</w:t>
+      </w:r>
+    </w:p>
+    <w:p>
+      <w:pPr>
+        <w:pStyle w:val="Estilonotastabla"/>
+      </w:pPr>
+      <w:r>
+        <w:t>Soporte estructural para dar de alta productos, asignarles una marca, clasificación, tamaños o presentaciones, y múltiples fotografías, así como permitir su edición o remoción del catálogo.</w:t>
+      </w:r>
+    </w:p>
+    <w:p>
+      <w:pPr>
+        <w:pStyle w:val="Estilonotastabla"/>
+        <w:numPr>
+          <w:ilvl w:val="0"/>
+          <w:numId w:val="14"/>
+        </w:numPr>
+      </w:pPr>
+      <w:r>
+        <w:rPr>
+          <w:b/>
+          <w:bCs/>
+        </w:rPr>
+        <w:t xml:space="preserve">Lógica de Negocio y </w:t>
+      </w:r>
+      <w:proofErr w:type="spellStart"/>
+      <w:r>
+        <w:rPr>
+          <w:b/>
+          <w:bCs/>
+        </w:rPr>
+        <w:t>Backend</w:t>
+      </w:r>
+      <w:proofErr w:type="spellEnd"/>
+      <w:r>
+        <w:rPr>
+          <w:b/>
+          <w:bCs/>
+        </w:rPr>
+        <w:t xml:space="preserve"> (Spring Boot):</w:t>
+      </w:r>
+    </w:p>
+    <w:p>
+      <w:pPr>
+        <w:pStyle w:val="Estilonotastabla"/>
+      </w:pPr>
+      <w:r>
+        <w:t>Desarrollo de una API REST que exponga las operaciones CRUD (Crear, Leer, Actualizar, Eliminar) requeridas para la gestión de productos, marcas y categorías.</w:t>
+      </w:r>
+    </w:p>
+    <w:p>
+      <w:pPr>
+        <w:pStyle w:val="Estilonotastabla"/>
+      </w:pPr>
+      <w:r>
+        <w:t>Implementación de la lógica necesaria para la carga, procesamiento y gestión de imágenes de los productos.</w:t>
+      </w:r>
+    </w:p>
+    <w:p>
+      <w:pPr>
+        <w:pStyle w:val="Estilonotastabla"/>
+      </w:pPr>
+      <w:r>
+        <w:t>Desarrollo de algoritmos de búsqueda multicriterio y paginación de resultados.</w:t>
+      </w:r>
+    </w:p>
+    <w:p>
+      <w:pPr>
+        <w:pStyle w:val="Estilonotastabla"/>
+      </w:pPr>
+      <w:r>
+        <w:lastRenderedPageBreak/>
+        <w:t>Disposición de un</w:t>
+      </w:r>
+      <w:r>
+        <w:t xml:space="preserve"> </w:t>
+      </w:r>
+      <w:proofErr w:type="spellStart"/>
+      <w:r>
+        <w:t>endpoint</w:t>
+      </w:r>
+      <w:proofErr w:type="spellEnd"/>
+      <w:r>
+        <w:t xml:space="preserve"> de consulta maestro unificado, el cual está diseñado específicamente para ser consumido por el resto de los módulos del recetario.</w:t>
+      </w:r>
+    </w:p>
+    <w:p>
+      <w:pPr>
+        <w:pStyle w:val="Estilonotastabla"/>
+        <w:numPr>
+          <w:ilvl w:val="0"/>
+          <w:numId w:val="14"/>
+        </w:numPr>
+      </w:pPr>
+      <w:r>
+        <w:rPr>
+          <w:b/>
+          <w:bCs/>
+        </w:rPr>
+        <w:t xml:space="preserve">Interfaz de Usuario y </w:t>
+      </w:r>
+      <w:proofErr w:type="spellStart"/>
+      <w:r>
+        <w:rPr>
+          <w:b/>
+          <w:bCs/>
+        </w:rPr>
+        <w:t>Frontend</w:t>
+      </w:r>
+      <w:proofErr w:type="spellEnd"/>
+      <w:r>
+        <w:rPr>
+          <w:b/>
+          <w:bCs/>
+        </w:rPr>
+        <w:t xml:space="preserve"> (</w:t>
+      </w:r>
+      <w:proofErr w:type="spellStart"/>
+      <w:r>
+        <w:rPr>
+          <w:b/>
+          <w:bCs/>
+        </w:rPr>
+        <w:t>React</w:t>
+      </w:r>
+      <w:proofErr w:type="spellEnd"/>
+      <w:r>
+        <w:rPr>
+          <w:b/>
+          <w:bCs/>
+        </w:rPr>
+        <w:t>):</w:t>
+      </w:r>
+    </w:p>
+    <w:p>
+      <w:r>
+        <w:t>Desarrollo de una vitrina principal interactiva para la exhibición del catálogo. Implementación de un sistema de filtros dinámico que permita a los usuarios localizar productos según su marca, categoría y presentación.</w:t>
+      </w:r>
+    </w:p>
+    <w:p>
+      <w:r>
+        <w:t>Construcción de una vista de ficha de producto detallada que exponga de manera clara la imagen, la descripción del ítem y las recetas asociadas donde este hace aparición.</w:t>
+      </w:r>
+    </w:p>
+    <w:p>
+      <w:pPr>
+        <w:pStyle w:val="Estilonotastabla"/>
+        <w:numPr>
+          <w:ilvl w:val="0"/>
+          <w:numId w:val="14"/>
+        </w:numPr>
+      </w:pPr>
+      <w:r>
+        <w:rPr>
+          <w:b/>
+          <w:bCs/>
+        </w:rPr>
+        <w:t>Integración y Arquitectura Institucional:</w:t>
+      </w:r>
+    </w:p>
+    <w:p>
+      <w:r>
+        <w:t>Integración obligatoria con el módulo transversal de "Usuarios y Autenticación" (Módulo 00).</w:t>
+      </w:r>
+    </w:p>
+    <w:p>
+      <w:pPr>
+        <w:pStyle w:val="Estilonotastabla"/>
+      </w:pPr>
+      <w:r>
+        <w:t xml:space="preserve">Implementación de validaciones a través del token JWT para proteger </w:t>
+      </w:r>
+      <w:r>
+        <w:t xml:space="preserve">los </w:t>
+      </w:r>
+      <w:proofErr w:type="spellStart"/>
+      <w:r>
+        <w:t>endpoints</w:t>
+      </w:r>
+      <w:proofErr w:type="spellEnd"/>
+      <w:r>
+        <w:t xml:space="preserve"> del catálogo (como la creación o edición de productos), respetando el contrato JSON y el sistema de diseño visual (Kit de marca) estipulado para el proyecto.</w:t>
+      </w:r>
+    </w:p>
+    <w:p>
+      <w:pPr>
+        <w:pStyle w:val="Ttulo2"/>
+        <w:rPr>
+          <w:rFonts w:eastAsia="Calibri" w:cs="Times New Roman"/>
+          <w:color w:val="000000"/>
+          <w:szCs w:val="22"/>
+        </w:rPr>
+      </w:pPr>
+      <w:bookmarkStart w:id="11" w:name="_Toc241959174"/>
+      <w:r>
+        <w:rPr>
+          <w:rFonts w:eastAsia="Times New Roman"/>
+        </w:rPr>
+        <w:t>Exclusiones</w:t>
+      </w:r>
+      <w:bookmarkEnd w:id="11"/>
+    </w:p>
+    <w:p>
+      <w:pPr>
+        <w:pStyle w:val="Estilonotastabla"/>
+      </w:pPr>
+      <w:r>
+        <w:t xml:space="preserve">Con el objetivo de mantener </w:t>
+      </w:r>
+      <w:proofErr w:type="gramStart"/>
+      <w:r>
+        <w:t>la modularidad</w:t>
+      </w:r>
+      <w:proofErr w:type="gramEnd"/>
+      <w:r>
+        <w:t xml:space="preserve"> y respetar la división de trabajo entre las células del proyecto, se delimita que las siguientes características no forman parte de los entregables de este módulo:</w:t>
+      </w:r>
+    </w:p>
+    <w:p>
+      <w:pPr>
+        <w:pStyle w:val="Estilonotastabla"/>
+        <w:numPr>
+          <w:ilvl w:val="0"/>
+          <w:numId w:val="14"/>
+        </w:numPr>
+      </w:pPr>
+      <w:r>
+        <w:rPr>
+          <w:b/>
+          <w:bCs/>
+        </w:rPr>
+        <w:t>Autenticación y administración de usuarios.</w:t>
+      </w:r>
+      <w:r>
+        <w:t xml:space="preserve"> El registro de usuarios, la gestión de sesiones, la recuperación de contraseñas y la asignación de roles son responsabilidad exclusiva del Módulo Común de Usuarios (Lote 00).</w:t>
+      </w:r>
+    </w:p>
+    <w:p>
+      <w:pPr>
+        <w:pStyle w:val="Estilonotastabla"/>
+        <w:numPr>
+          <w:ilvl w:val="0"/>
+          <w:numId w:val="14"/>
+        </w:numPr>
+      </w:pPr>
+    </w:p>
+    <w:p>
+      <w:pPr>
+        <w:pStyle w:val="Estilonotastabla"/>
+        <w:numPr>
+          <w:ilvl w:val="0"/>
+          <w:numId w:val="14"/>
+        </w:numPr>
+      </w:pPr>
+      <w:r>
+        <w:rPr>
+          <w:b/>
+          <w:bCs/>
+        </w:rPr>
+        <w:t>Creación y edición de recetas.</w:t>
+      </w:r>
+      <w:r>
+        <w:t xml:space="preserve"> La estructuración de preparaciones paso a paso, la definición de tiempos de cocción y la publicación de recetas corresponden a la Célula 2 (Recetario y Contenido).</w:t>
+      </w:r>
+    </w:p>
+    <w:p>
+      <w:pPr>
+        <w:pStyle w:val="Estilonotastabla"/>
+        <w:numPr>
+          <w:ilvl w:val="0"/>
+          <w:numId w:val="14"/>
+        </w:numPr>
+      </w:pPr>
+      <w:r>
+        <w:rPr>
+          <w:b/>
+          <w:bCs/>
+        </w:rPr>
+        <w:t>Motor de coincidencia de despensa.</w:t>
+      </w:r>
+      <w:r>
+        <w:t xml:space="preserve"> La lógica para calcular el porcentaje de ingredientes disponibles en el hogar del usuario y la sugerencia de recetas con base en insumos existentes pertenecen a la Célula 3 (Despensa Virtual y Sugerencias).</w:t>
+      </w:r>
+    </w:p>
+    <w:p>
+      <w:pPr>
+        <w:pStyle w:val="Estilonotastabla"/>
+        <w:numPr>
+          <w:ilvl w:val="0"/>
+          <w:numId w:val="14"/>
+        </w:numPr>
+      </w:pPr>
+      <w:r>
+        <w:rPr>
+          <w:b/>
+          <w:bCs/>
+        </w:rPr>
+        <w:t>Cálculos y perfiles nutricionales.</w:t>
+      </w:r>
+      <w:r>
+        <w:t xml:space="preserve"> El desglose de aportes calóricos, la validación de restricciones alimentarias y la generación de etiquetas o semáforos nutricionales corresponden a la Célula 4 (Nutrición y Perfiles Alimentarios).</w:t>
+      </w:r>
+    </w:p>
+    <w:p>
+      <w:pPr>
+        <w:pStyle w:val="Estilonotastabla"/>
+        <w:numPr>
+          <w:ilvl w:val="0"/>
+          <w:numId w:val="14"/>
+        </w:numPr>
+      </w:pPr>
+      <w:r>
+        <w:rPr>
+          <w:b/>
+          <w:bCs/>
+        </w:rPr>
+        <w:t>Planificación de menús y lista de compras.</w:t>
+      </w:r>
+      <w:r>
+        <w:t xml:space="preserve"> La adición de platos a un calendario semanal y la consolidación de listas de mercado son administradas por la Célula 5 (Planificador de Menús).</w:t>
+      </w:r>
+    </w:p>
+    <w:p>
+      <w:pPr>
+        <w:pStyle w:val="Estilonotastabla"/>
+        <w:numPr>
+          <w:ilvl w:val="0"/>
+          <w:numId w:val="14"/>
+        </w:numPr>
+      </w:pPr>
+      <w:r>
+        <w:rPr>
+          <w:b/>
+          <w:bCs/>
+        </w:rPr>
+        <w:t>Pasarela de pago y comercio electrónico.</w:t>
+      </w:r>
+      <w:r>
+        <w:t xml:space="preserve"> El sistema no contempla transacciones monetarias, procesamiento de tarjetas de crédito, carritos de compra ni envíos a domicilio</w:t>
+      </w:r>
+      <w:r>
+        <w:t>.</w:t>
+      </w:r>
+    </w:p>
+    <w:p>
+      <w:pPr>
+        <w:pStyle w:val="Estilonotastabla"/>
+        <w:rPr>
+          <w:rFonts w:cs="Times New Roman"/>
+        </w:rPr>
+      </w:pPr>
+    </w:p>
+    <w:p>
+      <w:pPr>
+        <w:rPr>
+          <w:rFonts w:cs="Times New Roman"/>
+        </w:rPr>
+      </w:pPr>
+      <w:r>
+        <w:rPr>
+          <w:rFonts w:cs="Times New Roman"/>
+        </w:rPr>
+        <w:br w:type="page"/>
+      </w:r>
+    </w:p>
+    <w:p>
+      <w:pPr>
         <w:keepNext/>
         <w:keepLines/>
         <w:jc w:val="center"/>
@@ -2587,7 +3749,7 @@
           <w:lang w:eastAsia="es-CO"/>
         </w:rPr>
       </w:pPr>
-      <w:bookmarkStart w:id="9" w:name="_Toc241955382"/>
+      <w:bookmarkStart w:id="12" w:name="_Toc241959175"/>
       <w:r>
         <w:rPr>
           <w:rFonts w:eastAsia="Times New Roman" w:cs="Times New Roman"/>
@@ -2597,9 +3759,394 @@
           <w:lang w:eastAsia="es-CO"/>
         </w:rPr>
         <w:lastRenderedPageBreak/>
+        <w:t>Especificación de requisitos</w:t>
+      </w:r>
+      <w:bookmarkEnd w:id="12"/>
+    </w:p>
+    <w:p>
+      <w:pPr>
+        <w:keepNext/>
+        <w:keepLines/>
+        <w:jc w:val="center"/>
+        <w:outlineLvl w:val="0"/>
+        <w:rPr>
+          <w:rFonts w:eastAsia="Times New Roman" w:cs="Times New Roman"/>
+          <w:b/>
+          <w:color w:val="000000"/>
+          <w:szCs w:val="32"/>
+          <w:lang w:eastAsia="es-CO"/>
+        </w:rPr>
+      </w:pPr>
+    </w:p>
+    <w:p>
+      <w:pPr>
+        <w:keepNext/>
+        <w:keepLines/>
+        <w:jc w:val="center"/>
+        <w:outlineLvl w:val="0"/>
+        <w:rPr>
+          <w:rFonts w:eastAsia="Times New Roman" w:cs="Times New Roman"/>
+          <w:b/>
+          <w:color w:val="000000"/>
+          <w:szCs w:val="32"/>
+          <w:lang w:eastAsia="es-CO"/>
+        </w:rPr>
+      </w:pPr>
+    </w:p>
+    <w:p>
+      <w:pPr>
+        <w:keepNext/>
+        <w:keepLines/>
+        <w:jc w:val="center"/>
+        <w:outlineLvl w:val="0"/>
+        <w:rPr>
+          <w:rFonts w:eastAsia="Times New Roman" w:cs="Times New Roman"/>
+          <w:b/>
+          <w:color w:val="000000"/>
+          <w:szCs w:val="32"/>
+          <w:lang w:eastAsia="es-CO"/>
+        </w:rPr>
+      </w:pPr>
+    </w:p>
+    <w:p>
+      <w:pPr>
+        <w:pStyle w:val="Ttulo2"/>
+        <w:rPr>
+          <w:lang w:eastAsia="es-CO"/>
+        </w:rPr>
+      </w:pPr>
+      <w:bookmarkStart w:id="13" w:name="_Toc241959176"/>
+      <w:r>
+        <w:rPr>
+          <w:lang w:eastAsia="es-CO"/>
+        </w:rPr>
+        <w:t>Requisitos funcionales:</w:t>
+      </w:r>
+      <w:bookmarkEnd w:id="13"/>
+      <w:r>
+        <w:rPr>
+          <w:lang w:eastAsia="es-CO"/>
+        </w:rPr>
+        <w:t xml:space="preserve"> </w:t>
+      </w:r>
+    </w:p>
+    <w:p>
+      <w:pPr>
+        <w:rPr>
+          <w:lang w:eastAsia="es-CO"/>
+        </w:rPr>
+      </w:pPr>
+      <w:r>
+        <w:rPr>
+          <w:lang w:eastAsia="es-CO"/>
+        </w:rPr>
+        <w:t xml:space="preserve">Para el módulo del catálogo de productos de la plataforma Sazón, se establecen los siguientes requisitos funcionales enfocados en las operaciones CRUD, la interfaz en </w:t>
+      </w:r>
+      <w:proofErr w:type="spellStart"/>
+      <w:r>
+        <w:rPr>
+          <w:lang w:eastAsia="es-CO"/>
+        </w:rPr>
+        <w:t>React</w:t>
+      </w:r>
+      <w:proofErr w:type="spellEnd"/>
+      <w:r>
+        <w:rPr>
+          <w:lang w:eastAsia="es-CO"/>
+        </w:rPr>
+        <w:t xml:space="preserve"> y el almacenamiento del cliente:</w:t>
+      </w:r>
+    </w:p>
+    <w:p>
+      <w:pPr>
+        <w:numPr>
+          <w:ilvl w:val="0"/>
+          <w:numId w:val="17"/>
+        </w:numPr>
+        <w:rPr>
+          <w:lang w:eastAsia="es-CO"/>
+        </w:rPr>
+      </w:pPr>
+      <w:r>
+        <w:rPr>
+          <w:lang w:eastAsia="es-CO"/>
+        </w:rPr>
+        <w:t xml:space="preserve">El sistema debe permitir dar de alta un producto nuevo, registrando la información sobre qué producto es, de qué marca, en qué tamaños viene y con qué fotos. </w:t>
+      </w:r>
+    </w:p>
+    <w:p>
+      <w:pPr>
+        <w:numPr>
+          <w:ilvl w:val="0"/>
+          <w:numId w:val="17"/>
+        </w:numPr>
+        <w:rPr>
+          <w:lang w:eastAsia="es-CO"/>
+        </w:rPr>
+      </w:pPr>
+      <w:r>
+        <w:rPr>
+          <w:lang w:eastAsia="es-CO"/>
+        </w:rPr>
+        <w:t xml:space="preserve">El sistema debe permitir editar la información de un producto existente en el catálogo. </w:t>
+      </w:r>
+    </w:p>
+    <w:p>
+      <w:pPr>
+        <w:numPr>
+          <w:ilvl w:val="0"/>
+          <w:numId w:val="17"/>
+        </w:numPr>
+        <w:rPr>
+          <w:lang w:eastAsia="es-CO"/>
+        </w:rPr>
+      </w:pPr>
+      <w:r>
+        <w:rPr>
+          <w:lang w:eastAsia="es-CO"/>
+        </w:rPr>
+        <w:t xml:space="preserve">El sistema debe permitir sacar o dar de baja un producto del catálogo cuando este ya no aplique. </w:t>
+      </w:r>
+    </w:p>
+    <w:p>
+      <w:pPr>
+        <w:numPr>
+          <w:ilvl w:val="0"/>
+          <w:numId w:val="17"/>
+        </w:numPr>
+        <w:rPr>
+          <w:lang w:eastAsia="es-CO"/>
+        </w:rPr>
+      </w:pPr>
+      <w:r>
+        <w:rPr>
+          <w:lang w:eastAsia="es-CO"/>
+        </w:rPr>
+        <w:t xml:space="preserve">La interfaz debe incluir características de filtrado que permitan realizar búsquedas flexibles de productos por marca, categoría, tamaño o nombre. </w:t>
+      </w:r>
+    </w:p>
+    <w:p>
+      <w:pPr>
+        <w:numPr>
+          <w:ilvl w:val="0"/>
+          <w:numId w:val="17"/>
+        </w:numPr>
+        <w:rPr>
+          <w:lang w:eastAsia="es-CO"/>
+        </w:rPr>
+      </w:pPr>
+      <w:r>
+        <w:rPr>
+          <w:lang w:eastAsia="es-CO"/>
+        </w:rPr>
+        <w:t>El aplicativo debe implementar el uso de Local Storage en el navegador web para retener temporalmente los criterios de búsqueda, los filtros aplicados o la información de sesión, evitando que el usuario pierda su contexto al recargar la página.</w:t>
+      </w:r>
+    </w:p>
+    <w:p>
+      <w:pPr>
+        <w:ind w:firstLine="0"/>
+        <w:rPr>
+          <w:lang w:eastAsia="es-CO"/>
+        </w:rPr>
+      </w:pPr>
+    </w:p>
+    <w:p>
+      <w:pPr>
+        <w:ind w:firstLine="0"/>
+        <w:rPr>
+          <w:lang w:eastAsia="es-CO"/>
+        </w:rPr>
+      </w:pPr>
+    </w:p>
+    <w:p>
+      <w:pPr>
+        <w:ind w:firstLine="0"/>
+        <w:rPr>
+          <w:lang w:eastAsia="es-CO"/>
+        </w:rPr>
+      </w:pPr>
+    </w:p>
+    <w:p>
+      <w:pPr>
+        <w:ind w:firstLine="0"/>
+        <w:rPr>
+          <w:lang w:eastAsia="es-CO"/>
+        </w:rPr>
+      </w:pPr>
+    </w:p>
+    <w:p>
+      <w:pPr>
+        <w:pStyle w:val="Ttulo2"/>
+        <w:rPr>
+          <w:rFonts w:eastAsia="Times New Roman"/>
+          <w:lang w:eastAsia="es-CO"/>
+        </w:rPr>
+      </w:pPr>
+      <w:bookmarkStart w:id="14" w:name="_Toc241959177"/>
+      <w:r>
+        <w:rPr>
+          <w:rFonts w:eastAsia="Times New Roman"/>
+          <w:lang w:eastAsia="es-CO"/>
+        </w:rPr>
+        <w:lastRenderedPageBreak/>
+        <w:t>Requisitos No Funcionales</w:t>
+      </w:r>
+      <w:bookmarkEnd w:id="14"/>
+    </w:p>
+    <w:p>
+      <w:pPr>
+        <w:pStyle w:val="Prrafodelista"/>
+        <w:numPr>
+          <w:ilvl w:val="0"/>
+          <w:numId w:val="19"/>
+        </w:numPr>
+        <w:rPr>
+          <w:lang w:eastAsia="es-CO"/>
+        </w:rPr>
+      </w:pPr>
+      <w:r>
+        <w:rPr>
+          <w:bCs/>
+          <w:lang w:eastAsia="es-CO"/>
+        </w:rPr>
+        <w:t>Integridad de Datos:</w:t>
+      </w:r>
+      <w:r>
+        <w:rPr>
+          <w:lang w:eastAsia="es-CO"/>
+        </w:rPr>
+        <w:t xml:space="preserve"> La base de datos debe mantener una estricta integridad referencial entre todas las tablas mediante el uso de claves foráneas (FK), garantizando que existan cero datos duplicados de marca o categoría. </w:t>
+      </w:r>
+    </w:p>
+    <w:p>
+      <w:pPr>
+        <w:pStyle w:val="Prrafodelista"/>
+        <w:numPr>
+          <w:ilvl w:val="0"/>
+          <w:numId w:val="19"/>
+        </w:numPr>
+        <w:rPr>
+          <w:lang w:eastAsia="es-CO"/>
+        </w:rPr>
+      </w:pPr>
+      <w:r>
+        <w:rPr>
+          <w:bCs/>
+          <w:lang w:eastAsia="es-CO"/>
+        </w:rPr>
+        <w:t>Escalabilidad de la Base de Datos:</w:t>
+      </w:r>
+      <w:r>
+        <w:rPr>
+          <w:lang w:eastAsia="es-CO"/>
+        </w:rPr>
+        <w:t xml:space="preserve"> La estructura de almacenamiento central debe ser altamente escalable mediante la eliminación de redundancias y grupos repetidos, asegurando que cada valor atómico (como múltiples tamaños o fotos de un producto) ocupe su propia fila en lugar de amontonarse en una sola celda. </w:t>
+      </w:r>
+    </w:p>
+    <w:p>
+      <w:pPr>
+        <w:pStyle w:val="Prrafodelista"/>
+        <w:numPr>
+          <w:ilvl w:val="0"/>
+          <w:numId w:val="19"/>
+        </w:numPr>
+        <w:rPr>
+          <w:lang w:eastAsia="es-CO"/>
+        </w:rPr>
+      </w:pPr>
+      <w:r>
+        <w:rPr>
+          <w:bCs/>
+          <w:lang w:eastAsia="es-CO"/>
+        </w:rPr>
+        <w:t xml:space="preserve">Rendimiento y Optimización </w:t>
+      </w:r>
+      <w:proofErr w:type="spellStart"/>
+      <w:r>
+        <w:rPr>
+          <w:bCs/>
+          <w:lang w:eastAsia="es-CO"/>
+        </w:rPr>
+        <w:t>Frontend</w:t>
+      </w:r>
+      <w:proofErr w:type="spellEnd"/>
+      <w:r>
+        <w:rPr>
+          <w:bCs/>
+          <w:lang w:eastAsia="es-CO"/>
+        </w:rPr>
+        <w:t>:</w:t>
+      </w:r>
+      <w:r>
+        <w:rPr>
+          <w:lang w:eastAsia="es-CO"/>
+        </w:rPr>
+        <w:t xml:space="preserve"> El cliente web debe aprovechar el Local Storage para almacenar en caché respuestas frecuentes del catálogo, optimizando los tiempos de carga de los componentes y reduciendo el consumo de ancho de banda y la cantidad de peticiones repetitivas al servidor.</w:t>
+      </w:r>
+    </w:p>
+    <w:p>
+      <w:pPr>
+        <w:spacing w:after="160" w:line="278" w:lineRule="auto"/>
+        <w:ind w:firstLine="0"/>
+        <w:rPr>
+          <w:rFonts w:eastAsia="Times New Roman" w:cs="Times New Roman"/>
+          <w:b/>
+          <w:color w:val="000000"/>
+          <w:szCs w:val="32"/>
+          <w:lang w:eastAsia="es-CO"/>
+        </w:rPr>
+      </w:pPr>
+    </w:p>
+    <w:p>
+      <w:pPr>
+        <w:spacing w:after="160" w:line="278" w:lineRule="auto"/>
+        <w:ind w:firstLine="0"/>
+        <w:rPr>
+          <w:rFonts w:eastAsia="Times New Roman" w:cs="Times New Roman"/>
+          <w:b/>
+          <w:color w:val="000000"/>
+          <w:szCs w:val="32"/>
+          <w:lang w:eastAsia="es-CO"/>
+        </w:rPr>
+      </w:pPr>
+      <w:r>
+        <w:rPr>
+          <w:rFonts w:eastAsia="Times New Roman" w:cs="Times New Roman"/>
+          <w:b/>
+          <w:color w:val="000000"/>
+          <w:szCs w:val="32"/>
+          <w:lang w:eastAsia="es-CO"/>
+        </w:rPr>
+        <w:br w:type="page"/>
+      </w:r>
+    </w:p>
+    <w:p>
+      <w:pPr>
+        <w:keepNext/>
+        <w:keepLines/>
+        <w:jc w:val="center"/>
+        <w:outlineLvl w:val="0"/>
+        <w:rPr>
+          <w:rFonts w:eastAsia="Times New Roman" w:cs="Times New Roman"/>
+          <w:b/>
+          <w:color w:val="000000"/>
+          <w:szCs w:val="32"/>
+          <w:lang w:eastAsia="es-CO"/>
+        </w:rPr>
+      </w:pPr>
+      <w:bookmarkStart w:id="15" w:name="_Toc241959178"/>
+      <w:r>
+        <w:rPr>
+          <w:rFonts w:eastAsia="Times New Roman" w:cs="Times New Roman"/>
+          <w:b/>
+          <w:color w:val="000000"/>
+          <w:szCs w:val="32"/>
+          <w:lang w:eastAsia="es-CO"/>
+        </w:rPr>
+        <w:lastRenderedPageBreak/>
         <w:t>Stack Tecnológico</w:t>
       </w:r>
-      <w:bookmarkEnd w:id="9"/>
+      <w:bookmarkEnd w:id="15"/>
     </w:p>
     <w:p>
       <w:pPr>
@@ -2698,7 +4245,7 @@
           <w:lang w:eastAsia="es-CO"/>
         </w:rPr>
       </w:pPr>
-      <w:bookmarkStart w:id="10" w:name="_Toc241955383"/>
+      <w:bookmarkStart w:id="16" w:name="_Toc241959179"/>
       <w:proofErr w:type="spellStart"/>
       <w:r>
         <w:rPr>
@@ -2715,7 +4262,7 @@
         </w:rPr>
         <w:t xml:space="preserve"> (Capa de Presentación)</w:t>
       </w:r>
-      <w:bookmarkEnd w:id="10"/>
+      <w:bookmarkEnd w:id="16"/>
     </w:p>
     <w:p>
       <w:pPr>
@@ -3138,7 +4685,7 @@
           <w:lang w:eastAsia="es-CO"/>
         </w:rPr>
       </w:pPr>
-      <w:bookmarkStart w:id="11" w:name="_Toc241955384"/>
+      <w:bookmarkStart w:id="17" w:name="_Toc241959180"/>
       <w:proofErr w:type="spellStart"/>
       <w:r>
         <w:rPr>
@@ -3155,7 +4702,7 @@
         </w:rPr>
         <w:t xml:space="preserve"> (Capa de Lógica de Negocio)</w:t>
       </w:r>
-      <w:bookmarkEnd w:id="11"/>
+      <w:bookmarkEnd w:id="17"/>
     </w:p>
     <w:p>
       <w:pPr>
@@ -3284,23 +4831,13 @@
     </w:p>
     <w:p>
       <w:pPr>
-        <w:rPr>
-          <w:rFonts w:eastAsia="Calibri" w:cs="Times New Roman"/>
-          <w:color w:val="000000"/>
-          <w:szCs w:val="22"/>
-          <w:lang w:eastAsia="es-CO"/>
-        </w:rPr>
-      </w:pPr>
-    </w:p>
-    <w:p>
-      <w:pPr>
         <w:pStyle w:val="Ttulo2"/>
         <w:rPr>
           <w:rFonts w:eastAsia="Times New Roman"/>
           <w:lang w:eastAsia="es-CO"/>
         </w:rPr>
       </w:pPr>
-      <w:bookmarkStart w:id="12" w:name="_Toc241955385"/>
+      <w:bookmarkStart w:id="18" w:name="_Toc241959181"/>
       <w:r>
         <w:rPr>
           <w:rFonts w:eastAsia="Times New Roman"/>
@@ -3308,7 +4845,7 @@
         </w:rPr>
         <w:t>Base de Datos y Persistencia (Capa de Datos)</w:t>
       </w:r>
-      <w:bookmarkEnd w:id="12"/>
+      <w:bookmarkEnd w:id="18"/>
     </w:p>
     <w:p>
       <w:pPr>
@@ -3386,7 +4923,7 @@
           <w:lang w:eastAsia="es-CO"/>
         </w:rPr>
       </w:pPr>
-      <w:bookmarkStart w:id="13" w:name="_Toc241955386"/>
+      <w:bookmarkStart w:id="19" w:name="_Toc241959182"/>
       <w:r>
         <w:rPr>
           <w:rFonts w:eastAsia="Times New Roman"/>
@@ -3394,7 +4931,7 @@
         </w:rPr>
         <w:t>Herramientas de Soporte y Control de Versiones</w:t>
       </w:r>
-      <w:bookmarkEnd w:id="13"/>
+      <w:bookmarkEnd w:id="19"/>
     </w:p>
     <w:p>
       <w:pPr>
@@ -3537,42 +5074,927 @@
     </w:p>
     <w:p>
       <w:pPr>
+        <w:spacing w:after="160" w:line="278" w:lineRule="auto"/>
+        <w:ind w:firstLine="0"/>
+        <w:rPr>
+          <w:rFonts w:eastAsia="Calibri" w:cs="Times New Roman"/>
+          <w:b/>
+          <w:bCs/>
+          <w:color w:val="000000"/>
+          <w:szCs w:val="22"/>
+          <w:lang w:eastAsia="es-CO"/>
+        </w:rPr>
+      </w:pPr>
+      <w:r>
+        <w:rPr>
+          <w:rFonts w:eastAsia="Calibri" w:cs="Times New Roman"/>
+          <w:b/>
+          <w:bCs/>
+          <w:color w:val="000000"/>
+          <w:szCs w:val="22"/>
+          <w:lang w:eastAsia="es-CO"/>
+        </w:rPr>
+        <w:br w:type="page"/>
+      </w:r>
+    </w:p>
+    <w:p>
+      <w:pPr>
+        <w:pStyle w:val="Ttulo1"/>
         <w:rPr>
           <w:rFonts w:cs="Times New Roman"/>
-        </w:rPr>
-      </w:pPr>
-    </w:p>
-    <w:p>
-      <w:pPr>
+          <w:szCs w:val="24"/>
+        </w:rPr>
+      </w:pPr>
+      <w:bookmarkStart w:id="20" w:name="_Toc241959183"/>
+      <w:r>
         <w:rPr>
           <w:rFonts w:cs="Times New Roman"/>
-        </w:rPr>
-      </w:pPr>
-    </w:p>
-    <w:p>
-      <w:pPr>
-        <w:rPr>
-          <w:rFonts w:cs="Times New Roman"/>
-        </w:rPr>
-      </w:pPr>
+          <w:szCs w:val="24"/>
+        </w:rPr>
+        <w:lastRenderedPageBreak/>
+        <w:t>Diseño del Sistema y Arquitectura</w:t>
+      </w:r>
+      <w:bookmarkEnd w:id="20"/>
+    </w:p>
+    <w:p/>
+    <w:p/>
+    <w:p/>
+    <w:p>
+      <w:pPr>
+        <w:pStyle w:val="Ttulo2"/>
+      </w:pPr>
+      <w:bookmarkStart w:id="21" w:name="_Toc241959184"/>
+      <w:r>
+        <w:t>Arquitectura del sistema</w:t>
+      </w:r>
+      <w:bookmarkEnd w:id="21"/>
+    </w:p>
+    <w:p>
+      <w:r>
+        <w:t xml:space="preserve">El módulo actual fundamenta la base de datos de "Sazón", el recetario digital de Grupo Nutresa. La arquitectura de datos está diseñada para proveer un catálogo confiable antes de que la plataforma pueda sugerir una sola receta. Para lograr un rendimiento óptimo, la arquitectura implementa un modelo de almacenamiento híbrido distribuido en dos capas: </w:t>
+      </w:r>
+    </w:p>
+    <w:p>
+      <w:pPr>
+        <w:pStyle w:val="Prrafodelista"/>
+        <w:numPr>
+          <w:ilvl w:val="0"/>
+          <w:numId w:val="21"/>
+        </w:numPr>
+      </w:pPr>
+      <w:r>
+        <w:rPr>
+          <w:b/>
+          <w:bCs/>
+        </w:rPr>
+        <w:t>Capa Cliente (</w:t>
+      </w:r>
+      <w:proofErr w:type="spellStart"/>
+      <w:r>
+        <w:rPr>
+          <w:b/>
+          <w:bCs/>
+        </w:rPr>
+        <w:t>Frontend</w:t>
+      </w:r>
+      <w:proofErr w:type="spellEnd"/>
+      <w:r>
+        <w:rPr>
+          <w:b/>
+          <w:bCs/>
+        </w:rPr>
+        <w:t>):</w:t>
+      </w:r>
+      <w:r>
+        <w:t xml:space="preserve"> Utiliza la API de Web Storage (Local Storage) de HTML5 para el manejo del estado local, persistiendo datos temporales directamente en el navegador del usuario para agilizar la interfaz construida en </w:t>
+      </w:r>
+      <w:proofErr w:type="spellStart"/>
+      <w:r>
+        <w:t>React</w:t>
+      </w:r>
+      <w:proofErr w:type="spellEnd"/>
+      <w:r>
+        <w:t>.</w:t>
+      </w:r>
+    </w:p>
+    <w:p>
+      <w:pPr>
+        <w:pStyle w:val="Prrafodelista"/>
+        <w:numPr>
+          <w:ilvl w:val="0"/>
+          <w:numId w:val="21"/>
+        </w:numPr>
+      </w:pPr>
+      <w:r>
+        <w:rPr>
+          <w:b/>
+          <w:bCs/>
+        </w:rPr>
+        <w:t>Capa Servidor (</w:t>
+      </w:r>
+      <w:proofErr w:type="spellStart"/>
+      <w:r>
+        <w:rPr>
+          <w:b/>
+          <w:bCs/>
+        </w:rPr>
+        <w:t>Backend</w:t>
+      </w:r>
+      <w:proofErr w:type="spellEnd"/>
+      <w:r>
+        <w:rPr>
+          <w:b/>
+          <w:bCs/>
+        </w:rPr>
+        <w:t xml:space="preserve"> Persistente):</w:t>
+      </w:r>
+      <w:r>
+        <w:t xml:space="preserve"> Para solucionar problemas previos de redundancia y dificultad de escalabilidad, la base de datos centraliza la información normalizando los datos hasta la Tercera Forma Normal (3FN), independizando atributos recurrentes en sus propias entidades y referenciándolos desde el núcleo del catálogo. </w:t>
+      </w:r>
+    </w:p>
+    <w:p/>
+    <w:p/>
+    <w:p/>
+    <w:p/>
+    <w:p/>
+    <w:p>
+      <w:pPr>
+        <w:pStyle w:val="Ttulo2"/>
+      </w:pPr>
+      <w:bookmarkStart w:id="22" w:name="_Toc241959185"/>
+      <w:r>
+        <w:lastRenderedPageBreak/>
+        <w:t>Modelo relacional</w:t>
+      </w:r>
+      <w:bookmarkEnd w:id="22"/>
+    </w:p>
+    <w:p>
+      <w:r>
+        <w:t xml:space="preserve">El modelo relacional sin redundancias se compone de cinco tablas conectadas mediante integridad referencial: </w:t>
+      </w:r>
+    </w:p>
+    <w:p>
+      <w:pPr>
+        <w:numPr>
+          <w:ilvl w:val="0"/>
+          <w:numId w:val="22"/>
+        </w:numPr>
+      </w:pPr>
+      <w:r>
+        <w:rPr>
+          <w:b/>
+          <w:bCs/>
+        </w:rPr>
+        <w:t>productos:</w:t>
+      </w:r>
+      <w:r>
+        <w:t xml:space="preserve"> Actúa como el núcleo del catálogo. Sus atributos incluyen </w:t>
+      </w:r>
+      <w:proofErr w:type="spellStart"/>
+      <w:r>
+        <w:t>id_producto</w:t>
+      </w:r>
+      <w:proofErr w:type="spellEnd"/>
+      <w:r>
+        <w:t xml:space="preserve"> (</w:t>
+      </w:r>
+      <w:proofErr w:type="spellStart"/>
+      <w:r>
+        <w:t>Primary</w:t>
+      </w:r>
+      <w:proofErr w:type="spellEnd"/>
+      <w:r>
+        <w:t xml:space="preserve"> Key), nombre y </w:t>
+      </w:r>
+      <w:proofErr w:type="spellStart"/>
+      <w:r>
+        <w:t>descripcion</w:t>
+      </w:r>
+      <w:proofErr w:type="spellEnd"/>
+      <w:r>
+        <w:t xml:space="preserve">, además de contener las claves foráneas </w:t>
+      </w:r>
+      <w:proofErr w:type="spellStart"/>
+      <w:r>
+        <w:t>id_marca</w:t>
+      </w:r>
+      <w:proofErr w:type="spellEnd"/>
+      <w:r>
+        <w:t xml:space="preserve"> e </w:t>
+      </w:r>
+      <w:proofErr w:type="spellStart"/>
+      <w:r>
+        <w:t>id_categoria</w:t>
+      </w:r>
+      <w:proofErr w:type="spellEnd"/>
+      <w:r>
+        <w:t xml:space="preserve">. </w:t>
+      </w:r>
+    </w:p>
+    <w:p>
+      <w:pPr>
+        <w:numPr>
+          <w:ilvl w:val="0"/>
+          <w:numId w:val="22"/>
+        </w:numPr>
+      </w:pPr>
+      <w:r>
+        <w:rPr>
+          <w:b/>
+          <w:bCs/>
+        </w:rPr>
+        <w:t>marcas:</w:t>
+      </w:r>
+      <w:r>
+        <w:t xml:space="preserve"> Identifica al fabricante del producto con los atributos </w:t>
+      </w:r>
+      <w:proofErr w:type="spellStart"/>
+      <w:r>
+        <w:t>id_marca</w:t>
+      </w:r>
+      <w:proofErr w:type="spellEnd"/>
+      <w:r>
+        <w:t xml:space="preserve"> (PK) y nombre. </w:t>
+      </w:r>
+    </w:p>
+    <w:p>
+      <w:pPr>
+        <w:numPr>
+          <w:ilvl w:val="0"/>
+          <w:numId w:val="22"/>
+        </w:numPr>
+      </w:pPr>
+      <w:proofErr w:type="spellStart"/>
+      <w:r>
+        <w:rPr>
+          <w:b/>
+          <w:bCs/>
+        </w:rPr>
+        <w:t>categorias</w:t>
+      </w:r>
+      <w:proofErr w:type="spellEnd"/>
+      <w:r>
+        <w:rPr>
+          <w:b/>
+          <w:bCs/>
+        </w:rPr>
+        <w:t>:</w:t>
+      </w:r>
+      <w:r>
+        <w:t xml:space="preserve"> Clasifica cada producto en el catálogo mediante </w:t>
+      </w:r>
+      <w:proofErr w:type="spellStart"/>
+      <w:r>
+        <w:t>id_categoria</w:t>
+      </w:r>
+      <w:proofErr w:type="spellEnd"/>
+      <w:r>
+        <w:t xml:space="preserve"> (PK) y </w:t>
+      </w:r>
+      <w:proofErr w:type="spellStart"/>
+      <w:r>
+        <w:t>clasificacion</w:t>
+      </w:r>
+      <w:proofErr w:type="spellEnd"/>
+      <w:r>
+        <w:t xml:space="preserve">. </w:t>
+      </w:r>
+    </w:p>
+    <w:p>
+      <w:pPr>
+        <w:numPr>
+          <w:ilvl w:val="0"/>
+          <w:numId w:val="22"/>
+        </w:numPr>
+      </w:pPr>
+      <w:r>
+        <w:rPr>
+          <w:b/>
+          <w:bCs/>
+        </w:rPr>
+        <w:t>presentaciones:</w:t>
+      </w:r>
+      <w:r>
+        <w:t xml:space="preserve"> Almacena la variación de tamaños por producto mediante </w:t>
+      </w:r>
+      <w:proofErr w:type="spellStart"/>
+      <w:r>
+        <w:t>id_presentacion</w:t>
+      </w:r>
+      <w:proofErr w:type="spellEnd"/>
+      <w:r>
+        <w:t xml:space="preserve"> (PK), </w:t>
+      </w:r>
+      <w:proofErr w:type="spellStart"/>
+      <w:r>
+        <w:t>id_producto</w:t>
+      </w:r>
+      <w:proofErr w:type="spellEnd"/>
+      <w:r>
+        <w:t xml:space="preserve"> (FK) y </w:t>
+      </w:r>
+      <w:proofErr w:type="spellStart"/>
+      <w:r>
+        <w:t>tamanio</w:t>
+      </w:r>
+      <w:proofErr w:type="spellEnd"/>
+      <w:r>
+        <w:t xml:space="preserve">. </w:t>
+      </w:r>
+    </w:p>
+    <w:p>
+      <w:pPr>
+        <w:numPr>
+          <w:ilvl w:val="0"/>
+          <w:numId w:val="22"/>
+        </w:numPr>
+      </w:pPr>
+      <w:proofErr w:type="spellStart"/>
+      <w:r>
+        <w:rPr>
+          <w:b/>
+          <w:bCs/>
+        </w:rPr>
+        <w:t>imagenes</w:t>
+      </w:r>
+      <w:proofErr w:type="spellEnd"/>
+      <w:r>
+        <w:rPr>
+          <w:b/>
+          <w:bCs/>
+        </w:rPr>
+        <w:t>:</w:t>
+      </w:r>
+      <w:r>
+        <w:t xml:space="preserve"> Almacena de forma independiente las </w:t>
+      </w:r>
+      <w:proofErr w:type="spellStart"/>
+      <w:r>
+        <w:t>URLs</w:t>
+      </w:r>
+      <w:proofErr w:type="spellEnd"/>
+      <w:r>
+        <w:t xml:space="preserve"> de las fotos por producto con </w:t>
+      </w:r>
+      <w:proofErr w:type="spellStart"/>
+      <w:r>
+        <w:t>id_imagen</w:t>
+      </w:r>
+      <w:proofErr w:type="spellEnd"/>
+      <w:r>
+        <w:t xml:space="preserve"> (PK), </w:t>
+      </w:r>
+      <w:proofErr w:type="spellStart"/>
+      <w:r>
+        <w:t>id_producto</w:t>
+      </w:r>
+      <w:proofErr w:type="spellEnd"/>
+      <w:r>
+        <w:t xml:space="preserve"> (FK) y foto. </w:t>
+      </w:r>
+    </w:p>
+    <w:p>
+      <w:pPr>
+        <w:ind w:firstLine="0"/>
+      </w:pPr>
+      <w:r>
+        <w:t xml:space="preserve">Las interacciones del modelo dictan que cada producto pertenece a una sola marca y a una sola categoría, pero un producto puede tener asociadas varias presentaciones y varias imágenes de manera simultánea. </w:t>
+      </w:r>
+    </w:p>
+    <w:p>
+      <w:pPr>
+        <w:ind w:firstLine="0"/>
+      </w:pPr>
+    </w:p>
+    <w:p>
+      <w:pPr>
+        <w:ind w:firstLine="0"/>
+      </w:pPr>
+    </w:p>
+    <w:p>
+      <w:pPr>
+        <w:ind w:firstLine="0"/>
+      </w:pPr>
+    </w:p>
+    <w:p>
+      <w:pPr>
+        <w:ind w:firstLine="0"/>
+      </w:pPr>
+    </w:p>
+    <w:p>
+      <w:pPr>
+        <w:ind w:firstLine="0"/>
+      </w:pPr>
+    </w:p>
+    <w:p>
+      <w:pPr>
+        <w:ind w:firstLine="0"/>
+      </w:pPr>
+    </w:p>
+    <w:p>
+      <w:pPr>
+        <w:ind w:firstLine="0"/>
+      </w:pPr>
+    </w:p>
+    <w:p>
+      <w:pPr>
+        <w:pStyle w:val="Ttulo2"/>
+      </w:pPr>
+      <w:bookmarkStart w:id="23" w:name="_Toc241959186"/>
+      <w:r>
+        <w:lastRenderedPageBreak/>
+        <w:t xml:space="preserve">Arquitectura de </w:t>
+      </w:r>
+      <w:proofErr w:type="gramStart"/>
+      <w:r>
+        <w:t>datos(</w:t>
+      </w:r>
+      <w:proofErr w:type="gramEnd"/>
+      <w:r>
+        <w:t>modelo relacional)</w:t>
+      </w:r>
+      <w:bookmarkEnd w:id="23"/>
+    </w:p>
+    <w:p>
+      <w:pPr>
+        <w:keepNext/>
+      </w:pPr>
+      <w:r>
+        <w:rPr>
+          <w:noProof/>
+        </w:rPr>
+        <w:drawing>
+          <wp:inline distT="0" distB="0" distL="0" distR="0" wp14:anchorId="22F51E20" wp14:editId="61E02620">
+            <wp:extent cx="4238625" cy="5154644"/>
+            <wp:effectExtent l="0" t="0" r="0" b="8255"/>
+            <wp:docPr id="475206534" name="Imagen 1"/>
+            <wp:cNvGraphicFramePr>
+              <a:graphicFrameLocks xmlns:a="http://schemas.openxmlformats.org/drawingml/2006/main" noChangeAspect="1"/>
+            </wp:cNvGraphicFramePr>
+            <a:graphic xmlns:a="http://schemas.openxmlformats.org/drawingml/2006/main">
+              <a:graphicData uri="http://schemas.openxmlformats.org/drawingml/2006/picture">
+                <pic:pic xmlns:pic="http://schemas.openxmlformats.org/drawingml/2006/picture">
+                  <pic:nvPicPr>
+                    <pic:cNvPr id="0" name="Picture 1"/>
+                    <pic:cNvPicPr>
+                      <a:picLocks noChangeAspect="1" noChangeArrowheads="1"/>
+                    </pic:cNvPicPr>
+                  </pic:nvPicPr>
+                  <pic:blipFill>
+                    <a:blip r:embed="rId7" cstate="print">
+                      <a:extLst>
+                        <a:ext uri="{28A0092B-C50C-407E-A947-70E740481C1C}">
+                          <a14:useLocalDpi xmlns:a14="http://schemas.microsoft.com/office/drawing/2010/main" val="0"/>
+                        </a:ext>
+                      </a:extLst>
+                    </a:blip>
+                    <a:srcRect/>
+                    <a:stretch>
+                      <a:fillRect/>
+                    </a:stretch>
+                  </pic:blipFill>
+                  <pic:spPr bwMode="auto">
+                    <a:xfrm>
+                      <a:off x="0" y="0"/>
+                      <a:ext cx="4243891" cy="5161048"/>
+                    </a:xfrm>
+                    <a:prstGeom prst="rect">
+                      <a:avLst/>
+                    </a:prstGeom>
+                    <a:noFill/>
+                    <a:ln>
+                      <a:noFill/>
+                    </a:ln>
+                  </pic:spPr>
+                </pic:pic>
+              </a:graphicData>
+            </a:graphic>
+          </wp:inline>
+        </w:drawing>
+      </w:r>
     </w:p>
     <w:p>
       <w:pPr>
         <w:pStyle w:val="Descripcin"/>
-        <w:rPr>
-          <w:rFonts w:cs="Times New Roman"/>
+        <w:spacing w:line="480" w:lineRule="auto"/>
+        <w:rPr>
+          <w:b/>
+          <w:bCs/>
           <w:i w:val="0"/>
           <w:iCs w:val="0"/>
+          <w:color w:val="auto"/>
           <w:sz w:val="24"/>
           <w:szCs w:val="24"/>
         </w:rPr>
       </w:pPr>
-      <w:r>
-        <w:rPr>
-          <w:rFonts w:cs="Times New Roman"/>
+      <w:bookmarkStart w:id="24" w:name="_Toc241959191"/>
+      <w:r>
+        <w:rPr>
+          <w:b/>
+          <w:bCs/>
+          <w:i w:val="0"/>
+          <w:iCs w:val="0"/>
+          <w:color w:val="auto"/>
           <w:sz w:val="24"/>
           <w:szCs w:val="24"/>
         </w:rPr>
+        <w:t xml:space="preserve">Ilustración </w:t>
+      </w:r>
+      <w:r>
+        <w:rPr>
+          <w:b/>
+          <w:bCs/>
+          <w:i w:val="0"/>
+          <w:iCs w:val="0"/>
+          <w:color w:val="auto"/>
+          <w:sz w:val="24"/>
+          <w:szCs w:val="24"/>
+        </w:rPr>
+        <w:fldChar w:fldCharType="begin"/>
+      </w:r>
+      <w:r>
+        <w:rPr>
+          <w:b/>
+          <w:bCs/>
+          <w:i w:val="0"/>
+          <w:iCs w:val="0"/>
+          <w:color w:val="auto"/>
+          <w:sz w:val="24"/>
+          <w:szCs w:val="24"/>
+        </w:rPr>
+        <w:instrText xml:space="preserve"> SEQ Ilustración \* ARABIC </w:instrText>
+      </w:r>
+      <w:r>
+        <w:rPr>
+          <w:b/>
+          <w:bCs/>
+          <w:i w:val="0"/>
+          <w:iCs w:val="0"/>
+          <w:color w:val="auto"/>
+          <w:sz w:val="24"/>
+          <w:szCs w:val="24"/>
+        </w:rPr>
+        <w:fldChar w:fldCharType="separate"/>
+      </w:r>
+      <w:r>
+        <w:rPr>
+          <w:b/>
+          <w:bCs/>
+          <w:i w:val="0"/>
+          <w:iCs w:val="0"/>
+          <w:noProof/>
+          <w:color w:val="auto"/>
+          <w:sz w:val="24"/>
+          <w:szCs w:val="24"/>
+        </w:rPr>
+        <w:t>1</w:t>
+      </w:r>
+      <w:bookmarkEnd w:id="24"/>
+      <w:r>
+        <w:rPr>
+          <w:b/>
+          <w:bCs/>
+          <w:i w:val="0"/>
+          <w:iCs w:val="0"/>
+          <w:color w:val="auto"/>
+          <w:sz w:val="24"/>
+          <w:szCs w:val="24"/>
+        </w:rPr>
+        <w:fldChar w:fldCharType="end"/>
+      </w:r>
+    </w:p>
+    <w:p>
+      <w:pPr>
+        <w:pStyle w:val="Descripcin"/>
+        <w:rPr>
+          <w:color w:val="auto"/>
+          <w:sz w:val="24"/>
+          <w:szCs w:val="24"/>
+        </w:rPr>
+      </w:pPr>
+      <w:r>
+        <w:rPr>
+          <w:color w:val="auto"/>
+          <w:sz w:val="24"/>
+          <w:szCs w:val="24"/>
+        </w:rPr>
+        <w:t>Diagrama Entidad-Relación del catálogo de productos</w:t>
+      </w:r>
+    </w:p>
+    <w:p/>
+    <w:p/>
+    <w:p/>
+    <w:p/>
+    <w:p/>
+    <w:p>
+      <w:pPr>
+        <w:pStyle w:val="Ttulo2"/>
+      </w:pPr>
+      <w:bookmarkStart w:id="25" w:name="_Toc241959187"/>
+      <w:r>
+        <w:lastRenderedPageBreak/>
+        <w:t xml:space="preserve">Arquitectura de </w:t>
+      </w:r>
+      <w:proofErr w:type="gramStart"/>
+      <w:r>
+        <w:t>Software(</w:t>
+      </w:r>
+      <w:proofErr w:type="gramEnd"/>
+      <w:r>
+        <w:t>Modelo de clases)</w:t>
+      </w:r>
+      <w:bookmarkEnd w:id="25"/>
+    </w:p>
+    <w:p>
+      <w:pPr>
+        <w:keepNext/>
+      </w:pPr>
+      <w:r>
+        <w:rPr>
+          <w:noProof/>
+        </w:rPr>
+        <w:drawing>
+          <wp:inline distT="0" distB="0" distL="0" distR="0" wp14:anchorId="18442FF1" wp14:editId="5CA93196">
+            <wp:extent cx="4697653" cy="5715000"/>
+            <wp:effectExtent l="0" t="0" r="8255" b="0"/>
+            <wp:docPr id="1285449005" name="Imagen 2"/>
+            <wp:cNvGraphicFramePr>
+              <a:graphicFrameLocks xmlns:a="http://schemas.openxmlformats.org/drawingml/2006/main" noChangeAspect="1"/>
+            </wp:cNvGraphicFramePr>
+            <a:graphic xmlns:a="http://schemas.openxmlformats.org/drawingml/2006/main">
+              <a:graphicData uri="http://schemas.openxmlformats.org/drawingml/2006/picture">
+                <pic:pic xmlns:pic="http://schemas.openxmlformats.org/drawingml/2006/picture">
+                  <pic:nvPicPr>
+                    <pic:cNvPr id="0" name="Picture 3"/>
+                    <pic:cNvPicPr>
+                      <a:picLocks noChangeAspect="1" noChangeArrowheads="1"/>
+                    </pic:cNvPicPr>
+                  </pic:nvPicPr>
+                  <pic:blipFill>
+                    <a:blip r:embed="rId8" cstate="print">
+                      <a:extLst>
+                        <a:ext uri="{28A0092B-C50C-407E-A947-70E740481C1C}">
+                          <a14:useLocalDpi xmlns:a14="http://schemas.microsoft.com/office/drawing/2010/main" val="0"/>
+                        </a:ext>
+                      </a:extLst>
+                    </a:blip>
+                    <a:srcRect/>
+                    <a:stretch>
+                      <a:fillRect/>
+                    </a:stretch>
+                  </pic:blipFill>
+                  <pic:spPr bwMode="auto">
+                    <a:xfrm>
+                      <a:off x="0" y="0"/>
+                      <a:ext cx="4700815" cy="5718847"/>
+                    </a:xfrm>
+                    <a:prstGeom prst="rect">
+                      <a:avLst/>
+                    </a:prstGeom>
+                    <a:noFill/>
+                    <a:ln>
+                      <a:noFill/>
+                    </a:ln>
+                  </pic:spPr>
+                </pic:pic>
+              </a:graphicData>
+            </a:graphic>
+          </wp:inline>
+        </w:drawing>
+      </w:r>
+    </w:p>
+    <w:p>
+      <w:pPr>
+        <w:pStyle w:val="Descripcin"/>
+        <w:ind w:firstLine="0"/>
+        <w:rPr>
+          <w:b/>
+          <w:bCs/>
+          <w:i w:val="0"/>
+          <w:iCs w:val="0"/>
+          <w:color w:val="000000" w:themeColor="text1"/>
+          <w:sz w:val="24"/>
+          <w:szCs w:val="24"/>
+        </w:rPr>
+      </w:pPr>
+      <w:bookmarkStart w:id="26" w:name="_Toc241959192"/>
+      <w:r>
+        <w:rPr>
+          <w:b/>
+          <w:bCs/>
+          <w:i w:val="0"/>
+          <w:iCs w:val="0"/>
+          <w:color w:val="000000" w:themeColor="text1"/>
+          <w:sz w:val="24"/>
+          <w:szCs w:val="24"/>
+        </w:rPr>
+        <w:t xml:space="preserve">Ilustración </w:t>
+      </w:r>
+      <w:r>
+        <w:rPr>
+          <w:b/>
+          <w:bCs/>
+          <w:i w:val="0"/>
+          <w:iCs w:val="0"/>
+          <w:color w:val="000000" w:themeColor="text1"/>
+          <w:sz w:val="24"/>
+          <w:szCs w:val="24"/>
+        </w:rPr>
+        <w:fldChar w:fldCharType="begin"/>
+      </w:r>
+      <w:r>
+        <w:rPr>
+          <w:b/>
+          <w:bCs/>
+          <w:i w:val="0"/>
+          <w:iCs w:val="0"/>
+          <w:color w:val="000000" w:themeColor="text1"/>
+          <w:sz w:val="24"/>
+          <w:szCs w:val="24"/>
+        </w:rPr>
+        <w:instrText xml:space="preserve"> SEQ Ilustración \* ARABIC </w:instrText>
+      </w:r>
+      <w:r>
+        <w:rPr>
+          <w:b/>
+          <w:bCs/>
+          <w:i w:val="0"/>
+          <w:iCs w:val="0"/>
+          <w:color w:val="000000" w:themeColor="text1"/>
+          <w:sz w:val="24"/>
+          <w:szCs w:val="24"/>
+        </w:rPr>
+        <w:fldChar w:fldCharType="separate"/>
+      </w:r>
+      <w:r>
+        <w:rPr>
+          <w:b/>
+          <w:bCs/>
+          <w:i w:val="0"/>
+          <w:iCs w:val="0"/>
+          <w:noProof/>
+          <w:color w:val="000000" w:themeColor="text1"/>
+          <w:sz w:val="24"/>
+          <w:szCs w:val="24"/>
+        </w:rPr>
+        <w:t>2</w:t>
+      </w:r>
+      <w:bookmarkEnd w:id="26"/>
+      <w:r>
+        <w:rPr>
+          <w:b/>
+          <w:bCs/>
+          <w:i w:val="0"/>
+          <w:iCs w:val="0"/>
+          <w:color w:val="000000" w:themeColor="text1"/>
+          <w:sz w:val="24"/>
+          <w:szCs w:val="24"/>
+        </w:rPr>
+        <w:fldChar w:fldCharType="end"/>
+      </w:r>
+    </w:p>
+    <w:p>
+      <w:pPr>
+        <w:pStyle w:val="Descripcin"/>
+        <w:rPr>
+          <w:color w:val="000000" w:themeColor="text1"/>
+          <w:sz w:val="24"/>
+          <w:szCs w:val="24"/>
+        </w:rPr>
+      </w:pPr>
+      <w:r>
+        <w:rPr>
+          <w:color w:val="000000" w:themeColor="text1"/>
+          <w:sz w:val="24"/>
+          <w:szCs w:val="24"/>
+        </w:rPr>
+        <w:br/>
+        <w:t>Diagrama de Clases UML de la lógica del catálogo</w:t>
+      </w:r>
+    </w:p>
+    <w:p>
+      <w:pPr>
+        <w:spacing w:after="160" w:line="278" w:lineRule="auto"/>
+        <w:ind w:firstLine="0"/>
+        <w:rPr>
+          <w:rFonts w:eastAsiaTheme="majorEastAsia" w:cs="Times New Roman"/>
+          <w:b/>
+        </w:rPr>
+      </w:pPr>
+      <w:r>
+        <w:rPr>
+          <w:rFonts w:cs="Times New Roman"/>
+        </w:rPr>
+        <w:br w:type="page"/>
+      </w:r>
+    </w:p>
+    <w:p>
+      <w:pPr>
+        <w:pStyle w:val="Ttulo1"/>
+        <w:rPr>
+          <w:rFonts w:cs="Times New Roman"/>
+        </w:rPr>
+      </w:pPr>
+      <w:bookmarkStart w:id="27" w:name="_Toc241959188"/>
+      <w:r>
+        <w:rPr>
+          <w:rFonts w:cs="Times New Roman"/>
+        </w:rPr>
+        <w:lastRenderedPageBreak/>
+        <w:t>Glosario</w:t>
+      </w:r>
+      <w:bookmarkEnd w:id="27"/>
+    </w:p>
+    <w:p>
+      <w:pPr>
+        <w:rPr>
+          <w:rFonts w:cs="Times New Roman"/>
+        </w:rPr>
+      </w:pPr>
+    </w:p>
+    <w:p>
+      <w:pPr>
+        <w:rPr>
+          <w:rFonts w:cs="Times New Roman"/>
+        </w:rPr>
+      </w:pPr>
+    </w:p>
+    <w:p>
+      <w:pPr>
+        <w:rPr>
+          <w:rFonts w:cs="Times New Roman"/>
+        </w:rPr>
+      </w:pPr>
+    </w:p>
+    <w:p>
+      <w:pPr>
+        <w:rPr>
+          <w:rFonts w:cs="Times New Roman"/>
+        </w:rPr>
+      </w:pPr>
+    </w:p>
+    <w:p>
+      <w:pPr>
+        <w:rPr>
+          <w:rFonts w:cs="Times New Roman"/>
+        </w:rPr>
+      </w:pPr>
+      <w:r>
+        <w:rPr>
+          <w:rFonts w:cs="Times New Roman"/>
+        </w:rPr>
+        <w:br w:type="page"/>
+      </w:r>
+    </w:p>
+    <w:p>
+      <w:pPr>
+        <w:pStyle w:val="Ttulo1"/>
+        <w:rPr>
+          <w:rFonts w:cs="Times New Roman"/>
+        </w:rPr>
+      </w:pPr>
+      <w:bookmarkStart w:id="28" w:name="_Toc241959189"/>
+      <w:r>
+        <w:rPr>
+          <w:rFonts w:cs="Times New Roman"/>
+        </w:rPr>
+        <w:lastRenderedPageBreak/>
+        <w:t>Referencias</w:t>
+      </w:r>
+      <w:bookmarkEnd w:id="28"/>
+    </w:p>
+    <w:p>
+      <w:pPr>
+        <w:rPr>
+          <w:rFonts w:cs="Times New Roman"/>
+        </w:rPr>
+      </w:pPr>
+    </w:p>
+    <w:p>
+      <w:pPr>
+        <w:rPr>
+          <w:rFonts w:cs="Times New Roman"/>
+        </w:rPr>
+      </w:pPr>
+    </w:p>
+    <w:p>
+      <w:pPr>
+        <w:ind w:left="708" w:hanging="708"/>
+        <w:rPr>
+          <w:rFonts w:cs="Times New Roman"/>
+        </w:rPr>
+      </w:pPr>
+    </w:p>
+    <w:p>
+      <w:pPr>
+        <w:rPr>
+          <w:rFonts w:cs="Times New Roman"/>
+        </w:rPr>
+      </w:pPr>
+      <w:r>
+        <w:rPr>
+          <w:rFonts w:cs="Times New Roman"/>
+        </w:rPr>
         <w:br w:type="page"/>
       </w:r>
     </w:p>
@@ -3584,571 +6006,16 @@
           <w:szCs w:val="24"/>
         </w:rPr>
       </w:pPr>
-      <w:bookmarkStart w:id="14" w:name="_Toc241955387"/>
+      <w:bookmarkStart w:id="29" w:name="_Toc241959190"/>
       <w:r>
         <w:rPr>
           <w:rFonts w:cs="Times New Roman"/>
           <w:szCs w:val="24"/>
         </w:rPr>
         <w:lastRenderedPageBreak/>
-        <w:t>Alcance</w:t>
-      </w:r>
-      <w:bookmarkEnd w:id="14"/>
-    </w:p>
-    <w:p>
-      <w:pPr>
-        <w:rPr>
-          <w:rFonts w:cs="Times New Roman"/>
-        </w:rPr>
-      </w:pPr>
-    </w:p>
-    <w:p>
-      <w:pPr>
-        <w:pStyle w:val="Ttulo2"/>
-        <w:rPr>
-          <w:rFonts w:cs="Times New Roman"/>
-        </w:rPr>
-      </w:pPr>
-      <w:bookmarkStart w:id="15" w:name="_Toc241955388"/>
-      <w:r>
-        <w:t>Inclusiones</w:t>
-      </w:r>
-      <w:bookmarkEnd w:id="15"/>
-    </w:p>
-    <w:p>
-      <w:pPr>
-        <w:pStyle w:val="Estilonotastabla"/>
-      </w:pPr>
-      <w:r>
-        <w:t>El desarrollo del "Catálogo de Productos Nutresa" abarca la construcción funcional y técnica de extremo a extremo de las siguientes características y componentes:</w:t>
-      </w:r>
-    </w:p>
-    <w:p>
-      <w:pPr>
-        <w:pStyle w:val="Estilonotastabla"/>
-        <w:numPr>
-          <w:ilvl w:val="0"/>
-          <w:numId w:val="14"/>
-        </w:numPr>
-      </w:pPr>
-      <w:r>
-        <w:rPr>
-          <w:b/>
-          <w:bCs/>
-        </w:rPr>
-        <w:t>Diseño y Persistencia de Datos:</w:t>
-      </w:r>
-      <w:r>
-        <w:t xml:space="preserve"> </w:t>
-      </w:r>
-    </w:p>
-    <w:p>
-      <w:pPr>
-        <w:pStyle w:val="Estilonotastabla"/>
-      </w:pPr>
-      <w:r>
-        <w:t>Modelado e implementación de un modelo relacional estricto de exactamente cinco tablas de negocio dentro de la base de datos compartida del proyecto.</w:t>
-      </w:r>
-    </w:p>
-    <w:p>
-      <w:pPr>
-        <w:pStyle w:val="Estilonotastabla"/>
-      </w:pPr>
-      <w:r>
-        <w:t>Soporte estructural para dar de alta productos, asignarles una marca, clasificación, tamaños o presentaciones, y múltiples fotografías, así como permitir su edición o remoción del catálogo.</w:t>
-      </w:r>
-    </w:p>
-    <w:p>
-      <w:pPr>
-        <w:pStyle w:val="Estilonotastabla"/>
-        <w:numPr>
-          <w:ilvl w:val="0"/>
-          <w:numId w:val="14"/>
-        </w:numPr>
-      </w:pPr>
-      <w:r>
-        <w:rPr>
-          <w:b/>
-          <w:bCs/>
-        </w:rPr>
-        <w:t xml:space="preserve">Lógica de Negocio y </w:t>
-      </w:r>
-      <w:proofErr w:type="spellStart"/>
-      <w:r>
-        <w:rPr>
-          <w:b/>
-          <w:bCs/>
-        </w:rPr>
-        <w:t>Backend</w:t>
-      </w:r>
-      <w:proofErr w:type="spellEnd"/>
-      <w:r>
-        <w:rPr>
-          <w:b/>
-          <w:bCs/>
-        </w:rPr>
-        <w:t xml:space="preserve"> (Spring Boot):</w:t>
-      </w:r>
-    </w:p>
-    <w:p>
-      <w:pPr>
-        <w:pStyle w:val="Estilonotastabla"/>
-      </w:pPr>
-      <w:r>
-        <w:t>Desarrollo de una API REST que exponga las operaciones CRUD (Crear, Leer, Actualizar, Eliminar) requeridas para la gestión de productos, marcas y categorías.</w:t>
-      </w:r>
-    </w:p>
-    <w:p>
-      <w:pPr>
-        <w:pStyle w:val="Estilonotastabla"/>
-      </w:pPr>
-      <w:r>
-        <w:t>Implementación de la lógica necesaria para la carga, procesamiento y gestión de imágenes de los productos.</w:t>
-      </w:r>
-    </w:p>
-    <w:p>
-      <w:pPr>
-        <w:pStyle w:val="Estilonotastabla"/>
-      </w:pPr>
-      <w:r>
-        <w:t>Desarrollo de algoritmos de búsqueda multicriterio y paginación de resultados.</w:t>
-      </w:r>
-    </w:p>
-    <w:p>
-      <w:pPr>
-        <w:pStyle w:val="Estilonotastabla"/>
-      </w:pPr>
-      <w:r>
-        <w:t>Disposición de un</w:t>
-      </w:r>
-      <w:r>
-        <w:t xml:space="preserve"> </w:t>
-      </w:r>
-      <w:proofErr w:type="spellStart"/>
-      <w:r>
-        <w:t>endpoint</w:t>
-      </w:r>
-      <w:proofErr w:type="spellEnd"/>
-      <w:r>
-        <w:t xml:space="preserve"> de consulta maestro unificado, el cual está diseñado específicamente para ser consumido por el resto de los módulos del recetario.</w:t>
-      </w:r>
-    </w:p>
-    <w:p>
-      <w:pPr>
-        <w:pStyle w:val="Estilonotastabla"/>
-        <w:numPr>
-          <w:ilvl w:val="0"/>
-          <w:numId w:val="14"/>
-        </w:numPr>
-      </w:pPr>
-      <w:r>
-        <w:rPr>
-          <w:b/>
-          <w:bCs/>
-        </w:rPr>
-        <w:lastRenderedPageBreak/>
-        <w:t xml:space="preserve">Interfaz de Usuario y </w:t>
-      </w:r>
-      <w:proofErr w:type="spellStart"/>
-      <w:r>
-        <w:rPr>
-          <w:b/>
-          <w:bCs/>
-        </w:rPr>
-        <w:t>Frontend</w:t>
-      </w:r>
-      <w:proofErr w:type="spellEnd"/>
-      <w:r>
-        <w:rPr>
-          <w:b/>
-          <w:bCs/>
-        </w:rPr>
-        <w:t xml:space="preserve"> (</w:t>
-      </w:r>
-      <w:proofErr w:type="spellStart"/>
-      <w:r>
-        <w:rPr>
-          <w:b/>
-          <w:bCs/>
-        </w:rPr>
-        <w:t>React</w:t>
-      </w:r>
-      <w:proofErr w:type="spellEnd"/>
-      <w:r>
-        <w:rPr>
-          <w:b/>
-          <w:bCs/>
-        </w:rPr>
-        <w:t>):</w:t>
-      </w:r>
-    </w:p>
-    <w:p>
-      <w:r>
-        <w:t>Desarrollo de una vitrina principal interactiva para la exhibición del catálogo.</w:t>
-      </w:r>
-      <w:r>
-        <w:t xml:space="preserve"> </w:t>
-      </w:r>
-      <w:r>
-        <w:t>Implementación de un sistema de filtros dinámico que permita a los usuarios localizar productos según su marca, categoría y presentación.</w:t>
-      </w:r>
-    </w:p>
-    <w:p>
-      <w:r>
-        <w:t>Construcción de una vista de ficha de producto detallada que exponga de manera clara la imagen, la descripción del ítem y las recetas asociadas donde este hace aparición.</w:t>
-      </w:r>
-    </w:p>
-    <w:p>
-      <w:pPr>
-        <w:pStyle w:val="Estilonotastabla"/>
-        <w:numPr>
-          <w:ilvl w:val="0"/>
-          <w:numId w:val="14"/>
-        </w:numPr>
-      </w:pPr>
-      <w:r>
-        <w:rPr>
-          <w:b/>
-          <w:bCs/>
-        </w:rPr>
-        <w:t>Integración y Arquitectura Institucional:</w:t>
-      </w:r>
-    </w:p>
-    <w:p>
-      <w:r>
-        <w:t>Integración obligatoria con el módulo transversal de "Usuarios y Autenticación" (Módulo 00).</w:t>
-      </w:r>
-    </w:p>
-    <w:p>
-      <w:pPr>
-        <w:pStyle w:val="Estilonotastabla"/>
-      </w:pPr>
-      <w:r>
-        <w:t xml:space="preserve">Implementación de validaciones a través del token JWT para proteger </w:t>
-      </w:r>
-      <w:r>
-        <w:t xml:space="preserve">los </w:t>
-      </w:r>
-      <w:proofErr w:type="spellStart"/>
-      <w:r>
-        <w:t>endpoints</w:t>
-      </w:r>
-      <w:proofErr w:type="spellEnd"/>
-      <w:r>
-        <w:t xml:space="preserve"> del catálogo (como la creación o edición de productos), respetando el contrato JSON y el sistema de diseño visual (Kit de marca) estipulado para el proyecto.</w:t>
-      </w:r>
-    </w:p>
-    <w:p>
-      <w:pPr>
-        <w:pStyle w:val="Ttulo2"/>
-        <w:rPr>
-          <w:rFonts w:eastAsia="Calibri" w:cs="Times New Roman"/>
-          <w:color w:val="000000"/>
-          <w:szCs w:val="22"/>
-        </w:rPr>
-      </w:pPr>
-      <w:bookmarkStart w:id="16" w:name="_Toc241955389"/>
-      <w:r>
-        <w:rPr>
-          <w:rFonts w:eastAsia="Times New Roman"/>
-        </w:rPr>
-        <w:t>Exclusiones</w:t>
-      </w:r>
-      <w:bookmarkEnd w:id="16"/>
-    </w:p>
-    <w:p>
-      <w:pPr>
-        <w:pStyle w:val="Estilonotastabla"/>
-      </w:pPr>
-      <w:r>
-        <w:t xml:space="preserve">Con el objetivo de mantener </w:t>
-      </w:r>
-      <w:proofErr w:type="gramStart"/>
-      <w:r>
-        <w:t>la modularidad</w:t>
-      </w:r>
-      <w:proofErr w:type="gramEnd"/>
-      <w:r>
-        <w:t xml:space="preserve"> y respetar la división de trabajo entre las células del proyecto, se delimita que las siguientes características no forman parte de los entregables de este módulo:</w:t>
-      </w:r>
-    </w:p>
-    <w:p>
-      <w:pPr>
-        <w:pStyle w:val="Estilonotastabla"/>
-        <w:numPr>
-          <w:ilvl w:val="0"/>
-          <w:numId w:val="14"/>
-        </w:numPr>
-      </w:pPr>
-      <w:r>
-        <w:rPr>
-          <w:b/>
-          <w:bCs/>
-        </w:rPr>
-        <w:t>Autenticación y administración de usuarios.</w:t>
-      </w:r>
-      <w:r>
-        <w:t xml:space="preserve"> El registro de usuarios, la gestión de sesiones, la recuperación de contraseñas y la asignación de roles son responsabilidad exclusiva del Módulo Común de Usuarios (Lote 00).</w:t>
-      </w:r>
-    </w:p>
-    <w:p>
-      <w:pPr>
-        <w:pStyle w:val="Estilonotastabla"/>
-      </w:pPr>
-    </w:p>
-    <w:p>
-      <w:pPr>
-        <w:pStyle w:val="Estilonotastabla"/>
-      </w:pPr>
-    </w:p>
-    <w:p>
-      <w:pPr>
-        <w:pStyle w:val="Estilonotastabla"/>
-        <w:numPr>
-          <w:ilvl w:val="0"/>
-          <w:numId w:val="14"/>
-        </w:numPr>
-      </w:pPr>
-      <w:r>
-        <w:rPr>
-          <w:b/>
-          <w:bCs/>
-        </w:rPr>
-        <w:lastRenderedPageBreak/>
-        <w:t>Creación y edición de recetas.</w:t>
-      </w:r>
-      <w:r>
-        <w:t xml:space="preserve"> La estructuración de preparaciones paso a paso, la definición de tiempos de cocción y la publicación de recetas corresponden a la Célula 2 (Recetario y Contenido).</w:t>
-      </w:r>
-    </w:p>
-    <w:p>
-      <w:pPr>
-        <w:pStyle w:val="Estilonotastabla"/>
-        <w:numPr>
-          <w:ilvl w:val="0"/>
-          <w:numId w:val="14"/>
-        </w:numPr>
-      </w:pPr>
-      <w:r>
-        <w:rPr>
-          <w:b/>
-          <w:bCs/>
-        </w:rPr>
-        <w:t>Motor de coincidencia de despensa.</w:t>
-      </w:r>
-      <w:r>
-        <w:t xml:space="preserve"> La lógica para calcular el porcentaje de ingredientes disponibles en el hogar del usuario y la sugerencia de recetas con base en insumos existentes pertenecen a la Célula 3 (Despensa Virtual y Sugerencias).</w:t>
-      </w:r>
-    </w:p>
-    <w:p>
-      <w:pPr>
-        <w:pStyle w:val="Estilonotastabla"/>
-        <w:numPr>
-          <w:ilvl w:val="0"/>
-          <w:numId w:val="14"/>
-        </w:numPr>
-      </w:pPr>
-      <w:r>
-        <w:rPr>
-          <w:b/>
-          <w:bCs/>
-        </w:rPr>
-        <w:t>Cálculos y perfiles nutricionales.</w:t>
-      </w:r>
-      <w:r>
-        <w:t xml:space="preserve"> El desglose de aportes calóricos, la validación de restricciones alimentarias y la generación de etiquetas o semáforos nutricionales corresponden a la Célula 4 (Nutrición y Perfiles Alimentarios).</w:t>
-      </w:r>
-    </w:p>
-    <w:p>
-      <w:pPr>
-        <w:pStyle w:val="Estilonotastabla"/>
-        <w:numPr>
-          <w:ilvl w:val="0"/>
-          <w:numId w:val="14"/>
-        </w:numPr>
-      </w:pPr>
-      <w:r>
-        <w:rPr>
-          <w:b/>
-          <w:bCs/>
-        </w:rPr>
-        <w:t>Planificación de menús y lista de compras.</w:t>
-      </w:r>
-      <w:r>
-        <w:t xml:space="preserve"> La adición de platos a un calendario semanal y la consolidación de listas de mercado son administradas por la Célula 5 (Planificador de Menús).</w:t>
-      </w:r>
-    </w:p>
-    <w:p>
-      <w:pPr>
-        <w:pStyle w:val="Estilonotastabla"/>
-        <w:numPr>
-          <w:ilvl w:val="0"/>
-          <w:numId w:val="14"/>
-        </w:numPr>
-      </w:pPr>
-      <w:r>
-        <w:rPr>
-          <w:b/>
-          <w:bCs/>
-        </w:rPr>
-        <w:t>Pasarela de pago y comercio electrónico.</w:t>
-      </w:r>
-      <w:r>
-        <w:t xml:space="preserve"> El sistema no contempla transacciones monetarias, procesamiento de tarjetas de crédito, carritos de compra ni envíos a domicilio</w:t>
-      </w:r>
-      <w:r>
-        <w:t>.</w:t>
-      </w:r>
-    </w:p>
-    <w:p>
-      <w:pPr>
-        <w:pStyle w:val="Estilonotastabla"/>
-        <w:rPr>
-          <w:rFonts w:cs="Times New Roman"/>
-        </w:rPr>
-      </w:pPr>
-    </w:p>
-    <w:p>
-      <w:pPr>
-        <w:rPr>
-          <w:rFonts w:cs="Times New Roman"/>
-        </w:rPr>
-      </w:pPr>
-      <w:r>
-        <w:rPr>
-          <w:rFonts w:cs="Times New Roman"/>
-        </w:rPr>
-        <w:br w:type="page"/>
-      </w:r>
-    </w:p>
-    <w:p>
-      <w:pPr>
-        <w:pStyle w:val="Ttulo1"/>
-        <w:rPr>
-          <w:rFonts w:cs="Times New Roman"/>
-        </w:rPr>
-      </w:pPr>
-      <w:bookmarkStart w:id="17" w:name="_Toc241955390"/>
-      <w:r>
-        <w:rPr>
-          <w:rFonts w:cs="Times New Roman"/>
-        </w:rPr>
-        <w:lastRenderedPageBreak/>
-        <w:t>Glosario</w:t>
-      </w:r>
-      <w:bookmarkEnd w:id="17"/>
-    </w:p>
-    <w:p>
-      <w:pPr>
-        <w:rPr>
-          <w:rFonts w:cs="Times New Roman"/>
-        </w:rPr>
-      </w:pPr>
-    </w:p>
-    <w:p>
-      <w:pPr>
-        <w:rPr>
-          <w:rFonts w:cs="Times New Roman"/>
-        </w:rPr>
-      </w:pPr>
-    </w:p>
-    <w:p>
-      <w:pPr>
-        <w:rPr>
-          <w:rFonts w:cs="Times New Roman"/>
-        </w:rPr>
-      </w:pPr>
-    </w:p>
-    <w:p>
-      <w:pPr>
-        <w:rPr>
-          <w:rFonts w:cs="Times New Roman"/>
-        </w:rPr>
-      </w:pPr>
-    </w:p>
-    <w:p>
-      <w:pPr>
-        <w:rPr>
-          <w:rFonts w:cs="Times New Roman"/>
-        </w:rPr>
-      </w:pPr>
-      <w:r>
-        <w:rPr>
-          <w:rFonts w:cs="Times New Roman"/>
-        </w:rPr>
-        <w:br w:type="page"/>
-      </w:r>
-    </w:p>
-    <w:p>
-      <w:pPr>
-        <w:pStyle w:val="Ttulo1"/>
-        <w:rPr>
-          <w:rFonts w:cs="Times New Roman"/>
-        </w:rPr>
-      </w:pPr>
-      <w:bookmarkStart w:id="18" w:name="_Toc241955391"/>
-      <w:r>
-        <w:rPr>
-          <w:rFonts w:cs="Times New Roman"/>
-        </w:rPr>
-        <w:lastRenderedPageBreak/>
-        <w:t>Referencias</w:t>
-      </w:r>
-      <w:bookmarkEnd w:id="18"/>
-    </w:p>
-    <w:p>
-      <w:pPr>
-        <w:rPr>
-          <w:rFonts w:cs="Times New Roman"/>
-        </w:rPr>
-      </w:pPr>
-    </w:p>
-    <w:p>
-      <w:pPr>
-        <w:rPr>
-          <w:rFonts w:cs="Times New Roman"/>
-        </w:rPr>
-      </w:pPr>
-    </w:p>
-    <w:p>
-      <w:pPr>
-        <w:ind w:left="708" w:hanging="708"/>
-        <w:rPr>
-          <w:rFonts w:cs="Times New Roman"/>
-        </w:rPr>
-      </w:pPr>
-    </w:p>
-    <w:p>
-      <w:pPr>
-        <w:rPr>
-          <w:rFonts w:cs="Times New Roman"/>
-        </w:rPr>
-      </w:pPr>
-      <w:r>
-        <w:rPr>
-          <w:rFonts w:cs="Times New Roman"/>
-        </w:rPr>
-        <w:br w:type="page"/>
-      </w:r>
-    </w:p>
-    <w:p>
-      <w:pPr>
-        <w:pStyle w:val="Ttulo1"/>
-        <w:rPr>
-          <w:rFonts w:cs="Times New Roman"/>
-          <w:szCs w:val="24"/>
-        </w:rPr>
-      </w:pPr>
-      <w:bookmarkStart w:id="19" w:name="_Toc241955392"/>
-      <w:r>
-        <w:rPr>
-          <w:rFonts w:cs="Times New Roman"/>
-          <w:szCs w:val="24"/>
-        </w:rPr>
-        <w:lastRenderedPageBreak/>
         <w:t>Reglamentación y condiciones legales</w:t>
       </w:r>
-      <w:bookmarkEnd w:id="19"/>
+      <w:bookmarkEnd w:id="29"/>
     </w:p>
     <w:p>
       <w:pPr>
@@ -4247,6 +6114,119 @@
 <file path=word/numbering.xml><?xml version="1.0" encoding="utf-8"?>
 <w:numbering xmlns:wpc="http://schemas.microsoft.com/office/word/2010/wordprocessingCanvas" xmlns:cx="http://schemas.microsoft.com/office/drawing/2014/chartex" xmlns:cx1="http://schemas.microsoft.com/office/drawing/2015/9/8/chartex" xmlns:cx2="http://schemas.microsoft.com/office/drawing/2015/10/21/chartex" xmlns:cx3="http://schemas.microsoft.com/office/drawing/2016/5/9/chartex" xmlns:cx4="http://schemas.microsoft.com/office/drawing/2016/5/10/chartex" xmlns:cx5="http://schemas.microsoft.com/office/drawing/2016/5/11/chartex" xmlns:cx6="http://schemas.microsoft.com/office/drawing/2016/5/12/chartex" xmlns:cx7="http://schemas.microsoft.com/office/drawing/2016/5/13/chartex" xmlns:cx8="http://schemas.microsoft.com/office/drawing/2016/5/14/chartex" xmlns:mc="http://schemas.openxmlformats.org/markup-compatibility/2006" xmlns:aink="http://schemas.microsoft.com/office/drawing/2016/ink" xmlns:am3d="http://schemas.microsoft.com/office/drawing/2017/model3d" xmlns:o="urn:schemas-microsoft-com:office:office" xmlns:oel="http://schemas.microsoft.com/office/2019/extlst" xmlns:r="http://schemas.openxmlformats.org/officeDocument/2006/relationships" xmlns:m="http://schemas.openxmlformats.org/officeDocument/2006/math" xmlns:v="urn:schemas-microsoft-com:vml" xmlns:wp14="http://schemas.microsoft.com/office/word/2010/wordprocessingDrawing" xmlns:wp="http://schemas.openxmlformats.org/drawingml/2006/wordprocessingDrawing" xmlns:w10="urn:schemas-microsoft-com:office:word" xmlns:w="http://schemas.openxmlformats.org/wordprocessingml/2006/main" xmlns:w14="http://schemas.microsoft.com/office/word/2010/wordml" xmlns:w15="http://schemas.microsoft.com/office/word/2012/wordml" xmlns:w16cex="http://schemas.microsoft.com/office/word/2018/wordml/cex" xmlns:w16cid="http://schemas.microsoft.com/office/word/2016/wordml/cid" xmlns:w16="http://schemas.microsoft.com/office/word/2018/wordml" xmlns:w16du="http://schemas.microsoft.com/office/word/2023/wordml/word16du" xmlns:w16sdtdh="http://schemas.microsoft.com/office/word/2020/wordml/sdtdatahash" xmlns:w16sdtfl="http://schemas.microsoft.com/office/word/2024/wordml/sdtformatlock" xmlns:w16se="http://schemas.microsoft.com/office/word/2015/wordml/symex" xmlns:wpg="http://schemas.microsoft.com/office/word/2010/wordprocessingGroup" xmlns:wpi="http://schemas.microsoft.com/office/word/2010/wordprocessingInk" xmlns:wne="http://schemas.microsoft.com/office/word/2006/wordml" xmlns:wps="http://schemas.microsoft.com/office/word/2010/wordprocessingShape" mc:Ignorable="w14 w15 w16se w16cid w16 w16cex w16sdtdh w16sdtfl w16du wp14">
   <w:abstractNum w:abstractNumId="0" w15:restartNumberingAfterBreak="0">
+    <w:nsid w:val="01EF4C52"/>
+    <w:multiLevelType w:val="multilevel"/>
+    <w:tmpl w:val="7092FA2E"/>
+    <w:lvl w:ilvl="0">
+      <w:start w:val="1"/>
+      <w:numFmt w:val="decimal"/>
+      <w:lvlText w:val="%1."/>
+      <w:lvlJc w:val="left"/>
+      <w:pPr>
+        <w:tabs>
+          <w:tab w:val="num" w:pos="720"/>
+        </w:tabs>
+        <w:ind w:left="720" w:hanging="360"/>
+      </w:pPr>
+    </w:lvl>
+    <w:lvl w:ilvl="1" w:tentative="1">
+      <w:start w:val="1"/>
+      <w:numFmt w:val="decimal"/>
+      <w:lvlText w:val="%2."/>
+      <w:lvlJc w:val="left"/>
+      <w:pPr>
+        <w:tabs>
+          <w:tab w:val="num" w:pos="1440"/>
+        </w:tabs>
+        <w:ind w:left="1440" w:hanging="360"/>
+      </w:pPr>
+    </w:lvl>
+    <w:lvl w:ilvl="2" w:tentative="1">
+      <w:start w:val="1"/>
+      <w:numFmt w:val="decimal"/>
+      <w:lvlText w:val="%3."/>
+      <w:lvlJc w:val="left"/>
+      <w:pPr>
+        <w:tabs>
+          <w:tab w:val="num" w:pos="2160"/>
+        </w:tabs>
+        <w:ind w:left="2160" w:hanging="360"/>
+      </w:pPr>
+    </w:lvl>
+    <w:lvl w:ilvl="3" w:tentative="1">
+      <w:start w:val="1"/>
+      <w:numFmt w:val="decimal"/>
+      <w:lvlText w:val="%4."/>
+      <w:lvlJc w:val="left"/>
+      <w:pPr>
+        <w:tabs>
+          <w:tab w:val="num" w:pos="2880"/>
+        </w:tabs>
+        <w:ind w:left="2880" w:hanging="360"/>
+      </w:pPr>
+    </w:lvl>
+    <w:lvl w:ilvl="4" w:tentative="1">
+      <w:start w:val="1"/>
+      <w:numFmt w:val="decimal"/>
+      <w:lvlText w:val="%5."/>
+      <w:lvlJc w:val="left"/>
+      <w:pPr>
+        <w:tabs>
+          <w:tab w:val="num" w:pos="3600"/>
+        </w:tabs>
+        <w:ind w:left="3600" w:hanging="360"/>
+      </w:pPr>
+    </w:lvl>
+    <w:lvl w:ilvl="5" w:tentative="1">
+      <w:start w:val="1"/>
+      <w:numFmt w:val="decimal"/>
+      <w:lvlText w:val="%6."/>
+      <w:lvlJc w:val="left"/>
+      <w:pPr>
+        <w:tabs>
+          <w:tab w:val="num" w:pos="4320"/>
+        </w:tabs>
+        <w:ind w:left="4320" w:hanging="360"/>
+      </w:pPr>
+    </w:lvl>
+    <w:lvl w:ilvl="6" w:tentative="1">
+      <w:start w:val="1"/>
+      <w:numFmt w:val="decimal"/>
+      <w:lvlText w:val="%7."/>
+      <w:lvlJc w:val="left"/>
+      <w:pPr>
+        <w:tabs>
+          <w:tab w:val="num" w:pos="5040"/>
+        </w:tabs>
+        <w:ind w:left="5040" w:hanging="360"/>
+      </w:pPr>
+    </w:lvl>
+    <w:lvl w:ilvl="7" w:tentative="1">
+      <w:start w:val="1"/>
+      <w:numFmt w:val="decimal"/>
+      <w:lvlText w:val="%8."/>
+      <w:lvlJc w:val="left"/>
+      <w:pPr>
+        <w:tabs>
+          <w:tab w:val="num" w:pos="5760"/>
+        </w:tabs>
+        <w:ind w:left="5760" w:hanging="360"/>
+      </w:pPr>
+    </w:lvl>
+    <w:lvl w:ilvl="8" w:tentative="1">
+      <w:start w:val="1"/>
+      <w:numFmt w:val="decimal"/>
+      <w:lvlText w:val="%9."/>
+      <w:lvlJc w:val="left"/>
+      <w:pPr>
+        <w:tabs>
+          <w:tab w:val="num" w:pos="6480"/>
+        </w:tabs>
+        <w:ind w:left="6480" w:hanging="360"/>
+      </w:pPr>
+    </w:lvl>
+  </w:abstractNum>
+  <w:abstractNum w:abstractNumId="1" w15:restartNumberingAfterBreak="0">
     <w:nsid w:val="05553EFD"/>
     <w:multiLevelType w:val="hybridMultilevel"/>
     <w:tmpl w:val="F52AEC36"/>
@@ -4359,7 +6339,156 @@
       </w:rPr>
     </w:lvl>
   </w:abstractNum>
-  <w:abstractNum w:abstractNumId="1" w15:restartNumberingAfterBreak="0">
+  <w:abstractNum w:abstractNumId="2" w15:restartNumberingAfterBreak="0">
+    <w:nsid w:val="07E1623C"/>
+    <w:multiLevelType w:val="multilevel"/>
+    <w:tmpl w:val="BD76CDB4"/>
+    <w:lvl w:ilvl="0">
+      <w:start w:val="1"/>
+      <w:numFmt w:val="bullet"/>
+      <w:lvlText w:val=""/>
+      <w:lvlJc w:val="left"/>
+      <w:pPr>
+        <w:tabs>
+          <w:tab w:val="num" w:pos="720"/>
+        </w:tabs>
+        <w:ind w:left="720" w:hanging="360"/>
+      </w:pPr>
+      <w:rPr>
+        <w:rFonts w:ascii="Symbol" w:hAnsi="Symbol" w:hint="default"/>
+        <w:sz w:val="20"/>
+      </w:rPr>
+    </w:lvl>
+    <w:lvl w:ilvl="1" w:tentative="1">
+      <w:start w:val="1"/>
+      <w:numFmt w:val="bullet"/>
+      <w:lvlText w:val="o"/>
+      <w:lvlJc w:val="left"/>
+      <w:pPr>
+        <w:tabs>
+          <w:tab w:val="num" w:pos="1440"/>
+        </w:tabs>
+        <w:ind w:left="1440" w:hanging="360"/>
+      </w:pPr>
+      <w:rPr>
+        <w:rFonts w:ascii="Courier New" w:hAnsi="Courier New" w:hint="default"/>
+        <w:sz w:val="20"/>
+      </w:rPr>
+    </w:lvl>
+    <w:lvl w:ilvl="2" w:tentative="1">
+      <w:start w:val="1"/>
+      <w:numFmt w:val="bullet"/>
+      <w:lvlText w:val=""/>
+      <w:lvlJc w:val="left"/>
+      <w:pPr>
+        <w:tabs>
+          <w:tab w:val="num" w:pos="2160"/>
+        </w:tabs>
+        <w:ind w:left="2160" w:hanging="360"/>
+      </w:pPr>
+      <w:rPr>
+        <w:rFonts w:ascii="Wingdings" w:hAnsi="Wingdings" w:hint="default"/>
+        <w:sz w:val="20"/>
+      </w:rPr>
+    </w:lvl>
+    <w:lvl w:ilvl="3" w:tentative="1">
+      <w:start w:val="1"/>
+      <w:numFmt w:val="bullet"/>
+      <w:lvlText w:val=""/>
+      <w:lvlJc w:val="left"/>
+      <w:pPr>
+        <w:tabs>
+          <w:tab w:val="num" w:pos="2880"/>
+        </w:tabs>
+        <w:ind w:left="2880" w:hanging="360"/>
+      </w:pPr>
+      <w:rPr>
+        <w:rFonts w:ascii="Wingdings" w:hAnsi="Wingdings" w:hint="default"/>
+        <w:sz w:val="20"/>
+      </w:rPr>
+    </w:lvl>
+    <w:lvl w:ilvl="4" w:tentative="1">
+      <w:start w:val="1"/>
+      <w:numFmt w:val="bullet"/>
+      <w:lvlText w:val=""/>
+      <w:lvlJc w:val="left"/>
+      <w:pPr>
+        <w:tabs>
+          <w:tab w:val="num" w:pos="3600"/>
+        </w:tabs>
+        <w:ind w:left="3600" w:hanging="360"/>
+      </w:pPr>
+      <w:rPr>
+        <w:rFonts w:ascii="Wingdings" w:hAnsi="Wingdings" w:hint="default"/>
+        <w:sz w:val="20"/>
+      </w:rPr>
+    </w:lvl>
+    <w:lvl w:ilvl="5" w:tentative="1">
+      <w:start w:val="1"/>
+      <w:numFmt w:val="bullet"/>
+      <w:lvlText w:val=""/>
+      <w:lvlJc w:val="left"/>
+      <w:pPr>
+        <w:tabs>
+          <w:tab w:val="num" w:pos="4320"/>
+        </w:tabs>
+        <w:ind w:left="4320" w:hanging="360"/>
+      </w:pPr>
+      <w:rPr>
+        <w:rFonts w:ascii="Wingdings" w:hAnsi="Wingdings" w:hint="default"/>
+        <w:sz w:val="20"/>
+      </w:rPr>
+    </w:lvl>
+    <w:lvl w:ilvl="6" w:tentative="1">
+      <w:start w:val="1"/>
+      <w:numFmt w:val="bullet"/>
+      <w:lvlText w:val=""/>
+      <w:lvlJc w:val="left"/>
+      <w:pPr>
+        <w:tabs>
+          <w:tab w:val="num" w:pos="5040"/>
+        </w:tabs>
+        <w:ind w:left="5040" w:hanging="360"/>
+      </w:pPr>
+      <w:rPr>
+        <w:rFonts w:ascii="Wingdings" w:hAnsi="Wingdings" w:hint="default"/>
+        <w:sz w:val="20"/>
+      </w:rPr>
+    </w:lvl>
+    <w:lvl w:ilvl="7" w:tentative="1">
+      <w:start w:val="1"/>
+      <w:numFmt w:val="bullet"/>
+      <w:lvlText w:val=""/>
+      <w:lvlJc w:val="left"/>
+      <w:pPr>
+        <w:tabs>
+          <w:tab w:val="num" w:pos="5760"/>
+        </w:tabs>
+        <w:ind w:left="5760" w:hanging="360"/>
+      </w:pPr>
+      <w:rPr>
+        <w:rFonts w:ascii="Wingdings" w:hAnsi="Wingdings" w:hint="default"/>
+        <w:sz w:val="20"/>
+      </w:rPr>
+    </w:lvl>
+    <w:lvl w:ilvl="8" w:tentative="1">
+      <w:start w:val="1"/>
+      <w:numFmt w:val="bullet"/>
+      <w:lvlText w:val=""/>
+      <w:lvlJc w:val="left"/>
+      <w:pPr>
+        <w:tabs>
+          <w:tab w:val="num" w:pos="6480"/>
+        </w:tabs>
+        <w:ind w:left="6480" w:hanging="360"/>
+      </w:pPr>
+      <w:rPr>
+        <w:rFonts w:ascii="Wingdings" w:hAnsi="Wingdings" w:hint="default"/>
+        <w:sz w:val="20"/>
+      </w:rPr>
+    </w:lvl>
+  </w:abstractNum>
+  <w:abstractNum w:abstractNumId="3" w15:restartNumberingAfterBreak="0">
     <w:nsid w:val="149E244F"/>
     <w:multiLevelType w:val="hybridMultilevel"/>
     <w:tmpl w:val="27288E86"/>
@@ -4471,7 +6600,7 @@
       </w:rPr>
     </w:lvl>
   </w:abstractNum>
-  <w:abstractNum w:abstractNumId="2" w15:restartNumberingAfterBreak="0">
+  <w:abstractNum w:abstractNumId="4" w15:restartNumberingAfterBreak="0">
     <w:nsid w:val="195915A6"/>
     <w:multiLevelType w:val="hybridMultilevel"/>
     <w:tmpl w:val="FA08BCDC"/>
@@ -4583,7 +6712,7 @@
       </w:rPr>
     </w:lvl>
   </w:abstractNum>
-  <w:abstractNum w:abstractNumId="3" w15:restartNumberingAfterBreak="0">
+  <w:abstractNum w:abstractNumId="5" w15:restartNumberingAfterBreak="0">
     <w:nsid w:val="1D697240"/>
     <w:multiLevelType w:val="hybridMultilevel"/>
     <w:tmpl w:val="8F46FBE4"/>
@@ -4669,7 +6798,7 @@
       </w:pPr>
     </w:lvl>
   </w:abstractNum>
-  <w:abstractNum w:abstractNumId="4" w15:restartNumberingAfterBreak="0">
+  <w:abstractNum w:abstractNumId="6" w15:restartNumberingAfterBreak="0">
     <w:nsid w:val="22FF5B1C"/>
     <w:multiLevelType w:val="hybridMultilevel"/>
     <w:tmpl w:val="641CDF46"/>
@@ -4782,7 +6911,7 @@
       </w:rPr>
     </w:lvl>
   </w:abstractNum>
-  <w:abstractNum w:abstractNumId="5" w15:restartNumberingAfterBreak="0">
+  <w:abstractNum w:abstractNumId="7" w15:restartNumberingAfterBreak="0">
     <w:nsid w:val="24870064"/>
     <w:multiLevelType w:val="hybridMultilevel"/>
     <w:tmpl w:val="52BA0B96"/>
@@ -4895,7 +7024,156 @@
       </w:rPr>
     </w:lvl>
   </w:abstractNum>
-  <w:abstractNum w:abstractNumId="6" w15:restartNumberingAfterBreak="0">
+  <w:abstractNum w:abstractNumId="8" w15:restartNumberingAfterBreak="0">
+    <w:nsid w:val="2CB31B13"/>
+    <w:multiLevelType w:val="multilevel"/>
+    <w:tmpl w:val="BFD8762A"/>
+    <w:lvl w:ilvl="0">
+      <w:start w:val="1"/>
+      <w:numFmt w:val="bullet"/>
+      <w:lvlText w:val=""/>
+      <w:lvlJc w:val="left"/>
+      <w:pPr>
+        <w:tabs>
+          <w:tab w:val="num" w:pos="720"/>
+        </w:tabs>
+        <w:ind w:left="720" w:hanging="360"/>
+      </w:pPr>
+      <w:rPr>
+        <w:rFonts w:ascii="Symbol" w:hAnsi="Symbol" w:hint="default"/>
+        <w:sz w:val="20"/>
+      </w:rPr>
+    </w:lvl>
+    <w:lvl w:ilvl="1" w:tentative="1">
+      <w:start w:val="1"/>
+      <w:numFmt w:val="bullet"/>
+      <w:lvlText w:val="o"/>
+      <w:lvlJc w:val="left"/>
+      <w:pPr>
+        <w:tabs>
+          <w:tab w:val="num" w:pos="1440"/>
+        </w:tabs>
+        <w:ind w:left="1440" w:hanging="360"/>
+      </w:pPr>
+      <w:rPr>
+        <w:rFonts w:ascii="Courier New" w:hAnsi="Courier New" w:hint="default"/>
+        <w:sz w:val="20"/>
+      </w:rPr>
+    </w:lvl>
+    <w:lvl w:ilvl="2" w:tentative="1">
+      <w:start w:val="1"/>
+      <w:numFmt w:val="bullet"/>
+      <w:lvlText w:val=""/>
+      <w:lvlJc w:val="left"/>
+      <w:pPr>
+        <w:tabs>
+          <w:tab w:val="num" w:pos="2160"/>
+        </w:tabs>
+        <w:ind w:left="2160" w:hanging="360"/>
+      </w:pPr>
+      <w:rPr>
+        <w:rFonts w:ascii="Wingdings" w:hAnsi="Wingdings" w:hint="default"/>
+        <w:sz w:val="20"/>
+      </w:rPr>
+    </w:lvl>
+    <w:lvl w:ilvl="3" w:tentative="1">
+      <w:start w:val="1"/>
+      <w:numFmt w:val="bullet"/>
+      <w:lvlText w:val=""/>
+      <w:lvlJc w:val="left"/>
+      <w:pPr>
+        <w:tabs>
+          <w:tab w:val="num" w:pos="2880"/>
+        </w:tabs>
+        <w:ind w:left="2880" w:hanging="360"/>
+      </w:pPr>
+      <w:rPr>
+        <w:rFonts w:ascii="Wingdings" w:hAnsi="Wingdings" w:hint="default"/>
+        <w:sz w:val="20"/>
+      </w:rPr>
+    </w:lvl>
+    <w:lvl w:ilvl="4" w:tentative="1">
+      <w:start w:val="1"/>
+      <w:numFmt w:val="bullet"/>
+      <w:lvlText w:val=""/>
+      <w:lvlJc w:val="left"/>
+      <w:pPr>
+        <w:tabs>
+          <w:tab w:val="num" w:pos="3600"/>
+        </w:tabs>
+        <w:ind w:left="3600" w:hanging="360"/>
+      </w:pPr>
+      <w:rPr>
+        <w:rFonts w:ascii="Wingdings" w:hAnsi="Wingdings" w:hint="default"/>
+        <w:sz w:val="20"/>
+      </w:rPr>
+    </w:lvl>
+    <w:lvl w:ilvl="5" w:tentative="1">
+      <w:start w:val="1"/>
+      <w:numFmt w:val="bullet"/>
+      <w:lvlText w:val=""/>
+      <w:lvlJc w:val="left"/>
+      <w:pPr>
+        <w:tabs>
+          <w:tab w:val="num" w:pos="4320"/>
+        </w:tabs>
+        <w:ind w:left="4320" w:hanging="360"/>
+      </w:pPr>
+      <w:rPr>
+        <w:rFonts w:ascii="Wingdings" w:hAnsi="Wingdings" w:hint="default"/>
+        <w:sz w:val="20"/>
+      </w:rPr>
+    </w:lvl>
+    <w:lvl w:ilvl="6" w:tentative="1">
+      <w:start w:val="1"/>
+      <w:numFmt w:val="bullet"/>
+      <w:lvlText w:val=""/>
+      <w:lvlJc w:val="left"/>
+      <w:pPr>
+        <w:tabs>
+          <w:tab w:val="num" w:pos="5040"/>
+        </w:tabs>
+        <w:ind w:left="5040" w:hanging="360"/>
+      </w:pPr>
+      <w:rPr>
+        <w:rFonts w:ascii="Wingdings" w:hAnsi="Wingdings" w:hint="default"/>
+        <w:sz w:val="20"/>
+      </w:rPr>
+    </w:lvl>
+    <w:lvl w:ilvl="7" w:tentative="1">
+      <w:start w:val="1"/>
+      <w:numFmt w:val="bullet"/>
+      <w:lvlText w:val=""/>
+      <w:lvlJc w:val="left"/>
+      <w:pPr>
+        <w:tabs>
+          <w:tab w:val="num" w:pos="5760"/>
+        </w:tabs>
+        <w:ind w:left="5760" w:hanging="360"/>
+      </w:pPr>
+      <w:rPr>
+        <w:rFonts w:ascii="Wingdings" w:hAnsi="Wingdings" w:hint="default"/>
+        <w:sz w:val="20"/>
+      </w:rPr>
+    </w:lvl>
+    <w:lvl w:ilvl="8" w:tentative="1">
+      <w:start w:val="1"/>
+      <w:numFmt w:val="bullet"/>
+      <w:lvlText w:val=""/>
+      <w:lvlJc w:val="left"/>
+      <w:pPr>
+        <w:tabs>
+          <w:tab w:val="num" w:pos="6480"/>
+        </w:tabs>
+        <w:ind w:left="6480" w:hanging="360"/>
+      </w:pPr>
+      <w:rPr>
+        <w:rFonts w:ascii="Wingdings" w:hAnsi="Wingdings" w:hint="default"/>
+        <w:sz w:val="20"/>
+      </w:rPr>
+    </w:lvl>
+  </w:abstractNum>
+  <w:abstractNum w:abstractNumId="9" w15:restartNumberingAfterBreak="0">
     <w:nsid w:val="2D6362AE"/>
     <w:multiLevelType w:val="hybridMultilevel"/>
     <w:tmpl w:val="283CF872"/>
@@ -5008,7 +7286,7 @@
       </w:rPr>
     </w:lvl>
   </w:abstractNum>
-  <w:abstractNum w:abstractNumId="7" w15:restartNumberingAfterBreak="0">
+  <w:abstractNum w:abstractNumId="10" w15:restartNumberingAfterBreak="0">
     <w:nsid w:val="2FF631EF"/>
     <w:multiLevelType w:val="multilevel"/>
     <w:tmpl w:val="BA60679A"/>
@@ -5157,7 +7435,156 @@
       </w:rPr>
     </w:lvl>
   </w:abstractNum>
-  <w:abstractNum w:abstractNumId="8" w15:restartNumberingAfterBreak="0">
+  <w:abstractNum w:abstractNumId="11" w15:restartNumberingAfterBreak="0">
+    <w:nsid w:val="320C439E"/>
+    <w:multiLevelType w:val="multilevel"/>
+    <w:tmpl w:val="A600CD08"/>
+    <w:lvl w:ilvl="0">
+      <w:start w:val="1"/>
+      <w:numFmt w:val="bullet"/>
+      <w:lvlText w:val=""/>
+      <w:lvlJc w:val="left"/>
+      <w:pPr>
+        <w:tabs>
+          <w:tab w:val="num" w:pos="720"/>
+        </w:tabs>
+        <w:ind w:left="720" w:hanging="360"/>
+      </w:pPr>
+      <w:rPr>
+        <w:rFonts w:ascii="Symbol" w:hAnsi="Symbol" w:hint="default"/>
+        <w:sz w:val="20"/>
+      </w:rPr>
+    </w:lvl>
+    <w:lvl w:ilvl="1" w:tentative="1">
+      <w:start w:val="1"/>
+      <w:numFmt w:val="bullet"/>
+      <w:lvlText w:val="o"/>
+      <w:lvlJc w:val="left"/>
+      <w:pPr>
+        <w:tabs>
+          <w:tab w:val="num" w:pos="1440"/>
+        </w:tabs>
+        <w:ind w:left="1440" w:hanging="360"/>
+      </w:pPr>
+      <w:rPr>
+        <w:rFonts w:ascii="Courier New" w:hAnsi="Courier New" w:hint="default"/>
+        <w:sz w:val="20"/>
+      </w:rPr>
+    </w:lvl>
+    <w:lvl w:ilvl="2" w:tentative="1">
+      <w:start w:val="1"/>
+      <w:numFmt w:val="bullet"/>
+      <w:lvlText w:val=""/>
+      <w:lvlJc w:val="left"/>
+      <w:pPr>
+        <w:tabs>
+          <w:tab w:val="num" w:pos="2160"/>
+        </w:tabs>
+        <w:ind w:left="2160" w:hanging="360"/>
+      </w:pPr>
+      <w:rPr>
+        <w:rFonts w:ascii="Wingdings" w:hAnsi="Wingdings" w:hint="default"/>
+        <w:sz w:val="20"/>
+      </w:rPr>
+    </w:lvl>
+    <w:lvl w:ilvl="3" w:tentative="1">
+      <w:start w:val="1"/>
+      <w:numFmt w:val="bullet"/>
+      <w:lvlText w:val=""/>
+      <w:lvlJc w:val="left"/>
+      <w:pPr>
+        <w:tabs>
+          <w:tab w:val="num" w:pos="2880"/>
+        </w:tabs>
+        <w:ind w:left="2880" w:hanging="360"/>
+      </w:pPr>
+      <w:rPr>
+        <w:rFonts w:ascii="Wingdings" w:hAnsi="Wingdings" w:hint="default"/>
+        <w:sz w:val="20"/>
+      </w:rPr>
+    </w:lvl>
+    <w:lvl w:ilvl="4" w:tentative="1">
+      <w:start w:val="1"/>
+      <w:numFmt w:val="bullet"/>
+      <w:lvlText w:val=""/>
+      <w:lvlJc w:val="left"/>
+      <w:pPr>
+        <w:tabs>
+          <w:tab w:val="num" w:pos="3600"/>
+        </w:tabs>
+        <w:ind w:left="3600" w:hanging="360"/>
+      </w:pPr>
+      <w:rPr>
+        <w:rFonts w:ascii="Wingdings" w:hAnsi="Wingdings" w:hint="default"/>
+        <w:sz w:val="20"/>
+      </w:rPr>
+    </w:lvl>
+    <w:lvl w:ilvl="5" w:tentative="1">
+      <w:start w:val="1"/>
+      <w:numFmt w:val="bullet"/>
+      <w:lvlText w:val=""/>
+      <w:lvlJc w:val="left"/>
+      <w:pPr>
+        <w:tabs>
+          <w:tab w:val="num" w:pos="4320"/>
+        </w:tabs>
+        <w:ind w:left="4320" w:hanging="360"/>
+      </w:pPr>
+      <w:rPr>
+        <w:rFonts w:ascii="Wingdings" w:hAnsi="Wingdings" w:hint="default"/>
+        <w:sz w:val="20"/>
+      </w:rPr>
+    </w:lvl>
+    <w:lvl w:ilvl="6" w:tentative="1">
+      <w:start w:val="1"/>
+      <w:numFmt w:val="bullet"/>
+      <w:lvlText w:val=""/>
+      <w:lvlJc w:val="left"/>
+      <w:pPr>
+        <w:tabs>
+          <w:tab w:val="num" w:pos="5040"/>
+        </w:tabs>
+        <w:ind w:left="5040" w:hanging="360"/>
+      </w:pPr>
+      <w:rPr>
+        <w:rFonts w:ascii="Wingdings" w:hAnsi="Wingdings" w:hint="default"/>
+        <w:sz w:val="20"/>
+      </w:rPr>
+    </w:lvl>
+    <w:lvl w:ilvl="7" w:tentative="1">
+      <w:start w:val="1"/>
+      <w:numFmt w:val="bullet"/>
+      <w:lvlText w:val=""/>
+      <w:lvlJc w:val="left"/>
+      <w:pPr>
+        <w:tabs>
+          <w:tab w:val="num" w:pos="5760"/>
+        </w:tabs>
+        <w:ind w:left="5760" w:hanging="360"/>
+      </w:pPr>
+      <w:rPr>
+        <w:rFonts w:ascii="Wingdings" w:hAnsi="Wingdings" w:hint="default"/>
+        <w:sz w:val="20"/>
+      </w:rPr>
+    </w:lvl>
+    <w:lvl w:ilvl="8" w:tentative="1">
+      <w:start w:val="1"/>
+      <w:numFmt w:val="bullet"/>
+      <w:lvlText w:val=""/>
+      <w:lvlJc w:val="left"/>
+      <w:pPr>
+        <w:tabs>
+          <w:tab w:val="num" w:pos="6480"/>
+        </w:tabs>
+        <w:ind w:left="6480" w:hanging="360"/>
+      </w:pPr>
+      <w:rPr>
+        <w:rFonts w:ascii="Wingdings" w:hAnsi="Wingdings" w:hint="default"/>
+        <w:sz w:val="20"/>
+      </w:rPr>
+    </w:lvl>
+  </w:abstractNum>
+  <w:abstractNum w:abstractNumId="12" w15:restartNumberingAfterBreak="0">
     <w:nsid w:val="327D240E"/>
     <w:multiLevelType w:val="multilevel"/>
     <w:tmpl w:val="ECBA2908"/>
@@ -5306,7 +7733,156 @@
       </w:rPr>
     </w:lvl>
   </w:abstractNum>
-  <w:abstractNum w:abstractNumId="9" w15:restartNumberingAfterBreak="0">
+  <w:abstractNum w:abstractNumId="13" w15:restartNumberingAfterBreak="0">
+    <w:nsid w:val="3D1C2848"/>
+    <w:multiLevelType w:val="multilevel"/>
+    <w:tmpl w:val="17F8E914"/>
+    <w:lvl w:ilvl="0">
+      <w:start w:val="1"/>
+      <w:numFmt w:val="bullet"/>
+      <w:lvlText w:val=""/>
+      <w:lvlJc w:val="left"/>
+      <w:pPr>
+        <w:tabs>
+          <w:tab w:val="num" w:pos="720"/>
+        </w:tabs>
+        <w:ind w:left="720" w:hanging="360"/>
+      </w:pPr>
+      <w:rPr>
+        <w:rFonts w:ascii="Symbol" w:hAnsi="Symbol" w:hint="default"/>
+        <w:sz w:val="20"/>
+      </w:rPr>
+    </w:lvl>
+    <w:lvl w:ilvl="1" w:tentative="1">
+      <w:start w:val="1"/>
+      <w:numFmt w:val="bullet"/>
+      <w:lvlText w:val="o"/>
+      <w:lvlJc w:val="left"/>
+      <w:pPr>
+        <w:tabs>
+          <w:tab w:val="num" w:pos="1440"/>
+        </w:tabs>
+        <w:ind w:left="1440" w:hanging="360"/>
+      </w:pPr>
+      <w:rPr>
+        <w:rFonts w:ascii="Courier New" w:hAnsi="Courier New" w:hint="default"/>
+        <w:sz w:val="20"/>
+      </w:rPr>
+    </w:lvl>
+    <w:lvl w:ilvl="2" w:tentative="1">
+      <w:start w:val="1"/>
+      <w:numFmt w:val="bullet"/>
+      <w:lvlText w:val=""/>
+      <w:lvlJc w:val="left"/>
+      <w:pPr>
+        <w:tabs>
+          <w:tab w:val="num" w:pos="2160"/>
+        </w:tabs>
+        <w:ind w:left="2160" w:hanging="360"/>
+      </w:pPr>
+      <w:rPr>
+        <w:rFonts w:ascii="Wingdings" w:hAnsi="Wingdings" w:hint="default"/>
+        <w:sz w:val="20"/>
+      </w:rPr>
+    </w:lvl>
+    <w:lvl w:ilvl="3" w:tentative="1">
+      <w:start w:val="1"/>
+      <w:numFmt w:val="bullet"/>
+      <w:lvlText w:val=""/>
+      <w:lvlJc w:val="left"/>
+      <w:pPr>
+        <w:tabs>
+          <w:tab w:val="num" w:pos="2880"/>
+        </w:tabs>
+        <w:ind w:left="2880" w:hanging="360"/>
+      </w:pPr>
+      <w:rPr>
+        <w:rFonts w:ascii="Wingdings" w:hAnsi="Wingdings" w:hint="default"/>
+        <w:sz w:val="20"/>
+      </w:rPr>
+    </w:lvl>
+    <w:lvl w:ilvl="4" w:tentative="1">
+      <w:start w:val="1"/>
+      <w:numFmt w:val="bullet"/>
+      <w:lvlText w:val=""/>
+      <w:lvlJc w:val="left"/>
+      <w:pPr>
+        <w:tabs>
+          <w:tab w:val="num" w:pos="3600"/>
+        </w:tabs>
+        <w:ind w:left="3600" w:hanging="360"/>
+      </w:pPr>
+      <w:rPr>
+        <w:rFonts w:ascii="Wingdings" w:hAnsi="Wingdings" w:hint="default"/>
+        <w:sz w:val="20"/>
+      </w:rPr>
+    </w:lvl>
+    <w:lvl w:ilvl="5" w:tentative="1">
+      <w:start w:val="1"/>
+      <w:numFmt w:val="bullet"/>
+      <w:lvlText w:val=""/>
+      <w:lvlJc w:val="left"/>
+      <w:pPr>
+        <w:tabs>
+          <w:tab w:val="num" w:pos="4320"/>
+        </w:tabs>
+        <w:ind w:left="4320" w:hanging="360"/>
+      </w:pPr>
+      <w:rPr>
+        <w:rFonts w:ascii="Wingdings" w:hAnsi="Wingdings" w:hint="default"/>
+        <w:sz w:val="20"/>
+      </w:rPr>
+    </w:lvl>
+    <w:lvl w:ilvl="6" w:tentative="1">
+      <w:start w:val="1"/>
+      <w:numFmt w:val="bullet"/>
+      <w:lvlText w:val=""/>
+      <w:lvlJc w:val="left"/>
+      <w:pPr>
+        <w:tabs>
+          <w:tab w:val="num" w:pos="5040"/>
+        </w:tabs>
+        <w:ind w:left="5040" w:hanging="360"/>
+      </w:pPr>
+      <w:rPr>
+        <w:rFonts w:ascii="Wingdings" w:hAnsi="Wingdings" w:hint="default"/>
+        <w:sz w:val="20"/>
+      </w:rPr>
+    </w:lvl>
+    <w:lvl w:ilvl="7" w:tentative="1">
+      <w:start w:val="1"/>
+      <w:numFmt w:val="bullet"/>
+      <w:lvlText w:val=""/>
+      <w:lvlJc w:val="left"/>
+      <w:pPr>
+        <w:tabs>
+          <w:tab w:val="num" w:pos="5760"/>
+        </w:tabs>
+        <w:ind w:left="5760" w:hanging="360"/>
+      </w:pPr>
+      <w:rPr>
+        <w:rFonts w:ascii="Wingdings" w:hAnsi="Wingdings" w:hint="default"/>
+        <w:sz w:val="20"/>
+      </w:rPr>
+    </w:lvl>
+    <w:lvl w:ilvl="8" w:tentative="1">
+      <w:start w:val="1"/>
+      <w:numFmt w:val="bullet"/>
+      <w:lvlText w:val=""/>
+      <w:lvlJc w:val="left"/>
+      <w:pPr>
+        <w:tabs>
+          <w:tab w:val="num" w:pos="6480"/>
+        </w:tabs>
+        <w:ind w:left="6480" w:hanging="360"/>
+      </w:pPr>
+      <w:rPr>
+        <w:rFonts w:ascii="Wingdings" w:hAnsi="Wingdings" w:hint="default"/>
+        <w:sz w:val="20"/>
+      </w:rPr>
+    </w:lvl>
+  </w:abstractNum>
+  <w:abstractNum w:abstractNumId="14" w15:restartNumberingAfterBreak="0">
     <w:nsid w:val="3F3A575C"/>
     <w:multiLevelType w:val="hybridMultilevel"/>
     <w:tmpl w:val="5174675C"/>
@@ -5419,7 +7995,346 @@
       </w:rPr>
     </w:lvl>
   </w:abstractNum>
-  <w:abstractNum w:abstractNumId="10" w15:restartNumberingAfterBreak="0">
+  <w:abstractNum w:abstractNumId="15" w15:restartNumberingAfterBreak="0">
+    <w:nsid w:val="46F901BB"/>
+    <w:multiLevelType w:val="hybridMultilevel"/>
+    <w:tmpl w:val="3546114C"/>
+    <w:lvl w:ilvl="0" w:tplc="240A0001">
+      <w:start w:val="1"/>
+      <w:numFmt w:val="bullet"/>
+      <w:lvlText w:val=""/>
+      <w:lvlJc w:val="left"/>
+      <w:pPr>
+        <w:ind w:left="1440" w:hanging="360"/>
+      </w:pPr>
+      <w:rPr>
+        <w:rFonts w:ascii="Symbol" w:hAnsi="Symbol" w:hint="default"/>
+      </w:rPr>
+    </w:lvl>
+    <w:lvl w:ilvl="1" w:tplc="240A0003" w:tentative="1">
+      <w:start w:val="1"/>
+      <w:numFmt w:val="bullet"/>
+      <w:lvlText w:val="o"/>
+      <w:lvlJc w:val="left"/>
+      <w:pPr>
+        <w:ind w:left="2160" w:hanging="360"/>
+      </w:pPr>
+      <w:rPr>
+        <w:rFonts w:ascii="Courier New" w:hAnsi="Courier New" w:cs="Courier New" w:hint="default"/>
+      </w:rPr>
+    </w:lvl>
+    <w:lvl w:ilvl="2" w:tplc="240A0005" w:tentative="1">
+      <w:start w:val="1"/>
+      <w:numFmt w:val="bullet"/>
+      <w:lvlText w:val=""/>
+      <w:lvlJc w:val="left"/>
+      <w:pPr>
+        <w:ind w:left="2880" w:hanging="360"/>
+      </w:pPr>
+      <w:rPr>
+        <w:rFonts w:ascii="Wingdings" w:hAnsi="Wingdings" w:hint="default"/>
+      </w:rPr>
+    </w:lvl>
+    <w:lvl w:ilvl="3" w:tplc="240A0001" w:tentative="1">
+      <w:start w:val="1"/>
+      <w:numFmt w:val="bullet"/>
+      <w:lvlText w:val=""/>
+      <w:lvlJc w:val="left"/>
+      <w:pPr>
+        <w:ind w:left="3600" w:hanging="360"/>
+      </w:pPr>
+      <w:rPr>
+        <w:rFonts w:ascii="Symbol" w:hAnsi="Symbol" w:hint="default"/>
+      </w:rPr>
+    </w:lvl>
+    <w:lvl w:ilvl="4" w:tplc="240A0003" w:tentative="1">
+      <w:start w:val="1"/>
+      <w:numFmt w:val="bullet"/>
+      <w:lvlText w:val="o"/>
+      <w:lvlJc w:val="left"/>
+      <w:pPr>
+        <w:ind w:left="4320" w:hanging="360"/>
+      </w:pPr>
+      <w:rPr>
+        <w:rFonts w:ascii="Courier New" w:hAnsi="Courier New" w:cs="Courier New" w:hint="default"/>
+      </w:rPr>
+    </w:lvl>
+    <w:lvl w:ilvl="5" w:tplc="240A0005" w:tentative="1">
+      <w:start w:val="1"/>
+      <w:numFmt w:val="bullet"/>
+      <w:lvlText w:val=""/>
+      <w:lvlJc w:val="left"/>
+      <w:pPr>
+        <w:ind w:left="5040" w:hanging="360"/>
+      </w:pPr>
+      <w:rPr>
+        <w:rFonts w:ascii="Wingdings" w:hAnsi="Wingdings" w:hint="default"/>
+      </w:rPr>
+    </w:lvl>
+    <w:lvl w:ilvl="6" w:tplc="240A0001" w:tentative="1">
+      <w:start w:val="1"/>
+      <w:numFmt w:val="bullet"/>
+      <w:lvlText w:val=""/>
+      <w:lvlJc w:val="left"/>
+      <w:pPr>
+        <w:ind w:left="5760" w:hanging="360"/>
+      </w:pPr>
+      <w:rPr>
+        <w:rFonts w:ascii="Symbol" w:hAnsi="Symbol" w:hint="default"/>
+      </w:rPr>
+    </w:lvl>
+    <w:lvl w:ilvl="7" w:tplc="240A0003" w:tentative="1">
+      <w:start w:val="1"/>
+      <w:numFmt w:val="bullet"/>
+      <w:lvlText w:val="o"/>
+      <w:lvlJc w:val="left"/>
+      <w:pPr>
+        <w:ind w:left="6480" w:hanging="360"/>
+      </w:pPr>
+      <w:rPr>
+        <w:rFonts w:ascii="Courier New" w:hAnsi="Courier New" w:cs="Courier New" w:hint="default"/>
+      </w:rPr>
+    </w:lvl>
+    <w:lvl w:ilvl="8" w:tplc="240A0005" w:tentative="1">
+      <w:start w:val="1"/>
+      <w:numFmt w:val="bullet"/>
+      <w:lvlText w:val=""/>
+      <w:lvlJc w:val="left"/>
+      <w:pPr>
+        <w:ind w:left="7200" w:hanging="360"/>
+      </w:pPr>
+      <w:rPr>
+        <w:rFonts w:ascii="Wingdings" w:hAnsi="Wingdings" w:hint="default"/>
+      </w:rPr>
+    </w:lvl>
+  </w:abstractNum>
+  <w:abstractNum w:abstractNumId="16" w15:restartNumberingAfterBreak="0">
+    <w:nsid w:val="48047502"/>
+    <w:multiLevelType w:val="hybridMultilevel"/>
+    <w:tmpl w:val="FEC0B696"/>
+    <w:lvl w:ilvl="0" w:tplc="240A0001">
+      <w:start w:val="1"/>
+      <w:numFmt w:val="bullet"/>
+      <w:lvlText w:val=""/>
+      <w:lvlJc w:val="left"/>
+      <w:pPr>
+        <w:ind w:left="720" w:hanging="360"/>
+      </w:pPr>
+      <w:rPr>
+        <w:rFonts w:ascii="Symbol" w:hAnsi="Symbol" w:hint="default"/>
+      </w:rPr>
+    </w:lvl>
+    <w:lvl w:ilvl="1" w:tplc="240A0003" w:tentative="1">
+      <w:start w:val="1"/>
+      <w:numFmt w:val="bullet"/>
+      <w:lvlText w:val="o"/>
+      <w:lvlJc w:val="left"/>
+      <w:pPr>
+        <w:ind w:left="1440" w:hanging="360"/>
+      </w:pPr>
+      <w:rPr>
+        <w:rFonts w:ascii="Courier New" w:hAnsi="Courier New" w:cs="Courier New" w:hint="default"/>
+      </w:rPr>
+    </w:lvl>
+    <w:lvl w:ilvl="2" w:tplc="240A0005" w:tentative="1">
+      <w:start w:val="1"/>
+      <w:numFmt w:val="bullet"/>
+      <w:lvlText w:val=""/>
+      <w:lvlJc w:val="left"/>
+      <w:pPr>
+        <w:ind w:left="2160" w:hanging="360"/>
+      </w:pPr>
+      <w:rPr>
+        <w:rFonts w:ascii="Wingdings" w:hAnsi="Wingdings" w:hint="default"/>
+      </w:rPr>
+    </w:lvl>
+    <w:lvl w:ilvl="3" w:tplc="240A0001" w:tentative="1">
+      <w:start w:val="1"/>
+      <w:numFmt w:val="bullet"/>
+      <w:lvlText w:val=""/>
+      <w:lvlJc w:val="left"/>
+      <w:pPr>
+        <w:ind w:left="2880" w:hanging="360"/>
+      </w:pPr>
+      <w:rPr>
+        <w:rFonts w:ascii="Symbol" w:hAnsi="Symbol" w:hint="default"/>
+      </w:rPr>
+    </w:lvl>
+    <w:lvl w:ilvl="4" w:tplc="240A0003" w:tentative="1">
+      <w:start w:val="1"/>
+      <w:numFmt w:val="bullet"/>
+      <w:lvlText w:val="o"/>
+      <w:lvlJc w:val="left"/>
+      <w:pPr>
+        <w:ind w:left="3600" w:hanging="360"/>
+      </w:pPr>
+      <w:rPr>
+        <w:rFonts w:ascii="Courier New" w:hAnsi="Courier New" w:cs="Courier New" w:hint="default"/>
+      </w:rPr>
+    </w:lvl>
+    <w:lvl w:ilvl="5" w:tplc="240A0005" w:tentative="1">
+      <w:start w:val="1"/>
+      <w:numFmt w:val="bullet"/>
+      <w:lvlText w:val=""/>
+      <w:lvlJc w:val="left"/>
+      <w:pPr>
+        <w:ind w:left="4320" w:hanging="360"/>
+      </w:pPr>
+      <w:rPr>
+        <w:rFonts w:ascii="Wingdings" w:hAnsi="Wingdings" w:hint="default"/>
+      </w:rPr>
+    </w:lvl>
+    <w:lvl w:ilvl="6" w:tplc="240A0001" w:tentative="1">
+      <w:start w:val="1"/>
+      <w:numFmt w:val="bullet"/>
+      <w:lvlText w:val=""/>
+      <w:lvlJc w:val="left"/>
+      <w:pPr>
+        <w:ind w:left="5040" w:hanging="360"/>
+      </w:pPr>
+      <w:rPr>
+        <w:rFonts w:ascii="Symbol" w:hAnsi="Symbol" w:hint="default"/>
+      </w:rPr>
+    </w:lvl>
+    <w:lvl w:ilvl="7" w:tplc="240A0003" w:tentative="1">
+      <w:start w:val="1"/>
+      <w:numFmt w:val="bullet"/>
+      <w:lvlText w:val="o"/>
+      <w:lvlJc w:val="left"/>
+      <w:pPr>
+        <w:ind w:left="5760" w:hanging="360"/>
+      </w:pPr>
+      <w:rPr>
+        <w:rFonts w:ascii="Courier New" w:hAnsi="Courier New" w:cs="Courier New" w:hint="default"/>
+      </w:rPr>
+    </w:lvl>
+    <w:lvl w:ilvl="8" w:tplc="240A0005" w:tentative="1">
+      <w:start w:val="1"/>
+      <w:numFmt w:val="bullet"/>
+      <w:lvlText w:val=""/>
+      <w:lvlJc w:val="left"/>
+      <w:pPr>
+        <w:ind w:left="6480" w:hanging="360"/>
+      </w:pPr>
+      <w:rPr>
+        <w:rFonts w:ascii="Wingdings" w:hAnsi="Wingdings" w:hint="default"/>
+      </w:rPr>
+    </w:lvl>
+  </w:abstractNum>
+  <w:abstractNum w:abstractNumId="17" w15:restartNumberingAfterBreak="0">
+    <w:nsid w:val="4ED50F93"/>
+    <w:multiLevelType w:val="hybridMultilevel"/>
+    <w:tmpl w:val="25E8AB5E"/>
+    <w:lvl w:ilvl="0" w:tplc="240A0001">
+      <w:start w:val="1"/>
+      <w:numFmt w:val="bullet"/>
+      <w:lvlText w:val=""/>
+      <w:lvlJc w:val="left"/>
+      <w:pPr>
+        <w:ind w:left="720" w:hanging="360"/>
+      </w:pPr>
+      <w:rPr>
+        <w:rFonts w:ascii="Symbol" w:hAnsi="Symbol" w:hint="default"/>
+      </w:rPr>
+    </w:lvl>
+    <w:lvl w:ilvl="1" w:tplc="240A0003" w:tentative="1">
+      <w:start w:val="1"/>
+      <w:numFmt w:val="bullet"/>
+      <w:lvlText w:val="o"/>
+      <w:lvlJc w:val="left"/>
+      <w:pPr>
+        <w:ind w:left="1440" w:hanging="360"/>
+      </w:pPr>
+      <w:rPr>
+        <w:rFonts w:ascii="Courier New" w:hAnsi="Courier New" w:cs="Courier New" w:hint="default"/>
+      </w:rPr>
+    </w:lvl>
+    <w:lvl w:ilvl="2" w:tplc="240A0005" w:tentative="1">
+      <w:start w:val="1"/>
+      <w:numFmt w:val="bullet"/>
+      <w:lvlText w:val=""/>
+      <w:lvlJc w:val="left"/>
+      <w:pPr>
+        <w:ind w:left="2160" w:hanging="360"/>
+      </w:pPr>
+      <w:rPr>
+        <w:rFonts w:ascii="Wingdings" w:hAnsi="Wingdings" w:hint="default"/>
+      </w:rPr>
+    </w:lvl>
+    <w:lvl w:ilvl="3" w:tplc="240A0001" w:tentative="1">
+      <w:start w:val="1"/>
+      <w:numFmt w:val="bullet"/>
+      <w:lvlText w:val=""/>
+      <w:lvlJc w:val="left"/>
+      <w:pPr>
+        <w:ind w:left="2880" w:hanging="360"/>
+      </w:pPr>
+      <w:rPr>
+        <w:rFonts w:ascii="Symbol" w:hAnsi="Symbol" w:hint="default"/>
+      </w:rPr>
+    </w:lvl>
+    <w:lvl w:ilvl="4" w:tplc="240A0003" w:tentative="1">
+      <w:start w:val="1"/>
+      <w:numFmt w:val="bullet"/>
+      <w:lvlText w:val="o"/>
+      <w:lvlJc w:val="left"/>
+      <w:pPr>
+        <w:ind w:left="3600" w:hanging="360"/>
+      </w:pPr>
+      <w:rPr>
+        <w:rFonts w:ascii="Courier New" w:hAnsi="Courier New" w:cs="Courier New" w:hint="default"/>
+      </w:rPr>
+    </w:lvl>
+    <w:lvl w:ilvl="5" w:tplc="240A0005" w:tentative="1">
+      <w:start w:val="1"/>
+      <w:numFmt w:val="bullet"/>
+      <w:lvlText w:val=""/>
+      <w:lvlJc w:val="left"/>
+      <w:pPr>
+        <w:ind w:left="4320" w:hanging="360"/>
+      </w:pPr>
+      <w:rPr>
+        <w:rFonts w:ascii="Wingdings" w:hAnsi="Wingdings" w:hint="default"/>
+      </w:rPr>
+    </w:lvl>
+    <w:lvl w:ilvl="6" w:tplc="240A0001" w:tentative="1">
+      <w:start w:val="1"/>
+      <w:numFmt w:val="bullet"/>
+      <w:lvlText w:val=""/>
+      <w:lvlJc w:val="left"/>
+      <w:pPr>
+        <w:ind w:left="5040" w:hanging="360"/>
+      </w:pPr>
+      <w:rPr>
+        <w:rFonts w:ascii="Symbol" w:hAnsi="Symbol" w:hint="default"/>
+      </w:rPr>
+    </w:lvl>
+    <w:lvl w:ilvl="7" w:tplc="240A0003" w:tentative="1">
+      <w:start w:val="1"/>
+      <w:numFmt w:val="bullet"/>
+      <w:lvlText w:val="o"/>
+      <w:lvlJc w:val="left"/>
+      <w:pPr>
+        <w:ind w:left="5760" w:hanging="360"/>
+      </w:pPr>
+      <w:rPr>
+        <w:rFonts w:ascii="Courier New" w:hAnsi="Courier New" w:cs="Courier New" w:hint="default"/>
+      </w:rPr>
+    </w:lvl>
+    <w:lvl w:ilvl="8" w:tplc="240A0005" w:tentative="1">
+      <w:start w:val="1"/>
+      <w:numFmt w:val="bullet"/>
+      <w:lvlText w:val=""/>
+      <w:lvlJc w:val="left"/>
+      <w:pPr>
+        <w:ind w:left="6480" w:hanging="360"/>
+      </w:pPr>
+      <w:rPr>
+        <w:rFonts w:ascii="Wingdings" w:hAnsi="Wingdings" w:hint="default"/>
+      </w:rPr>
+    </w:lvl>
+  </w:abstractNum>
+  <w:abstractNum w:abstractNumId="18" w15:restartNumberingAfterBreak="0">
     <w:nsid w:val="58B02F24"/>
     <w:multiLevelType w:val="multilevel"/>
     <w:tmpl w:val="57CA5B46"/>
@@ -5568,7 +8483,7 @@
       </w:rPr>
     </w:lvl>
   </w:abstractNum>
-  <w:abstractNum w:abstractNumId="11" w15:restartNumberingAfterBreak="0">
+  <w:abstractNum w:abstractNumId="19" w15:restartNumberingAfterBreak="0">
     <w:nsid w:val="6CD2152D"/>
     <w:multiLevelType w:val="hybridMultilevel"/>
     <w:tmpl w:val="C75CA082"/>
@@ -5681,7 +8596,7 @@
       </w:rPr>
     </w:lvl>
   </w:abstractNum>
-  <w:abstractNum w:abstractNumId="12" w15:restartNumberingAfterBreak="0">
+  <w:abstractNum w:abstractNumId="20" w15:restartNumberingAfterBreak="0">
     <w:nsid w:val="70A5404A"/>
     <w:multiLevelType w:val="hybridMultilevel"/>
     <w:tmpl w:val="0E9E42EC"/>
@@ -5794,7 +8709,7 @@
       </w:rPr>
     </w:lvl>
   </w:abstractNum>
-  <w:abstractNum w:abstractNumId="13" w15:restartNumberingAfterBreak="0">
+  <w:abstractNum w:abstractNumId="21" w15:restartNumberingAfterBreak="0">
     <w:nsid w:val="73E55A10"/>
     <w:multiLevelType w:val="hybridMultilevel"/>
     <w:tmpl w:val="C99E2F6E"/>
@@ -5908,46 +8823,70 @@
     </w:lvl>
   </w:abstractNum>
   <w:num w:numId="1" w16cid:durableId="1782801061">
+    <w:abstractNumId w:val="7"/>
+  </w:num>
+  <w:num w:numId="2" w16cid:durableId="1047292899">
+    <w:abstractNumId w:val="4"/>
+  </w:num>
+  <w:num w:numId="3" w16cid:durableId="1075739152">
+    <w:abstractNumId w:val="3"/>
+  </w:num>
+  <w:num w:numId="4" w16cid:durableId="234827722">
     <w:abstractNumId w:val="5"/>
   </w:num>
-  <w:num w:numId="2" w16cid:durableId="1047292899">
+  <w:num w:numId="5" w16cid:durableId="1934781202">
+    <w:abstractNumId w:val="10"/>
+  </w:num>
+  <w:num w:numId="6" w16cid:durableId="50735537">
+    <w:abstractNumId w:val="18"/>
+  </w:num>
+  <w:num w:numId="7" w16cid:durableId="795369927">
+    <w:abstractNumId w:val="12"/>
+  </w:num>
+  <w:num w:numId="8" w16cid:durableId="1718772403">
+    <w:abstractNumId w:val="14"/>
+  </w:num>
+  <w:num w:numId="9" w16cid:durableId="1491360880">
+    <w:abstractNumId w:val="20"/>
+  </w:num>
+  <w:num w:numId="10" w16cid:durableId="1068652709">
+    <w:abstractNumId w:val="1"/>
+  </w:num>
+  <w:num w:numId="11" w16cid:durableId="513767029">
+    <w:abstractNumId w:val="9"/>
+  </w:num>
+  <w:num w:numId="12" w16cid:durableId="76177076">
+    <w:abstractNumId w:val="21"/>
+  </w:num>
+  <w:num w:numId="13" w16cid:durableId="1946182599">
+    <w:abstractNumId w:val="6"/>
+  </w:num>
+  <w:num w:numId="14" w16cid:durableId="1986473312">
+    <w:abstractNumId w:val="19"/>
+  </w:num>
+  <w:num w:numId="15" w16cid:durableId="882788755">
+    <w:abstractNumId w:val="15"/>
+  </w:num>
+  <w:num w:numId="16" w16cid:durableId="1958874906">
     <w:abstractNumId w:val="2"/>
   </w:num>
-  <w:num w:numId="3" w16cid:durableId="1075739152">
-    <w:abstractNumId w:val="1"/>
-  </w:num>
-  <w:num w:numId="4" w16cid:durableId="234827722">
-    <w:abstractNumId w:val="3"/>
-  </w:num>
-  <w:num w:numId="5" w16cid:durableId="1934781202">
-    <w:abstractNumId w:val="7"/>
-  </w:num>
-  <w:num w:numId="6" w16cid:durableId="50735537">
-    <w:abstractNumId w:val="10"/>
-  </w:num>
-  <w:num w:numId="7" w16cid:durableId="795369927">
+  <w:num w:numId="17" w16cid:durableId="1384717671">
     <w:abstractNumId w:val="8"/>
   </w:num>
-  <w:num w:numId="8" w16cid:durableId="1718772403">
-    <w:abstractNumId w:val="9"/>
+  <w:num w:numId="18" w16cid:durableId="399712555">
+    <w:abstractNumId w:val="11"/>
   </w:num>
-  <w:num w:numId="9" w16cid:durableId="1491360880">
-    <w:abstractNumId w:val="12"/>
+  <w:num w:numId="19" w16cid:durableId="1394087885">
+    <w:abstractNumId w:val="17"/>
   </w:num>
-  <w:num w:numId="10" w16cid:durableId="1068652709">
+  <w:num w:numId="20" w16cid:durableId="982583566">
     <w:abstractNumId w:val="0"/>
   </w:num>
-  <w:num w:numId="11" w16cid:durableId="513767029">
-    <w:abstractNumId w:val="6"/>
+  <w:num w:numId="21" w16cid:durableId="897207102">
+    <w:abstractNumId w:val="16"/>
   </w:num>
-  <w:num w:numId="12" w16cid:durableId="76177076">
+  <w:num w:numId="22" w16cid:durableId="384838558">
     <w:abstractNumId w:val="13"/>
-  </w:num>
-  <w:num w:numId="13" w16cid:durableId="1946182599">
-    <w:abstractNumId w:val="4"/>
-  </w:num>
-  <w:num w:numId="14" w16cid:durableId="1986473312">
-    <w:abstractNumId w:val="11"/>
   </w:num>
 </w:numbering>
 </file>

--- a/célula-1/documentos/informe de requisitos.docx
+++ b/célula-1/documentos/informe de requisitos.docx
@@ -2379,7 +2379,7 @@
         </w:rPr>
         <w:fldChar w:fldCharType="separate"/>
       </w:r>
-      <w:hyperlink w:anchor="_Toc241959191" w:history="1">
+      <w:hyperlink w:anchor="_Toc241960399" w:history="1">
         <w:r>
           <w:rPr>
             <w:rStyle w:val="Hipervnculo"/>
@@ -2408,7 +2408,7 @@
             <w:noProof/>
             <w:webHidden/>
           </w:rPr>
-          <w:instrText xml:space="preserve"> PAGEREF _Toc241959191 \h </w:instrText>
+          <w:instrText xml:space="preserve"> PAGEREF _Toc241960399 \h </w:instrText>
         </w:r>
         <w:r>
           <w:rPr>
@@ -2452,7 +2452,7 @@
           <w:lang w:eastAsia="es-CO"/>
         </w:rPr>
       </w:pPr>
-      <w:hyperlink w:anchor="_Toc241959192" w:history="1">
+      <w:hyperlink w:anchor="_Toc241960400" w:history="1">
         <w:r>
           <w:rPr>
             <w:rStyle w:val="Hipervnculo"/>
@@ -2481,7 +2481,7 @@
             <w:noProof/>
             <w:webHidden/>
           </w:rPr>
-          <w:instrText xml:space="preserve"> PAGEREF _Toc241959192 \h </w:instrText>
+          <w:instrText xml:space="preserve"> PAGEREF _Toc241960400 \h </w:instrText>
         </w:r>
         <w:r>
           <w:rPr>
@@ -5233,6 +5233,7 @@
         <w:t xml:space="preserve">El modelo relacional sin redundancias se compone de cinco tablas conectadas mediante integridad referencial: </w:t>
       </w:r>
     </w:p>
+    <w:p/>
     <w:p>
       <w:pPr>
         <w:numPr>
@@ -5502,7 +5503,6 @@
       </w:pPr>
       <w:bookmarkStart w:id="23" w:name="_Toc241959186"/>
       <w:r>
-        <w:lastRenderedPageBreak/>
         <w:t xml:space="preserve">Arquitectura de </w:t>
       </w:r>
       <w:proofErr w:type="gramStart"/>
@@ -5524,7 +5524,7 @@
           <w:noProof/>
         </w:rPr>
         <w:drawing>
-          <wp:inline distT="0" distB="0" distL="0" distR="0" wp14:anchorId="22F51E20" wp14:editId="61E02620">
+          <wp:inline distT="0" distB="0" distL="0" distR="0" wp14:anchorId="22F51E20" wp14:editId="2C2CD47A">
             <wp:extent cx="4238625" cy="5154644"/>
             <wp:effectExtent l="0" t="0" r="0" b="8255"/>
             <wp:docPr id="475206534" name="Imagen 1"/>
@@ -5587,7 +5587,7 @@
           <w:szCs w:val="24"/>
         </w:rPr>
       </w:pPr>
-      <w:bookmarkStart w:id="24" w:name="_Toc241959191"/>
+      <w:bookmarkStart w:id="24" w:name="_Toc241960399"/>
       <w:r>
         <w:rPr>
           <w:b/>
@@ -5692,7 +5692,6 @@
       </w:pPr>
       <w:bookmarkStart w:id="25" w:name="_Toc241959187"/>
       <w:r>
-        <w:lastRenderedPageBreak/>
         <w:t xml:space="preserve">Arquitectura de </w:t>
       </w:r>
       <w:proofErr w:type="gramStart"/>
@@ -5777,7 +5776,7 @@
           <w:szCs w:val="24"/>
         </w:rPr>
       </w:pPr>
-      <w:bookmarkStart w:id="26" w:name="_Toc241959192"/>
+      <w:bookmarkStart w:id="26" w:name="_Toc241960400"/>
       <w:r>
         <w:rPr>
           <w:b/>
@@ -5901,59 +5900,101 @@
           <w:rFonts w:cs="Times New Roman"/>
         </w:rPr>
         <w:lastRenderedPageBreak/>
-        <w:t>Glosario</w:t>
-      </w:r>
+        <w:t>Conclusiones</w:t>
+      </w:r>
+    </w:p>
+    <w:p>
+      <w:r>
+        <w:t>El desarrollo del presente informe de requisitos representó un desafío colaborativo significativo, especialmente en la adopción de la metodología Git Flow para la integración de un documento ofimático. Inicialmente, la curva de aprendizaje resultó compleja; la gestión del control de versiones y de las ramas (</w:t>
+      </w:r>
+      <w:proofErr w:type="spellStart"/>
+      <w:r>
+        <w:rPr>
+          <w:i/>
+          <w:iCs/>
+        </w:rPr>
+        <w:t>branches</w:t>
+      </w:r>
+      <w:proofErr w:type="spellEnd"/>
+      <w:r>
+        <w:t>) en archivos que no son de texto plano conllevó conflictos de integración, la alteración de archivos temporales y el reinicio del proceso mediante la creación y eliminación de múltiples repositorios de práctica. Sin embargo, estas dificultades técnicas impulsaron al equipo de trabajo a reunirse durante varios días para ensayar el flujo de trabajo, lo cual transformó el esfuerzo independiente en una verdadera integración técnica.</w:t>
+      </w:r>
+    </w:p>
+    <w:p>
+      <w:r>
+        <w:t xml:space="preserve">En segundo lugar, una conclusión fundamental de esta fase radicó en la comprensión de la importancia de la cohesión documental dentro del trabajo distribuido. Aunque las tareas se dividieron estratégicamente entre los integrantes del equipo (Santiago, Katherin, Carlos </w:t>
+      </w:r>
+      <w:proofErr w:type="spellStart"/>
+      <w:r>
+        <w:t>Duvan</w:t>
+      </w:r>
+      <w:proofErr w:type="spellEnd"/>
+      <w:r>
+        <w:t xml:space="preserve">, </w:t>
+      </w:r>
+      <w:r>
+        <w:t>Daniel</w:t>
+      </w:r>
+      <w:r>
+        <w:t xml:space="preserve"> y </w:t>
+      </w:r>
+      <w:proofErr w:type="spellStart"/>
+      <w:r>
+        <w:t>Maria</w:t>
+      </w:r>
+      <w:proofErr w:type="spellEnd"/>
+      <w:r>
+        <w:t xml:space="preserve"> Paz), se evidenció que la fragmentación de responsabilidades no exime del conocimiento global del proyecto. Resultó imprescindible que cada miembro leyera y revisara las secciones redactadas por los demás; solo mediante esta revisión cruzada se logró que el documento final adquiriera sentido, fluidez y un tono unificado. Esto demostró que la verdadera integración trasciende la ejecución técnica de un </w:t>
+      </w:r>
+      <w:proofErr w:type="spellStart"/>
+      <w:r>
+        <w:rPr>
+          <w:i/>
+          <w:iCs/>
+        </w:rPr>
+        <w:t>merge</w:t>
+      </w:r>
+      <w:proofErr w:type="spellEnd"/>
+      <w:r>
+        <w:t xml:space="preserve"> en un repositorio.</w:t>
+      </w:r>
+    </w:p>
+    <w:p>
+      <w:r>
+        <w:t xml:space="preserve">Finalmente, el proceso reafirmó el valor del compromiso individual y el apoyo mutuo. La asunción responsable de cada rol asignado permitió que el grupo funcionara como una unidad operativa ante la frustración generada por las herramientas de versionado. Las dificultades presentadas se solucionaron gracias a la comunicación constante y la disposición de ayuda entre los miembros, lo que dejó como mayor aprendizaje la </w:t>
+      </w:r>
+      <w:r>
+        <w:lastRenderedPageBreak/>
+        <w:t>consolidación de una base sólida de trabajo colaborativo. La superación de estos obstáculos técnicos y metodológicos establece un precedente indispensable para las siguientes fases de desarrollo del proyecto Sazón.</w:t>
+      </w:r>
+    </w:p>
+    <w:p/>
+    <w:p>
+      <w:pPr>
+        <w:spacing w:after="160" w:line="278" w:lineRule="auto"/>
+        <w:ind w:firstLine="0"/>
+        <w:rPr>
+          <w:rFonts w:eastAsiaTheme="majorEastAsia" w:cs="Times New Roman"/>
+          <w:b/>
+          <w:szCs w:val="40"/>
+        </w:rPr>
+      </w:pPr>
+      <w:r>
+        <w:rPr>
+          <w:rFonts w:cs="Times New Roman"/>
+        </w:rPr>
+        <w:br w:type="page"/>
+      </w:r>
+    </w:p>
+    <w:p>
+      <w:pPr>
+        <w:pStyle w:val="Ttulo1"/>
+        <w:rPr>
+          <w:rFonts w:cs="Times New Roman"/>
+        </w:rPr>
+      </w:pPr>
+      <w:bookmarkStart w:id="28" w:name="_Toc241959189"/>
       <w:bookmarkEnd w:id="27"/>
-    </w:p>
-    <w:p>
-      <w:pPr>
-        <w:rPr>
-          <w:rFonts w:cs="Times New Roman"/>
-        </w:rPr>
-      </w:pPr>
-    </w:p>
-    <w:p>
-      <w:pPr>
-        <w:rPr>
-          <w:rFonts w:cs="Times New Roman"/>
-        </w:rPr>
-      </w:pPr>
-    </w:p>
-    <w:p>
-      <w:pPr>
-        <w:rPr>
-          <w:rFonts w:cs="Times New Roman"/>
-        </w:rPr>
-      </w:pPr>
-    </w:p>
-    <w:p>
-      <w:pPr>
-        <w:rPr>
-          <w:rFonts w:cs="Times New Roman"/>
-        </w:rPr>
-      </w:pPr>
-    </w:p>
-    <w:p>
-      <w:pPr>
-        <w:rPr>
-          <w:rFonts w:cs="Times New Roman"/>
-        </w:rPr>
-      </w:pPr>
-      <w:r>
-        <w:rPr>
-          <w:rFonts w:cs="Times New Roman"/>
-        </w:rPr>
-        <w:br w:type="page"/>
-      </w:r>
-    </w:p>
-    <w:p>
-      <w:pPr>
-        <w:pStyle w:val="Ttulo1"/>
-        <w:rPr>
-          <w:rFonts w:cs="Times New Roman"/>
-        </w:rPr>
-      </w:pPr>
-      <w:bookmarkStart w:id="28" w:name="_Toc241959189"/>
       <w:r>
         <w:rPr>
           <w:rFonts w:cs="Times New Roman"/>
@@ -6003,10 +6044,66 @@
         <w:pStyle w:val="Ttulo1"/>
         <w:rPr>
           <w:rFonts w:cs="Times New Roman"/>
+        </w:rPr>
+      </w:pPr>
+      <w:bookmarkStart w:id="29" w:name="_Toc241959190"/>
+      <w:r>
+        <w:rPr>
+          <w:rFonts w:cs="Times New Roman"/>
+        </w:rPr>
+        <w:lastRenderedPageBreak/>
+        <w:t>Glosario</w:t>
+      </w:r>
+    </w:p>
+    <w:p>
+      <w:pPr>
+        <w:rPr>
+          <w:rFonts w:cs="Times New Roman"/>
+        </w:rPr>
+      </w:pPr>
+    </w:p>
+    <w:p>
+      <w:pPr>
+        <w:rPr>
+          <w:rFonts w:cs="Times New Roman"/>
+        </w:rPr>
+      </w:pPr>
+    </w:p>
+    <w:p>
+      <w:pPr>
+        <w:rPr>
+          <w:rFonts w:cs="Times New Roman"/>
+        </w:rPr>
+      </w:pPr>
+    </w:p>
+    <w:p>
+      <w:pPr>
+        <w:rPr>
+          <w:rFonts w:cs="Times New Roman"/>
+        </w:rPr>
+      </w:pPr>
+    </w:p>
+    <w:p>
+      <w:pPr>
+        <w:rPr>
+          <w:rFonts w:cs="Times New Roman"/>
+        </w:rPr>
+      </w:pPr>
+      <w:r>
+        <w:rPr>
+          <w:rFonts w:cs="Times New Roman"/>
+        </w:rPr>
+        <w:br w:type="page"/>
+      </w:r>
+    </w:p>
+    <w:p>
+      <w:pPr>
+        <w:pStyle w:val="Ttulo1"/>
+        <w:rPr>
+          <w:rFonts w:cs="Times New Roman"/>
           <w:szCs w:val="24"/>
         </w:rPr>
       </w:pPr>
-      <w:bookmarkStart w:id="29" w:name="_Toc241959190"/>
       <w:r>
         <w:rPr>
           <w:rFonts w:cs="Times New Roman"/>

--- a/célula-1/documentos/informe de requisitos.docx
+++ b/célula-1/documentos/informe de requisitos.docx
@@ -20,18 +20,24 @@
       <w:pPr>
         <w:pStyle w:val="Sinespaciado"/>
       </w:pPr>
+      <w:r>
+        <w:t>Santiago Ocampo Vargas</w:t>
+      </w:r>
     </w:p>
     <w:p>
       <w:pPr>
         <w:pStyle w:val="Sinespaciado"/>
       </w:pPr>
+      <w:r>
+        <w:t>Katherin Ortega Pertuz</w:t>
+      </w:r>
     </w:p>
     <w:p>
       <w:pPr>
         <w:pStyle w:val="Sinespaciado"/>
       </w:pPr>
       <w:r>
-        <w:t>Santiago Ocampo Vargas</w:t>
+        <w:t>Carlos Duván Tique Marín</w:t>
       </w:r>
     </w:p>
     <w:p>
@@ -39,7 +45,7 @@
         <w:pStyle w:val="Sinespaciado"/>
       </w:pPr>
       <w:r>
-        <w:t>Katherin Ortega Pertuz</w:t>
+        <w:t>Daniel Acevedo Yepes</w:t>
       </w:r>
     </w:p>
     <w:p>
@@ -47,23 +53,20 @@
         <w:pStyle w:val="Sinespaciado"/>
       </w:pPr>
       <w:r>
-        <w:t>Carlos Duván Tique Marín</w:t>
+        <w:t>María Paz Urrego Escobar</w:t>
       </w:r>
     </w:p>
     <w:p>
       <w:pPr>
         <w:pStyle w:val="Sinespaciado"/>
       </w:pPr>
-      <w:r>
-        <w:t>Daniel Acevedo Yepes</w:t>
-      </w:r>
     </w:p>
     <w:p>
       <w:pPr>
         <w:pStyle w:val="Sinespaciado"/>
       </w:pPr>
       <w:r>
-        <w:t>María Paz Urrego Escobar</w:t>
+        <w:t>Metodologías Ágiles</w:t>
       </w:r>
     </w:p>
     <w:p>
@@ -75,50 +78,22 @@
       <w:pPr>
         <w:pStyle w:val="Sinespaciado"/>
       </w:pPr>
+      <w:r>
+        <w:t xml:space="preserve">Jaime Alberto Zapata Valencia </w:t>
+      </w:r>
     </w:p>
     <w:p>
       <w:pPr>
         <w:pStyle w:val="Sinespaciado"/>
       </w:pPr>
       <w:r>
-        <w:t>Metodologías Ágiles</w:t>
+        <w:t>CESDE</w:t>
       </w:r>
     </w:p>
     <w:p>
       <w:pPr>
         <w:pStyle w:val="Sinespaciado"/>
       </w:pPr>
-    </w:p>
-    <w:p>
-      <w:pPr>
-        <w:pStyle w:val="Sinespaciado"/>
-      </w:pPr>
-      <w:r>
-        <w:t xml:space="preserve">Jaime Alberto Zapata Valencia </w:t>
-      </w:r>
-    </w:p>
-    <w:p>
-      <w:pPr>
-        <w:pStyle w:val="Sinespaciado"/>
-      </w:pPr>
-    </w:p>
-    <w:p>
-      <w:pPr>
-        <w:pStyle w:val="Sinespaciado"/>
-      </w:pPr>
-    </w:p>
-    <w:p>
-      <w:pPr>
-        <w:pStyle w:val="Sinespaciado"/>
-      </w:pPr>
-      <w:r>
-        <w:t>CESDE</w:t>
-      </w:r>
-    </w:p>
-    <w:p>
-      <w:pPr>
-        <w:pStyle w:val="Sinespaciado"/>
-      </w:pPr>
       <w:r>
         <w:t>Antioquía, Medellín, Colombia</w:t>
       </w:r>
@@ -127,7 +102,8 @@
     <w:p>
       <w:pPr>
         <w:sectPr>
-          <w:pgSz w:w="11909" w:h="16834"/>
+          <w:headerReference w:type="default" r:id="rId8"/>
+          <w:pgSz w:w="15840" w:h="12240" w:orient="landscape" w:code="1"/>
           <w:pgMar w:top="1440" w:right="1440" w:bottom="1440" w:left="1440" w:header="720" w:footer="720" w:gutter="0"/>
           <w:cols w:space="720"/>
           <w:vAlign w:val="center"/>
@@ -243,14 +219,14 @@
             </w:rPr>
             <w:fldChar w:fldCharType="separate"/>
           </w:r>
-          <w:hyperlink w:anchor="_Toc241959165" w:history="1">
+          <w:hyperlink w:anchor="_Toc242109721" w:history="1">
             <w:r>
               <w:rPr>
                 <w:rStyle w:val="Hipervnculo"/>
                 <w:rFonts w:cs="Times New Roman"/>
                 <w:noProof/>
               </w:rPr>
-              <w:t>Listado de tablas</w:t>
+              <w:t>Listado de Tablas</w:t>
             </w:r>
             <w:r>
               <w:rPr>
@@ -271,7 +247,7 @@
                 <w:noProof/>
                 <w:webHidden/>
               </w:rPr>
-              <w:instrText xml:space="preserve"> PAGEREF _Toc241959165 \h </w:instrText>
+              <w:instrText xml:space="preserve"> PAGEREF _Toc242109721 \h </w:instrText>
             </w:r>
             <w:r>
               <w:rPr>
@@ -315,14 +291,14 @@
               <w:lang w:eastAsia="es-CO"/>
             </w:rPr>
           </w:pPr>
-          <w:hyperlink w:anchor="_Toc241959166" w:history="1">
+          <w:hyperlink w:anchor="_Toc242109722" w:history="1">
             <w:r>
               <w:rPr>
                 <w:rStyle w:val="Hipervnculo"/>
                 <w:rFonts w:cs="Times New Roman"/>
                 <w:noProof/>
               </w:rPr>
-              <w:t>Listado de ilustraciones</w:t>
+              <w:t>Listado de Ilustraciones</w:t>
             </w:r>
             <w:r>
               <w:rPr>
@@ -343,7 +319,7 @@
                 <w:noProof/>
                 <w:webHidden/>
               </w:rPr>
-              <w:instrText xml:space="preserve"> PAGEREF _Toc241959166 \h </w:instrText>
+              <w:instrText xml:space="preserve"> PAGEREF _Toc242109722 \h </w:instrText>
             </w:r>
             <w:r>
               <w:rPr>
@@ -387,7 +363,7 @@
               <w:lang w:eastAsia="es-CO"/>
             </w:rPr>
           </w:pPr>
-          <w:hyperlink w:anchor="_Toc241959167" w:history="1">
+          <w:hyperlink w:anchor="_Toc242109723" w:history="1">
             <w:r>
               <w:rPr>
                 <w:rStyle w:val="Hipervnculo"/>
@@ -415,7 +391,7 @@
                 <w:noProof/>
                 <w:webHidden/>
               </w:rPr>
-              <w:instrText xml:space="preserve"> PAGEREF _Toc241959167 \h </w:instrText>
+              <w:instrText xml:space="preserve"> PAGEREF _Toc242109723 \h </w:instrText>
             </w:r>
             <w:r>
               <w:rPr>
@@ -459,13 +435,13 @@
               <w:lang w:eastAsia="es-CO"/>
             </w:rPr>
           </w:pPr>
-          <w:hyperlink w:anchor="_Toc241959168" w:history="1">
+          <w:hyperlink w:anchor="_Toc242109724" w:history="1">
             <w:r>
               <w:rPr>
                 <w:rStyle w:val="Hipervnculo"/>
                 <w:noProof/>
               </w:rPr>
-              <w:t>Planteamiento del problema</w:t>
+              <w:t>Planteamiento del Problema</w:t>
             </w:r>
             <w:r>
               <w:rPr>
@@ -486,7 +462,7 @@
                 <w:noProof/>
                 <w:webHidden/>
               </w:rPr>
-              <w:instrText xml:space="preserve"> PAGEREF _Toc241959168 \h </w:instrText>
+              <w:instrText xml:space="preserve"> PAGEREF _Toc242109724 \h </w:instrText>
             </w:r>
             <w:r>
               <w:rPr>
@@ -530,7 +506,7 @@
               <w:lang w:eastAsia="es-CO"/>
             </w:rPr>
           </w:pPr>
-          <w:hyperlink w:anchor="_Toc241959169" w:history="1">
+          <w:hyperlink w:anchor="_Toc242109725" w:history="1">
             <w:r>
               <w:rPr>
                 <w:rStyle w:val="Hipervnculo"/>
@@ -557,7 +533,7 @@
                 <w:noProof/>
                 <w:webHidden/>
               </w:rPr>
-              <w:instrText xml:space="preserve"> PAGEREF _Toc241959169 \h </w:instrText>
+              <w:instrText xml:space="preserve"> PAGEREF _Toc242109725 \h </w:instrText>
             </w:r>
             <w:r>
               <w:rPr>
@@ -601,7 +577,7 @@
               <w:lang w:eastAsia="es-CO"/>
             </w:rPr>
           </w:pPr>
-          <w:hyperlink w:anchor="_Toc241959170" w:history="1">
+          <w:hyperlink w:anchor="_Toc242109726" w:history="1">
             <w:r>
               <w:rPr>
                 <w:rStyle w:val="Hipervnculo"/>
@@ -628,7 +604,7 @@
                 <w:noProof/>
                 <w:webHidden/>
               </w:rPr>
-              <w:instrText xml:space="preserve"> PAGEREF _Toc241959170 \h </w:instrText>
+              <w:instrText xml:space="preserve"> PAGEREF _Toc242109726 \h </w:instrText>
             </w:r>
             <w:r>
               <w:rPr>
@@ -672,7 +648,7 @@
               <w:lang w:eastAsia="es-CO"/>
             </w:rPr>
           </w:pPr>
-          <w:hyperlink w:anchor="_Toc241959171" w:history="1">
+          <w:hyperlink w:anchor="_Toc242109727" w:history="1">
             <w:r>
               <w:rPr>
                 <w:rStyle w:val="Hipervnculo"/>
@@ -701,7 +677,7 @@
                 <w:noProof/>
                 <w:webHidden/>
               </w:rPr>
-              <w:instrText xml:space="preserve"> PAGEREF _Toc241959171 \h </w:instrText>
+              <w:instrText xml:space="preserve"> PAGEREF _Toc242109727 \h </w:instrText>
             </w:r>
             <w:r>
               <w:rPr>
@@ -745,7 +721,7 @@
               <w:lang w:eastAsia="es-CO"/>
             </w:rPr>
           </w:pPr>
-          <w:hyperlink w:anchor="_Toc241959172" w:history="1">
+          <w:hyperlink w:anchor="_Toc242109728" w:history="1">
             <w:r>
               <w:rPr>
                 <w:rStyle w:val="Hipervnculo"/>
@@ -773,7 +749,7 @@
                 <w:noProof/>
                 <w:webHidden/>
               </w:rPr>
-              <w:instrText xml:space="preserve"> PAGEREF _Toc241959172 \h </w:instrText>
+              <w:instrText xml:space="preserve"> PAGEREF _Toc242109728 \h </w:instrText>
             </w:r>
             <w:r>
               <w:rPr>
@@ -817,7 +793,7 @@
               <w:lang w:eastAsia="es-CO"/>
             </w:rPr>
           </w:pPr>
-          <w:hyperlink w:anchor="_Toc241959173" w:history="1">
+          <w:hyperlink w:anchor="_Toc242109729" w:history="1">
             <w:r>
               <w:rPr>
                 <w:rStyle w:val="Hipervnculo"/>
@@ -844,7 +820,7 @@
                 <w:noProof/>
                 <w:webHidden/>
               </w:rPr>
-              <w:instrText xml:space="preserve"> PAGEREF _Toc241959173 \h </w:instrText>
+              <w:instrText xml:space="preserve"> PAGEREF _Toc242109729 \h </w:instrText>
             </w:r>
             <w:r>
               <w:rPr>
@@ -888,7 +864,7 @@
               <w:lang w:eastAsia="es-CO"/>
             </w:rPr>
           </w:pPr>
-          <w:hyperlink w:anchor="_Toc241959174" w:history="1">
+          <w:hyperlink w:anchor="_Toc242109730" w:history="1">
             <w:r>
               <w:rPr>
                 <w:rStyle w:val="Hipervnculo"/>
@@ -916,7 +892,7 @@
                 <w:noProof/>
                 <w:webHidden/>
               </w:rPr>
-              <w:instrText xml:space="preserve"> PAGEREF _Toc241959174 \h </w:instrText>
+              <w:instrText xml:space="preserve"> PAGEREF _Toc242109730 \h </w:instrText>
             </w:r>
             <w:r>
               <w:rPr>
@@ -960,16 +936,15 @@
               <w:lang w:eastAsia="es-CO"/>
             </w:rPr>
           </w:pPr>
-          <w:hyperlink w:anchor="_Toc241959175" w:history="1">
+          <w:hyperlink w:anchor="_Toc242109731" w:history="1">
             <w:r>
               <w:rPr>
                 <w:rStyle w:val="Hipervnculo"/>
-                <w:rFonts w:eastAsia="Times New Roman" w:cs="Times New Roman"/>
-                <w:b/>
-                <w:noProof/>
-                <w:lang w:eastAsia="es-CO"/>
-              </w:rPr>
-              <w:t>Especificación de requisitos</w:t>
+                <w:rFonts w:eastAsia="Times New Roman"/>
+                <w:noProof/>
+                <w:lang w:eastAsia="es-CO"/>
+              </w:rPr>
+              <w:t>Especificación de Requisitos</w:t>
             </w:r>
             <w:r>
               <w:rPr>
@@ -990,7 +965,7 @@
                 <w:noProof/>
                 <w:webHidden/>
               </w:rPr>
-              <w:instrText xml:space="preserve"> PAGEREF _Toc241959175 \h </w:instrText>
+              <w:instrText xml:space="preserve"> PAGEREF _Toc242109731 \h </w:instrText>
             </w:r>
             <w:r>
               <w:rPr>
@@ -1034,14 +1009,14 @@
               <w:lang w:eastAsia="es-CO"/>
             </w:rPr>
           </w:pPr>
-          <w:hyperlink w:anchor="_Toc241959176" w:history="1">
+          <w:hyperlink w:anchor="_Toc242109732" w:history="1">
             <w:r>
               <w:rPr>
                 <w:rStyle w:val="Hipervnculo"/>
                 <w:noProof/>
                 <w:lang w:eastAsia="es-CO"/>
               </w:rPr>
-              <w:t>Requisitos funcionales:</w:t>
+              <w:t>Requisitos Funcionales:</w:t>
             </w:r>
             <w:r>
               <w:rPr>
@@ -1062,7 +1037,7 @@
                 <w:noProof/>
                 <w:webHidden/>
               </w:rPr>
-              <w:instrText xml:space="preserve"> PAGEREF _Toc241959176 \h </w:instrText>
+              <w:instrText xml:space="preserve"> PAGEREF _Toc242109732 \h </w:instrText>
             </w:r>
             <w:r>
               <w:rPr>
@@ -1106,7 +1081,7 @@
               <w:lang w:eastAsia="es-CO"/>
             </w:rPr>
           </w:pPr>
-          <w:hyperlink w:anchor="_Toc241959177" w:history="1">
+          <w:hyperlink w:anchor="_Toc242109733" w:history="1">
             <w:r>
               <w:rPr>
                 <w:rStyle w:val="Hipervnculo"/>
@@ -1135,7 +1110,7 @@
                 <w:noProof/>
                 <w:webHidden/>
               </w:rPr>
-              <w:instrText xml:space="preserve"> PAGEREF _Toc241959177 \h </w:instrText>
+              <w:instrText xml:space="preserve"> PAGEREF _Toc242109733 \h </w:instrText>
             </w:r>
             <w:r>
               <w:rPr>
@@ -1179,12 +1154,11 @@
               <w:lang w:eastAsia="es-CO"/>
             </w:rPr>
           </w:pPr>
-          <w:hyperlink w:anchor="_Toc241959178" w:history="1">
+          <w:hyperlink w:anchor="_Toc242109734" w:history="1">
             <w:r>
               <w:rPr>
                 <w:rStyle w:val="Hipervnculo"/>
-                <w:rFonts w:eastAsia="Times New Roman" w:cs="Times New Roman"/>
-                <w:b/>
+                <w:rFonts w:eastAsia="Times New Roman"/>
                 <w:noProof/>
                 <w:lang w:eastAsia="es-CO"/>
               </w:rPr>
@@ -1209,7 +1183,7 @@
                 <w:noProof/>
                 <w:webHidden/>
               </w:rPr>
-              <w:instrText xml:space="preserve"> PAGEREF _Toc241959178 \h </w:instrText>
+              <w:instrText xml:space="preserve"> PAGEREF _Toc242109734 \h </w:instrText>
             </w:r>
             <w:r>
               <w:rPr>
@@ -1253,7 +1227,7 @@
               <w:lang w:eastAsia="es-CO"/>
             </w:rPr>
           </w:pPr>
-          <w:hyperlink w:anchor="_Toc241959179" w:history="1">
+          <w:hyperlink w:anchor="_Toc242109735" w:history="1">
             <w:r>
               <w:rPr>
                 <w:rStyle w:val="Hipervnculo"/>
@@ -1282,7 +1256,7 @@
                 <w:noProof/>
                 <w:webHidden/>
               </w:rPr>
-              <w:instrText xml:space="preserve"> PAGEREF _Toc241959179 \h </w:instrText>
+              <w:instrText xml:space="preserve"> PAGEREF _Toc242109735 \h </w:instrText>
             </w:r>
             <w:r>
               <w:rPr>
@@ -1326,7 +1300,7 @@
               <w:lang w:eastAsia="es-CO"/>
             </w:rPr>
           </w:pPr>
-          <w:hyperlink w:anchor="_Toc241959180" w:history="1">
+          <w:hyperlink w:anchor="_Toc242109736" w:history="1">
             <w:r>
               <w:rPr>
                 <w:rStyle w:val="Hipervnculo"/>
@@ -1355,7 +1329,7 @@
                 <w:noProof/>
                 <w:webHidden/>
               </w:rPr>
-              <w:instrText xml:space="preserve"> PAGEREF _Toc241959180 \h </w:instrText>
+              <w:instrText xml:space="preserve"> PAGEREF _Toc242109736 \h </w:instrText>
             </w:r>
             <w:r>
               <w:rPr>
@@ -1399,7 +1373,7 @@
               <w:lang w:eastAsia="es-CO"/>
             </w:rPr>
           </w:pPr>
-          <w:hyperlink w:anchor="_Toc241959181" w:history="1">
+          <w:hyperlink w:anchor="_Toc242109737" w:history="1">
             <w:r>
               <w:rPr>
                 <w:rStyle w:val="Hipervnculo"/>
@@ -1428,7 +1402,7 @@
                 <w:noProof/>
                 <w:webHidden/>
               </w:rPr>
-              <w:instrText xml:space="preserve"> PAGEREF _Toc241959181 \h </w:instrText>
+              <w:instrText xml:space="preserve"> PAGEREF _Toc242109737 \h </w:instrText>
             </w:r>
             <w:r>
               <w:rPr>
@@ -1472,7 +1446,7 @@
               <w:lang w:eastAsia="es-CO"/>
             </w:rPr>
           </w:pPr>
-          <w:hyperlink w:anchor="_Toc241959182" w:history="1">
+          <w:hyperlink w:anchor="_Toc242109738" w:history="1">
             <w:r>
               <w:rPr>
                 <w:rStyle w:val="Hipervnculo"/>
@@ -1501,7 +1475,7 @@
                 <w:noProof/>
                 <w:webHidden/>
               </w:rPr>
-              <w:instrText xml:space="preserve"> PAGEREF _Toc241959182 \h </w:instrText>
+              <w:instrText xml:space="preserve"> PAGEREF _Toc242109738 \h </w:instrText>
             </w:r>
             <w:r>
               <w:rPr>
@@ -1545,7 +1519,7 @@
               <w:lang w:eastAsia="es-CO"/>
             </w:rPr>
           </w:pPr>
-          <w:hyperlink w:anchor="_Toc241959183" w:history="1">
+          <w:hyperlink w:anchor="_Toc242109739" w:history="1">
             <w:r>
               <w:rPr>
                 <w:rStyle w:val="Hipervnculo"/>
@@ -1573,7 +1547,7 @@
                 <w:noProof/>
                 <w:webHidden/>
               </w:rPr>
-              <w:instrText xml:space="preserve"> PAGEREF _Toc241959183 \h </w:instrText>
+              <w:instrText xml:space="preserve"> PAGEREF _Toc242109739 \h </w:instrText>
             </w:r>
             <w:r>
               <w:rPr>
@@ -1617,7 +1591,7 @@
               <w:lang w:eastAsia="es-CO"/>
             </w:rPr>
           </w:pPr>
-          <w:hyperlink w:anchor="_Toc241959184" w:history="1">
+          <w:hyperlink w:anchor="_Toc242109740" w:history="1">
             <w:r>
               <w:rPr>
                 <w:rStyle w:val="Hipervnculo"/>
@@ -1644,7 +1618,7 @@
                 <w:noProof/>
                 <w:webHidden/>
               </w:rPr>
-              <w:instrText xml:space="preserve"> PAGEREF _Toc241959184 \h </w:instrText>
+              <w:instrText xml:space="preserve"> PAGEREF _Toc242109740 \h </w:instrText>
             </w:r>
             <w:r>
               <w:rPr>
@@ -1688,13 +1662,13 @@
               <w:lang w:eastAsia="es-CO"/>
             </w:rPr>
           </w:pPr>
-          <w:hyperlink w:anchor="_Toc241959185" w:history="1">
+          <w:hyperlink w:anchor="_Toc242109741" w:history="1">
             <w:r>
               <w:rPr>
                 <w:rStyle w:val="Hipervnculo"/>
                 <w:noProof/>
               </w:rPr>
-              <w:t>Modelo relacional</w:t>
+              <w:t>Modelo Relacional</w:t>
             </w:r>
             <w:r>
               <w:rPr>
@@ -1715,7 +1689,7 @@
                 <w:noProof/>
                 <w:webHidden/>
               </w:rPr>
-              <w:instrText xml:space="preserve"> PAGEREF _Toc241959185 \h </w:instrText>
+              <w:instrText xml:space="preserve"> PAGEREF _Toc242109741 \h </w:instrText>
             </w:r>
             <w:r>
               <w:rPr>
@@ -1759,13 +1733,13 @@
               <w:lang w:eastAsia="es-CO"/>
             </w:rPr>
           </w:pPr>
-          <w:hyperlink w:anchor="_Toc241959186" w:history="1">
+          <w:hyperlink w:anchor="_Toc242109742" w:history="1">
             <w:r>
               <w:rPr>
                 <w:rStyle w:val="Hipervnculo"/>
                 <w:noProof/>
               </w:rPr>
-              <w:t>Arquitectura de datos(modelo relacional)</w:t>
+              <w:t>Arquitectura de Datos(modelo relacional)</w:t>
             </w:r>
             <w:r>
               <w:rPr>
@@ -1786,7 +1760,7 @@
                 <w:noProof/>
                 <w:webHidden/>
               </w:rPr>
-              <w:instrText xml:space="preserve"> PAGEREF _Toc241959186 \h </w:instrText>
+              <w:instrText xml:space="preserve"> PAGEREF _Toc242109742 \h </w:instrText>
             </w:r>
             <w:r>
               <w:rPr>
@@ -1830,7 +1804,7 @@
               <w:lang w:eastAsia="es-CO"/>
             </w:rPr>
           </w:pPr>
-          <w:hyperlink w:anchor="_Toc241959187" w:history="1">
+          <w:hyperlink w:anchor="_Toc242109743" w:history="1">
             <w:r>
               <w:rPr>
                 <w:rStyle w:val="Hipervnculo"/>
@@ -1857,7 +1831,7 @@
                 <w:noProof/>
                 <w:webHidden/>
               </w:rPr>
-              <w:instrText xml:space="preserve"> PAGEREF _Toc241959187 \h </w:instrText>
+              <w:instrText xml:space="preserve"> PAGEREF _Toc242109743 \h </w:instrText>
             </w:r>
             <w:r>
               <w:rPr>
@@ -1901,14 +1875,14 @@
               <w:lang w:eastAsia="es-CO"/>
             </w:rPr>
           </w:pPr>
-          <w:hyperlink w:anchor="_Toc241959188" w:history="1">
+          <w:hyperlink w:anchor="_Toc242109744" w:history="1">
             <w:r>
               <w:rPr>
                 <w:rStyle w:val="Hipervnculo"/>
                 <w:rFonts w:cs="Times New Roman"/>
                 <w:noProof/>
               </w:rPr>
-              <w:t>Glosario</w:t>
+              <w:t>Conclusiones</w:t>
             </w:r>
             <w:r>
               <w:rPr>
@@ -1929,7 +1903,7 @@
                 <w:noProof/>
                 <w:webHidden/>
               </w:rPr>
-              <w:instrText xml:space="preserve"> PAGEREF _Toc241959188 \h </w:instrText>
+              <w:instrText xml:space="preserve"> PAGEREF _Toc242109744 \h </w:instrText>
             </w:r>
             <w:r>
               <w:rPr>
@@ -1973,7 +1947,7 @@
               <w:lang w:eastAsia="es-CO"/>
             </w:rPr>
           </w:pPr>
-          <w:hyperlink w:anchor="_Toc241959189" w:history="1">
+          <w:hyperlink w:anchor="_Toc242109745" w:history="1">
             <w:r>
               <w:rPr>
                 <w:rStyle w:val="Hipervnculo"/>
@@ -2001,7 +1975,7 @@
                 <w:noProof/>
                 <w:webHidden/>
               </w:rPr>
-              <w:instrText xml:space="preserve"> PAGEREF _Toc241959189 \h </w:instrText>
+              <w:instrText xml:space="preserve"> PAGEREF _Toc242109745 \h </w:instrText>
             </w:r>
             <w:r>
               <w:rPr>
@@ -2021,7 +1995,7 @@
                 <w:noProof/>
                 <w:webHidden/>
               </w:rPr>
-              <w:t>23</w:t>
+              <w:t>24</w:t>
             </w:r>
             <w:r>
               <w:rPr>
@@ -2045,14 +2019,14 @@
               <w:lang w:eastAsia="es-CO"/>
             </w:rPr>
           </w:pPr>
-          <w:hyperlink w:anchor="_Toc241959190" w:history="1">
+          <w:hyperlink w:anchor="_Toc242109746" w:history="1">
             <w:r>
               <w:rPr>
                 <w:rStyle w:val="Hipervnculo"/>
                 <w:rFonts w:cs="Times New Roman"/>
                 <w:noProof/>
               </w:rPr>
-              <w:t>Reglamentación y condiciones legales</w:t>
+              <w:t>Glosario</w:t>
             </w:r>
             <w:r>
               <w:rPr>
@@ -2073,7 +2047,7 @@
                 <w:noProof/>
                 <w:webHidden/>
               </w:rPr>
-              <w:instrText xml:space="preserve"> PAGEREF _Toc241959190 \h </w:instrText>
+              <w:instrText xml:space="preserve"> PAGEREF _Toc242109746 \h </w:instrText>
             </w:r>
             <w:r>
               <w:rPr>
@@ -2093,7 +2067,79 @@
                 <w:noProof/>
                 <w:webHidden/>
               </w:rPr>
-              <w:t>24</w:t>
+              <w:t>25</w:t>
+            </w:r>
+            <w:r>
+              <w:rPr>
+                <w:noProof/>
+                <w:webHidden/>
+              </w:rPr>
+              <w:fldChar w:fldCharType="end"/>
+            </w:r>
+          </w:hyperlink>
+        </w:p>
+        <w:p>
+          <w:pPr>
+            <w:pStyle w:val="TDC1"/>
+            <w:tabs>
+              <w:tab w:val="right" w:leader="dot" w:pos="8828"/>
+            </w:tabs>
+            <w:rPr>
+              <w:rFonts w:asciiTheme="minorHAnsi" w:eastAsiaTheme="minorEastAsia" w:hAnsiTheme="minorHAnsi"/>
+              <w:noProof/>
+              <w:color w:val="auto"/>
+              <w:lang w:eastAsia="es-CO"/>
+            </w:rPr>
+          </w:pPr>
+          <w:hyperlink w:anchor="_Toc242109747" w:history="1">
+            <w:r>
+              <w:rPr>
+                <w:rStyle w:val="Hipervnculo"/>
+                <w:rFonts w:cs="Times New Roman"/>
+                <w:noProof/>
+              </w:rPr>
+              <w:t>Reglamentación y Condiciones Legales</w:t>
+            </w:r>
+            <w:r>
+              <w:rPr>
+                <w:noProof/>
+                <w:webHidden/>
+              </w:rPr>
+              <w:tab/>
+            </w:r>
+            <w:r>
+              <w:rPr>
+                <w:noProof/>
+                <w:webHidden/>
+              </w:rPr>
+              <w:fldChar w:fldCharType="begin"/>
+            </w:r>
+            <w:r>
+              <w:rPr>
+                <w:noProof/>
+                <w:webHidden/>
+              </w:rPr>
+              <w:instrText xml:space="preserve"> PAGEREF _Toc242109747 \h </w:instrText>
+            </w:r>
+            <w:r>
+              <w:rPr>
+                <w:noProof/>
+                <w:webHidden/>
+              </w:rPr>
+            </w:r>
+            <w:r>
+              <w:rPr>
+                <w:noProof/>
+                <w:webHidden/>
+              </w:rPr>
+              <w:fldChar w:fldCharType="separate"/>
+            </w:r>
+            <w:r>
+              <w:rPr>
+                <w:noProof/>
+                <w:webHidden/>
+              </w:rPr>
+              <w:t>28</w:t>
             </w:r>
             <w:r>
               <w:rPr>
@@ -2154,14 +2200,28 @@
           <w:szCs w:val="24"/>
         </w:rPr>
       </w:pPr>
-      <w:bookmarkStart w:id="1" w:name="_Toc241959165"/>
+      <w:bookmarkStart w:id="1" w:name="_Toc242109721"/>
       <w:r>
         <w:rPr>
           <w:rFonts w:cs="Times New Roman"/>
           <w:szCs w:val="24"/>
         </w:rPr>
         <w:lastRenderedPageBreak/>
-        <w:t>Listado de tablas</w:t>
+        <w:t xml:space="preserve">Listado de </w:t>
+      </w:r>
+      <w:r>
+        <w:rPr>
+          <w:rFonts w:cs="Times New Roman"/>
+          <w:szCs w:val="24"/>
+        </w:rPr>
+        <w:t>T</w:t>
+      </w:r>
+      <w:r>
+        <w:rPr>
+          <w:rFonts w:cs="Times New Roman"/>
+          <w:szCs w:val="24"/>
+        </w:rPr>
+        <w:t>ablas</w:t>
       </w:r>
       <w:bookmarkEnd w:id="1"/>
     </w:p>
@@ -2219,7 +2279,7 @@
         </w:rPr>
         <w:fldChar w:fldCharType="separate"/>
       </w:r>
-      <w:hyperlink w:anchor="_Toc241954119" w:history="1">
+      <w:hyperlink w:anchor="_Toc242108330" w:history="1">
         <w:r>
           <w:rPr>
             <w:rStyle w:val="Hipervnculo"/>
@@ -2255,7 +2315,7 @@
             <w:noProof/>
             <w:webHidden/>
           </w:rPr>
-          <w:instrText xml:space="preserve"> PAGEREF _Toc241954119 \h </w:instrText>
+          <w:instrText xml:space="preserve"> PAGEREF _Toc242108330 \h </w:instrText>
         </w:r>
         <w:r>
           <w:rPr>
@@ -2288,6 +2348,166 @@
     </w:p>
     <w:p>
       <w:pPr>
+        <w:pStyle w:val="Tabladeilustraciones"/>
+        <w:tabs>
+          <w:tab w:val="right" w:leader="dot" w:pos="8828"/>
+        </w:tabs>
+        <w:rPr>
+          <w:rFonts w:asciiTheme="minorHAnsi" w:eastAsiaTheme="minorEastAsia" w:hAnsiTheme="minorHAnsi"/>
+          <w:noProof/>
+          <w:color w:val="auto"/>
+          <w:lang w:eastAsia="es-CO"/>
+        </w:rPr>
+      </w:pPr>
+      <w:hyperlink w:anchor="_Toc242108331" w:history="1">
+        <w:r>
+          <w:rPr>
+            <w:rStyle w:val="Hipervnculo"/>
+            <w:b/>
+            <w:bCs/>
+            <w:noProof/>
+          </w:rPr>
+          <w:t>Tabla 2</w:t>
+        </w:r>
+        <w:r>
+          <w:rPr>
+            <w:rStyle w:val="Hipervnculo"/>
+            <w:noProof/>
+          </w:rPr>
+          <w:t xml:space="preserve">  Estructura de las Entidades y Atributos</w:t>
+        </w:r>
+        <w:r>
+          <w:rPr>
+            <w:noProof/>
+            <w:webHidden/>
+          </w:rPr>
+          <w:tab/>
+        </w:r>
+        <w:r>
+          <w:rPr>
+            <w:noProof/>
+            <w:webHidden/>
+          </w:rPr>
+          <w:fldChar w:fldCharType="begin"/>
+        </w:r>
+        <w:r>
+          <w:rPr>
+            <w:noProof/>
+            <w:webHidden/>
+          </w:rPr>
+          <w:instrText xml:space="preserve"> PAGEREF _Toc242108331 \h </w:instrText>
+        </w:r>
+        <w:r>
+          <w:rPr>
+            <w:noProof/>
+            <w:webHidden/>
+          </w:rPr>
+        </w:r>
+        <w:r>
+          <w:rPr>
+            <w:noProof/>
+            <w:webHidden/>
+          </w:rPr>
+          <w:fldChar w:fldCharType="separate"/>
+        </w:r>
+        <w:r>
+          <w:rPr>
+            <w:noProof/>
+            <w:webHidden/>
+          </w:rPr>
+          <w:t>19</w:t>
+        </w:r>
+        <w:r>
+          <w:rPr>
+            <w:noProof/>
+            <w:webHidden/>
+          </w:rPr>
+          <w:fldChar w:fldCharType="end"/>
+        </w:r>
+      </w:hyperlink>
+    </w:p>
+    <w:p>
+      <w:pPr>
+        <w:pStyle w:val="Tabladeilustraciones"/>
+        <w:tabs>
+          <w:tab w:val="right" w:leader="dot" w:pos="8828"/>
+        </w:tabs>
+        <w:rPr>
+          <w:rFonts w:asciiTheme="minorHAnsi" w:eastAsiaTheme="minorEastAsia" w:hAnsiTheme="minorHAnsi"/>
+          <w:noProof/>
+          <w:color w:val="auto"/>
+          <w:lang w:eastAsia="es-CO"/>
+        </w:rPr>
+      </w:pPr>
+      <w:hyperlink w:anchor="_Toc242108332" w:history="1">
+        <w:r>
+          <w:rPr>
+            <w:rStyle w:val="Hipervnculo"/>
+            <w:b/>
+            <w:bCs/>
+            <w:noProof/>
+          </w:rPr>
+          <w:t>Tabla 3</w:t>
+        </w:r>
+        <w:r>
+          <w:rPr>
+            <w:rStyle w:val="Hipervnculo"/>
+            <w:noProof/>
+          </w:rPr>
+          <w:t xml:space="preserve"> Glosario de Términos del Módulo Catálogo de Productos</w:t>
+        </w:r>
+        <w:r>
+          <w:rPr>
+            <w:noProof/>
+            <w:webHidden/>
+          </w:rPr>
+          <w:tab/>
+        </w:r>
+        <w:r>
+          <w:rPr>
+            <w:noProof/>
+            <w:webHidden/>
+          </w:rPr>
+          <w:fldChar w:fldCharType="begin"/>
+        </w:r>
+        <w:r>
+          <w:rPr>
+            <w:noProof/>
+            <w:webHidden/>
+          </w:rPr>
+          <w:instrText xml:space="preserve"> PAGEREF _Toc242108332 \h </w:instrText>
+        </w:r>
+        <w:r>
+          <w:rPr>
+            <w:noProof/>
+            <w:webHidden/>
+          </w:rPr>
+        </w:r>
+        <w:r>
+          <w:rPr>
+            <w:noProof/>
+            <w:webHidden/>
+          </w:rPr>
+          <w:fldChar w:fldCharType="separate"/>
+        </w:r>
+        <w:r>
+          <w:rPr>
+            <w:noProof/>
+            <w:webHidden/>
+          </w:rPr>
+          <w:t>25</w:t>
+        </w:r>
+        <w:r>
+          <w:rPr>
+            <w:noProof/>
+            <w:webHidden/>
+          </w:rPr>
+          <w:fldChar w:fldCharType="end"/>
+        </w:r>
+      </w:hyperlink>
+    </w:p>
+    <w:p>
+      <w:pPr>
         <w:rPr>
           <w:rFonts w:cs="Times New Roman"/>
         </w:rPr>
@@ -2321,17 +2541,32 @@
           <w:szCs w:val="24"/>
         </w:rPr>
       </w:pPr>
-      <w:bookmarkStart w:id="2" w:name="_Toc241959166"/>
+      <w:bookmarkStart w:id="2" w:name="_Toc242109722"/>
       <w:r>
         <w:rPr>
           <w:rFonts w:cs="Times New Roman"/>
           <w:szCs w:val="24"/>
         </w:rPr>
         <w:lastRenderedPageBreak/>
-        <w:t>Listado de ilustraciones</w:t>
+        <w:t xml:space="preserve">Listado de </w:t>
+      </w:r>
+      <w:r>
+        <w:rPr>
+          <w:rFonts w:cs="Times New Roman"/>
+          <w:szCs w:val="24"/>
+        </w:rPr>
+        <w:t>I</w:t>
+      </w:r>
+      <w:r>
+        <w:rPr>
+          <w:rFonts w:cs="Times New Roman"/>
+          <w:szCs w:val="24"/>
+        </w:rPr>
+        <w:t>lustraciones</w:t>
       </w:r>
       <w:bookmarkEnd w:id="2"/>
     </w:p>
+    <w:p/>
     <w:p>
       <w:pPr>
         <w:rPr>
@@ -2539,7 +2774,7 @@
           <w:lang w:val="es-ES"/>
         </w:rPr>
       </w:pPr>
-      <w:bookmarkStart w:id="3" w:name="_Toc241959167"/>
+      <w:bookmarkStart w:id="3" w:name="_Toc242109723"/>
       <w:r>
         <w:rPr>
           <w:lang w:val="es-ES"/>
@@ -2574,91 +2809,86 @@
       <w:r>
         <w:t>El presente documento define, estructura y formaliza los requisitos correspondientes al módulo "Catálogo de Productos Nutresa", el cual ha sido asignado a la Célula 1 dentro del marco de desarrollo del proyecto “Sazón”. Este proyecto consiste en una plataforma digital full-</w:t>
       </w:r>
+      <w:r>
+        <w:t>S</w:t>
+      </w:r>
+      <w:r>
+        <w:t>tack de alta envergadura diseñada para Grupo Nutresa, cuya propuesta de valor central radica en permitir a los usuarios gestionar su despensa virtual y recibir recomendaciones de recetas reales basadas en los ingredientes que ya poseen en casa. En este ecosistema tecnológico, el trabajo coordinado entre siete células de desarrollo resulta indispensable para consolidar una experiencia de usuario integral que abarque desde la planificación de menús hasta el cálculo del aporte nutricional.</w:t>
+      </w:r>
+    </w:p>
+    <w:p>
+      <w:r>
+        <w:t xml:space="preserve">Dentro de esta arquitectura distribuida, el módulo delegado a la Célula 1 actúa como la base estructural e indispensable de toda la aplicación: es el maestro de productos, marcas y presentaciones. Su correcta implementación es crítica, ya que provee la información base sobre la cual los demás módulos (como el recetario, la despensa virtual y el planificador) construirán sus lógicas de negocio. Este catálogo centralizado gestionará el portafolio de marcas emblemáticas del grupo, incluyendo Zenú, Noel, Doria, </w:t>
+      </w:r>
       <w:proofErr w:type="spellStart"/>
       <w:r>
-        <w:t>stack</w:t>
+        <w:t>Colcafé</w:t>
       </w:r>
       <w:proofErr w:type="spellEnd"/>
       <w:r>
-        <w:t xml:space="preserve"> de alta envergadura diseñada para Grupo Nutresa, cuya propuesta de valor central radica en permitir a los usuarios gestionar su despensa virtual y recibir recomendaciones de recetas reales basadas en los ingredientes que ya poseen en casa. En este ecosistema tecnológico, el trabajo coordinado entre siete células de desarrollo resulta indispensable para consolidar una experiencia de usuario integral que abarque desde la planificación de menús hasta el cálculo del aporte nutricional.</w:t>
-      </w:r>
-    </w:p>
-    <w:p>
-      <w:r>
-        <w:t xml:space="preserve">Dentro de esta arquitectura distribuida, el módulo delegado a la Célula 1 actúa como la base estructural e indispensable de toda la aplicación: es el maestro de productos, marcas y presentaciones. Su correcta implementación es crítica, ya que provee la información base sobre la cual los demás módulos (como el recetario, la despensa virtual y el planificador) construirán sus lógicas de negocio. Este catálogo centralizado gestionará el portafolio de marcas emblemáticas del grupo, incluyendo Zenú, Noel, Doria, </w:t>
+        <w:t xml:space="preserve">, </w:t>
       </w:r>
       <w:proofErr w:type="spellStart"/>
       <w:r>
-        <w:t>Colcafé</w:t>
+        <w:t>Chocolisto</w:t>
       </w:r>
       <w:proofErr w:type="spellEnd"/>
       <w:r>
-        <w:t xml:space="preserve">, </w:t>
+        <w:t>, Jet y Ranchera, garantizando que la información de cada insumo sea precisa, escalable y fácilmente consumible por el resto del sistema a través de una API REST unificada.</w:t>
+      </w:r>
+    </w:p>
+    <w:p>
+      <w:r>
+        <w:lastRenderedPageBreak/>
+        <w:t>Desde el punto de vista técnico y metodológico, la construcción de este módulo exige un enfoque de desarrollo de extremo a extremo (</w:t>
       </w:r>
       <w:proofErr w:type="spellStart"/>
       <w:r>
-        <w:t>Chocolisto</w:t>
+        <w:t>end-to-end</w:t>
       </w:r>
       <w:proofErr w:type="spellEnd"/>
       <w:r>
-        <w:t>, Jet y Ranchera, garantizando que la información de cada insumo sea precisa, escalable y fácilmente consumible por el resto del sistema a través de una API REST unificada.</w:t>
-      </w:r>
-    </w:p>
-    <w:p>
-      <w:r>
-        <w:t>Desde el punto de vista técnico y metodológico, la construcción de este módulo exige un enfoque de desarrollo de extremo a extremo (</w:t>
+        <w:t>).</w:t>
+      </w:r>
+      <w:r>
+        <w:t xml:space="preserve"> Esto implica el diseño de una interfaz de usuario interactiva y responsiva utilizando </w:t>
       </w:r>
       <w:proofErr w:type="spellStart"/>
       <w:r>
-        <w:t>end-to-end</w:t>
+        <w:t>React</w:t>
       </w:r>
       <w:proofErr w:type="spellEnd"/>
       <w:r>
-        <w:t>).</w:t>
-      </w:r>
-      <w:r>
-        <w:t xml:space="preserve"> Esto implica el diseño de una interfaz de usuario interactiva y responsiva utilizando </w:t>
+        <w:t>, la construcción de una sólida lógica de servidor (</w:t>
       </w:r>
       <w:proofErr w:type="spellStart"/>
       <w:r>
-        <w:t>React</w:t>
+        <w:t>backend</w:t>
       </w:r>
       <w:proofErr w:type="spellEnd"/>
       <w:r>
-        <w:t xml:space="preserve">, la construcción de una </w:t>
-      </w:r>
-      <w:r>
-        <w:lastRenderedPageBreak/>
-        <w:t>sólida lógica de servidor (</w:t>
+        <w:t>)</w:t>
+      </w:r>
+      <w:r>
+        <w:t xml:space="preserve"> implementada en Spring Boot, y el modelado estricto de una base de datos relacional compartida, donde la Célula 1 aportará exactamente cinco tablas de negocio debidamente normalizadas. Asimismo, el desarrollo estará regido por prácticas de control de versiones y se integrará obligatoriamente con el módulo transversal de Usuarios y Autenticación (Módulo 00) mediante tokens JWT, asegurando así la protección de los datos y el cumplimiento de los estándares de seguridad de la arquitectura.</w:t>
+      </w:r>
+    </w:p>
+    <w:p>
+      <w:r>
+        <w:t xml:space="preserve">El propósito principal de este informe de requisitos es establecer de manera exhaustiva y clara las directrices, alcances, responsabilidades y componentes técnicos que la Célula 1 deberá construir. A través de este documento, se busca alinear la visión del equipo de desarrollo con los objetivos de negocio de Grupo Nutresa, sirviendo como hoja de ruta para el diseño del modelo de datos, la planificación de los </w:t>
       </w:r>
       <w:proofErr w:type="spellStart"/>
       <w:r>
-        <w:t>backend</w:t>
+        <w:t>endpoints</w:t>
       </w:r>
       <w:proofErr w:type="spellEnd"/>
       <w:r>
-        <w:t>)</w:t>
-      </w:r>
-      <w:r>
-        <w:t xml:space="preserve"> implementada en Spring Boot, y el modelado estricto de una base de datos relacional compartida, donde la Célula 1 aportará exactamente cinco tablas de negocio debidamente normalizadas. Asimismo, el desarrollo estará regido por prácticas de control de versiones y se integrará obligatoriamente con el módulo transversal de Usuarios y Autenticación (Módulo 00) mediante tokens JWT, asegurando así la protección de los datos y el cumplimiento de los estándares de seguridad de la arquitectura.</w:t>
-      </w:r>
-    </w:p>
-    <w:p>
-      <w:r>
-        <w:t xml:space="preserve">El propósito principal de este informe de requisitos es establecer de manera exhaustiva y clara las directrices, alcances, responsabilidades y componentes técnicos que la Célula 1 deberá construir. A través de este documento, se busca alinear la visión del equipo de desarrollo con los objetivos de negocio de Grupo Nutresa, sirviendo como hoja de ruta para el diseño del modelo de datos, la planificación de los </w:t>
-      </w:r>
-      <w:proofErr w:type="spellStart"/>
-      <w:r>
-        <w:t>endpoints</w:t>
-      </w:r>
-      <w:proofErr w:type="spellEnd"/>
-      <w:r>
         <w:t xml:space="preserve"> y la creación de la experiencia visual, asegurando que el módulo se ensamble a la perfección con el resto de la plataforma </w:t>
       </w:r>
       <w:r>
         <w:t>"</w:t>
       </w:r>
-      <w:hyperlink r:id="rId6" w:anchor="mi-celula" w:tgtFrame="_blank" w:history="1">
+      <w:hyperlink r:id="rId9" w:anchor="mi-celula" w:tgtFrame="_blank" w:history="1">
         <w:r>
           <w:t>Sazón</w:t>
         </w:r>
@@ -2681,10 +2911,16 @@
       <w:pPr>
         <w:pStyle w:val="Ttulo1"/>
       </w:pPr>
-      <w:bookmarkStart w:id="4" w:name="_Toc241959168"/>
+      <w:bookmarkStart w:id="4" w:name="_Toc242109724"/>
       <w:r>
         <w:lastRenderedPageBreak/>
-        <w:t>Planteamiento del problema</w:t>
+        <w:t xml:space="preserve">Planteamiento del </w:t>
+      </w:r>
+      <w:r>
+        <w:t>P</w:t>
+      </w:r>
+      <w:r>
+        <w:t>roblema</w:t>
       </w:r>
       <w:bookmarkEnd w:id="4"/>
     </w:p>
@@ -2750,13 +2986,14 @@
         <w:pStyle w:val="Descripcin"/>
         <w:keepNext/>
         <w:spacing w:after="0" w:line="480" w:lineRule="auto"/>
+        <w:ind w:firstLine="0"/>
         <w:rPr>
           <w:color w:val="000000" w:themeColor="text1"/>
           <w:sz w:val="24"/>
           <w:szCs w:val="24"/>
         </w:rPr>
       </w:pPr>
-      <w:bookmarkStart w:id="5" w:name="_Toc241954119"/>
+      <w:bookmarkStart w:id="5" w:name="_Toc242108330"/>
       <w:r>
         <w:rPr>
           <w:b/>
@@ -2838,7 +3075,39 @@
           <w:szCs w:val="24"/>
         </w:rPr>
         <w:br/>
-        <w:t>Comparativa de la problemática y solución de la Célula 1 (Catálogo de Productos)</w:t>
+        <w:t xml:space="preserve">Comparativa de la </w:t>
+      </w:r>
+      <w:r>
+        <w:rPr>
+          <w:color w:val="000000" w:themeColor="text1"/>
+          <w:sz w:val="24"/>
+          <w:szCs w:val="24"/>
+        </w:rPr>
+        <w:t>P</w:t>
+      </w:r>
+      <w:r>
+        <w:rPr>
+          <w:color w:val="000000" w:themeColor="text1"/>
+          <w:sz w:val="24"/>
+          <w:szCs w:val="24"/>
+        </w:rPr>
+        <w:t xml:space="preserve">roblemática y </w:t>
+      </w:r>
+      <w:r>
+        <w:rPr>
+          <w:color w:val="000000" w:themeColor="text1"/>
+          <w:sz w:val="24"/>
+          <w:szCs w:val="24"/>
+        </w:rPr>
+        <w:t>S</w:t>
+      </w:r>
+      <w:r>
+        <w:rPr>
+          <w:color w:val="000000" w:themeColor="text1"/>
+          <w:sz w:val="24"/>
+          <w:szCs w:val="24"/>
+        </w:rPr>
+        <w:t>olución de la Célula 1 (Catálogo de Productos)</w:t>
       </w:r>
       <w:bookmarkEnd w:id="5"/>
     </w:p>
@@ -2849,17 +3118,18 @@
         <w:tblLook w:val="04A0" w:firstRow="1" w:lastRow="0" w:firstColumn="1" w:lastColumn="0" w:noHBand="0" w:noVBand="1"/>
       </w:tblPr>
       <w:tblGrid>
-        <w:gridCol w:w="2942"/>
-        <w:gridCol w:w="2943"/>
-        <w:gridCol w:w="2943"/>
+        <w:gridCol w:w="4167"/>
+        <w:gridCol w:w="4169"/>
+        <w:gridCol w:w="4169"/>
       </w:tblGrid>
       <w:tr>
         <w:trPr>
           <w:cnfStyle w:val="100000000000" w:firstRow="1" w:lastRow="0" w:firstColumn="0" w:lastColumn="0" w:oddVBand="0" w:evenVBand="0" w:oddHBand="0" w:evenHBand="0" w:firstRowFirstColumn="0" w:firstRowLastColumn="0" w:lastRowFirstColumn="0" w:lastRowLastColumn="0"/>
+          <w:trHeight w:val="588"/>
         </w:trPr>
         <w:tc>
           <w:tcPr>
-            <w:tcW w:w="2942" w:type="dxa"/>
+            <w:tcW w:w="4167" w:type="dxa"/>
           </w:tcPr>
           <w:p>
             <w:pPr>
@@ -2880,7 +3150,7 @@
         </w:tc>
         <w:tc>
           <w:tcPr>
-            <w:tcW w:w="2943" w:type="dxa"/>
+            <w:tcW w:w="4169" w:type="dxa"/>
           </w:tcPr>
           <w:p>
             <w:pPr>
@@ -2901,7 +3171,7 @@
         </w:tc>
         <w:tc>
           <w:tcPr>
-            <w:tcW w:w="2943" w:type="dxa"/>
+            <w:tcW w:w="4169" w:type="dxa"/>
           </w:tcPr>
           <w:p>
             <w:pPr>
@@ -2922,9 +3192,12 @@
         </w:tc>
       </w:tr>
       <w:tr>
+        <w:trPr>
+          <w:trHeight w:val="1913"/>
+        </w:trPr>
         <w:tc>
           <w:tcPr>
-            <w:tcW w:w="2942" w:type="dxa"/>
+            <w:tcW w:w="4167" w:type="dxa"/>
           </w:tcPr>
           <w:p>
             <w:pPr>
@@ -2945,7 +3218,7 @@
         </w:tc>
         <w:tc>
           <w:tcPr>
-            <w:tcW w:w="2943" w:type="dxa"/>
+            <w:tcW w:w="4169" w:type="dxa"/>
           </w:tcPr>
           <w:p>
             <w:pPr>
@@ -2958,7 +3231,7 @@
         </w:tc>
         <w:tc>
           <w:tcPr>
-            <w:tcW w:w="2943" w:type="dxa"/>
+            <w:tcW w:w="4169" w:type="dxa"/>
           </w:tcPr>
           <w:p>
             <w:pPr>
@@ -2976,9 +3249,12 @@
         </w:tc>
       </w:tr>
       <w:tr>
+        <w:trPr>
+          <w:trHeight w:val="1913"/>
+        </w:trPr>
         <w:tc>
           <w:tcPr>
-            <w:tcW w:w="2942" w:type="dxa"/>
+            <w:tcW w:w="4167" w:type="dxa"/>
           </w:tcPr>
           <w:p>
             <w:pPr>
@@ -2999,7 +3275,7 @@
         </w:tc>
         <w:tc>
           <w:tcPr>
-            <w:tcW w:w="2943" w:type="dxa"/>
+            <w:tcW w:w="4169" w:type="dxa"/>
           </w:tcPr>
           <w:p>
             <w:pPr>
@@ -3012,7 +3288,7 @@
         </w:tc>
         <w:tc>
           <w:tcPr>
-            <w:tcW w:w="2943" w:type="dxa"/>
+            <w:tcW w:w="4169" w:type="dxa"/>
           </w:tcPr>
           <w:p>
             <w:pPr>
@@ -3032,6 +3308,2446 @@
             <w:proofErr w:type="spellEnd"/>
             <w:r>
               <w:t xml:space="preserve"> con filtros por categoría, presentación o marca, y una ficha detallada por cada producto.</w:t>
+            </w:r>
+          </w:p>
+        </w:tc>
+      </w:tr>
+      <w:tr>
+        <w:trPr>
+          <w:trHeight w:val="1255"/>
+        </w:trPr>
+        <w:tc>
+          <w:tcPr>
+            <w:tcW w:w="4167" w:type="dxa"/>
+          </w:tcPr>
+          <w:p>
+            <w:pPr>
+              <w:pStyle w:val="textotablas"/>
+              <w:rPr>
+                <w:b/>
+                <w:bCs/>
+              </w:rPr>
+            </w:pPr>
+            <w:r>
+              <w:rPr>
+                <w:b/>
+                <w:bCs/>
+              </w:rPr>
+              <w:t>Ausencia de servicios de datos para otros módulos</w:t>
+            </w:r>
+          </w:p>
+        </w:tc>
+        <w:tc>
+          <w:tcPr>
+            <w:tcW w:w="4169" w:type="dxa"/>
+          </w:tcPr>
+          <w:p>
+            <w:pPr>
+              <w:pStyle w:val="textotablas"/>
+            </w:pPr>
+            <w:r>
+              <w:t>Las demás células de la aplicación carecen de un punto de consulta confiable, lo que fragmenta la integración del aplicativo.</w:t>
+            </w:r>
+          </w:p>
+        </w:tc>
+        <w:tc>
+          <w:tcPr>
+            <w:tcW w:w="4169" w:type="dxa"/>
+          </w:tcPr>
+          <w:p>
+            <w:pPr>
+              <w:pStyle w:val="textotablas"/>
+            </w:pPr>
+            <w:r>
+              <w:t>I</w:t>
+            </w:r>
+            <w:r>
+              <w:t>mplementación de operaciones CRUD en Local Storage y definición de datos en JSON, sirviendo como contrato interoperable.</w:t>
+            </w:r>
+          </w:p>
+        </w:tc>
+      </w:tr>
+    </w:tbl>
+    <w:p>
+      <w:pPr>
+        <w:ind w:firstLine="0"/>
+        <w:rPr>
+          <w:i/>
+          <w:iCs/>
+        </w:rPr>
+      </w:pPr>
+    </w:p>
+    <w:p>
+      <w:pPr>
+        <w:ind w:firstLine="0"/>
+      </w:pPr>
+      <w:r>
+        <w:rPr>
+          <w:i/>
+          <w:iCs/>
+        </w:rPr>
+        <w:t>Nota.</w:t>
+      </w:r>
+      <w:r>
+        <w:t xml:space="preserve"> Basado en los requerimientos de la Célula 1 (Equipo de Desarrollo Sazón, 2026). El acrónimo CRUD engloba las operaciones básicas de gestión de datos. La interoperabilidad se resuelve modelando la lógica de negocio en UML, pero materializando el acceso de forma desacoplada mediante objetos JSON en el navegador.</w:t>
+      </w:r>
+    </w:p>
+    <w:p>
+      <w:pPr>
+        <w:spacing w:after="160" w:line="278" w:lineRule="auto"/>
+        <w:ind w:firstLine="0"/>
+        <w:rPr>
+          <w:iCs/>
+          <w:kern w:val="0"/>
+          <w:szCs w:val="22"/>
+          <w14:ligatures w14:val="none"/>
+        </w:rPr>
+      </w:pPr>
+      <w:r>
+        <w:br w:type="page"/>
+      </w:r>
+    </w:p>
+    <w:p>
+      <w:pPr>
+        <w:pStyle w:val="Ttulo1"/>
+      </w:pPr>
+      <w:bookmarkStart w:id="6" w:name="_Toc242109725"/>
+      <w:r>
+        <w:lastRenderedPageBreak/>
+        <w:t>Objetivos</w:t>
+      </w:r>
+      <w:bookmarkEnd w:id="6"/>
+    </w:p>
+    <w:p>
+      <w:pPr>
+        <w:pStyle w:val="Ttulo2"/>
+      </w:pPr>
+    </w:p>
+    <w:p>
+      <w:pPr>
+        <w:pStyle w:val="Ttulo2"/>
+      </w:pPr>
+    </w:p>
+    <w:p>
+      <w:pPr>
+        <w:pStyle w:val="Ttulo2"/>
+      </w:pPr>
+    </w:p>
+    <w:p>
+      <w:pPr>
+        <w:pStyle w:val="Ttulo2"/>
+      </w:pPr>
+      <w:bookmarkStart w:id="7" w:name="_Toc242109726"/>
+      <w:r>
+        <w:t>Objetivo</w:t>
+      </w:r>
+      <w:r>
+        <w:t xml:space="preserve"> general</w:t>
+      </w:r>
+      <w:bookmarkEnd w:id="7"/>
+    </w:p>
+    <w:p>
+      <w:r>
+        <w:t xml:space="preserve">Diseñar la especificación de requisitos de la Célula 1, Catálogo de productos de Sazón, mediante la definición del alcance, los requisitos funcionales y no funcionales </w:t>
+      </w:r>
+      <w:r>
+        <w:rPr>
+          <w:b/>
+          <w:bCs/>
+        </w:rPr>
+        <w:t>y</w:t>
+      </w:r>
+      <w:r>
+        <w:t xml:space="preserve"> el modelo relacional de cinco tablas, para sustentar el desarrollo de un catálogo de productos y marcas de Grupo Nutresa que sirva de base de consulta a las demás células.</w:t>
+      </w:r>
+    </w:p>
+    <w:p/>
+    <w:p>
+      <w:pPr>
+        <w:pStyle w:val="Ttulo2"/>
+        <w:rPr>
+          <w:rFonts w:eastAsia="Times New Roman"/>
+          <w:lang w:eastAsia="es-CO"/>
+        </w:rPr>
+      </w:pPr>
+      <w:bookmarkStart w:id="8" w:name="_Toc242109727"/>
+      <w:r>
+        <w:rPr>
+          <w:rFonts w:eastAsia="Times New Roman"/>
+          <w:lang w:eastAsia="es-CO"/>
+        </w:rPr>
+        <w:t>Objetivos específicos</w:t>
+      </w:r>
+      <w:bookmarkEnd w:id="8"/>
+    </w:p>
+    <w:p>
+      <w:pPr>
+        <w:pStyle w:val="Prrafodelista"/>
+        <w:numPr>
+          <w:ilvl w:val="0"/>
+          <w:numId w:val="8"/>
+        </w:numPr>
+        <w:rPr>
+          <w:lang w:eastAsia="es-CO"/>
+        </w:rPr>
+      </w:pPr>
+      <w:r>
+        <w:rPr>
+          <w:lang w:eastAsia="es-CO"/>
+        </w:rPr>
+        <w:t xml:space="preserve">Documentar los requisitos funcionales y no funcionales del módulo, especificando el filtrado, la visualización y las operaciones CRUD gestionadas con </w:t>
+      </w:r>
+      <w:proofErr w:type="spellStart"/>
+      <w:r>
+        <w:rPr>
+          <w:lang w:eastAsia="es-CO"/>
+        </w:rPr>
+        <w:t>React</w:t>
+      </w:r>
+      <w:proofErr w:type="spellEnd"/>
+      <w:r>
+        <w:rPr>
+          <w:lang w:eastAsia="es-CO"/>
+        </w:rPr>
+        <w:t xml:space="preserve"> y Local Storage.</w:t>
+      </w:r>
+    </w:p>
+    <w:p>
+      <w:pPr>
+        <w:pStyle w:val="Prrafodelista"/>
+        <w:numPr>
+          <w:ilvl w:val="0"/>
+          <w:numId w:val="8"/>
+        </w:numPr>
+        <w:rPr>
+          <w:lang w:eastAsia="es-CO"/>
+        </w:rPr>
+      </w:pPr>
+      <w:r>
+        <w:rPr>
+          <w:lang w:eastAsia="es-CO"/>
+        </w:rPr>
+        <w:t>Elaborar el modelo relacional UML de cinco tablas para estructurar conceptualmente los datos de productos, marcas, clasificaciones, tamaños y fotografías.</w:t>
+      </w:r>
+    </w:p>
+    <w:p>
+      <w:pPr>
+        <w:pStyle w:val="Prrafodelista"/>
+        <w:numPr>
+          <w:ilvl w:val="0"/>
+          <w:numId w:val="8"/>
+        </w:numPr>
+        <w:rPr>
+          <w:lang w:eastAsia="es-CO"/>
+        </w:rPr>
+      </w:pPr>
+      <w:r>
+        <w:rPr>
+          <w:lang w:eastAsia="es-CO"/>
+        </w:rPr>
+        <w:t>Definir la estructura de los datos en formato JSON para asegurar la interoperabilidad del catálogo, sirviendo como maestro de productos de consulta local para las demás células.</w:t>
+      </w:r>
+    </w:p>
+    <w:p>
+      <w:pPr>
+        <w:spacing w:after="160" w:line="278" w:lineRule="auto"/>
+        <w:ind w:firstLine="0"/>
+        <w:rPr>
+          <w:lang w:eastAsia="es-CO"/>
+        </w:rPr>
+      </w:pPr>
+      <w:r>
+        <w:rPr>
+          <w:lang w:eastAsia="es-CO"/>
+        </w:rPr>
+        <w:br w:type="page"/>
+      </w:r>
+    </w:p>
+    <w:p>
+      <w:pPr>
+        <w:pStyle w:val="Ttulo1"/>
+        <w:rPr>
+          <w:rFonts w:cs="Times New Roman"/>
+          <w:szCs w:val="24"/>
+        </w:rPr>
+      </w:pPr>
+      <w:bookmarkStart w:id="9" w:name="_Toc242109728"/>
+      <w:r>
+        <w:rPr>
+          <w:rFonts w:cs="Times New Roman"/>
+          <w:szCs w:val="24"/>
+        </w:rPr>
+        <w:lastRenderedPageBreak/>
+        <w:t>Alcance</w:t>
+      </w:r>
+      <w:bookmarkEnd w:id="9"/>
+    </w:p>
+    <w:p>
+      <w:pPr>
+        <w:rPr>
+          <w:rFonts w:cs="Times New Roman"/>
+        </w:rPr>
+      </w:pPr>
+    </w:p>
+    <w:p>
+      <w:pPr>
+        <w:rPr>
+          <w:rFonts w:cs="Times New Roman"/>
+        </w:rPr>
+      </w:pPr>
+    </w:p>
+    <w:p>
+      <w:pPr>
+        <w:rPr>
+          <w:rFonts w:cs="Times New Roman"/>
+        </w:rPr>
+      </w:pPr>
+    </w:p>
+    <w:p>
+      <w:pPr>
+        <w:pStyle w:val="Ttulo2"/>
+        <w:rPr>
+          <w:rFonts w:cs="Times New Roman"/>
+        </w:rPr>
+      </w:pPr>
+      <w:bookmarkStart w:id="10" w:name="_Toc242109729"/>
+      <w:r>
+        <w:t>Inclusiones</w:t>
+      </w:r>
+      <w:bookmarkEnd w:id="10"/>
+    </w:p>
+    <w:p>
+      <w:pPr>
+        <w:pStyle w:val="Estilonotastabla"/>
+      </w:pPr>
+      <w:r>
+        <w:t>El desarrollo del "Catálogo de Productos Nutresa" abarca la construcción funcional y técnica de extremo a extremo de las siguientes características y componentes:</w:t>
+      </w:r>
+    </w:p>
+    <w:p>
+      <w:pPr>
+        <w:pStyle w:val="Estilonotastabla"/>
+        <w:numPr>
+          <w:ilvl w:val="0"/>
+          <w:numId w:val="14"/>
+        </w:numPr>
+      </w:pPr>
+      <w:r>
+        <w:rPr>
+          <w:b/>
+          <w:bCs/>
+        </w:rPr>
+        <w:t>Diseño y Persistencia de Datos:</w:t>
+      </w:r>
+      <w:r>
+        <w:t xml:space="preserve"> </w:t>
+      </w:r>
+    </w:p>
+    <w:p>
+      <w:pPr>
+        <w:pStyle w:val="Estilonotastabla"/>
+      </w:pPr>
+      <w:r>
+        <w:t>Modelado e implementación de un modelo relacional estricto de exactamente cinco tablas de negocio dentro de la base de datos compartida del proyecto.</w:t>
+      </w:r>
+    </w:p>
+    <w:p>
+      <w:pPr>
+        <w:pStyle w:val="Estilonotastabla"/>
+      </w:pPr>
+      <w:r>
+        <w:t>Soporte estructural para dar de alta productos, asignarles una marca, clasificación, tamaños o presentaciones, y múltiples fotografías, así como permitir su edición o remoción del catálogo.</w:t>
+      </w:r>
+    </w:p>
+    <w:p>
+      <w:pPr>
+        <w:pStyle w:val="Estilonotastabla"/>
+      </w:pPr>
+    </w:p>
+    <w:p>
+      <w:pPr>
+        <w:pStyle w:val="Estilonotastabla"/>
+      </w:pPr>
+    </w:p>
+    <w:p>
+      <w:pPr>
+        <w:pStyle w:val="Estilonotastabla"/>
+        <w:numPr>
+          <w:ilvl w:val="0"/>
+          <w:numId w:val="14"/>
+        </w:numPr>
+      </w:pPr>
+      <w:r>
+        <w:rPr>
+          <w:b/>
+          <w:bCs/>
+        </w:rPr>
+        <w:lastRenderedPageBreak/>
+        <w:t xml:space="preserve">Lógica de Negocio y </w:t>
+      </w:r>
+      <w:proofErr w:type="spellStart"/>
+      <w:r>
+        <w:rPr>
+          <w:b/>
+          <w:bCs/>
+        </w:rPr>
+        <w:t>Backend</w:t>
+      </w:r>
+      <w:proofErr w:type="spellEnd"/>
+      <w:r>
+        <w:rPr>
+          <w:b/>
+          <w:bCs/>
+        </w:rPr>
+        <w:t xml:space="preserve"> (Spring Boot):</w:t>
+      </w:r>
+    </w:p>
+    <w:p>
+      <w:pPr>
+        <w:pStyle w:val="Estilonotastabla"/>
+      </w:pPr>
+      <w:r>
+        <w:t>Desarrollo de una API REST que exponga las operaciones CRUD (Crear, Leer, Actualizar, Eliminar) requeridas para la gestión de productos, marcas y categorías.</w:t>
+      </w:r>
+    </w:p>
+    <w:p>
+      <w:pPr>
+        <w:pStyle w:val="Estilonotastabla"/>
+      </w:pPr>
+      <w:r>
+        <w:t>Implementación de la lógica necesaria para la carga, procesamiento y gestión de imágenes de los productos.</w:t>
+      </w:r>
+    </w:p>
+    <w:p>
+      <w:pPr>
+        <w:pStyle w:val="Estilonotastabla"/>
+      </w:pPr>
+      <w:r>
+        <w:t>Desarrollo de algoritmos de búsqueda multicriterio y paginación de resultados.</w:t>
+      </w:r>
+    </w:p>
+    <w:p>
+      <w:pPr>
+        <w:pStyle w:val="Estilonotastabla"/>
+      </w:pPr>
+      <w:r>
+        <w:t>Disposición de un</w:t>
+      </w:r>
+      <w:r>
+        <w:t xml:space="preserve"> </w:t>
+      </w:r>
+      <w:proofErr w:type="spellStart"/>
+      <w:r>
+        <w:t>endpoint</w:t>
+      </w:r>
+      <w:proofErr w:type="spellEnd"/>
+      <w:r>
+        <w:t xml:space="preserve"> de consulta maestro unificado, el cual está diseñado específicamente para ser consumido por el resto de los módulos del recetario.</w:t>
+      </w:r>
+    </w:p>
+    <w:p>
+      <w:pPr>
+        <w:pStyle w:val="Estilonotastabla"/>
+        <w:numPr>
+          <w:ilvl w:val="0"/>
+          <w:numId w:val="14"/>
+        </w:numPr>
+      </w:pPr>
+      <w:r>
+        <w:rPr>
+          <w:b/>
+          <w:bCs/>
+        </w:rPr>
+        <w:t xml:space="preserve">Interfaz de Usuario y </w:t>
+      </w:r>
+      <w:proofErr w:type="spellStart"/>
+      <w:r>
+        <w:rPr>
+          <w:b/>
+          <w:bCs/>
+        </w:rPr>
+        <w:t>Frontend</w:t>
+      </w:r>
+      <w:proofErr w:type="spellEnd"/>
+      <w:r>
+        <w:rPr>
+          <w:b/>
+          <w:bCs/>
+        </w:rPr>
+        <w:t xml:space="preserve"> (</w:t>
+      </w:r>
+      <w:proofErr w:type="spellStart"/>
+      <w:r>
+        <w:rPr>
+          <w:b/>
+          <w:bCs/>
+        </w:rPr>
+        <w:t>React</w:t>
+      </w:r>
+      <w:proofErr w:type="spellEnd"/>
+      <w:r>
+        <w:rPr>
+          <w:b/>
+          <w:bCs/>
+        </w:rPr>
+        <w:t>):</w:t>
+      </w:r>
+    </w:p>
+    <w:p>
+      <w:r>
+        <w:t>Desarrollo de una vitrina principal interactiva para la exhibición del catálogo. Implementación de un sistema de filtros dinámico que permita a los usuarios localizar productos según su marca, categoría y presentación.</w:t>
+      </w:r>
+    </w:p>
+    <w:p>
+      <w:r>
+        <w:t>Construcción de una vista de ficha de producto detallada que exponga de manera clara la imagen, la descripción del ítem y las recetas asociadas donde este hace aparición.</w:t>
+      </w:r>
+    </w:p>
+    <w:p/>
+    <w:p/>
+    <w:p>
+      <w:pPr>
+        <w:pStyle w:val="Estilonotastabla"/>
+        <w:numPr>
+          <w:ilvl w:val="0"/>
+          <w:numId w:val="14"/>
+        </w:numPr>
+      </w:pPr>
+      <w:r>
+        <w:rPr>
+          <w:b/>
+          <w:bCs/>
+        </w:rPr>
+        <w:lastRenderedPageBreak/>
+        <w:t>Integración y Arquitectura Institucional:</w:t>
+      </w:r>
+    </w:p>
+    <w:p>
+      <w:r>
+        <w:t>Integración obligatoria con el módulo transversal de "Usuarios y Autenticación" (Módulo 00).</w:t>
+      </w:r>
+    </w:p>
+    <w:p>
+      <w:pPr>
+        <w:pStyle w:val="Estilonotastabla"/>
+      </w:pPr>
+      <w:r>
+        <w:t xml:space="preserve">Implementación de validaciones a través del token JWT para proteger </w:t>
+      </w:r>
+      <w:r>
+        <w:t xml:space="preserve">los </w:t>
+      </w:r>
+      <w:proofErr w:type="spellStart"/>
+      <w:r>
+        <w:t>endpoints</w:t>
+      </w:r>
+      <w:proofErr w:type="spellEnd"/>
+      <w:r>
+        <w:t xml:space="preserve"> del catálogo (como la creación o edición de productos), respetando el contrato JSON y el sistema de diseño visual (Kit de marca) estipulado para el proyecto.</w:t>
+      </w:r>
+    </w:p>
+    <w:p>
+      <w:pPr>
+        <w:pStyle w:val="Ttulo2"/>
+        <w:rPr>
+          <w:rFonts w:eastAsia="Calibri" w:cs="Times New Roman"/>
+          <w:color w:val="000000"/>
+          <w:szCs w:val="22"/>
+        </w:rPr>
+      </w:pPr>
+      <w:bookmarkStart w:id="11" w:name="_Toc242109730"/>
+      <w:r>
+        <w:rPr>
+          <w:rFonts w:eastAsia="Times New Roman"/>
+        </w:rPr>
+        <w:t>Exclusiones</w:t>
+      </w:r>
+      <w:bookmarkEnd w:id="11"/>
+    </w:p>
+    <w:p>
+      <w:pPr>
+        <w:pStyle w:val="Estilonotastabla"/>
+      </w:pPr>
+      <w:r>
+        <w:t xml:space="preserve">Con el objetivo de mantener </w:t>
+      </w:r>
+      <w:proofErr w:type="gramStart"/>
+      <w:r>
+        <w:t>la modularidad</w:t>
+      </w:r>
+      <w:proofErr w:type="gramEnd"/>
+      <w:r>
+        <w:t xml:space="preserve"> y respetar la división de trabajo entre las células del proyecto, se delimita que las siguientes características no forman parte de los entregables de este módulo:</w:t>
+      </w:r>
+    </w:p>
+    <w:p>
+      <w:pPr>
+        <w:pStyle w:val="Estilonotastabla"/>
+        <w:numPr>
+          <w:ilvl w:val="0"/>
+          <w:numId w:val="14"/>
+        </w:numPr>
+      </w:pPr>
+      <w:r>
+        <w:rPr>
+          <w:b/>
+          <w:bCs/>
+        </w:rPr>
+        <w:t>Autenticación y administración de usuarios.</w:t>
+      </w:r>
+      <w:r>
+        <w:t xml:space="preserve"> El registro de usuarios, la gestión de sesiones, la recuperación de contraseñas y la asignación de roles son responsabilidad exclusiva del Módulo Común de Usuarios (Lote 00).</w:t>
+      </w:r>
+    </w:p>
+    <w:p>
+      <w:pPr>
+        <w:pStyle w:val="Estilonotastabla"/>
+        <w:numPr>
+          <w:ilvl w:val="0"/>
+          <w:numId w:val="14"/>
+        </w:numPr>
+      </w:pPr>
+      <w:r>
+        <w:rPr>
+          <w:b/>
+          <w:bCs/>
+        </w:rPr>
+        <w:t>Creación y edición de recetas.</w:t>
+      </w:r>
+      <w:r>
+        <w:t xml:space="preserve"> La estructuración de preparaciones paso a paso, la definición de tiempos de cocción y la publicación de recetas corresponden a la Célula 2 (Recetario y Contenido).</w:t>
+      </w:r>
+    </w:p>
+    <w:p>
+      <w:pPr>
+        <w:pStyle w:val="Estilonotastabla"/>
+        <w:numPr>
+          <w:ilvl w:val="0"/>
+          <w:numId w:val="14"/>
+        </w:numPr>
+      </w:pPr>
+      <w:r>
+        <w:rPr>
+          <w:b/>
+          <w:bCs/>
+        </w:rPr>
+        <w:t>Motor de coincidencia de despensa.</w:t>
+      </w:r>
+      <w:r>
+        <w:t xml:space="preserve"> La lógica para calcular el porcentaje de ingredientes disponibles en el hogar del usuario y la sugerencia de recetas con base en insumos existentes pertenecen a la Célula 3 (Despensa Virtual y Sugerencias).</w:t>
+      </w:r>
+    </w:p>
+    <w:p>
+      <w:pPr>
+        <w:pStyle w:val="Estilonotastabla"/>
+        <w:numPr>
+          <w:ilvl w:val="0"/>
+          <w:numId w:val="14"/>
+        </w:numPr>
+      </w:pPr>
+      <w:r>
+        <w:rPr>
+          <w:b/>
+          <w:bCs/>
+        </w:rPr>
+        <w:lastRenderedPageBreak/>
+        <w:t>Cálculos y perfiles nutricionales.</w:t>
+      </w:r>
+      <w:r>
+        <w:t xml:space="preserve"> El desglose de aportes calóricos, la validación de restricciones alimentarias y la generación de etiquetas o semáforos nutricionales corresponden a la Célula 4 (Nutrición y Perfiles Alimentarios).</w:t>
+      </w:r>
+    </w:p>
+    <w:p>
+      <w:pPr>
+        <w:pStyle w:val="Estilonotastabla"/>
+        <w:numPr>
+          <w:ilvl w:val="0"/>
+          <w:numId w:val="14"/>
+        </w:numPr>
+      </w:pPr>
+      <w:r>
+        <w:rPr>
+          <w:b/>
+          <w:bCs/>
+        </w:rPr>
+        <w:t>Planificación de menús y lista de compras.</w:t>
+      </w:r>
+      <w:r>
+        <w:t xml:space="preserve"> La adición de platos a un calendario semanal y la consolidación de listas de mercado son administradas por la Célula 5 (Planificador de Menús).</w:t>
+      </w:r>
+    </w:p>
+    <w:p>
+      <w:pPr>
+        <w:pStyle w:val="Estilonotastabla"/>
+        <w:numPr>
+          <w:ilvl w:val="0"/>
+          <w:numId w:val="14"/>
+        </w:numPr>
+      </w:pPr>
+      <w:r>
+        <w:rPr>
+          <w:b/>
+          <w:bCs/>
+        </w:rPr>
+        <w:t>Pasarela de pago y comercio electrónico.</w:t>
+      </w:r>
+      <w:r>
+        <w:t xml:space="preserve"> El sistema no contempla transacciones monetarias, procesamiento de tarjetas de crédito, carritos de compra ni envíos a domicilio</w:t>
+      </w:r>
+      <w:r>
+        <w:t>.</w:t>
+      </w:r>
+    </w:p>
+    <w:p>
+      <w:pPr>
+        <w:pStyle w:val="Estilonotastabla"/>
+        <w:rPr>
+          <w:rFonts w:cs="Times New Roman"/>
+        </w:rPr>
+      </w:pPr>
+    </w:p>
+    <w:p>
+      <w:pPr>
+        <w:rPr>
+          <w:rFonts w:cs="Times New Roman"/>
+        </w:rPr>
+      </w:pPr>
+      <w:r>
+        <w:rPr>
+          <w:rFonts w:cs="Times New Roman"/>
+        </w:rPr>
+        <w:br w:type="page"/>
+      </w:r>
+    </w:p>
+    <w:p>
+      <w:pPr>
+        <w:pStyle w:val="Ttulo1"/>
+        <w:rPr>
+          <w:rFonts w:eastAsia="Times New Roman"/>
+          <w:lang w:eastAsia="es-CO"/>
+        </w:rPr>
+      </w:pPr>
+      <w:bookmarkStart w:id="12" w:name="_Toc242109731"/>
+      <w:r>
+        <w:rPr>
+          <w:rFonts w:eastAsia="Times New Roman"/>
+          <w:lang w:eastAsia="es-CO"/>
+        </w:rPr>
+        <w:lastRenderedPageBreak/>
+        <w:t xml:space="preserve">Especificación de </w:t>
+      </w:r>
+      <w:r>
+        <w:rPr>
+          <w:rFonts w:eastAsia="Times New Roman"/>
+          <w:lang w:eastAsia="es-CO"/>
+        </w:rPr>
+        <w:t>R</w:t>
+      </w:r>
+      <w:r>
+        <w:rPr>
+          <w:rFonts w:eastAsia="Times New Roman"/>
+          <w:lang w:eastAsia="es-CO"/>
+        </w:rPr>
+        <w:t>equisitos</w:t>
+      </w:r>
+      <w:bookmarkEnd w:id="12"/>
+    </w:p>
+    <w:p>
+      <w:pPr>
+        <w:keepNext/>
+        <w:keepLines/>
+        <w:jc w:val="center"/>
+        <w:outlineLvl w:val="0"/>
+        <w:rPr>
+          <w:rFonts w:eastAsia="Times New Roman" w:cs="Times New Roman"/>
+          <w:b/>
+          <w:color w:val="000000"/>
+          <w:szCs w:val="32"/>
+          <w:lang w:eastAsia="es-CO"/>
+        </w:rPr>
+      </w:pPr>
+    </w:p>
+    <w:p>
+      <w:pPr>
+        <w:keepNext/>
+        <w:keepLines/>
+        <w:jc w:val="center"/>
+        <w:outlineLvl w:val="0"/>
+        <w:rPr>
+          <w:rFonts w:eastAsia="Times New Roman" w:cs="Times New Roman"/>
+          <w:b/>
+          <w:color w:val="000000"/>
+          <w:szCs w:val="32"/>
+          <w:lang w:eastAsia="es-CO"/>
+        </w:rPr>
+      </w:pPr>
+    </w:p>
+    <w:p>
+      <w:pPr>
+        <w:keepNext/>
+        <w:keepLines/>
+        <w:jc w:val="center"/>
+        <w:outlineLvl w:val="0"/>
+        <w:rPr>
+          <w:rFonts w:eastAsia="Times New Roman" w:cs="Times New Roman"/>
+          <w:b/>
+          <w:color w:val="000000"/>
+          <w:szCs w:val="32"/>
+          <w:lang w:eastAsia="es-CO"/>
+        </w:rPr>
+      </w:pPr>
+    </w:p>
+    <w:p>
+      <w:pPr>
+        <w:pStyle w:val="Ttulo2"/>
+        <w:rPr>
+          <w:lang w:eastAsia="es-CO"/>
+        </w:rPr>
+      </w:pPr>
+      <w:bookmarkStart w:id="13" w:name="_Toc242109732"/>
+      <w:r>
+        <w:rPr>
+          <w:lang w:eastAsia="es-CO"/>
+        </w:rPr>
+        <w:t xml:space="preserve">Requisitos </w:t>
+      </w:r>
+      <w:r>
+        <w:rPr>
+          <w:lang w:eastAsia="es-CO"/>
+        </w:rPr>
+        <w:t>F</w:t>
+      </w:r>
+      <w:r>
+        <w:rPr>
+          <w:lang w:eastAsia="es-CO"/>
+        </w:rPr>
+        <w:t>uncionales:</w:t>
+      </w:r>
+      <w:bookmarkEnd w:id="13"/>
+      <w:r>
+        <w:rPr>
+          <w:lang w:eastAsia="es-CO"/>
+        </w:rPr>
+        <w:t xml:space="preserve"> </w:t>
+      </w:r>
+    </w:p>
+    <w:p>
+      <w:pPr>
+        <w:rPr>
+          <w:lang w:eastAsia="es-CO"/>
+        </w:rPr>
+      </w:pPr>
+      <w:r>
+        <w:rPr>
+          <w:lang w:eastAsia="es-CO"/>
+        </w:rPr>
+        <w:t xml:space="preserve">Para el módulo del catálogo de productos de la plataforma Sazón, se establecen los siguientes requisitos funcionales enfocados en las operaciones CRUD, la interfaz en </w:t>
+      </w:r>
+      <w:proofErr w:type="spellStart"/>
+      <w:r>
+        <w:rPr>
+          <w:lang w:eastAsia="es-CO"/>
+        </w:rPr>
+        <w:t>React</w:t>
+      </w:r>
+      <w:proofErr w:type="spellEnd"/>
+      <w:r>
+        <w:rPr>
+          <w:lang w:eastAsia="es-CO"/>
+        </w:rPr>
+        <w:t xml:space="preserve"> y el almacenamiento del cliente:</w:t>
+      </w:r>
+    </w:p>
+    <w:p>
+      <w:pPr>
+        <w:numPr>
+          <w:ilvl w:val="0"/>
+          <w:numId w:val="17"/>
+        </w:numPr>
+        <w:rPr>
+          <w:lang w:eastAsia="es-CO"/>
+        </w:rPr>
+      </w:pPr>
+      <w:r>
+        <w:rPr>
+          <w:lang w:eastAsia="es-CO"/>
+        </w:rPr>
+        <w:t xml:space="preserve">El sistema debe permitir dar de alta un producto nuevo, registrando la información sobre qué producto es, de qué marca, en qué tamaños viene y con qué fotos. </w:t>
+      </w:r>
+    </w:p>
+    <w:p>
+      <w:pPr>
+        <w:numPr>
+          <w:ilvl w:val="0"/>
+          <w:numId w:val="17"/>
+        </w:numPr>
+        <w:rPr>
+          <w:lang w:eastAsia="es-CO"/>
+        </w:rPr>
+      </w:pPr>
+      <w:r>
+        <w:rPr>
+          <w:lang w:eastAsia="es-CO"/>
+        </w:rPr>
+        <w:t xml:space="preserve">El sistema debe permitir editar la información de un producto existente en el catálogo. </w:t>
+      </w:r>
+    </w:p>
+    <w:p>
+      <w:pPr>
+        <w:numPr>
+          <w:ilvl w:val="0"/>
+          <w:numId w:val="17"/>
+        </w:numPr>
+        <w:rPr>
+          <w:lang w:eastAsia="es-CO"/>
+        </w:rPr>
+      </w:pPr>
+      <w:r>
+        <w:rPr>
+          <w:lang w:eastAsia="es-CO"/>
+        </w:rPr>
+        <w:t xml:space="preserve">El sistema debe permitir sacar o dar de baja un producto del catálogo cuando este ya no aplique. </w:t>
+      </w:r>
+    </w:p>
+    <w:p>
+      <w:pPr>
+        <w:numPr>
+          <w:ilvl w:val="0"/>
+          <w:numId w:val="17"/>
+        </w:numPr>
+        <w:rPr>
+          <w:lang w:eastAsia="es-CO"/>
+        </w:rPr>
+      </w:pPr>
+      <w:r>
+        <w:rPr>
+          <w:lang w:eastAsia="es-CO"/>
+        </w:rPr>
+        <w:t xml:space="preserve">La interfaz debe incluir características de filtrado que permitan realizar búsquedas flexibles de productos por marca, categoría, tamaño o nombre. </w:t>
+      </w:r>
+    </w:p>
+    <w:p>
+      <w:pPr>
+        <w:numPr>
+          <w:ilvl w:val="0"/>
+          <w:numId w:val="17"/>
+        </w:numPr>
+        <w:rPr>
+          <w:lang w:eastAsia="es-CO"/>
+        </w:rPr>
+      </w:pPr>
+      <w:r>
+        <w:rPr>
+          <w:lang w:eastAsia="es-CO"/>
+        </w:rPr>
+        <w:t>El aplicativo debe implementar el uso de Local Storage en el navegador web para retener temporalmente los criterios de búsqueda, los filtros aplicados o la información de sesión, evitando que el usuario pierda su contexto al recargar la página.</w:t>
+      </w:r>
+    </w:p>
+    <w:p>
+      <w:pPr>
+        <w:ind w:firstLine="0"/>
+        <w:rPr>
+          <w:lang w:eastAsia="es-CO"/>
+        </w:rPr>
+      </w:pPr>
+    </w:p>
+    <w:p>
+      <w:pPr>
+        <w:ind w:firstLine="0"/>
+        <w:rPr>
+          <w:lang w:eastAsia="es-CO"/>
+        </w:rPr>
+      </w:pPr>
+    </w:p>
+    <w:p>
+      <w:pPr>
+        <w:pStyle w:val="Ttulo2"/>
+        <w:rPr>
+          <w:rFonts w:eastAsia="Times New Roman"/>
+          <w:lang w:eastAsia="es-CO"/>
+        </w:rPr>
+      </w:pPr>
+      <w:bookmarkStart w:id="14" w:name="_Toc242109733"/>
+      <w:r>
+        <w:rPr>
+          <w:rFonts w:eastAsia="Times New Roman"/>
+          <w:lang w:eastAsia="es-CO"/>
+        </w:rPr>
+        <w:lastRenderedPageBreak/>
+        <w:t>Requisitos No Funcionales</w:t>
+      </w:r>
+      <w:bookmarkEnd w:id="14"/>
+    </w:p>
+    <w:p>
+      <w:pPr>
+        <w:pStyle w:val="Prrafodelista"/>
+        <w:numPr>
+          <w:ilvl w:val="0"/>
+          <w:numId w:val="19"/>
+        </w:numPr>
+        <w:rPr>
+          <w:lang w:eastAsia="es-CO"/>
+        </w:rPr>
+      </w:pPr>
+      <w:r>
+        <w:rPr>
+          <w:bCs/>
+          <w:lang w:eastAsia="es-CO"/>
+        </w:rPr>
+        <w:t>Integridad de Datos:</w:t>
+      </w:r>
+      <w:r>
+        <w:rPr>
+          <w:lang w:eastAsia="es-CO"/>
+        </w:rPr>
+        <w:t xml:space="preserve"> La base de datos debe mantener una estricta integridad referencial entre todas las tablas mediante el uso de claves foráneas (FK), garantizando que existan cero datos duplicados de marca o categoría. </w:t>
+      </w:r>
+    </w:p>
+    <w:p>
+      <w:pPr>
+        <w:pStyle w:val="Prrafodelista"/>
+        <w:numPr>
+          <w:ilvl w:val="0"/>
+          <w:numId w:val="19"/>
+        </w:numPr>
+        <w:rPr>
+          <w:lang w:eastAsia="es-CO"/>
+        </w:rPr>
+      </w:pPr>
+      <w:r>
+        <w:rPr>
+          <w:bCs/>
+          <w:lang w:eastAsia="es-CO"/>
+        </w:rPr>
+        <w:t>Escalabilidad de la Base de Datos:</w:t>
+      </w:r>
+      <w:r>
+        <w:rPr>
+          <w:lang w:eastAsia="es-CO"/>
+        </w:rPr>
+        <w:t xml:space="preserve"> La estructura de almacenamiento central debe ser altamente escalable mediante la eliminación de redundancias y grupos repetidos, asegurando que cada valor atómico (como múltiples tamaños o fotos de un producto) ocupe su propia fila en lugar de amontonarse en una sola celda. </w:t>
+      </w:r>
+    </w:p>
+    <w:p>
+      <w:pPr>
+        <w:pStyle w:val="Prrafodelista"/>
+        <w:numPr>
+          <w:ilvl w:val="0"/>
+          <w:numId w:val="19"/>
+        </w:numPr>
+        <w:rPr>
+          <w:lang w:eastAsia="es-CO"/>
+        </w:rPr>
+      </w:pPr>
+      <w:r>
+        <w:rPr>
+          <w:bCs/>
+          <w:lang w:eastAsia="es-CO"/>
+        </w:rPr>
+        <w:t xml:space="preserve">Rendimiento y Optimización </w:t>
+      </w:r>
+      <w:proofErr w:type="spellStart"/>
+      <w:r>
+        <w:rPr>
+          <w:bCs/>
+          <w:lang w:eastAsia="es-CO"/>
+        </w:rPr>
+        <w:t>Frontend</w:t>
+      </w:r>
+      <w:proofErr w:type="spellEnd"/>
+      <w:r>
+        <w:rPr>
+          <w:bCs/>
+          <w:lang w:eastAsia="es-CO"/>
+        </w:rPr>
+        <w:t>:</w:t>
+      </w:r>
+      <w:r>
+        <w:rPr>
+          <w:lang w:eastAsia="es-CO"/>
+        </w:rPr>
+        <w:t xml:space="preserve"> El cliente web debe aprovechar el Local Storage para almacenar en caché respuestas frecuentes del catálogo, optimizando los tiempos de carga de los componentes y reduciendo el consumo de ancho de banda y la cantidad de peticiones repetitivas al servidor.</w:t>
+      </w:r>
+    </w:p>
+    <w:p>
+      <w:pPr>
+        <w:spacing w:after="160" w:line="278" w:lineRule="auto"/>
+        <w:ind w:firstLine="0"/>
+        <w:rPr>
+          <w:rFonts w:eastAsia="Times New Roman" w:cs="Times New Roman"/>
+          <w:b/>
+          <w:color w:val="000000"/>
+          <w:szCs w:val="32"/>
+          <w:lang w:eastAsia="es-CO"/>
+        </w:rPr>
+      </w:pPr>
+    </w:p>
+    <w:p>
+      <w:pPr>
+        <w:spacing w:after="160" w:line="278" w:lineRule="auto"/>
+        <w:ind w:firstLine="0"/>
+        <w:rPr>
+          <w:rFonts w:eastAsia="Times New Roman" w:cs="Times New Roman"/>
+          <w:b/>
+          <w:color w:val="000000"/>
+          <w:szCs w:val="32"/>
+          <w:lang w:eastAsia="es-CO"/>
+        </w:rPr>
+      </w:pPr>
+      <w:r>
+        <w:rPr>
+          <w:rFonts w:eastAsia="Times New Roman" w:cs="Times New Roman"/>
+          <w:b/>
+          <w:color w:val="000000"/>
+          <w:szCs w:val="32"/>
+          <w:lang w:eastAsia="es-CO"/>
+        </w:rPr>
+        <w:br w:type="page"/>
+      </w:r>
+    </w:p>
+    <w:p>
+      <w:pPr>
+        <w:pStyle w:val="Ttulo1"/>
+        <w:rPr>
+          <w:rFonts w:eastAsia="Times New Roman"/>
+          <w:lang w:eastAsia="es-CO"/>
+        </w:rPr>
+      </w:pPr>
+      <w:bookmarkStart w:id="15" w:name="_Toc242109734"/>
+      <w:r>
+        <w:rPr>
+          <w:rFonts w:eastAsia="Times New Roman"/>
+          <w:lang w:eastAsia="es-CO"/>
+        </w:rPr>
+        <w:lastRenderedPageBreak/>
+        <w:t>Stack Tecnológico</w:t>
+      </w:r>
+      <w:bookmarkEnd w:id="15"/>
+    </w:p>
+    <w:p>
+      <w:pPr>
+        <w:rPr>
+          <w:rFonts w:eastAsia="Calibri" w:cs="Times New Roman"/>
+          <w:color w:val="000000"/>
+          <w:szCs w:val="22"/>
+          <w:lang w:eastAsia="es-CO"/>
+        </w:rPr>
+      </w:pPr>
+    </w:p>
+    <w:p>
+      <w:pPr>
+        <w:rPr>
+          <w:rFonts w:eastAsia="Calibri" w:cs="Times New Roman"/>
+          <w:color w:val="000000"/>
+          <w:szCs w:val="22"/>
+          <w:lang w:eastAsia="es-CO"/>
+        </w:rPr>
+      </w:pPr>
+    </w:p>
+    <w:p>
+      <w:pPr>
+        <w:rPr>
+          <w:rFonts w:eastAsia="Calibri" w:cs="Times New Roman"/>
+          <w:color w:val="000000"/>
+          <w:szCs w:val="22"/>
+          <w:lang w:eastAsia="es-CO"/>
+        </w:rPr>
+      </w:pPr>
+    </w:p>
+    <w:p>
+      <w:pPr>
+        <w:rPr>
+          <w:rFonts w:eastAsia="Calibri" w:cs="Times New Roman"/>
+          <w:color w:val="000000"/>
+          <w:szCs w:val="22"/>
+          <w:lang w:eastAsia="es-CO"/>
+        </w:rPr>
+      </w:pPr>
+      <w:r>
+        <w:rPr>
+          <w:rFonts w:eastAsia="Calibri" w:cs="Times New Roman"/>
+          <w:color w:val="000000"/>
+          <w:szCs w:val="22"/>
+          <w:lang w:eastAsia="es-CO"/>
+        </w:rPr>
+        <w:t>La solución full-</w:t>
+      </w:r>
+      <w:proofErr w:type="spellStart"/>
+      <w:r>
+        <w:rPr>
+          <w:rFonts w:eastAsia="Calibri" w:cs="Times New Roman"/>
+          <w:color w:val="000000"/>
+          <w:szCs w:val="22"/>
+          <w:lang w:eastAsia="es-CO"/>
+        </w:rPr>
+        <w:t>stack</w:t>
+      </w:r>
+      <w:proofErr w:type="spellEnd"/>
+      <w:r>
+        <w:rPr>
+          <w:rFonts w:eastAsia="Calibri" w:cs="Times New Roman"/>
+          <w:color w:val="000000"/>
+          <w:szCs w:val="22"/>
+          <w:lang w:eastAsia="es-CO"/>
+        </w:rPr>
+        <w:t xml:space="preserve"> para el </w:t>
+      </w:r>
+      <w:r>
+        <w:rPr>
+          <w:rFonts w:eastAsia="Calibri" w:cs="Times New Roman"/>
+          <w:b/>
+          <w:bCs/>
+          <w:color w:val="000000"/>
+          <w:szCs w:val="22"/>
+          <w:lang w:eastAsia="es-CO"/>
+        </w:rPr>
+        <w:t>Catálogo de Productos Nutresa</w:t>
+      </w:r>
+      <w:r>
+        <w:rPr>
+          <w:rFonts w:eastAsia="Calibri" w:cs="Times New Roman"/>
+          <w:color w:val="000000"/>
+          <w:szCs w:val="22"/>
+          <w:lang w:eastAsia="es-CO"/>
+        </w:rPr>
+        <w:t xml:space="preserve"> se desarrolla sobre una arquitectura distribuida basada en API REST y desacoplada, articulada de la siguiente manera:</w:t>
+      </w:r>
+    </w:p>
+    <w:p>
+      <w:pPr>
+        <w:pStyle w:val="Ttulo2"/>
+        <w:rPr>
+          <w:rFonts w:eastAsia="Times New Roman"/>
+          <w:lang w:eastAsia="es-CO"/>
+        </w:rPr>
+      </w:pPr>
+      <w:bookmarkStart w:id="16" w:name="_Toc242109735"/>
+      <w:proofErr w:type="spellStart"/>
+      <w:r>
+        <w:rPr>
+          <w:rFonts w:eastAsia="Times New Roman"/>
+          <w:lang w:eastAsia="es-CO"/>
+        </w:rPr>
+        <w:t>Frontend</w:t>
+      </w:r>
+      <w:proofErr w:type="spellEnd"/>
+      <w:r>
+        <w:rPr>
+          <w:rFonts w:eastAsia="Times New Roman"/>
+          <w:lang w:eastAsia="es-CO"/>
+        </w:rPr>
+        <w:t xml:space="preserve"> (Capa de Presentación)</w:t>
+      </w:r>
+      <w:bookmarkEnd w:id="16"/>
+    </w:p>
+    <w:p>
+      <w:pPr>
+        <w:pStyle w:val="Prrafodelista"/>
+        <w:numPr>
+          <w:ilvl w:val="0"/>
+          <w:numId w:val="9"/>
+        </w:numPr>
+        <w:rPr>
+          <w:rFonts w:eastAsia="Calibri" w:cs="Times New Roman"/>
+          <w:color w:val="000000"/>
+          <w:szCs w:val="22"/>
+          <w:lang w:eastAsia="es-CO"/>
+        </w:rPr>
+      </w:pPr>
+      <w:proofErr w:type="spellStart"/>
+      <w:r>
+        <w:rPr>
+          <w:rFonts w:eastAsia="Calibri" w:cs="Times New Roman"/>
+          <w:b/>
+          <w:bCs/>
+          <w:color w:val="000000"/>
+          <w:szCs w:val="22"/>
+          <w:lang w:eastAsia="es-CO"/>
+        </w:rPr>
+        <w:t>React</w:t>
+      </w:r>
+      <w:proofErr w:type="spellEnd"/>
+      <w:r>
+        <w:rPr>
+          <w:rFonts w:eastAsia="Calibri" w:cs="Times New Roman"/>
+          <w:b/>
+          <w:bCs/>
+          <w:color w:val="000000"/>
+          <w:szCs w:val="22"/>
+          <w:lang w:eastAsia="es-CO"/>
+        </w:rPr>
+        <w:t>:</w:t>
+      </w:r>
+      <w:r>
+        <w:rPr>
+          <w:rFonts w:eastAsia="Calibri" w:cs="Times New Roman"/>
+          <w:color w:val="000000"/>
+          <w:szCs w:val="22"/>
+          <w:lang w:eastAsia="es-CO"/>
+        </w:rPr>
+        <w:t xml:space="preserve"> Librería/Framework para la construcción de una interfaz dinámica </w:t>
+      </w:r>
+      <w:proofErr w:type="gramStart"/>
+      <w:r>
+        <w:rPr>
+          <w:rFonts w:eastAsia="Calibri" w:cs="Times New Roman"/>
+          <w:color w:val="000000"/>
+          <w:szCs w:val="22"/>
+          <w:lang w:eastAsia="es-CO"/>
+        </w:rPr>
+        <w:t>Single</w:t>
+      </w:r>
+      <w:proofErr w:type="gramEnd"/>
+      <w:r>
+        <w:rPr>
+          <w:rFonts w:eastAsia="Calibri" w:cs="Times New Roman"/>
+          <w:color w:val="000000"/>
+          <w:szCs w:val="22"/>
+          <w:lang w:eastAsia="es-CO"/>
+        </w:rPr>
+        <w:t xml:space="preserve"> Page </w:t>
+      </w:r>
+      <w:proofErr w:type="spellStart"/>
+      <w:r>
+        <w:rPr>
+          <w:rFonts w:eastAsia="Calibri" w:cs="Times New Roman"/>
+          <w:color w:val="000000"/>
+          <w:szCs w:val="22"/>
+          <w:lang w:eastAsia="es-CO"/>
+        </w:rPr>
+        <w:t>Application</w:t>
+      </w:r>
+      <w:proofErr w:type="spellEnd"/>
+      <w:r>
+        <w:rPr>
+          <w:rFonts w:eastAsia="Calibri" w:cs="Times New Roman"/>
+          <w:color w:val="000000"/>
+          <w:szCs w:val="22"/>
+          <w:lang w:eastAsia="es-CO"/>
+        </w:rPr>
+        <w:t xml:space="preserve"> (SPA), enfocada en la vitrina comercial y búsqueda de productos.</w:t>
+      </w:r>
+    </w:p>
+    <w:p>
+      <w:pPr>
+        <w:pStyle w:val="Prrafodelista"/>
+        <w:numPr>
+          <w:ilvl w:val="0"/>
+          <w:numId w:val="9"/>
+        </w:numPr>
+        <w:rPr>
+          <w:rFonts w:eastAsia="Calibri" w:cs="Times New Roman"/>
+          <w:color w:val="000000"/>
+          <w:szCs w:val="22"/>
+          <w:lang w:eastAsia="es-CO"/>
+        </w:rPr>
+      </w:pPr>
+      <w:r>
+        <w:rPr>
+          <w:rFonts w:eastAsia="Calibri" w:cs="Times New Roman"/>
+          <w:b/>
+          <w:bCs/>
+          <w:color w:val="000000"/>
+          <w:szCs w:val="22"/>
+          <w:lang w:eastAsia="es-CO"/>
+        </w:rPr>
+        <w:t>Local Storage (Web Storage API):</w:t>
+      </w:r>
+      <w:r>
+        <w:rPr>
+          <w:rFonts w:eastAsia="Calibri" w:cs="Times New Roman"/>
+          <w:color w:val="000000"/>
+          <w:szCs w:val="22"/>
+          <w:lang w:eastAsia="es-CO"/>
+        </w:rPr>
+        <w:t xml:space="preserve"> Mecanismo de persistencia de datos empleado como alternativa a una base de datos convencional. Permite almacenar, leer, actualizar y eliminar (CRUD) el catálogo completo de productos Nutresa directamente en el navegador del cliente, garantizando una carga rápida y disponibilidad inmediata de la información sin consumo de red.</w:t>
+      </w:r>
+    </w:p>
+    <w:p>
+      <w:pPr>
+        <w:pStyle w:val="Prrafodelista"/>
+        <w:numPr>
+          <w:ilvl w:val="0"/>
+          <w:numId w:val="9"/>
+        </w:numPr>
+        <w:rPr>
+          <w:rFonts w:eastAsia="Calibri" w:cs="Times New Roman"/>
+          <w:color w:val="000000"/>
+          <w:szCs w:val="22"/>
+          <w:lang w:eastAsia="es-CO"/>
+        </w:rPr>
+      </w:pPr>
+      <w:r>
+        <w:rPr>
+          <w:rFonts w:eastAsia="Calibri" w:cs="Times New Roman"/>
+          <w:b/>
+          <w:bCs/>
+          <w:color w:val="000000"/>
+          <w:szCs w:val="22"/>
+          <w:lang w:eastAsia="es-CO"/>
+        </w:rPr>
+        <w:t>UML (</w:t>
+      </w:r>
+      <w:proofErr w:type="spellStart"/>
+      <w:r>
+        <w:rPr>
+          <w:rFonts w:eastAsia="Calibri" w:cs="Times New Roman"/>
+          <w:b/>
+          <w:bCs/>
+          <w:color w:val="000000"/>
+          <w:szCs w:val="22"/>
+          <w:lang w:eastAsia="es-CO"/>
+        </w:rPr>
+        <w:t>Unified</w:t>
+      </w:r>
+      <w:proofErr w:type="spellEnd"/>
+      <w:r>
+        <w:rPr>
+          <w:rFonts w:eastAsia="Calibri" w:cs="Times New Roman"/>
+          <w:b/>
+          <w:bCs/>
+          <w:color w:val="000000"/>
+          <w:szCs w:val="22"/>
+          <w:lang w:eastAsia="es-CO"/>
+        </w:rPr>
+        <w:t xml:space="preserve"> </w:t>
+      </w:r>
+      <w:proofErr w:type="spellStart"/>
+      <w:r>
+        <w:rPr>
+          <w:rFonts w:eastAsia="Calibri" w:cs="Times New Roman"/>
+          <w:b/>
+          <w:bCs/>
+          <w:color w:val="000000"/>
+          <w:szCs w:val="22"/>
+          <w:lang w:eastAsia="es-CO"/>
+        </w:rPr>
+        <w:t>Modeling</w:t>
+      </w:r>
+      <w:proofErr w:type="spellEnd"/>
+      <w:r>
+        <w:rPr>
+          <w:rFonts w:eastAsia="Calibri" w:cs="Times New Roman"/>
+          <w:b/>
+          <w:bCs/>
+          <w:color w:val="000000"/>
+          <w:szCs w:val="22"/>
+          <w:lang w:eastAsia="es-CO"/>
+        </w:rPr>
+        <w:t xml:space="preserve"> </w:t>
+      </w:r>
+      <w:proofErr w:type="spellStart"/>
+      <w:r>
+        <w:rPr>
+          <w:rFonts w:eastAsia="Calibri" w:cs="Times New Roman"/>
+          <w:b/>
+          <w:bCs/>
+          <w:color w:val="000000"/>
+          <w:szCs w:val="22"/>
+          <w:lang w:eastAsia="es-CO"/>
+        </w:rPr>
+        <w:t>Language</w:t>
+      </w:r>
+      <w:proofErr w:type="spellEnd"/>
+      <w:r>
+        <w:rPr>
+          <w:rFonts w:eastAsia="Calibri" w:cs="Times New Roman"/>
+          <w:b/>
+          <w:bCs/>
+          <w:color w:val="000000"/>
+          <w:szCs w:val="22"/>
+          <w:lang w:eastAsia="es-CO"/>
+        </w:rPr>
+        <w:t>):</w:t>
+      </w:r>
+      <w:r>
+        <w:rPr>
+          <w:rFonts w:eastAsia="Calibri" w:cs="Times New Roman"/>
+          <w:color w:val="000000"/>
+          <w:szCs w:val="22"/>
+          <w:lang w:eastAsia="es-CO"/>
+        </w:rPr>
+        <w:t xml:space="preserve"> Lenguaje de modelado utilizado en la fase de diseño lógico. Se emplea para trazar conceptualmente el diagrama relacional de las cinco tablas (productos, marcas, clasificaciones, tamaños y fotografías), asegurando que la estructura del JSON final mantenga la integridad y normalización requerida por el negocio.</w:t>
+      </w:r>
+    </w:p>
+    <w:p>
+      <w:pPr>
+        <w:pStyle w:val="Prrafodelista"/>
+        <w:numPr>
+          <w:ilvl w:val="0"/>
+          <w:numId w:val="9"/>
+        </w:numPr>
+        <w:rPr>
+          <w:rFonts w:eastAsia="Calibri" w:cs="Times New Roman"/>
+          <w:color w:val="000000"/>
+          <w:szCs w:val="22"/>
+          <w:lang w:eastAsia="es-CO"/>
+        </w:rPr>
+      </w:pPr>
+      <w:r>
+        <w:rPr>
+          <w:rFonts w:eastAsia="Calibri" w:cs="Times New Roman"/>
+          <w:b/>
+          <w:bCs/>
+          <w:color w:val="000000"/>
+          <w:szCs w:val="22"/>
+          <w:lang w:eastAsia="es-CO"/>
+        </w:rPr>
+        <w:lastRenderedPageBreak/>
+        <w:t xml:space="preserve">JSON (JavaScript </w:t>
+      </w:r>
+      <w:proofErr w:type="spellStart"/>
+      <w:r>
+        <w:rPr>
+          <w:rFonts w:eastAsia="Calibri" w:cs="Times New Roman"/>
+          <w:b/>
+          <w:bCs/>
+          <w:color w:val="000000"/>
+          <w:szCs w:val="22"/>
+          <w:lang w:eastAsia="es-CO"/>
+        </w:rPr>
+        <w:t>Object</w:t>
+      </w:r>
+      <w:proofErr w:type="spellEnd"/>
+      <w:r>
+        <w:rPr>
+          <w:rFonts w:eastAsia="Calibri" w:cs="Times New Roman"/>
+          <w:b/>
+          <w:bCs/>
+          <w:color w:val="000000"/>
+          <w:szCs w:val="22"/>
+          <w:lang w:eastAsia="es-CO"/>
+        </w:rPr>
+        <w:t xml:space="preserve"> </w:t>
+      </w:r>
+      <w:proofErr w:type="spellStart"/>
+      <w:r>
+        <w:rPr>
+          <w:rFonts w:eastAsia="Calibri" w:cs="Times New Roman"/>
+          <w:b/>
+          <w:bCs/>
+          <w:color w:val="000000"/>
+          <w:szCs w:val="22"/>
+          <w:lang w:eastAsia="es-CO"/>
+        </w:rPr>
+        <w:t>Notation</w:t>
+      </w:r>
+      <w:proofErr w:type="spellEnd"/>
+      <w:r>
+        <w:rPr>
+          <w:rFonts w:eastAsia="Calibri" w:cs="Times New Roman"/>
+          <w:b/>
+          <w:bCs/>
+          <w:color w:val="000000"/>
+          <w:szCs w:val="22"/>
+          <w:lang w:eastAsia="es-CO"/>
+        </w:rPr>
+        <w:t>):</w:t>
+      </w:r>
+      <w:r>
+        <w:rPr>
+          <w:rFonts w:eastAsia="Calibri" w:cs="Times New Roman"/>
+          <w:color w:val="000000"/>
+          <w:szCs w:val="22"/>
+          <w:lang w:eastAsia="es-CO"/>
+        </w:rPr>
+        <w:t xml:space="preserve"> Formato estándar de texto utilizado para estructurar y serializar los datos dentro del Local Storage. Actúa como el puente de interoperabilidad (contrato de datos), permitiendo que las demás células del recetario consulten y consuman el maestro de productos de manera estandarizada.</w:t>
+      </w:r>
+    </w:p>
+    <w:p>
+      <w:pPr>
+        <w:pStyle w:val="Prrafodelista"/>
+        <w:numPr>
+          <w:ilvl w:val="0"/>
+          <w:numId w:val="9"/>
+        </w:numPr>
+        <w:rPr>
+          <w:rFonts w:eastAsia="Calibri" w:cs="Times New Roman"/>
+          <w:color w:val="000000"/>
+          <w:szCs w:val="22"/>
+          <w:lang w:eastAsia="es-CO"/>
+        </w:rPr>
+      </w:pPr>
+      <w:r>
+        <w:rPr>
+          <w:rFonts w:eastAsia="Calibri" w:cs="Times New Roman"/>
+          <w:b/>
+          <w:bCs/>
+          <w:color w:val="000000"/>
+          <w:szCs w:val="22"/>
+          <w:lang w:eastAsia="es-CO"/>
+        </w:rPr>
+        <w:t>JavaScript (ES6+) / HTML5 / CSS3:</w:t>
+      </w:r>
+      <w:r>
+        <w:rPr>
+          <w:rFonts w:eastAsia="Calibri" w:cs="Times New Roman"/>
+          <w:color w:val="000000"/>
+          <w:szCs w:val="22"/>
+          <w:lang w:eastAsia="es-CO"/>
+        </w:rPr>
+        <w:t xml:space="preserve"> Lenguajes estándar para lógica de interfaz, maquetación semántica y estilos adaptables.</w:t>
+      </w:r>
+    </w:p>
+    <w:p>
+      <w:pPr>
+        <w:pStyle w:val="Prrafodelista"/>
+        <w:numPr>
+          <w:ilvl w:val="0"/>
+          <w:numId w:val="9"/>
+        </w:numPr>
+        <w:rPr>
+          <w:rFonts w:eastAsia="Calibri" w:cs="Times New Roman"/>
+          <w:color w:val="000000"/>
+          <w:szCs w:val="22"/>
+          <w:lang w:eastAsia="es-CO"/>
+        </w:rPr>
+      </w:pPr>
+      <w:r>
+        <w:rPr>
+          <w:rFonts w:eastAsia="Calibri" w:cs="Times New Roman"/>
+          <w:b/>
+          <w:bCs/>
+          <w:color w:val="000000"/>
+          <w:szCs w:val="22"/>
+          <w:lang w:eastAsia="es-CO"/>
+        </w:rPr>
+        <w:t>Axios / Fetch API:</w:t>
+      </w:r>
+      <w:r>
+        <w:rPr>
+          <w:rFonts w:eastAsia="Calibri" w:cs="Times New Roman"/>
+          <w:color w:val="000000"/>
+          <w:szCs w:val="22"/>
+          <w:lang w:eastAsia="es-CO"/>
+        </w:rPr>
+        <w:t xml:space="preserve"> Consumo de la API REST </w:t>
+      </w:r>
+      <w:proofErr w:type="spellStart"/>
+      <w:r>
+        <w:rPr>
+          <w:rFonts w:eastAsia="Calibri" w:cs="Times New Roman"/>
+          <w:color w:val="000000"/>
+          <w:szCs w:val="22"/>
+          <w:lang w:eastAsia="es-CO"/>
+        </w:rPr>
+        <w:t>backend</w:t>
+      </w:r>
+      <w:proofErr w:type="spellEnd"/>
+      <w:r>
+        <w:rPr>
+          <w:rFonts w:eastAsia="Calibri" w:cs="Times New Roman"/>
+          <w:color w:val="000000"/>
+          <w:szCs w:val="22"/>
+          <w:lang w:eastAsia="es-CO"/>
+        </w:rPr>
+        <w:t xml:space="preserve"> mediante peticiones HTTP asíncronas.</w:t>
+      </w:r>
+    </w:p>
+    <w:p>
+      <w:pPr>
+        <w:pStyle w:val="Ttulo2"/>
+        <w:rPr>
+          <w:rFonts w:eastAsia="Times New Roman"/>
+          <w:lang w:eastAsia="es-CO"/>
+        </w:rPr>
+      </w:pPr>
+      <w:bookmarkStart w:id="17" w:name="_Toc242109736"/>
+      <w:proofErr w:type="spellStart"/>
+      <w:r>
+        <w:rPr>
+          <w:rFonts w:eastAsia="Times New Roman"/>
+          <w:lang w:eastAsia="es-CO"/>
+        </w:rPr>
+        <w:t>Backend</w:t>
+      </w:r>
+      <w:proofErr w:type="spellEnd"/>
+      <w:r>
+        <w:rPr>
+          <w:rFonts w:eastAsia="Times New Roman"/>
+          <w:lang w:eastAsia="es-CO"/>
+        </w:rPr>
+        <w:t xml:space="preserve"> (Capa de Lógica de Negocio)</w:t>
+      </w:r>
+      <w:bookmarkEnd w:id="17"/>
+    </w:p>
+    <w:p>
+      <w:pPr>
+        <w:pStyle w:val="Prrafodelista"/>
+        <w:numPr>
+          <w:ilvl w:val="0"/>
+          <w:numId w:val="10"/>
+        </w:numPr>
+        <w:rPr>
+          <w:rFonts w:eastAsia="Calibri" w:cs="Times New Roman"/>
+          <w:color w:val="000000"/>
+          <w:szCs w:val="22"/>
+          <w:lang w:eastAsia="es-CO"/>
+        </w:rPr>
+      </w:pPr>
+      <w:r>
+        <w:rPr>
+          <w:rFonts w:eastAsia="Calibri" w:cs="Times New Roman"/>
+          <w:b/>
+          <w:bCs/>
+          <w:color w:val="000000"/>
+          <w:szCs w:val="22"/>
+          <w:lang w:eastAsia="es-CO"/>
+        </w:rPr>
+        <w:t>Java:</w:t>
+      </w:r>
+      <w:r>
+        <w:rPr>
+          <w:rFonts w:eastAsia="Calibri" w:cs="Times New Roman"/>
+          <w:color w:val="000000"/>
+          <w:szCs w:val="22"/>
+          <w:lang w:eastAsia="es-CO"/>
+        </w:rPr>
+        <w:t xml:space="preserve"> Lenguaje de programación orientado a objetos para la lógica del servidor.</w:t>
+      </w:r>
+    </w:p>
+    <w:p>
+      <w:pPr>
+        <w:pStyle w:val="Prrafodelista"/>
+        <w:numPr>
+          <w:ilvl w:val="0"/>
+          <w:numId w:val="10"/>
+        </w:numPr>
+        <w:rPr>
+          <w:rFonts w:eastAsia="Calibri" w:cs="Times New Roman"/>
+          <w:color w:val="000000"/>
+          <w:szCs w:val="22"/>
+          <w:lang w:eastAsia="es-CO"/>
+        </w:rPr>
+      </w:pPr>
+      <w:r>
+        <w:rPr>
+          <w:rFonts w:eastAsia="Calibri" w:cs="Times New Roman"/>
+          <w:b/>
+          <w:bCs/>
+          <w:color w:val="000000"/>
+          <w:szCs w:val="22"/>
+          <w:lang w:eastAsia="es-CO"/>
+        </w:rPr>
+        <w:t>Spring Boot:</w:t>
+      </w:r>
+      <w:r>
+        <w:rPr>
+          <w:rFonts w:eastAsia="Calibri" w:cs="Times New Roman"/>
+          <w:color w:val="000000"/>
+          <w:szCs w:val="22"/>
+          <w:lang w:eastAsia="es-CO"/>
+        </w:rPr>
+        <w:t xml:space="preserve"> Framework para el desarrollo de controladores REST, servicios y lógica de consulta, filtrado y paginación de productos.</w:t>
+      </w:r>
+    </w:p>
+    <w:p>
+      <w:pPr>
+        <w:pStyle w:val="Prrafodelista"/>
+        <w:numPr>
+          <w:ilvl w:val="0"/>
+          <w:numId w:val="10"/>
+        </w:numPr>
+        <w:rPr>
+          <w:rFonts w:eastAsia="Calibri" w:cs="Times New Roman"/>
+          <w:color w:val="000000"/>
+          <w:szCs w:val="22"/>
+          <w:lang w:eastAsia="es-CO"/>
+        </w:rPr>
+      </w:pPr>
+      <w:r>
+        <w:rPr>
+          <w:rFonts w:eastAsia="Calibri" w:cs="Times New Roman"/>
+          <w:b/>
+          <w:bCs/>
+          <w:color w:val="000000"/>
+          <w:szCs w:val="22"/>
+          <w:lang w:eastAsia="es-CO"/>
+        </w:rPr>
+        <w:t>Spring Security &amp; JWT:</w:t>
+      </w:r>
+      <w:r>
+        <w:rPr>
+          <w:rFonts w:eastAsia="Calibri" w:cs="Times New Roman"/>
+          <w:color w:val="000000"/>
+          <w:szCs w:val="22"/>
+          <w:lang w:eastAsia="es-CO"/>
+        </w:rPr>
+        <w:t xml:space="preserve"> Decodificación y validación de tokens Bearer para proteger </w:t>
+      </w:r>
+      <w:proofErr w:type="spellStart"/>
+      <w:r>
+        <w:rPr>
+          <w:rFonts w:eastAsia="Calibri" w:cs="Times New Roman"/>
+          <w:color w:val="000000"/>
+          <w:szCs w:val="22"/>
+          <w:lang w:eastAsia="es-CO"/>
+        </w:rPr>
+        <w:t>endpoints</w:t>
+      </w:r>
+      <w:proofErr w:type="spellEnd"/>
+      <w:r>
+        <w:rPr>
+          <w:rFonts w:eastAsia="Calibri" w:cs="Times New Roman"/>
+          <w:color w:val="000000"/>
+          <w:szCs w:val="22"/>
+          <w:lang w:eastAsia="es-CO"/>
+        </w:rPr>
+        <w:t xml:space="preserve"> administrativos (como la creación y modificación de productos).</w:t>
+      </w:r>
+    </w:p>
+    <w:p>
+      <w:pPr>
+        <w:pStyle w:val="Ttulo2"/>
+        <w:rPr>
+          <w:rFonts w:eastAsia="Times New Roman"/>
+          <w:lang w:eastAsia="es-CO"/>
+        </w:rPr>
+      </w:pPr>
+      <w:bookmarkStart w:id="18" w:name="_Toc242109737"/>
+      <w:r>
+        <w:rPr>
+          <w:rFonts w:eastAsia="Times New Roman"/>
+          <w:lang w:eastAsia="es-CO"/>
+        </w:rPr>
+        <w:t>Base de Datos y Persistencia (Capa de Datos)</w:t>
+      </w:r>
+      <w:bookmarkEnd w:id="18"/>
+    </w:p>
+    <w:p>
+      <w:pPr>
+        <w:pStyle w:val="Prrafodelista"/>
+        <w:numPr>
+          <w:ilvl w:val="0"/>
+          <w:numId w:val="11"/>
+        </w:numPr>
+        <w:rPr>
+          <w:rFonts w:eastAsia="Calibri" w:cs="Times New Roman"/>
+          <w:color w:val="000000"/>
+          <w:szCs w:val="22"/>
+          <w:lang w:eastAsia="es-CO"/>
+        </w:rPr>
+      </w:pPr>
+      <w:r>
+        <w:rPr>
+          <w:rFonts w:eastAsia="Calibri" w:cs="Times New Roman"/>
+          <w:color w:val="000000"/>
+          <w:szCs w:val="22"/>
+          <w:lang w:eastAsia="es-CO"/>
+        </w:rPr>
+        <w:t>Motor Relacional SQL (PostgreSQL / MySQL): Instancia de base de datos compartida.</w:t>
+      </w:r>
+    </w:p>
+    <w:p>
+      <w:pPr>
+        <w:pStyle w:val="Prrafodelista"/>
+        <w:numPr>
+          <w:ilvl w:val="0"/>
+          <w:numId w:val="11"/>
+        </w:numPr>
+        <w:rPr>
+          <w:rFonts w:eastAsia="Calibri" w:cs="Times New Roman"/>
+          <w:color w:val="000000"/>
+          <w:szCs w:val="22"/>
+          <w:lang w:eastAsia="es-CO"/>
+        </w:rPr>
+      </w:pPr>
+      <w:r>
+        <w:rPr>
+          <w:rFonts w:eastAsia="Calibri" w:cs="Times New Roman"/>
+          <w:color w:val="000000"/>
+          <w:szCs w:val="22"/>
+          <w:lang w:eastAsia="es-CO"/>
+        </w:rPr>
+        <w:t xml:space="preserve">Spring Data JPA / </w:t>
+      </w:r>
+      <w:proofErr w:type="spellStart"/>
+      <w:r>
+        <w:rPr>
+          <w:rFonts w:eastAsia="Calibri" w:cs="Times New Roman"/>
+          <w:color w:val="000000"/>
+          <w:szCs w:val="22"/>
+          <w:lang w:eastAsia="es-CO"/>
+        </w:rPr>
+        <w:t>Hibernate</w:t>
+      </w:r>
+      <w:proofErr w:type="spellEnd"/>
+      <w:r>
+        <w:rPr>
+          <w:rFonts w:eastAsia="Calibri" w:cs="Times New Roman"/>
+          <w:color w:val="000000"/>
+          <w:szCs w:val="22"/>
+          <w:lang w:eastAsia="es-CO"/>
+        </w:rPr>
+        <w:t>: Mapeo objeto-relacional (ORM) para ejecutar operaciones CRUD y gestionar las 5 tablas asignadas a la Célula 1.</w:t>
+      </w:r>
+    </w:p>
+    <w:p>
+      <w:pPr>
+        <w:pStyle w:val="Ttulo2"/>
+        <w:rPr>
+          <w:rFonts w:eastAsia="Times New Roman"/>
+          <w:lang w:eastAsia="es-CO"/>
+        </w:rPr>
+      </w:pPr>
+      <w:bookmarkStart w:id="19" w:name="_Toc242109738"/>
+      <w:r>
+        <w:rPr>
+          <w:rFonts w:eastAsia="Times New Roman"/>
+          <w:lang w:eastAsia="es-CO"/>
+        </w:rPr>
+        <w:lastRenderedPageBreak/>
+        <w:t>Herramientas de Soporte y Control de Versiones</w:t>
+      </w:r>
+      <w:bookmarkEnd w:id="19"/>
+    </w:p>
+    <w:p>
+      <w:pPr>
+        <w:pStyle w:val="Prrafodelista"/>
+        <w:numPr>
+          <w:ilvl w:val="0"/>
+          <w:numId w:val="13"/>
+        </w:numPr>
+        <w:rPr>
+          <w:rStyle w:val="EstilonotastablaCar"/>
+          <w:lang w:eastAsia="es-CO"/>
+        </w:rPr>
+      </w:pPr>
+      <w:r>
+        <w:rPr>
+          <w:rFonts w:eastAsia="Calibri" w:cs="Times New Roman"/>
+          <w:b/>
+          <w:bCs/>
+          <w:color w:val="000000"/>
+          <w:szCs w:val="22"/>
+          <w:lang w:eastAsia="es-CO"/>
+        </w:rPr>
+        <w:t>Git &amp; GitHub:</w:t>
+      </w:r>
+      <w:r>
+        <w:rPr>
+          <w:rFonts w:eastAsia="Calibri" w:cs="Times New Roman"/>
+          <w:color w:val="000000"/>
+          <w:szCs w:val="22"/>
+          <w:lang w:eastAsia="es-CO"/>
+        </w:rPr>
+        <w:t xml:space="preserve"> Control de versiones distribuido bajo flujo de trabajo por ramas por célula (</w:t>
+      </w:r>
+      <w:proofErr w:type="spellStart"/>
+      <w:r>
+        <w:rPr>
+          <w:rStyle w:val="EstilonotastablaCar"/>
+          <w:lang w:eastAsia="es-CO"/>
+        </w:rPr>
+        <w:t>GitFlow</w:t>
+      </w:r>
+      <w:proofErr w:type="spellEnd"/>
+      <w:r>
+        <w:rPr>
+          <w:rStyle w:val="EstilonotastablaCar"/>
+          <w:lang w:eastAsia="es-CO"/>
+        </w:rPr>
+        <w:t>).</w:t>
+      </w:r>
+    </w:p>
+    <w:p>
+      <w:pPr>
+        <w:pStyle w:val="Prrafodelista"/>
+        <w:numPr>
+          <w:ilvl w:val="0"/>
+          <w:numId w:val="13"/>
+        </w:numPr>
+        <w:rPr>
+          <w:rFonts w:eastAsia="Calibri" w:cs="Times New Roman"/>
+          <w:color w:val="000000"/>
+          <w:szCs w:val="22"/>
+          <w:lang w:eastAsia="es-CO"/>
+        </w:rPr>
+      </w:pPr>
+      <w:r>
+        <w:rPr>
+          <w:rFonts w:eastAsia="Calibri" w:cs="Times New Roman"/>
+          <w:b/>
+          <w:bCs/>
+          <w:color w:val="000000"/>
+          <w:szCs w:val="22"/>
+          <w:lang w:eastAsia="es-CO"/>
+        </w:rPr>
+        <w:t>Postman:</w:t>
+      </w:r>
+      <w:r>
+        <w:rPr>
+          <w:rFonts w:eastAsia="Calibri" w:cs="Times New Roman"/>
+          <w:color w:val="000000"/>
+          <w:szCs w:val="22"/>
+          <w:lang w:eastAsia="es-CO"/>
+        </w:rPr>
+        <w:t xml:space="preserve"> Pruebas y validación de contratos JSON de los </w:t>
+      </w:r>
+      <w:proofErr w:type="spellStart"/>
+      <w:r>
+        <w:rPr>
+          <w:rFonts w:eastAsia="Calibri" w:cs="Times New Roman"/>
+          <w:color w:val="000000"/>
+          <w:szCs w:val="22"/>
+          <w:lang w:eastAsia="es-CO"/>
+        </w:rPr>
+        <w:t>endpoints</w:t>
+      </w:r>
+      <w:proofErr w:type="spellEnd"/>
+      <w:r>
+        <w:rPr>
+          <w:rFonts w:eastAsia="Calibri" w:cs="Times New Roman"/>
+          <w:color w:val="000000"/>
+          <w:szCs w:val="22"/>
+          <w:lang w:eastAsia="es-CO"/>
+        </w:rPr>
+        <w:t xml:space="preserve"> de la API.</w:t>
+      </w:r>
+    </w:p>
+    <w:p>
+      <w:pPr>
+        <w:pStyle w:val="Prrafodelista"/>
+        <w:numPr>
+          <w:ilvl w:val="0"/>
+          <w:numId w:val="13"/>
+        </w:numPr>
+        <w:rPr>
+          <w:rFonts w:eastAsia="Calibri" w:cs="Times New Roman"/>
+          <w:color w:val="000000"/>
+          <w:szCs w:val="22"/>
+          <w:lang w:eastAsia="es-CO"/>
+        </w:rPr>
+      </w:pPr>
+      <w:r>
+        <w:rPr>
+          <w:rFonts w:eastAsia="Calibri" w:cs="Times New Roman"/>
+          <w:b/>
+          <w:bCs/>
+          <w:color w:val="000000"/>
+          <w:szCs w:val="22"/>
+          <w:lang w:eastAsia="es-CO"/>
+        </w:rPr>
+        <w:t>Visual Studio Code / IntelliJ IDEA:</w:t>
+      </w:r>
+      <w:r>
+        <w:rPr>
+          <w:rFonts w:eastAsia="Calibri" w:cs="Times New Roman"/>
+          <w:color w:val="000000"/>
+          <w:szCs w:val="22"/>
+          <w:lang w:eastAsia="es-CO"/>
+        </w:rPr>
+        <w:t xml:space="preserve"> Entornos de desarrollo integrado (IDE).</w:t>
+      </w:r>
+    </w:p>
+    <w:p>
+      <w:pPr>
+        <w:spacing w:after="160" w:line="278" w:lineRule="auto"/>
+        <w:ind w:firstLine="0"/>
+        <w:rPr>
+          <w:rFonts w:eastAsia="Calibri" w:cs="Times New Roman"/>
+          <w:b/>
+          <w:bCs/>
+          <w:color w:val="000000"/>
+          <w:szCs w:val="22"/>
+          <w:lang w:eastAsia="es-CO"/>
+        </w:rPr>
+      </w:pPr>
+      <w:r>
+        <w:rPr>
+          <w:rFonts w:eastAsia="Calibri" w:cs="Times New Roman"/>
+          <w:b/>
+          <w:bCs/>
+          <w:color w:val="000000"/>
+          <w:szCs w:val="22"/>
+          <w:lang w:eastAsia="es-CO"/>
+        </w:rPr>
+        <w:br w:type="page"/>
+      </w:r>
+    </w:p>
+    <w:p>
+      <w:pPr>
+        <w:pStyle w:val="Ttulo1"/>
+        <w:rPr>
+          <w:rFonts w:cs="Times New Roman"/>
+          <w:szCs w:val="24"/>
+        </w:rPr>
+      </w:pPr>
+      <w:bookmarkStart w:id="20" w:name="_Toc242109739"/>
+      <w:r>
+        <w:rPr>
+          <w:rFonts w:cs="Times New Roman"/>
+          <w:szCs w:val="24"/>
+        </w:rPr>
+        <w:lastRenderedPageBreak/>
+        <w:t>Diseño del Sistema y Arquitectura</w:t>
+      </w:r>
+      <w:bookmarkEnd w:id="20"/>
+    </w:p>
+    <w:p/>
+    <w:p/>
+    <w:p/>
+    <w:p>
+      <w:pPr>
+        <w:pStyle w:val="Ttulo2"/>
+      </w:pPr>
+      <w:bookmarkStart w:id="21" w:name="_Toc242109740"/>
+      <w:r>
+        <w:t>Arquitectura del sistema</w:t>
+      </w:r>
+      <w:bookmarkEnd w:id="21"/>
+    </w:p>
+    <w:p>
+      <w:r>
+        <w:t xml:space="preserve">El módulo actual fundamenta la base de datos de "Sazón", el recetario digital de Grupo Nutresa. La arquitectura de datos está diseñada para proveer un catálogo confiable antes de que la plataforma pueda sugerir una sola receta. Para lograr un rendimiento óptimo, la arquitectura implementa un modelo de almacenamiento híbrido distribuido en dos capas: </w:t>
+      </w:r>
+    </w:p>
+    <w:p>
+      <w:pPr>
+        <w:pStyle w:val="Prrafodelista"/>
+        <w:numPr>
+          <w:ilvl w:val="0"/>
+          <w:numId w:val="21"/>
+        </w:numPr>
+      </w:pPr>
+      <w:r>
+        <w:rPr>
+          <w:b/>
+          <w:bCs/>
+        </w:rPr>
+        <w:t>Capa Cliente (</w:t>
+      </w:r>
+      <w:proofErr w:type="spellStart"/>
+      <w:r>
+        <w:rPr>
+          <w:b/>
+          <w:bCs/>
+        </w:rPr>
+        <w:t>Frontend</w:t>
+      </w:r>
+      <w:proofErr w:type="spellEnd"/>
+      <w:r>
+        <w:rPr>
+          <w:b/>
+          <w:bCs/>
+        </w:rPr>
+        <w:t>):</w:t>
+      </w:r>
+      <w:r>
+        <w:t xml:space="preserve"> Utiliza la API de Web Storage (Local Storage) de HTML5 para el manejo del estado local, persistiendo datos temporales directamente en el navegador del usuario para agilizar la interfaz construida en </w:t>
+      </w:r>
+      <w:proofErr w:type="spellStart"/>
+      <w:r>
+        <w:t>React</w:t>
+      </w:r>
+      <w:proofErr w:type="spellEnd"/>
+      <w:r>
+        <w:t>.</w:t>
+      </w:r>
+    </w:p>
+    <w:p>
+      <w:pPr>
+        <w:pStyle w:val="Prrafodelista"/>
+        <w:numPr>
+          <w:ilvl w:val="0"/>
+          <w:numId w:val="21"/>
+        </w:numPr>
+      </w:pPr>
+      <w:r>
+        <w:rPr>
+          <w:b/>
+          <w:bCs/>
+        </w:rPr>
+        <w:t>Capa Servidor (</w:t>
+      </w:r>
+      <w:proofErr w:type="spellStart"/>
+      <w:r>
+        <w:rPr>
+          <w:b/>
+          <w:bCs/>
+        </w:rPr>
+        <w:t>Backend</w:t>
+      </w:r>
+      <w:proofErr w:type="spellEnd"/>
+      <w:r>
+        <w:rPr>
+          <w:b/>
+          <w:bCs/>
+        </w:rPr>
+        <w:t xml:space="preserve"> Persistente):</w:t>
+      </w:r>
+      <w:r>
+        <w:t xml:space="preserve"> Para solucionar problemas previos de redundancia y dificultad de escalabilidad, la base de datos centraliza la información normalizando los datos hasta la Tercera Forma Normal (3FN), independizando atributos recurrentes en sus propias entidades y referenciándolos desde el núcleo del catálogo. </w:t>
+      </w:r>
+    </w:p>
+    <w:p/>
+    <w:p/>
+    <w:p/>
+    <w:p/>
+    <w:p>
+      <w:pPr>
+        <w:pStyle w:val="Ttulo2"/>
+      </w:pPr>
+      <w:bookmarkStart w:id="22" w:name="_Toc242109741"/>
+      <w:r>
+        <w:lastRenderedPageBreak/>
+        <w:t xml:space="preserve">Modelo </w:t>
+      </w:r>
+      <w:r>
+        <w:t>R</w:t>
+      </w:r>
+      <w:r>
+        <w:t>elacional</w:t>
+      </w:r>
+      <w:bookmarkEnd w:id="22"/>
+    </w:p>
+    <w:p>
+      <w:r>
+        <w:t xml:space="preserve">El modelo relacional se compone de cinco tablas conectadas mediante integridad referencial: </w:t>
+      </w:r>
+    </w:p>
+    <w:p>
+      <w:pPr>
+        <w:pStyle w:val="Descripcin"/>
+        <w:keepNext/>
+        <w:spacing w:line="480" w:lineRule="auto"/>
+        <w:ind w:firstLine="0"/>
+        <w:rPr>
+          <w:sz w:val="24"/>
+          <w:szCs w:val="24"/>
+        </w:rPr>
+      </w:pPr>
+      <w:bookmarkStart w:id="23" w:name="_Toc242108331"/>
+      <w:r>
+        <w:rPr>
+          <w:b/>
+          <w:bCs/>
+          <w:i w:val="0"/>
+          <w:iCs w:val="0"/>
+          <w:sz w:val="24"/>
+          <w:szCs w:val="24"/>
+        </w:rPr>
+        <w:t xml:space="preserve">Tabla </w:t>
+      </w:r>
+      <w:r>
+        <w:rPr>
+          <w:b/>
+          <w:bCs/>
+          <w:i w:val="0"/>
+          <w:iCs w:val="0"/>
+          <w:sz w:val="24"/>
+          <w:szCs w:val="24"/>
+        </w:rPr>
+        <w:fldChar w:fldCharType="begin"/>
+      </w:r>
+      <w:r>
+        <w:rPr>
+          <w:b/>
+          <w:bCs/>
+          <w:i w:val="0"/>
+          <w:iCs w:val="0"/>
+          <w:sz w:val="24"/>
+          <w:szCs w:val="24"/>
+        </w:rPr>
+        <w:instrText xml:space="preserve"> SEQ Tabla \* ARABIC </w:instrText>
+      </w:r>
+      <w:r>
+        <w:rPr>
+          <w:b/>
+          <w:bCs/>
+          <w:i w:val="0"/>
+          <w:iCs w:val="0"/>
+          <w:sz w:val="24"/>
+          <w:szCs w:val="24"/>
+        </w:rPr>
+        <w:fldChar w:fldCharType="separate"/>
+      </w:r>
+      <w:r>
+        <w:rPr>
+          <w:b/>
+          <w:bCs/>
+          <w:i w:val="0"/>
+          <w:iCs w:val="0"/>
+          <w:noProof/>
+          <w:sz w:val="24"/>
+          <w:szCs w:val="24"/>
+        </w:rPr>
+        <w:t>2</w:t>
+      </w:r>
+      <w:r>
+        <w:rPr>
+          <w:b/>
+          <w:bCs/>
+          <w:i w:val="0"/>
+          <w:iCs w:val="0"/>
+          <w:sz w:val="24"/>
+          <w:szCs w:val="24"/>
+        </w:rPr>
+        <w:fldChar w:fldCharType="end"/>
+      </w:r>
+      <w:r>
+        <w:rPr>
+          <w:sz w:val="24"/>
+          <w:szCs w:val="24"/>
+        </w:rPr>
+        <w:t xml:space="preserve"> </w:t>
+      </w:r>
+      <w:r>
+        <w:rPr>
+          <w:sz w:val="24"/>
+          <w:szCs w:val="24"/>
+        </w:rPr>
+        <w:br/>
+      </w:r>
+      <w:r>
+        <w:rPr>
+          <w:color w:val="000000" w:themeColor="text1"/>
+          <w:sz w:val="24"/>
+          <w:szCs w:val="24"/>
+        </w:rPr>
+        <w:t>Estructura de las Entidades y Atributos</w:t>
+      </w:r>
+      <w:bookmarkEnd w:id="23"/>
+    </w:p>
+    <w:tbl>
+      <w:tblPr>
+        <w:tblStyle w:val="Estilo1"/>
+        <w:tblW w:w="0" w:type="auto"/>
+        <w:tblLook w:val="04A0" w:firstRow="1" w:lastRow="0" w:firstColumn="1" w:lastColumn="0" w:noHBand="0" w:noVBand="1"/>
+      </w:tblPr>
+      <w:tblGrid>
+        <w:gridCol w:w="1808"/>
+        <w:gridCol w:w="4730"/>
+        <w:gridCol w:w="2207"/>
+        <w:gridCol w:w="2212"/>
+        <w:gridCol w:w="2003"/>
+      </w:tblGrid>
+      <w:tr>
+        <w:trPr>
+          <w:cnfStyle w:val="100000000000" w:firstRow="1" w:lastRow="0" w:firstColumn="0" w:lastColumn="0" w:oddVBand="0" w:evenVBand="0" w:oddHBand="0" w:evenHBand="0" w:firstRowFirstColumn="0" w:firstRowLastColumn="0" w:lastRowFirstColumn="0" w:lastRowLastColumn="0"/>
+        </w:trPr>
+        <w:tc>
+          <w:tcPr>
+            <w:tcW w:w="0" w:type="auto"/>
+            <w:hideMark/>
+          </w:tcPr>
+          <w:p>
+            <w:pPr>
+              <w:pStyle w:val="textotablas"/>
+              <w:rPr>
+                <w:b/>
+                <w:bCs/>
+                <w:lang w:eastAsia="es-CO"/>
+              </w:rPr>
+            </w:pPr>
+            <w:r>
+              <w:rPr>
+                <w:b/>
+                <w:bCs/>
+                <w:bdr w:val="none" w:sz="0" w:space="0" w:color="auto" w:frame="1"/>
+                <w:lang w:eastAsia="es-CO"/>
+              </w:rPr>
+              <w:t>Entidad / Tabla</w:t>
+            </w:r>
+          </w:p>
+        </w:tc>
+        <w:tc>
+          <w:tcPr>
+            <w:tcW w:w="0" w:type="auto"/>
+            <w:hideMark/>
+          </w:tcPr>
+          <w:p>
+            <w:pPr>
+              <w:pStyle w:val="textotablas"/>
+              <w:rPr>
+                <w:b/>
+                <w:bCs/>
+                <w:lang w:eastAsia="es-CO"/>
+              </w:rPr>
+            </w:pPr>
+            <w:r>
+              <w:rPr>
+                <w:b/>
+                <w:bCs/>
+                <w:bdr w:val="none" w:sz="0" w:space="0" w:color="auto" w:frame="1"/>
+                <w:lang w:eastAsia="es-CO"/>
+              </w:rPr>
+              <w:t>Descripción</w:t>
+            </w:r>
+          </w:p>
+        </w:tc>
+        <w:tc>
+          <w:tcPr>
+            <w:tcW w:w="0" w:type="auto"/>
+            <w:hideMark/>
+          </w:tcPr>
+          <w:p>
+            <w:pPr>
+              <w:pStyle w:val="textotablas"/>
+              <w:rPr>
+                <w:b/>
+                <w:bCs/>
+                <w:lang w:eastAsia="es-CO"/>
+              </w:rPr>
+            </w:pPr>
+            <w:r>
+              <w:rPr>
+                <w:b/>
+                <w:bCs/>
+                <w:bdr w:val="none" w:sz="0" w:space="0" w:color="auto" w:frame="1"/>
+                <w:lang w:eastAsia="es-CO"/>
+              </w:rPr>
+              <w:t>Clave Primaria (PK)</w:t>
+            </w:r>
+          </w:p>
+        </w:tc>
+        <w:tc>
+          <w:tcPr>
+            <w:tcW w:w="0" w:type="auto"/>
+            <w:hideMark/>
+          </w:tcPr>
+          <w:p>
+            <w:pPr>
+              <w:pStyle w:val="textotablas"/>
+              <w:rPr>
+                <w:b/>
+                <w:bCs/>
+                <w:lang w:eastAsia="es-CO"/>
+              </w:rPr>
+            </w:pPr>
+            <w:r>
+              <w:rPr>
+                <w:b/>
+                <w:bCs/>
+                <w:bdr w:val="none" w:sz="0" w:space="0" w:color="auto" w:frame="1"/>
+                <w:lang w:eastAsia="es-CO"/>
+              </w:rPr>
+              <w:t>Claves Foráneas (FK)</w:t>
+            </w:r>
+          </w:p>
+        </w:tc>
+        <w:tc>
+          <w:tcPr>
+            <w:tcW w:w="0" w:type="auto"/>
+            <w:hideMark/>
+          </w:tcPr>
+          <w:p>
+            <w:pPr>
+              <w:pStyle w:val="textotablas"/>
+              <w:rPr>
+                <w:b/>
+                <w:bCs/>
+                <w:lang w:eastAsia="es-CO"/>
+              </w:rPr>
+            </w:pPr>
+            <w:r>
+              <w:rPr>
+                <w:b/>
+                <w:bCs/>
+                <w:bdr w:val="none" w:sz="0" w:space="0" w:color="auto" w:frame="1"/>
+                <w:lang w:eastAsia="es-CO"/>
+              </w:rPr>
+              <w:t>Otros Atributos</w:t>
             </w:r>
           </w:p>
         </w:tc>
@@ -3039,7 +5755,8 @@
       <w:tr>
         <w:tc>
           <w:tcPr>
-            <w:tcW w:w="2942" w:type="dxa"/>
+            <w:tcW w:w="0" w:type="auto"/>
+            <w:hideMark/>
           </w:tcPr>
           <w:p>
             <w:pPr>
@@ -3047,2486 +5764,693 @@
               <w:rPr>
                 <w:b/>
                 <w:bCs/>
+                <w:lang w:eastAsia="es-CO"/>
               </w:rPr>
             </w:pPr>
             <w:r>
               <w:rPr>
                 <w:b/>
                 <w:bCs/>
-              </w:rPr>
-              <w:t>Ausencia de servicios de datos para otros módulos</w:t>
+                <w:bdr w:val="none" w:sz="0" w:space="0" w:color="auto" w:frame="1"/>
+                <w:lang w:eastAsia="es-CO"/>
+              </w:rPr>
+              <w:t>Productos</w:t>
             </w:r>
           </w:p>
         </w:tc>
         <w:tc>
           <w:tcPr>
-            <w:tcW w:w="2943" w:type="dxa"/>
+            <w:tcW w:w="0" w:type="auto"/>
+            <w:hideMark/>
           </w:tcPr>
           <w:p>
             <w:pPr>
               <w:pStyle w:val="textotablas"/>
+              <w:rPr>
+                <w:lang w:eastAsia="es-CO"/>
+              </w:rPr>
             </w:pPr>
             <w:r>
-              <w:t>Las demás células de la aplicación carecen de un punto de consulta confiable, lo que fragmenta la integración del aplicativo.</w:t>
+              <w:rPr>
+                <w:bdr w:val="none" w:sz="0" w:space="0" w:color="auto" w:frame="1"/>
+                <w:lang w:eastAsia="es-CO"/>
+              </w:rPr>
+              <w:t>Actúa como el núcleo del catálogo.</w:t>
             </w:r>
           </w:p>
         </w:tc>
         <w:tc>
           <w:tcPr>
-            <w:tcW w:w="2943" w:type="dxa"/>
+            <w:tcW w:w="0" w:type="auto"/>
+            <w:hideMark/>
           </w:tcPr>
           <w:p>
             <w:pPr>
               <w:pStyle w:val="textotablas"/>
+              <w:rPr>
+                <w:lang w:eastAsia="es-CO"/>
+              </w:rPr>
             </w:pPr>
-            <w:r>
-              <w:t>I</w:t>
-            </w:r>
-            <w:r>
-              <w:t>mplementación de operaciones CRUD en Local Storage y definición de datos en JSON, sirviendo como contrato interoperable.</w:t>
+            <w:proofErr w:type="spellStart"/>
+            <w:r>
+              <w:rPr>
+                <w:bdr w:val="none" w:sz="0" w:space="0" w:color="auto" w:frame="1"/>
+                <w:lang w:eastAsia="es-CO"/>
+              </w:rPr>
+              <w:t>id_producto</w:t>
+            </w:r>
+            <w:proofErr w:type="spellEnd"/>
+          </w:p>
+        </w:tc>
+        <w:tc>
+          <w:tcPr>
+            <w:tcW w:w="0" w:type="auto"/>
+            <w:hideMark/>
+          </w:tcPr>
+          <w:p>
+            <w:pPr>
+              <w:pStyle w:val="textotablas"/>
+              <w:rPr>
+                <w:lang w:eastAsia="es-CO"/>
+              </w:rPr>
+            </w:pPr>
+            <w:proofErr w:type="spellStart"/>
+            <w:r>
+              <w:rPr>
+                <w:bdr w:val="none" w:sz="0" w:space="0" w:color="auto" w:frame="1"/>
+                <w:lang w:eastAsia="es-CO"/>
+              </w:rPr>
+              <w:t>id_marca</w:t>
+            </w:r>
+            <w:proofErr w:type="spellEnd"/>
+            <w:r>
+              <w:rPr>
+                <w:bdr w:val="none" w:sz="0" w:space="0" w:color="auto" w:frame="1"/>
+                <w:lang w:eastAsia="es-CO"/>
+              </w:rPr>
+              <w:t xml:space="preserve">, </w:t>
+            </w:r>
+            <w:proofErr w:type="spellStart"/>
+            <w:r>
+              <w:rPr>
+                <w:bdr w:val="none" w:sz="0" w:space="0" w:color="auto" w:frame="1"/>
+                <w:lang w:eastAsia="es-CO"/>
+              </w:rPr>
+              <w:t>id_categoria</w:t>
+            </w:r>
+            <w:proofErr w:type="spellEnd"/>
+          </w:p>
+        </w:tc>
+        <w:tc>
+          <w:tcPr>
+            <w:tcW w:w="0" w:type="auto"/>
+            <w:hideMark/>
+          </w:tcPr>
+          <w:p>
+            <w:pPr>
+              <w:pStyle w:val="textotablas"/>
+              <w:rPr>
+                <w:lang w:eastAsia="es-CO"/>
+              </w:rPr>
+            </w:pPr>
+            <w:r>
+              <w:rPr>
+                <w:bdr w:val="none" w:sz="0" w:space="0" w:color="auto" w:frame="1"/>
+                <w:lang w:eastAsia="es-CO"/>
+              </w:rPr>
+              <w:t xml:space="preserve">nombre, </w:t>
+            </w:r>
+            <w:proofErr w:type="spellStart"/>
+            <w:r>
+              <w:rPr>
+                <w:bdr w:val="none" w:sz="0" w:space="0" w:color="auto" w:frame="1"/>
+                <w:lang w:eastAsia="es-CO"/>
+              </w:rPr>
+              <w:t>descripcion</w:t>
+            </w:r>
+            <w:proofErr w:type="spellEnd"/>
+          </w:p>
+        </w:tc>
+      </w:tr>
+      <w:tr>
+        <w:tc>
+          <w:tcPr>
+            <w:tcW w:w="0" w:type="auto"/>
+            <w:hideMark/>
+          </w:tcPr>
+          <w:p>
+            <w:pPr>
+              <w:pStyle w:val="textotablas"/>
+              <w:rPr>
+                <w:b/>
+                <w:bCs/>
+                <w:lang w:eastAsia="es-CO"/>
+              </w:rPr>
+            </w:pPr>
+            <w:r>
+              <w:rPr>
+                <w:b/>
+                <w:bCs/>
+                <w:bdr w:val="none" w:sz="0" w:space="0" w:color="auto" w:frame="1"/>
+                <w:lang w:eastAsia="es-CO"/>
+              </w:rPr>
+              <w:t>Marcas</w:t>
+            </w:r>
+          </w:p>
+        </w:tc>
+        <w:tc>
+          <w:tcPr>
+            <w:tcW w:w="0" w:type="auto"/>
+            <w:hideMark/>
+          </w:tcPr>
+          <w:p>
+            <w:pPr>
+              <w:pStyle w:val="textotablas"/>
+              <w:rPr>
+                <w:lang w:eastAsia="es-CO"/>
+              </w:rPr>
+            </w:pPr>
+            <w:r>
+              <w:rPr>
+                <w:bdr w:val="none" w:sz="0" w:space="0" w:color="auto" w:frame="1"/>
+                <w:lang w:eastAsia="es-CO"/>
+              </w:rPr>
+              <w:t>Identifica al fabricante del producto.</w:t>
+            </w:r>
+          </w:p>
+        </w:tc>
+        <w:tc>
+          <w:tcPr>
+            <w:tcW w:w="0" w:type="auto"/>
+            <w:hideMark/>
+          </w:tcPr>
+          <w:p>
+            <w:pPr>
+              <w:pStyle w:val="textotablas"/>
+              <w:rPr>
+                <w:lang w:eastAsia="es-CO"/>
+              </w:rPr>
+            </w:pPr>
+            <w:proofErr w:type="spellStart"/>
+            <w:r>
+              <w:rPr>
+                <w:bdr w:val="none" w:sz="0" w:space="0" w:color="auto" w:frame="1"/>
+                <w:lang w:eastAsia="es-CO"/>
+              </w:rPr>
+              <w:t>id_marca</w:t>
+            </w:r>
+            <w:proofErr w:type="spellEnd"/>
+          </w:p>
+        </w:tc>
+        <w:tc>
+          <w:tcPr>
+            <w:tcW w:w="0" w:type="auto"/>
+            <w:hideMark/>
+          </w:tcPr>
+          <w:p>
+            <w:pPr>
+              <w:pStyle w:val="textotablas"/>
+              <w:rPr>
+                <w:lang w:eastAsia="es-CO"/>
+              </w:rPr>
+            </w:pPr>
+            <w:r>
+              <w:rPr>
+                <w:bdr w:val="none" w:sz="0" w:space="0" w:color="auto" w:frame="1"/>
+                <w:lang w:eastAsia="es-CO"/>
+              </w:rPr>
+              <w:t>-</w:t>
+            </w:r>
+          </w:p>
+        </w:tc>
+        <w:tc>
+          <w:tcPr>
+            <w:tcW w:w="0" w:type="auto"/>
+            <w:hideMark/>
+          </w:tcPr>
+          <w:p>
+            <w:pPr>
+              <w:pStyle w:val="textotablas"/>
+              <w:rPr>
+                <w:lang w:eastAsia="es-CO"/>
+              </w:rPr>
+            </w:pPr>
+            <w:r>
+              <w:rPr>
+                <w:bdr w:val="none" w:sz="0" w:space="0" w:color="auto" w:frame="1"/>
+                <w:lang w:eastAsia="es-CO"/>
+              </w:rPr>
+              <w:t>nombre</w:t>
+            </w:r>
+          </w:p>
+        </w:tc>
+      </w:tr>
+      <w:tr>
+        <w:tc>
+          <w:tcPr>
+            <w:tcW w:w="0" w:type="auto"/>
+            <w:hideMark/>
+          </w:tcPr>
+          <w:p>
+            <w:pPr>
+              <w:pStyle w:val="textotablas"/>
+              <w:rPr>
+                <w:b/>
+                <w:bCs/>
+                <w:lang w:eastAsia="es-CO"/>
+              </w:rPr>
+            </w:pPr>
+            <w:r>
+              <w:rPr>
+                <w:b/>
+                <w:bCs/>
+                <w:bdr w:val="none" w:sz="0" w:space="0" w:color="auto" w:frame="1"/>
+                <w:lang w:eastAsia="es-CO"/>
+              </w:rPr>
+              <w:t>Categorías</w:t>
+            </w:r>
+          </w:p>
+        </w:tc>
+        <w:tc>
+          <w:tcPr>
+            <w:tcW w:w="0" w:type="auto"/>
+            <w:hideMark/>
+          </w:tcPr>
+          <w:p>
+            <w:pPr>
+              <w:pStyle w:val="textotablas"/>
+              <w:rPr>
+                <w:lang w:eastAsia="es-CO"/>
+              </w:rPr>
+            </w:pPr>
+            <w:r>
+              <w:rPr>
+                <w:bdr w:val="none" w:sz="0" w:space="0" w:color="auto" w:frame="1"/>
+                <w:lang w:eastAsia="es-CO"/>
+              </w:rPr>
+              <w:t>Clasifica cada producto en el catálogo.</w:t>
+            </w:r>
+          </w:p>
+        </w:tc>
+        <w:tc>
+          <w:tcPr>
+            <w:tcW w:w="0" w:type="auto"/>
+            <w:hideMark/>
+          </w:tcPr>
+          <w:p>
+            <w:pPr>
+              <w:pStyle w:val="textotablas"/>
+              <w:rPr>
+                <w:lang w:eastAsia="es-CO"/>
+              </w:rPr>
+            </w:pPr>
+            <w:proofErr w:type="spellStart"/>
+            <w:r>
+              <w:rPr>
+                <w:bdr w:val="none" w:sz="0" w:space="0" w:color="auto" w:frame="1"/>
+                <w:lang w:eastAsia="es-CO"/>
+              </w:rPr>
+              <w:t>id_categoria</w:t>
+            </w:r>
+            <w:proofErr w:type="spellEnd"/>
+          </w:p>
+        </w:tc>
+        <w:tc>
+          <w:tcPr>
+            <w:tcW w:w="0" w:type="auto"/>
+            <w:hideMark/>
+          </w:tcPr>
+          <w:p>
+            <w:pPr>
+              <w:pStyle w:val="textotablas"/>
+              <w:rPr>
+                <w:lang w:eastAsia="es-CO"/>
+              </w:rPr>
+            </w:pPr>
+            <w:r>
+              <w:rPr>
+                <w:bdr w:val="none" w:sz="0" w:space="0" w:color="auto" w:frame="1"/>
+                <w:lang w:eastAsia="es-CO"/>
+              </w:rPr>
+              <w:t>-</w:t>
+            </w:r>
+          </w:p>
+        </w:tc>
+        <w:tc>
+          <w:tcPr>
+            <w:tcW w:w="0" w:type="auto"/>
+            <w:hideMark/>
+          </w:tcPr>
+          <w:p>
+            <w:pPr>
+              <w:pStyle w:val="textotablas"/>
+              <w:rPr>
+                <w:lang w:eastAsia="es-CO"/>
+              </w:rPr>
+            </w:pPr>
+            <w:proofErr w:type="spellStart"/>
+            <w:r>
+              <w:rPr>
+                <w:bdr w:val="none" w:sz="0" w:space="0" w:color="auto" w:frame="1"/>
+                <w:lang w:eastAsia="es-CO"/>
+              </w:rPr>
+              <w:t>clasificacion</w:t>
+            </w:r>
+            <w:proofErr w:type="spellEnd"/>
+          </w:p>
+        </w:tc>
+      </w:tr>
+      <w:tr>
+        <w:tc>
+          <w:tcPr>
+            <w:tcW w:w="0" w:type="auto"/>
+            <w:hideMark/>
+          </w:tcPr>
+          <w:p>
+            <w:pPr>
+              <w:pStyle w:val="textotablas"/>
+              <w:rPr>
+                <w:b/>
+                <w:bCs/>
+                <w:lang w:eastAsia="es-CO"/>
+              </w:rPr>
+            </w:pPr>
+            <w:r>
+              <w:rPr>
+                <w:b/>
+                <w:bCs/>
+                <w:bdr w:val="none" w:sz="0" w:space="0" w:color="auto" w:frame="1"/>
+                <w:lang w:eastAsia="es-CO"/>
+              </w:rPr>
+              <w:t>Presentaciones</w:t>
+            </w:r>
+          </w:p>
+        </w:tc>
+        <w:tc>
+          <w:tcPr>
+            <w:tcW w:w="0" w:type="auto"/>
+            <w:hideMark/>
+          </w:tcPr>
+          <w:p>
+            <w:pPr>
+              <w:pStyle w:val="textotablas"/>
+              <w:rPr>
+                <w:lang w:eastAsia="es-CO"/>
+              </w:rPr>
+            </w:pPr>
+            <w:r>
+              <w:rPr>
+                <w:bdr w:val="none" w:sz="0" w:space="0" w:color="auto" w:frame="1"/>
+                <w:lang w:eastAsia="es-CO"/>
+              </w:rPr>
+              <w:t>Almacena la variación de tamaños por producto.</w:t>
+            </w:r>
+          </w:p>
+        </w:tc>
+        <w:tc>
+          <w:tcPr>
+            <w:tcW w:w="0" w:type="auto"/>
+            <w:hideMark/>
+          </w:tcPr>
+          <w:p>
+            <w:pPr>
+              <w:pStyle w:val="textotablas"/>
+              <w:rPr>
+                <w:lang w:eastAsia="es-CO"/>
+              </w:rPr>
+            </w:pPr>
+            <w:proofErr w:type="spellStart"/>
+            <w:r>
+              <w:rPr>
+                <w:bdr w:val="none" w:sz="0" w:space="0" w:color="auto" w:frame="1"/>
+                <w:lang w:eastAsia="es-CO"/>
+              </w:rPr>
+              <w:t>id_presentacion</w:t>
+            </w:r>
+            <w:proofErr w:type="spellEnd"/>
+          </w:p>
+        </w:tc>
+        <w:tc>
+          <w:tcPr>
+            <w:tcW w:w="0" w:type="auto"/>
+            <w:hideMark/>
+          </w:tcPr>
+          <w:p>
+            <w:pPr>
+              <w:pStyle w:val="textotablas"/>
+              <w:rPr>
+                <w:lang w:eastAsia="es-CO"/>
+              </w:rPr>
+            </w:pPr>
+            <w:proofErr w:type="spellStart"/>
+            <w:r>
+              <w:rPr>
+                <w:bdr w:val="none" w:sz="0" w:space="0" w:color="auto" w:frame="1"/>
+                <w:lang w:eastAsia="es-CO"/>
+              </w:rPr>
+              <w:t>id_producto</w:t>
+            </w:r>
+            <w:proofErr w:type="spellEnd"/>
+          </w:p>
+        </w:tc>
+        <w:tc>
+          <w:tcPr>
+            <w:tcW w:w="0" w:type="auto"/>
+            <w:hideMark/>
+          </w:tcPr>
+          <w:p>
+            <w:pPr>
+              <w:pStyle w:val="textotablas"/>
+              <w:rPr>
+                <w:lang w:eastAsia="es-CO"/>
+              </w:rPr>
+            </w:pPr>
+            <w:proofErr w:type="spellStart"/>
+            <w:r>
+              <w:rPr>
+                <w:bdr w:val="none" w:sz="0" w:space="0" w:color="auto" w:frame="1"/>
+                <w:lang w:eastAsia="es-CO"/>
+              </w:rPr>
+              <w:t>tamanio</w:t>
+            </w:r>
+            <w:proofErr w:type="spellEnd"/>
+          </w:p>
+        </w:tc>
+      </w:tr>
+      <w:tr>
+        <w:tc>
+          <w:tcPr>
+            <w:tcW w:w="0" w:type="auto"/>
+            <w:hideMark/>
+          </w:tcPr>
+          <w:p>
+            <w:pPr>
+              <w:pStyle w:val="textotablas"/>
+              <w:rPr>
+                <w:b/>
+                <w:bCs/>
+                <w:lang w:eastAsia="es-CO"/>
+              </w:rPr>
+            </w:pPr>
+            <w:r>
+              <w:rPr>
+                <w:b/>
+                <w:bCs/>
+                <w:bdr w:val="none" w:sz="0" w:space="0" w:color="auto" w:frame="1"/>
+                <w:lang w:eastAsia="es-CO"/>
+              </w:rPr>
+              <w:t>Imágenes</w:t>
+            </w:r>
+          </w:p>
+        </w:tc>
+        <w:tc>
+          <w:tcPr>
+            <w:tcW w:w="0" w:type="auto"/>
+            <w:hideMark/>
+          </w:tcPr>
+          <w:p>
+            <w:pPr>
+              <w:pStyle w:val="textotablas"/>
+              <w:rPr>
+                <w:lang w:eastAsia="es-CO"/>
+              </w:rPr>
+            </w:pPr>
+            <w:r>
+              <w:rPr>
+                <w:bdr w:val="none" w:sz="0" w:space="0" w:color="auto" w:frame="1"/>
+                <w:lang w:eastAsia="es-CO"/>
+              </w:rPr>
+              <w:t xml:space="preserve">Almacena de forma independiente las </w:t>
+            </w:r>
+            <w:proofErr w:type="spellStart"/>
+            <w:r>
+              <w:rPr>
+                <w:bdr w:val="none" w:sz="0" w:space="0" w:color="auto" w:frame="1"/>
+                <w:lang w:eastAsia="es-CO"/>
+              </w:rPr>
+              <w:t>URLs</w:t>
+            </w:r>
+            <w:proofErr w:type="spellEnd"/>
+            <w:r>
+              <w:rPr>
+                <w:bdr w:val="none" w:sz="0" w:space="0" w:color="auto" w:frame="1"/>
+                <w:lang w:eastAsia="es-CO"/>
+              </w:rPr>
+              <w:t xml:space="preserve"> de las fotos.</w:t>
+            </w:r>
+          </w:p>
+        </w:tc>
+        <w:tc>
+          <w:tcPr>
+            <w:tcW w:w="0" w:type="auto"/>
+            <w:hideMark/>
+          </w:tcPr>
+          <w:p>
+            <w:pPr>
+              <w:pStyle w:val="textotablas"/>
+              <w:rPr>
+                <w:lang w:eastAsia="es-CO"/>
+              </w:rPr>
+            </w:pPr>
+            <w:proofErr w:type="spellStart"/>
+            <w:r>
+              <w:rPr>
+                <w:bdr w:val="none" w:sz="0" w:space="0" w:color="auto" w:frame="1"/>
+                <w:lang w:eastAsia="es-CO"/>
+              </w:rPr>
+              <w:t>id_imagen</w:t>
+            </w:r>
+            <w:proofErr w:type="spellEnd"/>
+          </w:p>
+        </w:tc>
+        <w:tc>
+          <w:tcPr>
+            <w:tcW w:w="0" w:type="auto"/>
+            <w:hideMark/>
+          </w:tcPr>
+          <w:p>
+            <w:pPr>
+              <w:pStyle w:val="textotablas"/>
+              <w:rPr>
+                <w:lang w:eastAsia="es-CO"/>
+              </w:rPr>
+            </w:pPr>
+            <w:proofErr w:type="spellStart"/>
+            <w:r>
+              <w:rPr>
+                <w:bdr w:val="none" w:sz="0" w:space="0" w:color="auto" w:frame="1"/>
+                <w:lang w:eastAsia="es-CO"/>
+              </w:rPr>
+              <w:t>id_producto</w:t>
+            </w:r>
+            <w:proofErr w:type="spellEnd"/>
+          </w:p>
+        </w:tc>
+        <w:tc>
+          <w:tcPr>
+            <w:tcW w:w="0" w:type="auto"/>
+            <w:hideMark/>
+          </w:tcPr>
+          <w:p>
+            <w:pPr>
+              <w:pStyle w:val="textotablas"/>
+              <w:rPr>
+                <w:lang w:eastAsia="es-CO"/>
+              </w:rPr>
+            </w:pPr>
+            <w:r>
+              <w:rPr>
+                <w:bdr w:val="none" w:sz="0" w:space="0" w:color="auto" w:frame="1"/>
+                <w:lang w:eastAsia="es-CO"/>
+              </w:rPr>
+              <w:t>foto</w:t>
             </w:r>
           </w:p>
         </w:tc>
       </w:tr>
     </w:tbl>
-    <w:p>
-      <w:pPr>
+    <w:p/>
+    <w:p>
+      <w:pPr>
+        <w:pStyle w:val="Estilonotastabla"/>
         <w:ind w:firstLine="0"/>
+      </w:pPr>
+      <w:r>
         <w:rPr>
           <w:i/>
-          <w:iCs/>
-        </w:rPr>
-      </w:pPr>
-    </w:p>
-    <w:p>
-      <w:pPr>
-        <w:ind w:firstLine="0"/>
-      </w:pPr>
+        </w:rPr>
+        <w:t>Nota.</w:t>
+      </w:r>
+      <w:r>
+        <w:t xml:space="preserve"> PK = </w:t>
+      </w:r>
+      <w:proofErr w:type="spellStart"/>
       <w:r>
         <w:rPr>
           <w:i/>
-          <w:iCs/>
-        </w:rPr>
-        <w:t>Nota.</w:t>
-      </w:r>
-      <w:r>
-        <w:t xml:space="preserve"> Basado en los requerimientos de la Célula 1 (Equipo de Desarrollo Sazón, 2026). El acrónimo CRUD engloba las operaciones básicas de gestión de datos. La interoperabilidad se resuelve modelando la lógica de negocio en UML, pero materializando el acceso de forma desacoplada mediante objetos JSON en el navegador.</w:t>
-      </w:r>
-    </w:p>
-    <w:p>
-      <w:pPr>
-        <w:spacing w:after="160" w:line="278" w:lineRule="auto"/>
-        <w:ind w:firstLine="0"/>
-        <w:rPr>
-          <w:iCs/>
-          <w:kern w:val="0"/>
-          <w:szCs w:val="22"/>
-          <w14:ligatures w14:val="none"/>
-        </w:rPr>
-      </w:pPr>
-      <w:r>
-        <w:br w:type="page"/>
-      </w:r>
-    </w:p>
-    <w:p>
-      <w:pPr>
-        <w:pStyle w:val="Ttulo1"/>
-      </w:pPr>
-      <w:bookmarkStart w:id="6" w:name="_Toc241959169"/>
+        </w:rPr>
+        <w:t>Primary</w:t>
+      </w:r>
+      <w:proofErr w:type="spellEnd"/>
+      <w:r>
+        <w:rPr>
+          <w:i/>
+        </w:rPr>
+        <w:t xml:space="preserve"> Key</w:t>
+      </w:r>
+      <w:r>
+        <w:t xml:space="preserve"> (Clave primaria); FK = </w:t>
+      </w:r>
+      <w:r>
+        <w:rPr>
+          <w:i/>
+        </w:rPr>
+        <w:t>Foreign Key</w:t>
+      </w:r>
+      <w:r>
+        <w:t xml:space="preserve"> (Clave foránea). El guion (-) indica que la entidad no posee claves foráneas en su estructura. Esta tabla resume el esquema relacional del catálogo, detallando cómo se vinculan las variaciones de tamaño, imágenes, fabricantes y clasificaciones al producto principal.</w:t>
+      </w:r>
+    </w:p>
+    <w:p/>
+    <w:p>
+      <w:r>
+        <w:t xml:space="preserve">Las interacciones del modelo dictan que cada producto pertenece a una sola marca y a una sola categoría, pero un producto puede tener asociadas varias presentaciones y varias imágenes de manera simultánea. </w:t>
+      </w:r>
+    </w:p>
+    <w:p>
+      <w:pPr>
+        <w:pStyle w:val="Ttulo2"/>
+      </w:pPr>
+      <w:bookmarkStart w:id="24" w:name="_Toc242109742"/>
       <w:r>
         <w:lastRenderedPageBreak/>
-        <w:t>Objetivos</w:t>
-      </w:r>
-      <w:bookmarkEnd w:id="6"/>
-    </w:p>
-    <w:p>
-      <w:pPr>
-        <w:pStyle w:val="Ttulo2"/>
-      </w:pPr>
-    </w:p>
-    <w:p>
-      <w:pPr>
-        <w:pStyle w:val="Ttulo2"/>
-      </w:pPr>
-    </w:p>
-    <w:p>
-      <w:pPr>
-        <w:pStyle w:val="Ttulo2"/>
-      </w:pPr>
-    </w:p>
-    <w:p>
-      <w:pPr>
-        <w:pStyle w:val="Ttulo2"/>
-      </w:pPr>
-      <w:bookmarkStart w:id="7" w:name="_Toc241959170"/>
-      <w:r>
-        <w:t>Objetivo</w:t>
-      </w:r>
-      <w:r>
-        <w:t xml:space="preserve"> general</w:t>
-      </w:r>
-      <w:bookmarkEnd w:id="7"/>
-    </w:p>
-    <w:p>
-      <w:r>
-        <w:t xml:space="preserve">Diseñar la especificación de requisitos de la Célula 1, Catálogo de productos de Sazón, mediante la definición del alcance, los requisitos funcionales y no funcionales </w:t>
-      </w:r>
-      <w:r>
-        <w:rPr>
-          <w:b/>
-          <w:bCs/>
-        </w:rPr>
-        <w:t>y</w:t>
-      </w:r>
-      <w:r>
-        <w:t xml:space="preserve"> el modelo relacional de cinco tablas, para sustentar el desarrollo de un catálogo de productos y marcas de Grupo Nutresa que sirva de base de consulta a las demás células.</w:t>
-      </w:r>
-    </w:p>
-    <w:p/>
-    <w:p>
-      <w:pPr>
-        <w:pStyle w:val="Ttulo2"/>
-        <w:rPr>
-          <w:rFonts w:eastAsia="Times New Roman"/>
-          <w:lang w:eastAsia="es-CO"/>
-        </w:rPr>
-      </w:pPr>
-      <w:bookmarkStart w:id="8" w:name="_Toc241959171"/>
-      <w:r>
-        <w:rPr>
-          <w:rFonts w:eastAsia="Times New Roman"/>
-          <w:lang w:eastAsia="es-CO"/>
-        </w:rPr>
-        <w:t>Objetivos específicos</w:t>
-      </w:r>
-      <w:bookmarkEnd w:id="8"/>
-    </w:p>
-    <w:p>
-      <w:pPr>
-        <w:pStyle w:val="Prrafodelista"/>
-        <w:numPr>
-          <w:ilvl w:val="0"/>
-          <w:numId w:val="8"/>
-        </w:numPr>
-        <w:rPr>
-          <w:lang w:eastAsia="es-CO"/>
-        </w:rPr>
-      </w:pPr>
-      <w:r>
-        <w:rPr>
-          <w:lang w:eastAsia="es-CO"/>
-        </w:rPr>
-        <w:t xml:space="preserve">Documentar los requisitos funcionales y no funcionales del módulo, especificando el filtrado, la visualización y las operaciones CRUD gestionadas con </w:t>
-      </w:r>
-      <w:proofErr w:type="spellStart"/>
-      <w:r>
-        <w:rPr>
-          <w:lang w:eastAsia="es-CO"/>
-        </w:rPr>
-        <w:t>React</w:t>
-      </w:r>
-      <w:proofErr w:type="spellEnd"/>
-      <w:r>
-        <w:rPr>
-          <w:lang w:eastAsia="es-CO"/>
-        </w:rPr>
-        <w:t xml:space="preserve"> y Local Storage.</w:t>
-      </w:r>
-    </w:p>
-    <w:p>
-      <w:pPr>
-        <w:pStyle w:val="Prrafodelista"/>
-        <w:numPr>
-          <w:ilvl w:val="0"/>
-          <w:numId w:val="8"/>
-        </w:numPr>
-        <w:rPr>
-          <w:lang w:eastAsia="es-CO"/>
-        </w:rPr>
-      </w:pPr>
-      <w:r>
-        <w:rPr>
-          <w:lang w:eastAsia="es-CO"/>
-        </w:rPr>
-        <w:t>Elaborar el modelo relacional UML de cinco tablas para estructurar conceptualmente los datos de productos, marcas, clasificaciones, tamaños y fotografías.</w:t>
-      </w:r>
-    </w:p>
-    <w:p>
-      <w:pPr>
-        <w:pStyle w:val="Prrafodelista"/>
-        <w:numPr>
-          <w:ilvl w:val="0"/>
-          <w:numId w:val="8"/>
-        </w:numPr>
-        <w:rPr>
-          <w:lang w:eastAsia="es-CO"/>
-        </w:rPr>
-      </w:pPr>
-      <w:r>
-        <w:rPr>
-          <w:lang w:eastAsia="es-CO"/>
-        </w:rPr>
-        <w:t>Definir la estructura de los datos en formato JSON para asegurar la interoperabilidad del catálogo, sirviendo como maestro de productos de consulta local para las demás células.</w:t>
-      </w:r>
-    </w:p>
-    <w:p>
-      <w:pPr>
-        <w:spacing w:after="160" w:line="278" w:lineRule="auto"/>
-        <w:ind w:firstLine="0"/>
-        <w:rPr>
-          <w:lang w:eastAsia="es-CO"/>
-        </w:rPr>
-      </w:pPr>
-      <w:r>
-        <w:rPr>
-          <w:lang w:eastAsia="es-CO"/>
-        </w:rPr>
-        <w:br w:type="page"/>
-      </w:r>
-    </w:p>
-    <w:p>
-      <w:pPr>
-        <w:pStyle w:val="Ttulo1"/>
-        <w:rPr>
-          <w:rFonts w:cs="Times New Roman"/>
-          <w:szCs w:val="24"/>
-        </w:rPr>
-      </w:pPr>
-      <w:bookmarkStart w:id="9" w:name="_Toc241959172"/>
-      <w:r>
-        <w:rPr>
-          <w:rFonts w:cs="Times New Roman"/>
-          <w:szCs w:val="24"/>
-        </w:rPr>
-        <w:lastRenderedPageBreak/>
-        <w:t>Alcance</w:t>
-      </w:r>
-      <w:bookmarkEnd w:id="9"/>
-    </w:p>
-    <w:p>
-      <w:pPr>
-        <w:rPr>
-          <w:rFonts w:cs="Times New Roman"/>
-        </w:rPr>
-      </w:pPr>
-    </w:p>
-    <w:p>
-      <w:pPr>
-        <w:rPr>
-          <w:rFonts w:cs="Times New Roman"/>
-        </w:rPr>
-      </w:pPr>
-    </w:p>
-    <w:p>
-      <w:pPr>
-        <w:rPr>
-          <w:rFonts w:cs="Times New Roman"/>
-        </w:rPr>
-      </w:pPr>
-    </w:p>
-    <w:p>
-      <w:pPr>
-        <w:pStyle w:val="Ttulo2"/>
-        <w:rPr>
-          <w:rFonts w:cs="Times New Roman"/>
-        </w:rPr>
-      </w:pPr>
-      <w:bookmarkStart w:id="10" w:name="_Toc241959173"/>
-      <w:r>
-        <w:t>Inclusiones</w:t>
-      </w:r>
-      <w:bookmarkEnd w:id="10"/>
-    </w:p>
-    <w:p>
-      <w:pPr>
-        <w:pStyle w:val="Estilonotastabla"/>
-      </w:pPr>
-      <w:r>
-        <w:t>El desarrollo del "Catálogo de Productos Nutresa" abarca la construcción funcional y técnica de extremo a extremo de las siguientes características y componentes:</w:t>
-      </w:r>
-    </w:p>
-    <w:p>
-      <w:pPr>
-        <w:pStyle w:val="Estilonotastabla"/>
-        <w:numPr>
-          <w:ilvl w:val="0"/>
-          <w:numId w:val="14"/>
-        </w:numPr>
-      </w:pPr>
-      <w:r>
-        <w:rPr>
-          <w:b/>
-          <w:bCs/>
-        </w:rPr>
-        <w:t>Diseño y Persistencia de Datos:</w:t>
-      </w:r>
-      <w:r>
-        <w:t xml:space="preserve"> </w:t>
-      </w:r>
-    </w:p>
-    <w:p>
-      <w:pPr>
-        <w:pStyle w:val="Estilonotastabla"/>
-      </w:pPr>
-      <w:r>
-        <w:t>Modelado e implementación de un modelo relacional estricto de exactamente cinco tablas de negocio dentro de la base de datos compartida del proyecto.</w:t>
-      </w:r>
-    </w:p>
-    <w:p>
-      <w:pPr>
-        <w:pStyle w:val="Estilonotastabla"/>
-      </w:pPr>
-      <w:r>
-        <w:t>Soporte estructural para dar de alta productos, asignarles una marca, clasificación, tamaños o presentaciones, y múltiples fotografías, así como permitir su edición o remoción del catálogo.</w:t>
-      </w:r>
-    </w:p>
-    <w:p>
-      <w:pPr>
-        <w:pStyle w:val="Estilonotastabla"/>
-        <w:numPr>
-          <w:ilvl w:val="0"/>
-          <w:numId w:val="14"/>
-        </w:numPr>
-      </w:pPr>
-      <w:r>
-        <w:rPr>
-          <w:b/>
-          <w:bCs/>
-        </w:rPr>
-        <w:t xml:space="preserve">Lógica de Negocio y </w:t>
-      </w:r>
-      <w:proofErr w:type="spellStart"/>
-      <w:r>
-        <w:rPr>
-          <w:b/>
-          <w:bCs/>
-        </w:rPr>
-        <w:t>Backend</w:t>
-      </w:r>
-      <w:proofErr w:type="spellEnd"/>
-      <w:r>
-        <w:rPr>
-          <w:b/>
-          <w:bCs/>
-        </w:rPr>
-        <w:t xml:space="preserve"> (Spring Boot):</w:t>
-      </w:r>
-    </w:p>
-    <w:p>
-      <w:pPr>
-        <w:pStyle w:val="Estilonotastabla"/>
-      </w:pPr>
-      <w:r>
-        <w:t>Desarrollo de una API REST que exponga las operaciones CRUD (Crear, Leer, Actualizar, Eliminar) requeridas para la gestión de productos, marcas y categorías.</w:t>
-      </w:r>
-    </w:p>
-    <w:p>
-      <w:pPr>
-        <w:pStyle w:val="Estilonotastabla"/>
-      </w:pPr>
-      <w:r>
-        <w:t>Implementación de la lógica necesaria para la carga, procesamiento y gestión de imágenes de los productos.</w:t>
-      </w:r>
-    </w:p>
-    <w:p>
-      <w:pPr>
-        <w:pStyle w:val="Estilonotastabla"/>
-      </w:pPr>
-      <w:r>
-        <w:t>Desarrollo de algoritmos de búsqueda multicriterio y paginación de resultados.</w:t>
-      </w:r>
-    </w:p>
-    <w:p>
-      <w:pPr>
-        <w:pStyle w:val="Estilonotastabla"/>
-      </w:pPr>
-      <w:r>
-        <w:lastRenderedPageBreak/>
-        <w:t>Disposición de un</w:t>
-      </w:r>
-      <w:r>
-        <w:t xml:space="preserve"> </w:t>
-      </w:r>
-      <w:proofErr w:type="spellStart"/>
-      <w:r>
-        <w:t>endpoint</w:t>
-      </w:r>
-      <w:proofErr w:type="spellEnd"/>
-      <w:r>
-        <w:t xml:space="preserve"> de consulta maestro unificado, el cual está diseñado específicamente para ser consumido por el resto de los módulos del recetario.</w:t>
-      </w:r>
-    </w:p>
-    <w:p>
-      <w:pPr>
-        <w:pStyle w:val="Estilonotastabla"/>
-        <w:numPr>
-          <w:ilvl w:val="0"/>
-          <w:numId w:val="14"/>
-        </w:numPr>
-      </w:pPr>
-      <w:r>
-        <w:rPr>
-          <w:b/>
-          <w:bCs/>
-        </w:rPr>
-        <w:t xml:space="preserve">Interfaz de Usuario y </w:t>
-      </w:r>
-      <w:proofErr w:type="spellStart"/>
-      <w:r>
-        <w:rPr>
-          <w:b/>
-          <w:bCs/>
-        </w:rPr>
-        <w:t>Frontend</w:t>
-      </w:r>
-      <w:proofErr w:type="spellEnd"/>
-      <w:r>
-        <w:rPr>
-          <w:b/>
-          <w:bCs/>
-        </w:rPr>
-        <w:t xml:space="preserve"> (</w:t>
-      </w:r>
-      <w:proofErr w:type="spellStart"/>
-      <w:r>
-        <w:rPr>
-          <w:b/>
-          <w:bCs/>
-        </w:rPr>
-        <w:t>React</w:t>
-      </w:r>
-      <w:proofErr w:type="spellEnd"/>
-      <w:r>
-        <w:rPr>
-          <w:b/>
-          <w:bCs/>
-        </w:rPr>
-        <w:t>):</w:t>
-      </w:r>
-    </w:p>
-    <w:p>
-      <w:r>
-        <w:t>Desarrollo de una vitrina principal interactiva para la exhibición del catálogo. Implementación de un sistema de filtros dinámico que permita a los usuarios localizar productos según su marca, categoría y presentación.</w:t>
-      </w:r>
-    </w:p>
-    <w:p>
-      <w:r>
-        <w:t>Construcción de una vista de ficha de producto detallada que exponga de manera clara la imagen, la descripción del ítem y las recetas asociadas donde este hace aparición.</w:t>
-      </w:r>
-    </w:p>
-    <w:p>
-      <w:pPr>
-        <w:pStyle w:val="Estilonotastabla"/>
-        <w:numPr>
-          <w:ilvl w:val="0"/>
-          <w:numId w:val="14"/>
-        </w:numPr>
-      </w:pPr>
-      <w:r>
-        <w:rPr>
-          <w:b/>
-          <w:bCs/>
-        </w:rPr>
-        <w:t>Integración y Arquitectura Institucional:</w:t>
-      </w:r>
-    </w:p>
-    <w:p>
-      <w:r>
-        <w:t>Integración obligatoria con el módulo transversal de "Usuarios y Autenticación" (Módulo 00).</w:t>
-      </w:r>
-    </w:p>
-    <w:p>
-      <w:pPr>
-        <w:pStyle w:val="Estilonotastabla"/>
-      </w:pPr>
-      <w:r>
-        <w:t xml:space="preserve">Implementación de validaciones a través del token JWT para proteger </w:t>
-      </w:r>
-      <w:r>
-        <w:t xml:space="preserve">los </w:t>
-      </w:r>
-      <w:proofErr w:type="spellStart"/>
-      <w:r>
-        <w:t>endpoints</w:t>
-      </w:r>
-      <w:proofErr w:type="spellEnd"/>
-      <w:r>
-        <w:t xml:space="preserve"> del catálogo (como la creación o edición de productos), respetando el contrato JSON y el sistema de diseño visual (Kit de marca) estipulado para el proyecto.</w:t>
-      </w:r>
-    </w:p>
-    <w:p>
-      <w:pPr>
-        <w:pStyle w:val="Ttulo2"/>
-        <w:rPr>
-          <w:rFonts w:eastAsia="Calibri" w:cs="Times New Roman"/>
-          <w:color w:val="000000"/>
-          <w:szCs w:val="22"/>
-        </w:rPr>
-      </w:pPr>
-      <w:bookmarkStart w:id="11" w:name="_Toc241959174"/>
-      <w:r>
-        <w:rPr>
-          <w:rFonts w:eastAsia="Times New Roman"/>
-        </w:rPr>
-        <w:t>Exclusiones</w:t>
-      </w:r>
-      <w:bookmarkEnd w:id="11"/>
-    </w:p>
-    <w:p>
-      <w:pPr>
-        <w:pStyle w:val="Estilonotastabla"/>
-      </w:pPr>
-      <w:r>
-        <w:t xml:space="preserve">Con el objetivo de mantener </w:t>
+        <w:t xml:space="preserve">Arquitectura de </w:t>
       </w:r>
       <w:proofErr w:type="gramStart"/>
       <w:r>
-        <w:t>la modularidad</w:t>
+        <w:t>D</w:t>
+      </w:r>
+      <w:r>
+        <w:t>atos(</w:t>
       </w:r>
       <w:proofErr w:type="gramEnd"/>
       <w:r>
-        <w:t xml:space="preserve"> y respetar la división de trabajo entre las células del proyecto, se delimita que las siguientes características no forman parte de los entregables de este módulo:</w:t>
-      </w:r>
-    </w:p>
-    <w:p>
-      <w:pPr>
-        <w:pStyle w:val="Estilonotastabla"/>
-        <w:numPr>
-          <w:ilvl w:val="0"/>
-          <w:numId w:val="14"/>
-        </w:numPr>
-      </w:pPr>
-      <w:r>
-        <w:rPr>
-          <w:b/>
-          <w:bCs/>
-        </w:rPr>
-        <w:t>Autenticación y administración de usuarios.</w:t>
-      </w:r>
-      <w:r>
-        <w:t xml:space="preserve"> El registro de usuarios, la gestión de sesiones, la recuperación de contraseñas y la asignación de roles son responsabilidad exclusiva del Módulo Común de Usuarios (Lote 00).</w:t>
-      </w:r>
-    </w:p>
-    <w:p>
-      <w:pPr>
-        <w:pStyle w:val="Estilonotastabla"/>
-        <w:numPr>
-          <w:ilvl w:val="0"/>
-          <w:numId w:val="14"/>
-        </w:numPr>
-      </w:pPr>
-    </w:p>
-    <w:p>
-      <w:pPr>
-        <w:pStyle w:val="Estilonotastabla"/>
-        <w:numPr>
-          <w:ilvl w:val="0"/>
-          <w:numId w:val="14"/>
-        </w:numPr>
-      </w:pPr>
-      <w:r>
-        <w:rPr>
-          <w:b/>
-          <w:bCs/>
-        </w:rPr>
-        <w:t>Creación y edición de recetas.</w:t>
-      </w:r>
-      <w:r>
-        <w:t xml:space="preserve"> La estructuración de preparaciones paso a paso, la definición de tiempos de cocción y la publicación de recetas corresponden a la Célula 2 (Recetario y Contenido).</w:t>
-      </w:r>
-    </w:p>
-    <w:p>
-      <w:pPr>
-        <w:pStyle w:val="Estilonotastabla"/>
-        <w:numPr>
-          <w:ilvl w:val="0"/>
-          <w:numId w:val="14"/>
-        </w:numPr>
-      </w:pPr>
-      <w:r>
-        <w:rPr>
-          <w:b/>
-          <w:bCs/>
-        </w:rPr>
-        <w:t>Motor de coincidencia de despensa.</w:t>
-      </w:r>
-      <w:r>
-        <w:t xml:space="preserve"> La lógica para calcular el porcentaje de ingredientes disponibles en el hogar del usuario y la sugerencia de recetas con base en insumos existentes pertenecen a la Célula 3 (Despensa Virtual y Sugerencias).</w:t>
-      </w:r>
-    </w:p>
-    <w:p>
-      <w:pPr>
-        <w:pStyle w:val="Estilonotastabla"/>
-        <w:numPr>
-          <w:ilvl w:val="0"/>
-          <w:numId w:val="14"/>
-        </w:numPr>
-      </w:pPr>
-      <w:r>
-        <w:rPr>
-          <w:b/>
-          <w:bCs/>
-        </w:rPr>
-        <w:t>Cálculos y perfiles nutricionales.</w:t>
-      </w:r>
-      <w:r>
-        <w:t xml:space="preserve"> El desglose de aportes calóricos, la validación de restricciones alimentarias y la generación de etiquetas o semáforos nutricionales corresponden a la Célula 4 (Nutrición y Perfiles Alimentarios).</w:t>
-      </w:r>
-    </w:p>
-    <w:p>
-      <w:pPr>
-        <w:pStyle w:val="Estilonotastabla"/>
-        <w:numPr>
-          <w:ilvl w:val="0"/>
-          <w:numId w:val="14"/>
-        </w:numPr>
-      </w:pPr>
-      <w:r>
-        <w:rPr>
-          <w:b/>
-          <w:bCs/>
-        </w:rPr>
-        <w:t>Planificación de menús y lista de compras.</w:t>
-      </w:r>
-      <w:r>
-        <w:t xml:space="preserve"> La adición de platos a un calendario semanal y la consolidación de listas de mercado son administradas por la Célula 5 (Planificador de Menús).</w:t>
-      </w:r>
-    </w:p>
-    <w:p>
-      <w:pPr>
-        <w:pStyle w:val="Estilonotastabla"/>
-        <w:numPr>
-          <w:ilvl w:val="0"/>
-          <w:numId w:val="14"/>
-        </w:numPr>
-      </w:pPr>
-      <w:r>
-        <w:rPr>
-          <w:b/>
-          <w:bCs/>
-        </w:rPr>
-        <w:t>Pasarela de pago y comercio electrónico.</w:t>
-      </w:r>
-      <w:r>
-        <w:t xml:space="preserve"> El sistema no contempla transacciones monetarias, procesamiento de tarjetas de crédito, carritos de compra ni envíos a domicilio</w:t>
-      </w:r>
-      <w:r>
-        <w:t>.</w:t>
-      </w:r>
-    </w:p>
-    <w:p>
-      <w:pPr>
-        <w:pStyle w:val="Estilonotastabla"/>
-        <w:rPr>
-          <w:rFonts w:cs="Times New Roman"/>
-        </w:rPr>
-      </w:pPr>
-    </w:p>
-    <w:p>
-      <w:pPr>
-        <w:rPr>
-          <w:rFonts w:cs="Times New Roman"/>
-        </w:rPr>
-      </w:pPr>
-      <w:r>
-        <w:rPr>
-          <w:rFonts w:cs="Times New Roman"/>
-        </w:rPr>
-        <w:br w:type="page"/>
-      </w:r>
+        <w:t>modelo relacional)</w:t>
+      </w:r>
+      <w:bookmarkEnd w:id="24"/>
     </w:p>
     <w:p>
       <w:pPr>
         <w:keepNext/>
-        <w:keepLines/>
-        <w:jc w:val="center"/>
-        <w:outlineLvl w:val="0"/>
-        <w:rPr>
-          <w:rFonts w:eastAsia="Times New Roman" w:cs="Times New Roman"/>
-          <w:b/>
-          <w:color w:val="000000"/>
-          <w:szCs w:val="32"/>
-          <w:lang w:eastAsia="es-CO"/>
-        </w:rPr>
-      </w:pPr>
-      <w:bookmarkStart w:id="12" w:name="_Toc241959175"/>
-      <w:r>
-        <w:rPr>
-          <w:rFonts w:eastAsia="Times New Roman" w:cs="Times New Roman"/>
-          <w:b/>
-          <w:color w:val="000000"/>
-          <w:szCs w:val="32"/>
-          <w:lang w:eastAsia="es-CO"/>
-        </w:rPr>
-        <w:lastRenderedPageBreak/>
-        <w:t>Especificación de requisitos</w:t>
-      </w:r>
-      <w:bookmarkEnd w:id="12"/>
-    </w:p>
-    <w:p>
-      <w:pPr>
-        <w:keepNext/>
-        <w:keepLines/>
-        <w:jc w:val="center"/>
-        <w:outlineLvl w:val="0"/>
-        <w:rPr>
-          <w:rFonts w:eastAsia="Times New Roman" w:cs="Times New Roman"/>
-          <w:b/>
-          <w:color w:val="000000"/>
-          <w:szCs w:val="32"/>
-          <w:lang w:eastAsia="es-CO"/>
-        </w:rPr>
-      </w:pPr>
-    </w:p>
-    <w:p>
-      <w:pPr>
-        <w:keepNext/>
-        <w:keepLines/>
-        <w:jc w:val="center"/>
-        <w:outlineLvl w:val="0"/>
-        <w:rPr>
-          <w:rFonts w:eastAsia="Times New Roman" w:cs="Times New Roman"/>
-          <w:b/>
-          <w:color w:val="000000"/>
-          <w:szCs w:val="32"/>
-          <w:lang w:eastAsia="es-CO"/>
-        </w:rPr>
-      </w:pPr>
-    </w:p>
-    <w:p>
-      <w:pPr>
-        <w:keepNext/>
-        <w:keepLines/>
-        <w:jc w:val="center"/>
-        <w:outlineLvl w:val="0"/>
-        <w:rPr>
-          <w:rFonts w:eastAsia="Times New Roman" w:cs="Times New Roman"/>
-          <w:b/>
-          <w:color w:val="000000"/>
-          <w:szCs w:val="32"/>
-          <w:lang w:eastAsia="es-CO"/>
-        </w:rPr>
-      </w:pPr>
-    </w:p>
-    <w:p>
-      <w:pPr>
-        <w:pStyle w:val="Ttulo2"/>
-        <w:rPr>
-          <w:lang w:eastAsia="es-CO"/>
-        </w:rPr>
-      </w:pPr>
-      <w:bookmarkStart w:id="13" w:name="_Toc241959176"/>
-      <w:r>
-        <w:rPr>
-          <w:lang w:eastAsia="es-CO"/>
-        </w:rPr>
-        <w:t>Requisitos funcionales:</w:t>
-      </w:r>
-      <w:bookmarkEnd w:id="13"/>
-      <w:r>
-        <w:rPr>
-          <w:lang w:eastAsia="es-CO"/>
-        </w:rPr>
-        <w:t xml:space="preserve"> </w:t>
-      </w:r>
-    </w:p>
-    <w:p>
-      <w:pPr>
-        <w:rPr>
-          <w:lang w:eastAsia="es-CO"/>
-        </w:rPr>
-      </w:pPr>
-      <w:r>
-        <w:rPr>
-          <w:lang w:eastAsia="es-CO"/>
-        </w:rPr>
-        <w:t xml:space="preserve">Para el módulo del catálogo de productos de la plataforma Sazón, se establecen los siguientes requisitos funcionales enfocados en las operaciones CRUD, la interfaz en </w:t>
-      </w:r>
-      <w:proofErr w:type="spellStart"/>
-      <w:r>
-        <w:rPr>
-          <w:lang w:eastAsia="es-CO"/>
-        </w:rPr>
-        <w:t>React</w:t>
-      </w:r>
-      <w:proofErr w:type="spellEnd"/>
-      <w:r>
-        <w:rPr>
-          <w:lang w:eastAsia="es-CO"/>
-        </w:rPr>
-        <w:t xml:space="preserve"> y el almacenamiento del cliente:</w:t>
-      </w:r>
-    </w:p>
-    <w:p>
-      <w:pPr>
-        <w:numPr>
-          <w:ilvl w:val="0"/>
-          <w:numId w:val="17"/>
-        </w:numPr>
-        <w:rPr>
-          <w:lang w:eastAsia="es-CO"/>
-        </w:rPr>
-      </w:pPr>
-      <w:r>
-        <w:rPr>
-          <w:lang w:eastAsia="es-CO"/>
-        </w:rPr>
-        <w:t xml:space="preserve">El sistema debe permitir dar de alta un producto nuevo, registrando la información sobre qué producto es, de qué marca, en qué tamaños viene y con qué fotos. </w:t>
-      </w:r>
-    </w:p>
-    <w:p>
-      <w:pPr>
-        <w:numPr>
-          <w:ilvl w:val="0"/>
-          <w:numId w:val="17"/>
-        </w:numPr>
-        <w:rPr>
-          <w:lang w:eastAsia="es-CO"/>
-        </w:rPr>
-      </w:pPr>
-      <w:r>
-        <w:rPr>
-          <w:lang w:eastAsia="es-CO"/>
-        </w:rPr>
-        <w:t xml:space="preserve">El sistema debe permitir editar la información de un producto existente en el catálogo. </w:t>
-      </w:r>
-    </w:p>
-    <w:p>
-      <w:pPr>
-        <w:numPr>
-          <w:ilvl w:val="0"/>
-          <w:numId w:val="17"/>
-        </w:numPr>
-        <w:rPr>
-          <w:lang w:eastAsia="es-CO"/>
-        </w:rPr>
-      </w:pPr>
-      <w:r>
-        <w:rPr>
-          <w:lang w:eastAsia="es-CO"/>
-        </w:rPr>
-        <w:t xml:space="preserve">El sistema debe permitir sacar o dar de baja un producto del catálogo cuando este ya no aplique. </w:t>
-      </w:r>
-    </w:p>
-    <w:p>
-      <w:pPr>
-        <w:numPr>
-          <w:ilvl w:val="0"/>
-          <w:numId w:val="17"/>
-        </w:numPr>
-        <w:rPr>
-          <w:lang w:eastAsia="es-CO"/>
-        </w:rPr>
-      </w:pPr>
-      <w:r>
-        <w:rPr>
-          <w:lang w:eastAsia="es-CO"/>
-        </w:rPr>
-        <w:t xml:space="preserve">La interfaz debe incluir características de filtrado que permitan realizar búsquedas flexibles de productos por marca, categoría, tamaño o nombre. </w:t>
-      </w:r>
-    </w:p>
-    <w:p>
-      <w:pPr>
-        <w:numPr>
-          <w:ilvl w:val="0"/>
-          <w:numId w:val="17"/>
-        </w:numPr>
-        <w:rPr>
-          <w:lang w:eastAsia="es-CO"/>
-        </w:rPr>
-      </w:pPr>
-      <w:r>
-        <w:rPr>
-          <w:lang w:eastAsia="es-CO"/>
-        </w:rPr>
-        <w:t>El aplicativo debe implementar el uso de Local Storage en el navegador web para retener temporalmente los criterios de búsqueda, los filtros aplicados o la información de sesión, evitando que el usuario pierda su contexto al recargar la página.</w:t>
-      </w:r>
-    </w:p>
-    <w:p>
-      <w:pPr>
-        <w:ind w:firstLine="0"/>
-        <w:rPr>
-          <w:lang w:eastAsia="es-CO"/>
-        </w:rPr>
-      </w:pPr>
-    </w:p>
-    <w:p>
-      <w:pPr>
-        <w:ind w:firstLine="0"/>
-        <w:rPr>
-          <w:lang w:eastAsia="es-CO"/>
-        </w:rPr>
-      </w:pPr>
-    </w:p>
-    <w:p>
-      <w:pPr>
-        <w:ind w:firstLine="0"/>
-        <w:rPr>
-          <w:lang w:eastAsia="es-CO"/>
-        </w:rPr>
-      </w:pPr>
-    </w:p>
-    <w:p>
-      <w:pPr>
-        <w:ind w:firstLine="0"/>
-        <w:rPr>
-          <w:lang w:eastAsia="es-CO"/>
-        </w:rPr>
-      </w:pPr>
-    </w:p>
-    <w:p>
-      <w:pPr>
-        <w:pStyle w:val="Ttulo2"/>
-        <w:rPr>
-          <w:rFonts w:eastAsia="Times New Roman"/>
-          <w:lang w:eastAsia="es-CO"/>
-        </w:rPr>
-      </w:pPr>
-      <w:bookmarkStart w:id="14" w:name="_Toc241959177"/>
-      <w:r>
-        <w:rPr>
-          <w:rFonts w:eastAsia="Times New Roman"/>
-          <w:lang w:eastAsia="es-CO"/>
-        </w:rPr>
-        <w:lastRenderedPageBreak/>
-        <w:t>Requisitos No Funcionales</w:t>
-      </w:r>
-      <w:bookmarkEnd w:id="14"/>
-    </w:p>
-    <w:p>
-      <w:pPr>
-        <w:pStyle w:val="Prrafodelista"/>
-        <w:numPr>
-          <w:ilvl w:val="0"/>
-          <w:numId w:val="19"/>
-        </w:numPr>
-        <w:rPr>
-          <w:lang w:eastAsia="es-CO"/>
-        </w:rPr>
-      </w:pPr>
-      <w:r>
-        <w:rPr>
-          <w:bCs/>
-          <w:lang w:eastAsia="es-CO"/>
-        </w:rPr>
-        <w:t>Integridad de Datos:</w:t>
-      </w:r>
-      <w:r>
-        <w:rPr>
-          <w:lang w:eastAsia="es-CO"/>
-        </w:rPr>
-        <w:t xml:space="preserve"> La base de datos debe mantener una estricta integridad referencial entre todas las tablas mediante el uso de claves foráneas (FK), garantizando que existan cero datos duplicados de marca o categoría. </w:t>
-      </w:r>
-    </w:p>
-    <w:p>
-      <w:pPr>
-        <w:pStyle w:val="Prrafodelista"/>
-        <w:numPr>
-          <w:ilvl w:val="0"/>
-          <w:numId w:val="19"/>
-        </w:numPr>
-        <w:rPr>
-          <w:lang w:eastAsia="es-CO"/>
-        </w:rPr>
-      </w:pPr>
-      <w:r>
-        <w:rPr>
-          <w:bCs/>
-          <w:lang w:eastAsia="es-CO"/>
-        </w:rPr>
-        <w:t>Escalabilidad de la Base de Datos:</w:t>
-      </w:r>
-      <w:r>
-        <w:rPr>
-          <w:lang w:eastAsia="es-CO"/>
-        </w:rPr>
-        <w:t xml:space="preserve"> La estructura de almacenamiento central debe ser altamente escalable mediante la eliminación de redundancias y grupos repetidos, asegurando que cada valor atómico (como múltiples tamaños o fotos de un producto) ocupe su propia fila en lugar de amontonarse en una sola celda. </w:t>
-      </w:r>
-    </w:p>
-    <w:p>
-      <w:pPr>
-        <w:pStyle w:val="Prrafodelista"/>
-        <w:numPr>
-          <w:ilvl w:val="0"/>
-          <w:numId w:val="19"/>
-        </w:numPr>
-        <w:rPr>
-          <w:lang w:eastAsia="es-CO"/>
-        </w:rPr>
-      </w:pPr>
-      <w:r>
-        <w:rPr>
-          <w:bCs/>
-          <w:lang w:eastAsia="es-CO"/>
-        </w:rPr>
-        <w:t xml:space="preserve">Rendimiento y Optimización </w:t>
-      </w:r>
-      <w:proofErr w:type="spellStart"/>
-      <w:r>
-        <w:rPr>
-          <w:bCs/>
-          <w:lang w:eastAsia="es-CO"/>
-        </w:rPr>
-        <w:t>Frontend</w:t>
-      </w:r>
-      <w:proofErr w:type="spellEnd"/>
-      <w:r>
-        <w:rPr>
-          <w:bCs/>
-          <w:lang w:eastAsia="es-CO"/>
-        </w:rPr>
-        <w:t>:</w:t>
-      </w:r>
-      <w:r>
-        <w:rPr>
-          <w:lang w:eastAsia="es-CO"/>
-        </w:rPr>
-        <w:t xml:space="preserve"> El cliente web debe aprovechar el Local Storage para almacenar en caché respuestas frecuentes del catálogo, optimizando los tiempos de carga de los componentes y reduciendo el consumo de ancho de banda y la cantidad de peticiones repetitivas al servidor.</w:t>
-      </w:r>
-    </w:p>
-    <w:p>
-      <w:pPr>
-        <w:spacing w:after="160" w:line="278" w:lineRule="auto"/>
-        <w:ind w:firstLine="0"/>
-        <w:rPr>
-          <w:rFonts w:eastAsia="Times New Roman" w:cs="Times New Roman"/>
-          <w:b/>
-          <w:color w:val="000000"/>
-          <w:szCs w:val="32"/>
-          <w:lang w:eastAsia="es-CO"/>
-        </w:rPr>
-      </w:pPr>
-    </w:p>
-    <w:p>
-      <w:pPr>
-        <w:spacing w:after="160" w:line="278" w:lineRule="auto"/>
-        <w:ind w:firstLine="0"/>
-        <w:rPr>
-          <w:rFonts w:eastAsia="Times New Roman" w:cs="Times New Roman"/>
-          <w:b/>
-          <w:color w:val="000000"/>
-          <w:szCs w:val="32"/>
-          <w:lang w:eastAsia="es-CO"/>
-        </w:rPr>
-      </w:pPr>
-      <w:r>
-        <w:rPr>
-          <w:rFonts w:eastAsia="Times New Roman" w:cs="Times New Roman"/>
-          <w:b/>
-          <w:color w:val="000000"/>
-          <w:szCs w:val="32"/>
-          <w:lang w:eastAsia="es-CO"/>
-        </w:rPr>
-        <w:br w:type="page"/>
-      </w:r>
-    </w:p>
-    <w:p>
-      <w:pPr>
-        <w:keepNext/>
-        <w:keepLines/>
-        <w:jc w:val="center"/>
-        <w:outlineLvl w:val="0"/>
-        <w:rPr>
-          <w:rFonts w:eastAsia="Times New Roman" w:cs="Times New Roman"/>
-          <w:b/>
-          <w:color w:val="000000"/>
-          <w:szCs w:val="32"/>
-          <w:lang w:eastAsia="es-CO"/>
-        </w:rPr>
-      </w:pPr>
-      <w:bookmarkStart w:id="15" w:name="_Toc241959178"/>
-      <w:r>
-        <w:rPr>
-          <w:rFonts w:eastAsia="Times New Roman" w:cs="Times New Roman"/>
-          <w:b/>
-          <w:color w:val="000000"/>
-          <w:szCs w:val="32"/>
-          <w:lang w:eastAsia="es-CO"/>
-        </w:rPr>
-        <w:lastRenderedPageBreak/>
-        <w:t>Stack Tecnológico</w:t>
-      </w:r>
-      <w:bookmarkEnd w:id="15"/>
-    </w:p>
-    <w:p>
-      <w:pPr>
-        <w:rPr>
-          <w:rFonts w:eastAsia="Calibri" w:cs="Times New Roman"/>
-          <w:color w:val="000000"/>
-          <w:szCs w:val="22"/>
-          <w:lang w:eastAsia="es-CO"/>
-        </w:rPr>
-      </w:pPr>
-    </w:p>
-    <w:p>
-      <w:pPr>
-        <w:rPr>
-          <w:rFonts w:eastAsia="Calibri" w:cs="Times New Roman"/>
-          <w:color w:val="000000"/>
-          <w:szCs w:val="22"/>
-          <w:lang w:eastAsia="es-CO"/>
-        </w:rPr>
-      </w:pPr>
-    </w:p>
-    <w:p>
-      <w:pPr>
-        <w:rPr>
-          <w:rFonts w:eastAsia="Calibri" w:cs="Times New Roman"/>
-          <w:color w:val="000000"/>
-          <w:szCs w:val="22"/>
-          <w:lang w:eastAsia="es-CO"/>
-        </w:rPr>
-      </w:pPr>
-    </w:p>
-    <w:p>
-      <w:pPr>
-        <w:rPr>
-          <w:rFonts w:eastAsia="Calibri" w:cs="Times New Roman"/>
-          <w:color w:val="000000"/>
-          <w:szCs w:val="22"/>
-          <w:lang w:eastAsia="es-CO"/>
-        </w:rPr>
-      </w:pPr>
-      <w:r>
-        <w:rPr>
-          <w:rFonts w:eastAsia="Calibri" w:cs="Times New Roman"/>
-          <w:color w:val="000000"/>
-          <w:szCs w:val="22"/>
-          <w:lang w:eastAsia="es-CO"/>
-        </w:rPr>
-        <w:t>La solución full-</w:t>
-      </w:r>
-      <w:proofErr w:type="spellStart"/>
-      <w:r>
-        <w:rPr>
-          <w:rFonts w:eastAsia="Calibri" w:cs="Times New Roman"/>
-          <w:color w:val="000000"/>
-          <w:szCs w:val="22"/>
-          <w:lang w:eastAsia="es-CO"/>
-        </w:rPr>
-        <w:t>stack</w:t>
-      </w:r>
-      <w:proofErr w:type="spellEnd"/>
-      <w:r>
-        <w:rPr>
-          <w:rFonts w:eastAsia="Calibri" w:cs="Times New Roman"/>
-          <w:color w:val="000000"/>
-          <w:szCs w:val="22"/>
-          <w:lang w:eastAsia="es-CO"/>
-        </w:rPr>
-        <w:t xml:space="preserve"> para el </w:t>
-      </w:r>
-      <w:r>
-        <w:rPr>
-          <w:rFonts w:eastAsia="Calibri" w:cs="Times New Roman"/>
-          <w:b/>
-          <w:bCs/>
-          <w:color w:val="000000"/>
-          <w:szCs w:val="22"/>
-          <w:lang w:eastAsia="es-CO"/>
-        </w:rPr>
-        <w:t>Catálogo de Productos Nutresa</w:t>
-      </w:r>
-      <w:r>
-        <w:rPr>
-          <w:rFonts w:eastAsia="Calibri" w:cs="Times New Roman"/>
-          <w:color w:val="000000"/>
-          <w:szCs w:val="22"/>
-          <w:lang w:eastAsia="es-CO"/>
-        </w:rPr>
-        <w:t xml:space="preserve"> se desarrolla sobre una arquitectura distribuida basada en API REST y desacoplada, articulada de la siguiente manera:</w:t>
-      </w:r>
-    </w:p>
-    <w:p>
-      <w:pPr>
-        <w:pStyle w:val="Ttulo2"/>
-        <w:rPr>
-          <w:rFonts w:eastAsia="Times New Roman"/>
-          <w:lang w:eastAsia="es-CO"/>
-        </w:rPr>
-      </w:pPr>
-      <w:bookmarkStart w:id="16" w:name="_Toc241959179"/>
-      <w:proofErr w:type="spellStart"/>
-      <w:r>
-        <w:rPr>
-          <w:rFonts w:eastAsia="Times New Roman"/>
-          <w:lang w:eastAsia="es-CO"/>
-        </w:rPr>
-        <w:t>Frontend</w:t>
-      </w:r>
-      <w:proofErr w:type="spellEnd"/>
-      <w:r>
-        <w:rPr>
-          <w:rFonts w:eastAsia="Times New Roman"/>
-          <w:lang w:eastAsia="es-CO"/>
-        </w:rPr>
-        <w:t xml:space="preserve"> (Capa de Presentación)</w:t>
-      </w:r>
-      <w:bookmarkEnd w:id="16"/>
-    </w:p>
-    <w:p>
-      <w:pPr>
-        <w:pStyle w:val="Prrafodelista"/>
-        <w:numPr>
-          <w:ilvl w:val="0"/>
-          <w:numId w:val="9"/>
-        </w:numPr>
-        <w:rPr>
-          <w:rFonts w:eastAsia="Calibri" w:cs="Times New Roman"/>
-          <w:color w:val="000000"/>
-          <w:szCs w:val="22"/>
-          <w:lang w:eastAsia="es-CO"/>
-        </w:rPr>
-      </w:pPr>
-      <w:proofErr w:type="spellStart"/>
-      <w:r>
-        <w:rPr>
-          <w:rFonts w:eastAsia="Calibri" w:cs="Times New Roman"/>
-          <w:b/>
-          <w:bCs/>
-          <w:color w:val="000000"/>
-          <w:szCs w:val="22"/>
-          <w:lang w:eastAsia="es-CO"/>
-        </w:rPr>
-        <w:t>React</w:t>
-      </w:r>
-      <w:proofErr w:type="spellEnd"/>
-      <w:r>
-        <w:rPr>
-          <w:rFonts w:eastAsia="Calibri" w:cs="Times New Roman"/>
-          <w:b/>
-          <w:bCs/>
-          <w:color w:val="000000"/>
-          <w:szCs w:val="22"/>
-          <w:lang w:eastAsia="es-CO"/>
-        </w:rPr>
-        <w:t>:</w:t>
-      </w:r>
-      <w:r>
-        <w:rPr>
-          <w:rFonts w:eastAsia="Calibri" w:cs="Times New Roman"/>
-          <w:color w:val="000000"/>
-          <w:szCs w:val="22"/>
-          <w:lang w:eastAsia="es-CO"/>
-        </w:rPr>
-        <w:t xml:space="preserve"> Librería/Framework para la construcción de una interfaz dinámica </w:t>
-      </w:r>
-      <w:proofErr w:type="gramStart"/>
-      <w:r>
-        <w:rPr>
-          <w:rFonts w:eastAsia="Calibri" w:cs="Times New Roman"/>
-          <w:color w:val="000000"/>
-          <w:szCs w:val="22"/>
-          <w:lang w:eastAsia="es-CO"/>
-        </w:rPr>
-        <w:t>Single</w:t>
-      </w:r>
-      <w:proofErr w:type="gramEnd"/>
-      <w:r>
-        <w:rPr>
-          <w:rFonts w:eastAsia="Calibri" w:cs="Times New Roman"/>
-          <w:color w:val="000000"/>
-          <w:szCs w:val="22"/>
-          <w:lang w:eastAsia="es-CO"/>
-        </w:rPr>
-        <w:t xml:space="preserve"> Page </w:t>
-      </w:r>
-      <w:proofErr w:type="spellStart"/>
-      <w:r>
-        <w:rPr>
-          <w:rFonts w:eastAsia="Calibri" w:cs="Times New Roman"/>
-          <w:color w:val="000000"/>
-          <w:szCs w:val="22"/>
-          <w:lang w:eastAsia="es-CO"/>
-        </w:rPr>
-        <w:t>Application</w:t>
-      </w:r>
-      <w:proofErr w:type="spellEnd"/>
-      <w:r>
-        <w:rPr>
-          <w:rFonts w:eastAsia="Calibri" w:cs="Times New Roman"/>
-          <w:color w:val="000000"/>
-          <w:szCs w:val="22"/>
-          <w:lang w:eastAsia="es-CO"/>
-        </w:rPr>
-        <w:t xml:space="preserve"> (SPA), enfocada en la vitrina comercial y búsqueda de productos.</w:t>
-      </w:r>
-    </w:p>
-    <w:p>
-      <w:pPr>
-        <w:pStyle w:val="Prrafodelista"/>
-        <w:numPr>
-          <w:ilvl w:val="0"/>
-          <w:numId w:val="9"/>
-        </w:numPr>
-        <w:rPr>
-          <w:rFonts w:eastAsia="Calibri" w:cs="Times New Roman"/>
-          <w:color w:val="000000"/>
-          <w:szCs w:val="22"/>
-          <w:lang w:eastAsia="es-CO"/>
-        </w:rPr>
-      </w:pPr>
-      <w:r>
-        <w:rPr>
-          <w:rFonts w:eastAsia="Calibri" w:cs="Times New Roman"/>
-          <w:b/>
-          <w:bCs/>
-          <w:color w:val="000000"/>
-          <w:szCs w:val="22"/>
-          <w:lang w:eastAsia="es-CO"/>
-        </w:rPr>
-        <w:t>Local Storage (Web Storage API):</w:t>
-      </w:r>
-      <w:r>
-        <w:rPr>
-          <w:rFonts w:eastAsia="Calibri" w:cs="Times New Roman"/>
-          <w:color w:val="000000"/>
-          <w:szCs w:val="22"/>
-          <w:lang w:eastAsia="es-CO"/>
-        </w:rPr>
-        <w:t xml:space="preserve"> Mecanismo de persistencia de datos empleado como alternativa a una base de datos convencional. Permite almacenar, leer, actualizar y eliminar (CRUD) el catálogo completo de productos Nutresa directamente en el navegador del cliente, garantizando una carga rápida y disponibilidad inmediata de la información sin consumo de red.</w:t>
-      </w:r>
-    </w:p>
-    <w:p>
-      <w:pPr>
-        <w:pStyle w:val="Prrafodelista"/>
-        <w:numPr>
-          <w:ilvl w:val="0"/>
-          <w:numId w:val="9"/>
-        </w:numPr>
-        <w:rPr>
-          <w:rFonts w:eastAsia="Calibri" w:cs="Times New Roman"/>
-          <w:color w:val="000000"/>
-          <w:szCs w:val="22"/>
-          <w:lang w:eastAsia="es-CO"/>
-        </w:rPr>
-      </w:pPr>
-      <w:r>
-        <w:rPr>
-          <w:rFonts w:eastAsia="Calibri" w:cs="Times New Roman"/>
-          <w:b/>
-          <w:bCs/>
-          <w:color w:val="000000"/>
-          <w:szCs w:val="22"/>
-          <w:lang w:eastAsia="es-CO"/>
-        </w:rPr>
-        <w:t>UML (</w:t>
-      </w:r>
-      <w:proofErr w:type="spellStart"/>
-      <w:r>
-        <w:rPr>
-          <w:rFonts w:eastAsia="Calibri" w:cs="Times New Roman"/>
-          <w:b/>
-          <w:bCs/>
-          <w:color w:val="000000"/>
-          <w:szCs w:val="22"/>
-          <w:lang w:eastAsia="es-CO"/>
-        </w:rPr>
-        <w:t>Unified</w:t>
-      </w:r>
-      <w:proofErr w:type="spellEnd"/>
-      <w:r>
-        <w:rPr>
-          <w:rFonts w:eastAsia="Calibri" w:cs="Times New Roman"/>
-          <w:b/>
-          <w:bCs/>
-          <w:color w:val="000000"/>
-          <w:szCs w:val="22"/>
-          <w:lang w:eastAsia="es-CO"/>
-        </w:rPr>
-        <w:t xml:space="preserve"> </w:t>
-      </w:r>
-      <w:proofErr w:type="spellStart"/>
-      <w:r>
-        <w:rPr>
-          <w:rFonts w:eastAsia="Calibri" w:cs="Times New Roman"/>
-          <w:b/>
-          <w:bCs/>
-          <w:color w:val="000000"/>
-          <w:szCs w:val="22"/>
-          <w:lang w:eastAsia="es-CO"/>
-        </w:rPr>
-        <w:t>Modeling</w:t>
-      </w:r>
-      <w:proofErr w:type="spellEnd"/>
-      <w:r>
-        <w:rPr>
-          <w:rFonts w:eastAsia="Calibri" w:cs="Times New Roman"/>
-          <w:b/>
-          <w:bCs/>
-          <w:color w:val="000000"/>
-          <w:szCs w:val="22"/>
-          <w:lang w:eastAsia="es-CO"/>
-        </w:rPr>
-        <w:t xml:space="preserve"> </w:t>
-      </w:r>
-      <w:proofErr w:type="spellStart"/>
-      <w:r>
-        <w:rPr>
-          <w:rFonts w:eastAsia="Calibri" w:cs="Times New Roman"/>
-          <w:b/>
-          <w:bCs/>
-          <w:color w:val="000000"/>
-          <w:szCs w:val="22"/>
-          <w:lang w:eastAsia="es-CO"/>
-        </w:rPr>
-        <w:t>Language</w:t>
-      </w:r>
-      <w:proofErr w:type="spellEnd"/>
-      <w:r>
-        <w:rPr>
-          <w:rFonts w:eastAsia="Calibri" w:cs="Times New Roman"/>
-          <w:b/>
-          <w:bCs/>
-          <w:color w:val="000000"/>
-          <w:szCs w:val="22"/>
-          <w:lang w:eastAsia="es-CO"/>
-        </w:rPr>
-        <w:t>):</w:t>
-      </w:r>
-      <w:r>
-        <w:rPr>
-          <w:rFonts w:eastAsia="Calibri" w:cs="Times New Roman"/>
-          <w:color w:val="000000"/>
-          <w:szCs w:val="22"/>
-          <w:lang w:eastAsia="es-CO"/>
-        </w:rPr>
-        <w:t xml:space="preserve"> Lenguaje de modelado utilizado en la fase de diseño lógico. Se emplea para trazar conceptualmente el diagrama relacional de las cinco tablas (productos, marcas, clasificaciones, tamaños y fotografías), asegurando que la estructura del JSON final mantenga la integridad y normalización requerida por el negocio.</w:t>
-      </w:r>
-    </w:p>
-    <w:p>
-      <w:pPr>
-        <w:pStyle w:val="Prrafodelista"/>
-        <w:numPr>
-          <w:ilvl w:val="0"/>
-          <w:numId w:val="9"/>
-        </w:numPr>
-        <w:rPr>
-          <w:rFonts w:eastAsia="Calibri" w:cs="Times New Roman"/>
-          <w:color w:val="000000"/>
-          <w:szCs w:val="22"/>
-          <w:lang w:eastAsia="es-CO"/>
-        </w:rPr>
-      </w:pPr>
-      <w:r>
-        <w:rPr>
-          <w:rFonts w:eastAsia="Calibri" w:cs="Times New Roman"/>
-          <w:b/>
-          <w:bCs/>
-          <w:color w:val="000000"/>
-          <w:szCs w:val="22"/>
-          <w:lang w:eastAsia="es-CO"/>
-        </w:rPr>
-        <w:t xml:space="preserve">JSON (JavaScript </w:t>
-      </w:r>
-      <w:proofErr w:type="spellStart"/>
-      <w:r>
-        <w:rPr>
-          <w:rFonts w:eastAsia="Calibri" w:cs="Times New Roman"/>
-          <w:b/>
-          <w:bCs/>
-          <w:color w:val="000000"/>
-          <w:szCs w:val="22"/>
-          <w:lang w:eastAsia="es-CO"/>
-        </w:rPr>
-        <w:t>Object</w:t>
-      </w:r>
-      <w:proofErr w:type="spellEnd"/>
-      <w:r>
-        <w:rPr>
-          <w:rFonts w:eastAsia="Calibri" w:cs="Times New Roman"/>
-          <w:b/>
-          <w:bCs/>
-          <w:color w:val="000000"/>
-          <w:szCs w:val="22"/>
-          <w:lang w:eastAsia="es-CO"/>
-        </w:rPr>
-        <w:t xml:space="preserve"> </w:t>
-      </w:r>
-      <w:proofErr w:type="spellStart"/>
-      <w:r>
-        <w:rPr>
-          <w:rFonts w:eastAsia="Calibri" w:cs="Times New Roman"/>
-          <w:b/>
-          <w:bCs/>
-          <w:color w:val="000000"/>
-          <w:szCs w:val="22"/>
-          <w:lang w:eastAsia="es-CO"/>
-        </w:rPr>
-        <w:t>Notation</w:t>
-      </w:r>
-      <w:proofErr w:type="spellEnd"/>
-      <w:r>
-        <w:rPr>
-          <w:rFonts w:eastAsia="Calibri" w:cs="Times New Roman"/>
-          <w:b/>
-          <w:bCs/>
-          <w:color w:val="000000"/>
-          <w:szCs w:val="22"/>
-          <w:lang w:eastAsia="es-CO"/>
-        </w:rPr>
-        <w:t>):</w:t>
-      </w:r>
-      <w:r>
-        <w:rPr>
-          <w:rFonts w:eastAsia="Calibri" w:cs="Times New Roman"/>
-          <w:color w:val="000000"/>
-          <w:szCs w:val="22"/>
-          <w:lang w:eastAsia="es-CO"/>
-        </w:rPr>
-        <w:t xml:space="preserve"> Formato estándar de texto utilizado para estructurar y serializar los datos dentro del Local Storage. Actúa como el puente de </w:t>
-      </w:r>
-      <w:r>
-        <w:rPr>
-          <w:rFonts w:eastAsia="Calibri" w:cs="Times New Roman"/>
-          <w:color w:val="000000"/>
-          <w:szCs w:val="22"/>
-          <w:lang w:eastAsia="es-CO"/>
-        </w:rPr>
-        <w:lastRenderedPageBreak/>
-        <w:t>interoperabilidad (contrato de datos), permitiendo que las demás células del recetario consulten y consuman el maestro de productos de manera estandarizada.</w:t>
-      </w:r>
-    </w:p>
-    <w:p>
-      <w:pPr>
-        <w:pStyle w:val="Prrafodelista"/>
-        <w:numPr>
-          <w:ilvl w:val="0"/>
-          <w:numId w:val="9"/>
-        </w:numPr>
-        <w:rPr>
-          <w:rFonts w:eastAsia="Calibri" w:cs="Times New Roman"/>
-          <w:color w:val="000000"/>
-          <w:szCs w:val="22"/>
-          <w:lang w:eastAsia="es-CO"/>
-        </w:rPr>
-      </w:pPr>
-      <w:r>
-        <w:rPr>
-          <w:rFonts w:eastAsia="Calibri" w:cs="Times New Roman"/>
-          <w:b/>
-          <w:bCs/>
-          <w:color w:val="000000"/>
-          <w:szCs w:val="22"/>
-          <w:lang w:eastAsia="es-CO"/>
-        </w:rPr>
-        <w:t>JavaScript (ES6+) / HTML5 / CSS3:</w:t>
-      </w:r>
-      <w:r>
-        <w:rPr>
-          <w:rFonts w:eastAsia="Calibri" w:cs="Times New Roman"/>
-          <w:color w:val="000000"/>
-          <w:szCs w:val="22"/>
-          <w:lang w:eastAsia="es-CO"/>
-        </w:rPr>
-        <w:t xml:space="preserve"> Lenguajes estándar para lógica de interfaz, maquetación semántica y estilos adaptables.</w:t>
-      </w:r>
-    </w:p>
-    <w:p>
-      <w:pPr>
-        <w:pStyle w:val="Prrafodelista"/>
-        <w:numPr>
-          <w:ilvl w:val="0"/>
-          <w:numId w:val="9"/>
-        </w:numPr>
-        <w:rPr>
-          <w:rFonts w:eastAsia="Calibri" w:cs="Times New Roman"/>
-          <w:color w:val="000000"/>
-          <w:szCs w:val="22"/>
-          <w:lang w:eastAsia="es-CO"/>
-        </w:rPr>
-      </w:pPr>
-      <w:r>
-        <w:rPr>
-          <w:rFonts w:eastAsia="Calibri" w:cs="Times New Roman"/>
-          <w:b/>
-          <w:bCs/>
-          <w:color w:val="000000"/>
-          <w:szCs w:val="22"/>
-          <w:lang w:eastAsia="es-CO"/>
-        </w:rPr>
-        <w:t>Axios / Fetch API:</w:t>
-      </w:r>
-      <w:r>
-        <w:rPr>
-          <w:rFonts w:eastAsia="Calibri" w:cs="Times New Roman"/>
-          <w:color w:val="000000"/>
-          <w:szCs w:val="22"/>
-          <w:lang w:eastAsia="es-CO"/>
-        </w:rPr>
-        <w:t xml:space="preserve"> Consumo de la API REST </w:t>
-      </w:r>
-      <w:proofErr w:type="spellStart"/>
-      <w:r>
-        <w:rPr>
-          <w:rFonts w:eastAsia="Calibri" w:cs="Times New Roman"/>
-          <w:color w:val="000000"/>
-          <w:szCs w:val="22"/>
-          <w:lang w:eastAsia="es-CO"/>
-        </w:rPr>
-        <w:t>backend</w:t>
-      </w:r>
-      <w:proofErr w:type="spellEnd"/>
-      <w:r>
-        <w:rPr>
-          <w:rFonts w:eastAsia="Calibri" w:cs="Times New Roman"/>
-          <w:color w:val="000000"/>
-          <w:szCs w:val="22"/>
-          <w:lang w:eastAsia="es-CO"/>
-        </w:rPr>
-        <w:t xml:space="preserve"> mediante peticiones HTTP asíncronas.</w:t>
-      </w:r>
-    </w:p>
-    <w:p>
-      <w:pPr>
-        <w:pStyle w:val="Ttulo2"/>
-        <w:rPr>
-          <w:rFonts w:eastAsia="Times New Roman"/>
-          <w:lang w:eastAsia="es-CO"/>
-        </w:rPr>
-      </w:pPr>
-      <w:bookmarkStart w:id="17" w:name="_Toc241959180"/>
-      <w:proofErr w:type="spellStart"/>
-      <w:r>
-        <w:rPr>
-          <w:rFonts w:eastAsia="Times New Roman"/>
-          <w:lang w:eastAsia="es-CO"/>
-        </w:rPr>
-        <w:t>Backend</w:t>
-      </w:r>
-      <w:proofErr w:type="spellEnd"/>
-      <w:r>
-        <w:rPr>
-          <w:rFonts w:eastAsia="Times New Roman"/>
-          <w:lang w:eastAsia="es-CO"/>
-        </w:rPr>
-        <w:t xml:space="preserve"> (Capa de Lógica de Negocio)</w:t>
-      </w:r>
-      <w:bookmarkEnd w:id="17"/>
-    </w:p>
-    <w:p>
-      <w:pPr>
-        <w:pStyle w:val="Prrafodelista"/>
-        <w:numPr>
-          <w:ilvl w:val="0"/>
-          <w:numId w:val="10"/>
-        </w:numPr>
-        <w:rPr>
-          <w:rFonts w:eastAsia="Calibri" w:cs="Times New Roman"/>
-          <w:color w:val="000000"/>
-          <w:szCs w:val="22"/>
-          <w:lang w:eastAsia="es-CO"/>
-        </w:rPr>
-      </w:pPr>
-      <w:r>
-        <w:rPr>
-          <w:rFonts w:eastAsia="Calibri" w:cs="Times New Roman"/>
-          <w:b/>
-          <w:bCs/>
-          <w:color w:val="000000"/>
-          <w:szCs w:val="22"/>
-          <w:lang w:eastAsia="es-CO"/>
-        </w:rPr>
-        <w:t>Java:</w:t>
-      </w:r>
-      <w:r>
-        <w:rPr>
-          <w:rFonts w:eastAsia="Calibri" w:cs="Times New Roman"/>
-          <w:color w:val="000000"/>
-          <w:szCs w:val="22"/>
-          <w:lang w:eastAsia="es-CO"/>
-        </w:rPr>
-        <w:t xml:space="preserve"> Lenguaje de programación orientado a objetos para la lógica del servidor.</w:t>
-      </w:r>
-    </w:p>
-    <w:p>
-      <w:pPr>
-        <w:pStyle w:val="Prrafodelista"/>
-        <w:numPr>
-          <w:ilvl w:val="0"/>
-          <w:numId w:val="10"/>
-        </w:numPr>
-        <w:rPr>
-          <w:rFonts w:eastAsia="Calibri" w:cs="Times New Roman"/>
-          <w:color w:val="000000"/>
-          <w:szCs w:val="22"/>
-          <w:lang w:eastAsia="es-CO"/>
-        </w:rPr>
-      </w:pPr>
-      <w:r>
-        <w:rPr>
-          <w:rFonts w:eastAsia="Calibri" w:cs="Times New Roman"/>
-          <w:b/>
-          <w:bCs/>
-          <w:color w:val="000000"/>
-          <w:szCs w:val="22"/>
-          <w:lang w:eastAsia="es-CO"/>
-        </w:rPr>
-        <w:t>Spring Boot:</w:t>
-      </w:r>
-      <w:r>
-        <w:rPr>
-          <w:rFonts w:eastAsia="Calibri" w:cs="Times New Roman"/>
-          <w:color w:val="000000"/>
-          <w:szCs w:val="22"/>
-          <w:lang w:eastAsia="es-CO"/>
-        </w:rPr>
-        <w:t xml:space="preserve"> Framework para el desarrollo de controladores REST, servicios y lógica de consulta, filtrado y paginación de productos.</w:t>
-      </w:r>
-    </w:p>
-    <w:p>
-      <w:pPr>
-        <w:pStyle w:val="Prrafodelista"/>
-        <w:numPr>
-          <w:ilvl w:val="0"/>
-          <w:numId w:val="10"/>
-        </w:numPr>
-        <w:rPr>
-          <w:rFonts w:eastAsia="Calibri" w:cs="Times New Roman"/>
-          <w:color w:val="000000"/>
-          <w:szCs w:val="22"/>
-          <w:lang w:eastAsia="es-CO"/>
-        </w:rPr>
-      </w:pPr>
-      <w:r>
-        <w:rPr>
-          <w:rFonts w:eastAsia="Calibri" w:cs="Times New Roman"/>
-          <w:b/>
-          <w:bCs/>
-          <w:color w:val="000000"/>
-          <w:szCs w:val="22"/>
-          <w:lang w:eastAsia="es-CO"/>
-        </w:rPr>
-        <w:t>Spring Security &amp; JWT:</w:t>
-      </w:r>
-      <w:r>
-        <w:rPr>
-          <w:rFonts w:eastAsia="Calibri" w:cs="Times New Roman"/>
-          <w:color w:val="000000"/>
-          <w:szCs w:val="22"/>
-          <w:lang w:eastAsia="es-CO"/>
-        </w:rPr>
-        <w:t xml:space="preserve"> Decodificación y validación de tokens Bearer para proteger </w:t>
-      </w:r>
-      <w:proofErr w:type="spellStart"/>
-      <w:r>
-        <w:rPr>
-          <w:rFonts w:eastAsia="Calibri" w:cs="Times New Roman"/>
-          <w:color w:val="000000"/>
-          <w:szCs w:val="22"/>
-          <w:lang w:eastAsia="es-CO"/>
-        </w:rPr>
-        <w:t>endpoints</w:t>
-      </w:r>
-      <w:proofErr w:type="spellEnd"/>
-      <w:r>
-        <w:rPr>
-          <w:rFonts w:eastAsia="Calibri" w:cs="Times New Roman"/>
-          <w:color w:val="000000"/>
-          <w:szCs w:val="22"/>
-          <w:lang w:eastAsia="es-CO"/>
-        </w:rPr>
-        <w:t xml:space="preserve"> administrativos (como la creación y modificación de productos).</w:t>
-      </w:r>
-    </w:p>
-    <w:p>
-      <w:pPr>
-        <w:pStyle w:val="Ttulo2"/>
-        <w:rPr>
-          <w:rFonts w:eastAsia="Times New Roman"/>
-          <w:lang w:eastAsia="es-CO"/>
-        </w:rPr>
-      </w:pPr>
-      <w:bookmarkStart w:id="18" w:name="_Toc241959181"/>
-      <w:r>
-        <w:rPr>
-          <w:rFonts w:eastAsia="Times New Roman"/>
-          <w:lang w:eastAsia="es-CO"/>
-        </w:rPr>
-        <w:t>Base de Datos y Persistencia (Capa de Datos)</w:t>
-      </w:r>
-      <w:bookmarkEnd w:id="18"/>
-    </w:p>
-    <w:p>
-      <w:pPr>
-        <w:pStyle w:val="Prrafodelista"/>
-        <w:numPr>
-          <w:ilvl w:val="0"/>
-          <w:numId w:val="11"/>
-        </w:numPr>
-        <w:rPr>
-          <w:rFonts w:eastAsia="Calibri" w:cs="Times New Roman"/>
-          <w:color w:val="000000"/>
-          <w:szCs w:val="22"/>
-          <w:lang w:eastAsia="es-CO"/>
-        </w:rPr>
-      </w:pPr>
-      <w:r>
-        <w:rPr>
-          <w:rFonts w:eastAsia="Calibri" w:cs="Times New Roman"/>
-          <w:color w:val="000000"/>
-          <w:szCs w:val="22"/>
-          <w:lang w:eastAsia="es-CO"/>
-        </w:rPr>
-        <w:t>Motor Relacional SQL (PostgreSQL / MySQL): Instancia de base de datos compartida.</w:t>
-      </w:r>
-    </w:p>
-    <w:p>
-      <w:pPr>
-        <w:pStyle w:val="Prrafodelista"/>
-        <w:numPr>
-          <w:ilvl w:val="0"/>
-          <w:numId w:val="11"/>
-        </w:numPr>
-        <w:rPr>
-          <w:rFonts w:eastAsia="Calibri" w:cs="Times New Roman"/>
-          <w:color w:val="000000"/>
-          <w:szCs w:val="22"/>
-          <w:lang w:eastAsia="es-CO"/>
-        </w:rPr>
-      </w:pPr>
-      <w:r>
-        <w:rPr>
-          <w:rFonts w:eastAsia="Calibri" w:cs="Times New Roman"/>
-          <w:color w:val="000000"/>
-          <w:szCs w:val="22"/>
-          <w:lang w:eastAsia="es-CO"/>
-        </w:rPr>
-        <w:t xml:space="preserve">Spring Data JPA / </w:t>
-      </w:r>
-      <w:proofErr w:type="spellStart"/>
-      <w:r>
-        <w:rPr>
-          <w:rFonts w:eastAsia="Calibri" w:cs="Times New Roman"/>
-          <w:color w:val="000000"/>
-          <w:szCs w:val="22"/>
-          <w:lang w:eastAsia="es-CO"/>
-        </w:rPr>
-        <w:t>Hibernate</w:t>
-      </w:r>
-      <w:proofErr w:type="spellEnd"/>
-      <w:r>
-        <w:rPr>
-          <w:rFonts w:eastAsia="Calibri" w:cs="Times New Roman"/>
-          <w:color w:val="000000"/>
-          <w:szCs w:val="22"/>
-          <w:lang w:eastAsia="es-CO"/>
-        </w:rPr>
-        <w:t>: Mapeo objeto-relacional (ORM) para ejecutar operaciones CRUD y gestionar las 5 tablas asignadas a la Célula 1.</w:t>
-      </w:r>
-    </w:p>
-    <w:p>
-      <w:pPr>
-        <w:pStyle w:val="Ttulo2"/>
-        <w:rPr>
-          <w:rFonts w:eastAsia="Times New Roman"/>
-          <w:lang w:eastAsia="es-CO"/>
-        </w:rPr>
-      </w:pPr>
-      <w:bookmarkStart w:id="19" w:name="_Toc241959182"/>
-      <w:r>
-        <w:rPr>
-          <w:rFonts w:eastAsia="Times New Roman"/>
-          <w:lang w:eastAsia="es-CO"/>
-        </w:rPr>
-        <w:t>Herramientas de Soporte y Control de Versiones</w:t>
-      </w:r>
-      <w:bookmarkEnd w:id="19"/>
-    </w:p>
-    <w:p>
-      <w:pPr>
-        <w:pStyle w:val="Prrafodelista"/>
-        <w:numPr>
-          <w:ilvl w:val="0"/>
-          <w:numId w:val="13"/>
-        </w:numPr>
-        <w:rPr>
-          <w:rStyle w:val="EstilonotastablaCar"/>
-          <w:lang w:eastAsia="es-CO"/>
-        </w:rPr>
-      </w:pPr>
-      <w:r>
-        <w:rPr>
-          <w:rFonts w:eastAsia="Calibri" w:cs="Times New Roman"/>
-          <w:b/>
-          <w:bCs/>
-          <w:color w:val="000000"/>
-          <w:szCs w:val="22"/>
-          <w:lang w:eastAsia="es-CO"/>
-        </w:rPr>
-        <w:t>Git &amp; GitHub:</w:t>
-      </w:r>
-      <w:r>
-        <w:rPr>
-          <w:rFonts w:eastAsia="Calibri" w:cs="Times New Roman"/>
-          <w:color w:val="000000"/>
-          <w:szCs w:val="22"/>
-          <w:lang w:eastAsia="es-CO"/>
-        </w:rPr>
-        <w:t xml:space="preserve"> Control de versiones distribuido bajo flujo de trabajo por ramas por célula (</w:t>
-      </w:r>
-      <w:proofErr w:type="spellStart"/>
-      <w:r>
-        <w:rPr>
-          <w:rStyle w:val="EstilonotastablaCar"/>
-          <w:lang w:eastAsia="es-CO"/>
-        </w:rPr>
-        <w:t>GitFlow</w:t>
-      </w:r>
-      <w:proofErr w:type="spellEnd"/>
-      <w:r>
-        <w:rPr>
-          <w:rStyle w:val="EstilonotastablaCar"/>
-          <w:lang w:eastAsia="es-CO"/>
-        </w:rPr>
-        <w:t>).</w:t>
-      </w:r>
-    </w:p>
-    <w:p>
-      <w:pPr>
-        <w:pStyle w:val="Prrafodelista"/>
-        <w:numPr>
-          <w:ilvl w:val="0"/>
-          <w:numId w:val="13"/>
-        </w:numPr>
-        <w:rPr>
-          <w:rFonts w:eastAsia="Calibri" w:cs="Times New Roman"/>
-          <w:color w:val="000000"/>
-          <w:szCs w:val="22"/>
-          <w:lang w:eastAsia="es-CO"/>
-        </w:rPr>
-      </w:pPr>
-      <w:r>
-        <w:rPr>
-          <w:rFonts w:eastAsia="Calibri" w:cs="Times New Roman"/>
-          <w:b/>
-          <w:bCs/>
-          <w:color w:val="000000"/>
-          <w:szCs w:val="22"/>
-          <w:lang w:eastAsia="es-CO"/>
-        </w:rPr>
-        <w:t>Postman:</w:t>
-      </w:r>
-      <w:r>
-        <w:rPr>
-          <w:rFonts w:eastAsia="Calibri" w:cs="Times New Roman"/>
-          <w:color w:val="000000"/>
-          <w:szCs w:val="22"/>
-          <w:lang w:eastAsia="es-CO"/>
-        </w:rPr>
-        <w:t xml:space="preserve"> Pruebas y validación de contratos JSON de los </w:t>
-      </w:r>
-      <w:proofErr w:type="spellStart"/>
-      <w:r>
-        <w:rPr>
-          <w:rFonts w:eastAsia="Calibri" w:cs="Times New Roman"/>
-          <w:color w:val="000000"/>
-          <w:szCs w:val="22"/>
-          <w:lang w:eastAsia="es-CO"/>
-        </w:rPr>
-        <w:t>endpoints</w:t>
-      </w:r>
-      <w:proofErr w:type="spellEnd"/>
-      <w:r>
-        <w:rPr>
-          <w:rFonts w:eastAsia="Calibri" w:cs="Times New Roman"/>
-          <w:color w:val="000000"/>
-          <w:szCs w:val="22"/>
-          <w:lang w:eastAsia="es-CO"/>
-        </w:rPr>
-        <w:t xml:space="preserve"> de la API.</w:t>
-      </w:r>
-    </w:p>
-    <w:p>
-      <w:pPr>
-        <w:pStyle w:val="Prrafodelista"/>
-        <w:numPr>
-          <w:ilvl w:val="0"/>
-          <w:numId w:val="13"/>
-        </w:numPr>
-        <w:rPr>
-          <w:rFonts w:eastAsia="Calibri" w:cs="Times New Roman"/>
-          <w:color w:val="000000"/>
-          <w:szCs w:val="22"/>
-          <w:lang w:eastAsia="es-CO"/>
-        </w:rPr>
-      </w:pPr>
-      <w:r>
-        <w:rPr>
-          <w:rFonts w:eastAsia="Calibri" w:cs="Times New Roman"/>
-          <w:b/>
-          <w:bCs/>
-          <w:color w:val="000000"/>
-          <w:szCs w:val="22"/>
-          <w:lang w:eastAsia="es-CO"/>
-        </w:rPr>
-        <w:t>Visual Studio Code / IntelliJ IDEA:</w:t>
-      </w:r>
-      <w:r>
-        <w:rPr>
-          <w:rFonts w:eastAsia="Calibri" w:cs="Times New Roman"/>
-          <w:color w:val="000000"/>
-          <w:szCs w:val="22"/>
-          <w:lang w:eastAsia="es-CO"/>
-        </w:rPr>
-        <w:t xml:space="preserve"> Entornos de desarrollo integrado (IDE).</w:t>
-      </w:r>
-    </w:p>
-    <w:p>
-      <w:pPr>
-        <w:spacing w:after="160" w:line="278" w:lineRule="auto"/>
-        <w:ind w:firstLine="0"/>
-        <w:rPr>
-          <w:rFonts w:eastAsia="Calibri" w:cs="Times New Roman"/>
-          <w:b/>
-          <w:bCs/>
-          <w:color w:val="000000"/>
-          <w:szCs w:val="22"/>
-          <w:lang w:eastAsia="es-CO"/>
-        </w:rPr>
-      </w:pPr>
-      <w:r>
-        <w:rPr>
-          <w:rFonts w:eastAsia="Calibri" w:cs="Times New Roman"/>
-          <w:b/>
-          <w:bCs/>
-          <w:color w:val="000000"/>
-          <w:szCs w:val="22"/>
-          <w:lang w:eastAsia="es-CO"/>
-        </w:rPr>
-        <w:br w:type="page"/>
-      </w:r>
-    </w:p>
-    <w:p>
-      <w:pPr>
-        <w:pStyle w:val="Ttulo1"/>
-        <w:rPr>
-          <w:rFonts w:cs="Times New Roman"/>
-          <w:szCs w:val="24"/>
-        </w:rPr>
-      </w:pPr>
-      <w:bookmarkStart w:id="20" w:name="_Toc241959183"/>
-      <w:r>
-        <w:rPr>
-          <w:rFonts w:cs="Times New Roman"/>
-          <w:szCs w:val="24"/>
-        </w:rPr>
-        <w:lastRenderedPageBreak/>
-        <w:t>Diseño del Sistema y Arquitectura</w:t>
-      </w:r>
-      <w:bookmarkEnd w:id="20"/>
-    </w:p>
-    <w:p/>
-    <w:p/>
-    <w:p/>
-    <w:p>
-      <w:pPr>
-        <w:pStyle w:val="Ttulo2"/>
-      </w:pPr>
-      <w:bookmarkStart w:id="21" w:name="_Toc241959184"/>
-      <w:r>
-        <w:t>Arquitectura del sistema</w:t>
-      </w:r>
-      <w:bookmarkEnd w:id="21"/>
-    </w:p>
-    <w:p>
-      <w:r>
-        <w:t xml:space="preserve">El módulo actual fundamenta la base de datos de "Sazón", el recetario digital de Grupo Nutresa. La arquitectura de datos está diseñada para proveer un catálogo confiable antes de que la plataforma pueda sugerir una sola receta. Para lograr un rendimiento óptimo, la arquitectura implementa un modelo de almacenamiento híbrido distribuido en dos capas: </w:t>
-      </w:r>
-    </w:p>
-    <w:p>
-      <w:pPr>
-        <w:pStyle w:val="Prrafodelista"/>
-        <w:numPr>
-          <w:ilvl w:val="0"/>
-          <w:numId w:val="21"/>
-        </w:numPr>
-      </w:pPr>
-      <w:r>
-        <w:rPr>
-          <w:b/>
-          <w:bCs/>
-        </w:rPr>
-        <w:t>Capa Cliente (</w:t>
-      </w:r>
-      <w:proofErr w:type="spellStart"/>
-      <w:r>
-        <w:rPr>
-          <w:b/>
-          <w:bCs/>
-        </w:rPr>
-        <w:t>Frontend</w:t>
-      </w:r>
-      <w:proofErr w:type="spellEnd"/>
-      <w:r>
-        <w:rPr>
-          <w:b/>
-          <w:bCs/>
-        </w:rPr>
-        <w:t>):</w:t>
-      </w:r>
-      <w:r>
-        <w:t xml:space="preserve"> Utiliza la API de Web Storage (Local Storage) de HTML5 para el manejo del estado local, persistiendo datos temporales directamente en el navegador del usuario para agilizar la interfaz construida en </w:t>
-      </w:r>
-      <w:proofErr w:type="spellStart"/>
-      <w:r>
-        <w:t>React</w:t>
-      </w:r>
-      <w:proofErr w:type="spellEnd"/>
-      <w:r>
-        <w:t>.</w:t>
-      </w:r>
-    </w:p>
-    <w:p>
-      <w:pPr>
-        <w:pStyle w:val="Prrafodelista"/>
-        <w:numPr>
-          <w:ilvl w:val="0"/>
-          <w:numId w:val="21"/>
-        </w:numPr>
-      </w:pPr>
-      <w:r>
-        <w:rPr>
-          <w:b/>
-          <w:bCs/>
-        </w:rPr>
-        <w:t>Capa Servidor (</w:t>
-      </w:r>
-      <w:proofErr w:type="spellStart"/>
-      <w:r>
-        <w:rPr>
-          <w:b/>
-          <w:bCs/>
-        </w:rPr>
-        <w:t>Backend</w:t>
-      </w:r>
-      <w:proofErr w:type="spellEnd"/>
-      <w:r>
-        <w:rPr>
-          <w:b/>
-          <w:bCs/>
-        </w:rPr>
-        <w:t xml:space="preserve"> Persistente):</w:t>
-      </w:r>
-      <w:r>
-        <w:t xml:space="preserve"> Para solucionar problemas previos de redundancia y dificultad de escalabilidad, la base de datos centraliza la información normalizando los datos hasta la Tercera Forma Normal (3FN), independizando atributos recurrentes en sus propias entidades y referenciándolos desde el núcleo del catálogo. </w:t>
-      </w:r>
-    </w:p>
-    <w:p/>
-    <w:p/>
-    <w:p/>
-    <w:p/>
-    <w:p/>
-    <w:p>
-      <w:pPr>
-        <w:pStyle w:val="Ttulo2"/>
-      </w:pPr>
-      <w:bookmarkStart w:id="22" w:name="_Toc241959185"/>
-      <w:r>
-        <w:lastRenderedPageBreak/>
-        <w:t>Modelo relacional</w:t>
-      </w:r>
-      <w:bookmarkEnd w:id="22"/>
-    </w:p>
-    <w:p>
-      <w:r>
-        <w:t xml:space="preserve">El modelo relacional sin redundancias se compone de cinco tablas conectadas mediante integridad referencial: </w:t>
-      </w:r>
-    </w:p>
-    <w:p/>
-    <w:p>
-      <w:pPr>
-        <w:numPr>
-          <w:ilvl w:val="0"/>
-          <w:numId w:val="22"/>
-        </w:numPr>
-      </w:pPr>
-      <w:r>
-        <w:rPr>
-          <w:b/>
-          <w:bCs/>
-        </w:rPr>
-        <w:t>productos:</w:t>
-      </w:r>
-      <w:r>
-        <w:t xml:space="preserve"> Actúa como el núcleo del catálogo. Sus atributos incluyen </w:t>
-      </w:r>
-      <w:proofErr w:type="spellStart"/>
-      <w:r>
-        <w:t>id_producto</w:t>
-      </w:r>
-      <w:proofErr w:type="spellEnd"/>
-      <w:r>
-        <w:t xml:space="preserve"> (</w:t>
-      </w:r>
-      <w:proofErr w:type="spellStart"/>
-      <w:r>
-        <w:t>Primary</w:t>
-      </w:r>
-      <w:proofErr w:type="spellEnd"/>
-      <w:r>
-        <w:t xml:space="preserve"> Key), nombre y </w:t>
-      </w:r>
-      <w:proofErr w:type="spellStart"/>
-      <w:r>
-        <w:t>descripcion</w:t>
-      </w:r>
-      <w:proofErr w:type="spellEnd"/>
-      <w:r>
-        <w:t xml:space="preserve">, además de contener las claves foráneas </w:t>
-      </w:r>
-      <w:proofErr w:type="spellStart"/>
-      <w:r>
-        <w:t>id_marca</w:t>
-      </w:r>
-      <w:proofErr w:type="spellEnd"/>
-      <w:r>
-        <w:t xml:space="preserve"> e </w:t>
-      </w:r>
-      <w:proofErr w:type="spellStart"/>
-      <w:r>
-        <w:t>id_categoria</w:t>
-      </w:r>
-      <w:proofErr w:type="spellEnd"/>
-      <w:r>
-        <w:t xml:space="preserve">. </w:t>
-      </w:r>
-    </w:p>
-    <w:p>
-      <w:pPr>
-        <w:numPr>
-          <w:ilvl w:val="0"/>
-          <w:numId w:val="22"/>
-        </w:numPr>
-      </w:pPr>
-      <w:r>
-        <w:rPr>
-          <w:b/>
-          <w:bCs/>
-        </w:rPr>
-        <w:t>marcas:</w:t>
-      </w:r>
-      <w:r>
-        <w:t xml:space="preserve"> Identifica al fabricante del producto con los atributos </w:t>
-      </w:r>
-      <w:proofErr w:type="spellStart"/>
-      <w:r>
-        <w:t>id_marca</w:t>
-      </w:r>
-      <w:proofErr w:type="spellEnd"/>
-      <w:r>
-        <w:t xml:space="preserve"> (PK) y nombre. </w:t>
-      </w:r>
-    </w:p>
-    <w:p>
-      <w:pPr>
-        <w:numPr>
-          <w:ilvl w:val="0"/>
-          <w:numId w:val="22"/>
-        </w:numPr>
-      </w:pPr>
-      <w:proofErr w:type="spellStart"/>
-      <w:r>
-        <w:rPr>
-          <w:b/>
-          <w:bCs/>
-        </w:rPr>
-        <w:t>categorias</w:t>
-      </w:r>
-      <w:proofErr w:type="spellEnd"/>
-      <w:r>
-        <w:rPr>
-          <w:b/>
-          <w:bCs/>
-        </w:rPr>
-        <w:t>:</w:t>
-      </w:r>
-      <w:r>
-        <w:t xml:space="preserve"> Clasifica cada producto en el catálogo mediante </w:t>
-      </w:r>
-      <w:proofErr w:type="spellStart"/>
-      <w:r>
-        <w:t>id_categoria</w:t>
-      </w:r>
-      <w:proofErr w:type="spellEnd"/>
-      <w:r>
-        <w:t xml:space="preserve"> (PK) y </w:t>
-      </w:r>
-      <w:proofErr w:type="spellStart"/>
-      <w:r>
-        <w:t>clasificacion</w:t>
-      </w:r>
-      <w:proofErr w:type="spellEnd"/>
-      <w:r>
-        <w:t xml:space="preserve">. </w:t>
-      </w:r>
-    </w:p>
-    <w:p>
-      <w:pPr>
-        <w:numPr>
-          <w:ilvl w:val="0"/>
-          <w:numId w:val="22"/>
-        </w:numPr>
-      </w:pPr>
-      <w:r>
-        <w:rPr>
-          <w:b/>
-          <w:bCs/>
-        </w:rPr>
-        <w:t>presentaciones:</w:t>
-      </w:r>
-      <w:r>
-        <w:t xml:space="preserve"> Almacena la variación de tamaños por producto mediante </w:t>
-      </w:r>
-      <w:proofErr w:type="spellStart"/>
-      <w:r>
-        <w:t>id_presentacion</w:t>
-      </w:r>
-      <w:proofErr w:type="spellEnd"/>
-      <w:r>
-        <w:t xml:space="preserve"> (PK), </w:t>
-      </w:r>
-      <w:proofErr w:type="spellStart"/>
-      <w:r>
-        <w:t>id_producto</w:t>
-      </w:r>
-      <w:proofErr w:type="spellEnd"/>
-      <w:r>
-        <w:t xml:space="preserve"> (FK) y </w:t>
-      </w:r>
-      <w:proofErr w:type="spellStart"/>
-      <w:r>
-        <w:t>tamanio</w:t>
-      </w:r>
-      <w:proofErr w:type="spellEnd"/>
-      <w:r>
-        <w:t xml:space="preserve">. </w:t>
-      </w:r>
-    </w:p>
-    <w:p>
-      <w:pPr>
-        <w:numPr>
-          <w:ilvl w:val="0"/>
-          <w:numId w:val="22"/>
-        </w:numPr>
-      </w:pPr>
-      <w:proofErr w:type="spellStart"/>
-      <w:r>
-        <w:rPr>
-          <w:b/>
-          <w:bCs/>
-        </w:rPr>
-        <w:t>imagenes</w:t>
-      </w:r>
-      <w:proofErr w:type="spellEnd"/>
-      <w:r>
-        <w:rPr>
-          <w:b/>
-          <w:bCs/>
-        </w:rPr>
-        <w:t>:</w:t>
-      </w:r>
-      <w:r>
-        <w:t xml:space="preserve"> Almacena de forma independiente las </w:t>
-      </w:r>
-      <w:proofErr w:type="spellStart"/>
-      <w:r>
-        <w:t>URLs</w:t>
-      </w:r>
-      <w:proofErr w:type="spellEnd"/>
-      <w:r>
-        <w:t xml:space="preserve"> de las fotos por producto con </w:t>
-      </w:r>
-      <w:proofErr w:type="spellStart"/>
-      <w:r>
-        <w:t>id_imagen</w:t>
-      </w:r>
-      <w:proofErr w:type="spellEnd"/>
-      <w:r>
-        <w:t xml:space="preserve"> (PK), </w:t>
-      </w:r>
-      <w:proofErr w:type="spellStart"/>
-      <w:r>
-        <w:t>id_producto</w:t>
-      </w:r>
-      <w:proofErr w:type="spellEnd"/>
-      <w:r>
-        <w:t xml:space="preserve"> (FK) y foto. </w:t>
-      </w:r>
-    </w:p>
-    <w:p>
-      <w:pPr>
-        <w:ind w:firstLine="0"/>
-      </w:pPr>
-      <w:r>
-        <w:t xml:space="preserve">Las interacciones del modelo dictan que cada producto pertenece a una sola marca y a una sola categoría, pero un producto puede tener asociadas varias presentaciones y varias imágenes de manera simultánea. </w:t>
-      </w:r>
-    </w:p>
-    <w:p>
-      <w:pPr>
-        <w:ind w:firstLine="0"/>
-      </w:pPr>
-    </w:p>
-    <w:p>
-      <w:pPr>
-        <w:ind w:firstLine="0"/>
-      </w:pPr>
-    </w:p>
-    <w:p>
-      <w:pPr>
-        <w:ind w:firstLine="0"/>
-      </w:pPr>
-    </w:p>
-    <w:p>
-      <w:pPr>
-        <w:ind w:firstLine="0"/>
-      </w:pPr>
-    </w:p>
-    <w:p>
-      <w:pPr>
-        <w:ind w:firstLine="0"/>
-      </w:pPr>
-    </w:p>
-    <w:p>
-      <w:pPr>
-        <w:ind w:firstLine="0"/>
-      </w:pPr>
-    </w:p>
-    <w:p>
-      <w:pPr>
-        <w:ind w:firstLine="0"/>
-      </w:pPr>
-    </w:p>
-    <w:p>
-      <w:pPr>
-        <w:pStyle w:val="Ttulo2"/>
-      </w:pPr>
-      <w:bookmarkStart w:id="23" w:name="_Toc241959186"/>
-      <w:r>
-        <w:t xml:space="preserve">Arquitectura de </w:t>
-      </w:r>
-      <w:proofErr w:type="gramStart"/>
-      <w:r>
-        <w:t>datos(</w:t>
-      </w:r>
-      <w:proofErr w:type="gramEnd"/>
-      <w:r>
-        <w:t>modelo relacional)</w:t>
-      </w:r>
-      <w:bookmarkEnd w:id="23"/>
-    </w:p>
-    <w:p>
-      <w:pPr>
-        <w:keepNext/>
       </w:pPr>
       <w:r>
         <w:rPr>
           <w:noProof/>
         </w:rPr>
         <w:drawing>
-          <wp:inline distT="0" distB="0" distL="0" distR="0" wp14:anchorId="22F51E20" wp14:editId="2C2CD47A">
-            <wp:extent cx="4238625" cy="5154644"/>
-            <wp:effectExtent l="0" t="0" r="0" b="8255"/>
+          <wp:inline distT="0" distB="0" distL="0" distR="0" wp14:anchorId="22F51E20" wp14:editId="440BDFF1">
+            <wp:extent cx="3486150" cy="4239550"/>
+            <wp:effectExtent l="0" t="0" r="0" b="8890"/>
             <wp:docPr id="475206534" name="Imagen 1"/>
             <wp:cNvGraphicFramePr>
               <a:graphicFrameLocks xmlns:a="http://schemas.openxmlformats.org/drawingml/2006/main" noChangeAspect="1"/>
@@ -5541,7 +6465,7 @@
                     </pic:cNvPicPr>
                   </pic:nvPicPr>
                   <pic:blipFill>
-                    <a:blip r:embed="rId7" cstate="print">
+                    <a:blip r:embed="rId10" cstate="print">
                       <a:extLst>
                         <a:ext uri="{28A0092B-C50C-407E-A947-70E740481C1C}">
                           <a14:useLocalDpi xmlns:a14="http://schemas.microsoft.com/office/drawing/2010/main" val="0"/>
@@ -5556,7 +6480,7 @@
                   <pic:spPr bwMode="auto">
                     <a:xfrm>
                       <a:off x="0" y="0"/>
-                      <a:ext cx="4243891" cy="5161048"/>
+                      <a:ext cx="3503092" cy="4260153"/>
                     </a:xfrm>
                     <a:prstGeom prst="rect">
                       <a:avLst/>
@@ -5587,7 +6511,7 @@
           <w:szCs w:val="24"/>
         </w:rPr>
       </w:pPr>
-      <w:bookmarkStart w:id="24" w:name="_Toc241960399"/>
+      <w:bookmarkStart w:id="25" w:name="_Toc241960399"/>
       <w:r>
         <w:rPr>
           <w:b/>
@@ -5649,7 +6573,7 @@
         </w:rPr>
         <w:t>1</w:t>
       </w:r>
-      <w:bookmarkEnd w:id="24"/>
+      <w:bookmarkEnd w:id="25"/>
       <w:r>
         <w:rPr>
           <w:b/>
@@ -5681,17 +6605,30 @@
         <w:t>Diagrama Entidad-Relación del catálogo de productos</w:t>
       </w:r>
     </w:p>
-    <w:p/>
-    <w:p/>
-    <w:p/>
-    <w:p/>
-    <w:p/>
+    <w:p>
+      <w:pPr>
+        <w:spacing w:after="160" w:line="278" w:lineRule="auto"/>
+        <w:ind w:firstLine="0"/>
+        <w:rPr>
+          <w:i/>
+          <w:iCs/>
+          <w:color w:val="auto"/>
+        </w:rPr>
+      </w:pPr>
+      <w:r>
+        <w:rPr>
+          <w:color w:val="auto"/>
+        </w:rPr>
+        <w:br w:type="page"/>
+      </w:r>
+    </w:p>
     <w:p>
       <w:pPr>
         <w:pStyle w:val="Ttulo2"/>
       </w:pPr>
-      <w:bookmarkStart w:id="25" w:name="_Toc241959187"/>
-      <w:r>
+      <w:bookmarkStart w:id="26" w:name="_Toc242109743"/>
+      <w:r>
+        <w:lastRenderedPageBreak/>
         <w:t xml:space="preserve">Arquitectura de </w:t>
       </w:r>
       <w:proofErr w:type="gramStart"/>
@@ -5702,7 +6639,7 @@
       <w:r>
         <w:t>Modelo de clases)</w:t>
       </w:r>
-      <w:bookmarkEnd w:id="25"/>
+      <w:bookmarkEnd w:id="26"/>
     </w:p>
     <w:p>
       <w:pPr>
@@ -5713,9 +6650,9 @@
           <w:noProof/>
         </w:rPr>
         <w:drawing>
-          <wp:inline distT="0" distB="0" distL="0" distR="0" wp14:anchorId="18442FF1" wp14:editId="5CA93196">
-            <wp:extent cx="4697653" cy="5715000"/>
-            <wp:effectExtent l="0" t="0" r="8255" b="0"/>
+          <wp:inline distT="0" distB="0" distL="0" distR="0" wp14:anchorId="18442FF1" wp14:editId="7135191A">
+            <wp:extent cx="3409950" cy="4148426"/>
+            <wp:effectExtent l="0" t="0" r="0" b="5080"/>
             <wp:docPr id="1285449005" name="Imagen 2"/>
             <wp:cNvGraphicFramePr>
               <a:graphicFrameLocks xmlns:a="http://schemas.openxmlformats.org/drawingml/2006/main" noChangeAspect="1"/>
@@ -5730,7 +6667,7 @@
                     </pic:cNvPicPr>
                   </pic:nvPicPr>
                   <pic:blipFill>
-                    <a:blip r:embed="rId8" cstate="print">
+                    <a:blip r:embed="rId11" cstate="print">
                       <a:extLst>
                         <a:ext uri="{28A0092B-C50C-407E-A947-70E740481C1C}">
                           <a14:useLocalDpi xmlns:a14="http://schemas.microsoft.com/office/drawing/2010/main" val="0"/>
@@ -5745,7 +6682,7 @@
                   <pic:spPr bwMode="auto">
                     <a:xfrm>
                       <a:off x="0" y="0"/>
-                      <a:ext cx="4700815" cy="5718847"/>
+                      <a:ext cx="3414628" cy="4154117"/>
                     </a:xfrm>
                     <a:prstGeom prst="rect">
                       <a:avLst/>
@@ -5776,7 +6713,7 @@
           <w:szCs w:val="24"/>
         </w:rPr>
       </w:pPr>
-      <w:bookmarkStart w:id="26" w:name="_Toc241960400"/>
+      <w:bookmarkStart w:id="27" w:name="_Toc241960400"/>
       <w:r>
         <w:rPr>
           <w:b/>
@@ -5838,7 +6775,7 @@
         </w:rPr>
         <w:t>2</w:t>
       </w:r>
-      <w:bookmarkEnd w:id="26"/>
+      <w:bookmarkEnd w:id="27"/>
       <w:r>
         <w:rPr>
           <w:b/>
@@ -5894,7 +6831,7 @@
           <w:rFonts w:cs="Times New Roman"/>
         </w:rPr>
       </w:pPr>
-      <w:bookmarkStart w:id="27" w:name="_Toc241959188"/>
+      <w:bookmarkStart w:id="28" w:name="_Toc242109744"/>
       <w:r>
         <w:rPr>
           <w:rFonts w:cs="Times New Roman"/>
@@ -5902,7 +6839,11 @@
         <w:lastRenderedPageBreak/>
         <w:t>Conclusiones</w:t>
       </w:r>
-    </w:p>
+      <w:bookmarkEnd w:id="28"/>
+    </w:p>
+    <w:p/>
+    <w:p/>
+    <w:p/>
     <w:p>
       <w:r>
         <w:t>El desarrollo del presente informe de requisitos representó un desafío colaborativo significativo, especialmente en la adopción de la metodología Git Flow para la integración de un documento ofimático. Inicialmente, la curva de aprendizaje resultó compleja; la gestión del control de versiones y de las ramas (</w:t>
@@ -5961,11 +6902,8 @@
     </w:p>
     <w:p>
       <w:r>
-        <w:t xml:space="preserve">Finalmente, el proceso reafirmó el valor del compromiso individual y el apoyo mutuo. La asunción responsable de cada rol asignado permitió que el grupo funcionara como una unidad operativa ante la frustración generada por las herramientas de versionado. Las dificultades presentadas se solucionaron gracias a la comunicación constante y la disposición de ayuda entre los miembros, lo que dejó como mayor aprendizaje la </w:t>
-      </w:r>
-      <w:r>
         <w:lastRenderedPageBreak/>
-        <w:t>consolidación de una base sólida de trabajo colaborativo. La superación de estos obstáculos técnicos y metodológicos establece un precedente indispensable para las siguientes fases de desarrollo del proyecto Sazón.</w:t>
+        <w:t>Finalmente, el proceso reafirmó el valor del compromiso individual y el apoyo mutuo. La asunción responsable de cada rol asignado permitió que el grupo funcionara como una unidad operativa ante la frustración generada por las herramientas de versionado. Las dificultades presentadas se solucionaron gracias a la comunicación constante y la disposición de ayuda entre los miembros, lo que dejó como mayor aprendizaje la consolidación de una base sólida de trabajo colaborativo. La superación de estos obstáculos técnicos y metodológicos establece un precedente indispensable para las siguientes fases de desarrollo del proyecto Sazón.</w:t>
       </w:r>
     </w:p>
     <w:p/>
@@ -5993,8 +6931,7 @@
           <w:rFonts w:cs="Times New Roman"/>
         </w:rPr>
       </w:pPr>
-      <w:bookmarkStart w:id="28" w:name="_Toc241959189"/>
-      <w:bookmarkEnd w:id="27"/>
+      <w:bookmarkStart w:id="29" w:name="_Toc242109745"/>
       <w:r>
         <w:rPr>
           <w:rFonts w:cs="Times New Roman"/>
@@ -6002,51 +6939,266 @@
         <w:lastRenderedPageBreak/>
         <w:t>Referencias</w:t>
       </w:r>
-      <w:bookmarkEnd w:id="28"/>
-    </w:p>
+      <w:bookmarkEnd w:id="29"/>
+    </w:p>
+    <w:p/>
+    <w:p/>
+    <w:p/>
+    <w:p>
+      <w:pPr>
+        <w:ind w:left="720" w:hanging="720"/>
+      </w:pPr>
+      <w:r>
+        <w:t xml:space="preserve">American </w:t>
+      </w:r>
+      <w:proofErr w:type="spellStart"/>
+      <w:r>
+        <w:t>Psychological</w:t>
+      </w:r>
+      <w:proofErr w:type="spellEnd"/>
+      <w:r>
+        <w:t xml:space="preserve"> </w:t>
+      </w:r>
+      <w:proofErr w:type="spellStart"/>
+      <w:r>
+        <w:t>Association</w:t>
+      </w:r>
+      <w:proofErr w:type="spellEnd"/>
+      <w:r>
+        <w:t xml:space="preserve">. (2020). </w:t>
+      </w:r>
+      <w:proofErr w:type="spellStart"/>
+      <w:r>
+        <w:rPr>
+          <w:i/>
+          <w:iCs/>
+        </w:rPr>
+        <w:t>Publication</w:t>
+      </w:r>
+      <w:proofErr w:type="spellEnd"/>
+      <w:r>
+        <w:rPr>
+          <w:i/>
+          <w:iCs/>
+        </w:rPr>
+        <w:t xml:space="preserve"> manual </w:t>
+      </w:r>
+      <w:proofErr w:type="spellStart"/>
+      <w:r>
+        <w:rPr>
+          <w:i/>
+          <w:iCs/>
+        </w:rPr>
+        <w:t>of</w:t>
+      </w:r>
+      <w:proofErr w:type="spellEnd"/>
+      <w:r>
+        <w:rPr>
+          <w:i/>
+          <w:iCs/>
+        </w:rPr>
+        <w:t xml:space="preserve"> </w:t>
+      </w:r>
+      <w:proofErr w:type="spellStart"/>
+      <w:r>
+        <w:rPr>
+          <w:i/>
+          <w:iCs/>
+        </w:rPr>
+        <w:t>the</w:t>
+      </w:r>
+      <w:proofErr w:type="spellEnd"/>
+      <w:r>
+        <w:rPr>
+          <w:i/>
+          <w:iCs/>
+        </w:rPr>
+        <w:t xml:space="preserve"> American </w:t>
+      </w:r>
+      <w:proofErr w:type="spellStart"/>
+      <w:r>
+        <w:rPr>
+          <w:i/>
+          <w:iCs/>
+        </w:rPr>
+        <w:t>Psychological</w:t>
+      </w:r>
+      <w:proofErr w:type="spellEnd"/>
+      <w:r>
+        <w:rPr>
+          <w:i/>
+          <w:iCs/>
+        </w:rPr>
+        <w:t xml:space="preserve"> </w:t>
+      </w:r>
+      <w:proofErr w:type="spellStart"/>
+      <w:r>
+        <w:rPr>
+          <w:i/>
+          <w:iCs/>
+        </w:rPr>
+        <w:t>Association</w:t>
+      </w:r>
+      <w:proofErr w:type="spellEnd"/>
+      <w:r>
+        <w:t xml:space="preserve"> (7th ed.). </w:t>
+      </w:r>
+      <w:hyperlink r:id="rId12" w:tgtFrame="_blank" w:history="1">
+        <w:r>
+          <w:rPr>
+            <w:rStyle w:val="Hipervnculo"/>
+            <w:color w:val="000000" w:themeColor="text1"/>
+            <w:u w:val="none"/>
+          </w:rPr>
+          <w:t>https://doi.org/10.1037/0000165-000</w:t>
+        </w:r>
+      </w:hyperlink>
+    </w:p>
+    <w:p>
+      <w:pPr>
+        <w:ind w:left="720" w:hanging="720"/>
+      </w:pPr>
+      <w:r>
+        <w:t xml:space="preserve">Equipo de Desarrollo Sazón. (2026a). </w:t>
+      </w:r>
+      <w:r>
+        <w:rPr>
+          <w:i/>
+          <w:iCs/>
+        </w:rPr>
+        <w:t>Catálogo de Productos: Normalización del modelo de datos</w:t>
+      </w:r>
+      <w:r>
+        <w:t xml:space="preserve"> [Diapositivas de PowerPoint]. </w:t>
+      </w:r>
+    </w:p>
+    <w:p>
+      <w:pPr>
+        <w:ind w:left="720" w:hanging="720"/>
+      </w:pPr>
+      <w:r>
+        <w:t xml:space="preserve">Equipo de Desarrollo Sazón. (2026b). </w:t>
+      </w:r>
+      <w:r>
+        <w:rPr>
+          <w:i/>
+          <w:iCs/>
+        </w:rPr>
+        <w:t>Sazón</w:t>
+      </w:r>
+      <w:r>
+        <w:t xml:space="preserve"> [Aplicación web]. </w:t>
+      </w:r>
+      <w:hyperlink r:id="rId13" w:tgtFrame="_blank" w:history="1">
+        <w:r>
+          <w:rPr>
+            <w:rStyle w:val="Hipervnculo"/>
+            <w:color w:val="000000" w:themeColor="text1"/>
+            <w:u w:val="none"/>
+          </w:rPr>
+          <w:t>https://sazon-ten.vercel.app/</w:t>
+        </w:r>
+      </w:hyperlink>
+    </w:p>
+    <w:p>
+      <w:pPr>
+        <w:ind w:left="720" w:hanging="720"/>
+      </w:pPr>
+      <w:r>
+        <w:t xml:space="preserve">Google. (2026). </w:t>
+      </w:r>
+      <w:r>
+        <w:rPr>
+          <w:i/>
+          <w:iCs/>
+        </w:rPr>
+        <w:t>Gemini</w:t>
+      </w:r>
+      <w:r>
+        <w:t xml:space="preserve"> (Versión del 5 de octubre de 2026) [Modelo de lenguaje grande]. </w:t>
+      </w:r>
+      <w:hyperlink r:id="rId14" w:tgtFrame="_blank" w:history="1">
+        <w:r>
+          <w:rPr>
+            <w:rStyle w:val="Hipervnculo"/>
+            <w:color w:val="000000" w:themeColor="text1"/>
+            <w:u w:val="none"/>
+          </w:rPr>
+          <w:t>https://gemini.google.com/</w:t>
+        </w:r>
+      </w:hyperlink>
+    </w:p>
+    <w:p>
+      <w:pPr>
+        <w:ind w:left="720" w:hanging="720"/>
+      </w:pPr>
+      <w:r>
+        <w:t xml:space="preserve">Ocampo Vargas, S., Ortega Pertuz, K., Tique Marín, C. D., Acevedo Yepes, D., y Urrego Escobar, M. P. (2026). </w:t>
+      </w:r>
+      <w:r>
+        <w:rPr>
+          <w:i/>
+          <w:iCs/>
+        </w:rPr>
+        <w:t>Informe de Requisitos Catálogo de Productos</w:t>
+      </w:r>
+      <w:r>
+        <w:t xml:space="preserve"> [Documento inédito]. Proyecto Sazón, CESDE. </w:t>
+      </w:r>
+    </w:p>
+    <w:p>
+      <w:pPr>
+        <w:ind w:left="720" w:hanging="720"/>
+      </w:pPr>
+      <w:r>
+        <w:t xml:space="preserve">Zambrano, D. (2026). </w:t>
+      </w:r>
+      <w:r>
+        <w:rPr>
+          <w:i/>
+          <w:iCs/>
+        </w:rPr>
+        <w:t>Taller de Normalización de Bases de Datos: Catálogo de Productos Nutresa</w:t>
+      </w:r>
+      <w:r>
+        <w:t xml:space="preserve"> [Archivo PDF]. Normalizar App. </w:t>
+      </w:r>
+      <w:hyperlink r:id="rId15" w:tgtFrame="_blank" w:history="1">
+        <w:r>
+          <w:rPr>
+            <w:rStyle w:val="Hipervnculo"/>
+            <w:color w:val="000000" w:themeColor="text1"/>
+            <w:u w:val="none"/>
+          </w:rPr>
+          <w:t>https://normalizar-app.vercel.app/</w:t>
+        </w:r>
+      </w:hyperlink>
+      <w:r>
+        <w:t>[cite: 5, 6].</w:t>
+      </w:r>
+    </w:p>
+    <w:p/>
     <w:p>
       <w:pPr>
         <w:rPr>
           <w:rFonts w:cs="Times New Roman"/>
         </w:rPr>
       </w:pPr>
-    </w:p>
-    <w:p>
-      <w:pPr>
+      <w:r>
         <w:rPr>
           <w:rFonts w:cs="Times New Roman"/>
         </w:rPr>
-      </w:pPr>
-    </w:p>
-    <w:p>
-      <w:pPr>
-        <w:ind w:left="708" w:hanging="708"/>
+        <w:br w:type="page"/>
+      </w:r>
+    </w:p>
+    <w:p>
+      <w:pPr>
+        <w:pStyle w:val="Ttulo1"/>
         <w:rPr>
           <w:rFonts w:cs="Times New Roman"/>
         </w:rPr>
       </w:pPr>
-    </w:p>
-    <w:p>
-      <w:pPr>
-        <w:rPr>
-          <w:rFonts w:cs="Times New Roman"/>
-        </w:rPr>
-      </w:pPr>
-      <w:r>
-        <w:rPr>
-          <w:rFonts w:cs="Times New Roman"/>
-        </w:rPr>
-        <w:br w:type="page"/>
-      </w:r>
-    </w:p>
-    <w:p>
-      <w:pPr>
-        <w:pStyle w:val="Ttulo1"/>
-        <w:rPr>
-          <w:rFonts w:cs="Times New Roman"/>
-        </w:rPr>
-      </w:pPr>
-      <w:bookmarkStart w:id="29" w:name="_Toc241959190"/>
+      <w:bookmarkStart w:id="30" w:name="_Toc242109746"/>
       <w:r>
         <w:rPr>
           <w:rFonts w:cs="Times New Roman"/>
@@ -6054,35 +7206,1770 @@
         <w:lastRenderedPageBreak/>
         <w:t>Glosario</w:t>
       </w:r>
-    </w:p>
-    <w:p>
-      <w:pPr>
-        <w:rPr>
-          <w:rFonts w:cs="Times New Roman"/>
-        </w:rPr>
-      </w:pPr>
-    </w:p>
-    <w:p>
-      <w:pPr>
-        <w:rPr>
-          <w:rFonts w:cs="Times New Roman"/>
-        </w:rPr>
-      </w:pPr>
-    </w:p>
-    <w:p>
-      <w:pPr>
-        <w:rPr>
-          <w:rFonts w:cs="Times New Roman"/>
-        </w:rPr>
-      </w:pPr>
-    </w:p>
-    <w:p>
-      <w:pPr>
-        <w:rPr>
-          <w:rFonts w:cs="Times New Roman"/>
-        </w:rPr>
-      </w:pPr>
-    </w:p>
+      <w:bookmarkEnd w:id="30"/>
+    </w:p>
+    <w:p/>
+    <w:p/>
+    <w:p/>
+    <w:p>
+      <w:pPr>
+        <w:pStyle w:val="Descripcin"/>
+        <w:keepNext/>
+        <w:spacing w:line="480" w:lineRule="auto"/>
+        <w:ind w:firstLine="0"/>
+        <w:rPr>
+          <w:color w:val="000000" w:themeColor="text1"/>
+          <w:sz w:val="24"/>
+          <w:szCs w:val="24"/>
+        </w:rPr>
+      </w:pPr>
+      <w:bookmarkStart w:id="31" w:name="_Toc242108332"/>
+      <w:r>
+        <w:rPr>
+          <w:b/>
+          <w:bCs/>
+          <w:i w:val="0"/>
+          <w:iCs w:val="0"/>
+          <w:color w:val="000000" w:themeColor="text1"/>
+          <w:sz w:val="24"/>
+          <w:szCs w:val="24"/>
+        </w:rPr>
+        <w:t xml:space="preserve">Tabla </w:t>
+      </w:r>
+      <w:r>
+        <w:rPr>
+          <w:b/>
+          <w:bCs/>
+          <w:i w:val="0"/>
+          <w:iCs w:val="0"/>
+          <w:color w:val="000000" w:themeColor="text1"/>
+          <w:sz w:val="24"/>
+          <w:szCs w:val="24"/>
+        </w:rPr>
+        <w:fldChar w:fldCharType="begin"/>
+      </w:r>
+      <w:r>
+        <w:rPr>
+          <w:b/>
+          <w:bCs/>
+          <w:i w:val="0"/>
+          <w:iCs w:val="0"/>
+          <w:color w:val="000000" w:themeColor="text1"/>
+          <w:sz w:val="24"/>
+          <w:szCs w:val="24"/>
+        </w:rPr>
+        <w:instrText xml:space="preserve"> SEQ Tabla \* ARABIC </w:instrText>
+      </w:r>
+      <w:r>
+        <w:rPr>
+          <w:b/>
+          <w:bCs/>
+          <w:i w:val="0"/>
+          <w:iCs w:val="0"/>
+          <w:color w:val="000000" w:themeColor="text1"/>
+          <w:sz w:val="24"/>
+          <w:szCs w:val="24"/>
+        </w:rPr>
+        <w:fldChar w:fldCharType="separate"/>
+      </w:r>
+      <w:r>
+        <w:rPr>
+          <w:b/>
+          <w:bCs/>
+          <w:i w:val="0"/>
+          <w:iCs w:val="0"/>
+          <w:noProof/>
+          <w:color w:val="000000" w:themeColor="text1"/>
+          <w:sz w:val="24"/>
+          <w:szCs w:val="24"/>
+        </w:rPr>
+        <w:t>3</w:t>
+      </w:r>
+      <w:r>
+        <w:rPr>
+          <w:b/>
+          <w:bCs/>
+          <w:i w:val="0"/>
+          <w:iCs w:val="0"/>
+          <w:color w:val="000000" w:themeColor="text1"/>
+          <w:sz w:val="24"/>
+          <w:szCs w:val="24"/>
+        </w:rPr>
+        <w:fldChar w:fldCharType="end"/>
+      </w:r>
+      <w:r>
+        <w:rPr>
+          <w:color w:val="000000" w:themeColor="text1"/>
+          <w:sz w:val="24"/>
+          <w:szCs w:val="24"/>
+        </w:rPr>
+        <w:br/>
+        <w:t>Glosario de Términos del Módulo Catálogo de Productos</w:t>
+      </w:r>
+      <w:bookmarkEnd w:id="31"/>
+    </w:p>
+    <w:tbl>
+      <w:tblPr>
+        <w:tblStyle w:val="Estilo1"/>
+        <w:tblW w:w="0" w:type="auto"/>
+        <w:tblLook w:val="04A0" w:firstRow="1" w:lastRow="0" w:firstColumn="1" w:lastColumn="0" w:noHBand="0" w:noVBand="1"/>
+      </w:tblPr>
+      <w:tblGrid>
+        <w:gridCol w:w="2181"/>
+        <w:gridCol w:w="5323"/>
+        <w:gridCol w:w="5456"/>
+      </w:tblGrid>
+      <w:tr>
+        <w:trPr>
+          <w:cnfStyle w:val="100000000000" w:firstRow="1" w:lastRow="0" w:firstColumn="0" w:lastColumn="0" w:oddVBand="0" w:evenVBand="0" w:oddHBand="0" w:evenHBand="0" w:firstRowFirstColumn="0" w:firstRowLastColumn="0" w:lastRowFirstColumn="0" w:lastRowLastColumn="0"/>
+          <w:tblHeader/>
+        </w:trPr>
+        <w:tc>
+          <w:tcPr>
+            <w:tcW w:w="0" w:type="auto"/>
+            <w:hideMark/>
+          </w:tcPr>
+          <w:p>
+            <w:pPr>
+              <w:pStyle w:val="textotablas"/>
+              <w:rPr>
+                <w:b/>
+                <w:bCs/>
+                <w:lang w:eastAsia="es-CO"/>
+              </w:rPr>
+            </w:pPr>
+            <w:r>
+              <w:rPr>
+                <w:b/>
+                <w:bCs/>
+                <w:bdr w:val="none" w:sz="0" w:space="0" w:color="auto" w:frame="1"/>
+                <w:lang w:eastAsia="es-CO"/>
+              </w:rPr>
+              <w:t>Término</w:t>
+            </w:r>
+          </w:p>
+        </w:tc>
+        <w:tc>
+          <w:tcPr>
+            <w:tcW w:w="0" w:type="auto"/>
+            <w:hideMark/>
+          </w:tcPr>
+          <w:p>
+            <w:pPr>
+              <w:pStyle w:val="textotablas"/>
+              <w:rPr>
+                <w:b/>
+                <w:bCs/>
+                <w:lang w:eastAsia="es-CO"/>
+              </w:rPr>
+            </w:pPr>
+            <w:r>
+              <w:rPr>
+                <w:b/>
+                <w:bCs/>
+                <w:bdr w:val="none" w:sz="0" w:space="0" w:color="auto" w:frame="1"/>
+                <w:lang w:eastAsia="es-CO"/>
+              </w:rPr>
+              <w:t>Definición Técnica</w:t>
+            </w:r>
+          </w:p>
+        </w:tc>
+        <w:tc>
+          <w:tcPr>
+            <w:tcW w:w="0" w:type="auto"/>
+            <w:hideMark/>
+          </w:tcPr>
+          <w:p>
+            <w:pPr>
+              <w:pStyle w:val="textotablas"/>
+              <w:rPr>
+                <w:b/>
+                <w:bCs/>
+                <w:lang w:eastAsia="es-CO"/>
+              </w:rPr>
+            </w:pPr>
+            <w:r>
+              <w:rPr>
+                <w:b/>
+                <w:bCs/>
+                <w:bdr w:val="none" w:sz="0" w:space="0" w:color="auto" w:frame="1"/>
+                <w:lang w:eastAsia="es-CO"/>
+              </w:rPr>
+              <w:t>Definición No Técnica</w:t>
+            </w:r>
+          </w:p>
+        </w:tc>
+      </w:tr>
+      <w:tr>
+        <w:tc>
+          <w:tcPr>
+            <w:tcW w:w="0" w:type="auto"/>
+            <w:hideMark/>
+          </w:tcPr>
+          <w:p>
+            <w:pPr>
+              <w:pStyle w:val="textotablas"/>
+              <w:rPr>
+                <w:b/>
+                <w:bCs/>
+                <w:lang w:eastAsia="es-CO"/>
+              </w:rPr>
+            </w:pPr>
+            <w:r>
+              <w:rPr>
+                <w:b/>
+                <w:bCs/>
+                <w:bdr w:val="none" w:sz="0" w:space="0" w:color="auto" w:frame="1"/>
+                <w:lang w:eastAsia="es-CO"/>
+              </w:rPr>
+              <w:t>API REST</w:t>
+            </w:r>
+          </w:p>
+        </w:tc>
+        <w:tc>
+          <w:tcPr>
+            <w:tcW w:w="0" w:type="auto"/>
+            <w:hideMark/>
+          </w:tcPr>
+          <w:p>
+            <w:pPr>
+              <w:pStyle w:val="textotablas"/>
+              <w:rPr>
+                <w:lang w:eastAsia="es-CO"/>
+              </w:rPr>
+            </w:pPr>
+            <w:r>
+              <w:rPr>
+                <w:bdr w:val="none" w:sz="0" w:space="0" w:color="auto" w:frame="1"/>
+                <w:lang w:eastAsia="es-CO"/>
+              </w:rPr>
+              <w:t xml:space="preserve">Interfaz de programación que expone los servicios y </w:t>
+            </w:r>
+            <w:proofErr w:type="spellStart"/>
+            <w:r>
+              <w:rPr>
+                <w:bdr w:val="none" w:sz="0" w:space="0" w:color="auto" w:frame="1"/>
+                <w:lang w:eastAsia="es-CO"/>
+              </w:rPr>
+              <w:t>endpoints</w:t>
+            </w:r>
+            <w:proofErr w:type="spellEnd"/>
+            <w:r>
+              <w:rPr>
+                <w:bdr w:val="none" w:sz="0" w:space="0" w:color="auto" w:frame="1"/>
+                <w:lang w:eastAsia="es-CO"/>
+              </w:rPr>
+              <w:t xml:space="preserve"> para gestionar las operaciones del catálogo.</w:t>
+            </w:r>
+            <w:r>
+              <w:rPr>
+                <w:lang w:eastAsia="es-CO"/>
+              </w:rPr>
+              <w:t xml:space="preserve"> </w:t>
+            </w:r>
+          </w:p>
+          <w:p>
+            <w:pPr>
+              <w:pStyle w:val="textotablas"/>
+              <w:rPr>
+                <w:lang w:eastAsia="es-CO"/>
+              </w:rPr>
+            </w:pPr>
+          </w:p>
+        </w:tc>
+        <w:tc>
+          <w:tcPr>
+            <w:tcW w:w="0" w:type="auto"/>
+            <w:hideMark/>
+          </w:tcPr>
+          <w:p>
+            <w:pPr>
+              <w:pStyle w:val="textotablas"/>
+              <w:rPr>
+                <w:lang w:eastAsia="es-CO"/>
+              </w:rPr>
+            </w:pPr>
+            <w:r>
+              <w:rPr>
+                <w:bdr w:val="none" w:sz="0" w:space="0" w:color="auto" w:frame="1"/>
+                <w:lang w:eastAsia="es-CO"/>
+              </w:rPr>
+              <w:t>Puente de comunicación que permite a las demás partes de la aplicación consultar la información de los productos.</w:t>
+            </w:r>
+            <w:r>
+              <w:rPr>
+                <w:lang w:eastAsia="es-CO"/>
+              </w:rPr>
+              <w:t xml:space="preserve"> </w:t>
+            </w:r>
+          </w:p>
+          <w:p>
+            <w:pPr>
+              <w:pStyle w:val="textotablas"/>
+              <w:rPr>
+                <w:lang w:eastAsia="es-CO"/>
+              </w:rPr>
+            </w:pPr>
+          </w:p>
+        </w:tc>
+      </w:tr>
+      <w:tr>
+        <w:tc>
+          <w:tcPr>
+            <w:tcW w:w="0" w:type="auto"/>
+            <w:hideMark/>
+          </w:tcPr>
+          <w:p>
+            <w:pPr>
+              <w:pStyle w:val="textotablas"/>
+              <w:rPr>
+                <w:b/>
+                <w:bCs/>
+                <w:lang w:eastAsia="es-CO"/>
+              </w:rPr>
+            </w:pPr>
+            <w:proofErr w:type="spellStart"/>
+            <w:r>
+              <w:rPr>
+                <w:b/>
+                <w:bCs/>
+                <w:bdr w:val="none" w:sz="0" w:space="0" w:color="auto" w:frame="1"/>
+                <w:lang w:eastAsia="es-CO"/>
+              </w:rPr>
+              <w:t>Backend</w:t>
+            </w:r>
+            <w:proofErr w:type="spellEnd"/>
+          </w:p>
+        </w:tc>
+        <w:tc>
+          <w:tcPr>
+            <w:tcW w:w="0" w:type="auto"/>
+            <w:hideMark/>
+          </w:tcPr>
+          <w:p>
+            <w:pPr>
+              <w:pStyle w:val="textotablas"/>
+              <w:rPr>
+                <w:lang w:eastAsia="es-CO"/>
+              </w:rPr>
+            </w:pPr>
+            <w:r>
+              <w:rPr>
+                <w:bdr w:val="none" w:sz="0" w:space="0" w:color="auto" w:frame="1"/>
+                <w:lang w:eastAsia="es-CO"/>
+              </w:rPr>
+              <w:t>Capa de la arquitectura enfocada en la lógica de negocio y servidor, construida utilizando Java y Spring Boot.</w:t>
+            </w:r>
+            <w:r>
+              <w:rPr>
+                <w:lang w:eastAsia="es-CO"/>
+              </w:rPr>
+              <w:t xml:space="preserve"> </w:t>
+            </w:r>
+          </w:p>
+          <w:p>
+            <w:pPr>
+              <w:pStyle w:val="textotablas"/>
+              <w:rPr>
+                <w:lang w:eastAsia="es-CO"/>
+              </w:rPr>
+            </w:pPr>
+          </w:p>
+        </w:tc>
+        <w:tc>
+          <w:tcPr>
+            <w:tcW w:w="0" w:type="auto"/>
+            <w:hideMark/>
+          </w:tcPr>
+          <w:p>
+            <w:pPr>
+              <w:pStyle w:val="textotablas"/>
+              <w:rPr>
+                <w:lang w:eastAsia="es-CO"/>
+              </w:rPr>
+            </w:pPr>
+            <w:r>
+              <w:rPr>
+                <w:bdr w:val="none" w:sz="0" w:space="0" w:color="auto" w:frame="1"/>
+                <w:lang w:eastAsia="es-CO"/>
+              </w:rPr>
+              <w:t>Sistema interno e invisible donde se procesan, administran y envían los datos de la aplicación.</w:t>
+            </w:r>
+            <w:r>
+              <w:rPr>
+                <w:lang w:eastAsia="es-CO"/>
+              </w:rPr>
+              <w:t xml:space="preserve"> </w:t>
+            </w:r>
+          </w:p>
+          <w:p>
+            <w:pPr>
+              <w:pStyle w:val="textotablas"/>
+              <w:rPr>
+                <w:lang w:eastAsia="es-CO"/>
+              </w:rPr>
+            </w:pPr>
+          </w:p>
+        </w:tc>
+      </w:tr>
+      <w:tr>
+        <w:tc>
+          <w:tcPr>
+            <w:tcW w:w="0" w:type="auto"/>
+            <w:hideMark/>
+          </w:tcPr>
+          <w:p>
+            <w:pPr>
+              <w:pStyle w:val="textotablas"/>
+              <w:rPr>
+                <w:b/>
+                <w:bCs/>
+                <w:lang w:eastAsia="es-CO"/>
+              </w:rPr>
+            </w:pPr>
+            <w:r>
+              <w:rPr>
+                <w:b/>
+                <w:bCs/>
+                <w:bdr w:val="none" w:sz="0" w:space="0" w:color="auto" w:frame="1"/>
+                <w:lang w:eastAsia="es-CO"/>
+              </w:rPr>
+              <w:t>Catálogo de productos</w:t>
+            </w:r>
+          </w:p>
+        </w:tc>
+        <w:tc>
+          <w:tcPr>
+            <w:tcW w:w="0" w:type="auto"/>
+            <w:hideMark/>
+          </w:tcPr>
+          <w:p>
+            <w:pPr>
+              <w:pStyle w:val="textotablas"/>
+              <w:rPr>
+                <w:lang w:eastAsia="es-CO"/>
+              </w:rPr>
+            </w:pPr>
+            <w:r>
+              <w:rPr>
+                <w:bdr w:val="none" w:sz="0" w:space="0" w:color="auto" w:frame="1"/>
+                <w:lang w:eastAsia="es-CO"/>
+              </w:rPr>
+              <w:t>Módulo maestro que centraliza el portafolio de marcas y es consumido por otras células mediante contratos JSON.</w:t>
+            </w:r>
+            <w:r>
+              <w:rPr>
+                <w:lang w:eastAsia="es-CO"/>
+              </w:rPr>
+              <w:t xml:space="preserve"> </w:t>
+            </w:r>
+          </w:p>
+          <w:p>
+            <w:pPr>
+              <w:pStyle w:val="textotablas"/>
+              <w:rPr>
+                <w:lang w:eastAsia="es-CO"/>
+              </w:rPr>
+            </w:pPr>
+          </w:p>
+        </w:tc>
+        <w:tc>
+          <w:tcPr>
+            <w:tcW w:w="0" w:type="auto"/>
+            <w:hideMark/>
+          </w:tcPr>
+          <w:p>
+            <w:pPr>
+              <w:pStyle w:val="textotablas"/>
+              <w:rPr>
+                <w:lang w:eastAsia="es-CO"/>
+              </w:rPr>
+            </w:pPr>
+            <w:r>
+              <w:rPr>
+                <w:bdr w:val="none" w:sz="0" w:space="0" w:color="auto" w:frame="1"/>
+                <w:lang w:eastAsia="es-CO"/>
+              </w:rPr>
+              <w:t>Lista digital y organizada que contiene toda la información detallada de los ingredientes, marcas y tamaños.</w:t>
+            </w:r>
+            <w:r>
+              <w:rPr>
+                <w:lang w:eastAsia="es-CO"/>
+              </w:rPr>
+              <w:t xml:space="preserve"> </w:t>
+            </w:r>
+          </w:p>
+          <w:p>
+            <w:pPr>
+              <w:pStyle w:val="textotablas"/>
+              <w:rPr>
+                <w:lang w:eastAsia="es-CO"/>
+              </w:rPr>
+            </w:pPr>
+          </w:p>
+        </w:tc>
+      </w:tr>
+      <w:tr>
+        <w:tc>
+          <w:tcPr>
+            <w:tcW w:w="0" w:type="auto"/>
+            <w:hideMark/>
+          </w:tcPr>
+          <w:p>
+            <w:pPr>
+              <w:pStyle w:val="textotablas"/>
+              <w:rPr>
+                <w:b/>
+                <w:bCs/>
+                <w:lang w:eastAsia="es-CO"/>
+              </w:rPr>
+            </w:pPr>
+            <w:r>
+              <w:rPr>
+                <w:b/>
+                <w:bCs/>
+                <w:bdr w:val="none" w:sz="0" w:space="0" w:color="auto" w:frame="1"/>
+                <w:lang w:eastAsia="es-CO"/>
+              </w:rPr>
+              <w:t>Célula</w:t>
+            </w:r>
+          </w:p>
+        </w:tc>
+        <w:tc>
+          <w:tcPr>
+            <w:tcW w:w="0" w:type="auto"/>
+            <w:hideMark/>
+          </w:tcPr>
+          <w:p>
+            <w:pPr>
+              <w:pStyle w:val="textotablas"/>
+              <w:rPr>
+                <w:lang w:eastAsia="es-CO"/>
+              </w:rPr>
+            </w:pPr>
+            <w:r>
+              <w:rPr>
+                <w:bdr w:val="none" w:sz="0" w:space="0" w:color="auto" w:frame="1"/>
+                <w:lang w:eastAsia="es-CO"/>
+              </w:rPr>
+              <w:t>Equipo de desarrollo que trabaja bajo metodologías ágiles, encargado de construir componentes de extremo a extremo.</w:t>
+            </w:r>
+            <w:r>
+              <w:rPr>
+                <w:lang w:eastAsia="es-CO"/>
+              </w:rPr>
+              <w:t xml:space="preserve"> </w:t>
+            </w:r>
+          </w:p>
+          <w:p>
+            <w:pPr>
+              <w:pStyle w:val="textotablas"/>
+              <w:rPr>
+                <w:lang w:eastAsia="es-CO"/>
+              </w:rPr>
+            </w:pPr>
+          </w:p>
+        </w:tc>
+        <w:tc>
+          <w:tcPr>
+            <w:tcW w:w="0" w:type="auto"/>
+            <w:hideMark/>
+          </w:tcPr>
+          <w:p>
+            <w:pPr>
+              <w:pStyle w:val="textotablas"/>
+              <w:rPr>
+                <w:lang w:eastAsia="es-CO"/>
+              </w:rPr>
+            </w:pPr>
+            <w:r>
+              <w:rPr>
+                <w:bdr w:val="none" w:sz="0" w:space="0" w:color="auto" w:frame="1"/>
+                <w:lang w:eastAsia="es-CO"/>
+              </w:rPr>
+              <w:t>Grupo de personas asignadas para crear y hacer funcionar una sección específica del proyecto.</w:t>
+            </w:r>
+            <w:r>
+              <w:rPr>
+                <w:lang w:eastAsia="es-CO"/>
+              </w:rPr>
+              <w:t xml:space="preserve"> </w:t>
+            </w:r>
+          </w:p>
+          <w:p>
+            <w:pPr>
+              <w:pStyle w:val="textotablas"/>
+              <w:rPr>
+                <w:lang w:eastAsia="es-CO"/>
+              </w:rPr>
+            </w:pPr>
+          </w:p>
+        </w:tc>
+      </w:tr>
+      <w:tr>
+        <w:tc>
+          <w:tcPr>
+            <w:tcW w:w="0" w:type="auto"/>
+            <w:hideMark/>
+          </w:tcPr>
+          <w:p>
+            <w:pPr>
+              <w:pStyle w:val="textotablas"/>
+              <w:rPr>
+                <w:b/>
+                <w:bCs/>
+                <w:lang w:eastAsia="es-CO"/>
+              </w:rPr>
+            </w:pPr>
+            <w:r>
+              <w:rPr>
+                <w:b/>
+                <w:bCs/>
+                <w:bdr w:val="none" w:sz="0" w:space="0" w:color="auto" w:frame="1"/>
+                <w:lang w:eastAsia="es-CO"/>
+              </w:rPr>
+              <w:t>CRUD</w:t>
+            </w:r>
+          </w:p>
+        </w:tc>
+        <w:tc>
+          <w:tcPr>
+            <w:tcW w:w="0" w:type="auto"/>
+            <w:hideMark/>
+          </w:tcPr>
+          <w:p>
+            <w:pPr>
+              <w:pStyle w:val="textotablas"/>
+              <w:rPr>
+                <w:lang w:eastAsia="es-CO"/>
+              </w:rPr>
+            </w:pPr>
+            <w:r>
+              <w:rPr>
+                <w:bdr w:val="none" w:sz="0" w:space="0" w:color="auto" w:frame="1"/>
+                <w:lang w:eastAsia="es-CO"/>
+              </w:rPr>
+              <w:t>Acrónimo de las operaciones de persistencia de datos implementadas en el sistema: Crear, Leer, Actualizar y Eliminar.</w:t>
+            </w:r>
+            <w:r>
+              <w:rPr>
+                <w:lang w:eastAsia="es-CO"/>
+              </w:rPr>
+              <w:t xml:space="preserve"> </w:t>
+            </w:r>
+          </w:p>
+          <w:p>
+            <w:pPr>
+              <w:pStyle w:val="textotablas"/>
+              <w:rPr>
+                <w:lang w:eastAsia="es-CO"/>
+              </w:rPr>
+            </w:pPr>
+          </w:p>
+        </w:tc>
+        <w:tc>
+          <w:tcPr>
+            <w:tcW w:w="0" w:type="auto"/>
+            <w:hideMark/>
+          </w:tcPr>
+          <w:p>
+            <w:pPr>
+              <w:pStyle w:val="textotablas"/>
+              <w:rPr>
+                <w:lang w:eastAsia="es-CO"/>
+              </w:rPr>
+            </w:pPr>
+            <w:r>
+              <w:rPr>
+                <w:bdr w:val="none" w:sz="0" w:space="0" w:color="auto" w:frame="1"/>
+                <w:lang w:eastAsia="es-CO"/>
+              </w:rPr>
+              <w:t>Las cuatro acciones fundamentales que permiten agregar, ver, modificar o borrar información en el sistema.</w:t>
+            </w:r>
+            <w:r>
+              <w:rPr>
+                <w:lang w:eastAsia="es-CO"/>
+              </w:rPr>
+              <w:t xml:space="preserve"> </w:t>
+            </w:r>
+          </w:p>
+          <w:p>
+            <w:pPr>
+              <w:pStyle w:val="textotablas"/>
+              <w:rPr>
+                <w:lang w:eastAsia="es-CO"/>
+              </w:rPr>
+            </w:pPr>
+          </w:p>
+        </w:tc>
+      </w:tr>
+      <w:tr>
+        <w:tc>
+          <w:tcPr>
+            <w:tcW w:w="0" w:type="auto"/>
+            <w:hideMark/>
+          </w:tcPr>
+          <w:p>
+            <w:pPr>
+              <w:pStyle w:val="textotablas"/>
+              <w:rPr>
+                <w:b/>
+                <w:bCs/>
+                <w:lang w:eastAsia="es-CO"/>
+              </w:rPr>
+            </w:pPr>
+            <w:r>
+              <w:rPr>
+                <w:b/>
+                <w:bCs/>
+                <w:bdr w:val="none" w:sz="0" w:space="0" w:color="auto" w:frame="1"/>
+                <w:lang w:eastAsia="es-CO"/>
+              </w:rPr>
+              <w:lastRenderedPageBreak/>
+              <w:t>Datos maestros (Maestro de productos)</w:t>
+            </w:r>
+          </w:p>
+        </w:tc>
+        <w:tc>
+          <w:tcPr>
+            <w:tcW w:w="0" w:type="auto"/>
+            <w:hideMark/>
+          </w:tcPr>
+          <w:p>
+            <w:pPr>
+              <w:pStyle w:val="textotablas"/>
+              <w:rPr>
+                <w:lang w:eastAsia="es-CO"/>
+              </w:rPr>
+            </w:pPr>
+            <w:r>
+              <w:rPr>
+                <w:bdr w:val="none" w:sz="0" w:space="0" w:color="auto" w:frame="1"/>
+                <w:lang w:eastAsia="es-CO"/>
+              </w:rPr>
+              <w:t>Repositorio centralizado que consolida el portafolio como fuente única de verdad estructurada e independiente para consulta local.</w:t>
+            </w:r>
+            <w:r>
+              <w:rPr>
+                <w:lang w:eastAsia="es-CO"/>
+              </w:rPr>
+              <w:t xml:space="preserve"> </w:t>
+            </w:r>
+          </w:p>
+          <w:p>
+            <w:pPr>
+              <w:pStyle w:val="textotablas"/>
+              <w:rPr>
+                <w:lang w:eastAsia="es-CO"/>
+              </w:rPr>
+            </w:pPr>
+          </w:p>
+        </w:tc>
+        <w:tc>
+          <w:tcPr>
+            <w:tcW w:w="0" w:type="auto"/>
+            <w:hideMark/>
+          </w:tcPr>
+          <w:p>
+            <w:pPr>
+              <w:pStyle w:val="textotablas"/>
+              <w:rPr>
+                <w:lang w:eastAsia="es-CO"/>
+              </w:rPr>
+            </w:pPr>
+            <w:r>
+              <w:rPr>
+                <w:bdr w:val="none" w:sz="0" w:space="0" w:color="auto" w:frame="1"/>
+                <w:lang w:eastAsia="es-CO"/>
+              </w:rPr>
+              <w:t>Registro principal y unificado que contiene la información base de todas las marcas y productos para que el resto del sistema funcione correctamente.</w:t>
+            </w:r>
+            <w:r>
+              <w:rPr>
+                <w:lang w:eastAsia="es-CO"/>
+              </w:rPr>
+              <w:t xml:space="preserve"> </w:t>
+            </w:r>
+          </w:p>
+          <w:p>
+            <w:pPr>
+              <w:pStyle w:val="textotablas"/>
+              <w:rPr>
+                <w:lang w:eastAsia="es-CO"/>
+              </w:rPr>
+            </w:pPr>
+          </w:p>
+        </w:tc>
+      </w:tr>
+      <w:tr>
+        <w:tc>
+          <w:tcPr>
+            <w:tcW w:w="0" w:type="auto"/>
+            <w:hideMark/>
+          </w:tcPr>
+          <w:p>
+            <w:pPr>
+              <w:pStyle w:val="textotablas"/>
+              <w:rPr>
+                <w:b/>
+                <w:bCs/>
+                <w:lang w:eastAsia="es-CO"/>
+              </w:rPr>
+            </w:pPr>
+            <w:proofErr w:type="spellStart"/>
+            <w:r>
+              <w:rPr>
+                <w:b/>
+                <w:bCs/>
+                <w:bdr w:val="none" w:sz="0" w:space="0" w:color="auto" w:frame="1"/>
+                <w:lang w:eastAsia="es-CO"/>
+              </w:rPr>
+              <w:t>Endpoints</w:t>
+            </w:r>
+            <w:proofErr w:type="spellEnd"/>
+          </w:p>
+        </w:tc>
+        <w:tc>
+          <w:tcPr>
+            <w:tcW w:w="0" w:type="auto"/>
+            <w:hideMark/>
+          </w:tcPr>
+          <w:p>
+            <w:pPr>
+              <w:pStyle w:val="textotablas"/>
+              <w:rPr>
+                <w:lang w:eastAsia="es-CO"/>
+              </w:rPr>
+            </w:pPr>
+            <w:r>
+              <w:rPr>
+                <w:bdr w:val="none" w:sz="0" w:space="0" w:color="auto" w:frame="1"/>
+                <w:lang w:eastAsia="es-CO"/>
+              </w:rPr>
+              <w:t>Puntos de acceso de la API REST que exponen las operaciones de datos y están protegidos mediante validaciones con tokens JWT.</w:t>
+            </w:r>
+            <w:r>
+              <w:rPr>
+                <w:lang w:eastAsia="es-CO"/>
+              </w:rPr>
+              <w:t xml:space="preserve"> </w:t>
+            </w:r>
+          </w:p>
+          <w:p>
+            <w:pPr>
+              <w:pStyle w:val="textotablas"/>
+              <w:rPr>
+                <w:lang w:eastAsia="es-CO"/>
+              </w:rPr>
+            </w:pPr>
+          </w:p>
+        </w:tc>
+        <w:tc>
+          <w:tcPr>
+            <w:tcW w:w="0" w:type="auto"/>
+            <w:hideMark/>
+          </w:tcPr>
+          <w:p>
+            <w:pPr>
+              <w:pStyle w:val="textotablas"/>
+              <w:rPr>
+                <w:lang w:eastAsia="es-CO"/>
+              </w:rPr>
+            </w:pPr>
+            <w:r>
+              <w:rPr>
+                <w:bdr w:val="none" w:sz="0" w:space="0" w:color="auto" w:frame="1"/>
+                <w:lang w:eastAsia="es-CO"/>
+              </w:rPr>
+              <w:t>Puertas o canales digitales específicos que permiten a las diferentes partes de la aplicación pedir o enviar información.</w:t>
+            </w:r>
+            <w:r>
+              <w:rPr>
+                <w:lang w:eastAsia="es-CO"/>
+              </w:rPr>
+              <w:t xml:space="preserve"> </w:t>
+            </w:r>
+          </w:p>
+          <w:p>
+            <w:pPr>
+              <w:pStyle w:val="textotablas"/>
+              <w:rPr>
+                <w:lang w:eastAsia="es-CO"/>
+              </w:rPr>
+            </w:pPr>
+          </w:p>
+        </w:tc>
+      </w:tr>
+      <w:tr>
+        <w:tc>
+          <w:tcPr>
+            <w:tcW w:w="0" w:type="auto"/>
+            <w:hideMark/>
+          </w:tcPr>
+          <w:p>
+            <w:pPr>
+              <w:pStyle w:val="textotablas"/>
+              <w:rPr>
+                <w:b/>
+                <w:bCs/>
+                <w:lang w:eastAsia="es-CO"/>
+              </w:rPr>
+            </w:pPr>
+            <w:proofErr w:type="spellStart"/>
+            <w:r>
+              <w:rPr>
+                <w:b/>
+                <w:bCs/>
+                <w:bdr w:val="none" w:sz="0" w:space="0" w:color="auto" w:frame="1"/>
+                <w:lang w:eastAsia="es-CO"/>
+              </w:rPr>
+              <w:t>Frontend</w:t>
+            </w:r>
+            <w:proofErr w:type="spellEnd"/>
+          </w:p>
+        </w:tc>
+        <w:tc>
+          <w:tcPr>
+            <w:tcW w:w="0" w:type="auto"/>
+            <w:hideMark/>
+          </w:tcPr>
+          <w:p>
+            <w:pPr>
+              <w:pStyle w:val="textotablas"/>
+              <w:rPr>
+                <w:lang w:eastAsia="es-CO"/>
+              </w:rPr>
+            </w:pPr>
+            <w:r>
+              <w:rPr>
+                <w:bdr w:val="none" w:sz="0" w:space="0" w:color="auto" w:frame="1"/>
+                <w:lang w:eastAsia="es-CO"/>
+              </w:rPr>
+              <w:t xml:space="preserve">Capa de presentación y de interfaz de usuario desarrollada como una </w:t>
+            </w:r>
+            <w:proofErr w:type="gramStart"/>
+            <w:r>
+              <w:rPr>
+                <w:bdr w:val="none" w:sz="0" w:space="0" w:color="auto" w:frame="1"/>
+                <w:lang w:eastAsia="es-CO"/>
+              </w:rPr>
+              <w:t>Single</w:t>
+            </w:r>
+            <w:proofErr w:type="gramEnd"/>
+            <w:r>
+              <w:rPr>
+                <w:bdr w:val="none" w:sz="0" w:space="0" w:color="auto" w:frame="1"/>
+                <w:lang w:eastAsia="es-CO"/>
+              </w:rPr>
+              <w:t xml:space="preserve"> Page </w:t>
+            </w:r>
+            <w:proofErr w:type="spellStart"/>
+            <w:r>
+              <w:rPr>
+                <w:bdr w:val="none" w:sz="0" w:space="0" w:color="auto" w:frame="1"/>
+                <w:lang w:eastAsia="es-CO"/>
+              </w:rPr>
+              <w:t>Application</w:t>
+            </w:r>
+            <w:proofErr w:type="spellEnd"/>
+            <w:r>
+              <w:rPr>
+                <w:bdr w:val="none" w:sz="0" w:space="0" w:color="auto" w:frame="1"/>
+                <w:lang w:eastAsia="es-CO"/>
+              </w:rPr>
+              <w:t xml:space="preserve"> (SPA) mediante </w:t>
+            </w:r>
+            <w:proofErr w:type="spellStart"/>
+            <w:r>
+              <w:rPr>
+                <w:bdr w:val="none" w:sz="0" w:space="0" w:color="auto" w:frame="1"/>
+                <w:lang w:eastAsia="es-CO"/>
+              </w:rPr>
+              <w:t>React</w:t>
+            </w:r>
+            <w:proofErr w:type="spellEnd"/>
+            <w:r>
+              <w:rPr>
+                <w:bdr w:val="none" w:sz="0" w:space="0" w:color="auto" w:frame="1"/>
+                <w:lang w:eastAsia="es-CO"/>
+              </w:rPr>
+              <w:t>.</w:t>
+            </w:r>
+            <w:r>
+              <w:rPr>
+                <w:lang w:eastAsia="es-CO"/>
+              </w:rPr>
+              <w:t xml:space="preserve"> </w:t>
+            </w:r>
+          </w:p>
+          <w:p>
+            <w:pPr>
+              <w:pStyle w:val="textotablas"/>
+              <w:rPr>
+                <w:lang w:eastAsia="es-CO"/>
+              </w:rPr>
+            </w:pPr>
+          </w:p>
+        </w:tc>
+        <w:tc>
+          <w:tcPr>
+            <w:tcW w:w="0" w:type="auto"/>
+            <w:hideMark/>
+          </w:tcPr>
+          <w:p>
+            <w:pPr>
+              <w:pStyle w:val="textotablas"/>
+              <w:rPr>
+                <w:lang w:eastAsia="es-CO"/>
+              </w:rPr>
+            </w:pPr>
+            <w:r>
+              <w:rPr>
+                <w:bdr w:val="none" w:sz="0" w:space="0" w:color="auto" w:frame="1"/>
+                <w:lang w:eastAsia="es-CO"/>
+              </w:rPr>
+              <w:t>La parte visual, estética e interactiva de la aplicación que los usuarios ven y utilizan en sus pantallas.</w:t>
+            </w:r>
+            <w:r>
+              <w:rPr>
+                <w:lang w:eastAsia="es-CO"/>
+              </w:rPr>
+              <w:t xml:space="preserve"> </w:t>
+            </w:r>
+          </w:p>
+          <w:p>
+            <w:pPr>
+              <w:pStyle w:val="textotablas"/>
+              <w:rPr>
+                <w:lang w:eastAsia="es-CO"/>
+              </w:rPr>
+            </w:pPr>
+          </w:p>
+        </w:tc>
+      </w:tr>
+      <w:tr>
+        <w:tc>
+          <w:tcPr>
+            <w:tcW w:w="0" w:type="auto"/>
+            <w:hideMark/>
+          </w:tcPr>
+          <w:p>
+            <w:pPr>
+              <w:pStyle w:val="textotablas"/>
+              <w:rPr>
+                <w:b/>
+                <w:bCs/>
+                <w:lang w:eastAsia="es-CO"/>
+              </w:rPr>
+            </w:pPr>
+            <w:r>
+              <w:rPr>
+                <w:b/>
+                <w:bCs/>
+                <w:bdr w:val="none" w:sz="0" w:space="0" w:color="auto" w:frame="1"/>
+                <w:lang w:eastAsia="es-CO"/>
+              </w:rPr>
+              <w:t>JSON</w:t>
+            </w:r>
+          </w:p>
+        </w:tc>
+        <w:tc>
+          <w:tcPr>
+            <w:tcW w:w="0" w:type="auto"/>
+            <w:hideMark/>
+          </w:tcPr>
+          <w:p>
+            <w:pPr>
+              <w:pStyle w:val="textotablas"/>
+              <w:rPr>
+                <w:lang w:eastAsia="es-CO"/>
+              </w:rPr>
+            </w:pPr>
+            <w:r>
+              <w:rPr>
+                <w:bdr w:val="none" w:sz="0" w:space="0" w:color="auto" w:frame="1"/>
+                <w:lang w:eastAsia="es-CO"/>
+              </w:rPr>
+              <w:t>Formato de serialización de texto empleado como contrato de datos para asegurar la interoperabilidad del sistema.</w:t>
+            </w:r>
+            <w:r>
+              <w:rPr>
+                <w:lang w:eastAsia="es-CO"/>
+              </w:rPr>
+              <w:t xml:space="preserve"> </w:t>
+            </w:r>
+          </w:p>
+          <w:p>
+            <w:pPr>
+              <w:pStyle w:val="textotablas"/>
+              <w:rPr>
+                <w:lang w:eastAsia="es-CO"/>
+              </w:rPr>
+            </w:pPr>
+          </w:p>
+        </w:tc>
+        <w:tc>
+          <w:tcPr>
+            <w:tcW w:w="0" w:type="auto"/>
+            <w:hideMark/>
+          </w:tcPr>
+          <w:p>
+            <w:pPr>
+              <w:pStyle w:val="textotablas"/>
+              <w:rPr>
+                <w:lang w:eastAsia="es-CO"/>
+              </w:rPr>
+            </w:pPr>
+            <w:r>
+              <w:rPr>
+                <w:bdr w:val="none" w:sz="0" w:space="0" w:color="auto" w:frame="1"/>
+                <w:lang w:eastAsia="es-CO"/>
+              </w:rPr>
+              <w:t>Forma estándar y sencilla de escribir la información para que los diferentes programas puedan entenderla y compartirla.</w:t>
+            </w:r>
+            <w:r>
+              <w:rPr>
+                <w:lang w:eastAsia="es-CO"/>
+              </w:rPr>
+              <w:t xml:space="preserve"> </w:t>
+            </w:r>
+          </w:p>
+          <w:p>
+            <w:pPr>
+              <w:pStyle w:val="textotablas"/>
+              <w:rPr>
+                <w:lang w:eastAsia="es-CO"/>
+              </w:rPr>
+            </w:pPr>
+          </w:p>
+        </w:tc>
+      </w:tr>
+      <w:tr>
+        <w:tc>
+          <w:tcPr>
+            <w:tcW w:w="0" w:type="auto"/>
+            <w:hideMark/>
+          </w:tcPr>
+          <w:p>
+            <w:pPr>
+              <w:pStyle w:val="textotablas"/>
+              <w:rPr>
+                <w:b/>
+                <w:bCs/>
+                <w:lang w:eastAsia="es-CO"/>
+              </w:rPr>
+            </w:pPr>
+            <w:r>
+              <w:rPr>
+                <w:b/>
+                <w:bCs/>
+                <w:bdr w:val="none" w:sz="0" w:space="0" w:color="auto" w:frame="1"/>
+                <w:lang w:eastAsia="es-CO"/>
+              </w:rPr>
+              <w:t>JWT (JSON Web Token)</w:t>
+            </w:r>
+          </w:p>
+        </w:tc>
+        <w:tc>
+          <w:tcPr>
+            <w:tcW w:w="0" w:type="auto"/>
+            <w:hideMark/>
+          </w:tcPr>
+          <w:p>
+            <w:pPr>
+              <w:pStyle w:val="textotablas"/>
+              <w:rPr>
+                <w:lang w:eastAsia="es-CO"/>
+              </w:rPr>
+            </w:pPr>
+            <w:r>
+              <w:rPr>
+                <w:bdr w:val="none" w:sz="0" w:space="0" w:color="auto" w:frame="1"/>
+                <w:lang w:eastAsia="es-CO"/>
+              </w:rPr>
+              <w:t xml:space="preserve">Estándar de seguridad basado en tokens Bearer para proteger y validar accesos a </w:t>
+            </w:r>
+            <w:proofErr w:type="spellStart"/>
+            <w:r>
+              <w:rPr>
+                <w:bdr w:val="none" w:sz="0" w:space="0" w:color="auto" w:frame="1"/>
+                <w:lang w:eastAsia="es-CO"/>
+              </w:rPr>
+              <w:t>endpoints</w:t>
+            </w:r>
+            <w:proofErr w:type="spellEnd"/>
+            <w:r>
+              <w:rPr>
+                <w:bdr w:val="none" w:sz="0" w:space="0" w:color="auto" w:frame="1"/>
+                <w:lang w:eastAsia="es-CO"/>
+              </w:rPr>
+              <w:t xml:space="preserve"> administrativos.</w:t>
+            </w:r>
+            <w:r>
+              <w:rPr>
+                <w:lang w:eastAsia="es-CO"/>
+              </w:rPr>
+              <w:t xml:space="preserve"> </w:t>
+            </w:r>
+          </w:p>
+          <w:p>
+            <w:pPr>
+              <w:pStyle w:val="textotablas"/>
+              <w:rPr>
+                <w:lang w:eastAsia="es-CO"/>
+              </w:rPr>
+            </w:pPr>
+          </w:p>
+        </w:tc>
+        <w:tc>
+          <w:tcPr>
+            <w:tcW w:w="0" w:type="auto"/>
+            <w:hideMark/>
+          </w:tcPr>
+          <w:p>
+            <w:pPr>
+              <w:pStyle w:val="textotablas"/>
+              <w:rPr>
+                <w:lang w:eastAsia="es-CO"/>
+              </w:rPr>
+            </w:pPr>
+            <w:r>
+              <w:rPr>
+                <w:bdr w:val="none" w:sz="0" w:space="0" w:color="auto" w:frame="1"/>
+                <w:lang w:eastAsia="es-CO"/>
+              </w:rPr>
+              <w:t>Llave de seguridad digital que asegura que solo las personas autorizadas puedan modificar la información del catálogo.</w:t>
+            </w:r>
+            <w:r>
+              <w:rPr>
+                <w:lang w:eastAsia="es-CO"/>
+              </w:rPr>
+              <w:t xml:space="preserve"> </w:t>
+            </w:r>
+          </w:p>
+          <w:p>
+            <w:pPr>
+              <w:pStyle w:val="textotablas"/>
+              <w:rPr>
+                <w:lang w:eastAsia="es-CO"/>
+              </w:rPr>
+            </w:pPr>
+          </w:p>
+        </w:tc>
+      </w:tr>
+      <w:tr>
+        <w:tc>
+          <w:tcPr>
+            <w:tcW w:w="0" w:type="auto"/>
+            <w:hideMark/>
+          </w:tcPr>
+          <w:p>
+            <w:pPr>
+              <w:pStyle w:val="textotablas"/>
+              <w:rPr>
+                <w:b/>
+                <w:bCs/>
+                <w:lang w:eastAsia="es-CO"/>
+              </w:rPr>
+            </w:pPr>
+            <w:r>
+              <w:rPr>
+                <w:b/>
+                <w:bCs/>
+                <w:bdr w:val="none" w:sz="0" w:space="0" w:color="auto" w:frame="1"/>
+                <w:lang w:eastAsia="es-CO"/>
+              </w:rPr>
+              <w:t>Local Storage</w:t>
+            </w:r>
+          </w:p>
+        </w:tc>
+        <w:tc>
+          <w:tcPr>
+            <w:tcW w:w="0" w:type="auto"/>
+            <w:hideMark/>
+          </w:tcPr>
+          <w:p>
+            <w:pPr>
+              <w:pStyle w:val="textotablas"/>
+              <w:rPr>
+                <w:lang w:eastAsia="es-CO"/>
+              </w:rPr>
+            </w:pPr>
+            <w:r>
+              <w:rPr>
+                <w:bdr w:val="none" w:sz="0" w:space="0" w:color="auto" w:frame="1"/>
+                <w:lang w:eastAsia="es-CO"/>
+              </w:rPr>
+              <w:t>Mecanismo de la API de Web Storage utilizado para almacenar, leer, actualizar y eliminar datos temporalmente en el navegador del cliente.</w:t>
+            </w:r>
+            <w:r>
+              <w:rPr>
+                <w:lang w:eastAsia="es-CO"/>
+              </w:rPr>
+              <w:t xml:space="preserve"> </w:t>
+            </w:r>
+          </w:p>
+          <w:p>
+            <w:pPr>
+              <w:pStyle w:val="textotablas"/>
+              <w:rPr>
+                <w:lang w:eastAsia="es-CO"/>
+              </w:rPr>
+            </w:pPr>
+          </w:p>
+        </w:tc>
+        <w:tc>
+          <w:tcPr>
+            <w:tcW w:w="0" w:type="auto"/>
+            <w:hideMark/>
+          </w:tcPr>
+          <w:p>
+            <w:pPr>
+              <w:pStyle w:val="textotablas"/>
+              <w:rPr>
+                <w:lang w:eastAsia="es-CO"/>
+              </w:rPr>
+            </w:pPr>
+            <w:r>
+              <w:rPr>
+                <w:bdr w:val="none" w:sz="0" w:space="0" w:color="auto" w:frame="1"/>
+                <w:lang w:eastAsia="es-CO"/>
+              </w:rPr>
+              <w:t>Memoria interna del navegador web que guarda información temporalmente para que la página cargue rápido y no pierda datos al recargarse.</w:t>
+            </w:r>
+            <w:r>
+              <w:rPr>
+                <w:lang w:eastAsia="es-CO"/>
+              </w:rPr>
+              <w:t xml:space="preserve"> </w:t>
+            </w:r>
+          </w:p>
+          <w:p>
+            <w:pPr>
+              <w:pStyle w:val="textotablas"/>
+              <w:rPr>
+                <w:lang w:eastAsia="es-CO"/>
+              </w:rPr>
+            </w:pPr>
+          </w:p>
+        </w:tc>
+      </w:tr>
+      <w:tr>
+        <w:tc>
+          <w:tcPr>
+            <w:tcW w:w="0" w:type="auto"/>
+            <w:hideMark/>
+          </w:tcPr>
+          <w:p>
+            <w:pPr>
+              <w:pStyle w:val="textotablas"/>
+              <w:rPr>
+                <w:b/>
+                <w:bCs/>
+                <w:lang w:eastAsia="es-CO"/>
+              </w:rPr>
+            </w:pPr>
+            <w:r>
+              <w:rPr>
+                <w:b/>
+                <w:bCs/>
+                <w:bdr w:val="none" w:sz="0" w:space="0" w:color="auto" w:frame="1"/>
+                <w:lang w:eastAsia="es-CO"/>
+              </w:rPr>
+              <w:t>Modelo relacional</w:t>
+            </w:r>
+          </w:p>
+        </w:tc>
+        <w:tc>
+          <w:tcPr>
+            <w:tcW w:w="0" w:type="auto"/>
+            <w:hideMark/>
+          </w:tcPr>
+          <w:p>
+            <w:pPr>
+              <w:pStyle w:val="textotablas"/>
+              <w:rPr>
+                <w:lang w:eastAsia="es-CO"/>
+              </w:rPr>
+            </w:pPr>
+            <w:r>
+              <w:rPr>
+                <w:bdr w:val="none" w:sz="0" w:space="0" w:color="auto" w:frame="1"/>
+                <w:lang w:eastAsia="es-CO"/>
+              </w:rPr>
+              <w:t>Estructura lógica normalizada conformada por cinco tablas vinculadas estrictamente mediante claves primarias y foráneas.</w:t>
+            </w:r>
+            <w:r>
+              <w:rPr>
+                <w:lang w:eastAsia="es-CO"/>
+              </w:rPr>
+              <w:t xml:space="preserve"> </w:t>
+            </w:r>
+          </w:p>
+          <w:p>
+            <w:pPr>
+              <w:pStyle w:val="textotablas"/>
+              <w:rPr>
+                <w:lang w:eastAsia="es-CO"/>
+              </w:rPr>
+            </w:pPr>
+          </w:p>
+        </w:tc>
+        <w:tc>
+          <w:tcPr>
+            <w:tcW w:w="0" w:type="auto"/>
+            <w:hideMark/>
+          </w:tcPr>
+          <w:p>
+            <w:pPr>
+              <w:pStyle w:val="textotablas"/>
+              <w:rPr>
+                <w:lang w:eastAsia="es-CO"/>
+              </w:rPr>
+            </w:pPr>
+            <w:r>
+              <w:rPr>
+                <w:bdr w:val="none" w:sz="0" w:space="0" w:color="auto" w:frame="1"/>
+                <w:lang w:eastAsia="es-CO"/>
+              </w:rPr>
+              <w:t>Sistema de organización que conecta datos relacionados de forma ordenada, como enlazar un producto con su respectiva foto.</w:t>
+            </w:r>
+            <w:r>
+              <w:rPr>
+                <w:lang w:eastAsia="es-CO"/>
+              </w:rPr>
+              <w:t xml:space="preserve"> </w:t>
+            </w:r>
+          </w:p>
+          <w:p>
+            <w:pPr>
+              <w:pStyle w:val="textotablas"/>
+              <w:rPr>
+                <w:lang w:eastAsia="es-CO"/>
+              </w:rPr>
+            </w:pPr>
+          </w:p>
+        </w:tc>
+      </w:tr>
+      <w:tr>
+        <w:tc>
+          <w:tcPr>
+            <w:tcW w:w="0" w:type="auto"/>
+            <w:hideMark/>
+          </w:tcPr>
+          <w:p>
+            <w:pPr>
+              <w:pStyle w:val="textotablas"/>
+              <w:rPr>
+                <w:b/>
+                <w:bCs/>
+                <w:lang w:eastAsia="es-CO"/>
+              </w:rPr>
+            </w:pPr>
+            <w:proofErr w:type="spellStart"/>
+            <w:r>
+              <w:rPr>
+                <w:b/>
+                <w:bCs/>
+                <w:bdr w:val="none" w:sz="0" w:space="0" w:color="auto" w:frame="1"/>
+                <w:lang w:eastAsia="es-CO"/>
+              </w:rPr>
+              <w:t>React</w:t>
+            </w:r>
+            <w:proofErr w:type="spellEnd"/>
+          </w:p>
+        </w:tc>
+        <w:tc>
+          <w:tcPr>
+            <w:tcW w:w="0" w:type="auto"/>
+            <w:hideMark/>
+          </w:tcPr>
+          <w:p>
+            <w:pPr>
+              <w:pStyle w:val="textotablas"/>
+              <w:rPr>
+                <w:lang w:eastAsia="es-CO"/>
+              </w:rPr>
+            </w:pPr>
+            <w:r>
+              <w:rPr>
+                <w:bdr w:val="none" w:sz="0" w:space="0" w:color="auto" w:frame="1"/>
+                <w:lang w:eastAsia="es-CO"/>
+              </w:rPr>
+              <w:t>Framework de JavaScript implementado para la construcción de la vitrina interactiva, la ficha de detalles y el filtrado.</w:t>
+            </w:r>
+            <w:r>
+              <w:rPr>
+                <w:lang w:eastAsia="es-CO"/>
+              </w:rPr>
+              <w:t xml:space="preserve"> </w:t>
+            </w:r>
+          </w:p>
+          <w:p>
+            <w:pPr>
+              <w:pStyle w:val="textotablas"/>
+              <w:rPr>
+                <w:lang w:eastAsia="es-CO"/>
+              </w:rPr>
+            </w:pPr>
+          </w:p>
+        </w:tc>
+        <w:tc>
+          <w:tcPr>
+            <w:tcW w:w="0" w:type="auto"/>
+            <w:hideMark/>
+          </w:tcPr>
+          <w:p>
+            <w:pPr>
+              <w:pStyle w:val="textotablas"/>
+              <w:rPr>
+                <w:lang w:eastAsia="es-CO"/>
+              </w:rPr>
+            </w:pPr>
+            <w:r>
+              <w:rPr>
+                <w:bdr w:val="none" w:sz="0" w:space="0" w:color="auto" w:frame="1"/>
+                <w:lang w:eastAsia="es-CO"/>
+              </w:rPr>
+              <w:t>Herramienta tecnológica de diseño empleada para crear las pantallas, los botones y la visualización del catálogo.</w:t>
+            </w:r>
+            <w:r>
+              <w:rPr>
+                <w:lang w:eastAsia="es-CO"/>
+              </w:rPr>
+              <w:t xml:space="preserve"> </w:t>
+            </w:r>
+          </w:p>
+          <w:p>
+            <w:pPr>
+              <w:pStyle w:val="textotablas"/>
+              <w:rPr>
+                <w:lang w:eastAsia="es-CO"/>
+              </w:rPr>
+            </w:pPr>
+          </w:p>
+        </w:tc>
+      </w:tr>
+      <w:tr>
+        <w:tc>
+          <w:tcPr>
+            <w:tcW w:w="0" w:type="auto"/>
+            <w:hideMark/>
+          </w:tcPr>
+          <w:p>
+            <w:pPr>
+              <w:pStyle w:val="textotablas"/>
+              <w:rPr>
+                <w:b/>
+                <w:bCs/>
+                <w:lang w:eastAsia="es-CO"/>
+              </w:rPr>
+            </w:pPr>
+            <w:r>
+              <w:rPr>
+                <w:b/>
+                <w:bCs/>
+                <w:bdr w:val="none" w:sz="0" w:space="0" w:color="auto" w:frame="1"/>
+                <w:lang w:eastAsia="es-CO"/>
+              </w:rPr>
+              <w:lastRenderedPageBreak/>
+              <w:t>Spring Boot</w:t>
+            </w:r>
+          </w:p>
+        </w:tc>
+        <w:tc>
+          <w:tcPr>
+            <w:tcW w:w="0" w:type="auto"/>
+            <w:hideMark/>
+          </w:tcPr>
+          <w:p>
+            <w:pPr>
+              <w:pStyle w:val="textotablas"/>
+              <w:rPr>
+                <w:lang w:eastAsia="es-CO"/>
+              </w:rPr>
+            </w:pPr>
+            <w:r>
+              <w:rPr>
+                <w:bdr w:val="none" w:sz="0" w:space="0" w:color="auto" w:frame="1"/>
+                <w:lang w:eastAsia="es-CO"/>
+              </w:rPr>
+              <w:t xml:space="preserve">Framework de Java utilizado en el </w:t>
+            </w:r>
+            <w:proofErr w:type="spellStart"/>
+            <w:r>
+              <w:rPr>
+                <w:bdr w:val="none" w:sz="0" w:space="0" w:color="auto" w:frame="1"/>
+                <w:lang w:eastAsia="es-CO"/>
+              </w:rPr>
+              <w:t>backend</w:t>
+            </w:r>
+            <w:proofErr w:type="spellEnd"/>
+            <w:r>
+              <w:rPr>
+                <w:bdr w:val="none" w:sz="0" w:space="0" w:color="auto" w:frame="1"/>
+                <w:lang w:eastAsia="es-CO"/>
+              </w:rPr>
+              <w:t xml:space="preserve"> para la creación de servicios, controladores REST y lógica de paginación.</w:t>
+            </w:r>
+            <w:r>
+              <w:rPr>
+                <w:lang w:eastAsia="es-CO"/>
+              </w:rPr>
+              <w:t xml:space="preserve"> </w:t>
+            </w:r>
+          </w:p>
+          <w:p>
+            <w:pPr>
+              <w:pStyle w:val="textotablas"/>
+              <w:rPr>
+                <w:lang w:eastAsia="es-CO"/>
+              </w:rPr>
+            </w:pPr>
+          </w:p>
+        </w:tc>
+        <w:tc>
+          <w:tcPr>
+            <w:tcW w:w="0" w:type="auto"/>
+            <w:hideMark/>
+          </w:tcPr>
+          <w:p>
+            <w:pPr>
+              <w:pStyle w:val="textotablas"/>
+              <w:rPr>
+                <w:lang w:eastAsia="es-CO"/>
+              </w:rPr>
+            </w:pPr>
+            <w:r>
+              <w:rPr>
+                <w:bdr w:val="none" w:sz="0" w:space="0" w:color="auto" w:frame="1"/>
+                <w:lang w:eastAsia="es-CO"/>
+              </w:rPr>
+              <w:t>Herramienta de programación que ayuda al equipo a construir el motor principal y las reglas internas del sistema.</w:t>
+            </w:r>
+            <w:r>
+              <w:rPr>
+                <w:lang w:eastAsia="es-CO"/>
+              </w:rPr>
+              <w:t xml:space="preserve"> </w:t>
+            </w:r>
+          </w:p>
+          <w:p>
+            <w:pPr>
+              <w:pStyle w:val="textotablas"/>
+              <w:rPr>
+                <w:lang w:eastAsia="es-CO"/>
+              </w:rPr>
+            </w:pPr>
+          </w:p>
+          <w:p>
+            <w:pPr>
+              <w:pStyle w:val="textotablas"/>
+              <w:rPr>
+                <w:lang w:eastAsia="es-CO"/>
+              </w:rPr>
+            </w:pPr>
+          </w:p>
+          <w:p>
+            <w:pPr>
+              <w:pStyle w:val="textotablas"/>
+              <w:rPr>
+                <w:lang w:eastAsia="es-CO"/>
+              </w:rPr>
+            </w:pPr>
+          </w:p>
+        </w:tc>
+      </w:tr>
+      <w:tr>
+        <w:tc>
+          <w:tcPr>
+            <w:tcW w:w="0" w:type="auto"/>
+            <w:hideMark/>
+          </w:tcPr>
+          <w:p>
+            <w:pPr>
+              <w:pStyle w:val="textotablas"/>
+              <w:rPr>
+                <w:b/>
+                <w:bCs/>
+                <w:lang w:eastAsia="es-CO"/>
+              </w:rPr>
+            </w:pPr>
+            <w:r>
+              <w:rPr>
+                <w:b/>
+                <w:bCs/>
+                <w:bdr w:val="none" w:sz="0" w:space="0" w:color="auto" w:frame="1"/>
+                <w:lang w:eastAsia="es-CO"/>
+              </w:rPr>
+              <w:t>UML</w:t>
+            </w:r>
+          </w:p>
+        </w:tc>
+        <w:tc>
+          <w:tcPr>
+            <w:tcW w:w="0" w:type="auto"/>
+            <w:hideMark/>
+          </w:tcPr>
+          <w:p>
+            <w:pPr>
+              <w:pStyle w:val="textotablas"/>
+              <w:rPr>
+                <w:lang w:eastAsia="es-CO"/>
+              </w:rPr>
+            </w:pPr>
+            <w:r>
+              <w:rPr>
+                <w:bdr w:val="none" w:sz="0" w:space="0" w:color="auto" w:frame="1"/>
+                <w:lang w:eastAsia="es-CO"/>
+              </w:rPr>
+              <w:t>Lenguaje de modelado empleado en la fase de diseño para trazar conceptualmente los diagramas de clases y entidades.</w:t>
+            </w:r>
+            <w:r>
+              <w:rPr>
+                <w:lang w:eastAsia="es-CO"/>
+              </w:rPr>
+              <w:t xml:space="preserve"> </w:t>
+            </w:r>
+          </w:p>
+          <w:p>
+            <w:pPr>
+              <w:pStyle w:val="textotablas"/>
+              <w:rPr>
+                <w:lang w:eastAsia="es-CO"/>
+              </w:rPr>
+            </w:pPr>
+          </w:p>
+        </w:tc>
+        <w:tc>
+          <w:tcPr>
+            <w:tcW w:w="0" w:type="auto"/>
+            <w:hideMark/>
+          </w:tcPr>
+          <w:p>
+            <w:pPr>
+              <w:pStyle w:val="textotablas"/>
+              <w:rPr>
+                <w:lang w:eastAsia="es-CO"/>
+              </w:rPr>
+            </w:pPr>
+            <w:r>
+              <w:rPr>
+                <w:bdr w:val="none" w:sz="0" w:space="0" w:color="auto" w:frame="1"/>
+                <w:lang w:eastAsia="es-CO"/>
+              </w:rPr>
+              <w:t>Conjunto de esquemas o planos visuales que muestran cómo está diseñada, estructurada y conectada la aplicación por dentro.</w:t>
+            </w:r>
+            <w:r>
+              <w:rPr>
+                <w:lang w:eastAsia="es-CO"/>
+              </w:rPr>
+              <w:t xml:space="preserve"> </w:t>
+            </w:r>
+          </w:p>
+        </w:tc>
+      </w:tr>
+    </w:tbl>
     <w:p>
       <w:pPr>
         <w:rPr>
@@ -6104,34 +8991,63 @@
           <w:szCs w:val="24"/>
         </w:rPr>
       </w:pPr>
+      <w:bookmarkStart w:id="32" w:name="_Toc242109747"/>
       <w:r>
         <w:rPr>
           <w:rFonts w:cs="Times New Roman"/>
           <w:szCs w:val="24"/>
         </w:rPr>
         <w:lastRenderedPageBreak/>
-        <w:t>Reglamentación y condiciones legales</w:t>
-      </w:r>
-      <w:bookmarkEnd w:id="29"/>
-    </w:p>
-    <w:p>
-      <w:pPr>
+        <w:t xml:space="preserve">Reglamentación y </w:t>
+      </w:r>
+      <w:r>
         <w:rPr>
           <w:rFonts w:cs="Times New Roman"/>
-        </w:rPr>
-      </w:pPr>
-    </w:p>
-    <w:p>
-      <w:pPr>
+          <w:szCs w:val="24"/>
+        </w:rPr>
+        <w:t>C</w:t>
+      </w:r>
+      <w:r>
         <w:rPr>
           <w:rFonts w:cs="Times New Roman"/>
-        </w:rPr>
-      </w:pPr>
-    </w:p>
-    <w:p>
-      <w:pPr>
+          <w:szCs w:val="24"/>
+        </w:rPr>
+        <w:t xml:space="preserve">ondiciones </w:t>
+      </w:r>
+      <w:r>
         <w:rPr>
           <w:rFonts w:cs="Times New Roman"/>
+          <w:szCs w:val="24"/>
+        </w:rPr>
+        <w:t>L</w:t>
+      </w:r>
+      <w:r>
+        <w:rPr>
+          <w:rFonts w:cs="Times New Roman"/>
+          <w:szCs w:val="24"/>
+        </w:rPr>
+        <w:t>egales</w:t>
+      </w:r>
+      <w:bookmarkEnd w:id="32"/>
+    </w:p>
+    <w:p>
+      <w:pPr>
+        <w:rPr>
+          <w:rFonts w:cs="Times New Roman"/>
+        </w:rPr>
+      </w:pPr>
+    </w:p>
+    <w:p>
+      <w:pPr>
+        <w:rPr>
+          <w:rFonts w:cs="Times New Roman"/>
+        </w:rPr>
+      </w:pPr>
+    </w:p>
+    <w:p>
+      <w:pPr>
+        <w:rPr>
+          <w:rFonts w:cs="Times New Roman"/>
         </w:rPr>
       </w:pPr>
     </w:p>
@@ -6199,13 +9115,108 @@
       </w:pPr>
     </w:p>
     <w:sectPr>
-      <w:pgSz w:w="12240" w:h="15840"/>
-      <w:pgMar w:top="1417" w:right="1701" w:bottom="1417" w:left="1701" w:header="708" w:footer="708" w:gutter="0"/>
+      <w:pgSz w:w="15840" w:h="12240" w:orient="landscape" w:code="1"/>
+      <w:pgMar w:top="1440" w:right="1440" w:bottom="1440" w:left="1440" w:header="708" w:footer="708" w:gutter="0"/>
       <w:cols w:space="708"/>
       <w:docGrid w:linePitch="360"/>
     </w:sectPr>
   </w:body>
 </w:document>
+</file>
+
+<file path=word/endnotes.xml><?xml version="1.0" encoding="utf-8"?>
+<w:endnotes xmlns:wpc="http://schemas.microsoft.com/office/word/2010/wordprocessingCanvas" xmlns:cx="http://schemas.microsoft.com/office/drawing/2014/chartex" xmlns:cx1="http://schemas.microsoft.com/office/drawing/2015/9/8/chartex" xmlns:cx2="http://schemas.microsoft.com/office/drawing/2015/10/21/chartex" xmlns:cx3="http://schemas.microsoft.com/office/drawing/2016/5/9/chartex" xmlns:cx4="http://schemas.microsoft.com/office/drawing/2016/5/10/chartex" xmlns:cx5="http://schemas.microsoft.com/office/drawing/2016/5/11/chartex" xmlns:cx6="http://schemas.microsoft.com/office/drawing/2016/5/12/chartex" xmlns:cx7="http://schemas.microsoft.com/office/drawing/2016/5/13/chartex" xmlns:cx8="http://schemas.microsoft.com/office/drawing/2016/5/14/chartex" xmlns:mc="http://schemas.openxmlformats.org/markup-compatibility/2006" xmlns:aink="http://schemas.microsoft.com/office/drawing/2016/ink" xmlns:am3d="http://schemas.microsoft.com/office/drawing/2017/model3d" xmlns:o="urn:schemas-microsoft-com:office:office" xmlns:oel="http://schemas.microsoft.com/office/2019/extlst" xmlns:r="http://schemas.openxmlformats.org/officeDocument/2006/relationships" xmlns:m="http://schemas.openxmlformats.org/officeDocument/2006/math" xmlns:v="urn:schemas-microsoft-com:vml" xmlns:wp14="http://schemas.microsoft.com/office/word/2010/wordprocessingDrawing" xmlns:wp="http://schemas.openxmlformats.org/drawingml/2006/wordprocessingDrawing" xmlns:w10="urn:schemas-microsoft-com:office:word" xmlns:w="http://schemas.openxmlformats.org/wordprocessingml/2006/main" xmlns:w14="http://schemas.microsoft.com/office/word/2010/wordml" xmlns:w15="http://schemas.microsoft.com/office/word/2012/wordml" xmlns:w16cex="http://schemas.microsoft.com/office/word/2018/wordml/cex" xmlns:w16cid="http://schemas.microsoft.com/office/word/2016/wordml/cid" xmlns:w16="http://schemas.microsoft.com/office/word/2018/wordml" xmlns:w16du="http://schemas.microsoft.com/office/word/2023/wordml/word16du" xmlns:w16sdtdh="http://schemas.microsoft.com/office/word/2020/wordml/sdtdatahash" xmlns:w16sdtfl="http://schemas.microsoft.com/office/word/2024/wordml/sdtformatlock" xmlns:w16se="http://schemas.microsoft.com/office/word/2015/wordml/symex" xmlns:wpg="http://schemas.microsoft.com/office/word/2010/wordprocessingGroup" xmlns:wpi="http://schemas.microsoft.com/office/word/2010/wordprocessingInk" xmlns:wne="http://schemas.microsoft.com/office/word/2006/wordml" xmlns:wps="http://schemas.microsoft.com/office/word/2010/wordprocessingShape" mc:Ignorable="w14 w15 w16se w16cid w16 w16cex w16sdtdh w16sdtfl w16du wp14">
+  <w:endnote w:type="separator" w:id="-1">
+    <w:p>
+      <w:pPr>
+        <w:spacing w:line="240" w:lineRule="auto"/>
+      </w:pPr>
+      <w:r>
+        <w:separator/>
+      </w:r>
+    </w:p>
+  </w:endnote>
+  <w:endnote w:type="continuationSeparator" w:id="0">
+    <w:p>
+      <w:pPr>
+        <w:spacing w:line="240" w:lineRule="auto"/>
+      </w:pPr>
+      <w:r>
+        <w:continuationSeparator/>
+      </w:r>
+    </w:p>
+  </w:endnote>
+</w:endnotes>
+</file>
+
+<file path=word/footnotes.xml><?xml version="1.0" encoding="utf-8"?>
+<w:footnotes xmlns:wpc="http://schemas.microsoft.com/office/word/2010/wordprocessingCanvas" xmlns:cx="http://schemas.microsoft.com/office/drawing/2014/chartex" xmlns:cx1="http://schemas.microsoft.com/office/drawing/2015/9/8/chartex" xmlns:cx2="http://schemas.microsoft.com/office/drawing/2015/10/21/chartex" xmlns:cx3="http://schemas.microsoft.com/office/drawing/2016/5/9/chartex" xmlns:cx4="http://schemas.microsoft.com/office/drawing/2016/5/10/chartex" xmlns:cx5="http://schemas.microsoft.com/office/drawing/2016/5/11/chartex" xmlns:cx6="http://schemas.microsoft.com/office/drawing/2016/5/12/chartex" xmlns:cx7="http://schemas.microsoft.com/office/drawing/2016/5/13/chartex" xmlns:cx8="http://schemas.microsoft.com/office/drawing/2016/5/14/chartex" xmlns:mc="http://schemas.openxmlformats.org/markup-compatibility/2006" xmlns:aink="http://schemas.microsoft.com/office/drawing/2016/ink" xmlns:am3d="http://schemas.microsoft.com/office/drawing/2017/model3d" xmlns:o="urn:schemas-microsoft-com:office:office" xmlns:oel="http://schemas.microsoft.com/office/2019/extlst" xmlns:r="http://schemas.openxmlformats.org/officeDocument/2006/relationships" xmlns:m="http://schemas.openxmlformats.org/officeDocument/2006/math" xmlns:v="urn:schemas-microsoft-com:vml" xmlns:wp14="http://schemas.microsoft.com/office/word/2010/wordprocessingDrawing" xmlns:wp="http://schemas.openxmlformats.org/drawingml/2006/wordprocessingDrawing" xmlns:w10="urn:schemas-microsoft-com:office:word" xmlns:w="http://schemas.openxmlformats.org/wordprocessingml/2006/main" xmlns:w14="http://schemas.microsoft.com/office/word/2010/wordml" xmlns:w15="http://schemas.microsoft.com/office/word/2012/wordml" xmlns:w16cex="http://schemas.microsoft.com/office/word/2018/wordml/cex" xmlns:w16cid="http://schemas.microsoft.com/office/word/2016/wordml/cid" xmlns:w16="http://schemas.microsoft.com/office/word/2018/wordml" xmlns:w16du="http://schemas.microsoft.com/office/word/2023/wordml/word16du" xmlns:w16sdtdh="http://schemas.microsoft.com/office/word/2020/wordml/sdtdatahash" xmlns:w16sdtfl="http://schemas.microsoft.com/office/word/2024/wordml/sdtformatlock" xmlns:w16se="http://schemas.microsoft.com/office/word/2015/wordml/symex" xmlns:wpg="http://schemas.microsoft.com/office/word/2010/wordprocessingGroup" xmlns:wpi="http://schemas.microsoft.com/office/word/2010/wordprocessingInk" xmlns:wne="http://schemas.microsoft.com/office/word/2006/wordml" xmlns:wps="http://schemas.microsoft.com/office/word/2010/wordprocessingShape" mc:Ignorable="w14 w15 w16se w16cid w16 w16cex w16sdtdh w16sdtfl w16du wp14">
+  <w:footnote w:type="separator" w:id="-1">
+    <w:p>
+      <w:pPr>
+        <w:spacing w:line="240" w:lineRule="auto"/>
+      </w:pPr>
+      <w:r>
+        <w:separator/>
+      </w:r>
+    </w:p>
+  </w:footnote>
+  <w:footnote w:type="continuationSeparator" w:id="0">
+    <w:p>
+      <w:pPr>
+        <w:spacing w:line="240" w:lineRule="auto"/>
+      </w:pPr>
+      <w:r>
+        <w:continuationSeparator/>
+      </w:r>
+    </w:p>
+  </w:footnote>
+</w:footnotes>
+</file>
+
+<file path=word/header1.xml><?xml version="1.0" encoding="utf-8"?>
+<w:hdr xmlns:wpc="http://schemas.microsoft.com/office/word/2010/wordprocessingCanvas" xmlns:cx="http://schemas.microsoft.com/office/drawing/2014/chartex" xmlns:cx1="http://schemas.microsoft.com/office/drawing/2015/9/8/chartex" xmlns:cx2="http://schemas.microsoft.com/office/drawing/2015/10/21/chartex" xmlns:cx3="http://schemas.microsoft.com/office/drawing/2016/5/9/chartex" xmlns:cx4="http://schemas.microsoft.com/office/drawing/2016/5/10/chartex" xmlns:cx5="http://schemas.microsoft.com/office/drawing/2016/5/11/chartex" xmlns:cx6="http://schemas.microsoft.com/office/drawing/2016/5/12/chartex" xmlns:cx7="http://schemas.microsoft.com/office/drawing/2016/5/13/chartex" xmlns:cx8="http://schemas.microsoft.com/office/drawing/2016/5/14/chartex" xmlns:mc="http://schemas.openxmlformats.org/markup-compatibility/2006" xmlns:aink="http://schemas.microsoft.com/office/drawing/2016/ink" xmlns:am3d="http://schemas.microsoft.com/office/drawing/2017/model3d" xmlns:o="urn:schemas-microsoft-com:office:office" xmlns:oel="http://schemas.microsoft.com/office/2019/extlst" xmlns:r="http://schemas.openxmlformats.org/officeDocument/2006/relationships" xmlns:m="http://schemas.openxmlformats.org/officeDocument/2006/math" xmlns:v="urn:schemas-microsoft-com:vml" xmlns:wp14="http://schemas.microsoft.com/office/word/2010/wordprocessingDrawing" xmlns:wp="http://schemas.openxmlformats.org/drawingml/2006/wordprocessingDrawing" xmlns:w10="urn:schemas-microsoft-com:office:word" xmlns:w="http://schemas.openxmlformats.org/wordprocessingml/2006/main" xmlns:w14="http://schemas.microsoft.com/office/word/2010/wordml" xmlns:w15="http://schemas.microsoft.com/office/word/2012/wordml" xmlns:w16cex="http://schemas.microsoft.com/office/word/2018/wordml/cex" xmlns:w16cid="http://schemas.microsoft.com/office/word/2016/wordml/cid" xmlns:w16="http://schemas.microsoft.com/office/word/2018/wordml" xmlns:w16du="http://schemas.microsoft.com/office/word/2023/wordml/word16du" xmlns:w16sdtdh="http://schemas.microsoft.com/office/word/2020/wordml/sdtdatahash" xmlns:w16sdtfl="http://schemas.microsoft.com/office/word/2024/wordml/sdtformatlock" xmlns:w16se="http://schemas.microsoft.com/office/word/2015/wordml/symex" xmlns:wpg="http://schemas.microsoft.com/office/word/2010/wordprocessingGroup" xmlns:wpi="http://schemas.microsoft.com/office/word/2010/wordprocessingInk" xmlns:wne="http://schemas.microsoft.com/office/word/2006/wordml" xmlns:wps="http://schemas.microsoft.com/office/word/2010/wordprocessingShape" mc:Ignorable="w14 w15 w16se w16cid w16 w16cex w16sdtdh w16sdtfl w16du wp14">
+  <w:sdt>
+    <w:sdtPr>
+      <w:id w:val="-314337576"/>
+      <w:docPartObj>
+        <w:docPartGallery w:val="Page Numbers (Top of Page)"/>
+        <w:docPartUnique/>
+      </w:docPartObj>
+    </w:sdtPr>
+    <w:sdtContent>
+      <w:p>
+        <w:pPr>
+          <w:pStyle w:val="Encabezado"/>
+          <w:jc w:val="right"/>
+        </w:pPr>
+        <w:r>
+          <w:fldChar w:fldCharType="begin"/>
+        </w:r>
+        <w:r>
+          <w:instrText>PAGE   \* MERGEFORMAT</w:instrText>
+        </w:r>
+        <w:r>
+          <w:fldChar w:fldCharType="separate"/>
+        </w:r>
+        <w:r>
+          <w:rPr>
+            <w:lang w:val="es-ES"/>
+          </w:rPr>
+          <w:t>2</w:t>
+        </w:r>
+        <w:r>
+          <w:fldChar w:fldCharType="end"/>
+        </w:r>
+      </w:p>
+    </w:sdtContent>
+  </w:sdt>
+  <w:p>
+    <w:pPr>
+      <w:pStyle w:val="Encabezado"/>
+    </w:pPr>
+  </w:p>
+</w:hdr>
 </file>
 
 <file path=word/numbering.xml><?xml version="1.0" encoding="utf-8"?>
@@ -8703,7 +11714,7 @@
       <w:lvlText w:val=""/>
       <w:lvlJc w:val="left"/>
       <w:pPr>
-        <w:ind w:left="360" w:hanging="360"/>
+        <w:ind w:left="785" w:hanging="360"/>
       </w:pPr>
       <w:rPr>
         <w:rFonts w:ascii="Symbol" w:hAnsi="Symbol" w:hint="default"/>
@@ -10198,6 +13209,70 @@
       <w14:ligatures w14:val="none"/>
     </w:rPr>
   </w:style>
+  <w:style w:type="character" w:styleId="Mencinsinresolver">
+    <w:name w:val="Unresolved Mention"/>
+    <w:basedOn w:val="Fuentedeprrafopredeter"/>
+    <w:uiPriority w:val="99"/>
+    <w:semiHidden/>
+    <w:unhideWhenUsed/>
+    <w:rsid w:val="00381E37"/>
+    <w:rPr>
+      <w:color w:val="605E5C"/>
+      <w:shd w:val="clear" w:color="auto" w:fill="E1DFDD"/>
+    </w:rPr>
+  </w:style>
+  <w:style w:type="paragraph" w:styleId="Encabezado">
+    <w:name w:val="header"/>
+    <w:basedOn w:val="Normal"/>
+    <w:link w:val="EncabezadoCar"/>
+    <w:uiPriority w:val="99"/>
+    <w:unhideWhenUsed/>
+    <w:rsid w:val="005C173D"/>
+    <w:pPr>
+      <w:tabs>
+        <w:tab w:val="center" w:pos="4419"/>
+        <w:tab w:val="right" w:pos="8838"/>
+      </w:tabs>
+      <w:spacing w:line="240" w:lineRule="auto"/>
+    </w:pPr>
+  </w:style>
+  <w:style w:type="character" w:customStyle="1" w:styleId="EncabezadoCar">
+    <w:name w:val="Encabezado Car"/>
+    <w:basedOn w:val="Fuentedeprrafopredeter"/>
+    <w:link w:val="Encabezado"/>
+    <w:uiPriority w:val="99"/>
+    <w:rsid w:val="005C173D"/>
+    <w:rPr>
+      <w:rFonts w:ascii="Times New Roman" w:hAnsi="Times New Roman"/>
+      <w:color w:val="000000" w:themeColor="text1"/>
+    </w:rPr>
+  </w:style>
+  <w:style w:type="paragraph" w:styleId="Piedepgina">
+    <w:name w:val="footer"/>
+    <w:basedOn w:val="Normal"/>
+    <w:link w:val="PiedepginaCar"/>
+    <w:uiPriority w:val="99"/>
+    <w:unhideWhenUsed/>
+    <w:rsid w:val="005C173D"/>
+    <w:pPr>
+      <w:tabs>
+        <w:tab w:val="center" w:pos="4419"/>
+        <w:tab w:val="right" w:pos="8838"/>
+      </w:tabs>
+      <w:spacing w:line="240" w:lineRule="auto"/>
+    </w:pPr>
+  </w:style>
+  <w:style w:type="character" w:customStyle="1" w:styleId="PiedepginaCar">
+    <w:name w:val="Pie de página Car"/>
+    <w:basedOn w:val="Fuentedeprrafopredeter"/>
+    <w:link w:val="Piedepgina"/>
+    <w:uiPriority w:val="99"/>
+    <w:rsid w:val="005C173D"/>
+    <w:rPr>
+      <w:rFonts w:ascii="Times New Roman" w:hAnsi="Times New Roman"/>
+      <w:color w:val="000000" w:themeColor="text1"/>
+    </w:rPr>
+  </w:style>
 </w:styles>
 </file>
 
